--- a/SQL Learning Guide Book.docx
+++ b/SQL Learning Guide Book.docx
@@ -5,12 +5,15 @@
     <w:p>
       <w:pPr>
         <w:spacing w:before="240" w:line="288" w:lineRule="auto"/>
+        <w:rPr>
+          <w:sz w:val="16"/>
+        </w:rPr>
       </w:pPr>
       <w:bookmarkStart w:id="0" w:name="comprehensive_sql_learning_guide"/>
       <w:r>
         <w:rPr>
           <w:b/>
-          <w:sz w:val="56"/>
+          <w:sz w:val="44"/>
         </w:rPr>
         <w:t>Comprehensive SQL Learning Guide</w:t>
       </w:r>
@@ -40,12 +43,15 @@
     <w:p>
       <w:pPr>
         <w:spacing w:before="240" w:line="271" w:lineRule="auto"/>
+        <w:rPr>
+          <w:sz w:val="20"/>
+        </w:rPr>
       </w:pPr>
       <w:bookmarkStart w:id="1" w:name="table_of_contents"/>
       <w:r>
         <w:rPr>
           <w:b/>
-          <w:sz w:val="42"/>
+          <w:sz w:val="40"/>
         </w:rPr>
         <w:t>Table of Contents</w:t>
       </w:r>
@@ -229,12 +235,15 @@
     <w:p>
       <w:pPr>
         <w:spacing w:before="240" w:line="288" w:lineRule="auto"/>
+        <w:rPr>
+          <w:sz w:val="18"/>
+        </w:rPr>
       </w:pPr>
       <w:bookmarkStart w:id="2" w:name="chapter_1_introduction_to_databases_sql"/>
       <w:r>
         <w:rPr>
           <w:b/>
-          <w:sz w:val="56"/>
+          <w:sz w:val="48"/>
         </w:rPr>
         <w:t>Chapter 1: Introduction to Databases &amp; SQL</w:t>
       </w:r>
@@ -290,7 +299,6 @@
         </w:numPr>
       </w:pPr>
       <w:r>
-        <w:lastRenderedPageBreak/>
         <w:t>Provide faster access to specific information</w:t>
       </w:r>
     </w:p>
@@ -324,6 +332,7 @@
         </w:numPr>
       </w:pPr>
       <w:r>
+        <w:lastRenderedPageBreak/>
         <w:t>Support complex data relationships</w:t>
       </w:r>
     </w:p>
@@ -909,16 +918,16 @@
           <w:b/>
           <w:sz w:val="33"/>
         </w:rPr>
+        <w:t>Relational Databases (RDBMS)</w:t>
+      </w:r>
+      <w:bookmarkEnd w:id="7"/>
+    </w:p>
+    <w:p>
+      <w:pPr>
+        <w:spacing w:after="210"/>
+      </w:pPr>
+      <w:r>
         <w:lastRenderedPageBreak/>
-        <w:t>Relational Databases (RDBMS)</w:t>
-      </w:r>
-      <w:bookmarkEnd w:id="7"/>
-    </w:p>
-    <w:p>
-      <w:pPr>
-        <w:spacing w:after="210"/>
-      </w:pPr>
-      <w:r>
         <w:t>Uses structured tables with predefined schemas. Data is organized in rows and columns with relationships between tables.</w:t>
       </w:r>
     </w:p>
@@ -1232,7 +1241,6 @@
         </w:numPr>
       </w:pPr>
       <w:r>
-        <w:lastRenderedPageBreak/>
         <w:t>Building predictive models</w:t>
       </w:r>
     </w:p>
@@ -1244,6 +1252,7 @@
         </w:numPr>
       </w:pPr>
       <w:r>
+        <w:lastRenderedPageBreak/>
         <w:t>Detecting trends and patterns</w:t>
       </w:r>
     </w:p>
@@ -1367,12 +1376,15 @@
     <w:p>
       <w:pPr>
         <w:spacing w:before="240" w:line="288" w:lineRule="auto"/>
+        <w:rPr>
+          <w:sz w:val="16"/>
+        </w:rPr>
       </w:pPr>
       <w:bookmarkStart w:id="15" w:name="chapter_2_sql_basics"/>
       <w:r>
         <w:rPr>
           <w:b/>
-          <w:sz w:val="56"/>
+          <w:sz w:val="44"/>
         </w:rPr>
         <w:t>Chapter 2: SQL Basics</w:t>
       </w:r>
@@ -1381,12 +1393,15 @@
     <w:p>
       <w:pPr>
         <w:spacing w:before="240" w:line="271" w:lineRule="auto"/>
+        <w:rPr>
+          <w:sz w:val="20"/>
+        </w:rPr>
       </w:pPr>
       <w:bookmarkStart w:id="16" w:name="sql_syntax_rules"/>
       <w:r>
         <w:rPr>
           <w:b/>
-          <w:sz w:val="42"/>
+          <w:sz w:val="40"/>
         </w:rPr>
         <w:t>SQL Syntax Rules</w:t>
       </w:r>
@@ -1399,6 +1414,8 @@
       <w:r>
         <w:t>SQL has consistent rules that help you write correct queries:</w:t>
       </w:r>
+      <w:bookmarkStart w:id="17" w:name="_GoBack"/>
+      <w:bookmarkEnd w:id="17"/>
     </w:p>
     <w:p>
       <w:pPr>
@@ -1486,7 +1503,7 @@
       <w:pPr>
         <w:spacing w:before="240" w:line="271" w:lineRule="auto"/>
       </w:pPr>
-      <w:bookmarkStart w:id="17" w:name="keywords_identifiers_and_data_types"/>
+      <w:bookmarkStart w:id="18" w:name="keywords_identifiers_and_data_types"/>
       <w:r>
         <w:rPr>
           <w:b/>
@@ -1494,13 +1511,13 @@
         </w:rPr>
         <w:t>Keywords, Identifiers, and Data Types</w:t>
       </w:r>
-      <w:bookmarkEnd w:id="17"/>
+      <w:bookmarkEnd w:id="18"/>
     </w:p>
     <w:p>
       <w:pPr>
         <w:spacing w:before="240" w:line="271" w:lineRule="auto"/>
       </w:pPr>
-      <w:bookmarkStart w:id="18" w:name="keywords"/>
+      <w:bookmarkStart w:id="19" w:name="keywords"/>
       <w:r>
         <w:rPr>
           <w:b/>
@@ -1508,7 +1525,7 @@
         </w:rPr>
         <w:t>Keywords</w:t>
       </w:r>
-      <w:bookmarkEnd w:id="18"/>
+      <w:bookmarkEnd w:id="19"/>
     </w:p>
     <w:p>
       <w:pPr>
@@ -1522,7 +1539,7 @@
       <w:pPr>
         <w:spacing w:before="240" w:line="271" w:lineRule="auto"/>
       </w:pPr>
-      <w:bookmarkStart w:id="19" w:name="identifiers"/>
+      <w:bookmarkStart w:id="20" w:name="identifiers"/>
       <w:r>
         <w:rPr>
           <w:b/>
@@ -1530,7 +1547,7 @@
         </w:rPr>
         <w:t>Identifiers</w:t>
       </w:r>
-      <w:bookmarkEnd w:id="19"/>
+      <w:bookmarkEnd w:id="20"/>
     </w:p>
     <w:p>
       <w:pPr>
@@ -1548,7 +1565,6 @@
         </w:numPr>
       </w:pPr>
       <w:r>
-        <w:lastRenderedPageBreak/>
         <w:t>Start with a letter or underscore</w:t>
       </w:r>
     </w:p>
@@ -1560,6 +1576,7 @@
         </w:numPr>
       </w:pPr>
       <w:r>
+        <w:lastRenderedPageBreak/>
         <w:t>Can contain letters, numbers, underscores</w:t>
       </w:r>
     </w:p>
@@ -1592,7 +1609,7 @@
       <w:pPr>
         <w:spacing w:before="240" w:line="271" w:lineRule="auto"/>
       </w:pPr>
-      <w:bookmarkStart w:id="20" w:name="common_data_types"/>
+      <w:bookmarkStart w:id="21" w:name="common_data_types"/>
       <w:r>
         <w:rPr>
           <w:b/>
@@ -1600,7 +1617,7 @@
         </w:rPr>
         <w:t>Common Data Types</w:t>
       </w:r>
-      <w:bookmarkEnd w:id="20"/>
+      <w:bookmarkEnd w:id="21"/>
     </w:p>
     <w:tbl>
       <w:tblPr>
@@ -2086,7 +2103,7 @@
       <w:pPr>
         <w:spacing w:before="240" w:line="271" w:lineRule="auto"/>
       </w:pPr>
-      <w:bookmarkStart w:id="21" w:name="comments_in_sql"/>
+      <w:bookmarkStart w:id="22" w:name="comments_in_sql"/>
       <w:r>
         <w:rPr>
           <w:b/>
@@ -2094,7 +2111,7 @@
         </w:rPr>
         <w:t>Comments in SQL</w:t>
       </w:r>
-      <w:bookmarkEnd w:id="21"/>
+      <w:bookmarkEnd w:id="22"/>
     </w:p>
     <w:p>
       <w:pPr>
@@ -2150,7 +2167,7 @@
       <w:pPr>
         <w:spacing w:before="240" w:line="271" w:lineRule="auto"/>
       </w:pPr>
-      <w:bookmarkStart w:id="22" w:name="core_sql_commands_overview"/>
+      <w:bookmarkStart w:id="23" w:name="core_sql_commands_overview"/>
       <w:r>
         <w:rPr>
           <w:b/>
@@ -2158,7 +2175,7 @@
         </w:rPr>
         <w:t>Core SQL Commands Overview</w:t>
       </w:r>
-      <w:bookmarkEnd w:id="22"/>
+      <w:bookmarkEnd w:id="23"/>
     </w:p>
     <w:p>
       <w:pPr>
@@ -2458,7 +2475,6 @@
           </w:tcPr>
           <w:p>
             <w:r>
-              <w:lastRenderedPageBreak/>
               <w:t>WHERE</w:t>
             </w:r>
           </w:p>
@@ -2510,6 +2526,7 @@
           </w:tcPr>
           <w:p>
             <w:r>
+              <w:lastRenderedPageBreak/>
               <w:t>ORDER BY</w:t>
             </w:r>
           </w:p>
@@ -2662,22 +2679,25 @@
     <w:p>
       <w:pPr>
         <w:spacing w:before="240" w:line="288" w:lineRule="auto"/>
-      </w:pPr>
-      <w:bookmarkStart w:id="23" w:name="chapter_3_data_definition_language_ddl"/>
-      <w:r>
-        <w:rPr>
-          <w:b/>
-          <w:sz w:val="56"/>
+        <w:rPr>
+          <w:sz w:val="18"/>
+        </w:rPr>
+      </w:pPr>
+      <w:bookmarkStart w:id="24" w:name="chapter_3_data_definition_language_ddl"/>
+      <w:r>
+        <w:rPr>
+          <w:b/>
+          <w:sz w:val="48"/>
         </w:rPr>
         <w:t>Chapter 3: Data Definition Language (DDL)</w:t>
       </w:r>
-      <w:bookmarkEnd w:id="23"/>
+      <w:bookmarkEnd w:id="24"/>
     </w:p>
     <w:p>
       <w:pPr>
         <w:spacing w:before="240" w:line="271" w:lineRule="auto"/>
       </w:pPr>
-      <w:bookmarkStart w:id="24" w:name="create_statement"/>
+      <w:bookmarkStart w:id="25" w:name="create_statement"/>
       <w:r>
         <w:rPr>
           <w:b/>
@@ -2685,7 +2705,7 @@
         </w:rPr>
         <w:t>CREATE Statement</w:t>
       </w:r>
-      <w:bookmarkEnd w:id="24"/>
+      <w:bookmarkEnd w:id="25"/>
     </w:p>
     <w:p>
       <w:pPr>
@@ -2848,7 +2868,7 @@
       <w:pPr>
         <w:spacing w:before="240" w:line="271" w:lineRule="auto"/>
       </w:pPr>
-      <w:bookmarkStart w:id="25" w:name="alter_statement"/>
+      <w:bookmarkStart w:id="26" w:name="alter_statement"/>
       <w:r>
         <w:rPr>
           <w:b/>
@@ -2856,7 +2876,7 @@
         </w:rPr>
         <w:t>ALTER Statement</w:t>
       </w:r>
-      <w:bookmarkEnd w:id="25"/>
+      <w:bookmarkEnd w:id="26"/>
     </w:p>
     <w:p>
       <w:pPr>
@@ -2893,26 +2913,26 @@
         <w:rPr>
           <w:b/>
         </w:rPr>
+        <w:t>Modify an Existing Column:</w:t>
+      </w:r>
+    </w:p>
+    <w:p>
+      <w:pPr>
+        <w:spacing w:after="210"/>
+      </w:pPr>
+      <w:r>
+        <w:t>ALTER TABLE employees MODIFY COLUMN salary DECIMAL(10,2);</w:t>
+      </w:r>
+    </w:p>
+    <w:p>
+      <w:pPr>
+        <w:spacing w:after="210"/>
+      </w:pPr>
+      <w:r>
+        <w:rPr>
+          <w:b/>
+        </w:rPr>
         <w:lastRenderedPageBreak/>
-        <w:t>Modify an Existing Column:</w:t>
-      </w:r>
-    </w:p>
-    <w:p>
-      <w:pPr>
-        <w:spacing w:after="210"/>
-      </w:pPr>
-      <w:r>
-        <w:t>ALTER TABLE employees MODIFY COLUMN salary DECIMAL(10,2);</w:t>
-      </w:r>
-    </w:p>
-    <w:p>
-      <w:pPr>
-        <w:spacing w:after="210"/>
-      </w:pPr>
-      <w:r>
-        <w:rPr>
-          <w:b/>
-        </w:rPr>
         <w:t>Drop a Column:</w:t>
       </w:r>
     </w:p>
@@ -2950,7 +2970,7 @@
       <w:pPr>
         <w:spacing w:before="240" w:line="271" w:lineRule="auto"/>
       </w:pPr>
-      <w:bookmarkStart w:id="26" w:name="drop_statement"/>
+      <w:bookmarkStart w:id="27" w:name="drop_statement"/>
       <w:r>
         <w:rPr>
           <w:b/>
@@ -2958,7 +2978,7 @@
         </w:rPr>
         <w:t>DROP Statement</w:t>
       </w:r>
-      <w:bookmarkEnd w:id="26"/>
+      <w:bookmarkEnd w:id="27"/>
     </w:p>
     <w:p>
       <w:pPr>
@@ -3013,7 +3033,7 @@
       <w:pPr>
         <w:spacing w:before="240" w:line="271" w:lineRule="auto"/>
       </w:pPr>
-      <w:bookmarkStart w:id="27" w:name="truncate_statement"/>
+      <w:bookmarkStart w:id="28" w:name="truncate_statement"/>
       <w:r>
         <w:rPr>
           <w:b/>
@@ -3021,7 +3041,7 @@
         </w:rPr>
         <w:t>TRUNCATE Statement</w:t>
       </w:r>
-      <w:bookmarkEnd w:id="27"/>
+      <w:bookmarkEnd w:id="28"/>
     </w:p>
     <w:p>
       <w:pPr>
@@ -3087,7 +3107,7 @@
       <w:pPr>
         <w:spacing w:before="240" w:line="271" w:lineRule="auto"/>
       </w:pPr>
-      <w:bookmarkStart w:id="28" w:name="table_design_best_practices"/>
+      <w:bookmarkStart w:id="29" w:name="table_design_best_practices"/>
       <w:r>
         <w:rPr>
           <w:b/>
@@ -3095,13 +3115,13 @@
         </w:rPr>
         <w:t>Table Design Best Practices</w:t>
       </w:r>
-      <w:bookmarkEnd w:id="28"/>
+      <w:bookmarkEnd w:id="29"/>
     </w:p>
     <w:p>
       <w:pPr>
         <w:spacing w:before="240" w:line="271" w:lineRule="auto"/>
       </w:pPr>
-      <w:bookmarkStart w:id="29" w:name="bm_1_choose_appropriate_data_types"/>
+      <w:bookmarkStart w:id="30" w:name="bm_1_choose_appropriate_data_types"/>
       <w:r>
         <w:rPr>
           <w:b/>
@@ -3109,7 +3129,7 @@
         </w:rPr>
         <w:t>1. Choose Appropriate Data Types</w:t>
       </w:r>
-      <w:bookmarkEnd w:id="29"/>
+      <w:bookmarkEnd w:id="30"/>
     </w:p>
     <w:p>
       <w:pPr>
@@ -3161,10 +3181,66 @@
       </w:r>
       <w:r>
         <w:br/>
+        <w:t>id VARCHAR(10),</w:t>
+      </w:r>
+      <w:r>
+        <w:br/>
+        <w:t>name VARCHAR(100),</w:t>
+      </w:r>
+      <w:r>
+        <w:br/>
+      </w:r>
+      <w:r>
+        <w:rPr>
+          <w:rFonts w:eastAsia="Georgia" w:hAnsi="Georgia" w:cs="Georgia"/>
+        </w:rPr>
+        <w:t>hire_date VARCHAR(20),</w:t>
+      </w:r>
+      <w:r>
+        <w:br/>
       </w:r>
       <w:r>
         <w:lastRenderedPageBreak/>
-        <w:t>id VARCHAR(10),</w:t>
+        <w:t>salary VARCHAR(20)</w:t>
+      </w:r>
+      <w:r>
+        <w:br/>
+        <w:t>);</w:t>
+      </w:r>
+    </w:p>
+    <w:p>
+      <w:pPr>
+        <w:spacing w:before="240" w:line="271" w:lineRule="auto"/>
+      </w:pPr>
+      <w:bookmarkStart w:id="31" w:name="bm_2_use_primary_keys"/>
+      <w:r>
+        <w:rPr>
+          <w:b/>
+          <w:sz w:val="33"/>
+        </w:rPr>
+        <w:t>2. Use Primary Keys</w:t>
+      </w:r>
+      <w:bookmarkEnd w:id="31"/>
+    </w:p>
+    <w:p>
+      <w:pPr>
+        <w:spacing w:after="210"/>
+      </w:pPr>
+      <w:r>
+        <w:t>-- Every table should have a unique identifier</w:t>
+      </w:r>
+      <w:r>
+        <w:br/>
+        <w:t>CREATE TABLE employees (</w:t>
+      </w:r>
+      <w:r>
+        <w:br/>
+      </w:r>
+      <w:r>
+        <w:rPr>
+          <w:rFonts w:eastAsia="Georgia" w:hAnsi="Georgia" w:cs="Georgia"/>
+        </w:rPr>
+        <w:t>employee_id INT PRIMARY KEY,</w:t>
       </w:r>
       <w:r>
         <w:br/>
@@ -3177,11 +3253,7 @@
         <w:rPr>
           <w:rFonts w:eastAsia="Georgia" w:hAnsi="Georgia" w:cs="Georgia"/>
         </w:rPr>
-        <w:t>hire_date VARCHAR(20),</w:t>
-      </w:r>
-      <w:r>
-        <w:br/>
-        <w:t>salary VARCHAR(20)</w:t>
+        <w:t>department_id INT</w:t>
       </w:r>
       <w:r>
         <w:br/>
@@ -3192,22 +3264,22 @@
       <w:pPr>
         <w:spacing w:before="240" w:line="271" w:lineRule="auto"/>
       </w:pPr>
-      <w:bookmarkStart w:id="30" w:name="bm_2_use_primary_keys"/>
+      <w:bookmarkStart w:id="32" w:name="bm_3_use_meaningful_column_names"/>
       <w:r>
         <w:rPr>
           <w:b/>
           <w:sz w:val="33"/>
         </w:rPr>
-        <w:t>2. Use Primary Keys</w:t>
-      </w:r>
-      <w:bookmarkEnd w:id="30"/>
-    </w:p>
-    <w:p>
-      <w:pPr>
-        <w:spacing w:after="210"/>
-      </w:pPr>
-      <w:r>
-        <w:t>-- Every table should have a unique identifier</w:t>
+        <w:t>3. Use Meaningful Column Names</w:t>
+      </w:r>
+      <w:bookmarkEnd w:id="32"/>
+    </w:p>
+    <w:p>
+      <w:pPr>
+        <w:spacing w:after="210"/>
+      </w:pPr>
+      <w:r>
+        <w:t>-- GOOD: Clear, descriptive names</w:t>
       </w:r>
       <w:r>
         <w:br/>
@@ -3220,6 +3292,142 @@
         <w:rPr>
           <w:rFonts w:eastAsia="Georgia" w:hAnsi="Georgia" w:cs="Georgia"/>
         </w:rPr>
+        <w:t>employee_id INT,</w:t>
+      </w:r>
+      <w:r>
+        <w:br/>
+      </w:r>
+      <w:r>
+        <w:rPr>
+          <w:rFonts w:eastAsia="Georgia" w:hAnsi="Georgia" w:cs="Georgia"/>
+        </w:rPr>
+        <w:t>first_name VARCHAR(50),</w:t>
+      </w:r>
+      <w:r>
+        <w:br/>
+      </w:r>
+      <w:r>
+        <w:rPr>
+          <w:rFonts w:eastAsia="Georgia" w:hAnsi="Georgia" w:cs="Georgia"/>
+        </w:rPr>
+        <w:t>last_name VARCHAR(50),</w:t>
+      </w:r>
+      <w:r>
+        <w:br/>
+      </w:r>
+      <w:r>
+        <w:rPr>
+          <w:rFonts w:eastAsia="Georgia" w:hAnsi="Georgia" w:cs="Georgia"/>
+        </w:rPr>
+        <w:t>employee_salary DECIMAL(10,2)</w:t>
+      </w:r>
+      <w:r>
+        <w:br/>
+        <w:t>);</w:t>
+      </w:r>
+    </w:p>
+    <w:p>
+      <w:pPr>
+        <w:spacing w:after="210"/>
+      </w:pPr>
+      <w:r>
+        <w:t>-- BAD: Unclear names</w:t>
+      </w:r>
+      <w:r>
+        <w:br/>
+        <w:t>CREATE TABLE emp (</w:t>
+      </w:r>
+      <w:r>
+        <w:br/>
+        <w:t>eid INT,</w:t>
+      </w:r>
+      <w:r>
+        <w:br/>
+        <w:t>fn VARCHAR(50),</w:t>
+      </w:r>
+      <w:r>
+        <w:br/>
+        <w:t>ln VARCHAR(50),</w:t>
+      </w:r>
+      <w:r>
+        <w:br/>
+        <w:t>sal DECIMAL(10,2)</w:t>
+      </w:r>
+      <w:r>
+        <w:br/>
+        <w:t>);</w:t>
+      </w:r>
+    </w:p>
+    <w:p>
+      <w:pPr>
+        <w:spacing w:before="240" w:line="271" w:lineRule="auto"/>
+      </w:pPr>
+      <w:bookmarkStart w:id="33" w:name="bm_4_normalize_your_data"/>
+      <w:r>
+        <w:rPr>
+          <w:b/>
+          <w:sz w:val="33"/>
+        </w:rPr>
+        <w:t>4. Normalize Your Data</w:t>
+      </w:r>
+      <w:bookmarkEnd w:id="33"/>
+    </w:p>
+    <w:p>
+      <w:pPr>
+        <w:spacing w:after="210"/>
+      </w:pPr>
+      <w:r>
+        <w:t>Organize data to minimize redundancy and improve consistency. Related data should be in separate tables with relationships.</w:t>
+      </w:r>
+    </w:p>
+    <w:p>
+      <w:pPr>
+        <w:spacing w:after="210"/>
+      </w:pPr>
+      <w:r>
+        <w:t>-- GOOD: Separate tables for departments and employees</w:t>
+      </w:r>
+      <w:r>
+        <w:br/>
+        <w:t>CREATE TABLE departments (</w:t>
+      </w:r>
+      <w:r>
+        <w:br/>
+      </w:r>
+      <w:r>
+        <w:rPr>
+          <w:rFonts w:eastAsia="Georgia" w:hAnsi="Georgia" w:cs="Georgia"/>
+        </w:rPr>
+        <w:t>department_id INT PRIMARY KEY,</w:t>
+      </w:r>
+      <w:r>
+        <w:br/>
+      </w:r>
+      <w:r>
+        <w:rPr>
+          <w:rFonts w:eastAsia="Georgia" w:hAnsi="Georgia" w:cs="Georgia"/>
+        </w:rPr>
+        <w:t>department_name VARCHAR(100)</w:t>
+      </w:r>
+      <w:r>
+        <w:br/>
+        <w:t>);</w:t>
+      </w:r>
+    </w:p>
+    <w:p>
+      <w:pPr>
+        <w:spacing w:after="210"/>
+      </w:pPr>
+      <w:r>
+        <w:t>CREATE TABLE employees (</w:t>
+      </w:r>
+      <w:r>
+        <w:br/>
+      </w:r>
+      <w:r>
+        <w:rPr>
+          <w:rFonts w:eastAsia="Georgia" w:hAnsi="Georgia" w:cs="Georgia"/>
+        </w:rPr>
         <w:t>employee_id INT PRIMARY KEY,</w:t>
       </w:r>
       <w:r>
@@ -3233,7 +3441,7 @@
         <w:rPr>
           <w:rFonts w:eastAsia="Georgia" w:hAnsi="Georgia" w:cs="Georgia"/>
         </w:rPr>
-        <w:t>department_id INT</w:t>
+        <w:t>department_id INT FOREIGN KEY REFERENCES departments(department_id)</w:t>
       </w:r>
       <w:r>
         <w:br/>
@@ -3242,264 +3450,74 @@
     </w:p>
     <w:p>
       <w:pPr>
+        <w:spacing w:after="210"/>
+      </w:pPr>
+      <w:r>
+        <w:t>-- BAD: Repeating department info in employees table</w:t>
+      </w:r>
+      <w:r>
+        <w:br/>
+        <w:t>CREATE TABLE employees (</w:t>
+      </w:r>
+      <w:r>
+        <w:br/>
+      </w:r>
+      <w:r>
+        <w:rPr>
+          <w:rFonts w:eastAsia="Georgia" w:hAnsi="Georgia" w:cs="Georgia"/>
+        </w:rPr>
+        <w:t>employee_id INT PRIMARY KEY,</w:t>
+      </w:r>
+      <w:r>
+        <w:br/>
+        <w:t>name VARCHAR(100),</w:t>
+      </w:r>
+      <w:r>
+        <w:br/>
+      </w:r>
+      <w:r>
+        <w:rPr>
+          <w:rFonts w:eastAsia="Georgia" w:hAnsi="Georgia" w:cs="Georgia"/>
+        </w:rPr>
+        <w:t>department_name VARCHAR(100),</w:t>
+      </w:r>
+      <w:r>
+        <w:br/>
+      </w:r>
+      <w:r>
+        <w:rPr>
+          <w:rFonts w:eastAsia="Georgia" w:hAnsi="Georgia" w:cs="Georgia"/>
+        </w:rPr>
+        <w:t>department_office VARCHAR(100),</w:t>
+      </w:r>
+      <w:r>
+        <w:br/>
+      </w:r>
+      <w:r>
+        <w:rPr>
+          <w:rFonts w:eastAsia="Georgia" w:hAnsi="Georgia" w:cs="Georgia"/>
+        </w:rPr>
+        <w:lastRenderedPageBreak/>
+        <w:t>department_budget INT</w:t>
+      </w:r>
+      <w:r>
+        <w:br/>
+        <w:t>);</w:t>
+      </w:r>
+    </w:p>
+    <w:p>
+      <w:pPr>
         <w:spacing w:before="240" w:line="271" w:lineRule="auto"/>
       </w:pPr>
-      <w:bookmarkStart w:id="31" w:name="bm_3_use_meaningful_column_names"/>
+      <w:bookmarkStart w:id="34" w:name="bm_5_set_constraints_appropriately"/>
       <w:r>
         <w:rPr>
           <w:b/>
           <w:sz w:val="33"/>
         </w:rPr>
-        <w:t>3. Use Meaningful Column Names</w:t>
-      </w:r>
-      <w:bookmarkEnd w:id="31"/>
-    </w:p>
-    <w:p>
-      <w:pPr>
-        <w:spacing w:after="210"/>
-      </w:pPr>
-      <w:r>
-        <w:t>-- GOOD: Clear, descriptive names</w:t>
-      </w:r>
-      <w:r>
-        <w:br/>
-        <w:t>CREATE TABLE employees (</w:t>
-      </w:r>
-      <w:r>
-        <w:br/>
-      </w:r>
-      <w:r>
-        <w:rPr>
-          <w:rFonts w:eastAsia="Georgia" w:hAnsi="Georgia" w:cs="Georgia"/>
-        </w:rPr>
-        <w:t>employee_id INT,</w:t>
-      </w:r>
-      <w:r>
-        <w:br/>
-      </w:r>
-      <w:r>
-        <w:rPr>
-          <w:rFonts w:eastAsia="Georgia" w:hAnsi="Georgia" w:cs="Georgia"/>
-        </w:rPr>
-        <w:t>first_name VARCHAR(50),</w:t>
-      </w:r>
-      <w:r>
-        <w:br/>
-      </w:r>
-      <w:r>
-        <w:rPr>
-          <w:rFonts w:eastAsia="Georgia" w:hAnsi="Georgia" w:cs="Georgia"/>
-        </w:rPr>
-        <w:t>last_name VARCHAR(50),</w:t>
-      </w:r>
-      <w:r>
-        <w:br/>
-      </w:r>
-      <w:r>
-        <w:rPr>
-          <w:rFonts w:eastAsia="Georgia" w:hAnsi="Georgia" w:cs="Georgia"/>
-        </w:rPr>
-        <w:t>employee_salary DECIMAL(10,2)</w:t>
-      </w:r>
-      <w:r>
-        <w:br/>
-        <w:t>);</w:t>
-      </w:r>
-    </w:p>
-    <w:p>
-      <w:pPr>
-        <w:spacing w:after="210"/>
-      </w:pPr>
-      <w:r>
-        <w:t>-- BAD: Unclear names</w:t>
-      </w:r>
-      <w:r>
-        <w:br/>
-        <w:t>CREATE TABLE emp (</w:t>
-      </w:r>
-      <w:r>
-        <w:br/>
-        <w:t>eid INT,</w:t>
-      </w:r>
-      <w:r>
-        <w:br/>
-        <w:t>fn VARCHAR(50),</w:t>
-      </w:r>
-      <w:r>
-        <w:br/>
-        <w:t>ln VARCHAR(50),</w:t>
-      </w:r>
-      <w:r>
-        <w:br/>
-        <w:t>sal DECIMAL(10,2)</w:t>
-      </w:r>
-      <w:r>
-        <w:br/>
-        <w:t>);</w:t>
-      </w:r>
-    </w:p>
-    <w:p>
-      <w:pPr>
-        <w:spacing w:before="240" w:line="271" w:lineRule="auto"/>
-      </w:pPr>
-      <w:bookmarkStart w:id="32" w:name="bm_4_normalize_your_data"/>
-      <w:r>
-        <w:rPr>
-          <w:b/>
-          <w:sz w:val="33"/>
-        </w:rPr>
-        <w:t>4. Normalize Your Data</w:t>
-      </w:r>
-      <w:bookmarkEnd w:id="32"/>
-    </w:p>
-    <w:p>
-      <w:pPr>
-        <w:spacing w:after="210"/>
-      </w:pPr>
-      <w:r>
-        <w:t>Organize data to minimize redundancy and improve consistency. Related data should be in separate tables with relationships.</w:t>
-      </w:r>
-    </w:p>
-    <w:p>
-      <w:pPr>
-        <w:spacing w:after="210"/>
-      </w:pPr>
-      <w:r>
-        <w:t>-- GOOD: Separate tables for departments and employees</w:t>
-      </w:r>
-      <w:r>
-        <w:br/>
-        <w:t>CREATE TABLE departments (</w:t>
-      </w:r>
-      <w:r>
-        <w:br/>
-      </w:r>
-      <w:r>
-        <w:rPr>
-          <w:rFonts w:eastAsia="Georgia" w:hAnsi="Georgia" w:cs="Georgia"/>
-        </w:rPr>
-        <w:t>department_id INT PRIMARY KEY,</w:t>
-      </w:r>
-      <w:r>
-        <w:br/>
-      </w:r>
-      <w:r>
-        <w:rPr>
-          <w:rFonts w:eastAsia="Georgia" w:hAnsi="Georgia" w:cs="Georgia"/>
-        </w:rPr>
-        <w:t>department_name VARCHAR(100)</w:t>
-      </w:r>
-      <w:r>
-        <w:br/>
-        <w:t>);</w:t>
-      </w:r>
-    </w:p>
-    <w:p>
-      <w:pPr>
-        <w:spacing w:after="210"/>
-      </w:pPr>
-      <w:r>
-        <w:t>CREATE TABLE employees (</w:t>
-      </w:r>
-      <w:r>
-        <w:br/>
-      </w:r>
-      <w:r>
-        <w:rPr>
-          <w:rFonts w:eastAsia="Georgia" w:hAnsi="Georgia" w:cs="Georgia"/>
-        </w:rPr>
-        <w:t>employee_id INT PRIMARY KEY,</w:t>
-      </w:r>
-      <w:r>
-        <w:br/>
-        <w:t>name VARCHAR(100),</w:t>
-      </w:r>
-      <w:r>
-        <w:br/>
-      </w:r>
-      <w:r>
-        <w:rPr>
-          <w:rFonts w:eastAsia="Georgia" w:hAnsi="Georgia" w:cs="Georgia"/>
-        </w:rPr>
-        <w:t>department_id INT FOREIGN KEY REFERENCES departments(department_id)</w:t>
-      </w:r>
-      <w:r>
-        <w:br/>
-        <w:t>);</w:t>
-      </w:r>
-    </w:p>
-    <w:p>
-      <w:pPr>
-        <w:spacing w:after="210"/>
-      </w:pPr>
-      <w:r>
-        <w:t>-- BAD: Repeating department info in employees table</w:t>
-      </w:r>
-      <w:r>
-        <w:br/>
-        <w:t>CREATE TABLE employees (</w:t>
-      </w:r>
-      <w:r>
-        <w:br/>
-      </w:r>
-      <w:r>
-        <w:rPr>
-          <w:rFonts w:eastAsia="Georgia" w:hAnsi="Georgia" w:cs="Georgia"/>
-        </w:rPr>
-        <w:t>employee_id INT PRIMARY KEY,</w:t>
-      </w:r>
-      <w:r>
-        <w:br/>
-      </w:r>
-      <w:r>
-        <w:lastRenderedPageBreak/>
-        <w:t>name VARCHAR(100),</w:t>
-      </w:r>
-      <w:r>
-        <w:br/>
-      </w:r>
-      <w:r>
-        <w:rPr>
-          <w:rFonts w:eastAsia="Georgia" w:hAnsi="Georgia" w:cs="Georgia"/>
-        </w:rPr>
-        <w:t>department_name VARCHAR(100),</w:t>
-      </w:r>
-      <w:r>
-        <w:br/>
-      </w:r>
-      <w:r>
-        <w:rPr>
-          <w:rFonts w:eastAsia="Georgia" w:hAnsi="Georgia" w:cs="Georgia"/>
-        </w:rPr>
-        <w:t>department_office VARCHAR(100),</w:t>
-      </w:r>
-      <w:r>
-        <w:br/>
-      </w:r>
-      <w:r>
-        <w:rPr>
-          <w:rFonts w:eastAsia="Georgia" w:hAnsi="Georgia" w:cs="Georgia"/>
-        </w:rPr>
-        <w:t>department_budget INT</w:t>
-      </w:r>
-      <w:r>
-        <w:br/>
-        <w:t>);</w:t>
-      </w:r>
-    </w:p>
-    <w:p>
-      <w:pPr>
-        <w:spacing w:before="240" w:line="271" w:lineRule="auto"/>
-      </w:pPr>
-      <w:bookmarkStart w:id="33" w:name="bm_5_set_constraints_appropriately"/>
-      <w:r>
-        <w:rPr>
-          <w:b/>
-          <w:sz w:val="33"/>
-        </w:rPr>
         <w:t>5. Set Constraints Appropriately</w:t>
       </w:r>
-      <w:bookmarkEnd w:id="33"/>
+      <w:bookmarkEnd w:id="34"/>
     </w:p>
     <w:p>
       <w:pPr>
@@ -3552,7 +3570,7 @@
       <w:pPr>
         <w:spacing w:before="240" w:line="288" w:lineRule="auto"/>
       </w:pPr>
-      <w:bookmarkStart w:id="34" w:name="chapter_4_data_manipulation_language_dml"/>
+      <w:bookmarkStart w:id="35" w:name="chapter_4_data_manipulation_language_dml"/>
       <w:r>
         <w:rPr>
           <w:b/>
@@ -3560,13 +3578,13 @@
         </w:rPr>
         <w:t>Chapter 4: Data Manipulation Language (DML)</w:t>
       </w:r>
-      <w:bookmarkEnd w:id="34"/>
+      <w:bookmarkEnd w:id="35"/>
     </w:p>
     <w:p>
       <w:pPr>
         <w:spacing w:before="240" w:line="271" w:lineRule="auto"/>
       </w:pPr>
-      <w:bookmarkStart w:id="35" w:name="insert_statement"/>
+      <w:bookmarkStart w:id="36" w:name="insert_statement"/>
       <w:r>
         <w:rPr>
           <w:b/>
@@ -3574,7 +3592,7 @@
         </w:rPr>
         <w:t>INSERT Statement</w:t>
       </w:r>
-      <w:bookmarkEnd w:id="35"/>
+      <w:bookmarkEnd w:id="36"/>
     </w:p>
     <w:p>
       <w:pPr>
@@ -3691,7 +3709,7 @@
       <w:pPr>
         <w:spacing w:before="240" w:line="271" w:lineRule="auto"/>
       </w:pPr>
-      <w:bookmarkStart w:id="36" w:name="update_statement"/>
+      <w:bookmarkStart w:id="37" w:name="update_statement"/>
       <w:r>
         <w:rPr>
           <w:b/>
@@ -3699,7 +3717,26 @@
         </w:rPr>
         <w:t>UPDATE Statement</w:t>
       </w:r>
-      <w:bookmarkEnd w:id="36"/>
+      <w:bookmarkEnd w:id="37"/>
+    </w:p>
+    <w:p>
+      <w:pPr>
+        <w:spacing w:after="210"/>
+      </w:pPr>
+      <w:r>
+        <w:t>Modify existing data in a table.</w:t>
+      </w:r>
+    </w:p>
+    <w:p>
+      <w:pPr>
+        <w:spacing w:after="210"/>
+      </w:pPr>
+      <w:r>
+        <w:rPr>
+          <w:b/>
+        </w:rPr>
+        <w:t>Update Single Column:</w:t>
+      </w:r>
     </w:p>
     <w:p>
       <w:pPr>
@@ -3707,25 +3744,6 @@
       </w:pPr>
       <w:r>
         <w:lastRenderedPageBreak/>
-        <w:t>Modify existing data in a table.</w:t>
-      </w:r>
-    </w:p>
-    <w:p>
-      <w:pPr>
-        <w:spacing w:after="210"/>
-      </w:pPr>
-      <w:r>
-        <w:rPr>
-          <w:b/>
-        </w:rPr>
-        <w:t>Update Single Column:</w:t>
-      </w:r>
-    </w:p>
-    <w:p>
-      <w:pPr>
-        <w:spacing w:after="210"/>
-      </w:pPr>
-      <w:r>
         <w:t>UPDATE employees</w:t>
       </w:r>
       <w:r>
@@ -3815,7 +3833,7 @@
       <w:pPr>
         <w:spacing w:before="240" w:line="271" w:lineRule="auto"/>
       </w:pPr>
-      <w:bookmarkStart w:id="37" w:name="delete_statement"/>
+      <w:bookmarkStart w:id="38" w:name="delete_statement"/>
       <w:r>
         <w:rPr>
           <w:b/>
@@ -3823,7 +3841,7 @@
         </w:rPr>
         <w:t>DELETE Statement</w:t>
       </w:r>
-      <w:bookmarkEnd w:id="37"/>
+      <w:bookmarkEnd w:id="38"/>
     </w:p>
     <w:p>
       <w:pPr>
@@ -3913,7 +3931,7 @@
       <w:pPr>
         <w:spacing w:before="240" w:line="271" w:lineRule="auto"/>
       </w:pPr>
-      <w:bookmarkStart w:id="38" w:name="merge_statement"/>
+      <w:bookmarkStart w:id="39" w:name="merge_statement"/>
       <w:r>
         <w:rPr>
           <w:b/>
@@ -3921,7 +3939,7 @@
         </w:rPr>
         <w:t>MERGE Statement</w:t>
       </w:r>
-      <w:bookmarkEnd w:id="38"/>
+      <w:bookmarkEnd w:id="39"/>
     </w:p>
     <w:p>
       <w:pPr>
@@ -4053,32 +4071,32 @@
         <w:rPr>
           <w:b/>
         </w:rPr>
+        <w:t>Use Case:</w:t>
+      </w:r>
+      <w:r>
+        <w:t xml:space="preserve"> Syncing employee data from a source system to your database.</w:t>
+      </w:r>
+    </w:p>
+    <w:p>
+      <w:pPr>
+        <w:spacing w:before="240" w:line="271" w:lineRule="auto"/>
+      </w:pPr>
+      <w:bookmarkStart w:id="40" w:name="transaction_basics"/>
+      <w:r>
+        <w:rPr>
+          <w:b/>
+          <w:sz w:val="42"/>
+        </w:rPr>
+        <w:t>Transaction Basics</w:t>
+      </w:r>
+      <w:bookmarkEnd w:id="40"/>
+    </w:p>
+    <w:p>
+      <w:pPr>
+        <w:spacing w:after="210"/>
+      </w:pPr>
+      <w:r>
         <w:lastRenderedPageBreak/>
-        <w:t>Use Case:</w:t>
-      </w:r>
-      <w:r>
-        <w:t xml:space="preserve"> Syncing employee data from a source system to your database.</w:t>
-      </w:r>
-    </w:p>
-    <w:p>
-      <w:pPr>
-        <w:spacing w:before="240" w:line="271" w:lineRule="auto"/>
-      </w:pPr>
-      <w:bookmarkStart w:id="39" w:name="transaction_basics"/>
-      <w:r>
-        <w:rPr>
-          <w:b/>
-          <w:sz w:val="42"/>
-        </w:rPr>
-        <w:t>Transaction Basics</w:t>
-      </w:r>
-      <w:bookmarkEnd w:id="39"/>
-    </w:p>
-    <w:p>
-      <w:pPr>
-        <w:spacing w:after="210"/>
-      </w:pPr>
-      <w:r>
         <w:t xml:space="preserve">A </w:t>
       </w:r>
       <w:r>
@@ -4267,7 +4285,7 @@
       <w:pPr>
         <w:spacing w:before="240" w:line="288" w:lineRule="auto"/>
       </w:pPr>
-      <w:bookmarkStart w:id="40" w:name="chapter_5_data_query_language_select"/>
+      <w:bookmarkStart w:id="41" w:name="chapter_5_data_query_language_select"/>
       <w:r>
         <w:rPr>
           <w:b/>
@@ -4275,13 +4293,13 @@
         </w:rPr>
         <w:t>Chapter 5: Data Query Language (SELECT)</w:t>
       </w:r>
-      <w:bookmarkEnd w:id="40"/>
+      <w:bookmarkEnd w:id="41"/>
     </w:p>
     <w:p>
       <w:pPr>
         <w:spacing w:before="240" w:line="271" w:lineRule="auto"/>
       </w:pPr>
-      <w:bookmarkStart w:id="41" w:name="select_syntax"/>
+      <w:bookmarkStart w:id="42" w:name="select_syntax"/>
       <w:r>
         <w:rPr>
           <w:b/>
@@ -4289,7 +4307,7 @@
         </w:rPr>
         <w:t>SELECT Syntax</w:t>
       </w:r>
-      <w:bookmarkEnd w:id="41"/>
+      <w:bookmarkEnd w:id="42"/>
     </w:p>
     <w:p>
       <w:pPr>
@@ -4332,32 +4350,30 @@
       </w:r>
       <w:r>
         <w:br/>
-      </w:r>
-      <w:r>
+        <w:t>GROUP BY column</w:t>
+      </w:r>
+      <w:r>
+        <w:br/>
+        <w:t>HAVING condition</w:t>
+      </w:r>
+      <w:r>
+        <w:br/>
+        <w:t>ORDER BY column</w:t>
+      </w:r>
+      <w:r>
+        <w:br/>
+        <w:t>LIMIT n;</w:t>
+      </w:r>
+    </w:p>
+    <w:p>
+      <w:pPr>
+        <w:spacing w:after="210"/>
+      </w:pPr>
+      <w:r>
+        <w:rPr>
+          <w:b/>
+        </w:rPr>
         <w:lastRenderedPageBreak/>
-        <w:t>GROUP BY column</w:t>
-      </w:r>
-      <w:r>
-        <w:br/>
-        <w:t>HAVING condition</w:t>
-      </w:r>
-      <w:r>
-        <w:br/>
-        <w:t>ORDER BY column</w:t>
-      </w:r>
-      <w:r>
-        <w:br/>
-        <w:t>LIMIT n;</w:t>
-      </w:r>
-    </w:p>
-    <w:p>
-      <w:pPr>
-        <w:spacing w:after="210"/>
-      </w:pPr>
-      <w:r>
-        <w:rPr>
-          <w:b/>
-        </w:rPr>
         <w:t>Order of Execution (Important):</w:t>
       </w:r>
     </w:p>
@@ -4453,7 +4469,7 @@
       <w:pPr>
         <w:spacing w:before="240" w:line="271" w:lineRule="auto"/>
       </w:pPr>
-      <w:bookmarkStart w:id="42" w:name="basic_select_examples"/>
+      <w:bookmarkStart w:id="43" w:name="basic_select_examples"/>
       <w:r>
         <w:rPr>
           <w:b/>
@@ -4461,7 +4477,7 @@
         </w:rPr>
         <w:t>Basic SELECT Examples</w:t>
       </w:r>
-      <w:bookmarkEnd w:id="42"/>
+      <w:bookmarkEnd w:id="43"/>
     </w:p>
     <w:p>
       <w:pPr>
@@ -4555,7 +4571,7 @@
       <w:pPr>
         <w:spacing w:before="240" w:line="271" w:lineRule="auto"/>
       </w:pPr>
-      <w:bookmarkStart w:id="43" w:name="aliases"/>
+      <w:bookmarkStart w:id="44" w:name="aliases"/>
       <w:r>
         <w:rPr>
           <w:b/>
@@ -4563,7 +4579,7 @@
         </w:rPr>
         <w:t>Aliases</w:t>
       </w:r>
-      <w:bookmarkEnd w:id="43"/>
+      <w:bookmarkEnd w:id="44"/>
     </w:p>
     <w:p>
       <w:pPr>
@@ -4637,7 +4653,6 @@
         <w:spacing w:after="210"/>
       </w:pPr>
       <w:r>
-        <w:lastRenderedPageBreak/>
         <w:t xml:space="preserve">SELECT </w:t>
       </w:r>
       <w:hyperlink r:id="rId12">
@@ -4669,6 +4684,7 @@
         <w:spacing w:after="210"/>
       </w:pPr>
       <w:r>
+        <w:lastRenderedPageBreak/>
         <w:t xml:space="preserve">SELECT </w:t>
       </w:r>
       <w:hyperlink r:id="rId13">
@@ -4691,7 +4707,7 @@
       <w:pPr>
         <w:spacing w:before="240" w:line="271" w:lineRule="auto"/>
       </w:pPr>
-      <w:bookmarkStart w:id="44" w:name="distinct_keyword"/>
+      <w:bookmarkStart w:id="45" w:name="distinct_keyword"/>
       <w:r>
         <w:rPr>
           <w:b/>
@@ -4699,7 +4715,7 @@
         </w:rPr>
         <w:t>DISTINCT Keyword</w:t>
       </w:r>
-      <w:bookmarkEnd w:id="44"/>
+      <w:bookmarkEnd w:id="45"/>
     </w:p>
     <w:p>
       <w:pPr>
@@ -4811,7 +4827,7 @@
       <w:pPr>
         <w:spacing w:before="240" w:line="271" w:lineRule="auto"/>
       </w:pPr>
-      <w:bookmarkStart w:id="45" w:name="order_by_clause"/>
+      <w:bookmarkStart w:id="46" w:name="order_by_clause"/>
       <w:r>
         <w:rPr>
           <w:b/>
@@ -4819,7 +4835,7 @@
         </w:rPr>
         <w:t>ORDER BY Clause</w:t>
       </w:r>
-      <w:bookmarkEnd w:id="45"/>
+      <w:bookmarkEnd w:id="46"/>
     </w:p>
     <w:p>
       <w:pPr>
@@ -4899,39 +4915,39 @@
         <w:spacing w:after="210"/>
       </w:pPr>
       <w:r>
+        <w:t>SELECT name, department, salary</w:t>
+      </w:r>
+      <w:r>
+        <w:br/>
+        <w:t>FROM employees</w:t>
+      </w:r>
+      <w:r>
+        <w:br/>
+        <w:t>ORDER BY department ASC, salary DESC;</w:t>
+      </w:r>
+    </w:p>
+    <w:p>
+      <w:pPr>
+        <w:spacing w:after="210"/>
+      </w:pPr>
+      <w:r>
+        <w:t>This sorts first by department, then within each department by salary highest to lowest.</w:t>
+      </w:r>
+    </w:p>
+    <w:p>
+      <w:pPr>
+        <w:spacing w:before="240" w:line="271" w:lineRule="auto"/>
+      </w:pPr>
+      <w:bookmarkStart w:id="47" w:name="limit_and_top"/>
+      <w:r>
+        <w:rPr>
+          <w:b/>
+          <w:sz w:val="42"/>
+        </w:rPr>
         <w:lastRenderedPageBreak/>
-        <w:t>SELECT name, department, salary</w:t>
-      </w:r>
-      <w:r>
-        <w:br/>
-        <w:t>FROM employees</w:t>
-      </w:r>
-      <w:r>
-        <w:br/>
-        <w:t>ORDER BY department ASC, salary DESC;</w:t>
-      </w:r>
-    </w:p>
-    <w:p>
-      <w:pPr>
-        <w:spacing w:after="210"/>
-      </w:pPr>
-      <w:r>
-        <w:t>This sorts first by department, then within each department by salary highest to lowest.</w:t>
-      </w:r>
-    </w:p>
-    <w:p>
-      <w:pPr>
-        <w:spacing w:before="240" w:line="271" w:lineRule="auto"/>
-      </w:pPr>
-      <w:bookmarkStart w:id="46" w:name="limit_and_top"/>
-      <w:r>
-        <w:rPr>
-          <w:b/>
-          <w:sz w:val="42"/>
-        </w:rPr>
         <w:t>LIMIT and TOP</w:t>
       </w:r>
-      <w:bookmarkEnd w:id="46"/>
+      <w:bookmarkEnd w:id="47"/>
     </w:p>
     <w:p>
       <w:pPr>
@@ -5067,7 +5083,7 @@
       <w:pPr>
         <w:spacing w:before="240" w:line="288" w:lineRule="auto"/>
       </w:pPr>
-      <w:bookmarkStart w:id="47" w:name="chapter_6_filtering_conditions"/>
+      <w:bookmarkStart w:id="48" w:name="chapter_6_filtering_conditions"/>
       <w:r>
         <w:rPr>
           <w:b/>
@@ -5075,13 +5091,13 @@
         </w:rPr>
         <w:t>Chapter 6: Filtering &amp; Conditions</w:t>
       </w:r>
-      <w:bookmarkEnd w:id="47"/>
+      <w:bookmarkEnd w:id="48"/>
     </w:p>
     <w:p>
       <w:pPr>
         <w:spacing w:before="240" w:line="271" w:lineRule="auto"/>
       </w:pPr>
-      <w:bookmarkStart w:id="48" w:name="where_clause"/>
+      <w:bookmarkStart w:id="49" w:name="where_clause"/>
       <w:r>
         <w:rPr>
           <w:b/>
@@ -5089,7 +5105,7 @@
         </w:rPr>
         <w:t>WHERE Clause</w:t>
       </w:r>
-      <w:bookmarkEnd w:id="48"/>
+      <w:bookmarkEnd w:id="49"/>
     </w:p>
     <w:p>
       <w:pPr>
@@ -5125,7 +5141,7 @@
       <w:pPr>
         <w:spacing w:before="240" w:line="271" w:lineRule="auto"/>
       </w:pPr>
-      <w:bookmarkStart w:id="49" w:name="comparison_operators"/>
+      <w:bookmarkStart w:id="50" w:name="comparison_operators"/>
       <w:r>
         <w:rPr>
           <w:b/>
@@ -5133,7 +5149,7 @@
         </w:rPr>
         <w:t>Comparison Operators</w:t>
       </w:r>
-      <w:bookmarkEnd w:id="49"/>
+      <w:bookmarkEnd w:id="50"/>
     </w:p>
     <w:tbl>
       <w:tblPr>
@@ -5169,7 +5185,6 @@
           </w:tcPr>
           <w:p>
             <w:r>
-              <w:lastRenderedPageBreak/>
               <w:t>Operator</w:t>
             </w:r>
           </w:p>
@@ -5278,6 +5293,7 @@
           </w:tcPr>
           <w:p>
             <w:r>
+              <w:lastRenderedPageBreak/>
               <w:t>&gt;</w:t>
             </w:r>
           </w:p>
@@ -5459,7 +5475,7 @@
       <w:pPr>
         <w:spacing w:before="240" w:line="271" w:lineRule="auto"/>
       </w:pPr>
-      <w:bookmarkStart w:id="50" w:name="and_operator"/>
+      <w:bookmarkStart w:id="51" w:name="and_operator"/>
       <w:r>
         <w:rPr>
           <w:b/>
@@ -5467,7 +5483,7 @@
         </w:rPr>
         <w:t>AND Operator</w:t>
       </w:r>
-      <w:bookmarkEnd w:id="50"/>
+      <w:bookmarkEnd w:id="51"/>
     </w:p>
     <w:p>
       <w:pPr>
@@ -5501,7 +5517,7 @@
       <w:pPr>
         <w:spacing w:before="240" w:line="271" w:lineRule="auto"/>
       </w:pPr>
-      <w:bookmarkStart w:id="51" w:name="or_operator"/>
+      <w:bookmarkStart w:id="52" w:name="or_operator"/>
       <w:r>
         <w:rPr>
           <w:b/>
@@ -5509,7 +5525,7 @@
         </w:rPr>
         <w:t>OR Operator</w:t>
       </w:r>
-      <w:bookmarkEnd w:id="51"/>
+      <w:bookmarkEnd w:id="52"/>
     </w:p>
     <w:p>
       <w:pPr>
@@ -5543,7 +5559,7 @@
       <w:pPr>
         <w:spacing w:before="240" w:line="271" w:lineRule="auto"/>
       </w:pPr>
-      <w:bookmarkStart w:id="52" w:name="not_operator"/>
+      <w:bookmarkStart w:id="53" w:name="not_operator"/>
       <w:r>
         <w:rPr>
           <w:b/>
@@ -5551,7 +5567,7 @@
         </w:rPr>
         <w:t>NOT Operator</w:t>
       </w:r>
-      <w:bookmarkEnd w:id="52"/>
+      <w:bookmarkEnd w:id="53"/>
     </w:p>
     <w:p>
       <w:pPr>
@@ -5585,23 +5601,43 @@
       <w:pPr>
         <w:spacing w:before="240" w:line="271" w:lineRule="auto"/>
       </w:pPr>
-      <w:bookmarkStart w:id="53" w:name="in_operator"/>
+      <w:bookmarkStart w:id="54" w:name="in_operator"/>
       <w:r>
         <w:rPr>
           <w:b/>
           <w:sz w:val="42"/>
         </w:rPr>
+        <w:t>IN Operator</w:t>
+      </w:r>
+      <w:bookmarkEnd w:id="54"/>
+    </w:p>
+    <w:p>
+      <w:pPr>
+        <w:spacing w:after="210"/>
+      </w:pPr>
+      <w:r>
+        <w:t>Check if value exists in a list.</w:t>
+      </w:r>
+    </w:p>
+    <w:p>
+      <w:pPr>
+        <w:spacing w:after="210"/>
+      </w:pPr>
+      <w:r>
+        <w:t>SELECT * FROM employees</w:t>
+      </w:r>
+      <w:r>
+        <w:br/>
+        <w:t>WHERE department IN ('IT', 'HR', 'Finance');</w:t>
+      </w:r>
+    </w:p>
+    <w:p>
+      <w:pPr>
+        <w:spacing w:after="210"/>
+      </w:pPr>
+      <w:r>
         <w:lastRenderedPageBreak/>
-        <w:t>IN Operator</w:t>
-      </w:r>
-      <w:bookmarkEnd w:id="53"/>
-    </w:p>
-    <w:p>
-      <w:pPr>
-        <w:spacing w:after="210"/>
-      </w:pPr>
-      <w:r>
-        <w:t>Check if value exists in a list.</w:t>
+        <w:t>Same as:</w:t>
       </w:r>
     </w:p>
     <w:p>
@@ -5613,113 +5649,93 @@
       </w:r>
       <w:r>
         <w:br/>
-        <w:t>WHERE department IN ('IT', 'HR', 'Finance');</w:t>
-      </w:r>
-    </w:p>
-    <w:p>
-      <w:pPr>
-        <w:spacing w:after="210"/>
-      </w:pPr>
-      <w:r>
-        <w:t>Same as:</w:t>
-      </w:r>
-    </w:p>
-    <w:p>
-      <w:pPr>
-        <w:spacing w:after="210"/>
-      </w:pPr>
-      <w:r>
+        <w:t>WHERE department = 'IT'</w:t>
+      </w:r>
+      <w:r>
+        <w:br/>
+        <w:t>OR department = 'HR'</w:t>
+      </w:r>
+      <w:r>
+        <w:br/>
+        <w:t>OR department = 'Finance';</w:t>
+      </w:r>
+    </w:p>
+    <w:p>
+      <w:pPr>
+        <w:spacing w:before="240" w:line="271" w:lineRule="auto"/>
+      </w:pPr>
+      <w:bookmarkStart w:id="55" w:name="between_operator"/>
+      <w:r>
+        <w:rPr>
+          <w:b/>
+          <w:sz w:val="42"/>
+        </w:rPr>
+        <w:t>BETWEEN Operator</w:t>
+      </w:r>
+      <w:bookmarkEnd w:id="55"/>
+    </w:p>
+    <w:p>
+      <w:pPr>
+        <w:spacing w:after="210"/>
+      </w:pPr>
+      <w:r>
+        <w:t>Check if value is within a range (inclusive).</w:t>
+      </w:r>
+    </w:p>
+    <w:p>
+      <w:pPr>
+        <w:spacing w:after="210"/>
+      </w:pPr>
+      <w:r>
+        <w:t>-- Salary between 40,000 and 60,000</w:t>
+      </w:r>
+      <w:r>
+        <w:br/>
         <w:t>SELECT * FROM employees</w:t>
       </w:r>
       <w:r>
         <w:br/>
-        <w:t>WHERE department = 'IT'</w:t>
-      </w:r>
-      <w:r>
-        <w:br/>
-        <w:t>OR department = 'HR'</w:t>
-      </w:r>
-      <w:r>
-        <w:br/>
-        <w:t>OR department = 'Finance';</w:t>
+        <w:t>WHERE salary BETWEEN 40000 AND 60000;</w:t>
+      </w:r>
+    </w:p>
+    <w:p>
+      <w:pPr>
+        <w:spacing w:after="210"/>
+      </w:pPr>
+      <w:r>
+        <w:t>Also works with dates:</w:t>
+      </w:r>
+    </w:p>
+    <w:p>
+      <w:pPr>
+        <w:spacing w:after="210"/>
+      </w:pPr>
+      <w:r>
+        <w:t>SELECT * FROM employees</w:t>
+      </w:r>
+      <w:r>
+        <w:br/>
+      </w:r>
+      <w:r>
+        <w:rPr>
+          <w:rFonts w:eastAsia="Georgia" w:hAnsi="Georgia" w:cs="Georgia"/>
+        </w:rPr>
+        <w:t>WHERE hire_date BETWEEN '2020-01-01' AND '2023-12-31';</w:t>
       </w:r>
     </w:p>
     <w:p>
       <w:pPr>
         <w:spacing w:before="240" w:line="271" w:lineRule="auto"/>
       </w:pPr>
-      <w:bookmarkStart w:id="54" w:name="between_operator"/>
+      <w:bookmarkStart w:id="56" w:name="like_operator"/>
       <w:r>
         <w:rPr>
           <w:b/>
           <w:sz w:val="42"/>
         </w:rPr>
-        <w:t>BETWEEN Operator</w:t>
-      </w:r>
-      <w:bookmarkEnd w:id="54"/>
-    </w:p>
-    <w:p>
-      <w:pPr>
-        <w:spacing w:after="210"/>
-      </w:pPr>
-      <w:r>
-        <w:t>Check if value is within a range (inclusive).</w:t>
-      </w:r>
-    </w:p>
-    <w:p>
-      <w:pPr>
-        <w:spacing w:after="210"/>
-      </w:pPr>
-      <w:r>
-        <w:t>-- Salary between 40,000 and 60,000</w:t>
-      </w:r>
-      <w:r>
-        <w:br/>
-        <w:t>SELECT * FROM employees</w:t>
-      </w:r>
-      <w:r>
-        <w:br/>
-        <w:t>WHERE salary BETWEEN 40000 AND 60000;</w:t>
-      </w:r>
-    </w:p>
-    <w:p>
-      <w:pPr>
-        <w:spacing w:after="210"/>
-      </w:pPr>
-      <w:r>
-        <w:t>Also works with dates:</w:t>
-      </w:r>
-    </w:p>
-    <w:p>
-      <w:pPr>
-        <w:spacing w:after="210"/>
-      </w:pPr>
-      <w:r>
-        <w:t>SELECT * FROM employees</w:t>
-      </w:r>
-      <w:r>
-        <w:br/>
-      </w:r>
-      <w:r>
-        <w:rPr>
-          <w:rFonts w:eastAsia="Georgia" w:hAnsi="Georgia" w:cs="Georgia"/>
-        </w:rPr>
-        <w:t>WHERE hire_date BETWEEN '2020-01-01' AND '2023-12-31';</w:t>
-      </w:r>
-    </w:p>
-    <w:p>
-      <w:pPr>
-        <w:spacing w:before="240" w:line="271" w:lineRule="auto"/>
-      </w:pPr>
-      <w:bookmarkStart w:id="55" w:name="like_operator"/>
-      <w:r>
-        <w:rPr>
-          <w:b/>
-          <w:sz w:val="42"/>
-        </w:rPr>
         <w:t>LIKE Operator</w:t>
       </w:r>
-      <w:bookmarkEnd w:id="55"/>
+      <w:bookmarkEnd w:id="56"/>
     </w:p>
     <w:p>
       <w:pPr>
@@ -5833,7 +5849,7 @@
       <w:pPr>
         <w:spacing w:before="240" w:line="271" w:lineRule="auto"/>
       </w:pPr>
-      <w:bookmarkStart w:id="56" w:name="null_handling"/>
+      <w:bookmarkStart w:id="57" w:name="null_handling"/>
       <w:r>
         <w:rPr>
           <w:b/>
@@ -5841,7 +5857,7 @@
         </w:rPr>
         <w:t>NULL Handling</w:t>
       </w:r>
-      <w:bookmarkEnd w:id="56"/>
+      <w:bookmarkEnd w:id="57"/>
     </w:p>
     <w:p>
       <w:pPr>
@@ -5859,45 +5875,45 @@
         <w:rPr>
           <w:b/>
         </w:rPr>
+        <w:t>Check if NULL:</w:t>
+      </w:r>
+    </w:p>
+    <w:p>
+      <w:pPr>
+        <w:spacing w:after="210"/>
+      </w:pPr>
+      <w:r>
+        <w:t>SELECT * FROM employees WHERE email IS NULL;</w:t>
+      </w:r>
+    </w:p>
+    <w:p>
+      <w:pPr>
+        <w:spacing w:after="210"/>
+      </w:pPr>
+      <w:r>
+        <w:rPr>
+          <w:b/>
+        </w:rPr>
+        <w:t>Check if NOT NULL:</w:t>
+      </w:r>
+    </w:p>
+    <w:p>
+      <w:pPr>
+        <w:spacing w:after="210"/>
+      </w:pPr>
+      <w:r>
+        <w:t>SELECT * FROM employees WHERE email IS NOT NULL;</w:t>
+      </w:r>
+    </w:p>
+    <w:p>
+      <w:pPr>
+        <w:spacing w:after="210"/>
+      </w:pPr>
+      <w:r>
+        <w:rPr>
+          <w:b/>
+        </w:rPr>
         <w:lastRenderedPageBreak/>
-        <w:t>Check if NULL:</w:t>
-      </w:r>
-    </w:p>
-    <w:p>
-      <w:pPr>
-        <w:spacing w:after="210"/>
-      </w:pPr>
-      <w:r>
-        <w:t>SELECT * FROM employees WHERE email IS NULL;</w:t>
-      </w:r>
-    </w:p>
-    <w:p>
-      <w:pPr>
-        <w:spacing w:after="210"/>
-      </w:pPr>
-      <w:r>
-        <w:rPr>
-          <w:b/>
-        </w:rPr>
-        <w:t>Check if NOT NULL:</w:t>
-      </w:r>
-    </w:p>
-    <w:p>
-      <w:pPr>
-        <w:spacing w:after="210"/>
-      </w:pPr>
-      <w:r>
-        <w:t>SELECT * FROM employees WHERE email IS NOT NULL;</w:t>
-      </w:r>
-    </w:p>
-    <w:p>
-      <w:pPr>
-        <w:spacing w:after="210"/>
-      </w:pPr>
-      <w:r>
-        <w:rPr>
-          <w:b/>
-        </w:rPr>
         <w:t>⚠️</w:t>
       </w:r>
       <w:r>
@@ -5978,7 +5994,7 @@
       <w:pPr>
         <w:spacing w:before="240" w:line="271" w:lineRule="auto"/>
       </w:pPr>
-      <w:bookmarkStart w:id="57" w:name="combining_multiple_conditions"/>
+      <w:bookmarkStart w:id="58" w:name="combining_multiple_conditions"/>
       <w:r>
         <w:rPr>
           <w:b/>
@@ -5986,7 +6002,7 @@
         </w:rPr>
         <w:t>Combining Multiple Conditions</w:t>
       </w:r>
-      <w:bookmarkEnd w:id="57"/>
+      <w:bookmarkEnd w:id="58"/>
     </w:p>
     <w:p>
       <w:pPr>
@@ -6054,7 +6070,7 @@
       <w:pPr>
         <w:spacing w:before="240" w:line="288" w:lineRule="auto"/>
       </w:pPr>
-      <w:bookmarkStart w:id="58" w:name="chapter_7_aggregations_grouping"/>
+      <w:bookmarkStart w:id="59" w:name="chapter_7_aggregations_grouping"/>
       <w:r>
         <w:rPr>
           <w:b/>
@@ -6062,13 +6078,13 @@
         </w:rPr>
         <w:t>Chapter 7: Aggregations &amp; Grouping</w:t>
       </w:r>
-      <w:bookmarkEnd w:id="58"/>
+      <w:bookmarkEnd w:id="59"/>
     </w:p>
     <w:p>
       <w:pPr>
         <w:spacing w:before="240" w:line="271" w:lineRule="auto"/>
       </w:pPr>
-      <w:bookmarkStart w:id="59" w:name="aggregate_functions"/>
+      <w:bookmarkStart w:id="60" w:name="aggregate_functions"/>
       <w:r>
         <w:rPr>
           <w:b/>
@@ -6076,7 +6092,7 @@
         </w:rPr>
         <w:t>Aggregate Functions</w:t>
       </w:r>
-      <w:bookmarkEnd w:id="59"/>
+      <w:bookmarkEnd w:id="60"/>
     </w:p>
     <w:p>
       <w:pPr>
@@ -6090,7 +6106,7 @@
       <w:pPr>
         <w:spacing w:before="240" w:line="271" w:lineRule="auto"/>
       </w:pPr>
-      <w:bookmarkStart w:id="60" w:name="count"/>
+      <w:bookmarkStart w:id="61" w:name="count"/>
       <w:r>
         <w:rPr>
           <w:b/>
@@ -6098,7 +6114,7 @@
         </w:rPr>
         <w:t>COUNT</w:t>
       </w:r>
-      <w:bookmarkEnd w:id="60"/>
+      <w:bookmarkEnd w:id="61"/>
     </w:p>
     <w:p>
       <w:pPr>
@@ -6148,42 +6164,42 @@
       <w:pPr>
         <w:spacing w:before="240" w:line="271" w:lineRule="auto"/>
       </w:pPr>
-      <w:bookmarkStart w:id="61" w:name="sum"/>
+      <w:bookmarkStart w:id="62" w:name="sum"/>
       <w:r>
         <w:rPr>
           <w:b/>
           <w:sz w:val="33"/>
         </w:rPr>
+        <w:t>SUM</w:t>
+      </w:r>
+      <w:bookmarkEnd w:id="62"/>
+    </w:p>
+    <w:p>
+      <w:pPr>
+        <w:spacing w:after="210"/>
+      </w:pPr>
+      <w:r>
+        <w:t>Add up numeric values.</w:t>
+      </w:r>
+    </w:p>
+    <w:p>
+      <w:pPr>
+        <w:spacing w:after="210"/>
+      </w:pPr>
+      <w:r>
+        <w:t>-- Total salary expense</w:t>
+      </w:r>
+      <w:r>
+        <w:br/>
+        <w:t>SELECT SUM(salary) FROM employees;</w:t>
+      </w:r>
+    </w:p>
+    <w:p>
+      <w:pPr>
+        <w:spacing w:after="210"/>
+      </w:pPr>
+      <w:r>
         <w:lastRenderedPageBreak/>
-        <w:t>SUM</w:t>
-      </w:r>
-      <w:bookmarkEnd w:id="61"/>
-    </w:p>
-    <w:p>
-      <w:pPr>
-        <w:spacing w:after="210"/>
-      </w:pPr>
-      <w:r>
-        <w:t>Add up numeric values.</w:t>
-      </w:r>
-    </w:p>
-    <w:p>
-      <w:pPr>
-        <w:spacing w:after="210"/>
-      </w:pPr>
-      <w:r>
-        <w:t>-- Total salary expense</w:t>
-      </w:r>
-      <w:r>
-        <w:br/>
-        <w:t>SELECT SUM(salary) FROM employees;</w:t>
-      </w:r>
-    </w:p>
-    <w:p>
-      <w:pPr>
-        <w:spacing w:after="210"/>
-      </w:pPr>
-      <w:r>
         <w:t>-- Total salary for IT department</w:t>
       </w:r>
       <w:r>
@@ -6195,7 +6211,7 @@
       <w:pPr>
         <w:spacing w:before="240" w:line="271" w:lineRule="auto"/>
       </w:pPr>
-      <w:bookmarkStart w:id="62" w:name="avg"/>
+      <w:bookmarkStart w:id="63" w:name="avg"/>
       <w:r>
         <w:rPr>
           <w:b/>
@@ -6203,7 +6219,7 @@
         </w:rPr>
         <w:t>AVG</w:t>
       </w:r>
-      <w:bookmarkEnd w:id="62"/>
+      <w:bookmarkEnd w:id="63"/>
     </w:p>
     <w:p>
       <w:pPr>
@@ -6249,7 +6265,7 @@
       <w:pPr>
         <w:spacing w:before="240" w:line="271" w:lineRule="auto"/>
       </w:pPr>
-      <w:bookmarkStart w:id="63" w:name="min_and_max"/>
+      <w:bookmarkStart w:id="64" w:name="min_and_max"/>
       <w:r>
         <w:rPr>
           <w:b/>
@@ -6257,7 +6273,7 @@
         </w:rPr>
         <w:t>MIN and MAX</w:t>
       </w:r>
-      <w:bookmarkEnd w:id="63"/>
+      <w:bookmarkEnd w:id="64"/>
     </w:p>
     <w:p>
       <w:pPr>
@@ -6303,7 +6319,7 @@
       <w:pPr>
         <w:spacing w:before="240" w:line="271" w:lineRule="auto"/>
       </w:pPr>
-      <w:bookmarkStart w:id="64" w:name="group_by_clause"/>
+      <w:bookmarkStart w:id="65" w:name="group_by_clause"/>
       <w:r>
         <w:rPr>
           <w:b/>
@@ -6311,7 +6327,7 @@
         </w:rPr>
         <w:t>GROUP BY Clause</w:t>
       </w:r>
-      <w:bookmarkEnd w:id="64"/>
+      <w:bookmarkEnd w:id="65"/>
     </w:p>
     <w:p>
       <w:pPr>
@@ -6399,68 +6415,66 @@
       </w:r>
       <w:r>
         <w:br/>
-      </w:r>
-      <w:r>
+        <w:t>FROM employees</w:t>
+      </w:r>
+      <w:r>
+        <w:br/>
+        <w:t>GROUP BY department;</w:t>
+      </w:r>
+    </w:p>
+    <w:p>
+      <w:pPr>
+        <w:spacing w:after="210"/>
+      </w:pPr>
+      <w:r>
+        <w:t>Result:</w:t>
+      </w:r>
+      <w:r>
+        <w:br/>
+        <w:t>department | count</w:t>
+      </w:r>
+      <w:r>
+        <w:br/>
+        <w:t>IT | 3</w:t>
+      </w:r>
+      <w:r>
+        <w:br/>
+        <w:t>HR | 2</w:t>
+      </w:r>
+      <w:r>
+        <w:br/>
+        <w:t>Finance | 2</w:t>
+      </w:r>
+    </w:p>
+    <w:p>
+      <w:pPr>
+        <w:spacing w:after="210"/>
+      </w:pPr>
+      <w:r>
+        <w:rPr>
+          <w:b/>
+        </w:rPr>
         <w:lastRenderedPageBreak/>
+        <w:t>Multiple Columns in GROUP BY:</w:t>
+      </w:r>
+    </w:p>
+    <w:p>
+      <w:pPr>
+        <w:spacing w:after="210"/>
+      </w:pPr>
+      <w:r>
+        <w:t>-- Count employees by department and status</w:t>
+      </w:r>
+      <w:r>
+        <w:br/>
+        <w:t>SELECT department, status, COUNT(*)</w:t>
+      </w:r>
+      <w:r>
+        <w:br/>
         <w:t>FROM employees</w:t>
       </w:r>
       <w:r>
         <w:br/>
-        <w:t>GROUP BY department;</w:t>
-      </w:r>
-    </w:p>
-    <w:p>
-      <w:pPr>
-        <w:spacing w:after="210"/>
-      </w:pPr>
-      <w:r>
-        <w:t>Result:</w:t>
-      </w:r>
-      <w:r>
-        <w:br/>
-        <w:t>department | count</w:t>
-      </w:r>
-      <w:r>
-        <w:br/>
-        <w:t>IT | 3</w:t>
-      </w:r>
-      <w:r>
-        <w:br/>
-        <w:t>HR | 2</w:t>
-      </w:r>
-      <w:r>
-        <w:br/>
-        <w:t>Finance | 2</w:t>
-      </w:r>
-    </w:p>
-    <w:p>
-      <w:pPr>
-        <w:spacing w:after="210"/>
-      </w:pPr>
-      <w:r>
-        <w:rPr>
-          <w:b/>
-        </w:rPr>
-        <w:t>Multiple Columns in GROUP BY:</w:t>
-      </w:r>
-    </w:p>
-    <w:p>
-      <w:pPr>
-        <w:spacing w:after="210"/>
-      </w:pPr>
-      <w:r>
-        <w:t>-- Count employees by department and status</w:t>
-      </w:r>
-      <w:r>
-        <w:br/>
-        <w:t>SELECT department, status, COUNT(*)</w:t>
-      </w:r>
-      <w:r>
-        <w:br/>
-        <w:t>FROM employees</w:t>
-      </w:r>
-      <w:r>
-        <w:br/>
         <w:t>GROUP BY department, status;</w:t>
       </w:r>
     </w:p>
@@ -6468,7 +6482,7 @@
       <w:pPr>
         <w:spacing w:before="240" w:line="271" w:lineRule="auto"/>
       </w:pPr>
-      <w:bookmarkStart w:id="65" w:name="having_clause"/>
+      <w:bookmarkStart w:id="66" w:name="having_clause"/>
       <w:r>
         <w:rPr>
           <w:b/>
@@ -6476,7 +6490,7 @@
         </w:rPr>
         <w:t>HAVING Clause</w:t>
       </w:r>
-      <w:bookmarkEnd w:id="65"/>
+      <w:bookmarkEnd w:id="66"/>
     </w:p>
     <w:p>
       <w:pPr>
@@ -6606,7 +6620,7 @@
       <w:pPr>
         <w:spacing w:before="240" w:line="271" w:lineRule="auto"/>
       </w:pPr>
-      <w:bookmarkStart w:id="66" w:name="complete_example_sales_analysis"/>
+      <w:bookmarkStart w:id="67" w:name="complete_example_sales_analysis"/>
       <w:r>
         <w:rPr>
           <w:b/>
@@ -6614,7 +6628,7 @@
         </w:rPr>
         <w:t>Complete Example: Sales Analysis</w:t>
       </w:r>
-      <w:bookmarkEnd w:id="66"/>
+      <w:bookmarkEnd w:id="67"/>
     </w:p>
     <w:p>
       <w:pPr>
@@ -6659,14 +6673,7 @@
         <w:rPr>
           <w:i/>
         </w:rPr>
-        <w:t xml:space="preserve">) AS employee_count,AVG(salary) AS avg_salary,MIN(salary) AS min_salary,MAX(salary) AS max_salary,SUM(salary) AS total_salaryFROM </w:t>
-      </w:r>
-      <w:r>
-        <w:rPr>
-          <w:i/>
-        </w:rPr>
-        <w:lastRenderedPageBreak/>
-        <w:t>employeesWHERE hire_date &gt;= '2020-01-01'GROUP BY departmentHAVING COUNT(</w:t>
+        <w:t>) AS employee_count,AVG(salary) AS avg_salary,MIN(salary) AS min_salary,MAX(salary) AS max_salary,SUM(salary) AS total_salaryFROM employeesWHERE hire_date &gt;= '2020-01-01'GROUP BY departmentHAVING COUNT(</w:t>
       </w:r>
       <w:r>
         <w:t>) &gt;= 2</w:t>
@@ -6719,6 +6726,7 @@
         </w:numPr>
       </w:pPr>
       <w:r>
+        <w:lastRenderedPageBreak/>
         <w:t>Calculates statistics for each group</w:t>
       </w:r>
     </w:p>
@@ -6748,7 +6756,7 @@
       <w:pPr>
         <w:spacing w:before="240" w:line="271" w:lineRule="auto"/>
       </w:pPr>
-      <w:bookmarkStart w:id="67" w:name="common_mistakes"/>
+      <w:bookmarkStart w:id="68" w:name="common_mistakes"/>
       <w:r>
         <w:rPr>
           <w:b/>
@@ -6756,7 +6764,7 @@
         </w:rPr>
         <w:t>Common Mistakes</w:t>
       </w:r>
-      <w:bookmarkEnd w:id="67"/>
+      <w:bookmarkEnd w:id="68"/>
     </w:p>
     <w:p>
       <w:pPr>
@@ -6937,7 +6945,6 @@
         <w:spacing w:after="210"/>
       </w:pPr>
       <w:r>
-        <w:lastRenderedPageBreak/>
         <w:t>-- Or GROUP BY each name</w:t>
       </w:r>
       <w:r>
@@ -6967,21 +6974,22 @@
       <w:pPr>
         <w:spacing w:before="240" w:line="288" w:lineRule="auto"/>
       </w:pPr>
-      <w:bookmarkStart w:id="68" w:name="chapter_8_joins_relationships"/>
+      <w:bookmarkStart w:id="69" w:name="chapter_8_joins_relationships"/>
       <w:r>
         <w:rPr>
           <w:b/>
           <w:sz w:val="56"/>
         </w:rPr>
+        <w:lastRenderedPageBreak/>
         <w:t>Chapter 8: Joins &amp; Relationships</w:t>
       </w:r>
-      <w:bookmarkEnd w:id="68"/>
+      <w:bookmarkEnd w:id="69"/>
     </w:p>
     <w:p>
       <w:pPr>
         <w:spacing w:before="240" w:line="271" w:lineRule="auto"/>
       </w:pPr>
-      <w:bookmarkStart w:id="69" w:name="understanding_table_relationships"/>
+      <w:bookmarkStart w:id="70" w:name="understanding_table_relationships"/>
       <w:r>
         <w:rPr>
           <w:b/>
@@ -6989,7 +6997,7 @@
         </w:rPr>
         <w:t>Understanding Table Relationships</w:t>
       </w:r>
-      <w:bookmarkEnd w:id="69"/>
+      <w:bookmarkEnd w:id="70"/>
     </w:p>
     <w:p>
       <w:pPr>
@@ -7106,7 +7114,7 @@
       <w:pPr>
         <w:spacing w:before="240" w:line="271" w:lineRule="auto"/>
       </w:pPr>
-      <w:bookmarkStart w:id="70" w:name="inner_join"/>
+      <w:bookmarkStart w:id="71" w:name="inner_join"/>
       <w:r>
         <w:rPr>
           <w:b/>
@@ -7114,7 +7122,7 @@
         </w:rPr>
         <w:t>INNER JOIN</w:t>
       </w:r>
-      <w:bookmarkEnd w:id="70"/>
+      <w:bookmarkEnd w:id="71"/>
     </w:p>
     <w:p>
       <w:pPr>
@@ -7222,41 +7230,41 @@
       <w:pPr>
         <w:spacing w:before="240" w:line="271" w:lineRule="auto"/>
       </w:pPr>
-      <w:bookmarkStart w:id="71" w:name="left_join"/>
+      <w:bookmarkStart w:id="72" w:name="left_join"/>
       <w:r>
         <w:rPr>
           <w:b/>
           <w:sz w:val="42"/>
         </w:rPr>
+        <w:t>LEFT JOIN</w:t>
+      </w:r>
+      <w:bookmarkEnd w:id="72"/>
+    </w:p>
+    <w:p>
+      <w:pPr>
+        <w:spacing w:after="210"/>
+      </w:pPr>
+      <w:r>
+        <w:t>Returns ALL rows from the left table, plus matching rows from the right table. Non-matching right table rows show NULL.</w:t>
+      </w:r>
+    </w:p>
+    <w:p>
+      <w:pPr>
+        <w:spacing w:after="210"/>
+      </w:pPr>
+      <w:r>
+        <w:rPr>
+          <w:b/>
+        </w:rPr>
+        <w:t>Syntax:</w:t>
+      </w:r>
+    </w:p>
+    <w:p>
+      <w:pPr>
+        <w:spacing w:after="210"/>
+      </w:pPr>
+      <w:r>
         <w:lastRenderedPageBreak/>
-        <w:t>LEFT JOIN</w:t>
-      </w:r>
-      <w:bookmarkEnd w:id="71"/>
-    </w:p>
-    <w:p>
-      <w:pPr>
-        <w:spacing w:after="210"/>
-      </w:pPr>
-      <w:r>
-        <w:t>Returns ALL rows from the left table, plus matching rows from the right table. Non-matching right table rows show NULL.</w:t>
-      </w:r>
-    </w:p>
-    <w:p>
-      <w:pPr>
-        <w:spacing w:after="210"/>
-      </w:pPr>
-      <w:r>
-        <w:rPr>
-          <w:b/>
-        </w:rPr>
-        <w:t>Syntax:</w:t>
-      </w:r>
-    </w:p>
-    <w:p>
-      <w:pPr>
-        <w:spacing w:after="210"/>
-      </w:pPr>
-      <w:r>
         <w:t>SELECT columns</w:t>
       </w:r>
       <w:r>
@@ -7339,7 +7347,7 @@
       <w:pPr>
         <w:spacing w:before="240" w:line="271" w:lineRule="auto"/>
       </w:pPr>
-      <w:bookmarkStart w:id="72" w:name="right_join"/>
+      <w:bookmarkStart w:id="73" w:name="right_join"/>
       <w:r>
         <w:rPr>
           <w:b/>
@@ -7347,7 +7355,7 @@
         </w:rPr>
         <w:t>RIGHT JOIN</w:t>
       </w:r>
-      <w:bookmarkEnd w:id="72"/>
+      <w:bookmarkEnd w:id="73"/>
     </w:p>
     <w:p>
       <w:pPr>
@@ -7419,7 +7427,7 @@
       <w:pPr>
         <w:spacing w:before="240" w:line="271" w:lineRule="auto"/>
       </w:pPr>
-      <w:bookmarkStart w:id="73" w:name="full_join"/>
+      <w:bookmarkStart w:id="74" w:name="full_join"/>
       <w:r>
         <w:rPr>
           <w:b/>
@@ -7427,7 +7435,7 @@
         </w:rPr>
         <w:t>FULL JOIN</w:t>
       </w:r>
-      <w:bookmarkEnd w:id="73"/>
+      <w:bookmarkEnd w:id="74"/>
     </w:p>
     <w:p>
       <w:pPr>
@@ -7499,7 +7507,7 @@
       <w:pPr>
         <w:spacing w:before="240" w:line="271" w:lineRule="auto"/>
       </w:pPr>
-      <w:bookmarkStart w:id="74" w:name="self_join"/>
+      <w:bookmarkStart w:id="75" w:name="self_join"/>
       <w:r>
         <w:rPr>
           <w:b/>
@@ -7507,7 +7515,7 @@
         </w:rPr>
         <w:t>SELF JOIN</w:t>
       </w:r>
-      <w:bookmarkEnd w:id="74"/>
+      <w:bookmarkEnd w:id="75"/>
     </w:p>
     <w:p>
       <w:pPr>
@@ -7525,7 +7533,6 @@
         <w:rPr>
           <w:b/>
         </w:rPr>
-        <w:lastRenderedPageBreak/>
         <w:t>Example: Find employees and their managers (both are in employees table)</w:t>
       </w:r>
     </w:p>
@@ -7586,15 +7593,16 @@
       <w:pPr>
         <w:spacing w:before="240" w:line="271" w:lineRule="auto"/>
       </w:pPr>
-      <w:bookmarkStart w:id="75" w:name="join_use_cases"/>
+      <w:bookmarkStart w:id="76" w:name="join_use_cases"/>
       <w:r>
         <w:rPr>
           <w:b/>
           <w:sz w:val="42"/>
         </w:rPr>
+        <w:lastRenderedPageBreak/>
         <w:t>Join Use Cases</w:t>
       </w:r>
-      <w:bookmarkEnd w:id="75"/>
+      <w:bookmarkEnd w:id="76"/>
     </w:p>
     <w:p>
       <w:pPr>
@@ -7789,7 +7797,7 @@
           <w:szCs w:val="44"/>
         </w:rPr>
       </w:pPr>
-      <w:bookmarkStart w:id="76" w:name="chapter_9_subqueries_ctes"/>
+      <w:bookmarkStart w:id="77" w:name="chapter_9_subqueries_ctes"/>
       <w:r>
         <w:rPr>
           <w:b/>
@@ -7798,7 +7806,7 @@
         </w:rPr>
         <w:t>Chapter 9: Subqueries &amp; CTEs</w:t>
       </w:r>
-      <w:bookmarkEnd w:id="76"/>
+      <w:bookmarkEnd w:id="77"/>
     </w:p>
     <w:p>
       <w:pPr>
@@ -7807,7 +7815,7 @@
           <w:sz w:val="20"/>
         </w:rPr>
       </w:pPr>
-      <w:bookmarkStart w:id="77" w:name="subqueries"/>
+      <w:bookmarkStart w:id="78" w:name="subqueries"/>
       <w:r>
         <w:rPr>
           <w:b/>
@@ -7815,7 +7823,7 @@
         </w:rPr>
         <w:t>Subqueries</w:t>
       </w:r>
-      <w:bookmarkEnd w:id="77"/>
+      <w:bookmarkEnd w:id="78"/>
     </w:p>
     <w:p>
       <w:pPr>
@@ -7914,85 +7922,85 @@
           <w:sz w:val="20"/>
         </w:rPr>
       </w:pPr>
-      <w:bookmarkStart w:id="78" w:name="non_correlated_subqueries"/>
+      <w:bookmarkStart w:id="79" w:name="non_correlated_subqueries"/>
       <w:r>
         <w:rPr>
           <w:b/>
           <w:sz w:val="40"/>
         </w:rPr>
+        <w:t>Non-Correlated Subqueries</w:t>
+      </w:r>
+      <w:bookmarkEnd w:id="79"/>
+    </w:p>
+    <w:p>
+      <w:pPr>
+        <w:spacing w:after="210"/>
+        <w:rPr>
+          <w:rFonts w:asciiTheme="minorHAnsi" w:cstheme="minorHAnsi"/>
+        </w:rPr>
+      </w:pPr>
+      <w:r>
+        <w:rPr>
+          <w:rFonts w:asciiTheme="minorHAnsi" w:cstheme="minorHAnsi"/>
+        </w:rPr>
+        <w:t>Independent inner query that runs once.</w:t>
+      </w:r>
+    </w:p>
+    <w:p>
+      <w:pPr>
+        <w:spacing w:after="210"/>
+        <w:rPr>
+          <w:rFonts w:asciiTheme="minorHAnsi" w:cstheme="minorHAnsi"/>
+        </w:rPr>
+      </w:pPr>
+      <w:r>
+        <w:rPr>
+          <w:rFonts w:asciiTheme="minorHAnsi" w:cstheme="minorHAnsi"/>
+          <w:b/>
+        </w:rPr>
+        <w:t>Example 1: Find employees with above-average salary</w:t>
+      </w:r>
+    </w:p>
+    <w:p>
+      <w:pPr>
+        <w:spacing w:after="210"/>
+        <w:rPr>
+          <w:rFonts w:asciiTheme="minorHAnsi" w:cstheme="minorHAnsi"/>
+        </w:rPr>
+      </w:pPr>
+      <w:r>
+        <w:rPr>
+          <w:rFonts w:asciiTheme="minorHAnsi" w:cstheme="minorHAnsi"/>
+        </w:rPr>
+        <w:t>SELECT name, salary</w:t>
+      </w:r>
+      <w:r>
+        <w:rPr>
+          <w:rFonts w:asciiTheme="minorHAnsi" w:cstheme="minorHAnsi"/>
+        </w:rPr>
+        <w:br/>
+        <w:t>FROM employees</w:t>
+      </w:r>
+      <w:r>
+        <w:rPr>
+          <w:rFonts w:asciiTheme="minorHAnsi" w:cstheme="minorHAnsi"/>
+        </w:rPr>
+        <w:br/>
+        <w:t>WHERE salary &gt; (SELECT AVG(salary) FROM employees);</w:t>
+      </w:r>
+    </w:p>
+    <w:p>
+      <w:pPr>
+        <w:spacing w:after="210"/>
+        <w:rPr>
+          <w:rFonts w:asciiTheme="minorHAnsi" w:cstheme="minorHAnsi"/>
+        </w:rPr>
+      </w:pPr>
+      <w:r>
+        <w:rPr>
+          <w:rFonts w:asciiTheme="minorHAnsi" w:cstheme="minorHAnsi"/>
+        </w:rPr>
         <w:lastRenderedPageBreak/>
-        <w:t>Non-Correlated Subqueries</w:t>
-      </w:r>
-      <w:bookmarkEnd w:id="78"/>
-    </w:p>
-    <w:p>
-      <w:pPr>
-        <w:spacing w:after="210"/>
-        <w:rPr>
-          <w:rFonts w:asciiTheme="minorHAnsi" w:cstheme="minorHAnsi"/>
-        </w:rPr>
-      </w:pPr>
-      <w:r>
-        <w:rPr>
-          <w:rFonts w:asciiTheme="minorHAnsi" w:cstheme="minorHAnsi"/>
-        </w:rPr>
-        <w:t>Independent inner query that runs once.</w:t>
-      </w:r>
-    </w:p>
-    <w:p>
-      <w:pPr>
-        <w:spacing w:after="210"/>
-        <w:rPr>
-          <w:rFonts w:asciiTheme="minorHAnsi" w:cstheme="minorHAnsi"/>
-        </w:rPr>
-      </w:pPr>
-      <w:r>
-        <w:rPr>
-          <w:rFonts w:asciiTheme="minorHAnsi" w:cstheme="minorHAnsi"/>
-          <w:b/>
-        </w:rPr>
-        <w:t>Example 1: Find employees with above-average salary</w:t>
-      </w:r>
-    </w:p>
-    <w:p>
-      <w:pPr>
-        <w:spacing w:after="210"/>
-        <w:rPr>
-          <w:rFonts w:asciiTheme="minorHAnsi" w:cstheme="minorHAnsi"/>
-        </w:rPr>
-      </w:pPr>
-      <w:r>
-        <w:rPr>
-          <w:rFonts w:asciiTheme="minorHAnsi" w:cstheme="minorHAnsi"/>
-        </w:rPr>
-        <w:t>SELECT name, salary</w:t>
-      </w:r>
-      <w:r>
-        <w:rPr>
-          <w:rFonts w:asciiTheme="minorHAnsi" w:cstheme="minorHAnsi"/>
-        </w:rPr>
-        <w:br/>
-        <w:t>FROM employees</w:t>
-      </w:r>
-      <w:r>
-        <w:rPr>
-          <w:rFonts w:asciiTheme="minorHAnsi" w:cstheme="minorHAnsi"/>
-        </w:rPr>
-        <w:br/>
-        <w:t>WHERE salary &gt; (SELECT AVG(salary) FROM employees);</w:t>
-      </w:r>
-    </w:p>
-    <w:p>
-      <w:pPr>
-        <w:spacing w:after="210"/>
-        <w:rPr>
-          <w:rFonts w:asciiTheme="minorHAnsi" w:cstheme="minorHAnsi"/>
-        </w:rPr>
-      </w:pPr>
-      <w:r>
-        <w:rPr>
-          <w:rFonts w:asciiTheme="minorHAnsi" w:cstheme="minorHAnsi"/>
-        </w:rPr>
         <w:t xml:space="preserve">The subquery </w:t>
       </w:r>
       <w:r>
@@ -8119,7 +8127,6 @@
           <w:rFonts w:asciiTheme="minorHAnsi" w:cstheme="minorHAnsi"/>
         </w:rPr>
       </w:pPr>
-      <w:bookmarkStart w:id="79" w:name="_GoBack"/>
       <w:r>
         <w:rPr>
           <w:noProof/>
@@ -8161,7 +8168,6 @@
           </wp:inline>
         </w:drawing>
       </w:r>
-      <w:bookmarkEnd w:id="79"/>
     </w:p>
     <w:p>
       <w:pPr>
@@ -8274,77 +8280,77 @@
         <w:rPr>
           <w:rFonts w:asciiTheme="minorHAnsi" w:cstheme="minorHAnsi"/>
         </w:rPr>
+        <w:t>For each employee (e1), the subquery calculates that department's average and compares.</w:t>
+      </w:r>
+    </w:p>
+    <w:p>
+      <w:pPr>
+        <w:spacing w:before="240" w:line="271" w:lineRule="auto"/>
+      </w:pPr>
+      <w:bookmarkStart w:id="81" w:name="ctes_common_table_expressions_wit_eeea02"/>
+      <w:r>
+        <w:rPr>
+          <w:b/>
+          <w:sz w:val="42"/>
+        </w:rPr>
+        <w:t>CTEs (Common Table Expressions) - WITH Clause</w:t>
+      </w:r>
+      <w:bookmarkEnd w:id="81"/>
+    </w:p>
+    <w:p>
+      <w:pPr>
+        <w:spacing w:after="210"/>
+        <w:rPr>
+          <w:rFonts w:asciiTheme="minorHAnsi" w:cstheme="minorHAnsi"/>
+        </w:rPr>
+      </w:pPr>
+      <w:r>
+        <w:rPr>
+          <w:rFonts w:asciiTheme="minorHAnsi" w:cstheme="minorHAnsi"/>
+        </w:rPr>
+        <w:t xml:space="preserve">A </w:t>
+      </w:r>
+      <w:r>
+        <w:rPr>
+          <w:rFonts w:asciiTheme="minorHAnsi" w:cstheme="minorHAnsi"/>
+          <w:b/>
+        </w:rPr>
+        <w:t>CTE</w:t>
+      </w:r>
+      <w:r>
+        <w:rPr>
+          <w:rFonts w:asciiTheme="minorHAnsi" w:cstheme="minorHAnsi"/>
+        </w:rPr>
+        <w:t xml:space="preserve"> is a named temporary result set used within a SELECT, INSERT, UPDATE, or DELETE.</w:t>
+      </w:r>
+    </w:p>
+    <w:p>
+      <w:pPr>
+        <w:spacing w:after="210"/>
+        <w:rPr>
+          <w:rFonts w:asciiTheme="minorHAnsi" w:cstheme="minorHAnsi"/>
+        </w:rPr>
+      </w:pPr>
+      <w:r>
+        <w:rPr>
+          <w:rFonts w:asciiTheme="minorHAnsi" w:cstheme="minorHAnsi"/>
+          <w:b/>
+        </w:rPr>
+        <w:t>Syntax:</w:t>
+      </w:r>
+    </w:p>
+    <w:p>
+      <w:pPr>
+        <w:spacing w:after="210"/>
+        <w:rPr>
+          <w:rFonts w:asciiTheme="minorHAnsi" w:cstheme="minorHAnsi"/>
+        </w:rPr>
+      </w:pPr>
+      <w:r>
+        <w:rPr>
+          <w:rFonts w:asciiTheme="minorHAnsi" w:eastAsia="Georgia" w:cstheme="minorHAnsi"/>
+        </w:rPr>
         <w:lastRenderedPageBreak/>
-        <w:t>For each employee (e1), the subquery calculates that department's average and compares.</w:t>
-      </w:r>
-    </w:p>
-    <w:p>
-      <w:pPr>
-        <w:spacing w:before="240" w:line="271" w:lineRule="auto"/>
-      </w:pPr>
-      <w:bookmarkStart w:id="81" w:name="ctes_common_table_expressions_wit_eeea02"/>
-      <w:r>
-        <w:rPr>
-          <w:b/>
-          <w:sz w:val="42"/>
-        </w:rPr>
-        <w:t>CTEs (Common Table Expressions) - WITH Clause</w:t>
-      </w:r>
-      <w:bookmarkEnd w:id="81"/>
-    </w:p>
-    <w:p>
-      <w:pPr>
-        <w:spacing w:after="210"/>
-        <w:rPr>
-          <w:rFonts w:asciiTheme="minorHAnsi" w:cstheme="minorHAnsi"/>
-        </w:rPr>
-      </w:pPr>
-      <w:r>
-        <w:rPr>
-          <w:rFonts w:asciiTheme="minorHAnsi" w:cstheme="minorHAnsi"/>
-        </w:rPr>
-        <w:t xml:space="preserve">A </w:t>
-      </w:r>
-      <w:r>
-        <w:rPr>
-          <w:rFonts w:asciiTheme="minorHAnsi" w:cstheme="minorHAnsi"/>
-          <w:b/>
-        </w:rPr>
-        <w:t>CTE</w:t>
-      </w:r>
-      <w:r>
-        <w:rPr>
-          <w:rFonts w:asciiTheme="minorHAnsi" w:cstheme="minorHAnsi"/>
-        </w:rPr>
-        <w:t xml:space="preserve"> is a named temporary result set used within a SELECT, INSERT, UPDATE, or DELETE.</w:t>
-      </w:r>
-    </w:p>
-    <w:p>
-      <w:pPr>
-        <w:spacing w:after="210"/>
-        <w:rPr>
-          <w:rFonts w:asciiTheme="minorHAnsi" w:cstheme="minorHAnsi"/>
-        </w:rPr>
-      </w:pPr>
-      <w:r>
-        <w:rPr>
-          <w:rFonts w:asciiTheme="minorHAnsi" w:cstheme="minorHAnsi"/>
-          <w:b/>
-        </w:rPr>
-        <w:t>Syntax:</w:t>
-      </w:r>
-    </w:p>
-    <w:p>
-      <w:pPr>
-        <w:spacing w:after="210"/>
-        <w:rPr>
-          <w:rFonts w:asciiTheme="minorHAnsi" w:cstheme="minorHAnsi"/>
-        </w:rPr>
-      </w:pPr>
-      <w:r>
-        <w:rPr>
-          <w:rFonts w:asciiTheme="minorHAnsi" w:eastAsia="Georgia" w:cstheme="minorHAnsi"/>
-        </w:rPr>
         <w:t>WITH cte_name AS (</w:t>
       </w:r>
       <w:r>
@@ -8699,55 +8705,57 @@
           <w:b/>
           <w:sz w:val="42"/>
         </w:rPr>
+        <w:t>Recursive CTEs</w:t>
+      </w:r>
+      <w:bookmarkEnd w:id="82"/>
+    </w:p>
+    <w:p>
+      <w:pPr>
+        <w:spacing w:after="210"/>
+      </w:pPr>
+      <w:r>
+        <w:t>A CTE that references itself. Useful for hierarchical data.</w:t>
+      </w:r>
+    </w:p>
+    <w:p>
+      <w:pPr>
+        <w:spacing w:after="210"/>
+      </w:pPr>
+      <w:r>
+        <w:rPr>
+          <w:b/>
+        </w:rPr>
+        <w:t>Example: Employee hierarchy (manager relationships)</w:t>
+      </w:r>
+    </w:p>
+    <w:p>
+      <w:pPr>
+        <w:spacing w:after="210"/>
+      </w:pPr>
+      <w:r>
+        <w:rPr>
+          <w:rFonts w:eastAsia="Georgia" w:hAnsi="Georgia" w:cs="Georgia"/>
+        </w:rPr>
+        <w:t>WITH RECURSIVE emp_hierarchy AS (</w:t>
+      </w:r>
+      <w:r>
+        <w:br/>
+        <w:t>-- Base case: top-level employees (no manager)</w:t>
+      </w:r>
+      <w:r>
+        <w:br/>
+      </w:r>
+      <w:r>
+        <w:rPr>
+          <w:rFonts w:eastAsia="Georgia" w:hAnsi="Georgia" w:cs="Georgia"/>
+        </w:rPr>
+        <w:t>SELECT employee_id, name, manager_id, 1 as level</w:t>
+      </w:r>
+      <w:r>
+        <w:br/>
+      </w:r>
+      <w:r>
         <w:lastRenderedPageBreak/>
-        <w:t>Recursive CTEs</w:t>
-      </w:r>
-      <w:bookmarkEnd w:id="82"/>
-    </w:p>
-    <w:p>
-      <w:pPr>
-        <w:spacing w:after="210"/>
-      </w:pPr>
-      <w:r>
-        <w:t>A CTE that references itself. Useful for hierarchical data.</w:t>
-      </w:r>
-    </w:p>
-    <w:p>
-      <w:pPr>
-        <w:spacing w:after="210"/>
-      </w:pPr>
-      <w:r>
-        <w:rPr>
-          <w:b/>
-        </w:rPr>
-        <w:t>Example: Employee hierarchy (manager relationships)</w:t>
-      </w:r>
-    </w:p>
-    <w:p>
-      <w:pPr>
-        <w:spacing w:after="210"/>
-      </w:pPr>
-      <w:r>
-        <w:rPr>
-          <w:rFonts w:eastAsia="Georgia" w:hAnsi="Georgia" w:cs="Georgia"/>
-        </w:rPr>
-        <w:t>WITH RECURSIVE emp_hierarchy AS (</w:t>
-      </w:r>
-      <w:r>
-        <w:br/>
-        <w:t>-- Base case: top-level employees (no manager)</w:t>
-      </w:r>
-      <w:r>
-        <w:br/>
-      </w:r>
-      <w:r>
-        <w:rPr>
-          <w:rFonts w:eastAsia="Georgia" w:hAnsi="Georgia" w:cs="Georgia"/>
-        </w:rPr>
-        <w:t>SELECT employee_id, name, manager_id, 1 as level</w:t>
-      </w:r>
-      <w:r>
-        <w:br/>
         <w:t>FROM employees</w:t>
       </w:r>
       <w:r>
@@ -9286,7 +9294,6 @@
           <w:rFonts w:asciiTheme="minorHAnsi" w:cstheme="minorHAnsi"/>
           <w:b/>
         </w:rPr>
-        <w:lastRenderedPageBreak/>
         <w:t>Properties:</w:t>
       </w:r>
     </w:p>
@@ -9370,6 +9377,7 @@
           <w:rFonts w:asciiTheme="minorHAnsi" w:cstheme="minorHAnsi"/>
           <w:b/>
         </w:rPr>
+        <w:lastRenderedPageBreak/>
         <w:t>Creating a Primary Key:</w:t>
       </w:r>
     </w:p>
@@ -9744,70 +9752,70 @@
         <w:rPr>
           <w:rFonts w:asciiTheme="minorHAnsi" w:cstheme="minorHAnsi"/>
         </w:rPr>
+        <w:t>CREATE TABLE employees (</w:t>
+      </w:r>
+      <w:r>
+        <w:rPr>
+          <w:rFonts w:asciiTheme="minorHAnsi" w:cstheme="minorHAnsi"/>
+        </w:rPr>
+        <w:br/>
+      </w:r>
+      <w:r>
+        <w:rPr>
+          <w:rFonts w:asciiTheme="minorHAnsi" w:eastAsia="Georgia" w:cstheme="minorHAnsi"/>
+        </w:rPr>
+        <w:t>employee_id INT PRIMARY KEY,</w:t>
+      </w:r>
+      <w:r>
+        <w:rPr>
+          <w:rFonts w:asciiTheme="minorHAnsi" w:cstheme="minorHAnsi"/>
+        </w:rPr>
+        <w:br/>
+      </w:r>
+      <w:r>
+        <w:rPr>
+          <w:rFonts w:asciiTheme="minorHAnsi" w:eastAsia="Georgia" w:cstheme="minorHAnsi"/>
+        </w:rPr>
+        <w:t>department_id INT,</w:t>
+      </w:r>
+      <w:r>
+        <w:rPr>
+          <w:rFonts w:asciiTheme="minorHAnsi" w:cstheme="minorHAnsi"/>
+        </w:rPr>
+        <w:br/>
+      </w:r>
+      <w:r>
+        <w:rPr>
+          <w:rFonts w:asciiTheme="minorHAnsi" w:eastAsia="Georgia" w:cstheme="minorHAnsi"/>
+        </w:rPr>
+        <w:t>FOREIGN KEY (department_id) REFERENCES departments(department_id)</w:t>
+      </w:r>
+      <w:r>
+        <w:rPr>
+          <w:rFonts w:asciiTheme="minorHAnsi" w:cstheme="minorHAnsi"/>
+        </w:rPr>
+        <w:br/>
+        <w:t>ON DELETE CASCADE -- Delete employee if department deleted</w:t>
+      </w:r>
+      <w:r>
+        <w:rPr>
+          <w:rFonts w:asciiTheme="minorHAnsi" w:cstheme="minorHAnsi"/>
+        </w:rPr>
+        <w:br/>
+        <w:t>);</w:t>
+      </w:r>
+    </w:p>
+    <w:p>
+      <w:pPr>
+        <w:spacing w:before="240" w:line="271" w:lineRule="auto"/>
+      </w:pPr>
+      <w:bookmarkStart w:id="87" w:name="unique_constraint"/>
+      <w:r>
+        <w:rPr>
+          <w:b/>
+          <w:sz w:val="42"/>
+        </w:rPr>
         <w:lastRenderedPageBreak/>
-        <w:t>CREATE TABLE employees (</w:t>
-      </w:r>
-      <w:r>
-        <w:rPr>
-          <w:rFonts w:asciiTheme="minorHAnsi" w:cstheme="minorHAnsi"/>
-        </w:rPr>
-        <w:br/>
-      </w:r>
-      <w:r>
-        <w:rPr>
-          <w:rFonts w:asciiTheme="minorHAnsi" w:eastAsia="Georgia" w:cstheme="minorHAnsi"/>
-        </w:rPr>
-        <w:t>employee_id INT PRIMARY KEY,</w:t>
-      </w:r>
-      <w:r>
-        <w:rPr>
-          <w:rFonts w:asciiTheme="minorHAnsi" w:cstheme="minorHAnsi"/>
-        </w:rPr>
-        <w:br/>
-      </w:r>
-      <w:r>
-        <w:rPr>
-          <w:rFonts w:asciiTheme="minorHAnsi" w:eastAsia="Georgia" w:cstheme="minorHAnsi"/>
-        </w:rPr>
-        <w:t>department_id INT,</w:t>
-      </w:r>
-      <w:r>
-        <w:rPr>
-          <w:rFonts w:asciiTheme="minorHAnsi" w:cstheme="minorHAnsi"/>
-        </w:rPr>
-        <w:br/>
-      </w:r>
-      <w:r>
-        <w:rPr>
-          <w:rFonts w:asciiTheme="minorHAnsi" w:eastAsia="Georgia" w:cstheme="minorHAnsi"/>
-        </w:rPr>
-        <w:t>FOREIGN KEY (department_id) REFERENCES departments(department_id)</w:t>
-      </w:r>
-      <w:r>
-        <w:rPr>
-          <w:rFonts w:asciiTheme="minorHAnsi" w:cstheme="minorHAnsi"/>
-        </w:rPr>
-        <w:br/>
-        <w:t>ON DELETE CASCADE -- Delete employee if department deleted</w:t>
-      </w:r>
-      <w:r>
-        <w:rPr>
-          <w:rFonts w:asciiTheme="minorHAnsi" w:cstheme="minorHAnsi"/>
-        </w:rPr>
-        <w:br/>
-        <w:t>);</w:t>
-      </w:r>
-    </w:p>
-    <w:p>
-      <w:pPr>
-        <w:spacing w:before="240" w:line="271" w:lineRule="auto"/>
-      </w:pPr>
-      <w:bookmarkStart w:id="87" w:name="unique_constraint"/>
-      <w:r>
-        <w:rPr>
-          <w:b/>
-          <w:sz w:val="42"/>
-        </w:rPr>
         <w:t>UNIQUE Constraint</w:t>
       </w:r>
       <w:bookmarkEnd w:id="87"/>
@@ -10177,7 +10185,6 @@
         <w:rPr>
           <w:rFonts w:asciiTheme="minorHAnsi" w:eastAsia="Georgia" w:cstheme="minorHAnsi"/>
         </w:rPr>
-        <w:lastRenderedPageBreak/>
         <w:t xml:space="preserve">hire_date DATE DEFAULT </w:t>
       </w:r>
       <w:r>
@@ -10244,6 +10251,7 @@
           <w:b/>
           <w:sz w:val="42"/>
         </w:rPr>
+        <w:lastRenderedPageBreak/>
         <w:t>Complete Table Example with All Constraints</w:t>
       </w:r>
       <w:bookmarkEnd w:id="90"/>
@@ -10640,7 +10648,6 @@
           <w:rFonts w:asciiTheme="minorHAnsi" w:eastAsia="Georgia" w:cstheme="minorHAnsi"/>
           <w:highlight w:val="cyan"/>
         </w:rPr>
-        <w:lastRenderedPageBreak/>
         <w:t>CREATE INDEX idx_dept_salary ON employees(department_id, salary);</w:t>
       </w:r>
     </w:p>
@@ -10686,6 +10693,7 @@
           <w:noProof/>
           <w:highlight w:val="cyan"/>
         </w:rPr>
+        <w:lastRenderedPageBreak/>
         <w:t>CREATE UNIQUE INDEX idx_email ON employees(email);</w:t>
       </w:r>
     </w:p>
@@ -11091,7 +11099,6 @@
           <w:szCs w:val="24"/>
           <w:lang w:val="en-IN" w:eastAsia="en-IN"/>
         </w:rPr>
-        <w:lastRenderedPageBreak/>
         <w:t xml:space="preserve">At a high level, an index is a </w:t>
       </w:r>
       <w:r>
@@ -11179,6 +11186,7 @@
           <w:szCs w:val="24"/>
           <w:lang w:val="en-IN" w:eastAsia="en-IN"/>
         </w:rPr>
+        <w:lastRenderedPageBreak/>
         <w:t>Without an index, when you run:</w:t>
       </w:r>
     </w:p>
@@ -11869,7 +11877,6 @@
           <w:szCs w:val="20"/>
           <w:lang w:val="en-IN" w:eastAsia="en-IN"/>
         </w:rPr>
-        <w:lastRenderedPageBreak/>
         <w:t>salary value  →  pointer to row</w:t>
       </w:r>
       <w:r>
@@ -12071,6 +12078,7 @@
           <w:szCs w:val="24"/>
           <w:lang w:val="en-IN" w:eastAsia="en-IN"/>
         </w:rPr>
+        <w:lastRenderedPageBreak/>
         <w:t>Important:</w:t>
       </w:r>
     </w:p>
@@ -12663,7 +12671,6 @@
           <w:szCs w:val="24"/>
           <w:lang w:val="en-IN" w:eastAsia="en-IN"/>
         </w:rPr>
-        <w:lastRenderedPageBreak/>
         <w:t xml:space="preserve">PostgreSQL checks if an index exists on </w:t>
       </w:r>
       <w:r>
@@ -12858,6 +12865,7 @@
           <w:szCs w:val="24"/>
           <w:lang w:val="en-IN" w:eastAsia="en-IN"/>
         </w:rPr>
+        <w:lastRenderedPageBreak/>
         <w:t xml:space="preserve">Time complexity: </w:t>
       </w:r>
       <w:r>
@@ -13423,7 +13431,6 @@
           <w:szCs w:val="36"/>
           <w:lang w:val="en-IN" w:eastAsia="en-IN"/>
         </w:rPr>
-        <w:lastRenderedPageBreak/>
         <w:t>When Index Is Used and When It Is Not</w:t>
       </w:r>
     </w:p>
@@ -13488,6 +13495,7 @@
           <w:szCs w:val="24"/>
           <w:lang w:val="en-IN" w:eastAsia="en-IN"/>
         </w:rPr>
+        <w:lastRenderedPageBreak/>
         <w:t>Table is very small</w:t>
       </w:r>
     </w:p>
@@ -13942,7 +13950,6 @@
           <w:rFonts w:asciiTheme="minorHAnsi" w:eastAsia="Georgia" w:cstheme="minorHAnsi"/>
           <w:noProof/>
         </w:rPr>
-        <w:lastRenderedPageBreak/>
         <w:t xml:space="preserve">CREATE INDEX </w:t>
       </w:r>
       <w:r>
@@ -14005,6 +14012,7 @@
         <w:rPr>
           <w:rFonts w:asciiTheme="minorHAnsi" w:cstheme="minorHAnsi"/>
         </w:rPr>
+        <w:lastRenderedPageBreak/>
         <w:t>-- SLOW - Retrieves all columns</w:t>
       </w:r>
       <w:r>
@@ -14325,72 +14333,72 @@
         <w:rPr>
           <w:rFonts w:asciiTheme="minorHAnsi" w:cstheme="minorHAnsi"/>
         </w:rPr>
+        <w:t>-- SLOW - Function prevents index use</w:t>
+      </w:r>
+      <w:r>
+        <w:rPr>
+          <w:rFonts w:asciiTheme="minorHAnsi" w:cstheme="minorHAnsi"/>
+        </w:rPr>
+        <w:br/>
+      </w:r>
+      <w:r>
+        <w:rPr>
+          <w:rFonts w:asciiTheme="minorHAnsi" w:eastAsia="Georgia" w:cstheme="minorHAnsi"/>
+        </w:rPr>
+        <w:t>SELECT * FROM employees WHERE YEAR(hire_date) = 2023;</w:t>
+      </w:r>
+    </w:p>
+    <w:p>
+      <w:pPr>
+        <w:spacing w:after="210"/>
+        <w:rPr>
+          <w:rFonts w:asciiTheme="minorHAnsi" w:cstheme="minorHAnsi"/>
+        </w:rPr>
+      </w:pPr>
+      <w:r>
+        <w:rPr>
+          <w:rFonts w:asciiTheme="minorHAnsi" w:cstheme="minorHAnsi"/>
+        </w:rPr>
+        <w:t>-- FAST - Direct comparison</w:t>
+      </w:r>
+      <w:r>
+        <w:rPr>
+          <w:rFonts w:asciiTheme="minorHAnsi" w:cstheme="minorHAnsi"/>
+        </w:rPr>
+        <w:br/>
+      </w:r>
+      <w:r>
+        <w:rPr>
+          <w:rFonts w:asciiTheme="minorHAnsi" w:eastAsia="Georgia" w:cstheme="minorHAnsi"/>
+        </w:rPr>
+        <w:t>SELECT * FROM employees WHERE hire_date &gt;= '2023-01-01' AND hire_date &lt; '2024-01-01';</w:t>
+      </w:r>
+    </w:p>
+    <w:p>
+      <w:pPr>
+        <w:spacing w:before="240" w:line="271" w:lineRule="auto"/>
+      </w:pPr>
+      <w:bookmarkStart w:id="106" w:name="analyzing_query_performance"/>
+      <w:r>
+        <w:rPr>
+          <w:b/>
+          <w:sz w:val="42"/>
+        </w:rPr>
+        <w:t>Analyzing Query Performance</w:t>
+      </w:r>
+      <w:bookmarkEnd w:id="106"/>
+    </w:p>
+    <w:p>
+      <w:pPr>
+        <w:spacing w:before="240" w:line="271" w:lineRule="auto"/>
+      </w:pPr>
+      <w:bookmarkStart w:id="107" w:name="explain_statement"/>
+      <w:r>
+        <w:rPr>
+          <w:b/>
+          <w:sz w:val="33"/>
+        </w:rPr>
         <w:lastRenderedPageBreak/>
-        <w:t>-- SLOW - Function prevents index use</w:t>
-      </w:r>
-      <w:r>
-        <w:rPr>
-          <w:rFonts w:asciiTheme="minorHAnsi" w:cstheme="minorHAnsi"/>
-        </w:rPr>
-        <w:br/>
-      </w:r>
-      <w:r>
-        <w:rPr>
-          <w:rFonts w:asciiTheme="minorHAnsi" w:eastAsia="Georgia" w:cstheme="minorHAnsi"/>
-        </w:rPr>
-        <w:t>SELECT * FROM employees WHERE YEAR(hire_date) = 2023;</w:t>
-      </w:r>
-    </w:p>
-    <w:p>
-      <w:pPr>
-        <w:spacing w:after="210"/>
-        <w:rPr>
-          <w:rFonts w:asciiTheme="minorHAnsi" w:cstheme="minorHAnsi"/>
-        </w:rPr>
-      </w:pPr>
-      <w:r>
-        <w:rPr>
-          <w:rFonts w:asciiTheme="minorHAnsi" w:cstheme="minorHAnsi"/>
-        </w:rPr>
-        <w:t>-- FAST - Direct comparison</w:t>
-      </w:r>
-      <w:r>
-        <w:rPr>
-          <w:rFonts w:asciiTheme="minorHAnsi" w:cstheme="minorHAnsi"/>
-        </w:rPr>
-        <w:br/>
-      </w:r>
-      <w:r>
-        <w:rPr>
-          <w:rFonts w:asciiTheme="minorHAnsi" w:eastAsia="Georgia" w:cstheme="minorHAnsi"/>
-        </w:rPr>
-        <w:t>SELECT * FROM employees WHERE hire_date &gt;= '2023-01-01' AND hire_date &lt; '2024-01-01';</w:t>
-      </w:r>
-    </w:p>
-    <w:p>
-      <w:pPr>
-        <w:spacing w:before="240" w:line="271" w:lineRule="auto"/>
-      </w:pPr>
-      <w:bookmarkStart w:id="106" w:name="analyzing_query_performance"/>
-      <w:r>
-        <w:rPr>
-          <w:b/>
-          <w:sz w:val="42"/>
-        </w:rPr>
-        <w:t>Analyzing Query Performance</w:t>
-      </w:r>
-      <w:bookmarkEnd w:id="106"/>
-    </w:p>
-    <w:p>
-      <w:pPr>
-        <w:spacing w:before="240" w:line="271" w:lineRule="auto"/>
-      </w:pPr>
-      <w:bookmarkStart w:id="107" w:name="explain_statement"/>
-      <w:r>
-        <w:rPr>
-          <w:b/>
-          <w:sz w:val="33"/>
-        </w:rPr>
         <w:t>EXPLAIN Statement</w:t>
       </w:r>
       <w:bookmarkEnd w:id="107"/>
@@ -14627,12 +14635,6 @@
           <w:rFonts w:ascii="Calibri" w:hAnsi="Calibri" w:cs="Calibri"/>
         </w:rPr>
         <w:br/>
-      </w:r>
-      <w:r>
-        <w:rPr>
-          <w:rFonts w:ascii="Calibri" w:hAnsi="Calibri" w:cs="Calibri"/>
-        </w:rPr>
-        <w:lastRenderedPageBreak/>
         <w:t>FROM employees</w:t>
       </w:r>
       <w:r>
@@ -14710,6 +14712,7 @@
         </w:numPr>
       </w:pPr>
       <w:r>
+        <w:lastRenderedPageBreak/>
         <w:t>Restrict data access (show only certain columns)</w:t>
       </w:r>
     </w:p>
@@ -15090,7 +15093,6 @@
         <w:rPr>
           <w:noProof/>
         </w:rPr>
-        <w:lastRenderedPageBreak/>
         <w:t>Code language: PostgreSQL SQL dialect and PL/pgSQL (pgsql)</w:t>
       </w:r>
     </w:p>
@@ -15163,6 +15165,7 @@
         </w:numPr>
       </w:pPr>
       <w:r>
+        <w:lastRenderedPageBreak/>
         <w:t>Better performance (pre-compiled)</w:t>
       </w:r>
     </w:p>

--- a/SQL Learning Guide Book.docx
+++ b/SQL Learning Guide Book.docx
@@ -1499,14 +1499,21 @@
           <w:ilvl w:val="0"/>
           <w:numId w:val="11"/>
         </w:numPr>
-      </w:pPr>
-      <w:r>
-        <w:rPr>
-          <w:b/>
+        <w:rPr>
+          <w:highlight w:val="cyan"/>
+        </w:rPr>
+      </w:pPr>
+      <w:r>
+        <w:rPr>
+          <w:b/>
+          <w:highlight w:val="cyan"/>
         </w:rPr>
         <w:t>String values use single quotes</w:t>
       </w:r>
       <w:r>
+        <w:rPr>
+          <w:highlight w:val="cyan"/>
+        </w:rPr>
         <w:t xml:space="preserve"> ('value') not double quotes</w:t>
       </w:r>
     </w:p>
@@ -3115,7 +3122,16 @@
         <w:spacing w:after="210"/>
       </w:pPr>
       <w:r>
-        <w:t>Remove all rows from a table but keep the table structure intact. Faster than DELETE for removing all rows.</w:t>
+        <w:t xml:space="preserve">Remove all rows from a table but </w:t>
+      </w:r>
+      <w:r>
+        <w:rPr>
+          <w:highlight w:val="green"/>
+        </w:rPr>
+        <w:t>keep the table structure intact</w:t>
+      </w:r>
+      <w:r>
+        <w:t>. Faster than DELETE for removing all rows.</w:t>
       </w:r>
     </w:p>
     <w:p>
@@ -4083,6 +4099,7 @@
         <w:rPr>
           <w:b/>
           <w:sz w:val="42"/>
+          <w:highlight w:val="magenta"/>
         </w:rPr>
         <w:t>MERGE Statement</w:t>
       </w:r>
@@ -4114,8 +4131,15 @@
       <w:r>
         <w:rPr>
           <w:rFonts w:eastAsia="Georgia" w:hAnsi="Georgia" w:cs="Georgia"/>
-        </w:rPr>
-        <w:t>MERGE INTO target_table AS t</w:t>
+          <w:highlight w:val="cyan"/>
+        </w:rPr>
+        <w:t>MERGE INTO</w:t>
+      </w:r>
+      <w:r>
+        <w:rPr>
+          <w:rFonts w:eastAsia="Georgia" w:hAnsi="Georgia" w:cs="Georgia"/>
+        </w:rPr>
+        <w:t xml:space="preserve"> target_table AS t</w:t>
       </w:r>
       <w:r>
         <w:br/>
@@ -4334,6 +4358,9 @@
         <w:spacing w:after="210"/>
       </w:pPr>
       <w:r>
+        <w:rPr>
+          <w:highlight w:val="cyan"/>
+        </w:rPr>
         <w:t>BEGIN; -- Start transaction</w:t>
       </w:r>
     </w:p>
@@ -4376,6 +4403,9 @@
         <w:spacing w:after="210"/>
       </w:pPr>
       <w:r>
+        <w:rPr>
+          <w:highlight w:val="cyan"/>
+        </w:rPr>
         <w:t>COMMIT; -- Save both changes or rollback both</w:t>
       </w:r>
     </w:p>
@@ -4395,6 +4425,9 @@
         <w:spacing w:after="210"/>
       </w:pPr>
       <w:r>
+        <w:rPr>
+          <w:highlight w:val="green"/>
+        </w:rPr>
         <w:t>BEGIN;</w:t>
       </w:r>
     </w:p>
@@ -4415,6 +4448,11 @@
       </w:r>
       <w:r>
         <w:br/>
+      </w:r>
+      <w:r>
+        <w:rPr>
+          <w:highlight w:val="green"/>
+        </w:rPr>
         <w:t>ROLLBACK;</w:t>
       </w:r>
     </w:p>
@@ -4708,10 +4746,28 @@
       <w:r>
         <w:rPr>
           <w:rFonts w:eastAsia="Georgia" w:hAnsi="Georgia" w:cs="Georgia"/>
-        </w:rPr>
-        <w:t>SELECT name, salary * 12 AS annual_salary</w:t>
-      </w:r>
-      <w:r>
+          <w:highlight w:val="cyan"/>
+        </w:rPr>
+        <w:t xml:space="preserve">SELECT name, </w:t>
+      </w:r>
+      <w:r>
+        <w:rPr>
+          <w:rFonts w:eastAsia="Georgia" w:hAnsi="Georgia" w:cs="Georgia"/>
+          <w:highlight w:val="magenta"/>
+        </w:rPr>
+        <w:t xml:space="preserve">salary * 12 </w:t>
+      </w:r>
+      <w:r>
+        <w:rPr>
+          <w:rFonts w:eastAsia="Georgia" w:hAnsi="Georgia" w:cs="Georgia"/>
+          <w:highlight w:val="cyan"/>
+        </w:rPr>
+        <w:t>AS annual_salary</w:t>
+      </w:r>
+      <w:r>
+        <w:rPr>
+          <w:highlight w:val="cyan"/>
+        </w:rPr>
         <w:br/>
         <w:t>FROM employees;</w:t>
       </w:r>
@@ -4745,6 +4801,7 @@
       <w:r>
         <w:rPr>
           <w:b/>
+          <w:highlight w:val="magenta"/>
         </w:rPr>
         <w:t>Column Aliases</w:t>
       </w:r>
@@ -4798,6 +4855,7 @@
       <w:r>
         <w:rPr>
           <w:b/>
+          <w:highlight w:val="magenta"/>
         </w:rPr>
         <w:t>Table Aliases</w:t>
       </w:r>
@@ -5009,6 +5067,7 @@
       <w:r>
         <w:rPr>
           <w:b/>
+          <w:highlight w:val="magenta"/>
         </w:rPr>
         <w:t>Sort by Single Column (Ascending - default):</w:t>
       </w:r>
@@ -5036,6 +5095,7 @@
       <w:r>
         <w:rPr>
           <w:b/>
+          <w:highlight w:val="magenta"/>
         </w:rPr>
         <w:t>Sort Descending:</w:t>
       </w:r>
@@ -5063,6 +5123,7 @@
       <w:r>
         <w:rPr>
           <w:b/>
+          <w:highlight w:val="magenta"/>
         </w:rPr>
         <w:t>Sort by Multiple Columns:</w:t>
       </w:r>
@@ -5085,7 +5146,13 @@
         <w:rPr>
           <w:highlight w:val="cyan"/>
         </w:rPr>
-        <w:t>ORDER BY department ASC, salary DESC;</w:t>
+        <w:t xml:space="preserve">ORDER BY </w:t>
+      </w:r>
+      <w:r>
+        <w:rPr>
+          <w:highlight w:val="green"/>
+        </w:rPr>
+        <w:t>department ASC, salary DESC;</w:t>
       </w:r>
     </w:p>
     <w:p>
@@ -5168,10 +5235,14 @@
     <w:p>
       <w:pPr>
         <w:spacing w:after="210"/>
-      </w:pPr>
-      <w:r>
-        <w:rPr>
-          <w:b/>
+        <w:rPr>
+          <w:highlight w:val="cyan"/>
+        </w:rPr>
+      </w:pPr>
+      <w:r>
+        <w:rPr>
+          <w:b/>
+          <w:highlight w:val="cyan"/>
         </w:rPr>
         <w:t>OFFSET - Skip Rows (Pagination):</w:t>
       </w:r>
@@ -5179,15 +5250,27 @@
     <w:p>
       <w:pPr>
         <w:spacing w:after="210"/>
-      </w:pPr>
-      <w:r>
+        <w:rPr>
+          <w:highlight w:val="cyan"/>
+        </w:rPr>
+      </w:pPr>
+      <w:r>
+        <w:rPr>
+          <w:highlight w:val="cyan"/>
+        </w:rPr>
         <w:t>SELECT * FROM employees</w:t>
       </w:r>
       <w:r>
+        <w:rPr>
+          <w:highlight w:val="cyan"/>
+        </w:rPr>
         <w:br/>
         <w:t>ORDER BY salary DESC</w:t>
       </w:r>
       <w:r>
+        <w:rPr>
+          <w:highlight w:val="cyan"/>
+        </w:rPr>
         <w:br/>
         <w:t>LIMIT 5 OFFSET 10;</w:t>
       </w:r>
@@ -5197,6 +5280,9 @@
         <w:spacing w:after="210"/>
       </w:pPr>
       <w:r>
+        <w:rPr>
+          <w:highlight w:val="cyan"/>
+        </w:rPr>
         <w:t>Returns 5 rows starting from row 11 (skips first 10).</w:t>
       </w:r>
     </w:p>
@@ -5753,7 +5839,16 @@
       </w:r>
       <w:r>
         <w:br/>
-        <w:t>WHERE NOT department = 'IT';</w:t>
+        <w:t xml:space="preserve">WHERE </w:t>
+      </w:r>
+      <w:r>
+        <w:rPr>
+          <w:highlight w:val="cyan"/>
+        </w:rPr>
+        <w:t>NOT department</w:t>
+      </w:r>
+      <w:r>
+        <w:t xml:space="preserve"> = 'IT';</w:t>
       </w:r>
     </w:p>
     <w:p>
@@ -6050,6 +6145,9 @@
         <w:spacing w:after="210"/>
       </w:pPr>
       <w:r>
+        <w:rPr>
+          <w:highlight w:val="cyan"/>
+        </w:rPr>
         <w:t>SELECT * FROM employees WHERE email IS NULL;</w:t>
       </w:r>
     </w:p>
@@ -6069,6 +6167,9 @@
         <w:spacing w:after="210"/>
       </w:pPr>
       <w:r>
+        <w:rPr>
+          <w:highlight w:val="cyan"/>
+        </w:rPr>
         <w:t>SELECT * FROM employees WHERE email IS NOT NULL;</w:t>
       </w:r>
     </w:p>
@@ -6079,56 +6180,77 @@
       <w:r>
         <w:rPr>
           <w:b/>
+          <w:highlight w:val="magenta"/>
         </w:rPr>
         <w:t>⚠️</w:t>
       </w:r>
       <w:r>
         <w:rPr>
           <w:b/>
+          <w:highlight w:val="magenta"/>
         </w:rPr>
         <w:t xml:space="preserve"> IMPORTANT:</w:t>
       </w:r>
       <w:r>
+        <w:rPr>
+          <w:highlight w:val="magenta"/>
+        </w:rPr>
         <w:t xml:space="preserve"> Cannot use </w:t>
       </w:r>
       <w:r>
         <w:rPr>
           <w:rStyle w:val="VerbatimChar"/>
+          <w:highlight w:val="magenta"/>
           <w:shd w:val="clear" w:color="auto" w:fill="F8F8FA"/>
         </w:rPr>
         <w:t>= NULL</w:t>
       </w:r>
       <w:r>
+        <w:rPr>
+          <w:highlight w:val="magenta"/>
+        </w:rPr>
         <w:t xml:space="preserve"> or </w:t>
       </w:r>
       <w:r>
         <w:rPr>
           <w:rStyle w:val="VerbatimChar"/>
+          <w:highlight w:val="magenta"/>
           <w:shd w:val="clear" w:color="auto" w:fill="F8F8FA"/>
         </w:rPr>
         <w:t>!= NULL</w:t>
       </w:r>
       <w:r>
+        <w:rPr>
+          <w:highlight w:val="magenta"/>
+        </w:rPr>
         <w:t xml:space="preserve">. Must use </w:t>
       </w:r>
       <w:r>
         <w:rPr>
           <w:rStyle w:val="VerbatimChar"/>
+          <w:highlight w:val="magenta"/>
           <w:shd w:val="clear" w:color="auto" w:fill="F8F8FA"/>
         </w:rPr>
         <w:t>IS NULL</w:t>
       </w:r>
       <w:r>
+        <w:rPr>
+          <w:highlight w:val="magenta"/>
+        </w:rPr>
         <w:t xml:space="preserve"> or </w:t>
       </w:r>
       <w:r>
         <w:rPr>
           <w:rStyle w:val="VerbatimChar"/>
+          <w:highlight w:val="magenta"/>
           <w:shd w:val="clear" w:color="auto" w:fill="F8F8FA"/>
         </w:rPr>
         <w:t>IS NOT NULL</w:t>
       </w:r>
       <w:r>
+        <w:rPr>
+          <w:highlight w:val="magenta"/>
+        </w:rPr>
         <w:t>.</w:t>
       </w:r>
     </w:p>
@@ -6137,6 +6259,9 @@
         <w:spacing w:after="210"/>
       </w:pPr>
       <w:r>
+        <w:rPr>
+          <w:highlight w:val="red"/>
+        </w:rPr>
         <w:t>-- WRONG - will not work</w:t>
       </w:r>
       <w:r>
@@ -6149,6 +6274,9 @@
         <w:spacing w:after="210"/>
       </w:pPr>
       <w:r>
+        <w:rPr>
+          <w:highlight w:val="green"/>
+        </w:rPr>
         <w:t>-- CORRECT</w:t>
       </w:r>
       <w:r>
@@ -6313,6 +6441,9 @@
         <w:spacing w:after="210"/>
       </w:pPr>
       <w:r>
+        <w:rPr>
+          <w:highlight w:val="cyan"/>
+        </w:rPr>
         <w:t>-- Count non-NULL values in a column</w:t>
       </w:r>
       <w:r>
@@ -6325,6 +6456,9 @@
         <w:spacing w:after="210"/>
       </w:pPr>
       <w:r>
+        <w:rPr>
+          <w:highlight w:val="cyan"/>
+        </w:rPr>
         <w:t>-- Count with condition</w:t>
       </w:r>
       <w:r>
@@ -6417,6 +6551,9 @@
         <w:spacing w:after="210"/>
       </w:pPr>
       <w:r>
+        <w:rPr>
+          <w:highlight w:val="cyan"/>
+        </w:rPr>
         <w:t>-- Average salary by department (needs GROUP BY)</w:t>
       </w:r>
       <w:r>
@@ -6954,6 +7091,7 @@
       <w:r>
         <w:rPr>
           <w:rFonts w:asciiTheme="minorHAnsi" w:cstheme="minorHAnsi"/>
+          <w:highlight w:val="cyan"/>
         </w:rPr>
         <w:t>WHERE hire_date &gt;= '2020-01-01'</w:t>
       </w:r>
@@ -6982,6 +7120,7 @@
       <w:r>
         <w:rPr>
           <w:rFonts w:asciiTheme="minorHAnsi" w:cstheme="minorHAnsi"/>
+          <w:highlight w:val="cyan"/>
         </w:rPr>
         <w:t>HAVING COUNT(*) &gt;= 2</w:t>
       </w:r>
@@ -7052,8 +7191,14 @@
           <w:ilvl w:val="0"/>
           <w:numId w:val="19"/>
         </w:numPr>
-      </w:pPr>
-      <w:r>
+        <w:rPr>
+          <w:highlight w:val="cyan"/>
+        </w:rPr>
+      </w:pPr>
+      <w:r>
+        <w:rPr>
+          <w:highlight w:val="cyan"/>
+        </w:rPr>
         <w:t>Filters groups with at least 2 employees</w:t>
       </w:r>
     </w:p>
@@ -7089,6 +7234,7 @@
       <w:r>
         <w:rPr>
           <w:b/>
+          <w:highlight w:val="magenta"/>
         </w:rPr>
         <w:t>Mistake 1: Non-aggregated column without GROUP BY</w:t>
       </w:r>
@@ -7120,7 +7266,7 @@
       </w:pPr>
       <w:r>
         <w:rPr>
-          <w:highlight w:val="red"/>
+          <w:highlight w:val="magenta"/>
         </w:rPr>
         <w:t>-- Which employee's name should it show? Error!</w:t>
       </w:r>
@@ -7152,6 +7298,7 @@
       <w:r>
         <w:rPr>
           <w:b/>
+          <w:highlight w:val="magenta"/>
         </w:rPr>
         <w:t>Mistake 2: Using WHERE instead of HAVING</w:t>
       </w:r>
@@ -7205,6 +7352,13 @@
           <w:lang w:val="en-IN"/>
         </w:rPr>
         <w:br/>
+      </w:r>
+      <w:r>
+        <w:rPr>
+          <w:rFonts w:asciiTheme="minorHAnsi" w:cstheme="minorHAnsi"/>
+          <w:highlight w:val="magenta"/>
+          <w:lang w:val="en-IN"/>
+        </w:rPr>
         <w:t>WHERE COUNT(*) &gt; 2   -- Error</w:t>
       </w:r>
       <w:r>
@@ -7277,12 +7431,14 @@
         <w:spacing w:after="210"/>
         <w:rPr>
           <w:rFonts w:asciiTheme="minorHAnsi" w:cstheme="minorHAnsi"/>
+          <w:highlight w:val="cyan"/>
           <w:lang w:val="en-IN"/>
         </w:rPr>
       </w:pPr>
       <w:r>
         <w:rPr>
           <w:rFonts w:asciiTheme="minorHAnsi" w:cstheme="minorHAnsi"/>
+          <w:highlight w:val="cyan"/>
           <w:lang w:val="en-IN"/>
         </w:rPr>
         <w:t xml:space="preserve">At that stage, the database </w:t>
@@ -7292,6 +7448,7 @@
           <w:rFonts w:asciiTheme="minorHAnsi" w:cstheme="minorHAnsi"/>
           <w:b/>
           <w:bCs/>
+          <w:highlight w:val="cyan"/>
           <w:lang w:val="en-IN"/>
         </w:rPr>
         <w:t>has not calculated COUNT yet</w:t>
@@ -7299,6 +7456,7 @@
       <w:r>
         <w:rPr>
           <w:rFonts w:asciiTheme="minorHAnsi" w:cstheme="minorHAnsi"/>
+          <w:highlight w:val="cyan"/>
           <w:lang w:val="en-IN"/>
         </w:rPr>
         <w:t>.</w:t>
@@ -7313,12 +7471,14 @@
         <w:spacing w:after="210"/>
         <w:rPr>
           <w:rFonts w:asciiTheme="minorHAnsi" w:cstheme="minorHAnsi"/>
+          <w:highlight w:val="cyan"/>
           <w:lang w:val="en-IN"/>
         </w:rPr>
       </w:pPr>
       <w:r>
         <w:rPr>
           <w:rFonts w:asciiTheme="minorHAnsi" w:cstheme="minorHAnsi"/>
+          <w:highlight w:val="cyan"/>
           <w:lang w:val="en-IN"/>
         </w:rPr>
         <w:t>Therefore, aggregate functions like COUNT(), SUM(), AVG() cannot be used in WHERE.</w:t>
@@ -8068,6 +8228,7 @@
       <w:r>
         <w:rPr>
           <w:b/>
+          <w:highlight w:val="magenta"/>
         </w:rPr>
         <w:t>Mistake 3: Forgetting GROUP BY</w:t>
       </w:r>
@@ -8082,8 +8243,15 @@
       <w:r>
         <w:rPr>
           <w:rFonts w:asciiTheme="minorHAnsi" w:cstheme="minorHAnsi"/>
-        </w:rPr>
-        <w:t>-- WRONG - mixing aggregated and non-aggregated without GROUP BY</w:t>
+          <w:highlight w:val="red"/>
+        </w:rPr>
+        <w:t>-- WRONG</w:t>
+      </w:r>
+      <w:r>
+        <w:rPr>
+          <w:rFonts w:asciiTheme="minorHAnsi" w:cstheme="minorHAnsi"/>
+        </w:rPr>
+        <w:t xml:space="preserve"> - mixing aggregated and non-aggregated without GROUP BY</w:t>
       </w:r>
       <w:r>
         <w:rPr>
@@ -8110,19 +8278,116 @@
       <w:r>
         <w:rPr>
           <w:rFonts w:asciiTheme="minorHAnsi" w:cstheme="minorHAnsi"/>
-        </w:rPr>
-        <w:t>-- CORRECT - if you want all employees listed</w:t>
-      </w:r>
-      <w:r>
-        <w:rPr>
-          <w:rFonts w:asciiTheme="minorHAnsi" w:cstheme="minorHAnsi"/>
-        </w:rPr>
-        <w:br/>
+          <w:highlight w:val="green"/>
+        </w:rPr>
+        <w:t>-- CORRECT</w:t>
+      </w:r>
+      <w:r>
+        <w:rPr>
+          <w:rFonts w:asciiTheme="minorHAnsi" w:cstheme="minorHAnsi"/>
+        </w:rPr>
+        <w:t xml:space="preserve"> - if you want all employees listed</w:t>
+      </w:r>
+      <w:r>
+        <w:rPr>
+          <w:rFonts w:asciiTheme="minorHAnsi" w:cstheme="minorHAnsi"/>
+        </w:rPr>
+        <w:br/>
+      </w:r>
+      <w:r>
+        <w:rPr>
+          <w:rFonts w:asciiTheme="minorHAnsi" w:cstheme="minorHAnsi"/>
+          <w:highlight w:val="cyan"/>
+        </w:rPr>
+        <w:t xml:space="preserve">SELECT name, COUNT(*) </w:t>
+      </w:r>
+      <w:r>
+        <w:rPr>
+          <w:rFonts w:asciiTheme="minorHAnsi" w:cstheme="minorHAnsi"/>
+          <w:highlight w:val="yellow"/>
+        </w:rPr>
+        <w:t xml:space="preserve">OVER </w:t>
+      </w:r>
+      <w:r>
+        <w:rPr>
+          <w:rFonts w:asciiTheme="minorHAnsi" w:cstheme="minorHAnsi"/>
+          <w:highlight w:val="cyan"/>
+        </w:rPr>
+        <w:t>()</w:t>
+      </w:r>
+      <w:r>
+        <w:rPr>
+          <w:rFonts w:asciiTheme="minorHAnsi" w:cstheme="minorHAnsi"/>
+        </w:rPr>
+        <w:br/>
+        <w:t>FROM employees;</w:t>
+      </w:r>
+    </w:p>
+    <w:p>
+      <w:pPr>
+        <w:spacing w:after="210"/>
+        <w:rPr>
+          <w:rFonts w:asciiTheme="minorHAnsi" w:cstheme="minorHAnsi"/>
+        </w:rPr>
+      </w:pPr>
+      <w:r>
+        <w:rPr>
+          <w:rFonts w:asciiTheme="minorHAnsi" w:cstheme="minorHAnsi"/>
+        </w:rPr>
+        <w:t>--------</w:t>
+      </w:r>
+    </w:p>
+    <w:p>
+      <w:pPr>
+        <w:spacing w:after="210"/>
+        <w:rPr>
+          <w:rFonts w:asciiTheme="minorHAnsi" w:cstheme="minorHAnsi"/>
+          <w:lang w:val="en-IN"/>
+        </w:rPr>
+      </w:pPr>
+      <w:r>
+        <w:rPr>
+          <w:rFonts w:asciiTheme="minorHAnsi" w:cstheme="minorHAnsi"/>
+          <w:lang w:val="en-IN"/>
+        </w:rPr>
+        <w:t>This query uses a window function.</w:t>
+      </w:r>
+    </w:p>
+    <w:p>
+      <w:pPr>
+        <w:spacing w:after="210"/>
+        <w:rPr>
+          <w:rFonts w:asciiTheme="minorHAnsi" w:cstheme="minorHAnsi"/>
+          <w:lang w:val="en-IN"/>
+        </w:rPr>
+      </w:pPr>
+      <w:r>
+        <w:rPr>
+          <w:rFonts w:asciiTheme="minorHAnsi" w:cstheme="minorHAnsi"/>
+          <w:lang w:val="en-IN"/>
+        </w:rPr>
+        <w:t>Query:</w:t>
+      </w:r>
+    </w:p>
+    <w:p>
+      <w:pPr>
+        <w:spacing w:after="210"/>
+        <w:rPr>
+          <w:rFonts w:asciiTheme="minorHAnsi" w:cstheme="minorHAnsi"/>
+          <w:lang w:val="en-IN"/>
+        </w:rPr>
+      </w:pPr>
+      <w:r>
+        <w:rPr>
+          <w:rFonts w:asciiTheme="minorHAnsi" w:cstheme="minorHAnsi"/>
+          <w:lang w:val="en-IN"/>
+        </w:rPr>
         <w:t>SELECT name, COUNT(*) OVER ()</w:t>
       </w:r>
       <w:r>
         <w:rPr>
           <w:rFonts w:asciiTheme="minorHAnsi" w:cstheme="minorHAnsi"/>
+          <w:lang w:val="en-IN"/>
         </w:rPr>
         <w:br/>
         <w:t>FROM employees;</w:t>
@@ -8133,11 +8398,1222 @@
         <w:spacing w:after="210"/>
         <w:rPr>
           <w:rFonts w:asciiTheme="minorHAnsi" w:cstheme="minorHAnsi"/>
-        </w:rPr>
-      </w:pPr>
-      <w:r>
-        <w:rPr>
-          <w:rFonts w:asciiTheme="minorHAnsi" w:cstheme="minorHAnsi"/>
+          <w:lang w:val="en-IN"/>
+        </w:rPr>
+      </w:pPr>
+      <w:r>
+        <w:rPr>
+          <w:rFonts w:asciiTheme="minorHAnsi" w:cstheme="minorHAnsi"/>
+          <w:lang w:val="en-IN"/>
+        </w:rPr>
+        <w:t>COUNT(*) OVER () means:</w:t>
+      </w:r>
+    </w:p>
+    <w:p>
+      <w:pPr>
+        <w:spacing w:after="210"/>
+        <w:rPr>
+          <w:rFonts w:asciiTheme="minorHAnsi" w:cstheme="minorHAnsi"/>
+          <w:lang w:val="en-IN"/>
+        </w:rPr>
+      </w:pPr>
+      <w:r>
+        <w:rPr>
+          <w:rFonts w:asciiTheme="minorHAnsi" w:cstheme="minorHAnsi"/>
+          <w:lang w:val="en-IN"/>
+        </w:rPr>
+        <w:t>“Count all rows, but do not collapse rows like GROUP BY.”</w:t>
+      </w:r>
+    </w:p>
+    <w:p>
+      <w:pPr>
+        <w:spacing w:after="210"/>
+        <w:rPr>
+          <w:rFonts w:asciiTheme="minorHAnsi" w:cstheme="minorHAnsi"/>
+          <w:lang w:val="en-IN"/>
+        </w:rPr>
+      </w:pPr>
+      <w:r>
+        <w:rPr>
+          <w:rFonts w:asciiTheme="minorHAnsi" w:cstheme="minorHAnsi"/>
+          <w:lang w:val="en-IN"/>
+        </w:rPr>
+        <w:t>Suppose table:</w:t>
+      </w:r>
+    </w:p>
+    <w:tbl>
+      <w:tblPr>
+        <w:tblStyle w:val="TableGrid"/>
+        <w:tblW w:w="0" w:type="auto"/>
+        <w:tblLook w:val="04A0" w:firstRow="1" w:lastRow="0" w:firstColumn="1" w:lastColumn="0" w:noHBand="0" w:noVBand="1"/>
+      </w:tblPr>
+      <w:tblGrid>
+        <w:gridCol w:w="709"/>
+      </w:tblGrid>
+      <w:tr>
+        <w:tc>
+          <w:tcPr>
+            <w:tcW w:w="0" w:type="auto"/>
+            <w:hideMark/>
+          </w:tcPr>
+          <w:p>
+            <w:pPr>
+              <w:spacing w:after="210" w:line="240" w:lineRule="atLeast"/>
+              <w:rPr>
+                <w:rFonts w:asciiTheme="minorHAnsi" w:cstheme="minorHAnsi"/>
+                <w:b/>
+                <w:bCs/>
+                <w:lang w:val="en-IN"/>
+              </w:rPr>
+            </w:pPr>
+            <w:r>
+              <w:rPr>
+                <w:rFonts w:asciiTheme="minorHAnsi" w:cstheme="minorHAnsi"/>
+                <w:b/>
+                <w:bCs/>
+                <w:lang w:val="en-IN"/>
+              </w:rPr>
+              <w:lastRenderedPageBreak/>
+              <w:t>name</w:t>
+            </w:r>
+          </w:p>
+        </w:tc>
+      </w:tr>
+      <w:tr>
+        <w:tc>
+          <w:tcPr>
+            <w:tcW w:w="0" w:type="auto"/>
+            <w:hideMark/>
+          </w:tcPr>
+          <w:p>
+            <w:pPr>
+              <w:spacing w:after="210" w:line="240" w:lineRule="atLeast"/>
+              <w:rPr>
+                <w:rFonts w:asciiTheme="minorHAnsi" w:cstheme="minorHAnsi"/>
+                <w:lang w:val="en-IN"/>
+              </w:rPr>
+            </w:pPr>
+            <w:r>
+              <w:rPr>
+                <w:rFonts w:asciiTheme="minorHAnsi" w:cstheme="minorHAnsi"/>
+                <w:lang w:val="en-IN"/>
+              </w:rPr>
+              <w:t>A</w:t>
+            </w:r>
+          </w:p>
+        </w:tc>
+      </w:tr>
+      <w:tr>
+        <w:tc>
+          <w:tcPr>
+            <w:tcW w:w="0" w:type="auto"/>
+            <w:hideMark/>
+          </w:tcPr>
+          <w:p>
+            <w:pPr>
+              <w:spacing w:after="210" w:line="240" w:lineRule="atLeast"/>
+              <w:rPr>
+                <w:rFonts w:asciiTheme="minorHAnsi" w:cstheme="minorHAnsi"/>
+                <w:lang w:val="en-IN"/>
+              </w:rPr>
+            </w:pPr>
+            <w:r>
+              <w:rPr>
+                <w:rFonts w:asciiTheme="minorHAnsi" w:cstheme="minorHAnsi"/>
+                <w:lang w:val="en-IN"/>
+              </w:rPr>
+              <w:t>B</w:t>
+            </w:r>
+          </w:p>
+        </w:tc>
+      </w:tr>
+      <w:tr>
+        <w:tc>
+          <w:tcPr>
+            <w:tcW w:w="0" w:type="auto"/>
+            <w:hideMark/>
+          </w:tcPr>
+          <w:p>
+            <w:pPr>
+              <w:spacing w:after="210" w:line="240" w:lineRule="atLeast"/>
+              <w:rPr>
+                <w:rFonts w:asciiTheme="minorHAnsi" w:cstheme="minorHAnsi"/>
+                <w:lang w:val="en-IN"/>
+              </w:rPr>
+            </w:pPr>
+            <w:r>
+              <w:rPr>
+                <w:rFonts w:asciiTheme="minorHAnsi" w:cstheme="minorHAnsi"/>
+                <w:lang w:val="en-IN"/>
+              </w:rPr>
+              <w:t>C</w:t>
+            </w:r>
+          </w:p>
+        </w:tc>
+      </w:tr>
+    </w:tbl>
+    <w:p>
+      <w:pPr>
+        <w:spacing w:after="210"/>
+        <w:rPr>
+          <w:rFonts w:asciiTheme="minorHAnsi" w:cstheme="minorHAnsi"/>
+          <w:lang w:val="en-IN"/>
+        </w:rPr>
+      </w:pPr>
+      <w:r>
+        <w:rPr>
+          <w:rFonts w:asciiTheme="minorHAnsi" w:cstheme="minorHAnsi"/>
+          <w:lang w:val="en-IN"/>
+        </w:rPr>
+        <w:t>Execution:</w:t>
+      </w:r>
+    </w:p>
+    <w:p>
+      <w:pPr>
+        <w:spacing w:after="210"/>
+        <w:rPr>
+          <w:rFonts w:asciiTheme="minorHAnsi" w:cstheme="minorHAnsi"/>
+          <w:lang w:val="en-IN"/>
+        </w:rPr>
+      </w:pPr>
+      <w:r>
+        <w:rPr>
+          <w:rFonts w:asciiTheme="minorHAnsi" w:cstheme="minorHAnsi"/>
+          <w:lang w:val="en-IN"/>
+        </w:rPr>
+        <w:t>Step 1 — COUNT(*)</w:t>
+      </w:r>
+    </w:p>
+    <w:p>
+      <w:pPr>
+        <w:spacing w:after="210"/>
+        <w:rPr>
+          <w:rFonts w:asciiTheme="minorHAnsi" w:cstheme="minorHAnsi"/>
+          <w:lang w:val="en-IN"/>
+        </w:rPr>
+      </w:pPr>
+      <w:r>
+        <w:rPr>
+          <w:rFonts w:asciiTheme="minorHAnsi" w:cstheme="minorHAnsi"/>
+          <w:lang w:val="en-IN"/>
+        </w:rPr>
+        <w:t>Total rows:</w:t>
+      </w:r>
+    </w:p>
+    <w:p>
+      <w:pPr>
+        <w:spacing w:after="210"/>
+        <w:rPr>
+          <w:rFonts w:asciiTheme="minorHAnsi" w:cstheme="minorHAnsi"/>
+          <w:lang w:val="en-IN"/>
+        </w:rPr>
+      </w:pPr>
+      <w:r>
+        <w:rPr>
+          <w:rFonts w:asciiTheme="minorHAnsi" w:cstheme="minorHAnsi"/>
+          <w:lang w:val="en-IN"/>
+        </w:rPr>
+        <w:t>3</w:t>
+      </w:r>
+    </w:p>
+    <w:p>
+      <w:pPr>
+        <w:spacing w:after="210"/>
+        <w:rPr>
+          <w:rFonts w:asciiTheme="minorHAnsi" w:cstheme="minorHAnsi"/>
+          <w:lang w:val="en-IN"/>
+        </w:rPr>
+      </w:pPr>
+      <w:r>
+        <w:rPr>
+          <w:rFonts w:asciiTheme="minorHAnsi" w:cstheme="minorHAnsi"/>
+          <w:lang w:val="en-IN"/>
+        </w:rPr>
+        <w:t>Step 2 — OVER ()</w:t>
+      </w:r>
+    </w:p>
+    <w:p>
+      <w:pPr>
+        <w:spacing w:after="210"/>
+        <w:rPr>
+          <w:rFonts w:asciiTheme="minorHAnsi" w:cstheme="minorHAnsi"/>
+          <w:lang w:val="en-IN"/>
+        </w:rPr>
+      </w:pPr>
+      <w:r>
+        <w:rPr>
+          <w:rFonts w:asciiTheme="minorHAnsi" w:cstheme="minorHAnsi"/>
+          <w:lang w:val="en-IN"/>
+        </w:rPr>
+        <w:t>OVER() tells SQL:</w:t>
+      </w:r>
+    </w:p>
+    <w:p>
+      <w:pPr>
+        <w:numPr>
+          <w:ilvl w:val="0"/>
+          <w:numId w:val="91"/>
+        </w:numPr>
+        <w:spacing w:after="210"/>
+        <w:rPr>
+          <w:rFonts w:asciiTheme="minorHAnsi" w:cstheme="minorHAnsi"/>
+          <w:lang w:val="en-IN"/>
+        </w:rPr>
+      </w:pPr>
+      <w:r>
+        <w:rPr>
+          <w:rFonts w:asciiTheme="minorHAnsi" w:cstheme="minorHAnsi"/>
+          <w:lang w:val="en-IN"/>
+        </w:rPr>
+        <w:t xml:space="preserve">apply count as window function </w:t>
+      </w:r>
+    </w:p>
+    <w:p>
+      <w:pPr>
+        <w:numPr>
+          <w:ilvl w:val="0"/>
+          <w:numId w:val="91"/>
+        </w:numPr>
+        <w:spacing w:after="210"/>
+        <w:rPr>
+          <w:rFonts w:asciiTheme="minorHAnsi" w:cstheme="minorHAnsi"/>
+          <w:lang w:val="en-IN"/>
+        </w:rPr>
+      </w:pPr>
+      <w:r>
+        <w:rPr>
+          <w:rFonts w:asciiTheme="minorHAnsi" w:cstheme="minorHAnsi"/>
+          <w:lang w:val="en-IN"/>
+        </w:rPr>
+        <w:t xml:space="preserve">return result for every row </w:t>
+      </w:r>
+    </w:p>
+    <w:p>
+      <w:pPr>
+        <w:numPr>
+          <w:ilvl w:val="0"/>
+          <w:numId w:val="91"/>
+        </w:numPr>
+        <w:spacing w:after="210"/>
+        <w:rPr>
+          <w:rFonts w:asciiTheme="minorHAnsi" w:cstheme="minorHAnsi"/>
+          <w:lang w:val="en-IN"/>
+        </w:rPr>
+      </w:pPr>
+      <w:r>
+        <w:rPr>
+          <w:rFonts w:asciiTheme="minorHAnsi" w:cstheme="minorHAnsi"/>
+          <w:lang w:val="en-IN"/>
+        </w:rPr>
+        <w:t xml:space="preserve">keep original rows intact </w:t>
+      </w:r>
+    </w:p>
+    <w:p>
+      <w:pPr>
+        <w:spacing w:after="210"/>
+        <w:rPr>
+          <w:rFonts w:asciiTheme="minorHAnsi" w:cstheme="minorHAnsi"/>
+          <w:lang w:val="en-IN"/>
+        </w:rPr>
+      </w:pPr>
+      <w:r>
+        <w:rPr>
+          <w:rFonts w:asciiTheme="minorHAnsi" w:cstheme="minorHAnsi"/>
+          <w:lang w:val="en-IN"/>
+        </w:rPr>
+        <w:t>Final result:</w:t>
+      </w:r>
+    </w:p>
+    <w:tbl>
+      <w:tblPr>
+        <w:tblStyle w:val="TableGrid"/>
+        <w:tblW w:w="0" w:type="auto"/>
+        <w:tblLook w:val="04A0" w:firstRow="1" w:lastRow="0" w:firstColumn="1" w:lastColumn="0" w:noHBand="0" w:noVBand="1"/>
+      </w:tblPr>
+      <w:tblGrid>
+        <w:gridCol w:w="709"/>
+        <w:gridCol w:w="715"/>
+      </w:tblGrid>
+      <w:tr>
+        <w:tc>
+          <w:tcPr>
+            <w:tcW w:w="0" w:type="auto"/>
+            <w:hideMark/>
+          </w:tcPr>
+          <w:p>
+            <w:pPr>
+              <w:spacing w:after="210" w:line="240" w:lineRule="atLeast"/>
+              <w:rPr>
+                <w:rFonts w:asciiTheme="minorHAnsi" w:cstheme="minorHAnsi"/>
+                <w:b/>
+                <w:bCs/>
+                <w:lang w:val="en-IN"/>
+              </w:rPr>
+            </w:pPr>
+            <w:r>
+              <w:rPr>
+                <w:rFonts w:asciiTheme="minorHAnsi" w:cstheme="minorHAnsi"/>
+                <w:b/>
+                <w:bCs/>
+                <w:lang w:val="en-IN"/>
+              </w:rPr>
+              <w:t>name</w:t>
+            </w:r>
+          </w:p>
+        </w:tc>
+        <w:tc>
+          <w:tcPr>
+            <w:tcW w:w="0" w:type="auto"/>
+            <w:hideMark/>
+          </w:tcPr>
+          <w:p>
+            <w:pPr>
+              <w:spacing w:after="210" w:line="240" w:lineRule="atLeast"/>
+              <w:rPr>
+                <w:rFonts w:asciiTheme="minorHAnsi" w:cstheme="minorHAnsi"/>
+                <w:b/>
+                <w:bCs/>
+                <w:lang w:val="en-IN"/>
+              </w:rPr>
+            </w:pPr>
+            <w:r>
+              <w:rPr>
+                <w:rFonts w:asciiTheme="minorHAnsi" w:cstheme="minorHAnsi"/>
+                <w:b/>
+                <w:bCs/>
+                <w:lang w:val="en-IN"/>
+              </w:rPr>
+              <w:t>count</w:t>
+            </w:r>
+          </w:p>
+        </w:tc>
+      </w:tr>
+      <w:tr>
+        <w:tc>
+          <w:tcPr>
+            <w:tcW w:w="0" w:type="auto"/>
+            <w:hideMark/>
+          </w:tcPr>
+          <w:p>
+            <w:pPr>
+              <w:spacing w:after="210" w:line="240" w:lineRule="atLeast"/>
+              <w:rPr>
+                <w:rFonts w:asciiTheme="minorHAnsi" w:cstheme="minorHAnsi"/>
+                <w:lang w:val="en-IN"/>
+              </w:rPr>
+            </w:pPr>
+            <w:r>
+              <w:rPr>
+                <w:rFonts w:asciiTheme="minorHAnsi" w:cstheme="minorHAnsi"/>
+                <w:lang w:val="en-IN"/>
+              </w:rPr>
+              <w:t>A</w:t>
+            </w:r>
+          </w:p>
+        </w:tc>
+        <w:tc>
+          <w:tcPr>
+            <w:tcW w:w="0" w:type="auto"/>
+            <w:hideMark/>
+          </w:tcPr>
+          <w:p>
+            <w:pPr>
+              <w:spacing w:after="210" w:line="240" w:lineRule="atLeast"/>
+              <w:rPr>
+                <w:rFonts w:asciiTheme="minorHAnsi" w:cstheme="minorHAnsi"/>
+                <w:lang w:val="en-IN"/>
+              </w:rPr>
+            </w:pPr>
+            <w:r>
+              <w:rPr>
+                <w:rFonts w:asciiTheme="minorHAnsi" w:cstheme="minorHAnsi"/>
+                <w:lang w:val="en-IN"/>
+              </w:rPr>
+              <w:t>3</w:t>
+            </w:r>
+          </w:p>
+        </w:tc>
+      </w:tr>
+      <w:tr>
+        <w:tc>
+          <w:tcPr>
+            <w:tcW w:w="0" w:type="auto"/>
+            <w:hideMark/>
+          </w:tcPr>
+          <w:p>
+            <w:pPr>
+              <w:spacing w:after="210" w:line="240" w:lineRule="atLeast"/>
+              <w:rPr>
+                <w:rFonts w:asciiTheme="minorHAnsi" w:cstheme="minorHAnsi"/>
+                <w:lang w:val="en-IN"/>
+              </w:rPr>
+            </w:pPr>
+            <w:r>
+              <w:rPr>
+                <w:rFonts w:asciiTheme="minorHAnsi" w:cstheme="minorHAnsi"/>
+                <w:lang w:val="en-IN"/>
+              </w:rPr>
+              <w:t>B</w:t>
+            </w:r>
+          </w:p>
+        </w:tc>
+        <w:tc>
+          <w:tcPr>
+            <w:tcW w:w="0" w:type="auto"/>
+            <w:hideMark/>
+          </w:tcPr>
+          <w:p>
+            <w:pPr>
+              <w:spacing w:after="210" w:line="240" w:lineRule="atLeast"/>
+              <w:rPr>
+                <w:rFonts w:asciiTheme="minorHAnsi" w:cstheme="minorHAnsi"/>
+                <w:lang w:val="en-IN"/>
+              </w:rPr>
+            </w:pPr>
+            <w:r>
+              <w:rPr>
+                <w:rFonts w:asciiTheme="minorHAnsi" w:cstheme="minorHAnsi"/>
+                <w:lang w:val="en-IN"/>
+              </w:rPr>
+              <w:t>3</w:t>
+            </w:r>
+          </w:p>
+        </w:tc>
+      </w:tr>
+      <w:tr>
+        <w:tc>
+          <w:tcPr>
+            <w:tcW w:w="0" w:type="auto"/>
+            <w:hideMark/>
+          </w:tcPr>
+          <w:p>
+            <w:pPr>
+              <w:spacing w:after="210" w:line="240" w:lineRule="atLeast"/>
+              <w:rPr>
+                <w:rFonts w:asciiTheme="minorHAnsi" w:cstheme="minorHAnsi"/>
+                <w:lang w:val="en-IN"/>
+              </w:rPr>
+            </w:pPr>
+            <w:r>
+              <w:rPr>
+                <w:rFonts w:asciiTheme="minorHAnsi" w:cstheme="minorHAnsi"/>
+                <w:lang w:val="en-IN"/>
+              </w:rPr>
+              <w:t>C</w:t>
+            </w:r>
+          </w:p>
+        </w:tc>
+        <w:tc>
+          <w:tcPr>
+            <w:tcW w:w="0" w:type="auto"/>
+            <w:hideMark/>
+          </w:tcPr>
+          <w:p>
+            <w:pPr>
+              <w:spacing w:after="210" w:line="240" w:lineRule="atLeast"/>
+              <w:rPr>
+                <w:rFonts w:asciiTheme="minorHAnsi" w:cstheme="minorHAnsi"/>
+                <w:lang w:val="en-IN"/>
+              </w:rPr>
+            </w:pPr>
+            <w:r>
+              <w:rPr>
+                <w:rFonts w:asciiTheme="minorHAnsi" w:cstheme="minorHAnsi"/>
+                <w:lang w:val="en-IN"/>
+              </w:rPr>
+              <w:t>3</w:t>
+            </w:r>
+          </w:p>
+        </w:tc>
+      </w:tr>
+    </w:tbl>
+    <w:p>
+      <w:pPr>
+        <w:spacing w:after="210"/>
+        <w:rPr>
+          <w:rFonts w:asciiTheme="minorHAnsi" w:cstheme="minorHAnsi"/>
+          <w:lang w:val="en-IN"/>
+        </w:rPr>
+      </w:pPr>
+      <w:r>
+        <w:rPr>
+          <w:rFonts w:asciiTheme="minorHAnsi" w:cstheme="minorHAnsi"/>
+          <w:lang w:val="en-IN"/>
+        </w:rPr>
+        <w:t>Important difference from GROUP BY:</w:t>
+      </w:r>
+    </w:p>
+    <w:p>
+      <w:pPr>
+        <w:spacing w:after="210"/>
+        <w:rPr>
+          <w:rFonts w:asciiTheme="minorHAnsi" w:cstheme="minorHAnsi"/>
+          <w:lang w:val="en-IN"/>
+        </w:rPr>
+      </w:pPr>
+      <w:r>
+        <w:rPr>
+          <w:rFonts w:asciiTheme="minorHAnsi" w:cstheme="minorHAnsi"/>
+          <w:lang w:val="en-IN"/>
+        </w:rPr>
+        <w:t>Using GROUP BY:</w:t>
+      </w:r>
+    </w:p>
+    <w:p>
+      <w:pPr>
+        <w:spacing w:after="210"/>
+        <w:rPr>
+          <w:rFonts w:asciiTheme="minorHAnsi" w:cstheme="minorHAnsi"/>
+          <w:lang w:val="en-IN"/>
+        </w:rPr>
+      </w:pPr>
+      <w:r>
+        <w:rPr>
+          <w:rFonts w:asciiTheme="minorHAnsi" w:cstheme="minorHAnsi"/>
+          <w:lang w:val="en-IN"/>
+        </w:rPr>
+        <w:t>SELECT COUNT(*)</w:t>
+      </w:r>
+      <w:r>
+        <w:rPr>
+          <w:rFonts w:asciiTheme="minorHAnsi" w:cstheme="minorHAnsi"/>
+          <w:lang w:val="en-IN"/>
+        </w:rPr>
+        <w:br/>
+        <w:t>FROM employees</w:t>
+      </w:r>
+    </w:p>
+    <w:p>
+      <w:pPr>
+        <w:spacing w:after="210"/>
+        <w:rPr>
+          <w:rFonts w:asciiTheme="minorHAnsi" w:cstheme="minorHAnsi"/>
+          <w:lang w:val="en-IN"/>
+        </w:rPr>
+      </w:pPr>
+      <w:r>
+        <w:rPr>
+          <w:rFonts w:asciiTheme="minorHAnsi" w:cstheme="minorHAnsi"/>
+          <w:lang w:val="en-IN"/>
+        </w:rPr>
+        <w:t>Result:</w:t>
+      </w:r>
+    </w:p>
+    <w:tbl>
+      <w:tblPr>
+        <w:tblW w:w="0" w:type="auto"/>
+        <w:tblCellSpacing w:w="15" w:type="dxa"/>
+        <w:tblCellMar>
+          <w:top w:w="15" w:type="dxa"/>
+          <w:left w:w="15" w:type="dxa"/>
+          <w:bottom w:w="15" w:type="dxa"/>
+          <w:right w:w="15" w:type="dxa"/>
+        </w:tblCellMar>
+        <w:tblLook w:val="04A0" w:firstRow="1" w:lastRow="0" w:firstColumn="1" w:lastColumn="0" w:noHBand="0" w:noVBand="1"/>
+      </w:tblPr>
+      <w:tblGrid>
+        <w:gridCol w:w="589"/>
+      </w:tblGrid>
+      <w:tr>
+        <w:trPr>
+          <w:tblHeader/>
+          <w:tblCellSpacing w:w="15" w:type="dxa"/>
+        </w:trPr>
+        <w:tc>
+          <w:tcPr>
+            <w:tcW w:w="0" w:type="auto"/>
+            <w:vAlign w:val="center"/>
+            <w:hideMark/>
+          </w:tcPr>
+          <w:p>
+            <w:pPr>
+              <w:spacing w:after="210"/>
+              <w:rPr>
+                <w:rFonts w:asciiTheme="minorHAnsi" w:cstheme="minorHAnsi"/>
+                <w:b/>
+                <w:bCs/>
+                <w:lang w:val="en-IN"/>
+              </w:rPr>
+            </w:pPr>
+            <w:r>
+              <w:rPr>
+                <w:rFonts w:asciiTheme="minorHAnsi" w:cstheme="minorHAnsi"/>
+                <w:b/>
+                <w:bCs/>
+                <w:lang w:val="en-IN"/>
+              </w:rPr>
+              <w:t>count</w:t>
+            </w:r>
+          </w:p>
+        </w:tc>
+      </w:tr>
+      <w:tr>
+        <w:trPr>
+          <w:tblCellSpacing w:w="15" w:type="dxa"/>
+        </w:trPr>
+        <w:tc>
+          <w:tcPr>
+            <w:tcW w:w="0" w:type="auto"/>
+            <w:vAlign w:val="center"/>
+            <w:hideMark/>
+          </w:tcPr>
+          <w:p>
+            <w:pPr>
+              <w:spacing w:after="210"/>
+              <w:rPr>
+                <w:rFonts w:asciiTheme="minorHAnsi" w:cstheme="minorHAnsi"/>
+                <w:lang w:val="en-IN"/>
+              </w:rPr>
+            </w:pPr>
+            <w:r>
+              <w:rPr>
+                <w:rFonts w:asciiTheme="minorHAnsi" w:cstheme="minorHAnsi"/>
+                <w:lang w:val="en-IN"/>
+              </w:rPr>
+              <w:t>3</w:t>
+            </w:r>
+          </w:p>
+        </w:tc>
+      </w:tr>
+    </w:tbl>
+    <w:p>
+      <w:pPr>
+        <w:spacing w:after="210"/>
+        <w:rPr>
+          <w:rFonts w:asciiTheme="minorHAnsi" w:cstheme="minorHAnsi"/>
+          <w:lang w:val="en-IN"/>
+        </w:rPr>
+      </w:pPr>
+      <w:r>
+        <w:rPr>
+          <w:rFonts w:asciiTheme="minorHAnsi" w:cstheme="minorHAnsi"/>
+          <w:lang w:val="en-IN"/>
+        </w:rPr>
+        <w:t>Only one row returned.</w:t>
+      </w:r>
+    </w:p>
+    <w:p>
+      <w:pPr>
+        <w:spacing w:after="210"/>
+        <w:rPr>
+          <w:rFonts w:asciiTheme="minorHAnsi" w:cstheme="minorHAnsi"/>
+          <w:lang w:val="en-IN"/>
+        </w:rPr>
+      </w:pPr>
+      <w:r>
+        <w:rPr>
+          <w:rFonts w:asciiTheme="minorHAnsi" w:cstheme="minorHAnsi"/>
+          <w:lang w:val="en-IN"/>
+        </w:rPr>
+        <w:t>But window function:</w:t>
+      </w:r>
+    </w:p>
+    <w:p>
+      <w:pPr>
+        <w:numPr>
+          <w:ilvl w:val="0"/>
+          <w:numId w:val="92"/>
+        </w:numPr>
+        <w:spacing w:after="210"/>
+        <w:rPr>
+          <w:rFonts w:asciiTheme="minorHAnsi" w:cstheme="minorHAnsi"/>
+          <w:lang w:val="en-IN"/>
+        </w:rPr>
+      </w:pPr>
+      <w:r>
+        <w:rPr>
+          <w:rFonts w:asciiTheme="minorHAnsi" w:cstheme="minorHAnsi"/>
+          <w:lang w:val="en-IN"/>
+        </w:rPr>
+        <w:t xml:space="preserve">keeps row-level detail </w:t>
+      </w:r>
+    </w:p>
+    <w:p>
+      <w:pPr>
+        <w:numPr>
+          <w:ilvl w:val="0"/>
+          <w:numId w:val="92"/>
+        </w:numPr>
+        <w:spacing w:after="210"/>
+        <w:rPr>
+          <w:rFonts w:asciiTheme="minorHAnsi" w:cstheme="minorHAnsi"/>
+          <w:lang w:val="en-IN"/>
+        </w:rPr>
+      </w:pPr>
+      <w:r>
+        <w:rPr>
+          <w:rFonts w:asciiTheme="minorHAnsi" w:cstheme="minorHAnsi"/>
+          <w:lang w:val="en-IN"/>
+        </w:rPr>
+        <w:lastRenderedPageBreak/>
+        <w:t xml:space="preserve">adds aggregate value alongside each row </w:t>
+      </w:r>
+    </w:p>
+    <w:p>
+      <w:pPr>
+        <w:spacing w:after="210"/>
+        <w:rPr>
+          <w:rFonts w:asciiTheme="minorHAnsi" w:cstheme="minorHAnsi"/>
+          <w:lang w:val="en-IN"/>
+        </w:rPr>
+      </w:pPr>
+      <w:r>
+        <w:rPr>
+          <w:rFonts w:asciiTheme="minorHAnsi" w:cstheme="minorHAnsi"/>
+          <w:lang w:val="en-IN"/>
+        </w:rPr>
+        <w:t>Concept:</w:t>
+      </w:r>
+    </w:p>
+    <w:tbl>
+      <w:tblPr>
+        <w:tblStyle w:val="TableGrid"/>
+        <w:tblW w:w="0" w:type="auto"/>
+        <w:tblLook w:val="04A0" w:firstRow="1" w:lastRow="0" w:firstColumn="1" w:lastColumn="0" w:noHBand="0" w:noVBand="1"/>
+      </w:tblPr>
+      <w:tblGrid>
+        <w:gridCol w:w="1877"/>
+        <w:gridCol w:w="1134"/>
+        <w:gridCol w:w="1760"/>
+      </w:tblGrid>
+      <w:tr>
+        <w:tc>
+          <w:tcPr>
+            <w:tcW w:w="0" w:type="auto"/>
+            <w:hideMark/>
+          </w:tcPr>
+          <w:p>
+            <w:pPr>
+              <w:spacing w:after="210" w:line="240" w:lineRule="atLeast"/>
+              <w:rPr>
+                <w:rFonts w:asciiTheme="minorHAnsi" w:cstheme="minorHAnsi"/>
+                <w:b/>
+                <w:bCs/>
+                <w:lang w:val="en-IN"/>
+              </w:rPr>
+            </w:pPr>
+            <w:r>
+              <w:rPr>
+                <w:rFonts w:asciiTheme="minorHAnsi" w:cstheme="minorHAnsi"/>
+                <w:b/>
+                <w:bCs/>
+                <w:lang w:val="en-IN"/>
+              </w:rPr>
+              <w:t>Feature</w:t>
+            </w:r>
+          </w:p>
+        </w:tc>
+        <w:tc>
+          <w:tcPr>
+            <w:tcW w:w="0" w:type="auto"/>
+            <w:hideMark/>
+          </w:tcPr>
+          <w:p>
+            <w:pPr>
+              <w:spacing w:after="210" w:line="240" w:lineRule="atLeast"/>
+              <w:rPr>
+                <w:rFonts w:asciiTheme="minorHAnsi" w:cstheme="minorHAnsi"/>
+                <w:b/>
+                <w:bCs/>
+                <w:lang w:val="en-IN"/>
+              </w:rPr>
+            </w:pPr>
+            <w:r>
+              <w:rPr>
+                <w:rFonts w:asciiTheme="minorHAnsi" w:cstheme="minorHAnsi"/>
+                <w:b/>
+                <w:bCs/>
+                <w:lang w:val="en-IN"/>
+              </w:rPr>
+              <w:t>GROUP BY</w:t>
+            </w:r>
+          </w:p>
+        </w:tc>
+        <w:tc>
+          <w:tcPr>
+            <w:tcW w:w="0" w:type="auto"/>
+            <w:hideMark/>
+          </w:tcPr>
+          <w:p>
+            <w:pPr>
+              <w:spacing w:after="210" w:line="240" w:lineRule="atLeast"/>
+              <w:rPr>
+                <w:rFonts w:asciiTheme="minorHAnsi" w:cstheme="minorHAnsi"/>
+                <w:b/>
+                <w:bCs/>
+                <w:lang w:val="en-IN"/>
+              </w:rPr>
+            </w:pPr>
+            <w:r>
+              <w:rPr>
+                <w:rFonts w:asciiTheme="minorHAnsi" w:cstheme="minorHAnsi"/>
+                <w:b/>
+                <w:bCs/>
+                <w:lang w:val="en-IN"/>
+              </w:rPr>
+              <w:t>Window Function</w:t>
+            </w:r>
+          </w:p>
+        </w:tc>
+      </w:tr>
+      <w:tr>
+        <w:tc>
+          <w:tcPr>
+            <w:tcW w:w="0" w:type="auto"/>
+            <w:hideMark/>
+          </w:tcPr>
+          <w:p>
+            <w:pPr>
+              <w:spacing w:after="210" w:line="240" w:lineRule="atLeast"/>
+              <w:rPr>
+                <w:rFonts w:asciiTheme="minorHAnsi" w:cstheme="minorHAnsi"/>
+                <w:lang w:val="en-IN"/>
+              </w:rPr>
+            </w:pPr>
+            <w:r>
+              <w:rPr>
+                <w:rFonts w:asciiTheme="minorHAnsi" w:cstheme="minorHAnsi"/>
+                <w:lang w:val="en-IN"/>
+              </w:rPr>
+              <w:t>Collapses rows</w:t>
+            </w:r>
+          </w:p>
+        </w:tc>
+        <w:tc>
+          <w:tcPr>
+            <w:tcW w:w="0" w:type="auto"/>
+            <w:hideMark/>
+          </w:tcPr>
+          <w:p>
+            <w:pPr>
+              <w:spacing w:after="210" w:line="240" w:lineRule="atLeast"/>
+              <w:rPr>
+                <w:rFonts w:asciiTheme="minorHAnsi" w:cstheme="minorHAnsi"/>
+                <w:lang w:val="en-IN"/>
+              </w:rPr>
+            </w:pPr>
+            <w:r>
+              <w:rPr>
+                <w:rFonts w:asciiTheme="minorHAnsi" w:cstheme="minorHAnsi"/>
+                <w:lang w:val="en-IN"/>
+              </w:rPr>
+              <w:t>Yes</w:t>
+            </w:r>
+          </w:p>
+        </w:tc>
+        <w:tc>
+          <w:tcPr>
+            <w:tcW w:w="0" w:type="auto"/>
+            <w:hideMark/>
+          </w:tcPr>
+          <w:p>
+            <w:pPr>
+              <w:spacing w:after="210" w:line="240" w:lineRule="atLeast"/>
+              <w:rPr>
+                <w:rFonts w:asciiTheme="minorHAnsi" w:cstheme="minorHAnsi"/>
+                <w:lang w:val="en-IN"/>
+              </w:rPr>
+            </w:pPr>
+            <w:r>
+              <w:rPr>
+                <w:rFonts w:asciiTheme="minorHAnsi" w:cstheme="minorHAnsi"/>
+                <w:lang w:val="en-IN"/>
+              </w:rPr>
+              <w:t>No</w:t>
+            </w:r>
+          </w:p>
+        </w:tc>
+      </w:tr>
+      <w:tr>
+        <w:tc>
+          <w:tcPr>
+            <w:tcW w:w="0" w:type="auto"/>
+            <w:hideMark/>
+          </w:tcPr>
+          <w:p>
+            <w:pPr>
+              <w:spacing w:after="210" w:line="240" w:lineRule="atLeast"/>
+              <w:rPr>
+                <w:rFonts w:asciiTheme="minorHAnsi" w:cstheme="minorHAnsi"/>
+                <w:lang w:val="en-IN"/>
+              </w:rPr>
+            </w:pPr>
+            <w:r>
+              <w:rPr>
+                <w:rFonts w:asciiTheme="minorHAnsi" w:cstheme="minorHAnsi"/>
+                <w:lang w:val="en-IN"/>
+              </w:rPr>
+              <w:t>Keeps original rows</w:t>
+            </w:r>
+          </w:p>
+        </w:tc>
+        <w:tc>
+          <w:tcPr>
+            <w:tcW w:w="0" w:type="auto"/>
+            <w:hideMark/>
+          </w:tcPr>
+          <w:p>
+            <w:pPr>
+              <w:spacing w:after="210" w:line="240" w:lineRule="atLeast"/>
+              <w:rPr>
+                <w:rFonts w:asciiTheme="minorHAnsi" w:cstheme="minorHAnsi"/>
+                <w:lang w:val="en-IN"/>
+              </w:rPr>
+            </w:pPr>
+            <w:r>
+              <w:rPr>
+                <w:rFonts w:asciiTheme="minorHAnsi" w:cstheme="minorHAnsi"/>
+                <w:lang w:val="en-IN"/>
+              </w:rPr>
+              <w:t>No</w:t>
+            </w:r>
+          </w:p>
+        </w:tc>
+        <w:tc>
+          <w:tcPr>
+            <w:tcW w:w="0" w:type="auto"/>
+            <w:hideMark/>
+          </w:tcPr>
+          <w:p>
+            <w:pPr>
+              <w:spacing w:after="210" w:line="240" w:lineRule="atLeast"/>
+              <w:rPr>
+                <w:rFonts w:asciiTheme="minorHAnsi" w:cstheme="minorHAnsi"/>
+                <w:lang w:val="en-IN"/>
+              </w:rPr>
+            </w:pPr>
+            <w:r>
+              <w:rPr>
+                <w:rFonts w:asciiTheme="minorHAnsi" w:cstheme="minorHAnsi"/>
+                <w:lang w:val="en-IN"/>
+              </w:rPr>
+              <w:t>Yes</w:t>
+            </w:r>
+          </w:p>
+        </w:tc>
+      </w:tr>
+      <w:tr>
+        <w:tc>
+          <w:tcPr>
+            <w:tcW w:w="0" w:type="auto"/>
+            <w:hideMark/>
+          </w:tcPr>
+          <w:p>
+            <w:pPr>
+              <w:spacing w:after="210" w:line="240" w:lineRule="atLeast"/>
+              <w:rPr>
+                <w:rFonts w:asciiTheme="minorHAnsi" w:cstheme="minorHAnsi"/>
+                <w:lang w:val="en-IN"/>
+              </w:rPr>
+            </w:pPr>
+            <w:r>
+              <w:rPr>
+                <w:rFonts w:asciiTheme="minorHAnsi" w:cstheme="minorHAnsi"/>
+                <w:lang w:val="en-IN"/>
+              </w:rPr>
+              <w:t>Aggregate per row</w:t>
+            </w:r>
+          </w:p>
+        </w:tc>
+        <w:tc>
+          <w:tcPr>
+            <w:tcW w:w="0" w:type="auto"/>
+            <w:hideMark/>
+          </w:tcPr>
+          <w:p>
+            <w:pPr>
+              <w:spacing w:after="210" w:line="240" w:lineRule="atLeast"/>
+              <w:rPr>
+                <w:rFonts w:asciiTheme="minorHAnsi" w:cstheme="minorHAnsi"/>
+                <w:lang w:val="en-IN"/>
+              </w:rPr>
+            </w:pPr>
+            <w:r>
+              <w:rPr>
+                <w:rFonts w:asciiTheme="minorHAnsi" w:cstheme="minorHAnsi"/>
+                <w:lang w:val="en-IN"/>
+              </w:rPr>
+              <w:t>No</w:t>
+            </w:r>
+          </w:p>
+        </w:tc>
+        <w:tc>
+          <w:tcPr>
+            <w:tcW w:w="0" w:type="auto"/>
+            <w:hideMark/>
+          </w:tcPr>
+          <w:p>
+            <w:pPr>
+              <w:spacing w:after="210" w:line="240" w:lineRule="atLeast"/>
+              <w:rPr>
+                <w:rFonts w:asciiTheme="minorHAnsi" w:cstheme="minorHAnsi"/>
+                <w:lang w:val="en-IN"/>
+              </w:rPr>
+            </w:pPr>
+            <w:r>
+              <w:rPr>
+                <w:rFonts w:asciiTheme="minorHAnsi" w:cstheme="minorHAnsi"/>
+                <w:lang w:val="en-IN"/>
+              </w:rPr>
+              <w:t>Yes</w:t>
+            </w:r>
+          </w:p>
+        </w:tc>
+      </w:tr>
+    </w:tbl>
+    <w:p>
+      <w:pPr>
+        <w:spacing w:after="210"/>
+        <w:rPr>
+          <w:rFonts w:asciiTheme="minorHAnsi" w:cstheme="minorHAnsi"/>
+          <w:lang w:val="en-IN"/>
+        </w:rPr>
+      </w:pPr>
+      <w:r>
+        <w:rPr>
+          <w:rFonts w:asciiTheme="minorHAnsi" w:cstheme="minorHAnsi"/>
+          <w:lang w:val="en-IN"/>
+        </w:rPr>
+        <w:t>Another example:</w:t>
+      </w:r>
+    </w:p>
+    <w:p>
+      <w:pPr>
+        <w:spacing w:after="210"/>
+        <w:rPr>
+          <w:rFonts w:asciiTheme="minorHAnsi" w:cstheme="minorHAnsi"/>
+          <w:lang w:val="en-IN"/>
+        </w:rPr>
+      </w:pPr>
+      <w:r>
+        <w:rPr>
+          <w:rFonts w:asciiTheme="minorHAnsi" w:cstheme="minorHAnsi"/>
+          <w:lang w:val="en-IN"/>
+        </w:rPr>
+        <w:t xml:space="preserve">SELECT </w:t>
+      </w:r>
+      <w:r>
+        <w:rPr>
+          <w:rFonts w:asciiTheme="minorHAnsi" w:cstheme="minorHAnsi"/>
+          <w:lang w:val="en-IN"/>
+        </w:rPr>
+        <w:br/>
+        <w:t xml:space="preserve">    name,</w:t>
+      </w:r>
+      <w:r>
+        <w:rPr>
+          <w:rFonts w:asciiTheme="minorHAnsi" w:cstheme="minorHAnsi"/>
+          <w:lang w:val="en-IN"/>
+        </w:rPr>
+        <w:br/>
+        <w:t xml:space="preserve">    dept,</w:t>
+      </w:r>
+      <w:r>
+        <w:rPr>
+          <w:rFonts w:asciiTheme="minorHAnsi" w:cstheme="minorHAnsi"/>
+          <w:lang w:val="en-IN"/>
+        </w:rPr>
+        <w:br/>
+        <w:t xml:space="preserve">    COUNT(*) OVER (PARTITION BY dept)</w:t>
+      </w:r>
+      <w:r>
+        <w:rPr>
+          <w:rFonts w:asciiTheme="minorHAnsi" w:cstheme="minorHAnsi"/>
+          <w:lang w:val="en-IN"/>
+        </w:rPr>
+        <w:br/>
+        <w:t>FROM employees</w:t>
+      </w:r>
+    </w:p>
+    <w:p>
+      <w:pPr>
+        <w:spacing w:after="210"/>
+        <w:rPr>
+          <w:rFonts w:asciiTheme="minorHAnsi" w:cstheme="minorHAnsi"/>
+          <w:lang w:val="en-IN"/>
+        </w:rPr>
+      </w:pPr>
+      <w:r>
+        <w:rPr>
+          <w:rFonts w:asciiTheme="minorHAnsi" w:cstheme="minorHAnsi"/>
+          <w:lang w:val="en-IN"/>
+        </w:rPr>
+        <w:t>This gives employee count per department while still showing each employee row.</w:t>
+      </w:r>
+    </w:p>
+    <w:p>
+      <w:pPr>
+        <w:spacing w:after="210"/>
+        <w:rPr>
+          <w:rFonts w:asciiTheme="minorHAnsi" w:cstheme="minorHAnsi"/>
+          <w:lang w:val="en-IN"/>
+        </w:rPr>
+      </w:pPr>
+      <w:r>
+        <w:rPr>
+          <w:rFonts w:asciiTheme="minorHAnsi" w:cstheme="minorHAnsi"/>
+          <w:lang w:val="en-IN"/>
+        </w:rPr>
+        <w:t>Interview definition:</w:t>
+      </w:r>
+    </w:p>
+    <w:p>
+      <w:pPr>
+        <w:spacing w:after="210"/>
+        <w:rPr>
+          <w:rFonts w:asciiTheme="minorHAnsi" w:cstheme="minorHAnsi"/>
+          <w:lang w:val="en-IN"/>
+        </w:rPr>
+      </w:pPr>
+      <w:r>
+        <w:rPr>
+          <w:rFonts w:asciiTheme="minorHAnsi" w:cstheme="minorHAnsi"/>
+          <w:lang w:val="en-IN"/>
+        </w:rPr>
+        <w:t>COUNT(*) OVER () is a window function that calculates the total row count across the entire result set and returns that value for every row without grouping or collapsing rows.</w:t>
+      </w:r>
+    </w:p>
+    <w:p>
+      <w:pPr>
+        <w:spacing w:after="210"/>
+        <w:rPr>
+          <w:rFonts w:asciiTheme="minorHAnsi" w:cstheme="minorHAnsi"/>
+        </w:rPr>
+      </w:pPr>
+    </w:p>
+    <w:p>
+      <w:pPr>
+        <w:spacing w:after="210"/>
+        <w:rPr>
+          <w:rFonts w:asciiTheme="minorHAnsi" w:cstheme="minorHAnsi"/>
+        </w:rPr>
+      </w:pPr>
+    </w:p>
+    <w:p>
+      <w:pPr>
+        <w:spacing w:after="210"/>
+        <w:rPr>
+          <w:rFonts w:asciiTheme="minorHAnsi" w:cstheme="minorHAnsi"/>
+        </w:rPr>
+      </w:pPr>
+      <w:r>
+        <w:rPr>
+          <w:rFonts w:asciiTheme="minorHAnsi" w:cstheme="minorHAnsi"/>
+        </w:rPr>
+        <w:t>++++++++++++++++++++++++++</w:t>
+      </w:r>
+    </w:p>
+    <w:p>
+      <w:pPr>
+        <w:spacing w:after="210"/>
+        <w:rPr>
+          <w:rFonts w:asciiTheme="minorHAnsi" w:cstheme="minorHAnsi"/>
+        </w:rPr>
+      </w:pPr>
+      <w:r>
+        <w:rPr>
+          <w:rFonts w:asciiTheme="minorHAnsi" w:cstheme="minorHAnsi"/>
+          <w:highlight w:val="green"/>
         </w:rPr>
         <w:t>-- Or GROUP BY each name</w:t>
       </w:r>
@@ -8211,7 +9687,6 @@
         <w:spacing w:after="210"/>
       </w:pPr>
       <w:r>
-        <w:lastRenderedPageBreak/>
         <w:t xml:space="preserve">Tables are related through </w:t>
       </w:r>
       <w:r>
@@ -8265,6 +9740,7 @@
         </w:numPr>
       </w:pPr>
       <w:r>
+        <w:lastRenderedPageBreak/>
         <w:t>name</w:t>
       </w:r>
     </w:p>
@@ -8530,48 +10006,46 @@
       </w:r>
       <w:r>
         <w:br/>
-      </w:r>
+        <w:t>LEFT JOIN departments d</w:t>
+      </w:r>
+      <w:r>
+        <w:br/>
+      </w:r>
+      <w:r>
+        <w:rPr>
+          <w:rFonts w:eastAsia="Georgia" w:hAnsi="Georgia" w:cs="Georgia"/>
+        </w:rPr>
+        <w:t>ON e.department_id = d.department_id;</w:t>
+      </w:r>
+    </w:p>
+    <w:p>
+      <w:pPr>
+        <w:spacing w:after="210"/>
+      </w:pPr>
+      <w:r>
+        <w:t>Returns all employees, with department names if available (NULL if no match).</w:t>
+      </w:r>
+    </w:p>
+    <w:p>
+      <w:pPr>
+        <w:spacing w:before="240" w:line="271" w:lineRule="auto"/>
+      </w:pPr>
+      <w:bookmarkStart w:id="72" w:name="right_join"/>
+      <w:r>
+        <w:rPr>
+          <w:b/>
+          <w:sz w:val="42"/>
+        </w:rPr>
+        <w:t>RIGHT JOIN</w:t>
+      </w:r>
+      <w:bookmarkEnd w:id="72"/>
+    </w:p>
+    <w:p>
+      <w:pPr>
+        <w:spacing w:after="210"/>
+      </w:pPr>
       <w:r>
         <w:lastRenderedPageBreak/>
-        <w:t>LEFT JOIN departments d</w:t>
-      </w:r>
-      <w:r>
-        <w:br/>
-      </w:r>
-      <w:r>
-        <w:rPr>
-          <w:rFonts w:eastAsia="Georgia" w:hAnsi="Georgia" w:cs="Georgia"/>
-        </w:rPr>
-        <w:t>ON e.department_id = d.department_id;</w:t>
-      </w:r>
-    </w:p>
-    <w:p>
-      <w:pPr>
-        <w:spacing w:after="210"/>
-      </w:pPr>
-      <w:r>
-        <w:t>Returns all employees, with department names if available (NULL if no match).</w:t>
-      </w:r>
-    </w:p>
-    <w:p>
-      <w:pPr>
-        <w:spacing w:before="240" w:line="271" w:lineRule="auto"/>
-      </w:pPr>
-      <w:bookmarkStart w:id="72" w:name="right_join"/>
-      <w:r>
-        <w:rPr>
-          <w:b/>
-          <w:sz w:val="42"/>
-        </w:rPr>
-        <w:t>RIGHT JOIN</w:t>
-      </w:r>
-      <w:bookmarkEnd w:id="72"/>
-    </w:p>
-    <w:p>
-      <w:pPr>
-        <w:spacing w:after="210"/>
-      </w:pPr>
-      <w:r>
         <w:t>Opposite of LEFT JOIN. Returns ALL rows from the right table, plus matching rows from the left table.</w:t>
       </w:r>
     </w:p>
@@ -8860,50 +10334,50 @@
         <w:rPr>
           <w:rFonts w:eastAsia="Georgia" w:hAnsi="Georgia" w:cs="Georgia"/>
         </w:rPr>
+        <w:t>ON e.department_id = d.department_id</w:t>
+      </w:r>
+      <w:r>
+        <w:br/>
+        <w:t>WHERE e.salary &gt; 50000;</w:t>
+      </w:r>
+    </w:p>
+    <w:p>
+      <w:pPr>
+        <w:spacing w:after="210"/>
+      </w:pPr>
+      <w:r>
+        <w:rPr>
+          <w:b/>
+        </w:rPr>
+        <w:t>Join with Aggregation:</w:t>
+      </w:r>
+    </w:p>
+    <w:p>
+      <w:pPr>
+        <w:spacing w:after="210"/>
+      </w:pPr>
+      <w:r>
+        <w:rPr>
+          <w:rFonts w:eastAsia="Georgia" w:hAnsi="Georgia" w:cs="Georgia"/>
+        </w:rPr>
+        <w:t>SELECT d.department_name, COUNT(e.employee_id) AS count</w:t>
+      </w:r>
+      <w:r>
+        <w:br/>
+        <w:t>FROM departments d</w:t>
+      </w:r>
+      <w:r>
+        <w:br/>
+        <w:t>LEFT JOIN employees e</w:t>
+      </w:r>
+      <w:r>
+        <w:br/>
+      </w:r>
+      <w:r>
+        <w:rPr>
+          <w:rFonts w:eastAsia="Georgia" w:hAnsi="Georgia" w:cs="Georgia"/>
+        </w:rPr>
         <w:lastRenderedPageBreak/>
-        <w:t>ON e.department_id = d.department_id</w:t>
-      </w:r>
-      <w:r>
-        <w:br/>
-        <w:t>WHERE e.salary &gt; 50000;</w:t>
-      </w:r>
-    </w:p>
-    <w:p>
-      <w:pPr>
-        <w:spacing w:after="210"/>
-      </w:pPr>
-      <w:r>
-        <w:rPr>
-          <w:b/>
-        </w:rPr>
-        <w:t>Join with Aggregation:</w:t>
-      </w:r>
-    </w:p>
-    <w:p>
-      <w:pPr>
-        <w:spacing w:after="210"/>
-      </w:pPr>
-      <w:r>
-        <w:rPr>
-          <w:rFonts w:eastAsia="Georgia" w:hAnsi="Georgia" w:cs="Georgia"/>
-        </w:rPr>
-        <w:t>SELECT d.department_name, COUNT(e.employee_id) AS count</w:t>
-      </w:r>
-      <w:r>
-        <w:br/>
-        <w:t>FROM departments d</w:t>
-      </w:r>
-      <w:r>
-        <w:br/>
-        <w:t>LEFT JOIN employees e</w:t>
-      </w:r>
-      <w:r>
-        <w:br/>
-      </w:r>
-      <w:r>
-        <w:rPr>
-          <w:rFonts w:eastAsia="Georgia" w:hAnsi="Georgia" w:cs="Georgia"/>
-        </w:rPr>
         <w:t>ON d.department_id = e.department_id</w:t>
       </w:r>
       <w:r>
@@ -9272,68 +10746,68 @@
         <w:rPr>
           <w:rFonts w:asciiTheme="minorHAnsi" w:eastAsia="Georgia" w:cstheme="minorHAnsi"/>
         </w:rPr>
+        <w:t>WHERE department_id IN</w:t>
+      </w:r>
+      <w:r>
+        <w:rPr>
+          <w:rFonts w:asciiTheme="minorHAnsi" w:cstheme="minorHAnsi"/>
+        </w:rPr>
+        <w:br/>
+      </w:r>
+      <w:r>
+        <w:rPr>
+          <w:rFonts w:asciiTheme="minorHAnsi" w:eastAsia="Georgia" w:cstheme="minorHAnsi"/>
+        </w:rPr>
+        <w:t>(SELECT department_id</w:t>
+      </w:r>
+      <w:r>
+        <w:rPr>
+          <w:rFonts w:asciiTheme="minorHAnsi" w:cstheme="minorHAnsi"/>
+        </w:rPr>
+        <w:br/>
+        <w:t>FROM employees</w:t>
+      </w:r>
+      <w:r>
+        <w:rPr>
+          <w:rFonts w:asciiTheme="minorHAnsi" w:cstheme="minorHAnsi"/>
+        </w:rPr>
+        <w:br/>
+      </w:r>
+      <w:r>
+        <w:rPr>
+          <w:rFonts w:asciiTheme="minorHAnsi" w:eastAsia="Georgia" w:cstheme="minorHAnsi"/>
+        </w:rPr>
+        <w:t>GROUP BY department_id</w:t>
+      </w:r>
+      <w:r>
+        <w:rPr>
+          <w:rFonts w:asciiTheme="minorHAnsi" w:cstheme="minorHAnsi"/>
+        </w:rPr>
+        <w:br/>
+        <w:t>HAVING COUNT(*) &gt; 2);</w:t>
+      </w:r>
+    </w:p>
+    <w:p>
+      <w:pPr>
+        <w:spacing w:after="210"/>
+        <w:rPr>
+          <w:rFonts w:asciiTheme="minorHAnsi" w:cstheme="minorHAnsi"/>
+        </w:rPr>
+      </w:pPr>
+    </w:p>
+    <w:p>
+      <w:pPr>
+        <w:spacing w:after="210"/>
+        <w:rPr>
+          <w:rFonts w:asciiTheme="minorHAnsi" w:cstheme="minorHAnsi"/>
+        </w:rPr>
+      </w:pPr>
+      <w:r>
+        <w:rPr>
+          <w:noProof/>
+          <w:lang w:val="en-IN" w:eastAsia="en-IN"/>
+        </w:rPr>
         <w:lastRenderedPageBreak/>
-        <w:t>WHERE department_id IN</w:t>
-      </w:r>
-      <w:r>
-        <w:rPr>
-          <w:rFonts w:asciiTheme="minorHAnsi" w:cstheme="minorHAnsi"/>
-        </w:rPr>
-        <w:br/>
-      </w:r>
-      <w:r>
-        <w:rPr>
-          <w:rFonts w:asciiTheme="minorHAnsi" w:eastAsia="Georgia" w:cstheme="minorHAnsi"/>
-        </w:rPr>
-        <w:t>(SELECT department_id</w:t>
-      </w:r>
-      <w:r>
-        <w:rPr>
-          <w:rFonts w:asciiTheme="minorHAnsi" w:cstheme="minorHAnsi"/>
-        </w:rPr>
-        <w:br/>
-        <w:t>FROM employees</w:t>
-      </w:r>
-      <w:r>
-        <w:rPr>
-          <w:rFonts w:asciiTheme="minorHAnsi" w:cstheme="minorHAnsi"/>
-        </w:rPr>
-        <w:br/>
-      </w:r>
-      <w:r>
-        <w:rPr>
-          <w:rFonts w:asciiTheme="minorHAnsi" w:eastAsia="Georgia" w:cstheme="minorHAnsi"/>
-        </w:rPr>
-        <w:t>GROUP BY department_id</w:t>
-      </w:r>
-      <w:r>
-        <w:rPr>
-          <w:rFonts w:asciiTheme="minorHAnsi" w:cstheme="minorHAnsi"/>
-        </w:rPr>
-        <w:br/>
-        <w:t>HAVING COUNT(*) &gt; 2);</w:t>
-      </w:r>
-    </w:p>
-    <w:p>
-      <w:pPr>
-        <w:spacing w:after="210"/>
-        <w:rPr>
-          <w:rFonts w:asciiTheme="minorHAnsi" w:cstheme="minorHAnsi"/>
-        </w:rPr>
-      </w:pPr>
-    </w:p>
-    <w:p>
-      <w:pPr>
-        <w:spacing w:after="210"/>
-        <w:rPr>
-          <w:rFonts w:asciiTheme="minorHAnsi" w:cstheme="minorHAnsi"/>
-        </w:rPr>
-      </w:pPr>
-      <w:r>
-        <w:rPr>
-          <w:noProof/>
-          <w:lang w:val="en-IN" w:eastAsia="en-IN"/>
-        </w:rPr>
         <w:drawing>
           <wp:inline distT="0" distB="0" distL="0" distR="0" wp14:anchorId="6F02E8DB" wp14:editId="5DAC1437">
             <wp:extent cx="5518150" cy="2118239"/>
@@ -9622,63 +11096,58 @@
           <w:rFonts w:asciiTheme="minorHAnsi" w:cstheme="minorHAnsi"/>
         </w:rPr>
         <w:br/>
-      </w:r>
-      <w:r>
-        <w:rPr>
-          <w:rFonts w:asciiTheme="minorHAnsi" w:cstheme="minorHAnsi"/>
+        <w:t>FROM employees</w:t>
+      </w:r>
+      <w:r>
+        <w:rPr>
+          <w:rFonts w:asciiTheme="minorHAnsi" w:cstheme="minorHAnsi"/>
+        </w:rPr>
+        <w:br/>
+        <w:t>WHERE salary &gt; 60000</w:t>
+      </w:r>
+      <w:r>
+        <w:rPr>
+          <w:rFonts w:asciiTheme="minorHAnsi" w:cstheme="minorHAnsi"/>
+        </w:rPr>
+        <w:br/>
+        <w:t>)</w:t>
+      </w:r>
+      <w:r>
+        <w:rPr>
+          <w:rFonts w:asciiTheme="minorHAnsi" w:cstheme="minorHAnsi"/>
+        </w:rPr>
+        <w:br/>
+        <w:t>SELECT name, salary</w:t>
+      </w:r>
+      <w:r>
+        <w:rPr>
+          <w:rFonts w:asciiTheme="minorHAnsi" w:cstheme="minorHAnsi"/>
+        </w:rPr>
+        <w:br/>
+      </w:r>
+      <w:r>
+        <w:rPr>
+          <w:rFonts w:asciiTheme="minorHAnsi" w:eastAsia="Georgia" w:cstheme="minorHAnsi"/>
+        </w:rPr>
+        <w:t>FROM high_earners</w:t>
+      </w:r>
+      <w:r>
+        <w:rPr>
+          <w:rFonts w:asciiTheme="minorHAnsi" w:cstheme="minorHAnsi"/>
+        </w:rPr>
+        <w:br/>
+        <w:t>ORDER BY salary DESC;</w:t>
+      </w:r>
+    </w:p>
+    <w:p>
+      <w:pPr>
+        <w:spacing w:after="210"/>
+      </w:pPr>
+      <w:r>
+        <w:rPr>
+          <w:b/>
         </w:rPr>
         <w:lastRenderedPageBreak/>
-        <w:t>FROM employees</w:t>
-      </w:r>
-      <w:r>
-        <w:rPr>
-          <w:rFonts w:asciiTheme="minorHAnsi" w:cstheme="minorHAnsi"/>
-        </w:rPr>
-        <w:br/>
-        <w:t>WHERE salary &gt; 60000</w:t>
-      </w:r>
-      <w:r>
-        <w:rPr>
-          <w:rFonts w:asciiTheme="minorHAnsi" w:cstheme="minorHAnsi"/>
-        </w:rPr>
-        <w:br/>
-        <w:t>)</w:t>
-      </w:r>
-      <w:r>
-        <w:rPr>
-          <w:rFonts w:asciiTheme="minorHAnsi" w:cstheme="minorHAnsi"/>
-        </w:rPr>
-        <w:br/>
-        <w:t>SELECT name, salary</w:t>
-      </w:r>
-      <w:r>
-        <w:rPr>
-          <w:rFonts w:asciiTheme="minorHAnsi" w:cstheme="minorHAnsi"/>
-        </w:rPr>
-        <w:br/>
-      </w:r>
-      <w:r>
-        <w:rPr>
-          <w:rFonts w:asciiTheme="minorHAnsi" w:eastAsia="Georgia" w:cstheme="minorHAnsi"/>
-        </w:rPr>
-        <w:t>FROM high_earners</w:t>
-      </w:r>
-      <w:r>
-        <w:rPr>
-          <w:rFonts w:asciiTheme="minorHAnsi" w:cstheme="minorHAnsi"/>
-        </w:rPr>
-        <w:br/>
-        <w:t>ORDER BY salary DESC;</w:t>
-      </w:r>
-    </w:p>
-    <w:p>
-      <w:pPr>
-        <w:spacing w:after="210"/>
-      </w:pPr>
-      <w:r>
-        <w:rPr>
-          <w:b/>
-        </w:rPr>
         <w:t>Example 2: Department Averages CTE</w:t>
       </w:r>
     </w:p>
@@ -10140,7 +11609,6 @@
           <w:bCs/>
           <w:lang w:val="en-IN"/>
         </w:rPr>
-        <w:lastRenderedPageBreak/>
         <w:t>Base Query (Anchor)</w:t>
       </w:r>
       <w:r>
@@ -10263,6 +11731,7 @@
         <w:rPr>
           <w:lang w:val="en-IN"/>
         </w:rPr>
+        <w:lastRenderedPageBreak/>
         <w:t>WITH RECURSIVE cte_name AS (</w:t>
       </w:r>
       <w:r>
@@ -10912,67 +12381,62 @@
           <w:lang w:val="en-IN"/>
         </w:rPr>
         <w:br/>
+        <w:t xml:space="preserve">    INNER JOIN emp_hierarchy eh</w:t>
       </w:r>
       <w:r>
         <w:rPr>
           <w:lang w:val="en-IN"/>
         </w:rPr>
+        <w:br/>
+        <w:t xml:space="preserve">        ON e.manager_id = eh.employee_id</w:t>
+      </w:r>
+      <w:r>
+        <w:rPr>
+          <w:lang w:val="en-IN"/>
+        </w:rPr>
+        <w:br/>
+        <w:t>)</w:t>
+      </w:r>
+      <w:r>
+        <w:rPr>
+          <w:lang w:val="en-IN"/>
+        </w:rPr>
+        <w:br/>
+      </w:r>
+      <w:r>
+        <w:rPr>
+          <w:lang w:val="en-IN"/>
+        </w:rPr>
+        <w:br/>
+        <w:t>SELECT *</w:t>
+      </w:r>
+      <w:r>
+        <w:rPr>
+          <w:lang w:val="en-IN"/>
+        </w:rPr>
+        <w:br/>
+        <w:t>FROM emp_hierarchy</w:t>
+      </w:r>
+      <w:r>
+        <w:rPr>
+          <w:lang w:val="en-IN"/>
+        </w:rPr>
+        <w:br/>
+        <w:t>ORDER BY level, name;</w:t>
+      </w:r>
+    </w:p>
+    <w:p>
+      <w:pPr>
+        <w:spacing w:after="210"/>
+        <w:rPr>
+          <w:lang w:val="en-IN"/>
+        </w:rPr>
+      </w:pPr>
+      <w:r>
+        <w:rPr>
+          <w:lang w:val="en-IN"/>
+        </w:rPr>
         <w:lastRenderedPageBreak/>
-        <w:t xml:space="preserve">    INNER JOIN emp_hierarchy eh</w:t>
-      </w:r>
-      <w:r>
-        <w:rPr>
-          <w:lang w:val="en-IN"/>
-        </w:rPr>
-        <w:br/>
-        <w:t xml:space="preserve">        ON e.manager_id = eh.employee_id</w:t>
-      </w:r>
-      <w:r>
-        <w:rPr>
-          <w:lang w:val="en-IN"/>
-        </w:rPr>
-        <w:br/>
-        <w:t>)</w:t>
-      </w:r>
-      <w:r>
-        <w:rPr>
-          <w:lang w:val="en-IN"/>
-        </w:rPr>
-        <w:br/>
-      </w:r>
-      <w:r>
-        <w:rPr>
-          <w:lang w:val="en-IN"/>
-        </w:rPr>
-        <w:br/>
-        <w:t>SELECT *</w:t>
-      </w:r>
-      <w:r>
-        <w:rPr>
-          <w:lang w:val="en-IN"/>
-        </w:rPr>
-        <w:br/>
-        <w:t>FROM emp_hierarchy</w:t>
-      </w:r>
-      <w:r>
-        <w:rPr>
-          <w:lang w:val="en-IN"/>
-        </w:rPr>
-        <w:br/>
-        <w:t>ORDER BY level, name;</w:t>
-      </w:r>
-    </w:p>
-    <w:p>
-      <w:pPr>
-        <w:spacing w:after="210"/>
-        <w:rPr>
-          <w:lang w:val="en-IN"/>
-        </w:rPr>
-      </w:pPr>
-      <w:r>
-        <w:rPr>
-          <w:lang w:val="en-IN"/>
-        </w:rPr>
         <w:pict w14:anchorId="12D7860A">
           <v:rect id="_x0000_i1040" style="width:0;height:1.5pt" o:hralign="center" o:hrstd="t" o:hr="t" fillcolor="#a0a0a0" stroked="f"/>
         </w:pict>
@@ -11891,7 +13355,6 @@
                 <w:bCs/>
                 <w:lang w:val="en-IN"/>
               </w:rPr>
-              <w:lastRenderedPageBreak/>
               <w:t>employee_id</w:t>
             </w:r>
           </w:p>
@@ -12232,6 +13695,7 @@
               <w:rPr>
                 <w:lang w:val="en-IN"/>
               </w:rPr>
+              <w:lastRenderedPageBreak/>
               <w:t>4</w:t>
             </w:r>
           </w:p>
@@ -12762,7 +14226,6 @@
         <w:rPr>
           <w:lang w:val="en-IN"/>
         </w:rPr>
-        <w:lastRenderedPageBreak/>
         <w:pict w14:anchorId="3EE547FD">
           <v:rect id="_x0000_i1046" style="width:0;height:1.5pt" o:hralign="center" o:hrstd="t" o:hr="t" fillcolor="#a0a0a0" stroked="f"/>
         </w:pict>
@@ -12853,6 +14316,7 @@
         <w:rPr>
           <w:lang w:val="en-IN"/>
         </w:rPr>
+        <w:lastRenderedPageBreak/>
         <w:t xml:space="preserve">Uses </w:t>
       </w:r>
       <w:r>
@@ -13439,54 +14903,54 @@
         <w:rPr>
           <w:rFonts w:asciiTheme="minorHAnsi" w:cstheme="minorHAnsi"/>
         </w:rPr>
+        <w:t>-- Method 1: Column constraint</w:t>
+      </w:r>
+      <w:r>
+        <w:rPr>
+          <w:rFonts w:asciiTheme="minorHAnsi" w:cstheme="minorHAnsi"/>
+        </w:rPr>
+        <w:br/>
+        <w:t>CREATE TABLE employees (</w:t>
+      </w:r>
+      <w:r>
+        <w:rPr>
+          <w:rFonts w:asciiTheme="minorHAnsi" w:cstheme="minorHAnsi"/>
+        </w:rPr>
+        <w:br/>
+      </w:r>
+      <w:r>
+        <w:rPr>
+          <w:rFonts w:asciiTheme="minorHAnsi" w:eastAsia="Georgia" w:cstheme="minorHAnsi"/>
+        </w:rPr>
+        <w:t>employee_id INT PRIMARY KEY,</w:t>
+      </w:r>
+      <w:r>
+        <w:rPr>
+          <w:rFonts w:asciiTheme="minorHAnsi" w:cstheme="minorHAnsi"/>
+        </w:rPr>
+        <w:br/>
+        <w:t>name VARCHAR(100)</w:t>
+      </w:r>
+      <w:r>
+        <w:rPr>
+          <w:rFonts w:asciiTheme="minorHAnsi" w:cstheme="minorHAnsi"/>
+        </w:rPr>
+        <w:br/>
+        <w:t>);</w:t>
+      </w:r>
+    </w:p>
+    <w:p>
+      <w:pPr>
+        <w:spacing w:after="210"/>
+        <w:rPr>
+          <w:rFonts w:asciiTheme="minorHAnsi" w:cstheme="minorHAnsi"/>
+        </w:rPr>
+      </w:pPr>
+      <w:r>
+        <w:rPr>
+          <w:rFonts w:asciiTheme="minorHAnsi" w:cstheme="minorHAnsi"/>
+        </w:rPr>
         <w:lastRenderedPageBreak/>
-        <w:t>-- Method 1: Column constraint</w:t>
-      </w:r>
-      <w:r>
-        <w:rPr>
-          <w:rFonts w:asciiTheme="minorHAnsi" w:cstheme="minorHAnsi"/>
-        </w:rPr>
-        <w:br/>
-        <w:t>CREATE TABLE employees (</w:t>
-      </w:r>
-      <w:r>
-        <w:rPr>
-          <w:rFonts w:asciiTheme="minorHAnsi" w:cstheme="minorHAnsi"/>
-        </w:rPr>
-        <w:br/>
-      </w:r>
-      <w:r>
-        <w:rPr>
-          <w:rFonts w:asciiTheme="minorHAnsi" w:eastAsia="Georgia" w:cstheme="minorHAnsi"/>
-        </w:rPr>
-        <w:t>employee_id INT PRIMARY KEY,</w:t>
-      </w:r>
-      <w:r>
-        <w:rPr>
-          <w:rFonts w:asciiTheme="minorHAnsi" w:cstheme="minorHAnsi"/>
-        </w:rPr>
-        <w:br/>
-        <w:t>name VARCHAR(100)</w:t>
-      </w:r>
-      <w:r>
-        <w:rPr>
-          <w:rFonts w:asciiTheme="minorHAnsi" w:cstheme="minorHAnsi"/>
-        </w:rPr>
-        <w:br/>
-        <w:t>);</w:t>
-      </w:r>
-    </w:p>
-    <w:p>
-      <w:pPr>
-        <w:spacing w:after="210"/>
-        <w:rPr>
-          <w:rFonts w:asciiTheme="minorHAnsi" w:cstheme="minorHAnsi"/>
-        </w:rPr>
-      </w:pPr>
-      <w:r>
-        <w:rPr>
-          <w:rFonts w:asciiTheme="minorHAnsi" w:cstheme="minorHAnsi"/>
-        </w:rPr>
         <w:t>-- Method 2: Table constraint</w:t>
       </w:r>
       <w:r>
@@ -13878,36 +15342,36 @@
         <w:rPr>
           <w:rFonts w:asciiTheme="minorHAnsi" w:cstheme="minorHAnsi"/>
         </w:rPr>
+        <w:t>Ensures all values in a column are unique (but allows NULL).</w:t>
+      </w:r>
+    </w:p>
+    <w:p>
+      <w:pPr>
+        <w:spacing w:after="210"/>
+        <w:rPr>
+          <w:rFonts w:asciiTheme="minorHAnsi" w:cstheme="minorHAnsi"/>
+        </w:rPr>
+      </w:pPr>
+      <w:r>
+        <w:rPr>
+          <w:rFonts w:asciiTheme="minorHAnsi" w:cstheme="minorHAnsi"/>
+          <w:b/>
+        </w:rPr>
+        <w:t>Example:</w:t>
+      </w:r>
+    </w:p>
+    <w:p>
+      <w:pPr>
+        <w:spacing w:after="210"/>
+        <w:rPr>
+          <w:rFonts w:asciiTheme="minorHAnsi" w:cstheme="minorHAnsi"/>
+        </w:rPr>
+      </w:pPr>
+      <w:r>
+        <w:rPr>
+          <w:rFonts w:asciiTheme="minorHAnsi" w:cstheme="minorHAnsi"/>
+        </w:rPr>
         <w:lastRenderedPageBreak/>
-        <w:t>Ensures all values in a column are unique (but allows NULL).</w:t>
-      </w:r>
-    </w:p>
-    <w:p>
-      <w:pPr>
-        <w:spacing w:after="210"/>
-        <w:rPr>
-          <w:rFonts w:asciiTheme="minorHAnsi" w:cstheme="minorHAnsi"/>
-        </w:rPr>
-      </w:pPr>
-      <w:r>
-        <w:rPr>
-          <w:rFonts w:asciiTheme="minorHAnsi" w:cstheme="minorHAnsi"/>
-          <w:b/>
-        </w:rPr>
-        <w:t>Example:</w:t>
-      </w:r>
-    </w:p>
-    <w:p>
-      <w:pPr>
-        <w:spacing w:after="210"/>
-        <w:rPr>
-          <w:rFonts w:asciiTheme="minorHAnsi" w:cstheme="minorHAnsi"/>
-        </w:rPr>
-      </w:pPr>
-      <w:r>
-        <w:rPr>
-          <w:rFonts w:asciiTheme="minorHAnsi" w:cstheme="minorHAnsi"/>
-        </w:rPr>
         <w:t>CREATE TABLE employees (</w:t>
       </w:r>
       <w:r>
@@ -14314,7 +15778,6 @@
         <w:rPr>
           <w:rFonts w:asciiTheme="minorHAnsi" w:cstheme="minorHAnsi"/>
         </w:rPr>
-        <w:lastRenderedPageBreak/>
         <w:t>CREATE TABLE employees (</w:t>
       </w:r>
       <w:r>
@@ -14377,6 +15840,7 @@
         <w:rPr>
           <w:rFonts w:asciiTheme="minorHAnsi" w:eastAsia="Georgia" w:cstheme="minorHAnsi"/>
         </w:rPr>
+        <w:lastRenderedPageBreak/>
         <w:t>last_name VARCHAR(50) NOT NULL,</w:t>
       </w:r>
       <w:r>
@@ -14768,37 +16232,37 @@
           <w:b/>
           <w:sz w:val="33"/>
         </w:rPr>
+        <w:t>Full-Text Index (Text Search)</w:t>
+      </w:r>
+      <w:bookmarkEnd w:id="96"/>
+    </w:p>
+    <w:p>
+      <w:pPr>
+        <w:spacing w:after="210"/>
+        <w:rPr>
+          <w:rFonts w:asciiTheme="minorHAnsi" w:cstheme="minorHAnsi"/>
+        </w:rPr>
+      </w:pPr>
+      <w:r>
+        <w:rPr>
+          <w:rFonts w:asciiTheme="minorHAnsi" w:eastAsia="Georgia" w:cstheme="minorHAnsi"/>
+        </w:rPr>
+        <w:t>CREATE FULLTEXT INDEX idx_name ON employees(name);</w:t>
+      </w:r>
+    </w:p>
+    <w:p>
+      <w:pPr>
+        <w:spacing w:after="210"/>
+        <w:rPr>
+          <w:rFonts w:asciiTheme="minorHAnsi" w:cstheme="minorHAnsi"/>
+        </w:rPr>
+      </w:pPr>
+      <w:r>
+        <w:rPr>
+          <w:rFonts w:asciiTheme="minorHAnsi" w:cstheme="minorHAnsi"/>
+          <w:highlight w:val="cyan"/>
+        </w:rPr>
         <w:lastRenderedPageBreak/>
-        <w:t>Full-Text Index (Text Search)</w:t>
-      </w:r>
-      <w:bookmarkEnd w:id="96"/>
-    </w:p>
-    <w:p>
-      <w:pPr>
-        <w:spacing w:after="210"/>
-        <w:rPr>
-          <w:rFonts w:asciiTheme="minorHAnsi" w:cstheme="minorHAnsi"/>
-        </w:rPr>
-      </w:pPr>
-      <w:r>
-        <w:rPr>
-          <w:rFonts w:asciiTheme="minorHAnsi" w:eastAsia="Georgia" w:cstheme="minorHAnsi"/>
-        </w:rPr>
-        <w:t>CREATE FULLTEXT INDEX idx_name ON employees(name);</w:t>
-      </w:r>
-    </w:p>
-    <w:p>
-      <w:pPr>
-        <w:spacing w:after="210"/>
-        <w:rPr>
-          <w:rFonts w:asciiTheme="minorHAnsi" w:cstheme="minorHAnsi"/>
-        </w:rPr>
-      </w:pPr>
-      <w:r>
-        <w:rPr>
-          <w:rFonts w:asciiTheme="minorHAnsi" w:cstheme="minorHAnsi"/>
-          <w:highlight w:val="cyan"/>
-        </w:rPr>
         <w:t>SELECT * FROM employees WHERE MATCH(name) AGAINST('Rahul');</w:t>
       </w:r>
     </w:p>
@@ -15272,7 +16736,6 @@
           <w:szCs w:val="20"/>
           <w:lang w:val="en-IN" w:eastAsia="en-IN"/>
         </w:rPr>
-        <w:lastRenderedPageBreak/>
         <w:t>SELECT * FROM employees WHERE salary = 50000;</w:t>
       </w:r>
     </w:p>
@@ -15317,6 +16780,7 @@
           <w:szCs w:val="24"/>
           <w:lang w:val="en-IN" w:eastAsia="en-IN"/>
         </w:rPr>
+        <w:lastRenderedPageBreak/>
         <w:t xml:space="preserve">Read </w:t>
       </w:r>
       <w:r>
@@ -16152,7 +17616,6 @@
           <w:highlight w:val="cyan"/>
           <w:lang w:val="en-IN" w:eastAsia="en-IN"/>
         </w:rPr>
-        <w:lastRenderedPageBreak/>
         <w:t xml:space="preserve">This index is stored </w:t>
       </w:r>
       <w:r>
@@ -16233,6 +17696,7 @@
           <w:szCs w:val="24"/>
           <w:lang w:val="en-IN" w:eastAsia="en-IN"/>
         </w:rPr>
+        <w:lastRenderedPageBreak/>
         <w:pict w14:anchorId="669B0F07">
           <v:rect id="_x0000_i1053" style="width:0;height:1.5pt" o:hralign="center" o:hrstd="t" o:hr="t" fillcolor="#a0a0a0" stroked="f"/>
         </w:pict>
@@ -16945,7 +18409,6 @@
           <w:szCs w:val="24"/>
           <w:lang w:val="en-IN" w:eastAsia="en-IN"/>
         </w:rPr>
-        <w:lastRenderedPageBreak/>
         <w:pict w14:anchorId="35468CA7">
           <v:rect id="_x0000_i1056" style="width:0;height:1.5pt" o:hralign="center" o:hrstd="t" o:hr="t" fillcolor="#a0a0a0" stroked="f"/>
         </w:pict>
@@ -16993,6 +18456,7 @@
           <w:szCs w:val="24"/>
           <w:lang w:val="en-IN" w:eastAsia="en-IN"/>
         </w:rPr>
+        <w:lastRenderedPageBreak/>
         <w:t xml:space="preserve">Instead of scanning rows </w:t>
       </w:r>
       <w:r>
@@ -17591,7 +19055,6 @@
           <w:szCs w:val="24"/>
           <w:lang w:val="en-IN" w:eastAsia="en-IN"/>
         </w:rPr>
-        <w:lastRenderedPageBreak/>
         <w:t>Column is wrapped in a function</w:t>
       </w:r>
     </w:p>
@@ -17670,6 +19133,7 @@
           <w:szCs w:val="24"/>
           <w:lang w:val="en-IN" w:eastAsia="en-IN"/>
         </w:rPr>
+        <w:lastRenderedPageBreak/>
         <w:pict w14:anchorId="3080FB08">
           <v:rect id="_x0000_i1059" style="width:0;height:1.5pt" o:hralign="center" o:hrstd="t" o:hr="t" fillcolor="#a0a0a0" stroked="f"/>
         </w:pict>
@@ -18060,36 +19524,127 @@
         <w:rPr>
           <w:rFonts w:asciiTheme="minorHAnsi" w:cstheme="minorHAnsi"/>
         </w:rPr>
+        <w:t>-- SLOW - Retrieves all columns</w:t>
+      </w:r>
+      <w:r>
+        <w:rPr>
+          <w:rFonts w:asciiTheme="minorHAnsi" w:cstheme="minorHAnsi"/>
+        </w:rPr>
+        <w:br/>
+        <w:t>SELECT * FROM employees;</w:t>
+      </w:r>
+    </w:p>
+    <w:p>
+      <w:pPr>
+        <w:spacing w:after="210"/>
+        <w:rPr>
+          <w:rFonts w:asciiTheme="minorHAnsi" w:cstheme="minorHAnsi"/>
+        </w:rPr>
+      </w:pPr>
+      <w:r>
+        <w:rPr>
+          <w:rFonts w:asciiTheme="minorHAnsi" w:cstheme="minorHAnsi"/>
+        </w:rPr>
+        <w:t>-- FAST - Only needed columns</w:t>
+      </w:r>
+      <w:r>
+        <w:rPr>
+          <w:rFonts w:asciiTheme="minorHAnsi" w:cstheme="minorHAnsi"/>
+        </w:rPr>
+        <w:br/>
+        <w:t>SELECT name, email, salary FROM employees;</w:t>
+      </w:r>
+    </w:p>
+    <w:p>
+      <w:pPr>
+        <w:spacing w:before="240" w:line="271" w:lineRule="auto"/>
+        <w:rPr>
+          <w:rFonts w:asciiTheme="minorHAnsi" w:cstheme="minorHAnsi"/>
+        </w:rPr>
+      </w:pPr>
+      <w:bookmarkStart w:id="101" w:name="bm_3_use_joins_instead_of_subquer_686809"/>
+      <w:r>
+        <w:rPr>
+          <w:rFonts w:asciiTheme="minorHAnsi" w:cstheme="minorHAnsi"/>
+          <w:b/>
+          <w:sz w:val="33"/>
+        </w:rPr>
         <w:lastRenderedPageBreak/>
-        <w:t>-- SLOW - Retrieves all columns</w:t>
-      </w:r>
-      <w:r>
-        <w:rPr>
-          <w:rFonts w:asciiTheme="minorHAnsi" w:cstheme="minorHAnsi"/>
-        </w:rPr>
-        <w:br/>
-        <w:t>SELECT * FROM employees;</w:t>
-      </w:r>
-    </w:p>
-    <w:p>
-      <w:pPr>
-        <w:spacing w:after="210"/>
-        <w:rPr>
-          <w:rFonts w:asciiTheme="minorHAnsi" w:cstheme="minorHAnsi"/>
-        </w:rPr>
-      </w:pPr>
-      <w:r>
-        <w:rPr>
-          <w:rFonts w:asciiTheme="minorHAnsi" w:cstheme="minorHAnsi"/>
-        </w:rPr>
-        <w:t>-- FAST - Only needed columns</w:t>
-      </w:r>
-      <w:r>
-        <w:rPr>
-          <w:rFonts w:asciiTheme="minorHAnsi" w:cstheme="minorHAnsi"/>
-        </w:rPr>
-        <w:br/>
-        <w:t>SELECT name, email, salary FROM employees;</w:t>
+        <w:t>3. Use Joins Instead of Subqueries (Usually)</w:t>
+      </w:r>
+      <w:bookmarkEnd w:id="101"/>
+    </w:p>
+    <w:p>
+      <w:pPr>
+        <w:spacing w:after="210"/>
+        <w:rPr>
+          <w:rFonts w:asciiTheme="minorHAnsi" w:cstheme="minorHAnsi"/>
+        </w:rPr>
+      </w:pPr>
+      <w:r>
+        <w:rPr>
+          <w:rFonts w:asciiTheme="minorHAnsi" w:cstheme="minorHAnsi"/>
+        </w:rPr>
+        <w:t>-- SLOWER - Subquery</w:t>
+      </w:r>
+      <w:r>
+        <w:rPr>
+          <w:rFonts w:asciiTheme="minorHAnsi" w:cstheme="minorHAnsi"/>
+        </w:rPr>
+        <w:br/>
+        <w:t>SELECT * FROM employees</w:t>
+      </w:r>
+      <w:r>
+        <w:rPr>
+          <w:rFonts w:asciiTheme="minorHAnsi" w:cstheme="minorHAnsi"/>
+        </w:rPr>
+        <w:br/>
+      </w:r>
+      <w:r>
+        <w:rPr>
+          <w:rFonts w:asciiTheme="minorHAnsi" w:eastAsia="Georgia" w:cstheme="minorHAnsi"/>
+        </w:rPr>
+        <w:t>WHERE department_id IN (SELECT department_id FROM departments WHERE region = 'North');</w:t>
+      </w:r>
+    </w:p>
+    <w:p>
+      <w:pPr>
+        <w:spacing w:after="210"/>
+        <w:rPr>
+          <w:rFonts w:asciiTheme="minorHAnsi" w:cstheme="minorHAnsi"/>
+        </w:rPr>
+      </w:pPr>
+      <w:r>
+        <w:rPr>
+          <w:rFonts w:asciiTheme="minorHAnsi" w:cstheme="minorHAnsi"/>
+        </w:rPr>
+        <w:t>-- FASTER - Join</w:t>
+      </w:r>
+      <w:r>
+        <w:rPr>
+          <w:rFonts w:asciiTheme="minorHAnsi" w:cstheme="minorHAnsi"/>
+        </w:rPr>
+        <w:br/>
+        <w:t>SELECT e.* FROM employees e</w:t>
+      </w:r>
+      <w:r>
+        <w:rPr>
+          <w:rFonts w:asciiTheme="minorHAnsi" w:cstheme="minorHAnsi"/>
+        </w:rPr>
+        <w:br/>
+      </w:r>
+      <w:r>
+        <w:rPr>
+          <w:rFonts w:asciiTheme="minorHAnsi" w:eastAsia="Georgia" w:cstheme="minorHAnsi"/>
+        </w:rPr>
+        <w:t>JOIN departments d ON e.department_id = d.department_id</w:t>
+      </w:r>
+      <w:r>
+        <w:rPr>
+          <w:rFonts w:asciiTheme="minorHAnsi" w:cstheme="minorHAnsi"/>
+        </w:rPr>
+        <w:br/>
+        <w:t>WHERE d.region = 'North';</w:t>
       </w:r>
     </w:p>
     <w:p>
@@ -18099,36 +19654,198 @@
           <w:rFonts w:asciiTheme="minorHAnsi" w:cstheme="minorHAnsi"/>
         </w:rPr>
       </w:pPr>
-      <w:bookmarkStart w:id="101" w:name="bm_3_use_joins_instead_of_subquer_686809"/>
+      <w:bookmarkStart w:id="102" w:name="bm_4_filter_early_where_before_group_by"/>
       <w:r>
         <w:rPr>
           <w:rFonts w:asciiTheme="minorHAnsi" w:cstheme="minorHAnsi"/>
           <w:b/>
           <w:sz w:val="33"/>
         </w:rPr>
-        <w:t>3. Use Joins Instead of Subqueries (Usually)</w:t>
-      </w:r>
-      <w:bookmarkEnd w:id="101"/>
-    </w:p>
-    <w:p>
-      <w:pPr>
-        <w:spacing w:after="210"/>
-        <w:rPr>
-          <w:rFonts w:asciiTheme="minorHAnsi" w:cstheme="minorHAnsi"/>
-        </w:rPr>
-      </w:pPr>
-      <w:r>
-        <w:rPr>
-          <w:rFonts w:asciiTheme="minorHAnsi" w:cstheme="minorHAnsi"/>
-        </w:rPr>
-        <w:t>-- SLOWER - Subquery</w:t>
-      </w:r>
-      <w:r>
-        <w:rPr>
-          <w:rFonts w:asciiTheme="minorHAnsi" w:cstheme="minorHAnsi"/>
-        </w:rPr>
-        <w:br/>
-        <w:t>SELECT * FROM employees</w:t>
+        <w:t>4. Filter Early (WHERE before GROUP BY)</w:t>
+      </w:r>
+      <w:bookmarkEnd w:id="102"/>
+    </w:p>
+    <w:p>
+      <w:pPr>
+        <w:spacing w:after="210"/>
+        <w:rPr>
+          <w:rFonts w:asciiTheme="minorHAnsi" w:cstheme="minorHAnsi"/>
+        </w:rPr>
+      </w:pPr>
+      <w:r>
+        <w:rPr>
+          <w:rFonts w:asciiTheme="minorHAnsi" w:cstheme="minorHAnsi"/>
+        </w:rPr>
+        <w:t>-- SLOWER - Aggregates all rows then filters</w:t>
+      </w:r>
+      <w:r>
+        <w:rPr>
+          <w:rFonts w:asciiTheme="minorHAnsi" w:cstheme="minorHAnsi"/>
+        </w:rPr>
+        <w:br/>
+        <w:t>SELECT department, AVG(salary)</w:t>
+      </w:r>
+      <w:r>
+        <w:rPr>
+          <w:rFonts w:asciiTheme="minorHAnsi" w:cstheme="minorHAnsi"/>
+        </w:rPr>
+        <w:br/>
+        <w:t>FROM employees</w:t>
+      </w:r>
+      <w:r>
+        <w:rPr>
+          <w:rFonts w:asciiTheme="minorHAnsi" w:cstheme="minorHAnsi"/>
+        </w:rPr>
+        <w:br/>
+        <w:t>GROUP BY department</w:t>
+      </w:r>
+      <w:r>
+        <w:rPr>
+          <w:rFonts w:asciiTheme="minorHAnsi" w:cstheme="minorHAnsi"/>
+        </w:rPr>
+        <w:br/>
+        <w:t>HAVING AVG(salary) &gt; 50000;</w:t>
+      </w:r>
+    </w:p>
+    <w:p>
+      <w:pPr>
+        <w:spacing w:after="210"/>
+        <w:rPr>
+          <w:rFonts w:asciiTheme="minorHAnsi" w:cstheme="minorHAnsi"/>
+        </w:rPr>
+      </w:pPr>
+      <w:r>
+        <w:rPr>
+          <w:rFonts w:asciiTheme="minorHAnsi" w:cstheme="minorHAnsi"/>
+        </w:rPr>
+        <w:t>-- FASTER - Filters first</w:t>
+      </w:r>
+      <w:r>
+        <w:rPr>
+          <w:rFonts w:asciiTheme="minorHAnsi" w:cstheme="minorHAnsi"/>
+        </w:rPr>
+        <w:br/>
+        <w:t>SELECT department, AVG(salary)</w:t>
+      </w:r>
+      <w:r>
+        <w:rPr>
+          <w:rFonts w:asciiTheme="minorHAnsi" w:cstheme="minorHAnsi"/>
+        </w:rPr>
+        <w:br/>
+        <w:t>FROM employees</w:t>
+      </w:r>
+      <w:r>
+        <w:rPr>
+          <w:rFonts w:asciiTheme="minorHAnsi" w:cstheme="minorHAnsi"/>
+        </w:rPr>
+        <w:br/>
+        <w:t>WHERE salary &gt; 40000</w:t>
+      </w:r>
+      <w:r>
+        <w:rPr>
+          <w:rFonts w:asciiTheme="minorHAnsi" w:cstheme="minorHAnsi"/>
+        </w:rPr>
+        <w:br/>
+        <w:t>GROUP BY department</w:t>
+      </w:r>
+      <w:r>
+        <w:rPr>
+          <w:rFonts w:asciiTheme="minorHAnsi" w:cstheme="minorHAnsi"/>
+        </w:rPr>
+        <w:br/>
+        <w:t>HAVING AVG(salary) &gt; 50000;</w:t>
+      </w:r>
+    </w:p>
+    <w:p>
+      <w:pPr>
+        <w:spacing w:before="240" w:line="271" w:lineRule="auto"/>
+        <w:rPr>
+          <w:rFonts w:asciiTheme="minorHAnsi" w:cstheme="minorHAnsi"/>
+        </w:rPr>
+      </w:pPr>
+      <w:bookmarkStart w:id="103" w:name="bm_5_use_limit_for_large_results"/>
+      <w:r>
+        <w:rPr>
+          <w:rFonts w:asciiTheme="minorHAnsi" w:cstheme="minorHAnsi"/>
+          <w:b/>
+          <w:sz w:val="33"/>
+        </w:rPr>
+        <w:t>5. Use LIMIT for Large Results</w:t>
+      </w:r>
+      <w:bookmarkEnd w:id="103"/>
+    </w:p>
+    <w:p>
+      <w:pPr>
+        <w:spacing w:after="210"/>
+        <w:rPr>
+          <w:rFonts w:asciiTheme="minorHAnsi" w:cstheme="minorHAnsi"/>
+        </w:rPr>
+      </w:pPr>
+      <w:r>
+        <w:rPr>
+          <w:rFonts w:asciiTheme="minorHAnsi" w:cstheme="minorHAnsi"/>
+        </w:rPr>
+        <w:t>-- SLOW - Returns 1 million rows</w:t>
+      </w:r>
+      <w:r>
+        <w:rPr>
+          <w:rFonts w:asciiTheme="minorHAnsi" w:cstheme="minorHAnsi"/>
+        </w:rPr>
+        <w:br/>
+        <w:t>SELECT * FROM transactions;</w:t>
+      </w:r>
+    </w:p>
+    <w:p>
+      <w:pPr>
+        <w:spacing w:after="210"/>
+        <w:rPr>
+          <w:rFonts w:asciiTheme="minorHAnsi" w:cstheme="minorHAnsi"/>
+        </w:rPr>
+      </w:pPr>
+      <w:r>
+        <w:rPr>
+          <w:rFonts w:asciiTheme="minorHAnsi" w:cstheme="minorHAnsi"/>
+        </w:rPr>
+        <w:t>-- FAST - Returns first 100 rows</w:t>
+      </w:r>
+      <w:r>
+        <w:rPr>
+          <w:rFonts w:asciiTheme="minorHAnsi" w:cstheme="minorHAnsi"/>
+        </w:rPr>
+        <w:br/>
+        <w:t>SELECT * FROM transactions LIMIT 100;</w:t>
+      </w:r>
+    </w:p>
+    <w:p>
+      <w:pPr>
+        <w:spacing w:before="240" w:line="271" w:lineRule="auto"/>
+        <w:rPr>
+          <w:rFonts w:asciiTheme="minorHAnsi" w:cstheme="minorHAnsi"/>
+        </w:rPr>
+      </w:pPr>
+      <w:bookmarkStart w:id="104" w:name="bm_6_avoid_functions_on_indexed_columns"/>
+      <w:r>
+        <w:rPr>
+          <w:rFonts w:asciiTheme="minorHAnsi" w:cstheme="minorHAnsi"/>
+          <w:b/>
+          <w:sz w:val="33"/>
+        </w:rPr>
+        <w:t>6. Avoid Functions on Indexed Columns</w:t>
+      </w:r>
+      <w:bookmarkEnd w:id="104"/>
+    </w:p>
+    <w:p>
+      <w:pPr>
+        <w:spacing w:after="210"/>
+        <w:rPr>
+          <w:rFonts w:asciiTheme="minorHAnsi" w:cstheme="minorHAnsi"/>
+        </w:rPr>
+      </w:pPr>
+      <w:r>
+        <w:rPr>
+          <w:rFonts w:asciiTheme="minorHAnsi" w:cstheme="minorHAnsi"/>
+        </w:rPr>
+        <w:t>-- SLOW - Function prevents index use</w:t>
       </w:r>
       <w:r>
         <w:rPr>
@@ -18140,28 +19857,21 @@
         <w:rPr>
           <w:rFonts w:asciiTheme="minorHAnsi" w:eastAsia="Georgia" w:cstheme="minorHAnsi"/>
         </w:rPr>
-        <w:t>WHERE department_id IN (SELECT department_id FROM departments WHERE region = 'North');</w:t>
-      </w:r>
-    </w:p>
-    <w:p>
-      <w:pPr>
-        <w:spacing w:after="210"/>
-        <w:rPr>
-          <w:rFonts w:asciiTheme="minorHAnsi" w:cstheme="minorHAnsi"/>
-        </w:rPr>
-      </w:pPr>
-      <w:r>
-        <w:rPr>
-          <w:rFonts w:asciiTheme="minorHAnsi" w:cstheme="minorHAnsi"/>
-        </w:rPr>
-        <w:t>-- FASTER - Join</w:t>
-      </w:r>
-      <w:r>
-        <w:rPr>
-          <w:rFonts w:asciiTheme="minorHAnsi" w:cstheme="minorHAnsi"/>
-        </w:rPr>
-        <w:br/>
-        <w:t>SELECT e.* FROM employees e</w:t>
+        <w:t>SELECT * FROM employees WHERE YEAR(hire_date) = 2023;</w:t>
+      </w:r>
+    </w:p>
+    <w:p>
+      <w:pPr>
+        <w:spacing w:after="210"/>
+        <w:rPr>
+          <w:rFonts w:asciiTheme="minorHAnsi" w:cstheme="minorHAnsi"/>
+        </w:rPr>
+      </w:pPr>
+      <w:r>
+        <w:rPr>
+          <w:rFonts w:asciiTheme="minorHAnsi" w:cstheme="minorHAnsi"/>
+        </w:rPr>
+        <w:t>-- FAST - Direct comparison</w:t>
       </w:r>
       <w:r>
         <w:rPr>
@@ -18173,305 +19883,59 @@
         <w:rPr>
           <w:rFonts w:asciiTheme="minorHAnsi" w:eastAsia="Georgia" w:cstheme="minorHAnsi"/>
         </w:rPr>
-        <w:t>JOIN departments d ON e.department_id = d.department_id</w:t>
-      </w:r>
-      <w:r>
-        <w:rPr>
-          <w:rFonts w:asciiTheme="minorHAnsi" w:cstheme="minorHAnsi"/>
-        </w:rPr>
-        <w:br/>
-        <w:t>WHERE d.region = 'North';</w:t>
+        <w:t>SELECT * FROM employees WHERE hire_date &gt;= '2023-01-01' AND hire_date &lt; '2024-01-01';</w:t>
       </w:r>
     </w:p>
     <w:p>
       <w:pPr>
         <w:spacing w:before="240" w:line="271" w:lineRule="auto"/>
-        <w:rPr>
-          <w:rFonts w:asciiTheme="minorHAnsi" w:cstheme="minorHAnsi"/>
-        </w:rPr>
-      </w:pPr>
-      <w:bookmarkStart w:id="102" w:name="bm_4_filter_early_where_before_group_by"/>
-      <w:r>
-        <w:rPr>
-          <w:rFonts w:asciiTheme="minorHAnsi" w:cstheme="minorHAnsi"/>
+      </w:pPr>
+      <w:bookmarkStart w:id="105" w:name="analyzing_query_performance"/>
+      <w:r>
+        <w:rPr>
+          <w:b/>
+          <w:sz w:val="42"/>
+        </w:rPr>
+        <w:t>Analyzing Query Performance</w:t>
+      </w:r>
+      <w:bookmarkEnd w:id="105"/>
+    </w:p>
+    <w:p>
+      <w:pPr>
+        <w:spacing w:before="240" w:line="271" w:lineRule="auto"/>
+      </w:pPr>
+      <w:bookmarkStart w:id="106" w:name="explain_statement"/>
+      <w:r>
+        <w:rPr>
           <w:b/>
           <w:sz w:val="33"/>
         </w:rPr>
-        <w:t>4. Filter Early (WHERE before GROUP BY)</w:t>
-      </w:r>
-      <w:bookmarkEnd w:id="102"/>
-    </w:p>
-    <w:p>
-      <w:pPr>
-        <w:spacing w:after="210"/>
-        <w:rPr>
-          <w:rFonts w:asciiTheme="minorHAnsi" w:cstheme="minorHAnsi"/>
-        </w:rPr>
-      </w:pPr>
-      <w:r>
-        <w:rPr>
-          <w:rFonts w:asciiTheme="minorHAnsi" w:cstheme="minorHAnsi"/>
-        </w:rPr>
-        <w:t>-- SLOWER - Aggregates all rows then filters</w:t>
-      </w:r>
-      <w:r>
-        <w:rPr>
-          <w:rFonts w:asciiTheme="minorHAnsi" w:cstheme="minorHAnsi"/>
-        </w:rPr>
-        <w:br/>
-        <w:t>SELECT department, AVG(salary)</w:t>
-      </w:r>
-      <w:r>
-        <w:rPr>
-          <w:rFonts w:asciiTheme="minorHAnsi" w:cstheme="minorHAnsi"/>
-        </w:rPr>
-        <w:br/>
-        <w:t>FROM employees</w:t>
-      </w:r>
-      <w:r>
-        <w:rPr>
-          <w:rFonts w:asciiTheme="minorHAnsi" w:cstheme="minorHAnsi"/>
-        </w:rPr>
-        <w:br/>
-        <w:t>GROUP BY department</w:t>
-      </w:r>
-      <w:r>
-        <w:rPr>
-          <w:rFonts w:asciiTheme="minorHAnsi" w:cstheme="minorHAnsi"/>
-        </w:rPr>
-        <w:br/>
-        <w:t>HAVING AVG(salary) &gt; 50000;</w:t>
-      </w:r>
-    </w:p>
-    <w:p>
-      <w:pPr>
-        <w:spacing w:after="210"/>
-        <w:rPr>
-          <w:rFonts w:asciiTheme="minorHAnsi" w:cstheme="minorHAnsi"/>
-        </w:rPr>
-      </w:pPr>
-      <w:r>
-        <w:rPr>
-          <w:rFonts w:asciiTheme="minorHAnsi" w:cstheme="minorHAnsi"/>
-        </w:rPr>
-        <w:t>-- FASTER - Filters first</w:t>
-      </w:r>
-      <w:r>
-        <w:rPr>
-          <w:rFonts w:asciiTheme="minorHAnsi" w:cstheme="minorHAnsi"/>
-        </w:rPr>
-        <w:br/>
-        <w:t>SELECT department, AVG(salary)</w:t>
-      </w:r>
-      <w:r>
-        <w:rPr>
-          <w:rFonts w:asciiTheme="minorHAnsi" w:cstheme="minorHAnsi"/>
-        </w:rPr>
-        <w:br/>
-        <w:t>FROM employees</w:t>
-      </w:r>
-      <w:r>
-        <w:rPr>
-          <w:rFonts w:asciiTheme="minorHAnsi" w:cstheme="minorHAnsi"/>
-        </w:rPr>
-        <w:br/>
-        <w:t>WHERE salary &gt; 40000</w:t>
-      </w:r>
-      <w:r>
-        <w:rPr>
-          <w:rFonts w:asciiTheme="minorHAnsi" w:cstheme="minorHAnsi"/>
-        </w:rPr>
-        <w:br/>
-        <w:t>GROUP BY department</w:t>
-      </w:r>
-      <w:r>
-        <w:rPr>
-          <w:rFonts w:asciiTheme="minorHAnsi" w:cstheme="minorHAnsi"/>
-        </w:rPr>
-        <w:br/>
-        <w:t>HAVING AVG(salary) &gt; 50000;</w:t>
-      </w:r>
-    </w:p>
-    <w:p>
-      <w:pPr>
-        <w:spacing w:before="240" w:line="271" w:lineRule="auto"/>
-        <w:rPr>
-          <w:rFonts w:asciiTheme="minorHAnsi" w:cstheme="minorHAnsi"/>
-        </w:rPr>
-      </w:pPr>
-      <w:bookmarkStart w:id="103" w:name="bm_5_use_limit_for_large_results"/>
-      <w:r>
-        <w:rPr>
-          <w:rFonts w:asciiTheme="minorHAnsi" w:cstheme="minorHAnsi"/>
-          <w:b/>
-          <w:sz w:val="33"/>
-        </w:rPr>
-        <w:t>5. Use LIMIT for Large Results</w:t>
-      </w:r>
-      <w:bookmarkEnd w:id="103"/>
-    </w:p>
-    <w:p>
-      <w:pPr>
-        <w:spacing w:after="210"/>
-        <w:rPr>
-          <w:rFonts w:asciiTheme="minorHAnsi" w:cstheme="minorHAnsi"/>
-        </w:rPr>
-      </w:pPr>
-      <w:r>
-        <w:rPr>
-          <w:rFonts w:asciiTheme="minorHAnsi" w:cstheme="minorHAnsi"/>
-        </w:rPr>
-        <w:t>-- SLOW - Returns 1 million rows</w:t>
-      </w:r>
-      <w:r>
-        <w:rPr>
-          <w:rFonts w:asciiTheme="minorHAnsi" w:cstheme="minorHAnsi"/>
-        </w:rPr>
-        <w:br/>
-        <w:t>SELECT * FROM transactions;</w:t>
-      </w:r>
-    </w:p>
-    <w:p>
-      <w:pPr>
-        <w:spacing w:after="210"/>
-        <w:rPr>
-          <w:rFonts w:asciiTheme="minorHAnsi" w:cstheme="minorHAnsi"/>
-        </w:rPr>
-      </w:pPr>
-      <w:r>
-        <w:rPr>
-          <w:rFonts w:asciiTheme="minorHAnsi" w:cstheme="minorHAnsi"/>
-        </w:rPr>
-        <w:t>-- FAST - Returns first 100 rows</w:t>
-      </w:r>
-      <w:r>
-        <w:rPr>
-          <w:rFonts w:asciiTheme="minorHAnsi" w:cstheme="minorHAnsi"/>
-        </w:rPr>
-        <w:br/>
-        <w:t>SELECT * FROM transactions LIMIT 100;</w:t>
-      </w:r>
-    </w:p>
-    <w:p>
-      <w:pPr>
-        <w:spacing w:before="240" w:line="271" w:lineRule="auto"/>
-        <w:rPr>
-          <w:rFonts w:asciiTheme="minorHAnsi" w:cstheme="minorHAnsi"/>
-        </w:rPr>
-      </w:pPr>
-      <w:bookmarkStart w:id="104" w:name="bm_6_avoid_functions_on_indexed_columns"/>
-      <w:r>
-        <w:rPr>
-          <w:rFonts w:asciiTheme="minorHAnsi" w:cstheme="minorHAnsi"/>
-          <w:b/>
-          <w:sz w:val="33"/>
-        </w:rPr>
-        <w:t>6. Avoid Functions on Indexed Columns</w:t>
-      </w:r>
-      <w:bookmarkEnd w:id="104"/>
-    </w:p>
-    <w:p>
-      <w:pPr>
-        <w:spacing w:after="210"/>
-        <w:rPr>
-          <w:rFonts w:asciiTheme="minorHAnsi" w:cstheme="minorHAnsi"/>
-        </w:rPr>
-      </w:pPr>
-      <w:r>
-        <w:rPr>
-          <w:rFonts w:asciiTheme="minorHAnsi" w:cstheme="minorHAnsi"/>
-        </w:rPr>
-        <w:t>-- SLOW - Function prevents index use</w:t>
-      </w:r>
-      <w:r>
-        <w:rPr>
-          <w:rFonts w:asciiTheme="minorHAnsi" w:cstheme="minorHAnsi"/>
-        </w:rPr>
-        <w:br/>
-      </w:r>
-      <w:r>
-        <w:rPr>
-          <w:rFonts w:asciiTheme="minorHAnsi" w:eastAsia="Georgia" w:cstheme="minorHAnsi"/>
-        </w:rPr>
-        <w:t>SELECT * FROM employees WHERE YEAR(hire_date) = 2023;</w:t>
-      </w:r>
-    </w:p>
-    <w:p>
-      <w:pPr>
-        <w:spacing w:after="210"/>
-        <w:rPr>
-          <w:rFonts w:asciiTheme="minorHAnsi" w:cstheme="minorHAnsi"/>
-        </w:rPr>
-      </w:pPr>
-      <w:r>
-        <w:rPr>
-          <w:rFonts w:asciiTheme="minorHAnsi" w:cstheme="minorHAnsi"/>
-        </w:rPr>
-        <w:t>-- FAST - Direct comparison</w:t>
-      </w:r>
-      <w:r>
-        <w:rPr>
-          <w:rFonts w:asciiTheme="minorHAnsi" w:cstheme="minorHAnsi"/>
-        </w:rPr>
-        <w:br/>
-      </w:r>
-      <w:r>
-        <w:rPr>
-          <w:rFonts w:asciiTheme="minorHAnsi" w:eastAsia="Georgia" w:cstheme="minorHAnsi"/>
-        </w:rPr>
-        <w:t>SELECT * FROM employees WHERE hire_date &gt;= '2023-01-01' AND hire_date &lt; '2024-01-01';</w:t>
-      </w:r>
-    </w:p>
-    <w:p>
-      <w:pPr>
-        <w:spacing w:before="240" w:line="271" w:lineRule="auto"/>
-      </w:pPr>
-      <w:bookmarkStart w:id="105" w:name="analyzing_query_performance"/>
-      <w:r>
-        <w:rPr>
-          <w:b/>
-          <w:sz w:val="42"/>
-        </w:rPr>
-        <w:t>Analyzing Query Performance</w:t>
-      </w:r>
-      <w:bookmarkEnd w:id="105"/>
-    </w:p>
-    <w:p>
-      <w:pPr>
-        <w:spacing w:before="240" w:line="271" w:lineRule="auto"/>
-      </w:pPr>
-      <w:bookmarkStart w:id="106" w:name="explain_statement"/>
-      <w:r>
-        <w:rPr>
-          <w:b/>
-          <w:sz w:val="33"/>
-        </w:rPr>
+        <w:t>EXPLAIN Statement</w:t>
+      </w:r>
+      <w:bookmarkEnd w:id="106"/>
+    </w:p>
+    <w:p>
+      <w:pPr>
+        <w:spacing w:after="210"/>
+      </w:pPr>
+      <w:r>
+        <w:t>Shows how the database executes a query.</w:t>
+      </w:r>
+    </w:p>
+    <w:p>
+      <w:pPr>
+        <w:spacing w:after="210"/>
+      </w:pPr>
+      <w:r>
+        <w:t>EXPLAIN SELECT * FROM employees WHERE salary &gt; 50000;</w:t>
+      </w:r>
+    </w:p>
+    <w:p>
+      <w:pPr>
+        <w:spacing w:after="210"/>
+      </w:pPr>
+      <w:r>
         <w:lastRenderedPageBreak/>
-        <w:t>EXPLAIN Statement</w:t>
-      </w:r>
-      <w:bookmarkEnd w:id="106"/>
-    </w:p>
-    <w:p>
-      <w:pPr>
-        <w:spacing w:after="210"/>
-      </w:pPr>
-      <w:r>
-        <w:t>Shows how the database executes a query.</w:t>
-      </w:r>
-    </w:p>
-    <w:p>
-      <w:pPr>
-        <w:spacing w:after="210"/>
-      </w:pPr>
-      <w:r>
-        <w:t>EXPLAIN SELECT * FROM employees WHERE salary &gt; 50000;</w:t>
-      </w:r>
-    </w:p>
-    <w:p>
-      <w:pPr>
-        <w:spacing w:after="210"/>
-      </w:pPr>
-      <w:r>
         <w:t>Output shows:</w:t>
       </w:r>
     </w:p>
@@ -18787,40 +20251,40 @@
         <w:rPr>
           <w:b/>
         </w:rPr>
+        <w:t>Drop a View:</w:t>
+      </w:r>
+    </w:p>
+    <w:p>
+      <w:pPr>
+        <w:spacing w:after="210"/>
+      </w:pPr>
+      <w:r>
+        <w:rPr>
+          <w:rFonts w:eastAsia="Georgia" w:hAnsi="Georgia" w:cs="Georgia"/>
+        </w:rPr>
+        <w:t>DROP VIEW high_earners;</w:t>
+      </w:r>
+    </w:p>
+    <w:p>
+      <w:pPr>
+        <w:spacing w:before="240" w:line="271" w:lineRule="auto"/>
+      </w:pPr>
+      <w:bookmarkStart w:id="110" w:name="stored_procedures"/>
+      <w:r>
+        <w:rPr>
+          <w:b/>
+          <w:sz w:val="42"/>
+        </w:rPr>
+        <w:t>Stored Procedures</w:t>
+      </w:r>
+      <w:bookmarkEnd w:id="110"/>
+    </w:p>
+    <w:p>
+      <w:pPr>
+        <w:spacing w:after="210"/>
+      </w:pPr>
+      <w:r>
         <w:lastRenderedPageBreak/>
-        <w:t>Drop a View:</w:t>
-      </w:r>
-    </w:p>
-    <w:p>
-      <w:pPr>
-        <w:spacing w:after="210"/>
-      </w:pPr>
-      <w:r>
-        <w:rPr>
-          <w:rFonts w:eastAsia="Georgia" w:hAnsi="Georgia" w:cs="Georgia"/>
-        </w:rPr>
-        <w:t>DROP VIEW high_earners;</w:t>
-      </w:r>
-    </w:p>
-    <w:p>
-      <w:pPr>
-        <w:spacing w:before="240" w:line="271" w:lineRule="auto"/>
-      </w:pPr>
-      <w:bookmarkStart w:id="110" w:name="stored_procedures"/>
-      <w:r>
-        <w:rPr>
-          <w:b/>
-          <w:sz w:val="42"/>
-        </w:rPr>
-        <w:t>Stored Procedures</w:t>
-      </w:r>
-      <w:bookmarkEnd w:id="110"/>
-    </w:p>
-    <w:p>
-      <w:pPr>
-        <w:spacing w:after="210"/>
-      </w:pPr>
-      <w:r>
         <w:t xml:space="preserve">A </w:t>
       </w:r>
       <w:r>
@@ -19240,7 +20704,6 @@
         </w:numPr>
       </w:pPr>
       <w:r>
-        <w:lastRenderedPageBreak/>
         <w:t>Reduced network traffic</w:t>
       </w:r>
     </w:p>
@@ -19326,7 +20789,6 @@
           <w:noProof/>
           <w:lang w:val="en-IN" w:eastAsia="en-IN"/>
         </w:rPr>
-        <w:lastRenderedPageBreak/>
         <w:drawing>
           <wp:inline distT="0" distB="0" distL="0" distR="0" wp14:anchorId="571426F9" wp14:editId="3B27F1EE">
             <wp:extent cx="5518150" cy="3921070"/>
@@ -19637,34 +21099,34 @@
         <w:spacing w:after="210"/>
       </w:pPr>
       <w:r>
+        <w:t>SELECT name</w:t>
+      </w:r>
+      <w:r>
+        <w:rPr>
+          <w:noProof/>
+        </w:rPr>
+        <w:t>, salary, dbo.CalculateBonus(salary) AS bonus</w:t>
+      </w:r>
+      <w:r>
+        <w:br/>
+        <w:t>FROM employees;</w:t>
+      </w:r>
+    </w:p>
+    <w:p>
+      <w:pPr>
+        <w:spacing w:after="210"/>
+      </w:pPr>
+    </w:p>
+    <w:p>
+      <w:pPr>
+        <w:spacing w:after="210"/>
+      </w:pPr>
+      <w:r>
+        <w:rPr>
+          <w:noProof/>
+          <w:lang w:val="en-IN" w:eastAsia="en-IN"/>
+        </w:rPr>
         <w:lastRenderedPageBreak/>
-        <w:t>SELECT name</w:t>
-      </w:r>
-      <w:r>
-        <w:rPr>
-          <w:noProof/>
-        </w:rPr>
-        <w:t>, salary, dbo.CalculateBonus(salary) AS bonus</w:t>
-      </w:r>
-      <w:r>
-        <w:br/>
-        <w:t>FROM employees;</w:t>
-      </w:r>
-    </w:p>
-    <w:p>
-      <w:pPr>
-        <w:spacing w:after="210"/>
-      </w:pPr>
-    </w:p>
-    <w:p>
-      <w:pPr>
-        <w:spacing w:after="210"/>
-      </w:pPr>
-      <w:r>
-        <w:rPr>
-          <w:noProof/>
-          <w:lang w:val="en-IN" w:eastAsia="en-IN"/>
-        </w:rPr>
         <w:drawing>
           <wp:inline distT="0" distB="0" distL="0" distR="0" wp14:anchorId="0678F847" wp14:editId="69D973D6">
             <wp:extent cx="5518150" cy="3700580"/>
@@ -19716,7 +21178,6 @@
           <w:noProof/>
           <w:lang w:val="en-IN" w:eastAsia="en-IN"/>
         </w:rPr>
-        <w:lastRenderedPageBreak/>
         <w:drawing>
           <wp:inline distT="0" distB="0" distL="0" distR="0" wp14:anchorId="563DD3D9" wp14:editId="1CF51662">
             <wp:extent cx="5518150" cy="3740079"/>
@@ -19764,6 +21225,7 @@
           <w:b/>
           <w:sz w:val="42"/>
         </w:rPr>
+        <w:lastRenderedPageBreak/>
         <w:t>Triggers</w:t>
       </w:r>
       <w:bookmarkEnd w:id="112"/>
@@ -20031,7 +21493,6 @@
           <w:szCs w:val="36"/>
           <w:lang w:val="en-IN" w:eastAsia="en-IN"/>
         </w:rPr>
-        <w:lastRenderedPageBreak/>
         <w:t>The Trigger Code</w:t>
       </w:r>
     </w:p>
@@ -20529,6 +21990,7 @@
           <w:szCs w:val="24"/>
           <w:lang w:val="en-IN" w:eastAsia="en-IN"/>
         </w:rPr>
+        <w:lastRenderedPageBreak/>
         <w:pict w14:anchorId="6FA2952D">
           <v:rect id="_x0000_i1064" style="width:0;height:1.5pt" o:hralign="center" o:hrstd="t" o:hr="t" fillcolor="#a0a0a0" stroked="f"/>
         </w:pict>
@@ -20931,7 +22393,6 @@
           <w:szCs w:val="27"/>
           <w:lang w:val="en-IN" w:eastAsia="en-IN"/>
         </w:rPr>
-        <w:lastRenderedPageBreak/>
         <w:t>BEGIN ... END</w:t>
       </w:r>
     </w:p>
@@ -21292,6 +22753,7 @@
           <w:szCs w:val="27"/>
           <w:lang w:val="en-IN" w:eastAsia="en-IN"/>
         </w:rPr>
+        <w:lastRenderedPageBreak/>
         <w:t>VALUES (NEW.employee_id, OLD.salary, NEW.salary, NOW())</w:t>
       </w:r>
     </w:p>
@@ -21829,7 +23291,6 @@
           <w:szCs w:val="24"/>
           <w:lang w:val="en-IN" w:eastAsia="en-IN"/>
         </w:rPr>
-        <w:lastRenderedPageBreak/>
         <w:t>This happens silently in the background and ensures data changes are always tracked.</w:t>
       </w:r>
     </w:p>
@@ -22128,6 +23589,7 @@
           <w:szCs w:val="24"/>
           <w:lang w:val="en-IN" w:eastAsia="en-IN"/>
         </w:rPr>
+        <w:lastRenderedPageBreak/>
         <w:t>It automatically records the old and new salary in a history table</w:t>
       </w:r>
     </w:p>
@@ -22432,7 +23894,6 @@
           <w:szCs w:val="24"/>
           <w:lang w:val="en-IN" w:eastAsia="en-IN"/>
         </w:rPr>
-        <w:lastRenderedPageBreak/>
         <w:t>Logging</w:t>
       </w:r>
       <w:r>
@@ -22845,6 +24306,7 @@
           <w:szCs w:val="24"/>
           <w:lang w:val="en-IN" w:eastAsia="en-IN"/>
         </w:rPr>
+        <w:lastRenderedPageBreak/>
         <w:pict w14:anchorId="315D5D6E">
           <v:rect id="_x0000_i1074" style="width:0;height:1.5pt" o:hralign="center" o:hrstd="t" o:hr="t" fillcolor="#a0a0a0" stroked="f"/>
         </w:pict>
@@ -23133,7 +24595,6 @@
           <w:szCs w:val="24"/>
           <w:lang w:val="en-IN" w:eastAsia="en-IN"/>
         </w:rPr>
-        <w:lastRenderedPageBreak/>
         <w:t>Key characteristics of trigger functions:</w:t>
       </w:r>
     </w:p>
@@ -23597,6 +25058,7 @@
           <w:szCs w:val="24"/>
           <w:lang w:val="en-IN" w:eastAsia="en-IN"/>
         </w:rPr>
+        <w:lastRenderedPageBreak/>
         <w:t xml:space="preserve">Trigger timing determines </w:t>
       </w:r>
       <w:r>
@@ -23871,7 +25333,6 @@
           <w:szCs w:val="27"/>
           <w:lang w:val="en-IN" w:eastAsia="en-IN"/>
         </w:rPr>
-        <w:lastRenderedPageBreak/>
         <w:t>Row-Level Triggers</w:t>
       </w:r>
     </w:p>
@@ -24176,6 +25637,7 @@
         <w:rPr>
           <w:noProof/>
         </w:rPr>
+        <w:lastRenderedPageBreak/>
         <w:pict w14:anchorId="07407C99">
           <v:rect id="_x0000_i1078" alt="" style="width:434.5pt;height:.05pt;mso-width-percent:0;mso-height-percent:0;mso-width-percent:0;mso-height-percent:0" o:hralign="center" o:hrstd="t" o:hr="t"/>
         </w:pict>
@@ -24365,7 +25827,6 @@
         <w:spacing w:after="210"/>
       </w:pPr>
       <w:r>
-        <w:lastRenderedPageBreak/>
         <w:t>Create recovery points within a transaction. Can rollback to a specific savepoint instead of the entire transaction.</w:t>
       </w:r>
     </w:p>
@@ -24518,6 +25979,7 @@
         <w:rPr>
           <w:rFonts w:asciiTheme="minorHAnsi" w:cstheme="minorHAnsi"/>
         </w:rPr>
+        <w:lastRenderedPageBreak/>
         <w:t>BEGIN;</w:t>
       </w:r>
       <w:r>
@@ -24706,7 +26168,6 @@
         <w:rPr>
           <w:b/>
         </w:rPr>
-        <w:lastRenderedPageBreak/>
         <w:t>SERIALIZABLE</w:t>
       </w:r>
       <w:r>
@@ -24979,6 +26440,7 @@
           <w:szCs w:val="24"/>
           <w:lang w:val="en-IN" w:eastAsia="en-IN"/>
         </w:rPr>
+        <w:lastRenderedPageBreak/>
         <w:t>B may see incomplete or temporary data</w:t>
       </w:r>
     </w:p>
@@ -25290,7 +26752,6 @@
           <w:szCs w:val="24"/>
           <w:lang w:val="en-IN" w:eastAsia="en-IN"/>
         </w:rPr>
-        <w:lastRenderedPageBreak/>
         <w:t>Another transaction commits an update</w:t>
       </w:r>
     </w:p>
@@ -25612,6 +27073,7 @@
           <w:szCs w:val="24"/>
           <w:lang w:val="en-IN" w:eastAsia="en-IN"/>
         </w:rPr>
+        <w:lastRenderedPageBreak/>
         <w:pict w14:anchorId="685C9535">
           <v:rect id="_x0000_i1084" style="width:0;height:1.5pt" o:hralign="center" o:hrstd="t" o:hr="t" fillcolor="#a0a0a0" stroked="f"/>
         </w:pict>
@@ -25935,7 +27397,6 @@
           <w:szCs w:val="24"/>
           <w:lang w:val="en-IN" w:eastAsia="en-IN"/>
         </w:rPr>
-        <w:lastRenderedPageBreak/>
         <w:t>Transaction B read invalid data.</w:t>
       </w:r>
     </w:p>
@@ -26223,6 +27684,7 @@
           <w:szCs w:val="24"/>
           <w:lang w:val="en-IN" w:eastAsia="en-IN"/>
         </w:rPr>
+        <w:lastRenderedPageBreak/>
         <w:t>However, if another transaction commits changes after your first read, you may see different results later.</w:t>
       </w:r>
     </w:p>
@@ -26514,7 +27976,6 @@
           <w:szCs w:val="24"/>
           <w:lang w:val="en-IN" w:eastAsia="en-IN"/>
         </w:rPr>
-        <w:lastRenderedPageBreak/>
         <w:t>Explanation:</w:t>
       </w:r>
     </w:p>
@@ -26786,6 +28247,7 @@
           <w:szCs w:val="24"/>
           <w:lang w:val="en-IN" w:eastAsia="en-IN"/>
         </w:rPr>
+        <w:lastRenderedPageBreak/>
         <w:t>Dirty reads</w:t>
       </w:r>
     </w:p>
@@ -27327,7 +28789,6 @@
                 <w:szCs w:val="24"/>
                 <w:lang w:val="en-IN" w:eastAsia="en-IN"/>
               </w:rPr>
-              <w:lastRenderedPageBreak/>
               <w:t>READ COMMITTED</w:t>
             </w:r>
           </w:p>
@@ -27766,6 +29227,7 @@
         <w:rPr>
           <w:b/>
         </w:rPr>
+        <w:lastRenderedPageBreak/>
         <w:t>Example:</w:t>
       </w:r>
       <w:r>
@@ -27906,9 +29368,6 @@
       </w:r>
       <w:r>
         <w:br/>
-      </w:r>
-      <w:r>
-        <w:lastRenderedPageBreak/>
         <w:t>Rahul | 70000 | 1</w:t>
       </w:r>
       <w:r>
@@ -28070,6 +29529,7 @@
         <w:rPr>
           <w:rFonts w:asciiTheme="minorHAnsi" w:cstheme="minorHAnsi"/>
         </w:rPr>
+        <w:lastRenderedPageBreak/>
         <w:t>name | salary | rank</w:t>
       </w:r>
       <w:r>
@@ -28275,181 +29735,181 @@
         <w:rPr>
           <w:rFonts w:asciiTheme="minorHAnsi" w:cstheme="minorHAnsi"/>
         </w:rPr>
+        <w:t>Divide rows into groups (partitions) and apply window functions separately to each.</w:t>
+      </w:r>
+    </w:p>
+    <w:p>
+      <w:pPr>
+        <w:spacing w:after="210"/>
+        <w:rPr>
+          <w:rFonts w:asciiTheme="minorHAnsi" w:cstheme="minorHAnsi"/>
+        </w:rPr>
+      </w:pPr>
+      <w:r>
+        <w:rPr>
+          <w:rFonts w:asciiTheme="minorHAnsi" w:cstheme="minorHAnsi"/>
+        </w:rPr>
+        <w:t>SELECT</w:t>
+      </w:r>
+      <w:r>
+        <w:rPr>
+          <w:rFonts w:asciiTheme="minorHAnsi" w:cstheme="minorHAnsi"/>
+        </w:rPr>
+        <w:br/>
+        <w:t>name,</w:t>
+      </w:r>
+      <w:r>
+        <w:rPr>
+          <w:rFonts w:asciiTheme="minorHAnsi" w:cstheme="minorHAnsi"/>
+        </w:rPr>
+        <w:br/>
+        <w:t>department,</w:t>
+      </w:r>
+      <w:r>
+        <w:rPr>
+          <w:rFonts w:asciiTheme="minorHAnsi" w:cstheme="minorHAnsi"/>
+        </w:rPr>
+        <w:br/>
+        <w:t>salary,</w:t>
+      </w:r>
+      <w:r>
+        <w:rPr>
+          <w:rFonts w:asciiTheme="minorHAnsi" w:cstheme="minorHAnsi"/>
+        </w:rPr>
+        <w:br/>
+      </w:r>
+      <w:r>
+        <w:rPr>
+          <w:rFonts w:asciiTheme="minorHAnsi" w:eastAsia="Georgia" w:cstheme="minorHAnsi"/>
+        </w:rPr>
+        <w:t>AVG(salary) OVER (PARTITION BY department) AS dept_avg_salary,</w:t>
+      </w:r>
+      <w:r>
+        <w:rPr>
+          <w:rFonts w:asciiTheme="minorHAnsi" w:cstheme="minorHAnsi"/>
+        </w:rPr>
+        <w:br/>
+      </w:r>
+      <w:r>
+        <w:rPr>
+          <w:rFonts w:asciiTheme="minorHAnsi" w:eastAsia="Georgia" w:cstheme="minorHAnsi"/>
+        </w:rPr>
+        <w:t>salary - AVG(salary) OVER (PARTITION BY department) AS diff_from_avg</w:t>
+      </w:r>
+      <w:r>
+        <w:rPr>
+          <w:rFonts w:asciiTheme="minorHAnsi" w:cstheme="minorHAnsi"/>
+        </w:rPr>
+        <w:br/>
+        <w:t>FROM employees;</w:t>
+      </w:r>
+    </w:p>
+    <w:p>
+      <w:pPr>
+        <w:spacing w:after="210"/>
+        <w:rPr>
+          <w:rFonts w:asciiTheme="minorHAnsi" w:cstheme="minorHAnsi"/>
+        </w:rPr>
+      </w:pPr>
+      <w:r>
+        <w:rPr>
+          <w:rFonts w:asciiTheme="minorHAnsi" w:cstheme="minorHAnsi"/>
+        </w:rPr>
+        <w:t>This shows each employee's salary versus their department's average.</w:t>
+      </w:r>
+    </w:p>
+    <w:p>
+      <w:pPr>
+        <w:spacing w:before="240" w:line="271" w:lineRule="auto"/>
+      </w:pPr>
+      <w:bookmarkStart w:id="129" w:name="use_cases_in_bi_tools"/>
+      <w:r>
+        <w:rPr>
+          <w:b/>
+          <w:sz w:val="42"/>
+        </w:rPr>
+        <w:t>Use Cases in BI Tools</w:t>
+      </w:r>
+      <w:bookmarkEnd w:id="129"/>
+    </w:p>
+    <w:p>
+      <w:pPr>
+        <w:spacing w:before="240" w:line="271" w:lineRule="auto"/>
+      </w:pPr>
+      <w:bookmarkStart w:id="130" w:name="year_over_year_comparison"/>
+      <w:r>
+        <w:rPr>
+          <w:b/>
+          <w:sz w:val="33"/>
+        </w:rPr>
+        <w:t>Year-over-Year Comparison</w:t>
+      </w:r>
+      <w:bookmarkEnd w:id="130"/>
+    </w:p>
+    <w:p>
+      <w:pPr>
+        <w:spacing w:after="210"/>
+        <w:rPr>
+          <w:rFonts w:asciiTheme="minorHAnsi" w:cstheme="minorHAnsi"/>
+        </w:rPr>
+      </w:pPr>
+      <w:r>
+        <w:rPr>
+          <w:rFonts w:asciiTheme="minorHAnsi" w:cstheme="minorHAnsi"/>
+        </w:rPr>
+        <w:t>SELECT</w:t>
+      </w:r>
+      <w:r>
+        <w:rPr>
+          <w:rFonts w:asciiTheme="minorHAnsi" w:cstheme="minorHAnsi"/>
+        </w:rPr>
+        <w:br/>
+        <w:t>month,</w:t>
+      </w:r>
+      <w:r>
+        <w:rPr>
+          <w:rFonts w:asciiTheme="minorHAnsi" w:cstheme="minorHAnsi"/>
+        </w:rPr>
+        <w:br/>
+        <w:t>year,</w:t>
+      </w:r>
+      <w:r>
+        <w:rPr>
+          <w:rFonts w:asciiTheme="minorHAnsi" w:cstheme="minorHAnsi"/>
+        </w:rPr>
+        <w:br/>
+        <w:t>revenue,</w:t>
+      </w:r>
+      <w:r>
+        <w:rPr>
+          <w:rFonts w:asciiTheme="minorHAnsi" w:cstheme="minorHAnsi"/>
+        </w:rPr>
+        <w:br/>
+      </w:r>
+      <w:r>
+        <w:rPr>
+          <w:rFonts w:asciiTheme="minorHAnsi" w:eastAsia="Georgia" w:cstheme="minorHAnsi"/>
+        </w:rPr>
+        <w:t>LAG(revenue) OVER (PARTITION BY month ORDER BY year) AS prev_year_revenue,</w:t>
+      </w:r>
+      <w:r>
+        <w:rPr>
+          <w:rFonts w:asciiTheme="minorHAnsi" w:cstheme="minorHAnsi"/>
+        </w:rPr>
+        <w:br/>
+        <w:t>(revenue - LAG(revenue) OVER (PARTITION BY month ORDER BY year)) /</w:t>
+      </w:r>
+      <w:r>
+        <w:rPr>
+          <w:rFonts w:asciiTheme="minorHAnsi" w:cstheme="minorHAnsi"/>
+        </w:rPr>
+        <w:br/>
+      </w:r>
+      <w:r>
+        <w:rPr>
+          <w:rFonts w:asciiTheme="minorHAnsi" w:eastAsia="Georgia" w:cstheme="minorHAnsi"/>
+        </w:rPr>
         <w:lastRenderedPageBreak/>
-        <w:t>Divide rows into groups (partitions) and apply window functions separately to each.</w:t>
-      </w:r>
-    </w:p>
-    <w:p>
-      <w:pPr>
-        <w:spacing w:after="210"/>
-        <w:rPr>
-          <w:rFonts w:asciiTheme="minorHAnsi" w:cstheme="minorHAnsi"/>
-        </w:rPr>
-      </w:pPr>
-      <w:r>
-        <w:rPr>
-          <w:rFonts w:asciiTheme="minorHAnsi" w:cstheme="minorHAnsi"/>
-        </w:rPr>
-        <w:t>SELECT</w:t>
-      </w:r>
-      <w:r>
-        <w:rPr>
-          <w:rFonts w:asciiTheme="minorHAnsi" w:cstheme="minorHAnsi"/>
-        </w:rPr>
-        <w:br/>
-        <w:t>name,</w:t>
-      </w:r>
-      <w:r>
-        <w:rPr>
-          <w:rFonts w:asciiTheme="minorHAnsi" w:cstheme="minorHAnsi"/>
-        </w:rPr>
-        <w:br/>
-        <w:t>department,</w:t>
-      </w:r>
-      <w:r>
-        <w:rPr>
-          <w:rFonts w:asciiTheme="minorHAnsi" w:cstheme="minorHAnsi"/>
-        </w:rPr>
-        <w:br/>
-        <w:t>salary,</w:t>
-      </w:r>
-      <w:r>
-        <w:rPr>
-          <w:rFonts w:asciiTheme="minorHAnsi" w:cstheme="minorHAnsi"/>
-        </w:rPr>
-        <w:br/>
-      </w:r>
-      <w:r>
-        <w:rPr>
-          <w:rFonts w:asciiTheme="minorHAnsi" w:eastAsia="Georgia" w:cstheme="minorHAnsi"/>
-        </w:rPr>
-        <w:t>AVG(salary) OVER (PARTITION BY department) AS dept_avg_salary,</w:t>
-      </w:r>
-      <w:r>
-        <w:rPr>
-          <w:rFonts w:asciiTheme="minorHAnsi" w:cstheme="minorHAnsi"/>
-        </w:rPr>
-        <w:br/>
-      </w:r>
-      <w:r>
-        <w:rPr>
-          <w:rFonts w:asciiTheme="minorHAnsi" w:eastAsia="Georgia" w:cstheme="minorHAnsi"/>
-        </w:rPr>
-        <w:t>salary - AVG(salary) OVER (PARTITION BY department) AS diff_from_avg</w:t>
-      </w:r>
-      <w:r>
-        <w:rPr>
-          <w:rFonts w:asciiTheme="minorHAnsi" w:cstheme="minorHAnsi"/>
-        </w:rPr>
-        <w:br/>
-        <w:t>FROM employees;</w:t>
-      </w:r>
-    </w:p>
-    <w:p>
-      <w:pPr>
-        <w:spacing w:after="210"/>
-        <w:rPr>
-          <w:rFonts w:asciiTheme="minorHAnsi" w:cstheme="minorHAnsi"/>
-        </w:rPr>
-      </w:pPr>
-      <w:r>
-        <w:rPr>
-          <w:rFonts w:asciiTheme="minorHAnsi" w:cstheme="minorHAnsi"/>
-        </w:rPr>
-        <w:t>This shows each employee's salary versus their department's average.</w:t>
-      </w:r>
-    </w:p>
-    <w:p>
-      <w:pPr>
-        <w:spacing w:before="240" w:line="271" w:lineRule="auto"/>
-      </w:pPr>
-      <w:bookmarkStart w:id="129" w:name="use_cases_in_bi_tools"/>
-      <w:r>
-        <w:rPr>
-          <w:b/>
-          <w:sz w:val="42"/>
-        </w:rPr>
-        <w:t>Use Cases in BI Tools</w:t>
-      </w:r>
-      <w:bookmarkEnd w:id="129"/>
-    </w:p>
-    <w:p>
-      <w:pPr>
-        <w:spacing w:before="240" w:line="271" w:lineRule="auto"/>
-      </w:pPr>
-      <w:bookmarkStart w:id="130" w:name="year_over_year_comparison"/>
-      <w:r>
-        <w:rPr>
-          <w:b/>
-          <w:sz w:val="33"/>
-        </w:rPr>
-        <w:t>Year-over-Year Comparison</w:t>
-      </w:r>
-      <w:bookmarkEnd w:id="130"/>
-    </w:p>
-    <w:p>
-      <w:pPr>
-        <w:spacing w:after="210"/>
-        <w:rPr>
-          <w:rFonts w:asciiTheme="minorHAnsi" w:cstheme="minorHAnsi"/>
-        </w:rPr>
-      </w:pPr>
-      <w:r>
-        <w:rPr>
-          <w:rFonts w:asciiTheme="minorHAnsi" w:cstheme="minorHAnsi"/>
-        </w:rPr>
-        <w:t>SELECT</w:t>
-      </w:r>
-      <w:r>
-        <w:rPr>
-          <w:rFonts w:asciiTheme="minorHAnsi" w:cstheme="minorHAnsi"/>
-        </w:rPr>
-        <w:br/>
-        <w:t>month,</w:t>
-      </w:r>
-      <w:r>
-        <w:rPr>
-          <w:rFonts w:asciiTheme="minorHAnsi" w:cstheme="minorHAnsi"/>
-        </w:rPr>
-        <w:br/>
-        <w:t>year,</w:t>
-      </w:r>
-      <w:r>
-        <w:rPr>
-          <w:rFonts w:asciiTheme="minorHAnsi" w:cstheme="minorHAnsi"/>
-        </w:rPr>
-        <w:br/>
-        <w:t>revenue,</w:t>
-      </w:r>
-      <w:r>
-        <w:rPr>
-          <w:rFonts w:asciiTheme="minorHAnsi" w:cstheme="minorHAnsi"/>
-        </w:rPr>
-        <w:br/>
-      </w:r>
-      <w:r>
-        <w:rPr>
-          <w:rFonts w:asciiTheme="minorHAnsi" w:eastAsia="Georgia" w:cstheme="minorHAnsi"/>
-        </w:rPr>
-        <w:t>LAG(revenue) OVER (PARTITION BY month ORDER BY year) AS prev_year_revenue,</w:t>
-      </w:r>
-      <w:r>
-        <w:rPr>
-          <w:rFonts w:asciiTheme="minorHAnsi" w:cstheme="minorHAnsi"/>
-        </w:rPr>
-        <w:br/>
-        <w:t>(revenue - LAG(revenue) OVER (PARTITION BY month ORDER BY year)) /</w:t>
-      </w:r>
-      <w:r>
-        <w:rPr>
-          <w:rFonts w:asciiTheme="minorHAnsi" w:cstheme="minorHAnsi"/>
-        </w:rPr>
-        <w:br/>
-      </w:r>
-      <w:r>
-        <w:rPr>
-          <w:rFonts w:asciiTheme="minorHAnsi" w:eastAsia="Georgia" w:cstheme="minorHAnsi"/>
-        </w:rPr>
         <w:t>LAG(revenue) OVER (PARTITION BY month ORDER BY year) * 100 AS yoy_growth_percent</w:t>
       </w:r>
       <w:r>
@@ -28664,202 +30124,394 @@
           <w:b/>
           <w:sz w:val="33"/>
         </w:rPr>
+        <w:t>Question 1: Second Highest Salary</w:t>
+      </w:r>
+      <w:bookmarkEnd w:id="135"/>
+    </w:p>
+    <w:p>
+      <w:pPr>
+        <w:spacing w:after="210"/>
+        <w:rPr>
+          <w:rFonts w:asciiTheme="minorHAnsi" w:cstheme="minorHAnsi"/>
+        </w:rPr>
+      </w:pPr>
+      <w:r>
+        <w:rPr>
+          <w:rFonts w:asciiTheme="minorHAnsi" w:cstheme="minorHAnsi"/>
+          <w:b/>
+        </w:rPr>
+        <w:t>Problem:</w:t>
+      </w:r>
+      <w:r>
+        <w:rPr>
+          <w:rFonts w:asciiTheme="minorHAnsi" w:cstheme="minorHAnsi"/>
+        </w:rPr>
+        <w:t xml:space="preserve"> Find the second highest salary.</w:t>
+      </w:r>
+    </w:p>
+    <w:p>
+      <w:pPr>
+        <w:spacing w:after="210"/>
+        <w:rPr>
+          <w:rFonts w:asciiTheme="minorHAnsi" w:cstheme="minorHAnsi"/>
+        </w:rPr>
+      </w:pPr>
+      <w:r>
+        <w:rPr>
+          <w:rFonts w:asciiTheme="minorHAnsi" w:cstheme="minorHAnsi"/>
+          <w:b/>
+        </w:rPr>
+        <w:t>Solution 1: Using OFFSET</w:t>
+      </w:r>
+    </w:p>
+    <w:p>
+      <w:pPr>
+        <w:spacing w:after="210"/>
+        <w:rPr>
+          <w:rFonts w:asciiTheme="minorHAnsi" w:cstheme="minorHAnsi"/>
+        </w:rPr>
+      </w:pPr>
+      <w:r>
+        <w:rPr>
+          <w:rFonts w:asciiTheme="minorHAnsi" w:cstheme="minorHAnsi"/>
+        </w:rPr>
+        <w:t>SELECT DISTINCT salary</w:t>
+      </w:r>
+      <w:r>
+        <w:rPr>
+          <w:rFonts w:asciiTheme="minorHAnsi" w:cstheme="minorHAnsi"/>
+        </w:rPr>
+        <w:br/>
+        <w:t>FROM employees</w:t>
+      </w:r>
+      <w:r>
+        <w:rPr>
+          <w:rFonts w:asciiTheme="minorHAnsi" w:cstheme="minorHAnsi"/>
+        </w:rPr>
+        <w:br/>
+        <w:t>ORDER BY salary DESC</w:t>
+      </w:r>
+      <w:r>
+        <w:rPr>
+          <w:rFonts w:asciiTheme="minorHAnsi" w:cstheme="minorHAnsi"/>
+        </w:rPr>
+        <w:br/>
+        <w:t>LIMIT 1 OFFSET 1;</w:t>
+      </w:r>
+    </w:p>
+    <w:p>
+      <w:pPr>
+        <w:spacing w:after="210"/>
+        <w:rPr>
+          <w:rFonts w:asciiTheme="minorHAnsi" w:cstheme="minorHAnsi"/>
+        </w:rPr>
+      </w:pPr>
+      <w:r>
+        <w:rPr>
+          <w:rFonts w:asciiTheme="minorHAnsi" w:cstheme="minorHAnsi"/>
+          <w:b/>
+        </w:rPr>
+        <w:t>Solution 2: Using Subquery</w:t>
+      </w:r>
+    </w:p>
+    <w:p>
+      <w:pPr>
+        <w:spacing w:after="210"/>
+        <w:rPr>
+          <w:rFonts w:asciiTheme="minorHAnsi" w:cstheme="minorHAnsi"/>
+        </w:rPr>
+      </w:pPr>
+      <w:r>
+        <w:rPr>
+          <w:rFonts w:asciiTheme="minorHAnsi" w:cstheme="minorHAnsi"/>
+        </w:rPr>
+        <w:t>SELECT MAX(salary)</w:t>
+      </w:r>
+      <w:r>
+        <w:rPr>
+          <w:rFonts w:asciiTheme="minorHAnsi" w:cstheme="minorHAnsi"/>
+        </w:rPr>
+        <w:br/>
+        <w:t>FROM employees</w:t>
+      </w:r>
+      <w:r>
+        <w:rPr>
+          <w:rFonts w:asciiTheme="minorHAnsi" w:cstheme="minorHAnsi"/>
+        </w:rPr>
+        <w:br/>
+        <w:t>WHERE salary &lt; (SELECT MAX(salary) FROM employees);</w:t>
+      </w:r>
+    </w:p>
+    <w:p>
+      <w:pPr>
+        <w:spacing w:after="210"/>
+        <w:rPr>
+          <w:rFonts w:asciiTheme="minorHAnsi" w:cstheme="minorHAnsi"/>
+        </w:rPr>
+      </w:pPr>
+      <w:r>
+        <w:rPr>
+          <w:rFonts w:asciiTheme="minorHAnsi" w:cstheme="minorHAnsi"/>
+          <w:b/>
+        </w:rPr>
+        <w:t>Solution 3: Using Window Function</w:t>
+      </w:r>
+    </w:p>
+    <w:p>
+      <w:pPr>
+        <w:spacing w:after="210"/>
+        <w:rPr>
+          <w:rFonts w:asciiTheme="minorHAnsi" w:cstheme="minorHAnsi"/>
+        </w:rPr>
+      </w:pPr>
+      <w:r>
+        <w:rPr>
+          <w:rFonts w:asciiTheme="minorHAnsi" w:cstheme="minorHAnsi"/>
+        </w:rPr>
+        <w:t>SELECT salary</w:t>
+      </w:r>
+      <w:r>
+        <w:rPr>
+          <w:rFonts w:asciiTheme="minorHAnsi" w:cstheme="minorHAnsi"/>
+        </w:rPr>
+        <w:br/>
+        <w:t>FROM (</w:t>
+      </w:r>
+      <w:r>
+        <w:rPr>
+          <w:rFonts w:asciiTheme="minorHAnsi" w:cstheme="minorHAnsi"/>
+        </w:rPr>
+        <w:br/>
+        <w:t>SELECT salary, RANK() OVER (ORDER BY salary DESC) AS rnk</w:t>
+      </w:r>
+      <w:r>
+        <w:rPr>
+          <w:rFonts w:asciiTheme="minorHAnsi" w:cstheme="minorHAnsi"/>
+        </w:rPr>
+        <w:br/>
+        <w:t>FROM employees</w:t>
+      </w:r>
+      <w:r>
+        <w:rPr>
+          <w:rFonts w:asciiTheme="minorHAnsi" w:cstheme="minorHAnsi"/>
+        </w:rPr>
+        <w:br/>
+      </w:r>
+      <w:r>
+        <w:rPr>
+          <w:rFonts w:asciiTheme="minorHAnsi" w:cstheme="minorHAnsi"/>
+        </w:rPr>
         <w:lastRenderedPageBreak/>
-        <w:t>Question 1: Second Highest Salary</w:t>
-      </w:r>
-      <w:bookmarkEnd w:id="135"/>
-    </w:p>
-    <w:p>
-      <w:pPr>
-        <w:spacing w:after="210"/>
-        <w:rPr>
-          <w:rFonts w:asciiTheme="minorHAnsi" w:cstheme="minorHAnsi"/>
-        </w:rPr>
-      </w:pPr>
-      <w:r>
-        <w:rPr>
-          <w:rFonts w:asciiTheme="minorHAnsi" w:cstheme="minorHAnsi"/>
+        <w:t>) ranked</w:t>
+      </w:r>
+      <w:r>
+        <w:rPr>
+          <w:rFonts w:asciiTheme="minorHAnsi" w:cstheme="minorHAnsi"/>
+        </w:rPr>
+        <w:br/>
+        <w:t>WHERE rnk = 2;</w:t>
+      </w:r>
+    </w:p>
+    <w:p>
+      <w:pPr>
+        <w:spacing w:before="240" w:line="271" w:lineRule="auto"/>
+      </w:pPr>
+      <w:bookmarkStart w:id="136" w:name="question_2_find_duplicate_records"/>
+      <w:r>
+        <w:rPr>
+          <w:b/>
+          <w:sz w:val="33"/>
+        </w:rPr>
+        <w:t>Question 2: Find Duplicate Records</w:t>
+      </w:r>
+      <w:bookmarkEnd w:id="136"/>
+    </w:p>
+    <w:p>
+      <w:pPr>
+        <w:spacing w:after="210"/>
+      </w:pPr>
+      <w:r>
+        <w:rPr>
           <w:b/>
         </w:rPr>
         <w:t>Problem:</w:t>
       </w:r>
       <w:r>
-        <w:rPr>
-          <w:rFonts w:asciiTheme="minorHAnsi" w:cstheme="minorHAnsi"/>
-        </w:rPr>
-        <w:t xml:space="preserve"> Find the second highest salary.</w:t>
-      </w:r>
-    </w:p>
-    <w:p>
-      <w:pPr>
-        <w:spacing w:after="210"/>
-        <w:rPr>
-          <w:rFonts w:asciiTheme="minorHAnsi" w:cstheme="minorHAnsi"/>
-        </w:rPr>
-      </w:pPr>
-      <w:r>
-        <w:rPr>
-          <w:rFonts w:asciiTheme="minorHAnsi" w:cstheme="minorHAnsi"/>
-          <w:b/>
-        </w:rPr>
-        <w:t>Solution 1: Using OFFSET</w:t>
-      </w:r>
-    </w:p>
-    <w:p>
-      <w:pPr>
-        <w:spacing w:after="210"/>
-        <w:rPr>
-          <w:rFonts w:asciiTheme="minorHAnsi" w:cstheme="minorHAnsi"/>
-        </w:rPr>
-      </w:pPr>
-      <w:r>
-        <w:rPr>
-          <w:rFonts w:asciiTheme="minorHAnsi" w:cstheme="minorHAnsi"/>
-        </w:rPr>
-        <w:t>SELECT DISTINCT salary</w:t>
-      </w:r>
-      <w:r>
-        <w:rPr>
-          <w:rFonts w:asciiTheme="minorHAnsi" w:cstheme="minorHAnsi"/>
-        </w:rPr>
-        <w:br/>
+        <w:t xml:space="preserve"> Find employees with duplicate names.</w:t>
+      </w:r>
+    </w:p>
+    <w:p>
+      <w:pPr>
+        <w:spacing w:before="240" w:line="271" w:lineRule="auto"/>
+      </w:pPr>
+      <w:bookmarkStart w:id="137" w:name="question_3_delete_duplicate_rows_eb4771"/>
+      <w:r>
+        <w:t>SELECT name, COUNT(*) AS name_count</w:t>
+      </w:r>
+    </w:p>
+    <w:p>
+      <w:pPr>
+        <w:spacing w:before="240" w:line="271" w:lineRule="auto"/>
+      </w:pPr>
+      <w:r>
         <w:t>FROM employees</w:t>
       </w:r>
-      <w:r>
-        <w:rPr>
-          <w:rFonts w:asciiTheme="minorHAnsi" w:cstheme="minorHAnsi"/>
-        </w:rPr>
-        <w:br/>
-        <w:t>ORDER BY salary DESC</w:t>
-      </w:r>
-      <w:r>
-        <w:rPr>
-          <w:rFonts w:asciiTheme="minorHAnsi" w:cstheme="minorHAnsi"/>
-        </w:rPr>
-        <w:br/>
-        <w:t>LIMIT 1 OFFSET 1;</w:t>
-      </w:r>
-    </w:p>
-    <w:p>
-      <w:pPr>
-        <w:spacing w:after="210"/>
-        <w:rPr>
-          <w:rFonts w:asciiTheme="minorHAnsi" w:cstheme="minorHAnsi"/>
-        </w:rPr>
-      </w:pPr>
-      <w:r>
-        <w:rPr>
-          <w:rFonts w:asciiTheme="minorHAnsi" w:cstheme="minorHAnsi"/>
-          <w:b/>
-        </w:rPr>
-        <w:t>Solution 2: Using Subquery</w:t>
-      </w:r>
-    </w:p>
-    <w:p>
-      <w:pPr>
-        <w:spacing w:after="210"/>
-        <w:rPr>
-          <w:rFonts w:asciiTheme="minorHAnsi" w:cstheme="minorHAnsi"/>
-        </w:rPr>
-      </w:pPr>
-      <w:r>
-        <w:rPr>
-          <w:rFonts w:asciiTheme="minorHAnsi" w:cstheme="minorHAnsi"/>
-        </w:rPr>
-        <w:t>SELECT MAX(salary)</w:t>
-      </w:r>
-      <w:r>
-        <w:rPr>
-          <w:rFonts w:asciiTheme="minorHAnsi" w:cstheme="minorHAnsi"/>
-        </w:rPr>
+    </w:p>
+    <w:p>
+      <w:pPr>
+        <w:spacing w:before="240" w:line="271" w:lineRule="auto"/>
+      </w:pPr>
+      <w:r>
+        <w:t>GROUP BY name</w:t>
+      </w:r>
+    </w:p>
+    <w:p>
+      <w:pPr>
+        <w:spacing w:before="240" w:line="271" w:lineRule="auto"/>
+      </w:pPr>
+      <w:r>
+        <w:t>HAVING COUNT(*) &gt; 1;</w:t>
+      </w:r>
+    </w:p>
+    <w:p>
+      <w:pPr>
+        <w:spacing w:before="240" w:line="271" w:lineRule="auto"/>
+      </w:pPr>
+      <w:r>
+        <w:rPr>
+          <w:b/>
+          <w:sz w:val="33"/>
+        </w:rPr>
+        <w:t>Question 3: Delete Duplicate Rows (Keep One)</w:t>
+      </w:r>
+      <w:bookmarkEnd w:id="137"/>
+    </w:p>
+    <w:p>
+      <w:pPr>
+        <w:spacing w:after="210"/>
+      </w:pPr>
+      <w:r>
+        <w:rPr>
+          <w:b/>
+        </w:rPr>
+        <w:t>Problem:</w:t>
+      </w:r>
+      <w:r>
+        <w:t xml:space="preserve"> Remove duplicates, keeping only the first occurrence.</w:t>
+      </w:r>
+    </w:p>
+    <w:p>
+      <w:pPr>
+        <w:spacing w:after="210"/>
+      </w:pPr>
+      <w:r>
+        <w:t>DELETE FROM employees</w:t>
+      </w:r>
+      <w:r>
+        <w:br/>
+      </w:r>
+      <w:r>
+        <w:rPr>
+          <w:rFonts w:eastAsia="Georgia" w:hAnsi="Georgia" w:cs="Georgia"/>
+        </w:rPr>
+        <w:t>WHERE employee_id NOT IN (</w:t>
+      </w:r>
+      <w:r>
+        <w:br/>
+      </w:r>
+      <w:r>
+        <w:rPr>
+          <w:rFonts w:eastAsia="Georgia" w:hAnsi="Georgia" w:cs="Georgia"/>
+        </w:rPr>
+        <w:t>SELECT MIN(employee_id)</w:t>
+      </w:r>
+      <w:r>
         <w:br/>
         <w:t>FROM employees</w:t>
       </w:r>
       <w:r>
-        <w:rPr>
-          <w:rFonts w:asciiTheme="minorHAnsi" w:cstheme="minorHAnsi"/>
-        </w:rPr>
-        <w:br/>
-        <w:t>WHERE salary &lt; (SELECT MAX(salary) FROM employees);</w:t>
-      </w:r>
-    </w:p>
-    <w:p>
-      <w:pPr>
-        <w:spacing w:after="210"/>
-        <w:rPr>
-          <w:rFonts w:asciiTheme="minorHAnsi" w:cstheme="minorHAnsi"/>
-        </w:rPr>
-      </w:pPr>
-      <w:r>
-        <w:rPr>
-          <w:rFonts w:asciiTheme="minorHAnsi" w:cstheme="minorHAnsi"/>
-          <w:b/>
-        </w:rPr>
-        <w:t>Solution 3: Using Window Function</w:t>
-      </w:r>
-    </w:p>
-    <w:p>
-      <w:pPr>
-        <w:spacing w:after="210"/>
-        <w:rPr>
-          <w:rFonts w:asciiTheme="minorHAnsi" w:cstheme="minorHAnsi"/>
-        </w:rPr>
-      </w:pPr>
-      <w:r>
-        <w:rPr>
-          <w:rFonts w:asciiTheme="minorHAnsi" w:cstheme="minorHAnsi"/>
-        </w:rPr>
+        <w:br/>
+        <w:t>GROUP BY name</w:t>
+      </w:r>
+      <w:r>
+        <w:br/>
+        <w:t>);</w:t>
+      </w:r>
+    </w:p>
+    <w:p>
+      <w:pPr>
+        <w:spacing w:before="240" w:line="271" w:lineRule="auto"/>
+      </w:pPr>
+      <w:bookmarkStart w:id="138" w:name="question_4_nth_highest_salary"/>
+      <w:r>
+        <w:rPr>
+          <w:b/>
+          <w:sz w:val="33"/>
+        </w:rPr>
+        <w:t>Question 4: Nth Highest Salary</w:t>
+      </w:r>
+      <w:bookmarkEnd w:id="138"/>
+    </w:p>
+    <w:p>
+      <w:pPr>
+        <w:spacing w:after="210"/>
+      </w:pPr>
+      <w:r>
+        <w:rPr>
+          <w:b/>
+        </w:rPr>
+        <w:t>Problem:</w:t>
+      </w:r>
+      <w:r>
+        <w:t xml:space="preserve"> Find the Nth highest salary (general solution).</w:t>
+      </w:r>
+    </w:p>
+    <w:p>
+      <w:pPr>
+        <w:spacing w:after="210"/>
+      </w:pPr>
+      <w:r>
         <w:t>SELECT salary</w:t>
       </w:r>
       <w:r>
-        <w:rPr>
-          <w:rFonts w:asciiTheme="minorHAnsi" w:cstheme="minorHAnsi"/>
-        </w:rPr>
         <w:br/>
         <w:t>FROM (</w:t>
       </w:r>
       <w:r>
-        <w:rPr>
-          <w:rFonts w:asciiTheme="minorHAnsi" w:cstheme="minorHAnsi"/>
-        </w:rPr>
-        <w:br/>
-        <w:t>SELECT salary, RANK() OVER (ORDER BY salary DESC) AS rnk</w:t>
-      </w:r>
-      <w:r>
-        <w:rPr>
-          <w:rFonts w:asciiTheme="minorHAnsi" w:cstheme="minorHAnsi"/>
-        </w:rPr>
+        <w:br/>
+      </w:r>
+      <w:r>
+        <w:rPr>
+          <w:rFonts w:eastAsia="Georgia" w:hAnsi="Georgia" w:cs="Georgia"/>
+        </w:rPr>
+        <w:t>SELECT DISTINCT salary, DENSE_RANK() OVER (ORDER BY salary DESC) AS rnk</w:t>
+      </w:r>
+      <w:r>
         <w:br/>
         <w:t>FROM employees</w:t>
       </w:r>
       <w:r>
-        <w:rPr>
-          <w:rFonts w:asciiTheme="minorHAnsi" w:cstheme="minorHAnsi"/>
-        </w:rPr>
         <w:br/>
         <w:t>) ranked</w:t>
       </w:r>
       <w:r>
-        <w:rPr>
-          <w:rFonts w:asciiTheme="minorHAnsi" w:cstheme="minorHAnsi"/>
-        </w:rPr>
-        <w:br/>
-        <w:t>WHERE rnk = 2;</w:t>
+        <w:br/>
+        <w:t>WHERE rnk = N; -- Replace N with the value you want</w:t>
       </w:r>
     </w:p>
     <w:p>
       <w:pPr>
         <w:spacing w:before="240" w:line="271" w:lineRule="auto"/>
       </w:pPr>
-      <w:bookmarkStart w:id="136" w:name="question_2_find_duplicate_records"/>
+      <w:bookmarkStart w:id="139" w:name="question_5_employees_with_above_a_26cca2"/>
       <w:r>
         <w:rPr>
           <w:b/>
           <w:sz w:val="33"/>
         </w:rPr>
-        <w:t>Question 2: Find Duplicate Records</w:t>
-      </w:r>
-      <w:bookmarkEnd w:id="136"/>
+        <w:t>Question 5: Employees with Above Average Salary</w:t>
+      </w:r>
+      <w:bookmarkEnd w:id="139"/>
     </w:p>
     <w:p>
       <w:pPr>
@@ -28872,54 +30524,295 @@
         <w:t>Problem:</w:t>
       </w:r>
       <w:r>
-        <w:t xml:space="preserve"> Find employees with duplicate names.</w:t>
+        <w:t xml:space="preserve"> Find employees earning more than the average.</w:t>
+      </w:r>
+    </w:p>
+    <w:p>
+      <w:pPr>
+        <w:spacing w:after="210"/>
+      </w:pPr>
+      <w:r>
+        <w:t>SELECT name, salary, department</w:t>
+      </w:r>
+      <w:r>
+        <w:br/>
+        <w:t>FROM employees</w:t>
+      </w:r>
+      <w:r>
+        <w:br/>
+        <w:t>WHERE salary &gt; (SELECT AVG(salary) FROM employees);</w:t>
       </w:r>
     </w:p>
     <w:p>
       <w:pPr>
         <w:spacing w:before="240" w:line="271" w:lineRule="auto"/>
       </w:pPr>
-      <w:bookmarkStart w:id="137" w:name="question_3_delete_duplicate_rows_eb4771"/>
-      <w:r>
-        <w:t>SELECT name, COUNT(*) AS name_count</w:t>
+      <w:bookmarkStart w:id="140" w:name="question_6_department_with_highes_2a20af"/>
+      <w:r>
+        <w:rPr>
+          <w:b/>
+          <w:sz w:val="33"/>
+        </w:rPr>
+        <w:t>Question 6: Department with Highest Average Salary</w:t>
+      </w:r>
+      <w:bookmarkEnd w:id="140"/>
+    </w:p>
+    <w:p>
+      <w:pPr>
+        <w:spacing w:after="210"/>
+      </w:pPr>
+      <w:r>
+        <w:rPr>
+          <w:b/>
+        </w:rPr>
+        <w:t>Problem:</w:t>
+      </w:r>
+      <w:r>
+        <w:t xml:space="preserve"> Which department has the highest average salary?</w:t>
+      </w:r>
+    </w:p>
+    <w:p>
+      <w:pPr>
+        <w:spacing w:after="210"/>
+      </w:pPr>
+      <w:r>
+        <w:rPr>
+          <w:rFonts w:eastAsia="Georgia" w:hAnsi="Georgia" w:cs="Georgia"/>
+        </w:rPr>
+        <w:lastRenderedPageBreak/>
+        <w:t>SELECT department, AVG(salary) AS avg_sal</w:t>
+      </w:r>
+      <w:r>
+        <w:br/>
+        <w:t>FROM employees</w:t>
+      </w:r>
+      <w:r>
+        <w:br/>
+        <w:t>GROUP BY department</w:t>
+      </w:r>
+      <w:r>
+        <w:br/>
+      </w:r>
+      <w:r>
+        <w:rPr>
+          <w:rFonts w:eastAsia="Georgia" w:hAnsi="Georgia" w:cs="Georgia"/>
+        </w:rPr>
+        <w:t>ORDER BY avg_sal DESC</w:t>
+      </w:r>
+      <w:r>
+        <w:br/>
+        <w:t>LIMIT 1;</w:t>
       </w:r>
     </w:p>
     <w:p>
       <w:pPr>
         <w:spacing w:before="240" w:line="271" w:lineRule="auto"/>
       </w:pPr>
-      <w:r>
-        <w:t>FROM employees</w:t>
-      </w:r>
+      <w:bookmarkStart w:id="141" w:name="real_world_sql_scenarios"/>
+      <w:r>
+        <w:rPr>
+          <w:b/>
+          <w:sz w:val="42"/>
+        </w:rPr>
+        <w:t>Real-World SQL Scenarios</w:t>
+      </w:r>
+      <w:bookmarkEnd w:id="141"/>
     </w:p>
     <w:p>
       <w:pPr>
         <w:spacing w:before="240" w:line="271" w:lineRule="auto"/>
       </w:pPr>
-      <w:r>
-        <w:t>GROUP BY name</w:t>
+      <w:bookmarkStart w:id="142" w:name="scenario_1_customer_lifetime_value"/>
+      <w:r>
+        <w:rPr>
+          <w:b/>
+          <w:sz w:val="33"/>
+        </w:rPr>
+        <w:t>Scenario 1: Customer Lifetime Value</w:t>
+      </w:r>
+      <w:bookmarkEnd w:id="142"/>
+    </w:p>
+    <w:p>
+      <w:pPr>
+        <w:spacing w:after="210"/>
+      </w:pPr>
+      <w:r>
+        <w:rPr>
+          <w:b/>
+        </w:rPr>
+        <w:t>Problem:</w:t>
+      </w:r>
+      <w:r>
+        <w:t xml:space="preserve"> Calculate total spending per customer.</w:t>
+      </w:r>
+    </w:p>
+    <w:p>
+      <w:pPr>
+        <w:spacing w:after="210"/>
+      </w:pPr>
+      <w:r>
+        <w:t>SELECT</w:t>
+      </w:r>
+      <w:r>
+        <w:br/>
+      </w:r>
+      <w:r>
+        <w:rPr>
+          <w:rFonts w:eastAsia="Georgia" w:hAnsi="Georgia" w:cs="Georgia"/>
+        </w:rPr>
+        <w:t>customer_id,</w:t>
+      </w:r>
+      <w:r>
+        <w:br/>
+      </w:r>
+      <w:r>
+        <w:rPr>
+          <w:rFonts w:eastAsia="Georgia" w:hAnsi="Georgia" w:cs="Georgia"/>
+        </w:rPr>
+        <w:t>customer_name,</w:t>
+      </w:r>
+      <w:r>
+        <w:br/>
+      </w:r>
+      <w:r>
+        <w:rPr>
+          <w:rFonts w:eastAsia="Georgia" w:hAnsi="Georgia" w:cs="Georgia"/>
+        </w:rPr>
+        <w:t>COUNT(order_id) AS order_count,</w:t>
+      </w:r>
+      <w:r>
+        <w:br/>
+      </w:r>
+      <w:r>
+        <w:rPr>
+          <w:rFonts w:eastAsia="Georgia" w:hAnsi="Georgia" w:cs="Georgia"/>
+        </w:rPr>
+        <w:t>SUM(order_amount) AS total_spent,</w:t>
+      </w:r>
+      <w:r>
+        <w:br/>
+      </w:r>
+      <w:r>
+        <w:rPr>
+          <w:rFonts w:eastAsia="Georgia" w:hAnsi="Georgia" w:cs="Georgia"/>
+        </w:rPr>
+        <w:t>AVG(order_amount) AS avg_order_value</w:t>
+      </w:r>
+      <w:r>
+        <w:br/>
+        <w:t>FROM orders</w:t>
+      </w:r>
+      <w:r>
+        <w:br/>
+      </w:r>
+      <w:r>
+        <w:rPr>
+          <w:rFonts w:eastAsia="Georgia" w:hAnsi="Georgia" w:cs="Georgia"/>
+        </w:rPr>
+        <w:t>GROUP BY customer_id, customer_name</w:t>
+      </w:r>
+      <w:r>
+        <w:br/>
+      </w:r>
+      <w:r>
+        <w:rPr>
+          <w:rFonts w:eastAsia="Georgia" w:hAnsi="Georgia" w:cs="Georgia"/>
+        </w:rPr>
+        <w:t>ORDER BY total_spent DESC;</w:t>
       </w:r>
     </w:p>
     <w:p>
       <w:pPr>
         <w:spacing w:before="240" w:line="271" w:lineRule="auto"/>
       </w:pPr>
-      <w:r>
-        <w:t>HAVING COUNT(*) &gt; 1;</w:t>
+      <w:bookmarkStart w:id="143" w:name="scenario_2_monthly_growth_rate"/>
+      <w:r>
+        <w:rPr>
+          <w:b/>
+          <w:sz w:val="33"/>
+        </w:rPr>
+        <w:t>Scenario 2: Monthly Growth Rate</w:t>
+      </w:r>
+      <w:bookmarkEnd w:id="143"/>
+    </w:p>
+    <w:p>
+      <w:pPr>
+        <w:spacing w:after="210"/>
+      </w:pPr>
+      <w:r>
+        <w:rPr>
+          <w:b/>
+        </w:rPr>
+        <w:t>Problem:</w:t>
+      </w:r>
+      <w:r>
+        <w:t xml:space="preserve"> Show month-on-month sales growth.</w:t>
+      </w:r>
+    </w:p>
+    <w:p>
+      <w:pPr>
+        <w:spacing w:after="210"/>
+      </w:pPr>
+      <w:r>
+        <w:t>SELECT</w:t>
+      </w:r>
+      <w:r>
+        <w:br/>
+        <w:t>month,</w:t>
+      </w:r>
+      <w:r>
+        <w:br/>
+        <w:t>revenue,</w:t>
+      </w:r>
+      <w:r>
+        <w:br/>
+      </w:r>
+      <w:r>
+        <w:rPr>
+          <w:rFonts w:eastAsia="Georgia" w:hAnsi="Georgia" w:cs="Georgia"/>
+        </w:rPr>
+        <w:t>LAG(revenue) OVER (ORDER BY month) AS prev_month_revenue,</w:t>
+      </w:r>
+      <w:r>
+        <w:br/>
+        <w:t>ROUND(((revenue - LAG(revenue) OVER (ORDER BY month)) /</w:t>
+      </w:r>
+      <w:r>
+        <w:br/>
+      </w:r>
+      <w:r>
+        <w:rPr>
+          <w:rFonts w:eastAsia="Georgia" w:hAnsi="Georgia" w:cs="Georgia"/>
+        </w:rPr>
+        <w:t>LAG(revenue) OVER (ORDER BY month)) * 100, 2) AS growth_percent</w:t>
+      </w:r>
+      <w:r>
+        <w:br/>
+      </w:r>
+      <w:r>
+        <w:rPr>
+          <w:rFonts w:eastAsia="Georgia" w:hAnsi="Georgia" w:cs="Georgia"/>
+        </w:rPr>
+        <w:t>FROM monthly_sales</w:t>
+      </w:r>
+      <w:r>
+        <w:br/>
+        <w:t>ORDER BY month;</w:t>
       </w:r>
     </w:p>
     <w:p>
       <w:pPr>
         <w:spacing w:before="240" w:line="271" w:lineRule="auto"/>
       </w:pPr>
+      <w:bookmarkStart w:id="144" w:name="scenario_3_cohort_analysis"/>
       <w:r>
         <w:rPr>
           <w:b/>
           <w:sz w:val="33"/>
         </w:rPr>
-        <w:t>Question 3: Delete Duplicate Rows (Keep One)</w:t>
-      </w:r>
-      <w:bookmarkEnd w:id="137"/>
+        <w:t>Scenario 3: Cohort Analysis</w:t>
+      </w:r>
+      <w:bookmarkEnd w:id="144"/>
     </w:p>
     <w:p>
       <w:pPr>
@@ -28932,15 +30825,19 @@
         <w:t>Problem:</w:t>
       </w:r>
       <w:r>
-        <w:t xml:space="preserve"> Remove duplicates, keeping only the first occurrence.</w:t>
-      </w:r>
-    </w:p>
-    <w:p>
-      <w:pPr>
-        <w:spacing w:after="210"/>
-      </w:pPr>
-      <w:r>
-        <w:t>DELETE FROM employees</w:t>
+        <w:t xml:space="preserve"> Track user retention by signup month.</w:t>
+      </w:r>
+    </w:p>
+    <w:p>
+      <w:pPr>
+        <w:spacing w:after="210"/>
+      </w:pPr>
+      <w:r>
+        <w:t>WITH cohorts AS (</w:t>
+      </w:r>
+      <w:r>
+        <w:br/>
+        <w:t>SELECT</w:t>
       </w:r>
       <w:r>
         <w:br/>
@@ -28949,7 +30846,7 @@
         <w:rPr>
           <w:rFonts w:eastAsia="Georgia" w:hAnsi="Georgia" w:cs="Georgia"/>
         </w:rPr>
-        <w:t>WHERE employee_id NOT IN (</w:t>
+        <w:t>DATE_TRUNC('month', signup_date) AS cohort_month,</w:t>
       </w:r>
       <w:r>
         <w:br/>
@@ -28958,34 +30855,137 @@
         <w:rPr>
           <w:rFonts w:eastAsia="Georgia" w:hAnsi="Georgia" w:cs="Georgia"/>
         </w:rPr>
-        <w:t>SELECT MIN(employee_id)</w:t>
-      </w:r>
-      <w:r>
-        <w:br/>
-        <w:t>FROM employees</w:t>
-      </w:r>
-      <w:r>
-        <w:br/>
-        <w:t>GROUP BY name</w:t>
-      </w:r>
-      <w:r>
-        <w:br/>
-        <w:t>);</w:t>
+        <w:t>user_id</w:t>
+      </w:r>
+      <w:r>
+        <w:br/>
+        <w:t>FROM users</w:t>
+      </w:r>
+      <w:r>
+        <w:br/>
+        <w:t>),</w:t>
+      </w:r>
+      <w:r>
+        <w:br/>
+      </w:r>
+      <w:r>
+        <w:rPr>
+          <w:rFonts w:eastAsia="Georgia" w:hAnsi="Georgia" w:cs="Georgia"/>
+        </w:rPr>
+        <w:t>user_activity AS (</w:t>
+      </w:r>
+      <w:r>
+        <w:br/>
+        <w:t>SELECT</w:t>
+      </w:r>
+      <w:r>
+        <w:br/>
+      </w:r>
+      <w:r>
+        <w:rPr>
+          <w:rFonts w:eastAsia="Georgia" w:hAnsi="Georgia" w:cs="Georgia"/>
+        </w:rPr>
+        <w:t>DATE_TRUNC('month', activity_date) AS activity_month,</w:t>
+      </w:r>
+      <w:r>
+        <w:br/>
+      </w:r>
+      <w:r>
+        <w:rPr>
+          <w:rFonts w:eastAsia="Georgia" w:hAnsi="Georgia" w:cs="Georgia"/>
+        </w:rPr>
+        <w:t>user_id</w:t>
+      </w:r>
+      <w:r>
+        <w:br/>
+      </w:r>
+      <w:r>
+        <w:rPr>
+          <w:rFonts w:eastAsia="Georgia" w:hAnsi="Georgia" w:cs="Georgia"/>
+        </w:rPr>
+        <w:t>FROM user_activities</w:t>
+      </w:r>
+      <w:r>
+        <w:br/>
+        <w:t>)</w:t>
+      </w:r>
+      <w:r>
+        <w:br/>
+        <w:t>SELECT</w:t>
+      </w:r>
+      <w:r>
+        <w:br/>
+      </w:r>
+      <w:r>
+        <w:rPr>
+          <w:rFonts w:eastAsia="Georgia" w:hAnsi="Georgia" w:cs="Georgia"/>
+        </w:rPr>
+        <w:lastRenderedPageBreak/>
+        <w:t>c.cohort_month,</w:t>
+      </w:r>
+      <w:r>
+        <w:br/>
+      </w:r>
+      <w:r>
+        <w:rPr>
+          <w:rFonts w:eastAsia="Georgia" w:hAnsi="Georgia" w:cs="Georgia"/>
+        </w:rPr>
+        <w:t>DATE_PART('month', ua.activity_month - c.cohort_month) AS months_since_signup,</w:t>
+      </w:r>
+      <w:r>
+        <w:br/>
+      </w:r>
+      <w:r>
+        <w:rPr>
+          <w:rFonts w:eastAsia="Georgia" w:hAnsi="Georgia" w:cs="Georgia"/>
+        </w:rPr>
+        <w:t>COUNT(DISTINCT ua.user_id) AS active_users</w:t>
+      </w:r>
+      <w:r>
+        <w:br/>
+        <w:t>FROM cohorts c</w:t>
+      </w:r>
+      <w:r>
+        <w:br/>
+      </w:r>
+      <w:r>
+        <w:rPr>
+          <w:rFonts w:eastAsia="Georgia" w:hAnsi="Georgia" w:cs="Georgia"/>
+        </w:rPr>
+        <w:t>LEFT JOIN user_activity ua ON c.user_id = ua.user_id</w:t>
+      </w:r>
+      <w:r>
+        <w:br/>
+      </w:r>
+      <w:r>
+        <w:rPr>
+          <w:rFonts w:eastAsia="Georgia" w:hAnsi="Georgia" w:cs="Georgia"/>
+        </w:rPr>
+        <w:t>GROUP BY c.cohort_month, months_since_signup</w:t>
+      </w:r>
+      <w:r>
+        <w:br/>
+      </w:r>
+      <w:r>
+        <w:rPr>
+          <w:rFonts w:eastAsia="Georgia" w:hAnsi="Georgia" w:cs="Georgia"/>
+        </w:rPr>
+        <w:t>ORDER BY c.cohort_month, months_since_signup;</w:t>
       </w:r>
     </w:p>
     <w:p>
       <w:pPr>
         <w:spacing w:before="240" w:line="271" w:lineRule="auto"/>
       </w:pPr>
-      <w:bookmarkStart w:id="138" w:name="question_4_nth_highest_salary"/>
+      <w:bookmarkStart w:id="145" w:name="scenario_4_data_quality_check"/>
       <w:r>
         <w:rPr>
           <w:b/>
           <w:sz w:val="33"/>
         </w:rPr>
-        <w:t>Question 4: Nth Highest Salary</w:t>
-      </w:r>
-      <w:bookmarkEnd w:id="138"/>
+        <w:t>Scenario 4: Data Quality Check</w:t>
+      </w:r>
+      <w:bookmarkEnd w:id="145"/>
     </w:p>
     <w:p>
       <w:pPr>
@@ -28998,833 +30998,298 @@
         <w:t>Problem:</w:t>
       </w:r>
       <w:r>
-        <w:t xml:space="preserve"> Find the Nth highest salary (general solution).</w:t>
-      </w:r>
-    </w:p>
-    <w:p>
-      <w:pPr>
-        <w:spacing w:after="210"/>
-      </w:pPr>
-      <w:r>
+        <w:t xml:space="preserve"> Find data issues (NULL values, invalid entries).</w:t>
+      </w:r>
+    </w:p>
+    <w:p>
+      <w:pPr>
+        <w:spacing w:after="210"/>
+      </w:pPr>
+      <w:r>
+        <w:t>SELECT</w:t>
+      </w:r>
+      <w:r>
+        <w:br/>
+      </w:r>
+      <w:r>
+        <w:rPr>
+          <w:rFonts w:eastAsia="Georgia" w:hAnsi="Georgia" w:cs="Georgia"/>
+        </w:rPr>
+        <w:t>COUNT(*) AS total_rows,</w:t>
+      </w:r>
+      <w:r>
+        <w:br/>
+      </w:r>
+      <w:r>
+        <w:rPr>
+          <w:rFonts w:eastAsia="Georgia" w:hAnsi="Georgia" w:cs="Georgia"/>
+        </w:rPr>
+        <w:t>SUM(CASE WHEN email IS NULL THEN 1 ELSE 0 END) AS missing_emails,</w:t>
+      </w:r>
+      <w:r>
+        <w:br/>
+      </w:r>
+      <w:r>
+        <w:rPr>
+          <w:rFonts w:eastAsia="Georgia" w:hAnsi="Georgia" w:cs="Georgia"/>
+        </w:rPr>
+        <w:t>SUM(CASE WHEN salary &lt;= 0 THEN 1 ELSE 0 END) AS invalid_salaries,</w:t>
+      </w:r>
+      <w:r>
+        <w:br/>
+      </w:r>
+      <w:r>
+        <w:rPr>
+          <w:rFonts w:eastAsia="Georgia" w:hAnsi="Georgia" w:cs="Georgia"/>
+        </w:rPr>
+        <w:t>SUM(CASE WHEN hire_date &gt; CURRENT_DATE THEN 1 ELSE 0 END) AS future_dates</w:t>
+      </w:r>
+      <w:r>
+        <w:br/>
+        <w:t>FROM employees;</w:t>
+      </w:r>
+    </w:p>
+    <w:p>
+      <w:pPr>
+        <w:spacing w:before="240" w:line="271" w:lineRule="auto"/>
+      </w:pPr>
+      <w:bookmarkStart w:id="146" w:name="scenario_5_consecutive_days_active"/>
+      <w:r>
+        <w:rPr>
+          <w:b/>
+          <w:sz w:val="33"/>
+        </w:rPr>
+        <w:t>Scenario 5: Consecutive Days Active</w:t>
+      </w:r>
+      <w:bookmarkEnd w:id="146"/>
+    </w:p>
+    <w:p>
+      <w:pPr>
+        <w:spacing w:after="210"/>
+      </w:pPr>
+      <w:r>
+        <w:rPr>
+          <w:b/>
+        </w:rPr>
+        <w:t>Problem:</w:t>
+      </w:r>
+      <w:r>
+        <w:t xml:space="preserve"> Find users active on consecutive days.</w:t>
+      </w:r>
+    </w:p>
+    <w:p>
+      <w:pPr>
+        <w:spacing w:after="210"/>
+      </w:pPr>
+      <w:r>
+        <w:rPr>
+          <w:rFonts w:eastAsia="Georgia" w:hAnsi="Georgia" w:cs="Georgia"/>
+        </w:rPr>
+        <w:t>WITH daily_activity AS (</w:t>
+      </w:r>
+      <w:r>
+        <w:br/>
+      </w:r>
+      <w:r>
+        <w:rPr>
+          <w:rFonts w:eastAsia="Georgia" w:hAnsi="Georgia" w:cs="Georgia"/>
+        </w:rPr>
+        <w:t>SELECT DISTINCT user_id, activity_date</w:t>
+      </w:r>
+      <w:r>
+        <w:br/>
+      </w:r>
+      <w:r>
+        <w:rPr>
+          <w:rFonts w:eastAsia="Georgia" w:hAnsi="Georgia" w:cs="Georgia"/>
+        </w:rPr>
+        <w:t>FROM user_logs</w:t>
+      </w:r>
+      <w:r>
+        <w:br/>
+        <w:t>),</w:t>
+      </w:r>
+      <w:r>
+        <w:br/>
+      </w:r>
+      <w:r>
+        <w:rPr>
+          <w:rFonts w:eastAsia="Georgia" w:hAnsi="Georgia" w:cs="Georgia"/>
+        </w:rPr>
+        <w:t>activity_with_gap AS (</w:t>
+      </w:r>
+      <w:r>
+        <w:br/>
+        <w:t>SELECT</w:t>
+      </w:r>
+      <w:r>
+        <w:br/>
+      </w:r>
+      <w:r>
+        <w:rPr>
+          <w:rFonts w:eastAsia="Georgia" w:hAnsi="Georgia" w:cs="Georgia"/>
+        </w:rPr>
+        <w:t>user_id,</w:t>
+      </w:r>
+      <w:r>
+        <w:br/>
+      </w:r>
+      <w:r>
+        <w:rPr>
+          <w:rFonts w:eastAsia="Georgia" w:hAnsi="Georgia" w:cs="Georgia"/>
+        </w:rPr>
+        <w:t>activity_date,</w:t>
+      </w:r>
+      <w:r>
+        <w:br/>
+      </w:r>
+      <w:r>
+        <w:rPr>
+          <w:rFonts w:eastAsia="Georgia" w:hAnsi="Georgia" w:cs="Georgia"/>
+        </w:rPr>
+        <w:t>ROW_NUMBER() OVER (PARTITION BY user_id ORDER BY activity_date) AS seq,</w:t>
+      </w:r>
+      <w:r>
+        <w:br/>
+      </w:r>
+      <w:r>
+        <w:rPr>
+          <w:rFonts w:eastAsia="Georgia" w:hAnsi="Georgia" w:cs="Georgia"/>
+        </w:rPr>
+        <w:t>activity_date - ROW_NUMBER() OVER (PARTITION BY user_id ORDER BY activity_date) INTERVAL '1 day' AS grp</w:t>
+      </w:r>
+      <w:r>
+        <w:br/>
+      </w:r>
+      <w:r>
+        <w:rPr>
+          <w:rFonts w:eastAsia="Georgia" w:hAnsi="Georgia" w:cs="Georgia"/>
+        </w:rPr>
+        <w:t>FROM daily_activity</w:t>
+      </w:r>
+      <w:r>
+        <w:br/>
+        <w:t>)</w:t>
+      </w:r>
+      <w:r>
+        <w:br/>
+        <w:t>SELECT</w:t>
+      </w:r>
+      <w:r>
+        <w:br/>
+      </w:r>
+      <w:r>
+        <w:rPr>
+          <w:rFonts w:eastAsia="Georgia" w:hAnsi="Georgia" w:cs="Georgia"/>
+        </w:rPr>
+        <w:t>user_id,</w:t>
+      </w:r>
+      <w:r>
+        <w:br/>
+      </w:r>
+      <w:r>
+        <w:rPr>
+          <w:rFonts w:eastAsia="Georgia" w:hAnsi="Georgia" w:cs="Georgia"/>
+        </w:rPr>
+        <w:t>MIN(activity_date) AS streak_start,</w:t>
+      </w:r>
+      <w:r>
+        <w:br/>
+      </w:r>
+      <w:r>
+        <w:rPr>
+          <w:rFonts w:eastAsia="Georgia" w:hAnsi="Georgia" w:cs="Georgia"/>
+        </w:rPr>
+        <w:t>MAX(activity_date) AS streak_end,</w:t>
+      </w:r>
+      <w:r>
+        <w:br/>
+        <w:t>COUNT(</w:t>
+      </w:r>
+      <w:r>
+        <w:rPr>
+          <w:i/>
+        </w:rPr>
+        <w:t>) AS consecutive_daysFROM activity_with_gapGROUP BY user_id, grpHAVING COUNT(</w:t>
+      </w:r>
+      <w:r>
+        <w:t>) &gt;= 3 -- At least 3 consecutive days</w:t>
+      </w:r>
+      <w:r>
+        <w:br/>
+      </w:r>
+      <w:r>
+        <w:rPr>
+          <w:rFonts w:eastAsia="Georgia" w:hAnsi="Georgia" w:cs="Georgia"/>
+        </w:rPr>
+        <w:t>ORDER BY consecutive_days DESC;</w:t>
+      </w:r>
+    </w:p>
+    <w:p>
+      <w:pPr>
+        <w:spacing w:before="240" w:line="271" w:lineRule="auto"/>
+      </w:pPr>
+      <w:bookmarkStart w:id="147" w:name="performance_interview_questions"/>
+      <w:r>
+        <w:rPr>
+          <w:b/>
+          <w:sz w:val="42"/>
+        </w:rPr>
+        <w:t>Performance Interview Questions</w:t>
+      </w:r>
+      <w:bookmarkEnd w:id="147"/>
+    </w:p>
+    <w:p>
+      <w:pPr>
+        <w:spacing w:before="240" w:line="271" w:lineRule="auto"/>
+      </w:pPr>
+      <w:bookmarkStart w:id="148" w:name="question_optimize_this_query"/>
+      <w:r>
+        <w:rPr>
+          <w:b/>
+          <w:sz w:val="33"/>
+        </w:rPr>
+        <w:t>Question: Optimize This Query</w:t>
+      </w:r>
+      <w:bookmarkEnd w:id="148"/>
+    </w:p>
+    <w:p>
+      <w:pPr>
+        <w:spacing w:after="210"/>
+      </w:pPr>
+      <w:r>
+        <w:rPr>
+          <w:b/>
+        </w:rPr>
+        <w:t>Original (Slow) Query:</w:t>
+      </w:r>
+    </w:p>
+    <w:p>
+      <w:pPr>
+        <w:spacing w:after="210"/>
+      </w:pPr>
+      <w:r>
+        <w:t>SELECT * FROM orders</w:t>
+      </w:r>
+      <w:r>
+        <w:br/>
+      </w:r>
+      <w:r>
+        <w:rPr>
+          <w:rFonts w:eastAsia="Georgia" w:hAnsi="Georgia" w:cs="Georgia"/>
+        </w:rPr>
+        <w:t>WHERE YEAR(order_date) = 2023;</w:t>
+      </w:r>
+    </w:p>
+    <w:p>
+      <w:pPr>
+        <w:spacing w:after="210"/>
+      </w:pPr>
+      <w:r>
+        <w:rPr>
+          <w:b/>
+        </w:rPr>
         <w:lastRenderedPageBreak/>
-        <w:t>SELECT salary</w:t>
-      </w:r>
-      <w:r>
-        <w:br/>
-        <w:t>FROM (</w:t>
-      </w:r>
-      <w:r>
-        <w:br/>
-      </w:r>
-      <w:r>
-        <w:rPr>
-          <w:rFonts w:eastAsia="Georgia" w:hAnsi="Georgia" w:cs="Georgia"/>
-        </w:rPr>
-        <w:t>SELECT DISTINCT salary, DENSE_RANK() OVER (ORDER BY salary DESC) AS rnk</w:t>
-      </w:r>
-      <w:r>
-        <w:br/>
-        <w:t>FROM employees</w:t>
-      </w:r>
-      <w:r>
-        <w:br/>
-        <w:t>) ranked</w:t>
-      </w:r>
-      <w:r>
-        <w:br/>
-        <w:t>WHERE rnk = N; -- Replace N with the value you want</w:t>
-      </w:r>
-    </w:p>
-    <w:p>
-      <w:pPr>
-        <w:spacing w:before="240" w:line="271" w:lineRule="auto"/>
-      </w:pPr>
-      <w:bookmarkStart w:id="139" w:name="question_5_employees_with_above_a_26cca2"/>
-      <w:r>
-        <w:rPr>
-          <w:b/>
-          <w:sz w:val="33"/>
-        </w:rPr>
-        <w:t>Question 5: Employees with Above Average Salary</w:t>
-      </w:r>
-      <w:bookmarkEnd w:id="139"/>
-    </w:p>
-    <w:p>
-      <w:pPr>
-        <w:spacing w:after="210"/>
-      </w:pPr>
-      <w:r>
-        <w:rPr>
-          <w:b/>
-        </w:rPr>
-        <w:t>Problem:</w:t>
-      </w:r>
-      <w:r>
-        <w:t xml:space="preserve"> Find employees earning more than the average.</w:t>
-      </w:r>
-    </w:p>
-    <w:p>
-      <w:pPr>
-        <w:spacing w:after="210"/>
-      </w:pPr>
-      <w:r>
-        <w:t>SELECT name, salary, department</w:t>
-      </w:r>
-      <w:r>
-        <w:br/>
-        <w:t>FROM employees</w:t>
-      </w:r>
-      <w:r>
-        <w:br/>
-        <w:t>WHERE salary &gt; (SELECT AVG(salary) FROM employees);</w:t>
-      </w:r>
-    </w:p>
-    <w:p>
-      <w:pPr>
-        <w:spacing w:before="240" w:line="271" w:lineRule="auto"/>
-      </w:pPr>
-      <w:bookmarkStart w:id="140" w:name="question_6_department_with_highes_2a20af"/>
-      <w:r>
-        <w:rPr>
-          <w:b/>
-          <w:sz w:val="33"/>
-        </w:rPr>
-        <w:t>Question 6: Department with Highest Average Salary</w:t>
-      </w:r>
-      <w:bookmarkEnd w:id="140"/>
-    </w:p>
-    <w:p>
-      <w:pPr>
-        <w:spacing w:after="210"/>
-      </w:pPr>
-      <w:r>
-        <w:rPr>
-          <w:b/>
-        </w:rPr>
-        <w:t>Problem:</w:t>
-      </w:r>
-      <w:r>
-        <w:t xml:space="preserve"> Which department has the highest average salary?</w:t>
-      </w:r>
-    </w:p>
-    <w:p>
-      <w:pPr>
-        <w:spacing w:after="210"/>
-      </w:pPr>
-      <w:r>
-        <w:rPr>
-          <w:rFonts w:eastAsia="Georgia" w:hAnsi="Georgia" w:cs="Georgia"/>
-        </w:rPr>
-        <w:t>SELECT department, AVG(salary) AS avg_sal</w:t>
-      </w:r>
-      <w:r>
-        <w:br/>
-        <w:t>FROM employees</w:t>
-      </w:r>
-      <w:r>
-        <w:br/>
-        <w:t>GROUP BY department</w:t>
-      </w:r>
-      <w:r>
-        <w:br/>
-      </w:r>
-      <w:r>
-        <w:rPr>
-          <w:rFonts w:eastAsia="Georgia" w:hAnsi="Georgia" w:cs="Georgia"/>
-        </w:rPr>
-        <w:t>ORDER BY avg_sal DESC</w:t>
-      </w:r>
-      <w:r>
-        <w:br/>
-        <w:t>LIMIT 1;</w:t>
-      </w:r>
-    </w:p>
-    <w:p>
-      <w:pPr>
-        <w:spacing w:before="240" w:line="271" w:lineRule="auto"/>
-      </w:pPr>
-      <w:bookmarkStart w:id="141" w:name="real_world_sql_scenarios"/>
-      <w:r>
-        <w:rPr>
-          <w:b/>
-          <w:sz w:val="42"/>
-        </w:rPr>
-        <w:t>Real-World SQL Scenarios</w:t>
-      </w:r>
-      <w:bookmarkEnd w:id="141"/>
-    </w:p>
-    <w:p>
-      <w:pPr>
-        <w:spacing w:before="240" w:line="271" w:lineRule="auto"/>
-      </w:pPr>
-      <w:bookmarkStart w:id="142" w:name="scenario_1_customer_lifetime_value"/>
-      <w:r>
-        <w:rPr>
-          <w:b/>
-          <w:sz w:val="33"/>
-        </w:rPr>
-        <w:t>Scenario 1: Customer Lifetime Value</w:t>
-      </w:r>
-      <w:bookmarkEnd w:id="142"/>
-    </w:p>
-    <w:p>
-      <w:pPr>
-        <w:spacing w:after="210"/>
-      </w:pPr>
-      <w:r>
-        <w:rPr>
-          <w:b/>
-        </w:rPr>
-        <w:t>Problem:</w:t>
-      </w:r>
-      <w:r>
-        <w:t xml:space="preserve"> Calculate total spending per customer.</w:t>
-      </w:r>
-    </w:p>
-    <w:p>
-      <w:pPr>
-        <w:spacing w:after="210"/>
-      </w:pPr>
-      <w:r>
-        <w:t>SELECT</w:t>
-      </w:r>
-      <w:r>
-        <w:br/>
-      </w:r>
-      <w:r>
-        <w:rPr>
-          <w:rFonts w:eastAsia="Georgia" w:hAnsi="Georgia" w:cs="Georgia"/>
-        </w:rPr>
-        <w:t>customer_id,</w:t>
-      </w:r>
-      <w:r>
-        <w:br/>
-      </w:r>
-      <w:r>
-        <w:rPr>
-          <w:rFonts w:eastAsia="Georgia" w:hAnsi="Georgia" w:cs="Georgia"/>
-        </w:rPr>
-        <w:t>customer_name,</w:t>
-      </w:r>
-      <w:r>
-        <w:br/>
-      </w:r>
-      <w:r>
-        <w:rPr>
-          <w:rFonts w:eastAsia="Georgia" w:hAnsi="Georgia" w:cs="Georgia"/>
-        </w:rPr>
-        <w:t>COUNT(order_id) AS order_count,</w:t>
-      </w:r>
-      <w:r>
-        <w:br/>
-      </w:r>
-      <w:r>
-        <w:rPr>
-          <w:rFonts w:eastAsia="Georgia" w:hAnsi="Georgia" w:cs="Georgia"/>
-        </w:rPr>
-        <w:t>SUM(order_amount) AS total_spent,</w:t>
-      </w:r>
-      <w:r>
-        <w:br/>
-      </w:r>
-      <w:r>
-        <w:rPr>
-          <w:rFonts w:eastAsia="Georgia" w:hAnsi="Georgia" w:cs="Georgia"/>
-        </w:rPr>
-        <w:t>AVG(order_amount) AS avg_order_value</w:t>
-      </w:r>
-      <w:r>
-        <w:br/>
-        <w:t>FROM orders</w:t>
-      </w:r>
-      <w:r>
-        <w:br/>
-      </w:r>
-      <w:r>
-        <w:rPr>
-          <w:rFonts w:eastAsia="Georgia" w:hAnsi="Georgia" w:cs="Georgia"/>
-        </w:rPr>
-        <w:t>GROUP BY customer_id, customer_name</w:t>
-      </w:r>
-      <w:r>
-        <w:br/>
-      </w:r>
-      <w:r>
-        <w:rPr>
-          <w:rFonts w:eastAsia="Georgia" w:hAnsi="Georgia" w:cs="Georgia"/>
-        </w:rPr>
-        <w:t>ORDER BY total_spent DESC;</w:t>
-      </w:r>
-    </w:p>
-    <w:p>
-      <w:pPr>
-        <w:spacing w:before="240" w:line="271" w:lineRule="auto"/>
-      </w:pPr>
-      <w:bookmarkStart w:id="143" w:name="scenario_2_monthly_growth_rate"/>
-      <w:r>
-        <w:rPr>
-          <w:b/>
-          <w:sz w:val="33"/>
-        </w:rPr>
-        <w:t>Scenario 2: Monthly Growth Rate</w:t>
-      </w:r>
-      <w:bookmarkEnd w:id="143"/>
-    </w:p>
-    <w:p>
-      <w:pPr>
-        <w:spacing w:after="210"/>
-      </w:pPr>
-      <w:r>
-        <w:rPr>
-          <w:b/>
-        </w:rPr>
-        <w:t>Problem:</w:t>
-      </w:r>
-      <w:r>
-        <w:t xml:space="preserve"> Show month-on-month sales growth.</w:t>
-      </w:r>
-    </w:p>
-    <w:p>
-      <w:pPr>
-        <w:spacing w:after="210"/>
-      </w:pPr>
-      <w:r>
-        <w:t>SELECT</w:t>
-      </w:r>
-      <w:r>
-        <w:br/>
-        <w:t>month,</w:t>
-      </w:r>
-      <w:r>
-        <w:br/>
-        <w:t>revenue,</w:t>
-      </w:r>
-      <w:r>
-        <w:br/>
-      </w:r>
-      <w:r>
-        <w:rPr>
-          <w:rFonts w:eastAsia="Georgia" w:hAnsi="Georgia" w:cs="Georgia"/>
-        </w:rPr>
-        <w:t>LAG(revenue) OVER (ORDER BY month) AS prev_month_revenue,</w:t>
-      </w:r>
-      <w:r>
-        <w:br/>
-        <w:t>ROUND(((revenue - LAG(revenue) OVER (ORDER BY month)) /</w:t>
-      </w:r>
-      <w:r>
-        <w:br/>
-      </w:r>
-      <w:r>
-        <w:rPr>
-          <w:rFonts w:eastAsia="Georgia" w:hAnsi="Georgia" w:cs="Georgia"/>
-        </w:rPr>
-        <w:lastRenderedPageBreak/>
-        <w:t>LAG(revenue) OVER (ORDER BY month)) * 100, 2) AS growth_percent</w:t>
-      </w:r>
-      <w:r>
-        <w:br/>
-      </w:r>
-      <w:r>
-        <w:rPr>
-          <w:rFonts w:eastAsia="Georgia" w:hAnsi="Georgia" w:cs="Georgia"/>
-        </w:rPr>
-        <w:t>FROM monthly_sales</w:t>
-      </w:r>
-      <w:r>
-        <w:br/>
-        <w:t>ORDER BY month;</w:t>
-      </w:r>
-    </w:p>
-    <w:p>
-      <w:pPr>
-        <w:spacing w:before="240" w:line="271" w:lineRule="auto"/>
-      </w:pPr>
-      <w:bookmarkStart w:id="144" w:name="scenario_3_cohort_analysis"/>
-      <w:r>
-        <w:rPr>
-          <w:b/>
-          <w:sz w:val="33"/>
-        </w:rPr>
-        <w:t>Scenario 3: Cohort Analysis</w:t>
-      </w:r>
-      <w:bookmarkEnd w:id="144"/>
-    </w:p>
-    <w:p>
-      <w:pPr>
-        <w:spacing w:after="210"/>
-      </w:pPr>
-      <w:r>
-        <w:rPr>
-          <w:b/>
-        </w:rPr>
-        <w:t>Problem:</w:t>
-      </w:r>
-      <w:r>
-        <w:t xml:space="preserve"> Track user retention by signup month.</w:t>
-      </w:r>
-    </w:p>
-    <w:p>
-      <w:pPr>
-        <w:spacing w:after="210"/>
-      </w:pPr>
-      <w:r>
-        <w:t>WITH cohorts AS (</w:t>
-      </w:r>
-      <w:r>
-        <w:br/>
-        <w:t>SELECT</w:t>
-      </w:r>
-      <w:r>
-        <w:br/>
-      </w:r>
-      <w:r>
-        <w:rPr>
-          <w:rFonts w:eastAsia="Georgia" w:hAnsi="Georgia" w:cs="Georgia"/>
-        </w:rPr>
-        <w:t>DATE_TRUNC('month', signup_date) AS cohort_month,</w:t>
-      </w:r>
-      <w:r>
-        <w:br/>
-      </w:r>
-      <w:r>
-        <w:rPr>
-          <w:rFonts w:eastAsia="Georgia" w:hAnsi="Georgia" w:cs="Georgia"/>
-        </w:rPr>
-        <w:t>user_id</w:t>
-      </w:r>
-      <w:r>
-        <w:br/>
-        <w:t>FROM users</w:t>
-      </w:r>
-      <w:r>
-        <w:br/>
-        <w:t>),</w:t>
-      </w:r>
-      <w:r>
-        <w:br/>
-      </w:r>
-      <w:r>
-        <w:rPr>
-          <w:rFonts w:eastAsia="Georgia" w:hAnsi="Georgia" w:cs="Georgia"/>
-        </w:rPr>
-        <w:t>user_activity AS (</w:t>
-      </w:r>
-      <w:r>
-        <w:br/>
-        <w:t>SELECT</w:t>
-      </w:r>
-      <w:r>
-        <w:br/>
-      </w:r>
-      <w:r>
-        <w:rPr>
-          <w:rFonts w:eastAsia="Georgia" w:hAnsi="Georgia" w:cs="Georgia"/>
-        </w:rPr>
-        <w:t>DATE_TRUNC('month', activity_date) AS activity_month,</w:t>
-      </w:r>
-      <w:r>
-        <w:br/>
-      </w:r>
-      <w:r>
-        <w:rPr>
-          <w:rFonts w:eastAsia="Georgia" w:hAnsi="Georgia" w:cs="Georgia"/>
-        </w:rPr>
-        <w:t>user_id</w:t>
-      </w:r>
-      <w:r>
-        <w:br/>
-      </w:r>
-      <w:r>
-        <w:rPr>
-          <w:rFonts w:eastAsia="Georgia" w:hAnsi="Georgia" w:cs="Georgia"/>
-        </w:rPr>
-        <w:t>FROM user_activities</w:t>
-      </w:r>
-      <w:r>
-        <w:br/>
-        <w:t>)</w:t>
-      </w:r>
-      <w:r>
-        <w:br/>
-        <w:t>SELECT</w:t>
-      </w:r>
-      <w:r>
-        <w:br/>
-      </w:r>
-      <w:r>
-        <w:rPr>
-          <w:rFonts w:eastAsia="Georgia" w:hAnsi="Georgia" w:cs="Georgia"/>
-        </w:rPr>
-        <w:t>c.cohort_month,</w:t>
-      </w:r>
-      <w:r>
-        <w:br/>
-      </w:r>
-      <w:r>
-        <w:rPr>
-          <w:rFonts w:eastAsia="Georgia" w:hAnsi="Georgia" w:cs="Georgia"/>
-        </w:rPr>
-        <w:t>DATE_PART('month', ua.activity_month - c.cohort_month) AS months_since_signup,</w:t>
-      </w:r>
-      <w:r>
-        <w:br/>
-      </w:r>
-      <w:r>
-        <w:rPr>
-          <w:rFonts w:eastAsia="Georgia" w:hAnsi="Georgia" w:cs="Georgia"/>
-        </w:rPr>
-        <w:t>COUNT(DISTINCT ua.user_id) AS active_users</w:t>
-      </w:r>
-      <w:r>
-        <w:br/>
-        <w:t>FROM cohorts c</w:t>
-      </w:r>
-      <w:r>
-        <w:br/>
-      </w:r>
-      <w:r>
-        <w:rPr>
-          <w:rFonts w:eastAsia="Georgia" w:hAnsi="Georgia" w:cs="Georgia"/>
-        </w:rPr>
-        <w:t>LEFT JOIN user_activity ua ON c.user_id = ua.user_id</w:t>
-      </w:r>
-      <w:r>
-        <w:br/>
-      </w:r>
-      <w:r>
-        <w:rPr>
-          <w:rFonts w:eastAsia="Georgia" w:hAnsi="Georgia" w:cs="Georgia"/>
-        </w:rPr>
-        <w:t>GROUP BY c.cohort_month, months_since_signup</w:t>
-      </w:r>
-      <w:r>
-        <w:br/>
-      </w:r>
-      <w:r>
-        <w:rPr>
-          <w:rFonts w:eastAsia="Georgia" w:hAnsi="Georgia" w:cs="Georgia"/>
-        </w:rPr>
-        <w:t>ORDER BY c.cohort_month, months_since_signup;</w:t>
-      </w:r>
-    </w:p>
-    <w:p>
-      <w:pPr>
-        <w:spacing w:before="240" w:line="271" w:lineRule="auto"/>
-      </w:pPr>
-      <w:bookmarkStart w:id="145" w:name="scenario_4_data_quality_check"/>
-      <w:r>
-        <w:rPr>
-          <w:b/>
-          <w:sz w:val="33"/>
-        </w:rPr>
-        <w:t>Scenario 4: Data Quality Check</w:t>
-      </w:r>
-      <w:bookmarkEnd w:id="145"/>
-    </w:p>
-    <w:p>
-      <w:pPr>
-        <w:spacing w:after="210"/>
-      </w:pPr>
-      <w:r>
-        <w:rPr>
-          <w:b/>
-        </w:rPr>
-        <w:t>Problem:</w:t>
-      </w:r>
-      <w:r>
-        <w:t xml:space="preserve"> Find data issues (NULL values, invalid entries).</w:t>
-      </w:r>
-    </w:p>
-    <w:p>
-      <w:pPr>
-        <w:spacing w:after="210"/>
-      </w:pPr>
-      <w:r>
-        <w:t>SELECT</w:t>
-      </w:r>
-      <w:r>
-        <w:br/>
-      </w:r>
-      <w:r>
-        <w:rPr>
-          <w:rFonts w:eastAsia="Georgia" w:hAnsi="Georgia" w:cs="Georgia"/>
-        </w:rPr>
-        <w:t>COUNT(*) AS total_rows,</w:t>
-      </w:r>
-      <w:r>
-        <w:br/>
-      </w:r>
-      <w:r>
-        <w:rPr>
-          <w:rFonts w:eastAsia="Georgia" w:hAnsi="Georgia" w:cs="Georgia"/>
-        </w:rPr>
-        <w:t>SUM(CASE WHEN email IS NULL THEN 1 ELSE 0 END) AS missing_emails,</w:t>
-      </w:r>
-      <w:r>
-        <w:br/>
-      </w:r>
-      <w:r>
-        <w:rPr>
-          <w:rFonts w:eastAsia="Georgia" w:hAnsi="Georgia" w:cs="Georgia"/>
-        </w:rPr>
-        <w:t>SUM(CASE WHEN salary &lt;= 0 THEN 1 ELSE 0 END) AS invalid_salaries,</w:t>
-      </w:r>
-      <w:r>
-        <w:br/>
-      </w:r>
-      <w:r>
-        <w:rPr>
-          <w:rFonts w:eastAsia="Georgia" w:hAnsi="Georgia" w:cs="Georgia"/>
-        </w:rPr>
-        <w:t>SUM(CASE WHEN hire_date &gt; CURRENT_DATE THEN 1 ELSE 0 END) AS future_dates</w:t>
-      </w:r>
-      <w:r>
-        <w:br/>
-        <w:t>FROM employees;</w:t>
-      </w:r>
-    </w:p>
-    <w:p>
-      <w:pPr>
-        <w:spacing w:before="240" w:line="271" w:lineRule="auto"/>
-      </w:pPr>
-      <w:bookmarkStart w:id="146" w:name="scenario_5_consecutive_days_active"/>
-      <w:r>
-        <w:rPr>
-          <w:b/>
-          <w:sz w:val="33"/>
-        </w:rPr>
-        <w:t>Scenario 5: Consecutive Days Active</w:t>
-      </w:r>
-      <w:bookmarkEnd w:id="146"/>
-    </w:p>
-    <w:p>
-      <w:pPr>
-        <w:spacing w:after="210"/>
-      </w:pPr>
-      <w:r>
-        <w:rPr>
-          <w:b/>
-        </w:rPr>
-        <w:t>Problem:</w:t>
-      </w:r>
-      <w:r>
-        <w:t xml:space="preserve"> Find users active on consecutive days.</w:t>
-      </w:r>
-    </w:p>
-    <w:p>
-      <w:pPr>
-        <w:spacing w:after="210"/>
-      </w:pPr>
-      <w:r>
-        <w:rPr>
-          <w:rFonts w:eastAsia="Georgia" w:hAnsi="Georgia" w:cs="Georgia"/>
-        </w:rPr>
-        <w:t>WITH daily_activity AS (</w:t>
-      </w:r>
-      <w:r>
-        <w:br/>
-      </w:r>
-      <w:r>
-        <w:rPr>
-          <w:rFonts w:eastAsia="Georgia" w:hAnsi="Georgia" w:cs="Georgia"/>
-        </w:rPr>
-        <w:t>SELECT DISTINCT user_id, activity_date</w:t>
-      </w:r>
-      <w:r>
-        <w:br/>
-      </w:r>
-      <w:r>
-        <w:rPr>
-          <w:rFonts w:eastAsia="Georgia" w:hAnsi="Georgia" w:cs="Georgia"/>
-        </w:rPr>
-        <w:t>FROM user_logs</w:t>
-      </w:r>
-      <w:r>
-        <w:br/>
-        <w:t>),</w:t>
-      </w:r>
-      <w:r>
-        <w:br/>
-      </w:r>
-      <w:r>
-        <w:rPr>
-          <w:rFonts w:eastAsia="Georgia" w:hAnsi="Georgia" w:cs="Georgia"/>
-        </w:rPr>
-        <w:t>activity_with_gap AS (</w:t>
-      </w:r>
-      <w:r>
-        <w:br/>
-        <w:t>SELECT</w:t>
-      </w:r>
-      <w:r>
-        <w:br/>
-      </w:r>
-      <w:r>
-        <w:rPr>
-          <w:rFonts w:eastAsia="Georgia" w:hAnsi="Georgia" w:cs="Georgia"/>
-        </w:rPr>
-        <w:t>user_id,</w:t>
-      </w:r>
-      <w:r>
-        <w:br/>
-      </w:r>
-      <w:r>
-        <w:rPr>
-          <w:rFonts w:eastAsia="Georgia" w:hAnsi="Georgia" w:cs="Georgia"/>
-        </w:rPr>
-        <w:t>activity_date,</w:t>
-      </w:r>
-      <w:r>
-        <w:br/>
-      </w:r>
-      <w:r>
-        <w:rPr>
-          <w:rFonts w:eastAsia="Georgia" w:hAnsi="Georgia" w:cs="Georgia"/>
-        </w:rPr>
-        <w:t>ROW_NUMBER() OVER (PARTITION BY user_id ORDER BY activity_date) AS seq,</w:t>
-      </w:r>
-      <w:r>
-        <w:br/>
-      </w:r>
-      <w:r>
-        <w:rPr>
-          <w:rFonts w:eastAsia="Georgia" w:hAnsi="Georgia" w:cs="Georgia"/>
-        </w:rPr>
-        <w:lastRenderedPageBreak/>
-        <w:t>activity_date - ROW_NUMBER() OVER (PARTITION BY user_id ORDER BY activity_date) INTERVAL '1 day' AS grp</w:t>
-      </w:r>
-      <w:r>
-        <w:br/>
-      </w:r>
-      <w:r>
-        <w:rPr>
-          <w:rFonts w:eastAsia="Georgia" w:hAnsi="Georgia" w:cs="Georgia"/>
-        </w:rPr>
-        <w:t>FROM daily_activity</w:t>
-      </w:r>
-      <w:r>
-        <w:br/>
-        <w:t>)</w:t>
-      </w:r>
-      <w:r>
-        <w:br/>
-        <w:t>SELECT</w:t>
-      </w:r>
-      <w:r>
-        <w:br/>
-      </w:r>
-      <w:r>
-        <w:rPr>
-          <w:rFonts w:eastAsia="Georgia" w:hAnsi="Georgia" w:cs="Georgia"/>
-        </w:rPr>
-        <w:t>user_id,</w:t>
-      </w:r>
-      <w:r>
-        <w:br/>
-      </w:r>
-      <w:r>
-        <w:rPr>
-          <w:rFonts w:eastAsia="Georgia" w:hAnsi="Georgia" w:cs="Georgia"/>
-        </w:rPr>
-        <w:t>MIN(activity_date) AS streak_start,</w:t>
-      </w:r>
-      <w:r>
-        <w:br/>
-      </w:r>
-      <w:r>
-        <w:rPr>
-          <w:rFonts w:eastAsia="Georgia" w:hAnsi="Georgia" w:cs="Georgia"/>
-        </w:rPr>
-        <w:t>MAX(activity_date) AS streak_end,</w:t>
-      </w:r>
-      <w:r>
-        <w:br/>
-        <w:t>COUNT(</w:t>
-      </w:r>
-      <w:r>
-        <w:rPr>
-          <w:i/>
-        </w:rPr>
-        <w:t>) AS consecutive_daysFROM activity_with_gapGROUP BY user_id, grpHAVING COUNT(</w:t>
-      </w:r>
-      <w:r>
-        <w:t>) &gt;= 3 -- At least 3 consecutive days</w:t>
-      </w:r>
-      <w:r>
-        <w:br/>
-      </w:r>
-      <w:r>
-        <w:rPr>
-          <w:rFonts w:eastAsia="Georgia" w:hAnsi="Georgia" w:cs="Georgia"/>
-        </w:rPr>
-        <w:t>ORDER BY consecutive_days DESC;</w:t>
-      </w:r>
-    </w:p>
-    <w:p>
-      <w:pPr>
-        <w:spacing w:before="240" w:line="271" w:lineRule="auto"/>
-      </w:pPr>
-      <w:bookmarkStart w:id="147" w:name="performance_interview_questions"/>
-      <w:r>
-        <w:rPr>
-          <w:b/>
-          <w:sz w:val="42"/>
-        </w:rPr>
-        <w:t>Performance Interview Questions</w:t>
-      </w:r>
-      <w:bookmarkEnd w:id="147"/>
-    </w:p>
-    <w:p>
-      <w:pPr>
-        <w:spacing w:before="240" w:line="271" w:lineRule="auto"/>
-      </w:pPr>
-      <w:bookmarkStart w:id="148" w:name="question_optimize_this_query"/>
-      <w:r>
-        <w:rPr>
-          <w:b/>
-          <w:sz w:val="33"/>
-        </w:rPr>
-        <w:t>Question: Optimize This Query</w:t>
-      </w:r>
-      <w:bookmarkEnd w:id="148"/>
-    </w:p>
-    <w:p>
-      <w:pPr>
-        <w:spacing w:after="210"/>
-      </w:pPr>
-      <w:r>
-        <w:rPr>
-          <w:b/>
-        </w:rPr>
-        <w:t>Original (Slow) Query:</w:t>
-      </w:r>
-    </w:p>
-    <w:p>
-      <w:pPr>
-        <w:spacing w:after="210"/>
-      </w:pPr>
-      <w:r>
-        <w:t>SELECT * FROM orders</w:t>
-      </w:r>
-      <w:r>
-        <w:br/>
-      </w:r>
-      <w:r>
-        <w:rPr>
-          <w:rFonts w:eastAsia="Georgia" w:hAnsi="Georgia" w:cs="Georgia"/>
-        </w:rPr>
-        <w:t>WHERE YEAR(order_date) = 2023;</w:t>
-      </w:r>
-    </w:p>
-    <w:p>
-      <w:pPr>
-        <w:spacing w:after="210"/>
-      </w:pPr>
-      <w:r>
-        <w:rPr>
-          <w:b/>
-        </w:rPr>
         <w:t>Optimized Query:</w:t>
       </w:r>
     </w:p>
@@ -30035,7 +31500,6 @@
         <w:rPr>
           <w:b/>
         </w:rPr>
-        <w:lastRenderedPageBreak/>
         <w:t>Answer:</w:t>
       </w:r>
       <w:r>
@@ -30152,6 +31616,7 @@
         <w:spacing w:after="210"/>
       </w:pPr>
       <w:r>
+        <w:lastRenderedPageBreak/>
         <w:t>SELECT ... FROM ... WHERE ... ORDER BY ... LIMIT</w:t>
       </w:r>
       <w:r>
@@ -30305,9 +31770,6 @@
       </w:r>
       <w:r>
         <w:br/>
-      </w:r>
-      <w:r>
-        <w:lastRenderedPageBreak/>
         <w:t>Transactions (BEGIN, COMMIT, ROLLBACK, SAVEPOINT)</w:t>
       </w:r>
       <w:r>
@@ -30487,6 +31949,7 @@
         <w:spacing w:after="210"/>
       </w:pPr>
       <w:r>
+        <w:lastRenderedPageBreak/>
         <w:t>SQL is a powerful language for data manipulation and analysis. Master these concepts and you'll be well-equipped for data engineering, analytics, and backend development roles.</w:t>
       </w:r>
     </w:p>
@@ -36033,6 +37496,155 @@
     </w:lvl>
   </w:abstractNum>
   <w:abstractNum w:abstractNumId="51" w15:restartNumberingAfterBreak="0">
+    <w:nsid w:val="578D7EC0"/>
+    <w:multiLevelType w:val="multilevel"/>
+    <w:tmpl w:val="A03A4808"/>
+    <w:lvl w:ilvl="0">
+      <w:start w:val="1"/>
+      <w:numFmt w:val="bullet"/>
+      <w:lvlText w:val=""/>
+      <w:lvlJc w:val="left"/>
+      <w:pPr>
+        <w:tabs>
+          <w:tab w:val="num" w:pos="720"/>
+        </w:tabs>
+        <w:ind w:left="720" w:hanging="360"/>
+      </w:pPr>
+      <w:rPr>
+        <w:rFonts w:ascii="Symbol" w:hAnsi="Symbol" w:hint="default"/>
+        <w:sz w:val="20"/>
+      </w:rPr>
+    </w:lvl>
+    <w:lvl w:ilvl="1" w:tentative="1">
+      <w:start w:val="1"/>
+      <w:numFmt w:val="bullet"/>
+      <w:lvlText w:val="o"/>
+      <w:lvlJc w:val="left"/>
+      <w:pPr>
+        <w:tabs>
+          <w:tab w:val="num" w:pos="1440"/>
+        </w:tabs>
+        <w:ind w:left="1440" w:hanging="360"/>
+      </w:pPr>
+      <w:rPr>
+        <w:rFonts w:ascii="Courier New" w:hAnsi="Courier New" w:hint="default"/>
+        <w:sz w:val="20"/>
+      </w:rPr>
+    </w:lvl>
+    <w:lvl w:ilvl="2" w:tentative="1">
+      <w:start w:val="1"/>
+      <w:numFmt w:val="bullet"/>
+      <w:lvlText w:val=""/>
+      <w:lvlJc w:val="left"/>
+      <w:pPr>
+        <w:tabs>
+          <w:tab w:val="num" w:pos="2160"/>
+        </w:tabs>
+        <w:ind w:left="2160" w:hanging="360"/>
+      </w:pPr>
+      <w:rPr>
+        <w:rFonts w:ascii="Wingdings" w:hAnsi="Wingdings" w:hint="default"/>
+        <w:sz w:val="20"/>
+      </w:rPr>
+    </w:lvl>
+    <w:lvl w:ilvl="3" w:tentative="1">
+      <w:start w:val="1"/>
+      <w:numFmt w:val="bullet"/>
+      <w:lvlText w:val=""/>
+      <w:lvlJc w:val="left"/>
+      <w:pPr>
+        <w:tabs>
+          <w:tab w:val="num" w:pos="2880"/>
+        </w:tabs>
+        <w:ind w:left="2880" w:hanging="360"/>
+      </w:pPr>
+      <w:rPr>
+        <w:rFonts w:ascii="Wingdings" w:hAnsi="Wingdings" w:hint="default"/>
+        <w:sz w:val="20"/>
+      </w:rPr>
+    </w:lvl>
+    <w:lvl w:ilvl="4" w:tentative="1">
+      <w:start w:val="1"/>
+      <w:numFmt w:val="bullet"/>
+      <w:lvlText w:val=""/>
+      <w:lvlJc w:val="left"/>
+      <w:pPr>
+        <w:tabs>
+          <w:tab w:val="num" w:pos="3600"/>
+        </w:tabs>
+        <w:ind w:left="3600" w:hanging="360"/>
+      </w:pPr>
+      <w:rPr>
+        <w:rFonts w:ascii="Wingdings" w:hAnsi="Wingdings" w:hint="default"/>
+        <w:sz w:val="20"/>
+      </w:rPr>
+    </w:lvl>
+    <w:lvl w:ilvl="5" w:tentative="1">
+      <w:start w:val="1"/>
+      <w:numFmt w:val="bullet"/>
+      <w:lvlText w:val=""/>
+      <w:lvlJc w:val="left"/>
+      <w:pPr>
+        <w:tabs>
+          <w:tab w:val="num" w:pos="4320"/>
+        </w:tabs>
+        <w:ind w:left="4320" w:hanging="360"/>
+      </w:pPr>
+      <w:rPr>
+        <w:rFonts w:ascii="Wingdings" w:hAnsi="Wingdings" w:hint="default"/>
+        <w:sz w:val="20"/>
+      </w:rPr>
+    </w:lvl>
+    <w:lvl w:ilvl="6" w:tentative="1">
+      <w:start w:val="1"/>
+      <w:numFmt w:val="bullet"/>
+      <w:lvlText w:val=""/>
+      <w:lvlJc w:val="left"/>
+      <w:pPr>
+        <w:tabs>
+          <w:tab w:val="num" w:pos="5040"/>
+        </w:tabs>
+        <w:ind w:left="5040" w:hanging="360"/>
+      </w:pPr>
+      <w:rPr>
+        <w:rFonts w:ascii="Wingdings" w:hAnsi="Wingdings" w:hint="default"/>
+        <w:sz w:val="20"/>
+      </w:rPr>
+    </w:lvl>
+    <w:lvl w:ilvl="7" w:tentative="1">
+      <w:start w:val="1"/>
+      <w:numFmt w:val="bullet"/>
+      <w:lvlText w:val=""/>
+      <w:lvlJc w:val="left"/>
+      <w:pPr>
+        <w:tabs>
+          <w:tab w:val="num" w:pos="5760"/>
+        </w:tabs>
+        <w:ind w:left="5760" w:hanging="360"/>
+      </w:pPr>
+      <w:rPr>
+        <w:rFonts w:ascii="Wingdings" w:hAnsi="Wingdings" w:hint="default"/>
+        <w:sz w:val="20"/>
+      </w:rPr>
+    </w:lvl>
+    <w:lvl w:ilvl="8" w:tentative="1">
+      <w:start w:val="1"/>
+      <w:numFmt w:val="bullet"/>
+      <w:lvlText w:val=""/>
+      <w:lvlJc w:val="left"/>
+      <w:pPr>
+        <w:tabs>
+          <w:tab w:val="num" w:pos="6480"/>
+        </w:tabs>
+        <w:ind w:left="6480" w:hanging="360"/>
+      </w:pPr>
+      <w:rPr>
+        <w:rFonts w:ascii="Wingdings" w:hAnsi="Wingdings" w:hint="default"/>
+        <w:sz w:val="20"/>
+      </w:rPr>
+    </w:lvl>
+  </w:abstractNum>
+  <w:abstractNum w:abstractNumId="52" w15:restartNumberingAfterBreak="0">
     <w:nsid w:val="58B675E9"/>
     <w:multiLevelType w:val="hybridMultilevel"/>
     <w:tmpl w:val="7C42859A"/>
@@ -36092,7 +37704,7 @@
       <w:lvlJc w:val="left"/>
     </w:lvl>
   </w:abstractNum>
-  <w:abstractNum w:abstractNumId="52" w15:restartNumberingAfterBreak="0">
+  <w:abstractNum w:abstractNumId="53" w15:restartNumberingAfterBreak="0">
     <w:nsid w:val="5AF82E46"/>
     <w:multiLevelType w:val="multilevel"/>
     <w:tmpl w:val="D92875F0"/>
@@ -36241,7 +37853,7 @@
       </w:rPr>
     </w:lvl>
   </w:abstractNum>
-  <w:abstractNum w:abstractNumId="53" w15:restartNumberingAfterBreak="0">
+  <w:abstractNum w:abstractNumId="54" w15:restartNumberingAfterBreak="0">
     <w:nsid w:val="5B301C96"/>
     <w:multiLevelType w:val="hybridMultilevel"/>
     <w:tmpl w:val="D1CE7EFC"/>
@@ -36301,7 +37913,7 @@
       <w:lvlJc w:val="left"/>
     </w:lvl>
   </w:abstractNum>
-  <w:abstractNum w:abstractNumId="54" w15:restartNumberingAfterBreak="0">
+  <w:abstractNum w:abstractNumId="55" w15:restartNumberingAfterBreak="0">
     <w:nsid w:val="5C4810A4"/>
     <w:multiLevelType w:val="hybridMultilevel"/>
     <w:tmpl w:val="15F25DB8"/>
@@ -36361,7 +37973,7 @@
       <w:lvlJc w:val="left"/>
     </w:lvl>
   </w:abstractNum>
-  <w:abstractNum w:abstractNumId="55" w15:restartNumberingAfterBreak="0">
+  <w:abstractNum w:abstractNumId="56" w15:restartNumberingAfterBreak="0">
     <w:nsid w:val="5E8E3162"/>
     <w:multiLevelType w:val="multilevel"/>
     <w:tmpl w:val="5BD8C0A0"/>
@@ -36474,7 +38086,7 @@
       </w:pPr>
     </w:lvl>
   </w:abstractNum>
-  <w:abstractNum w:abstractNumId="56" w15:restartNumberingAfterBreak="0">
+  <w:abstractNum w:abstractNumId="57" w15:restartNumberingAfterBreak="0">
     <w:nsid w:val="609869DF"/>
     <w:multiLevelType w:val="hybridMultilevel"/>
     <w:tmpl w:val="DF0A4050"/>
@@ -36534,7 +38146,7 @@
       <w:lvlJc w:val="left"/>
     </w:lvl>
   </w:abstractNum>
-  <w:abstractNum w:abstractNumId="57" w15:restartNumberingAfterBreak="0">
+  <w:abstractNum w:abstractNumId="58" w15:restartNumberingAfterBreak="0">
     <w:nsid w:val="610951BC"/>
     <w:multiLevelType w:val="multilevel"/>
     <w:tmpl w:val="A3F81194"/>
@@ -36683,7 +38295,7 @@
       </w:rPr>
     </w:lvl>
   </w:abstractNum>
-  <w:abstractNum w:abstractNumId="58" w15:restartNumberingAfterBreak="0">
+  <w:abstractNum w:abstractNumId="59" w15:restartNumberingAfterBreak="0">
     <w:nsid w:val="61536BB1"/>
     <w:multiLevelType w:val="multilevel"/>
     <w:tmpl w:val="79702BBE"/>
@@ -36796,7 +38408,7 @@
       </w:pPr>
     </w:lvl>
   </w:abstractNum>
-  <w:abstractNum w:abstractNumId="59" w15:restartNumberingAfterBreak="0">
+  <w:abstractNum w:abstractNumId="60" w15:restartNumberingAfterBreak="0">
     <w:nsid w:val="62BF14ED"/>
     <w:multiLevelType w:val="multilevel"/>
     <w:tmpl w:val="EC2E6132"/>
@@ -36945,7 +38557,7 @@
       </w:rPr>
     </w:lvl>
   </w:abstractNum>
-  <w:abstractNum w:abstractNumId="60" w15:restartNumberingAfterBreak="0">
+  <w:abstractNum w:abstractNumId="61" w15:restartNumberingAfterBreak="0">
     <w:nsid w:val="6389501D"/>
     <w:multiLevelType w:val="multilevel"/>
     <w:tmpl w:val="44DE546C"/>
@@ -37058,7 +38670,156 @@
       </w:pPr>
     </w:lvl>
   </w:abstractNum>
-  <w:abstractNum w:abstractNumId="61" w15:restartNumberingAfterBreak="0">
+  <w:abstractNum w:abstractNumId="62" w15:restartNumberingAfterBreak="0">
+    <w:nsid w:val="64C94B44"/>
+    <w:multiLevelType w:val="multilevel"/>
+    <w:tmpl w:val="4ECE9B5C"/>
+    <w:lvl w:ilvl="0">
+      <w:start w:val="1"/>
+      <w:numFmt w:val="bullet"/>
+      <w:lvlText w:val=""/>
+      <w:lvlJc w:val="left"/>
+      <w:pPr>
+        <w:tabs>
+          <w:tab w:val="num" w:pos="720"/>
+        </w:tabs>
+        <w:ind w:left="720" w:hanging="360"/>
+      </w:pPr>
+      <w:rPr>
+        <w:rFonts w:ascii="Symbol" w:hAnsi="Symbol" w:hint="default"/>
+        <w:sz w:val="20"/>
+      </w:rPr>
+    </w:lvl>
+    <w:lvl w:ilvl="1" w:tentative="1">
+      <w:start w:val="1"/>
+      <w:numFmt w:val="bullet"/>
+      <w:lvlText w:val="o"/>
+      <w:lvlJc w:val="left"/>
+      <w:pPr>
+        <w:tabs>
+          <w:tab w:val="num" w:pos="1440"/>
+        </w:tabs>
+        <w:ind w:left="1440" w:hanging="360"/>
+      </w:pPr>
+      <w:rPr>
+        <w:rFonts w:ascii="Courier New" w:hAnsi="Courier New" w:hint="default"/>
+        <w:sz w:val="20"/>
+      </w:rPr>
+    </w:lvl>
+    <w:lvl w:ilvl="2" w:tentative="1">
+      <w:start w:val="1"/>
+      <w:numFmt w:val="bullet"/>
+      <w:lvlText w:val=""/>
+      <w:lvlJc w:val="left"/>
+      <w:pPr>
+        <w:tabs>
+          <w:tab w:val="num" w:pos="2160"/>
+        </w:tabs>
+        <w:ind w:left="2160" w:hanging="360"/>
+      </w:pPr>
+      <w:rPr>
+        <w:rFonts w:ascii="Wingdings" w:hAnsi="Wingdings" w:hint="default"/>
+        <w:sz w:val="20"/>
+      </w:rPr>
+    </w:lvl>
+    <w:lvl w:ilvl="3" w:tentative="1">
+      <w:start w:val="1"/>
+      <w:numFmt w:val="bullet"/>
+      <w:lvlText w:val=""/>
+      <w:lvlJc w:val="left"/>
+      <w:pPr>
+        <w:tabs>
+          <w:tab w:val="num" w:pos="2880"/>
+        </w:tabs>
+        <w:ind w:left="2880" w:hanging="360"/>
+      </w:pPr>
+      <w:rPr>
+        <w:rFonts w:ascii="Wingdings" w:hAnsi="Wingdings" w:hint="default"/>
+        <w:sz w:val="20"/>
+      </w:rPr>
+    </w:lvl>
+    <w:lvl w:ilvl="4" w:tentative="1">
+      <w:start w:val="1"/>
+      <w:numFmt w:val="bullet"/>
+      <w:lvlText w:val=""/>
+      <w:lvlJc w:val="left"/>
+      <w:pPr>
+        <w:tabs>
+          <w:tab w:val="num" w:pos="3600"/>
+        </w:tabs>
+        <w:ind w:left="3600" w:hanging="360"/>
+      </w:pPr>
+      <w:rPr>
+        <w:rFonts w:ascii="Wingdings" w:hAnsi="Wingdings" w:hint="default"/>
+        <w:sz w:val="20"/>
+      </w:rPr>
+    </w:lvl>
+    <w:lvl w:ilvl="5" w:tentative="1">
+      <w:start w:val="1"/>
+      <w:numFmt w:val="bullet"/>
+      <w:lvlText w:val=""/>
+      <w:lvlJc w:val="left"/>
+      <w:pPr>
+        <w:tabs>
+          <w:tab w:val="num" w:pos="4320"/>
+        </w:tabs>
+        <w:ind w:left="4320" w:hanging="360"/>
+      </w:pPr>
+      <w:rPr>
+        <w:rFonts w:ascii="Wingdings" w:hAnsi="Wingdings" w:hint="default"/>
+        <w:sz w:val="20"/>
+      </w:rPr>
+    </w:lvl>
+    <w:lvl w:ilvl="6" w:tentative="1">
+      <w:start w:val="1"/>
+      <w:numFmt w:val="bullet"/>
+      <w:lvlText w:val=""/>
+      <w:lvlJc w:val="left"/>
+      <w:pPr>
+        <w:tabs>
+          <w:tab w:val="num" w:pos="5040"/>
+        </w:tabs>
+        <w:ind w:left="5040" w:hanging="360"/>
+      </w:pPr>
+      <w:rPr>
+        <w:rFonts w:ascii="Wingdings" w:hAnsi="Wingdings" w:hint="default"/>
+        <w:sz w:val="20"/>
+      </w:rPr>
+    </w:lvl>
+    <w:lvl w:ilvl="7" w:tentative="1">
+      <w:start w:val="1"/>
+      <w:numFmt w:val="bullet"/>
+      <w:lvlText w:val=""/>
+      <w:lvlJc w:val="left"/>
+      <w:pPr>
+        <w:tabs>
+          <w:tab w:val="num" w:pos="5760"/>
+        </w:tabs>
+        <w:ind w:left="5760" w:hanging="360"/>
+      </w:pPr>
+      <w:rPr>
+        <w:rFonts w:ascii="Wingdings" w:hAnsi="Wingdings" w:hint="default"/>
+        <w:sz w:val="20"/>
+      </w:rPr>
+    </w:lvl>
+    <w:lvl w:ilvl="8" w:tentative="1">
+      <w:start w:val="1"/>
+      <w:numFmt w:val="bullet"/>
+      <w:lvlText w:val=""/>
+      <w:lvlJc w:val="left"/>
+      <w:pPr>
+        <w:tabs>
+          <w:tab w:val="num" w:pos="6480"/>
+        </w:tabs>
+        <w:ind w:left="6480" w:hanging="360"/>
+      </w:pPr>
+      <w:rPr>
+        <w:rFonts w:ascii="Wingdings" w:hAnsi="Wingdings" w:hint="default"/>
+        <w:sz w:val="20"/>
+      </w:rPr>
+    </w:lvl>
+  </w:abstractNum>
+  <w:abstractNum w:abstractNumId="63" w15:restartNumberingAfterBreak="0">
     <w:nsid w:val="6671516D"/>
     <w:multiLevelType w:val="multilevel"/>
     <w:tmpl w:val="0046C33E"/>
@@ -37207,7 +38968,7 @@
       </w:rPr>
     </w:lvl>
   </w:abstractNum>
-  <w:abstractNum w:abstractNumId="62" w15:restartNumberingAfterBreak="0">
+  <w:abstractNum w:abstractNumId="64" w15:restartNumberingAfterBreak="0">
     <w:nsid w:val="66CA2593"/>
     <w:multiLevelType w:val="multilevel"/>
     <w:tmpl w:val="73366128"/>
@@ -37356,7 +39117,7 @@
       </w:rPr>
     </w:lvl>
   </w:abstractNum>
-  <w:abstractNum w:abstractNumId="63" w15:restartNumberingAfterBreak="0">
+  <w:abstractNum w:abstractNumId="65" w15:restartNumberingAfterBreak="0">
     <w:nsid w:val="69634C36"/>
     <w:multiLevelType w:val="multilevel"/>
     <w:tmpl w:val="0D66857A"/>
@@ -37505,7 +39266,7 @@
       </w:rPr>
     </w:lvl>
   </w:abstractNum>
-  <w:abstractNum w:abstractNumId="64" w15:restartNumberingAfterBreak="0">
+  <w:abstractNum w:abstractNumId="66" w15:restartNumberingAfterBreak="0">
     <w:nsid w:val="6ADF40A2"/>
     <w:multiLevelType w:val="hybridMultilevel"/>
     <w:tmpl w:val="7CD4347E"/>
@@ -37565,7 +39326,7 @@
       <w:lvlJc w:val="left"/>
     </w:lvl>
   </w:abstractNum>
-  <w:abstractNum w:abstractNumId="65" w15:restartNumberingAfterBreak="0">
+  <w:abstractNum w:abstractNumId="67" w15:restartNumberingAfterBreak="0">
     <w:nsid w:val="6B1544C7"/>
     <w:multiLevelType w:val="hybridMultilevel"/>
     <w:tmpl w:val="A85EAE46"/>
@@ -37625,7 +39386,7 @@
       <w:lvlJc w:val="left"/>
     </w:lvl>
   </w:abstractNum>
-  <w:abstractNum w:abstractNumId="66" w15:restartNumberingAfterBreak="0">
+  <w:abstractNum w:abstractNumId="68" w15:restartNumberingAfterBreak="0">
     <w:nsid w:val="6CE43E9C"/>
     <w:multiLevelType w:val="multilevel"/>
     <w:tmpl w:val="45041758"/>
@@ -37774,7 +39535,7 @@
       </w:rPr>
     </w:lvl>
   </w:abstractNum>
-  <w:abstractNum w:abstractNumId="67" w15:restartNumberingAfterBreak="0">
+  <w:abstractNum w:abstractNumId="69" w15:restartNumberingAfterBreak="0">
     <w:nsid w:val="6D58147E"/>
     <w:multiLevelType w:val="multilevel"/>
     <w:tmpl w:val="A4ACE306"/>
@@ -37923,7 +39684,7 @@
       </w:rPr>
     </w:lvl>
   </w:abstractNum>
-  <w:abstractNum w:abstractNumId="68" w15:restartNumberingAfterBreak="0">
+  <w:abstractNum w:abstractNumId="70" w15:restartNumberingAfterBreak="0">
     <w:nsid w:val="6DC15FDD"/>
     <w:multiLevelType w:val="multilevel"/>
     <w:tmpl w:val="D414AC88"/>
@@ -38072,7 +39833,7 @@
       </w:rPr>
     </w:lvl>
   </w:abstractNum>
-  <w:abstractNum w:abstractNumId="69" w15:restartNumberingAfterBreak="0">
+  <w:abstractNum w:abstractNumId="71" w15:restartNumberingAfterBreak="0">
     <w:nsid w:val="6E841668"/>
     <w:multiLevelType w:val="multilevel"/>
     <w:tmpl w:val="9752B2C8"/>
@@ -38221,7 +39982,7 @@
       </w:rPr>
     </w:lvl>
   </w:abstractNum>
-  <w:abstractNum w:abstractNumId="70" w15:restartNumberingAfterBreak="0">
+  <w:abstractNum w:abstractNumId="72" w15:restartNumberingAfterBreak="0">
     <w:nsid w:val="6F68273E"/>
     <w:multiLevelType w:val="multilevel"/>
     <w:tmpl w:val="63563E86"/>
@@ -38370,7 +40131,7 @@
       </w:rPr>
     </w:lvl>
   </w:abstractNum>
-  <w:abstractNum w:abstractNumId="71" w15:restartNumberingAfterBreak="0">
+  <w:abstractNum w:abstractNumId="73" w15:restartNumberingAfterBreak="0">
     <w:nsid w:val="70483E7E"/>
     <w:multiLevelType w:val="multilevel"/>
     <w:tmpl w:val="37A629D8"/>
@@ -38519,7 +40280,7 @@
       </w:rPr>
     </w:lvl>
   </w:abstractNum>
-  <w:abstractNum w:abstractNumId="72" w15:restartNumberingAfterBreak="0">
+  <w:abstractNum w:abstractNumId="74" w15:restartNumberingAfterBreak="0">
     <w:nsid w:val="70622B7E"/>
     <w:multiLevelType w:val="multilevel"/>
     <w:tmpl w:val="5790BDAA"/>
@@ -38668,7 +40429,7 @@
       </w:rPr>
     </w:lvl>
   </w:abstractNum>
-  <w:abstractNum w:abstractNumId="73" w15:restartNumberingAfterBreak="0">
+  <w:abstractNum w:abstractNumId="75" w15:restartNumberingAfterBreak="0">
     <w:nsid w:val="70FC457D"/>
     <w:multiLevelType w:val="hybridMultilevel"/>
     <w:tmpl w:val="FDB47854"/>
@@ -38728,7 +40489,7 @@
       <w:lvlJc w:val="left"/>
     </w:lvl>
   </w:abstractNum>
-  <w:abstractNum w:abstractNumId="74" w15:restartNumberingAfterBreak="0">
+  <w:abstractNum w:abstractNumId="76" w15:restartNumberingAfterBreak="0">
     <w:nsid w:val="721D0539"/>
     <w:multiLevelType w:val="hybridMultilevel"/>
     <w:tmpl w:val="F330FFEE"/>
@@ -38785,7 +40546,7 @@
       <w:lvlJc w:val="left"/>
     </w:lvl>
   </w:abstractNum>
-  <w:abstractNum w:abstractNumId="75" w15:restartNumberingAfterBreak="0">
+  <w:abstractNum w:abstractNumId="77" w15:restartNumberingAfterBreak="0">
     <w:nsid w:val="72242E30"/>
     <w:multiLevelType w:val="hybridMultilevel"/>
     <w:tmpl w:val="6C940A9C"/>
@@ -38845,7 +40606,7 @@
       <w:lvlJc w:val="left"/>
     </w:lvl>
   </w:abstractNum>
-  <w:abstractNum w:abstractNumId="76" w15:restartNumberingAfterBreak="0">
+  <w:abstractNum w:abstractNumId="78" w15:restartNumberingAfterBreak="0">
     <w:nsid w:val="74A65CBC"/>
     <w:multiLevelType w:val="multilevel"/>
     <w:tmpl w:val="D19248C2"/>
@@ -38994,7 +40755,7 @@
       </w:rPr>
     </w:lvl>
   </w:abstractNum>
-  <w:abstractNum w:abstractNumId="77" w15:restartNumberingAfterBreak="0">
+  <w:abstractNum w:abstractNumId="79" w15:restartNumberingAfterBreak="0">
     <w:nsid w:val="76B55D28"/>
     <w:multiLevelType w:val="multilevel"/>
     <w:tmpl w:val="1D5EFBCA"/>
@@ -39107,7 +40868,7 @@
       </w:pPr>
     </w:lvl>
   </w:abstractNum>
-  <w:abstractNum w:abstractNumId="78" w15:restartNumberingAfterBreak="0">
+  <w:abstractNum w:abstractNumId="80" w15:restartNumberingAfterBreak="0">
     <w:nsid w:val="773C028C"/>
     <w:multiLevelType w:val="hybridMultilevel"/>
     <w:tmpl w:val="C04CA522"/>
@@ -39167,7 +40928,7 @@
       <w:lvlJc w:val="left"/>
     </w:lvl>
   </w:abstractNum>
-  <w:abstractNum w:abstractNumId="79" w15:restartNumberingAfterBreak="0">
+  <w:abstractNum w:abstractNumId="81" w15:restartNumberingAfterBreak="0">
     <w:nsid w:val="774E37E8"/>
     <w:multiLevelType w:val="hybridMultilevel"/>
     <w:tmpl w:val="021E863C"/>
@@ -39227,7 +40988,7 @@
       <w:lvlJc w:val="left"/>
     </w:lvl>
   </w:abstractNum>
-  <w:abstractNum w:abstractNumId="80" w15:restartNumberingAfterBreak="0">
+  <w:abstractNum w:abstractNumId="82" w15:restartNumberingAfterBreak="0">
     <w:nsid w:val="779C6860"/>
     <w:multiLevelType w:val="multilevel"/>
     <w:tmpl w:val="E5F45E1E"/>
@@ -39376,7 +41137,7 @@
       </w:rPr>
     </w:lvl>
   </w:abstractNum>
-  <w:abstractNum w:abstractNumId="81" w15:restartNumberingAfterBreak="0">
+  <w:abstractNum w:abstractNumId="83" w15:restartNumberingAfterBreak="0">
     <w:nsid w:val="77E31144"/>
     <w:multiLevelType w:val="hybridMultilevel"/>
     <w:tmpl w:val="31E466AE"/>
@@ -39436,7 +41197,7 @@
       <w:lvlJc w:val="left"/>
     </w:lvl>
   </w:abstractNum>
-  <w:abstractNum w:abstractNumId="82" w15:restartNumberingAfterBreak="0">
+  <w:abstractNum w:abstractNumId="84" w15:restartNumberingAfterBreak="0">
     <w:nsid w:val="7954649B"/>
     <w:multiLevelType w:val="multilevel"/>
     <w:tmpl w:val="AB64B034"/>
@@ -39585,7 +41346,7 @@
       </w:rPr>
     </w:lvl>
   </w:abstractNum>
-  <w:abstractNum w:abstractNumId="83" w15:restartNumberingAfterBreak="0">
+  <w:abstractNum w:abstractNumId="85" w15:restartNumberingAfterBreak="0">
     <w:nsid w:val="7BCD37FC"/>
     <w:multiLevelType w:val="multilevel"/>
     <w:tmpl w:val="1F1A9EEA"/>
@@ -39734,7 +41495,7 @@
       </w:rPr>
     </w:lvl>
   </w:abstractNum>
-  <w:abstractNum w:abstractNumId="84" w15:restartNumberingAfterBreak="0">
+  <w:abstractNum w:abstractNumId="86" w15:restartNumberingAfterBreak="0">
     <w:nsid w:val="7C675CD1"/>
     <w:multiLevelType w:val="multilevel"/>
     <w:tmpl w:val="11B4A052"/>
@@ -39883,7 +41644,7 @@
       </w:rPr>
     </w:lvl>
   </w:abstractNum>
-  <w:abstractNum w:abstractNumId="85" w15:restartNumberingAfterBreak="0">
+  <w:abstractNum w:abstractNumId="87" w15:restartNumberingAfterBreak="0">
     <w:nsid w:val="7C7C7E4E"/>
     <w:multiLevelType w:val="multilevel"/>
     <w:tmpl w:val="AEE29C08"/>
@@ -40032,7 +41793,7 @@
       </w:rPr>
     </w:lvl>
   </w:abstractNum>
-  <w:abstractNum w:abstractNumId="86" w15:restartNumberingAfterBreak="0">
+  <w:abstractNum w:abstractNumId="88" w15:restartNumberingAfterBreak="0">
     <w:nsid w:val="7D113A3E"/>
     <w:multiLevelType w:val="multilevel"/>
     <w:tmpl w:val="45ECF012"/>
@@ -40181,7 +41942,7 @@
       </w:rPr>
     </w:lvl>
   </w:abstractNum>
-  <w:abstractNum w:abstractNumId="87" w15:restartNumberingAfterBreak="0">
+  <w:abstractNum w:abstractNumId="89" w15:restartNumberingAfterBreak="0">
     <w:nsid w:val="7D296E9D"/>
     <w:multiLevelType w:val="hybridMultilevel"/>
     <w:tmpl w:val="9EF8FA7A"/>
@@ -40241,7 +42002,7 @@
       <w:lvlJc w:val="left"/>
     </w:lvl>
   </w:abstractNum>
-  <w:abstractNum w:abstractNumId="88" w15:restartNumberingAfterBreak="0">
+  <w:abstractNum w:abstractNumId="90" w15:restartNumberingAfterBreak="0">
     <w:nsid w:val="7D5034C4"/>
     <w:multiLevelType w:val="hybridMultilevel"/>
     <w:tmpl w:val="21E2241E"/>
@@ -40301,7 +42062,7 @@
       <w:lvlJc w:val="left"/>
     </w:lvl>
   </w:abstractNum>
-  <w:abstractNum w:abstractNumId="89" w15:restartNumberingAfterBreak="0">
+  <w:abstractNum w:abstractNumId="91" w15:restartNumberingAfterBreak="0">
     <w:nsid w:val="7F7446CB"/>
     <w:multiLevelType w:val="hybridMultilevel"/>
     <w:tmpl w:val="42B22F14"/>
@@ -40371,10 +42132,10 @@
     <w:abstractNumId w:val="15"/>
   </w:num>
   <w:num w:numId="4" w16cid:durableId="1211763264">
-    <w:abstractNumId w:val="56"/>
+    <w:abstractNumId w:val="57"/>
   </w:num>
   <w:num w:numId="5" w16cid:durableId="1462068139">
-    <w:abstractNumId w:val="64"/>
+    <w:abstractNumId w:val="66"/>
   </w:num>
   <w:num w:numId="6" w16cid:durableId="1686446181">
     <w:abstractNumId w:val="31"/>
@@ -40383,7 +42144,7 @@
     <w:abstractNumId w:val="8"/>
   </w:num>
   <w:num w:numId="8" w16cid:durableId="863325529">
-    <w:abstractNumId w:val="53"/>
+    <w:abstractNumId w:val="54"/>
   </w:num>
   <w:num w:numId="9" w16cid:durableId="1989090744">
     <w:abstractNumId w:val="2"/>
@@ -40395,34 +42156,34 @@
     <w:abstractNumId w:val="37"/>
   </w:num>
   <w:num w:numId="12" w16cid:durableId="1247808595">
-    <w:abstractNumId w:val="65"/>
+    <w:abstractNumId w:val="67"/>
   </w:num>
   <w:num w:numId="13" w16cid:durableId="1857231222">
-    <w:abstractNumId w:val="87"/>
+    <w:abstractNumId w:val="89"/>
   </w:num>
   <w:num w:numId="14" w16cid:durableId="201749788">
-    <w:abstractNumId w:val="81"/>
+    <w:abstractNumId w:val="83"/>
   </w:num>
   <w:num w:numId="15" w16cid:durableId="2040467673">
-    <w:abstractNumId w:val="51"/>
+    <w:abstractNumId w:val="52"/>
   </w:num>
   <w:num w:numId="16" w16cid:durableId="1191800752">
-    <w:abstractNumId w:val="74"/>
+    <w:abstractNumId w:val="76"/>
   </w:num>
   <w:num w:numId="17" w16cid:durableId="447550818">
     <w:abstractNumId w:val="50"/>
   </w:num>
   <w:num w:numId="18" w16cid:durableId="1015426947">
-    <w:abstractNumId w:val="54"/>
+    <w:abstractNumId w:val="55"/>
   </w:num>
   <w:num w:numId="19" w16cid:durableId="1175654722">
     <w:abstractNumId w:val="48"/>
   </w:num>
   <w:num w:numId="20" w16cid:durableId="1004740887">
-    <w:abstractNumId w:val="89"/>
+    <w:abstractNumId w:val="91"/>
   </w:num>
   <w:num w:numId="21" w16cid:durableId="508102246">
-    <w:abstractNumId w:val="75"/>
+    <w:abstractNumId w:val="77"/>
   </w:num>
   <w:num w:numId="22" w16cid:durableId="1734161726">
     <w:abstractNumId w:val="12"/>
@@ -40434,7 +42195,7 @@
     <w:abstractNumId w:val="14"/>
   </w:num>
   <w:num w:numId="25" w16cid:durableId="1386173938">
-    <w:abstractNumId w:val="78"/>
+    <w:abstractNumId w:val="80"/>
   </w:num>
   <w:num w:numId="26" w16cid:durableId="1684742648">
     <w:abstractNumId w:val="30"/>
@@ -40452,7 +42213,7 @@
     <w:abstractNumId w:val="33"/>
   </w:num>
   <w:num w:numId="31" w16cid:durableId="1379625527">
-    <w:abstractNumId w:val="73"/>
+    <w:abstractNumId w:val="75"/>
   </w:num>
   <w:num w:numId="32" w16cid:durableId="86972543">
     <w:abstractNumId w:val="27"/>
@@ -40461,13 +42222,13 @@
     <w:abstractNumId w:val="4"/>
   </w:num>
   <w:num w:numId="34" w16cid:durableId="1803032271">
-    <w:abstractNumId w:val="79"/>
+    <w:abstractNumId w:val="81"/>
   </w:num>
   <w:num w:numId="35" w16cid:durableId="395861266">
     <w:abstractNumId w:val="1"/>
   </w:num>
   <w:num w:numId="36" w16cid:durableId="2074546157">
-    <w:abstractNumId w:val="88"/>
+    <w:abstractNumId w:val="90"/>
   </w:num>
   <w:num w:numId="37" w16cid:durableId="362363389">
     <w:abstractNumId w:val="32"/>
@@ -40479,28 +42240,28 @@
     <w:abstractNumId w:val="26"/>
   </w:num>
   <w:num w:numId="40" w16cid:durableId="1001080646">
-    <w:abstractNumId w:val="68"/>
+    <w:abstractNumId w:val="70"/>
   </w:num>
   <w:num w:numId="41" w16cid:durableId="576791612">
     <w:abstractNumId w:val="34"/>
   </w:num>
   <w:num w:numId="42" w16cid:durableId="4721499">
-    <w:abstractNumId w:val="67"/>
+    <w:abstractNumId w:val="69"/>
   </w:num>
   <w:num w:numId="43" w16cid:durableId="1988627610">
-    <w:abstractNumId w:val="76"/>
+    <w:abstractNumId w:val="78"/>
   </w:num>
   <w:num w:numId="44" w16cid:durableId="1774550333">
-    <w:abstractNumId w:val="61"/>
+    <w:abstractNumId w:val="63"/>
   </w:num>
   <w:num w:numId="45" w16cid:durableId="1219167877">
-    <w:abstractNumId w:val="66"/>
+    <w:abstractNumId w:val="68"/>
   </w:num>
   <w:num w:numId="46" w16cid:durableId="1096829520">
-    <w:abstractNumId w:val="80"/>
+    <w:abstractNumId w:val="82"/>
   </w:num>
   <w:num w:numId="47" w16cid:durableId="98527075">
-    <w:abstractNumId w:val="86"/>
+    <w:abstractNumId w:val="88"/>
   </w:num>
   <w:num w:numId="48" w16cid:durableId="1460034690">
     <w:abstractNumId w:val="38"/>
@@ -40524,13 +42285,13 @@
     <w:abstractNumId w:val="3"/>
   </w:num>
   <w:num w:numId="55" w16cid:durableId="523398110">
-    <w:abstractNumId w:val="63"/>
+    <w:abstractNumId w:val="65"/>
   </w:num>
   <w:num w:numId="56" w16cid:durableId="687172811">
-    <w:abstractNumId w:val="72"/>
+    <w:abstractNumId w:val="74"/>
   </w:num>
   <w:num w:numId="57" w16cid:durableId="1943876638">
-    <w:abstractNumId w:val="60"/>
+    <w:abstractNumId w:val="61"/>
   </w:num>
   <w:num w:numId="58" w16cid:durableId="1783568065">
     <w:abstractNumId w:val="11"/>
@@ -40542,7 +42303,7 @@
     <w:abstractNumId w:val="46"/>
   </w:num>
   <w:num w:numId="61" w16cid:durableId="1131440288">
-    <w:abstractNumId w:val="85"/>
+    <w:abstractNumId w:val="87"/>
   </w:num>
   <w:num w:numId="62" w16cid:durableId="1007828304">
     <w:abstractNumId w:val="24"/>
@@ -40551,13 +42312,13 @@
     <w:abstractNumId w:val="36"/>
   </w:num>
   <w:num w:numId="64" w16cid:durableId="483937537">
-    <w:abstractNumId w:val="59"/>
+    <w:abstractNumId w:val="60"/>
   </w:num>
   <w:num w:numId="65" w16cid:durableId="1971013811">
     <w:abstractNumId w:val="28"/>
   </w:num>
   <w:num w:numId="66" w16cid:durableId="1283684481">
-    <w:abstractNumId w:val="84"/>
+    <w:abstractNumId w:val="86"/>
   </w:num>
   <w:num w:numId="67" w16cid:durableId="1552645064">
     <w:abstractNumId w:val="0"/>
@@ -40569,13 +42330,13 @@
     <w:abstractNumId w:val="7"/>
   </w:num>
   <w:num w:numId="70" w16cid:durableId="1862011258">
-    <w:abstractNumId w:val="58"/>
+    <w:abstractNumId w:val="59"/>
   </w:num>
   <w:num w:numId="71" w16cid:durableId="466241975">
     <w:abstractNumId w:val="43"/>
   </w:num>
   <w:num w:numId="72" w16cid:durableId="1351761930">
-    <w:abstractNumId w:val="62"/>
+    <w:abstractNumId w:val="64"/>
   </w:num>
   <w:num w:numId="73" w16cid:durableId="654535262">
     <w:abstractNumId w:val="35"/>
@@ -40593,28 +42354,28 @@
     <w:abstractNumId w:val="9"/>
   </w:num>
   <w:num w:numId="78" w16cid:durableId="1188064252">
-    <w:abstractNumId w:val="77"/>
+    <w:abstractNumId w:val="79"/>
   </w:num>
   <w:num w:numId="79" w16cid:durableId="881480747">
     <w:abstractNumId w:val="17"/>
   </w:num>
   <w:num w:numId="80" w16cid:durableId="1446269284">
-    <w:abstractNumId w:val="57"/>
+    <w:abstractNumId w:val="58"/>
   </w:num>
   <w:num w:numId="81" w16cid:durableId="490215952">
-    <w:abstractNumId w:val="52"/>
+    <w:abstractNumId w:val="53"/>
   </w:num>
   <w:num w:numId="82" w16cid:durableId="1263143578">
-    <w:abstractNumId w:val="70"/>
+    <w:abstractNumId w:val="72"/>
   </w:num>
   <w:num w:numId="83" w16cid:durableId="1898083138">
-    <w:abstractNumId w:val="82"/>
+    <w:abstractNumId w:val="84"/>
   </w:num>
   <w:num w:numId="84" w16cid:durableId="540288230">
-    <w:abstractNumId w:val="69"/>
+    <w:abstractNumId w:val="71"/>
   </w:num>
   <w:num w:numId="85" w16cid:durableId="1465808764">
-    <w:abstractNumId w:val="71"/>
+    <w:abstractNumId w:val="73"/>
   </w:num>
   <w:num w:numId="86" w16cid:durableId="550113423">
     <w:abstractNumId w:val="47"/>
@@ -40626,10 +42387,16 @@
     <w:abstractNumId w:val="6"/>
   </w:num>
   <w:num w:numId="89" w16cid:durableId="388919883">
-    <w:abstractNumId w:val="55"/>
+    <w:abstractNumId w:val="56"/>
   </w:num>
   <w:num w:numId="90" w16cid:durableId="88233525">
-    <w:abstractNumId w:val="83"/>
+    <w:abstractNumId w:val="85"/>
+  </w:num>
+  <w:num w:numId="91" w16cid:durableId="1636593807">
+    <w:abstractNumId w:val="51"/>
+  </w:num>
+  <w:num w:numId="92" w16cid:durableId="1591112976">
+    <w:abstractNumId w:val="62"/>
   </w:num>
   <w:numIdMacAtCleanup w:val="84"/>
 </w:numbering>
@@ -41097,7 +42864,6 @@
   <w:style w:type="character" w:default="1" w:styleId="DefaultParagraphFont">
     <w:name w:val="Default Paragraph Font"/>
     <w:uiPriority w:val="1"/>
-    <w:semiHidden/>
     <w:unhideWhenUsed/>
   </w:style>
   <w:style w:type="table" w:default="1" w:styleId="TableNormal">

--- a/SQL Learning Guide Book.docx
+++ b/SQL Learning Guide Book.docx
@@ -9692,11 +9692,27 @@
       <w:r>
         <w:rPr>
           <w:b/>
+          <w:highlight w:val="cyan"/>
         </w:rPr>
         <w:t>foreign keys</w:t>
       </w:r>
       <w:r>
-        <w:t xml:space="preserve"> - columns that reference another table's primary key.</w:t>
+        <w:rPr>
+          <w:highlight w:val="cyan"/>
+        </w:rPr>
+        <w:t xml:space="preserve"> - columns that reference</w:t>
+      </w:r>
+      <w:r>
+        <w:t xml:space="preserve"> another </w:t>
+      </w:r>
+      <w:r>
+        <w:rPr>
+          <w:highlight w:val="cyan"/>
+        </w:rPr>
+        <w:t>table's primary key</w:t>
+      </w:r>
+      <w:r>
+        <w:t>.</w:t>
       </w:r>
     </w:p>
     <w:p>
@@ -9929,7 +9945,13 @@
         <w:spacing w:after="210"/>
       </w:pPr>
       <w:r>
-        <w:t>Returns ALL rows from the left table, plus matching rows from the right table. Non-matching right table rows show NULL.</w:t>
+        <w:t xml:space="preserve">Returns ALL rows from the left table, plus matching rows from the right table. </w:t>
+      </w:r>
+      <w:r>
+        <w:rPr>
+          <w:highlight w:val="cyan"/>
+        </w:rPr>
+        <w:t>Non-matching right table rows show NULL.</w:t>
       </w:r>
     </w:p>
     <w:p>
@@ -10403,7 +10425,7 @@
     </w:p>
     <w:p>
       <w:pPr>
-        <w:spacing w:after="210"/>
+        <w:spacing w:after="0"/>
       </w:pPr>
       <w:r>
         <w:t>SELECT</w:t>
@@ -10444,15 +10466,14 @@
         <w:br/>
         <w:t>FROM employees e</w:t>
       </w:r>
-      <w:r>
-        <w:br/>
-      </w:r>
-      <w:r>
+    </w:p>
+    <w:p>
+      <w:pPr>
+        <w:spacing w:after="0"/>
         <w:rPr>
           <w:rFonts w:eastAsia="Georgia" w:hAnsi="Georgia" w:cs="Georgia"/>
         </w:rPr>
-        <w:t>INNER JOIN departments d ON e.department_id = d.department_id</w:t>
-      </w:r>
+      </w:pPr>
       <w:r>
         <w:br/>
       </w:r>
@@ -10460,7 +10481,49 @@
         <w:rPr>
           <w:rFonts w:eastAsia="Georgia" w:hAnsi="Georgia" w:cs="Georgia"/>
         </w:rPr>
-        <w:t>INNER JOIN projects p ON e.employee_id = p.employee_id;</w:t>
+        <w:t xml:space="preserve">INNER JOIN departments d </w:t>
+      </w:r>
+    </w:p>
+    <w:p>
+      <w:pPr>
+        <w:spacing w:after="0"/>
+        <w:rPr>
+          <w:rFonts w:eastAsia="Georgia" w:hAnsi="Georgia" w:cs="Georgia"/>
+        </w:rPr>
+      </w:pPr>
+      <w:r>
+        <w:rPr>
+          <w:rFonts w:eastAsia="Georgia" w:hAnsi="Georgia" w:cs="Georgia"/>
+        </w:rPr>
+        <w:t>ON e.department_id = d.department_id</w:t>
+      </w:r>
+    </w:p>
+    <w:p>
+      <w:pPr>
+        <w:spacing w:after="0"/>
+        <w:rPr>
+          <w:rFonts w:eastAsia="Georgia" w:hAnsi="Georgia" w:cs="Georgia"/>
+        </w:rPr>
+      </w:pPr>
+      <w:r>
+        <w:br/>
+      </w:r>
+      <w:r>
+        <w:rPr>
+          <w:rFonts w:eastAsia="Georgia" w:hAnsi="Georgia" w:cs="Georgia"/>
+        </w:rPr>
+        <w:t xml:space="preserve">INNER JOIN projects p </w:t>
+      </w:r>
+    </w:p>
+    <w:p>
+      <w:pPr>
+        <w:spacing w:after="0"/>
+      </w:pPr>
+      <w:r>
+        <w:rPr>
+          <w:rFonts w:eastAsia="Georgia" w:hAnsi="Georgia" w:cs="Georgia"/>
+        </w:rPr>
+        <w:t>ON e.employee_id = p.employee_id;</w:t>
       </w:r>
     </w:p>
     <w:p>
@@ -10670,7 +10733,35 @@
           <w:rFonts w:asciiTheme="minorHAnsi" w:cstheme="minorHAnsi"/>
         </w:rPr>
         <w:br/>
-        <w:t>WHERE salary &gt; (SELECT AVG(salary) FROM employees);</w:t>
+        <w:t>WHERE salary &gt; (</w:t>
+      </w:r>
+    </w:p>
+    <w:p>
+      <w:pPr>
+        <w:spacing w:after="210"/>
+        <w:rPr>
+          <w:rFonts w:asciiTheme="minorHAnsi" w:cstheme="minorHAnsi"/>
+        </w:rPr>
+      </w:pPr>
+      <w:r>
+        <w:rPr>
+          <w:rFonts w:asciiTheme="minorHAnsi" w:cstheme="minorHAnsi"/>
+        </w:rPr>
+        <w:t>SELECT AVG(salary) FROM employees</w:t>
+      </w:r>
+    </w:p>
+    <w:p>
+      <w:pPr>
+        <w:spacing w:after="210"/>
+        <w:rPr>
+          <w:rFonts w:asciiTheme="minorHAnsi" w:cstheme="minorHAnsi"/>
+        </w:rPr>
+      </w:pPr>
+      <w:r>
+        <w:rPr>
+          <w:rFonts w:asciiTheme="minorHAnsi" w:cstheme="minorHAnsi"/>
+        </w:rPr>
+        <w:t>);</w:t>
       </w:r>
     </w:p>
     <w:p>
@@ -10746,7 +10837,20 @@
         <w:rPr>
           <w:rFonts w:asciiTheme="minorHAnsi" w:eastAsia="Georgia" w:cstheme="minorHAnsi"/>
         </w:rPr>
-        <w:t>WHERE department_id IN</w:t>
+        <w:t>WHERE department_id IN(SELECT department_id</w:t>
+      </w:r>
+      <w:r>
+        <w:rPr>
+          <w:rFonts w:asciiTheme="minorHAnsi" w:cstheme="minorHAnsi"/>
+        </w:rPr>
+        <w:br/>
+      </w:r>
+      <w:r>
+        <w:rPr>
+          <w:rFonts w:asciiTheme="minorHAnsi" w:cstheme="minorHAnsi"/>
+        </w:rPr>
+        <w:lastRenderedPageBreak/>
+        <w:t>FROM employees</w:t>
       </w:r>
       <w:r>
         <w:rPr>
@@ -10758,25 +10862,6 @@
         <w:rPr>
           <w:rFonts w:asciiTheme="minorHAnsi" w:eastAsia="Georgia" w:cstheme="minorHAnsi"/>
         </w:rPr>
-        <w:t>(SELECT department_id</w:t>
-      </w:r>
-      <w:r>
-        <w:rPr>
-          <w:rFonts w:asciiTheme="minorHAnsi" w:cstheme="minorHAnsi"/>
-        </w:rPr>
-        <w:br/>
-        <w:t>FROM employees</w:t>
-      </w:r>
-      <w:r>
-        <w:rPr>
-          <w:rFonts w:asciiTheme="minorHAnsi" w:cstheme="minorHAnsi"/>
-        </w:rPr>
-        <w:br/>
-      </w:r>
-      <w:r>
-        <w:rPr>
-          <w:rFonts w:asciiTheme="minorHAnsi" w:eastAsia="Georgia" w:cstheme="minorHAnsi"/>
-        </w:rPr>
         <w:t>GROUP BY department_id</w:t>
       </w:r>
       <w:r>
@@ -10807,7 +10892,6 @@
           <w:noProof/>
           <w:lang w:val="en-IN" w:eastAsia="en-IN"/>
         </w:rPr>
-        <w:lastRenderedPageBreak/>
         <w:drawing>
           <wp:inline distT="0" distB="0" distL="0" distR="0" wp14:anchorId="6F02E8DB" wp14:editId="5DAC1437">
             <wp:extent cx="5518150" cy="2118239"/>
@@ -10916,14 +11000,21 @@
           <w:rFonts w:asciiTheme="minorHAnsi" w:cstheme="minorHAnsi"/>
         </w:rPr>
         <w:br/>
-        <w:t>WHERE salary &gt;</w:t>
-      </w:r>
-      <w:r>
-        <w:rPr>
-          <w:rFonts w:asciiTheme="minorHAnsi" w:cstheme="minorHAnsi"/>
-        </w:rPr>
-        <w:br/>
-        <w:t>(SELECT AVG(salary)</w:t>
+        <w:t>WHERE salary &gt;(</w:t>
+      </w:r>
+    </w:p>
+    <w:p>
+      <w:pPr>
+        <w:spacing w:after="210"/>
+        <w:rPr>
+          <w:rFonts w:asciiTheme="minorHAnsi" w:eastAsia="Georgia" w:cstheme="minorHAnsi"/>
+        </w:rPr>
+      </w:pPr>
+      <w:r>
+        <w:rPr>
+          <w:rFonts w:asciiTheme="minorHAnsi" w:cstheme="minorHAnsi"/>
+        </w:rPr>
+        <w:t>SELECT AVG(salary)</w:t>
       </w:r>
       <w:r>
         <w:rPr>
@@ -10942,7 +11033,21 @@
         <w:rPr>
           <w:rFonts w:asciiTheme="minorHAnsi" w:eastAsia="Georgia" w:cstheme="minorHAnsi"/>
         </w:rPr>
-        <w:t>WHERE e2.department_id = e1.department_id);</w:t>
+        <w:t>WHERE e2.department_id = e1.department_id</w:t>
+      </w:r>
+    </w:p>
+    <w:p>
+      <w:pPr>
+        <w:spacing w:after="210"/>
+        <w:rPr>
+          <w:rFonts w:asciiTheme="minorHAnsi" w:cstheme="minorHAnsi"/>
+        </w:rPr>
+      </w:pPr>
+      <w:r>
+        <w:rPr>
+          <w:rFonts w:asciiTheme="minorHAnsi" w:eastAsia="Georgia" w:cstheme="minorHAnsi"/>
+        </w:rPr>
+        <w:t>);</w:t>
       </w:r>
     </w:p>
     <w:p>
@@ -11067,6 +11172,7 @@
       <w:r>
         <w:rPr>
           <w:b/>
+          <w:highlight w:val="magenta"/>
         </w:rPr>
         <w:t>Example 1: Simple CTE</w:t>
       </w:r>
@@ -11082,6 +11188,7 @@
         <w:rPr>
           <w:rFonts w:asciiTheme="minorHAnsi" w:eastAsia="Georgia" w:cstheme="minorHAnsi"/>
         </w:rPr>
+        <w:lastRenderedPageBreak/>
         <w:t>WITH high_earners AS (</w:t>
       </w:r>
       <w:r>
@@ -11146,8 +11253,8 @@
       <w:r>
         <w:rPr>
           <w:b/>
-        </w:rPr>
-        <w:lastRenderedPageBreak/>
+          <w:highlight w:val="magenta"/>
+        </w:rPr>
         <w:t>Example 2: Department Averages CTE</w:t>
       </w:r>
     </w:p>
@@ -11155,14 +11262,27 @@
       <w:pPr>
         <w:spacing w:after="210"/>
         <w:rPr>
-          <w:rFonts w:asciiTheme="minorHAnsi" w:cstheme="minorHAnsi"/>
-        </w:rPr>
-      </w:pPr>
-      <w:r>
-        <w:rPr>
           <w:rFonts w:asciiTheme="minorHAnsi" w:eastAsia="Georgia" w:cstheme="minorHAnsi"/>
         </w:rPr>
-        <w:t>WITH dept_avg AS (</w:t>
+      </w:pPr>
+      <w:r>
+        <w:rPr>
+          <w:rFonts w:asciiTheme="minorHAnsi" w:eastAsia="Georgia" w:cstheme="minorHAnsi"/>
+        </w:rPr>
+        <w:t xml:space="preserve">WITH </w:t>
+      </w:r>
+      <w:r>
+        <w:rPr>
+          <w:rFonts w:asciiTheme="minorHAnsi" w:eastAsia="Georgia" w:cstheme="minorHAnsi"/>
+          <w:highlight w:val="cyan"/>
+        </w:rPr>
+        <w:t>dept_avg</w:t>
+      </w:r>
+      <w:r>
+        <w:rPr>
+          <w:rFonts w:asciiTheme="minorHAnsi" w:eastAsia="Georgia" w:cstheme="minorHAnsi"/>
+        </w:rPr>
+        <w:t xml:space="preserve"> AS (</w:t>
       </w:r>
       <w:r>
         <w:rPr>
@@ -11241,17 +11361,44 @@
         <w:rPr>
           <w:rFonts w:asciiTheme="minorHAnsi" w:eastAsia="Georgia" w:cstheme="minorHAnsi"/>
         </w:rPr>
-        <w:t>JOIN dept_avg da ON e.department_id = da.department_id</w:t>
-      </w:r>
-      <w:r>
-        <w:rPr>
-          <w:rFonts w:asciiTheme="minorHAnsi" w:cstheme="minorHAnsi"/>
-        </w:rPr>
-        <w:br/>
+        <w:t xml:space="preserve">JOIN </w:t>
       </w:r>
       <w:r>
         <w:rPr>
           <w:rFonts w:asciiTheme="minorHAnsi" w:eastAsia="Georgia" w:cstheme="minorHAnsi"/>
+          <w:highlight w:val="cyan"/>
+        </w:rPr>
+        <w:t>dept_avg</w:t>
+      </w:r>
+      <w:r>
+        <w:rPr>
+          <w:rFonts w:asciiTheme="minorHAnsi" w:eastAsia="Georgia" w:cstheme="minorHAnsi"/>
+        </w:rPr>
+        <w:t xml:space="preserve"> da </w:t>
+      </w:r>
+    </w:p>
+    <w:p>
+      <w:pPr>
+        <w:spacing w:after="210"/>
+        <w:rPr>
+          <w:rFonts w:asciiTheme="minorHAnsi" w:cstheme="minorHAnsi"/>
+        </w:rPr>
+      </w:pPr>
+      <w:r>
+        <w:rPr>
+          <w:rFonts w:asciiTheme="minorHAnsi" w:eastAsia="Georgia" w:cstheme="minorHAnsi"/>
+        </w:rPr>
+        <w:t>ON e.department_id = da.department_id</w:t>
+      </w:r>
+      <w:r>
+        <w:rPr>
+          <w:rFonts w:asciiTheme="minorHAnsi" w:cstheme="minorHAnsi"/>
+        </w:rPr>
+        <w:br/>
+      </w:r>
+      <w:r>
+        <w:rPr>
+          <w:rFonts w:asciiTheme="minorHAnsi" w:eastAsia="Georgia" w:cstheme="minorHAnsi"/>
         </w:rPr>
         <w:t>WHERE e.salary &gt; da.avg_sal;</w:t>
       </w:r>
@@ -11263,6 +11410,7 @@
       <w:r>
         <w:rPr>
           <w:b/>
+          <w:highlight w:val="magenta"/>
         </w:rPr>
         <w:t>Example 3: Multiple CTEs</w:t>
       </w:r>
@@ -11385,6 +11533,7 @@
         <w:rPr>
           <w:b/>
           <w:sz w:val="42"/>
+          <w:highlight w:val="magenta"/>
         </w:rPr>
         <w:t>Recursive CTEs</w:t>
       </w:r>
@@ -11561,6 +11710,7 @@
           <w:bCs/>
           <w:lang w:val="en-IN"/>
         </w:rPr>
+        <w:lastRenderedPageBreak/>
         <w:t>Structure of a Recursive CTE</w:t>
       </w:r>
     </w:p>
@@ -11731,7 +11881,6 @@
         <w:rPr>
           <w:lang w:val="en-IN"/>
         </w:rPr>
-        <w:lastRenderedPageBreak/>
         <w:t>WITH RECURSIVE cte_name AS (</w:t>
       </w:r>
       <w:r>
@@ -12299,12 +12448,25 @@
         <w:rPr>
           <w:lang w:val="en-IN"/>
         </w:rPr>
-        <w:t>WITH RECURSIVE emp_hierarchy AS (</w:t>
-      </w:r>
-      <w:r>
-        <w:rPr>
+        <w:t xml:space="preserve">WITH </w:t>
+      </w:r>
+      <w:r>
+        <w:rPr>
+          <w:highlight w:val="cyan"/>
           <w:lang w:val="en-IN"/>
         </w:rPr>
+        <w:t>RECURSIVE</w:t>
+      </w:r>
+      <w:r>
+        <w:rPr>
+          <w:lang w:val="en-IN"/>
+        </w:rPr>
+        <w:t xml:space="preserve"> emp_hierarchy AS (</w:t>
+      </w:r>
+      <w:r>
+        <w:rPr>
+          <w:lang w:val="en-IN"/>
+        </w:rPr>
         <w:br/>
         <w:t xml:space="preserve">    </w:t>
       </w:r>
@@ -12359,6 +12521,7 @@
         <w:rPr>
           <w:lang w:val="en-IN"/>
         </w:rPr>
+        <w:lastRenderedPageBreak/>
         <w:br/>
         <w:t xml:space="preserve">    -- Recursive part</w:t>
       </w:r>
@@ -12436,7 +12599,6 @@
         <w:rPr>
           <w:lang w:val="en-IN"/>
         </w:rPr>
-        <w:lastRenderedPageBreak/>
         <w:pict w14:anchorId="12D7860A">
           <v:rect id="_x0000_i1040" style="width:0;height:1.5pt" o:hralign="center" o:hrstd="t" o:hr="t" fillcolor="#a0a0a0" stroked="f"/>
         </w:pict>
@@ -13299,6 +13461,7 @@
         <w:rPr>
           <w:lang w:val="en-IN"/>
         </w:rPr>
+        <w:lastRenderedPageBreak/>
         <w:pict w14:anchorId="15FF2692">
           <v:rect id="_x0000_i1043" style="width:0;height:1.5pt" o:hralign="center" o:hrstd="t" o:hr="t" fillcolor="#a0a0a0" stroked="f"/>
         </w:pict>
@@ -13695,7 +13858,6 @@
               <w:rPr>
                 <w:lang w:val="en-IN"/>
               </w:rPr>
-              <w:lastRenderedPageBreak/>
               <w:t>4</w:t>
             </w:r>
           </w:p>
@@ -14184,6 +14346,7 @@
         <w:rPr>
           <w:lang w:val="en-IN"/>
         </w:rPr>
+        <w:lastRenderedPageBreak/>
         <w:t>1</w:t>
       </w:r>
       <w:r>
@@ -14316,7 +14479,6 @@
         <w:rPr>
           <w:lang w:val="en-IN"/>
         </w:rPr>
-        <w:lastRenderedPageBreak/>
         <w:t xml:space="preserve">Uses </w:t>
       </w:r>
       <w:r>
@@ -14857,6 +15019,7 @@
         <w:rPr>
           <w:rFonts w:asciiTheme="minorHAnsi" w:cstheme="minorHAnsi"/>
         </w:rPr>
+        <w:lastRenderedPageBreak/>
         <w:t>Only one per table</w:t>
       </w:r>
     </w:p>
@@ -14950,7 +15113,6 @@
         <w:rPr>
           <w:rFonts w:asciiTheme="minorHAnsi" w:cstheme="minorHAnsi"/>
         </w:rPr>
-        <w:lastRenderedPageBreak/>
         <w:t>-- Method 2: Table constraint</w:t>
       </w:r>
       <w:r>
@@ -15307,6 +15469,12 @@
           <w:rFonts w:asciiTheme="minorHAnsi" w:cstheme="minorHAnsi"/>
         </w:rPr>
         <w:br/>
+      </w:r>
+      <w:r>
+        <w:rPr>
+          <w:rFonts w:asciiTheme="minorHAnsi" w:cstheme="minorHAnsi"/>
+        </w:rPr>
+        <w:lastRenderedPageBreak/>
         <w:t>ON DELETE CASCADE -- Delete employee if department deleted</w:t>
       </w:r>
       <w:r>
@@ -15371,7 +15539,6 @@
         <w:rPr>
           <w:rFonts w:asciiTheme="minorHAnsi" w:cstheme="minorHAnsi"/>
         </w:rPr>
-        <w:lastRenderedPageBreak/>
         <w:t>CREATE TABLE employees (</w:t>
       </w:r>
       <w:r>
@@ -15697,38 +15864,64 @@
         <w:rPr>
           <w:rFonts w:asciiTheme="minorHAnsi" w:eastAsia="Georgia" w:cstheme="minorHAnsi"/>
         </w:rPr>
-        <w:t xml:space="preserve">hire_date DATE DEFAULT </w:t>
+        <w:t xml:space="preserve">hire_date DATE </w:t>
       </w:r>
       <w:r>
         <w:rPr>
           <w:rFonts w:asciiTheme="minorHAnsi" w:eastAsia="Georgia" w:cstheme="minorHAnsi"/>
           <w:highlight w:val="cyan"/>
         </w:rPr>
-        <w:t>CURRENT_DATE</w:t>
+        <w:t>DEFAULT</w:t>
       </w:r>
       <w:r>
         <w:rPr>
           <w:rFonts w:asciiTheme="minorHAnsi" w:eastAsia="Georgia" w:cstheme="minorHAnsi"/>
         </w:rPr>
-        <w:t>,</w:t>
-      </w:r>
-      <w:r>
-        <w:rPr>
-          <w:rFonts w:asciiTheme="minorHAnsi" w:cstheme="minorHAnsi"/>
-        </w:rPr>
-        <w:br/>
-      </w:r>
-      <w:r>
-        <w:rPr>
-          <w:rFonts w:asciiTheme="minorHAnsi" w:eastAsia="Georgia" w:cstheme="minorHAnsi"/>
-        </w:rPr>
-        <w:t xml:space="preserve">created_at TIMESTAMP DEFAULT </w:t>
+        <w:t xml:space="preserve"> </w:t>
       </w:r>
       <w:r>
         <w:rPr>
           <w:rFonts w:asciiTheme="minorHAnsi" w:eastAsia="Georgia" w:cstheme="minorHAnsi"/>
           <w:highlight w:val="cyan"/>
         </w:rPr>
+        <w:t>CURRENT_DATE</w:t>
+      </w:r>
+      <w:r>
+        <w:rPr>
+          <w:rFonts w:asciiTheme="minorHAnsi" w:eastAsia="Georgia" w:cstheme="minorHAnsi"/>
+        </w:rPr>
+        <w:t>,</w:t>
+      </w:r>
+      <w:r>
+        <w:rPr>
+          <w:rFonts w:asciiTheme="minorHAnsi" w:cstheme="minorHAnsi"/>
+        </w:rPr>
+        <w:br/>
+      </w:r>
+      <w:r>
+        <w:rPr>
+          <w:rFonts w:asciiTheme="minorHAnsi" w:eastAsia="Georgia" w:cstheme="minorHAnsi"/>
+        </w:rPr>
+        <w:t xml:space="preserve">created_at TIMESTAMP </w:t>
+      </w:r>
+      <w:r>
+        <w:rPr>
+          <w:rFonts w:asciiTheme="minorHAnsi" w:eastAsia="Georgia" w:cstheme="minorHAnsi"/>
+          <w:highlight w:val="cyan"/>
+        </w:rPr>
+        <w:t>DEFAULT</w:t>
+      </w:r>
+      <w:r>
+        <w:rPr>
+          <w:rFonts w:asciiTheme="minorHAnsi" w:eastAsia="Georgia" w:cstheme="minorHAnsi"/>
+        </w:rPr>
+        <w:t xml:space="preserve"> </w:t>
+      </w:r>
+      <w:r>
+        <w:rPr>
+          <w:rFonts w:asciiTheme="minorHAnsi" w:eastAsia="Georgia" w:cstheme="minorHAnsi"/>
+          <w:highlight w:val="cyan"/>
+        </w:rPr>
         <w:t>CURRENT_TIMESTAMP</w:t>
       </w:r>
       <w:r>
@@ -15750,6 +15943,7 @@
         <w:rPr>
           <w:rFonts w:asciiTheme="minorHAnsi" w:cstheme="minorHAnsi"/>
         </w:rPr>
+        <w:lastRenderedPageBreak/>
         <w:t>When inserting a row without specifying these columns, they get the default values.</w:t>
       </w:r>
     </w:p>
@@ -15840,7 +16034,6 @@
         <w:rPr>
           <w:rFonts w:asciiTheme="minorHAnsi" w:eastAsia="Georgia" w:cstheme="minorHAnsi"/>
         </w:rPr>
-        <w:lastRenderedPageBreak/>
         <w:t>last_name VARCHAR(50) NOT NULL,</w:t>
       </w:r>
       <w:r>
@@ -16187,6 +16380,7 @@
           <w:b/>
           <w:sz w:val="33"/>
         </w:rPr>
+        <w:lastRenderedPageBreak/>
         <w:t>Unique Index</w:t>
       </w:r>
       <w:bookmarkEnd w:id="95"/>
@@ -16205,7 +16399,23 @@
           <w:noProof/>
           <w:highlight w:val="cyan"/>
         </w:rPr>
-        <w:t>CREATE UNIQUE INDEX idx_email ON employees(email);</w:t>
+        <w:t xml:space="preserve">CREATE </w:t>
+      </w:r>
+      <w:r>
+        <w:rPr>
+          <w:rFonts w:asciiTheme="minorHAnsi" w:eastAsia="Georgia" w:cstheme="minorHAnsi"/>
+          <w:noProof/>
+          <w:highlight w:val="magenta"/>
+        </w:rPr>
+        <w:t xml:space="preserve">UNIQUE </w:t>
+      </w:r>
+      <w:r>
+        <w:rPr>
+          <w:rFonts w:asciiTheme="minorHAnsi" w:eastAsia="Georgia" w:cstheme="minorHAnsi"/>
+          <w:noProof/>
+          <w:highlight w:val="cyan"/>
+        </w:rPr>
+        <w:t>INDEX idx_email ON employees(email);</w:t>
       </w:r>
     </w:p>
     <w:p>
@@ -16262,7 +16472,6 @@
           <w:rFonts w:asciiTheme="minorHAnsi" w:cstheme="minorHAnsi"/>
           <w:highlight w:val="cyan"/>
         </w:rPr>
-        <w:lastRenderedPageBreak/>
         <w:t>SELECT * FROM employees WHERE MATCH(name) AGAINST('Rahul');</w:t>
       </w:r>
     </w:p>
@@ -16678,6 +16887,7 @@
           <w:szCs w:val="36"/>
           <w:lang w:val="en-IN" w:eastAsia="en-IN"/>
         </w:rPr>
+        <w:lastRenderedPageBreak/>
         <w:t>Why Index Is Needed</w:t>
       </w:r>
     </w:p>
@@ -16780,7 +16990,6 @@
           <w:szCs w:val="24"/>
           <w:lang w:val="en-IN" w:eastAsia="en-IN"/>
         </w:rPr>
-        <w:lastRenderedPageBreak/>
         <w:t xml:space="preserve">Read </w:t>
       </w:r>
       <w:r>
@@ -17494,6 +17703,7 @@
           <w:szCs w:val="20"/>
           <w:lang w:val="en-IN" w:eastAsia="en-IN"/>
         </w:rPr>
+        <w:lastRenderedPageBreak/>
         <w:t>40000 → row_id_7</w:t>
       </w:r>
     </w:p>
@@ -17696,7 +17906,6 @@
           <w:szCs w:val="24"/>
           <w:lang w:val="en-IN" w:eastAsia="en-IN"/>
         </w:rPr>
-        <w:lastRenderedPageBreak/>
         <w:pict w14:anchorId="669B0F07">
           <v:rect id="_x0000_i1053" style="width:0;height:1.5pt" o:hralign="center" o:hrstd="t" o:hr="t" fillcolor="#a0a0a0" stroked="f"/>
         </w:pict>
@@ -17738,14 +17947,16 @@
           <w:rFonts w:ascii="Times New Roman" w:eastAsia="Times New Roman" w:hAnsi="Times New Roman" w:cs="Times New Roman"/>
           <w:sz w:val="24"/>
           <w:szCs w:val="24"/>
-          <w:lang w:val="en-IN" w:eastAsia="en-IN"/>
-        </w:rPr>
-      </w:pPr>
-      <w:r>
-        <w:rPr>
-          <w:rFonts w:ascii="Times New Roman" w:eastAsia="Times New Roman" w:hAnsi="Times New Roman" w:cs="Times New Roman"/>
-          <w:sz w:val="24"/>
-          <w:szCs w:val="24"/>
+          <w:highlight w:val="magenta"/>
+          <w:lang w:val="en-IN" w:eastAsia="en-IN"/>
+        </w:rPr>
+      </w:pPr>
+      <w:r>
+        <w:rPr>
+          <w:rFonts w:ascii="Times New Roman" w:eastAsia="Times New Roman" w:hAnsi="Times New Roman" w:cs="Times New Roman"/>
+          <w:sz w:val="24"/>
+          <w:szCs w:val="24"/>
+          <w:highlight w:val="magenta"/>
           <w:lang w:val="en-IN" w:eastAsia="en-IN"/>
         </w:rPr>
         <w:t>The index is saved as its own object in the database</w:t>
@@ -18208,6 +18419,7 @@
           <w:noProof/>
           <w:sz w:val="24"/>
           <w:szCs w:val="24"/>
+          <w:highlight w:val="magenta"/>
           <w:lang w:val="en-IN" w:eastAsia="en-IN"/>
         </w:rPr>
       </w:pPr>
@@ -18217,6 +18429,7 @@
           <w:noProof/>
           <w:sz w:val="24"/>
           <w:szCs w:val="24"/>
+          <w:highlight w:val="magenta"/>
           <w:lang w:val="en-IN" w:eastAsia="en-IN"/>
         </w:rPr>
         <w:t>Uses the B-Tree structure</w:t>
@@ -18329,6 +18542,7 @@
           <w:szCs w:val="24"/>
           <w:lang w:val="en-IN" w:eastAsia="en-IN"/>
         </w:rPr>
+        <w:lastRenderedPageBreak/>
         <w:t>Jumps directly to the row location</w:t>
       </w:r>
     </w:p>
@@ -18456,7 +18670,6 @@
           <w:szCs w:val="24"/>
           <w:lang w:val="en-IN" w:eastAsia="en-IN"/>
         </w:rPr>
-        <w:lastRenderedPageBreak/>
         <w:t xml:space="preserve">Instead of scanning rows </w:t>
       </w:r>
       <w:r>
@@ -18983,6 +19196,7 @@
           <w:szCs w:val="24"/>
           <w:lang w:val="en-IN" w:eastAsia="en-IN"/>
         </w:rPr>
+        <w:lastRenderedPageBreak/>
         <w:t>Index may NOT be used when:</w:t>
       </w:r>
     </w:p>
@@ -19133,7 +19347,6 @@
           <w:szCs w:val="24"/>
           <w:lang w:val="en-IN" w:eastAsia="en-IN"/>
         </w:rPr>
-        <w:lastRenderedPageBreak/>
         <w:pict w14:anchorId="3080FB08">
           <v:rect id="_x0000_i1059" style="width:0;height:1.5pt" o:hralign="center" o:hrstd="t" o:hr="t" fillcolor="#a0a0a0" stroked="f"/>
         </w:pict>
@@ -19509,6 +19722,7 @@
           <w:b/>
           <w:sz w:val="33"/>
         </w:rPr>
+        <w:lastRenderedPageBreak/>
         <w:t>2. Avoid SELECT *</w:t>
       </w:r>
       <w:bookmarkEnd w:id="100"/>
@@ -19569,347 +19783,360 @@
           <w:b/>
           <w:sz w:val="33"/>
         </w:rPr>
+        <w:t>3. Use Joins Instead of Subqueries (Usually)</w:t>
+      </w:r>
+      <w:bookmarkEnd w:id="101"/>
+    </w:p>
+    <w:p>
+      <w:pPr>
+        <w:spacing w:after="210"/>
+        <w:rPr>
+          <w:rFonts w:asciiTheme="minorHAnsi" w:cstheme="minorHAnsi"/>
+        </w:rPr>
+      </w:pPr>
+      <w:r>
+        <w:rPr>
+          <w:rFonts w:asciiTheme="minorHAnsi" w:cstheme="minorHAnsi"/>
+        </w:rPr>
+        <w:t>-- SLOWER - Subquery</w:t>
+      </w:r>
+      <w:r>
+        <w:rPr>
+          <w:rFonts w:asciiTheme="minorHAnsi" w:cstheme="minorHAnsi"/>
+        </w:rPr>
+        <w:br/>
+        <w:t>SELECT * FROM employees</w:t>
+      </w:r>
+      <w:r>
+        <w:rPr>
+          <w:rFonts w:asciiTheme="minorHAnsi" w:cstheme="minorHAnsi"/>
+        </w:rPr>
+        <w:br/>
+      </w:r>
+      <w:r>
+        <w:rPr>
+          <w:rFonts w:asciiTheme="minorHAnsi" w:eastAsia="Georgia" w:cstheme="minorHAnsi"/>
+        </w:rPr>
+        <w:t>WHERE department_id IN (SELECT department_id FROM departments WHERE region = 'North');</w:t>
+      </w:r>
+    </w:p>
+    <w:p>
+      <w:pPr>
+        <w:spacing w:after="210"/>
+        <w:rPr>
+          <w:rFonts w:asciiTheme="minorHAnsi" w:cstheme="minorHAnsi"/>
+        </w:rPr>
+      </w:pPr>
+      <w:r>
+        <w:rPr>
+          <w:rFonts w:asciiTheme="minorHAnsi" w:cstheme="minorHAnsi"/>
+        </w:rPr>
+        <w:t>-- FASTER - Join</w:t>
+      </w:r>
+      <w:r>
+        <w:rPr>
+          <w:rFonts w:asciiTheme="minorHAnsi" w:cstheme="minorHAnsi"/>
+        </w:rPr>
+        <w:br/>
+        <w:t>SELECT e.* FROM employees e</w:t>
+      </w:r>
+      <w:r>
+        <w:rPr>
+          <w:rFonts w:asciiTheme="minorHAnsi" w:cstheme="minorHAnsi"/>
+        </w:rPr>
+        <w:br/>
+      </w:r>
+      <w:r>
+        <w:rPr>
+          <w:rFonts w:asciiTheme="minorHAnsi" w:eastAsia="Georgia" w:cstheme="minorHAnsi"/>
+        </w:rPr>
+        <w:t>JOIN departments d ON e.department_id = d.department_id</w:t>
+      </w:r>
+      <w:r>
+        <w:rPr>
+          <w:rFonts w:asciiTheme="minorHAnsi" w:cstheme="minorHAnsi"/>
+        </w:rPr>
+        <w:br/>
+        <w:t>WHERE d.region = 'North';</w:t>
+      </w:r>
+    </w:p>
+    <w:p>
+      <w:pPr>
+        <w:spacing w:before="240" w:line="271" w:lineRule="auto"/>
+        <w:rPr>
+          <w:rFonts w:asciiTheme="minorHAnsi" w:cstheme="minorHAnsi"/>
+        </w:rPr>
+      </w:pPr>
+      <w:bookmarkStart w:id="102" w:name="bm_4_filter_early_where_before_group_by"/>
+      <w:r>
+        <w:rPr>
+          <w:rFonts w:asciiTheme="minorHAnsi" w:cstheme="minorHAnsi"/>
+          <w:b/>
+          <w:sz w:val="33"/>
+        </w:rPr>
+        <w:t>4. Filter Early (WHERE before GROUP BY)</w:t>
+      </w:r>
+      <w:bookmarkEnd w:id="102"/>
+    </w:p>
+    <w:p>
+      <w:pPr>
+        <w:spacing w:after="210"/>
+        <w:rPr>
+          <w:rFonts w:asciiTheme="minorHAnsi" w:cstheme="minorHAnsi"/>
+        </w:rPr>
+      </w:pPr>
+      <w:r>
+        <w:rPr>
+          <w:rFonts w:asciiTheme="minorHAnsi" w:cstheme="minorHAnsi"/>
+        </w:rPr>
+        <w:t>-- SLOWER - Aggregates all rows then filters</w:t>
+      </w:r>
+      <w:r>
+        <w:rPr>
+          <w:rFonts w:asciiTheme="minorHAnsi" w:cstheme="minorHAnsi"/>
+        </w:rPr>
+        <w:br/>
+        <w:t>SELECT department, AVG(salary)</w:t>
+      </w:r>
+      <w:r>
+        <w:rPr>
+          <w:rFonts w:asciiTheme="minorHAnsi" w:cstheme="minorHAnsi"/>
+        </w:rPr>
+        <w:br/>
+        <w:t>FROM employees</w:t>
+      </w:r>
+      <w:r>
+        <w:rPr>
+          <w:rFonts w:asciiTheme="minorHAnsi" w:cstheme="minorHAnsi"/>
+        </w:rPr>
+        <w:br/>
+        <w:t>GROUP BY department</w:t>
+      </w:r>
+      <w:r>
+        <w:rPr>
+          <w:rFonts w:asciiTheme="minorHAnsi" w:cstheme="minorHAnsi"/>
+        </w:rPr>
+        <w:br/>
+        <w:t>HAVING AVG(salary) &gt; 50000;</w:t>
+      </w:r>
+    </w:p>
+    <w:p>
+      <w:pPr>
+        <w:spacing w:after="210"/>
+        <w:rPr>
+          <w:rFonts w:asciiTheme="minorHAnsi" w:cstheme="minorHAnsi"/>
+        </w:rPr>
+      </w:pPr>
+      <w:r>
+        <w:rPr>
+          <w:rFonts w:asciiTheme="minorHAnsi" w:cstheme="minorHAnsi"/>
+        </w:rPr>
+        <w:t>-- FASTER - Filters first</w:t>
+      </w:r>
+      <w:r>
+        <w:rPr>
+          <w:rFonts w:asciiTheme="minorHAnsi" w:cstheme="minorHAnsi"/>
+        </w:rPr>
+        <w:br/>
+        <w:t>SELECT department, AVG(salary)</w:t>
+      </w:r>
+      <w:r>
+        <w:rPr>
+          <w:rFonts w:asciiTheme="minorHAnsi" w:cstheme="minorHAnsi"/>
+        </w:rPr>
+        <w:br/>
+        <w:t>FROM employees</w:t>
+      </w:r>
+      <w:r>
+        <w:rPr>
+          <w:rFonts w:asciiTheme="minorHAnsi" w:cstheme="minorHAnsi"/>
+        </w:rPr>
+        <w:br/>
+        <w:t>WHERE salary &gt; 40000</w:t>
+      </w:r>
+      <w:r>
+        <w:rPr>
+          <w:rFonts w:asciiTheme="minorHAnsi" w:cstheme="minorHAnsi"/>
+        </w:rPr>
+        <w:br/>
+        <w:t>GROUP BY department</w:t>
+      </w:r>
+      <w:r>
+        <w:rPr>
+          <w:rFonts w:asciiTheme="minorHAnsi" w:cstheme="minorHAnsi"/>
+        </w:rPr>
+        <w:br/>
+        <w:t>HAVING AVG(salary) &gt; 50000;</w:t>
+      </w:r>
+    </w:p>
+    <w:p>
+      <w:pPr>
+        <w:spacing w:before="240" w:line="271" w:lineRule="auto"/>
+        <w:rPr>
+          <w:rFonts w:asciiTheme="minorHAnsi" w:cstheme="minorHAnsi"/>
+        </w:rPr>
+      </w:pPr>
+      <w:bookmarkStart w:id="103" w:name="bm_5_use_limit_for_large_results"/>
+      <w:r>
+        <w:rPr>
+          <w:rFonts w:asciiTheme="minorHAnsi" w:cstheme="minorHAnsi"/>
+          <w:b/>
+          <w:sz w:val="33"/>
+        </w:rPr>
+        <w:t>5. Use LIMIT for Large Results</w:t>
+      </w:r>
+      <w:bookmarkEnd w:id="103"/>
+    </w:p>
+    <w:p>
+      <w:pPr>
+        <w:spacing w:after="210"/>
+        <w:rPr>
+          <w:rFonts w:asciiTheme="minorHAnsi" w:cstheme="minorHAnsi"/>
+        </w:rPr>
+      </w:pPr>
+      <w:r>
+        <w:rPr>
+          <w:rFonts w:asciiTheme="minorHAnsi" w:cstheme="minorHAnsi"/>
+        </w:rPr>
+        <w:t>-- SLOW - Returns 1 million rows</w:t>
+      </w:r>
+      <w:r>
+        <w:rPr>
+          <w:rFonts w:asciiTheme="minorHAnsi" w:cstheme="minorHAnsi"/>
+        </w:rPr>
+        <w:br/>
+        <w:t>SELECT * FROM transactions;</w:t>
+      </w:r>
+    </w:p>
+    <w:p>
+      <w:pPr>
+        <w:spacing w:after="210"/>
+        <w:rPr>
+          <w:rFonts w:asciiTheme="minorHAnsi" w:cstheme="minorHAnsi"/>
+        </w:rPr>
+      </w:pPr>
+      <w:r>
+        <w:rPr>
+          <w:rFonts w:asciiTheme="minorHAnsi" w:cstheme="minorHAnsi"/>
+        </w:rPr>
+        <w:t>-- FAST - Returns first 100 rows</w:t>
+      </w:r>
+      <w:r>
+        <w:rPr>
+          <w:rFonts w:asciiTheme="minorHAnsi" w:cstheme="minorHAnsi"/>
+        </w:rPr>
+        <w:br/>
+        <w:t>SELECT * FROM transactions LIMIT 100;</w:t>
+      </w:r>
+    </w:p>
+    <w:p>
+      <w:pPr>
+        <w:spacing w:before="240" w:line="271" w:lineRule="auto"/>
+        <w:rPr>
+          <w:rFonts w:asciiTheme="minorHAnsi" w:cstheme="minorHAnsi"/>
+        </w:rPr>
+      </w:pPr>
+      <w:bookmarkStart w:id="104" w:name="bm_6_avoid_functions_on_indexed_columns"/>
+      <w:r>
+        <w:rPr>
+          <w:rFonts w:asciiTheme="minorHAnsi" w:cstheme="minorHAnsi"/>
+          <w:b/>
+          <w:sz w:val="33"/>
+        </w:rPr>
+        <w:t>6. Avoid Functions on Indexed Columns</w:t>
+      </w:r>
+      <w:bookmarkEnd w:id="104"/>
+    </w:p>
+    <w:p>
+      <w:pPr>
+        <w:spacing w:after="210"/>
+        <w:rPr>
+          <w:rFonts w:asciiTheme="minorHAnsi" w:cstheme="minorHAnsi"/>
+        </w:rPr>
+      </w:pPr>
+      <w:r>
+        <w:rPr>
+          <w:rFonts w:asciiTheme="minorHAnsi" w:cstheme="minorHAnsi"/>
+        </w:rPr>
+        <w:t>-- SLOW - Function prevents index use</w:t>
+      </w:r>
+      <w:r>
+        <w:rPr>
+          <w:rFonts w:asciiTheme="minorHAnsi" w:cstheme="minorHAnsi"/>
+        </w:rPr>
+        <w:br/>
+      </w:r>
+      <w:r>
+        <w:rPr>
+          <w:rFonts w:asciiTheme="minorHAnsi" w:eastAsia="Georgia" w:cstheme="minorHAnsi"/>
+        </w:rPr>
+        <w:t xml:space="preserve">SELECT * FROM employees WHERE </w:t>
+      </w:r>
+      <w:r>
+        <w:rPr>
+          <w:rFonts w:asciiTheme="minorHAnsi" w:eastAsia="Georgia" w:cstheme="minorHAnsi"/>
+          <w:highlight w:val="magenta"/>
+        </w:rPr>
+        <w:t>YEAR(hire_date) = 2023</w:t>
+      </w:r>
+      <w:r>
+        <w:rPr>
+          <w:rFonts w:asciiTheme="minorHAnsi" w:eastAsia="Georgia" w:cstheme="minorHAnsi"/>
+        </w:rPr>
+        <w:t>;</w:t>
+      </w:r>
+    </w:p>
+    <w:p>
+      <w:pPr>
+        <w:spacing w:after="210"/>
+        <w:rPr>
+          <w:rFonts w:asciiTheme="minorHAnsi" w:cstheme="minorHAnsi"/>
+        </w:rPr>
+      </w:pPr>
+      <w:r>
+        <w:rPr>
+          <w:rFonts w:asciiTheme="minorHAnsi" w:cstheme="minorHAnsi"/>
+        </w:rPr>
+        <w:t>-- FAST - Direct comparison</w:t>
+      </w:r>
+      <w:r>
+        <w:rPr>
+          <w:rFonts w:asciiTheme="minorHAnsi" w:cstheme="minorHAnsi"/>
+        </w:rPr>
+        <w:br/>
+      </w:r>
+      <w:r>
+        <w:rPr>
+          <w:rFonts w:asciiTheme="minorHAnsi" w:eastAsia="Georgia" w:cstheme="minorHAnsi"/>
+        </w:rPr>
+        <w:t>SELECT * FROM employees WHERE hire_date &gt;= '2023-01-01' AND hire_date &lt; '2024-01-01';</w:t>
+      </w:r>
+    </w:p>
+    <w:p>
+      <w:pPr>
+        <w:spacing w:before="240" w:line="271" w:lineRule="auto"/>
+      </w:pPr>
+      <w:bookmarkStart w:id="105" w:name="analyzing_query_performance"/>
+      <w:r>
+        <w:rPr>
+          <w:b/>
+          <w:sz w:val="42"/>
+        </w:rPr>
         <w:lastRenderedPageBreak/>
-        <w:t>3. Use Joins Instead of Subqueries (Usually)</w:t>
-      </w:r>
-      <w:bookmarkEnd w:id="101"/>
-    </w:p>
-    <w:p>
-      <w:pPr>
-        <w:spacing w:after="210"/>
-        <w:rPr>
-          <w:rFonts w:asciiTheme="minorHAnsi" w:cstheme="minorHAnsi"/>
-        </w:rPr>
-      </w:pPr>
-      <w:r>
-        <w:rPr>
-          <w:rFonts w:asciiTheme="minorHAnsi" w:cstheme="minorHAnsi"/>
-        </w:rPr>
-        <w:t>-- SLOWER - Subquery</w:t>
-      </w:r>
-      <w:r>
-        <w:rPr>
-          <w:rFonts w:asciiTheme="minorHAnsi" w:cstheme="minorHAnsi"/>
-        </w:rPr>
-        <w:br/>
-        <w:t>SELECT * FROM employees</w:t>
-      </w:r>
-      <w:r>
-        <w:rPr>
-          <w:rFonts w:asciiTheme="minorHAnsi" w:cstheme="minorHAnsi"/>
-        </w:rPr>
-        <w:br/>
-      </w:r>
-      <w:r>
-        <w:rPr>
-          <w:rFonts w:asciiTheme="minorHAnsi" w:eastAsia="Georgia" w:cstheme="minorHAnsi"/>
-        </w:rPr>
-        <w:t>WHERE department_id IN (SELECT department_id FROM departments WHERE region = 'North');</w:t>
-      </w:r>
-    </w:p>
-    <w:p>
-      <w:pPr>
-        <w:spacing w:after="210"/>
-        <w:rPr>
-          <w:rFonts w:asciiTheme="minorHAnsi" w:cstheme="minorHAnsi"/>
-        </w:rPr>
-      </w:pPr>
-      <w:r>
-        <w:rPr>
-          <w:rFonts w:asciiTheme="minorHAnsi" w:cstheme="minorHAnsi"/>
-        </w:rPr>
-        <w:t>-- FASTER - Join</w:t>
-      </w:r>
-      <w:r>
-        <w:rPr>
-          <w:rFonts w:asciiTheme="minorHAnsi" w:cstheme="minorHAnsi"/>
-        </w:rPr>
-        <w:br/>
-        <w:t>SELECT e.* FROM employees e</w:t>
-      </w:r>
-      <w:r>
-        <w:rPr>
-          <w:rFonts w:asciiTheme="minorHAnsi" w:cstheme="minorHAnsi"/>
-        </w:rPr>
-        <w:br/>
-      </w:r>
-      <w:r>
-        <w:rPr>
-          <w:rFonts w:asciiTheme="minorHAnsi" w:eastAsia="Georgia" w:cstheme="minorHAnsi"/>
-        </w:rPr>
-        <w:t>JOIN departments d ON e.department_id = d.department_id</w:t>
-      </w:r>
-      <w:r>
-        <w:rPr>
-          <w:rFonts w:asciiTheme="minorHAnsi" w:cstheme="minorHAnsi"/>
-        </w:rPr>
-        <w:br/>
-        <w:t>WHERE d.region = 'North';</w:t>
-      </w:r>
+        <w:t>Analyzing Query Performance</w:t>
+      </w:r>
+      <w:bookmarkEnd w:id="105"/>
     </w:p>
     <w:p>
       <w:pPr>
         <w:spacing w:before="240" w:line="271" w:lineRule="auto"/>
-        <w:rPr>
-          <w:rFonts w:asciiTheme="minorHAnsi" w:cstheme="minorHAnsi"/>
-        </w:rPr>
-      </w:pPr>
-      <w:bookmarkStart w:id="102" w:name="bm_4_filter_early_where_before_group_by"/>
-      <w:r>
-        <w:rPr>
-          <w:rFonts w:asciiTheme="minorHAnsi" w:cstheme="minorHAnsi"/>
+      </w:pPr>
+      <w:bookmarkStart w:id="106" w:name="explain_statement"/>
+      <w:r>
+        <w:rPr>
           <w:b/>
           <w:sz w:val="33"/>
         </w:rPr>
-        <w:t>4. Filter Early (WHERE before GROUP BY)</w:t>
-      </w:r>
-      <w:bookmarkEnd w:id="102"/>
-    </w:p>
-    <w:p>
-      <w:pPr>
-        <w:spacing w:after="210"/>
-        <w:rPr>
-          <w:rFonts w:asciiTheme="minorHAnsi" w:cstheme="minorHAnsi"/>
-        </w:rPr>
-      </w:pPr>
-      <w:r>
-        <w:rPr>
-          <w:rFonts w:asciiTheme="minorHAnsi" w:cstheme="minorHAnsi"/>
-        </w:rPr>
-        <w:t>-- SLOWER - Aggregates all rows then filters</w:t>
-      </w:r>
-      <w:r>
-        <w:rPr>
-          <w:rFonts w:asciiTheme="minorHAnsi" w:cstheme="minorHAnsi"/>
-        </w:rPr>
-        <w:br/>
-        <w:t>SELECT department, AVG(salary)</w:t>
-      </w:r>
-      <w:r>
-        <w:rPr>
-          <w:rFonts w:asciiTheme="minorHAnsi" w:cstheme="minorHAnsi"/>
-        </w:rPr>
-        <w:br/>
-        <w:t>FROM employees</w:t>
-      </w:r>
-      <w:r>
-        <w:rPr>
-          <w:rFonts w:asciiTheme="minorHAnsi" w:cstheme="minorHAnsi"/>
-        </w:rPr>
-        <w:br/>
-        <w:t>GROUP BY department</w:t>
-      </w:r>
-      <w:r>
-        <w:rPr>
-          <w:rFonts w:asciiTheme="minorHAnsi" w:cstheme="minorHAnsi"/>
-        </w:rPr>
-        <w:br/>
-        <w:t>HAVING AVG(salary) &gt; 50000;</w:t>
-      </w:r>
-    </w:p>
-    <w:p>
-      <w:pPr>
-        <w:spacing w:after="210"/>
-        <w:rPr>
-          <w:rFonts w:asciiTheme="minorHAnsi" w:cstheme="minorHAnsi"/>
-        </w:rPr>
-      </w:pPr>
-      <w:r>
-        <w:rPr>
-          <w:rFonts w:asciiTheme="minorHAnsi" w:cstheme="minorHAnsi"/>
-        </w:rPr>
-        <w:t>-- FASTER - Filters first</w:t>
-      </w:r>
-      <w:r>
-        <w:rPr>
-          <w:rFonts w:asciiTheme="minorHAnsi" w:cstheme="minorHAnsi"/>
-        </w:rPr>
-        <w:br/>
-        <w:t>SELECT department, AVG(salary)</w:t>
-      </w:r>
-      <w:r>
-        <w:rPr>
-          <w:rFonts w:asciiTheme="minorHAnsi" w:cstheme="minorHAnsi"/>
-        </w:rPr>
-        <w:br/>
-        <w:t>FROM employees</w:t>
-      </w:r>
-      <w:r>
-        <w:rPr>
-          <w:rFonts w:asciiTheme="minorHAnsi" w:cstheme="minorHAnsi"/>
-        </w:rPr>
-        <w:br/>
-        <w:t>WHERE salary &gt; 40000</w:t>
-      </w:r>
-      <w:r>
-        <w:rPr>
-          <w:rFonts w:asciiTheme="minorHAnsi" w:cstheme="minorHAnsi"/>
-        </w:rPr>
-        <w:br/>
-        <w:t>GROUP BY department</w:t>
-      </w:r>
-      <w:r>
-        <w:rPr>
-          <w:rFonts w:asciiTheme="minorHAnsi" w:cstheme="minorHAnsi"/>
-        </w:rPr>
-        <w:br/>
-        <w:t>HAVING AVG(salary) &gt; 50000;</w:t>
-      </w:r>
-    </w:p>
-    <w:p>
-      <w:pPr>
-        <w:spacing w:before="240" w:line="271" w:lineRule="auto"/>
-        <w:rPr>
-          <w:rFonts w:asciiTheme="minorHAnsi" w:cstheme="minorHAnsi"/>
-        </w:rPr>
-      </w:pPr>
-      <w:bookmarkStart w:id="103" w:name="bm_5_use_limit_for_large_results"/>
-      <w:r>
-        <w:rPr>
-          <w:rFonts w:asciiTheme="minorHAnsi" w:cstheme="minorHAnsi"/>
-          <w:b/>
-          <w:sz w:val="33"/>
-        </w:rPr>
-        <w:t>5. Use LIMIT for Large Results</w:t>
-      </w:r>
-      <w:bookmarkEnd w:id="103"/>
-    </w:p>
-    <w:p>
-      <w:pPr>
-        <w:spacing w:after="210"/>
-        <w:rPr>
-          <w:rFonts w:asciiTheme="minorHAnsi" w:cstheme="minorHAnsi"/>
-        </w:rPr>
-      </w:pPr>
-      <w:r>
-        <w:rPr>
-          <w:rFonts w:asciiTheme="minorHAnsi" w:cstheme="minorHAnsi"/>
-        </w:rPr>
-        <w:t>-- SLOW - Returns 1 million rows</w:t>
-      </w:r>
-      <w:r>
-        <w:rPr>
-          <w:rFonts w:asciiTheme="minorHAnsi" w:cstheme="minorHAnsi"/>
-        </w:rPr>
-        <w:br/>
-        <w:t>SELECT * FROM transactions;</w:t>
-      </w:r>
-    </w:p>
-    <w:p>
-      <w:pPr>
-        <w:spacing w:after="210"/>
-        <w:rPr>
-          <w:rFonts w:asciiTheme="minorHAnsi" w:cstheme="minorHAnsi"/>
-        </w:rPr>
-      </w:pPr>
-      <w:r>
-        <w:rPr>
-          <w:rFonts w:asciiTheme="minorHAnsi" w:cstheme="minorHAnsi"/>
-        </w:rPr>
-        <w:t>-- FAST - Returns first 100 rows</w:t>
-      </w:r>
-      <w:r>
-        <w:rPr>
-          <w:rFonts w:asciiTheme="minorHAnsi" w:cstheme="minorHAnsi"/>
-        </w:rPr>
-        <w:br/>
-        <w:t>SELECT * FROM transactions LIMIT 100;</w:t>
-      </w:r>
-    </w:p>
-    <w:p>
-      <w:pPr>
-        <w:spacing w:before="240" w:line="271" w:lineRule="auto"/>
-        <w:rPr>
-          <w:rFonts w:asciiTheme="minorHAnsi" w:cstheme="minorHAnsi"/>
-        </w:rPr>
-      </w:pPr>
-      <w:bookmarkStart w:id="104" w:name="bm_6_avoid_functions_on_indexed_columns"/>
-      <w:r>
-        <w:rPr>
-          <w:rFonts w:asciiTheme="minorHAnsi" w:cstheme="minorHAnsi"/>
-          <w:b/>
-          <w:sz w:val="33"/>
-        </w:rPr>
-        <w:t>6. Avoid Functions on Indexed Columns</w:t>
-      </w:r>
-      <w:bookmarkEnd w:id="104"/>
-    </w:p>
-    <w:p>
-      <w:pPr>
-        <w:spacing w:after="210"/>
-        <w:rPr>
-          <w:rFonts w:asciiTheme="minorHAnsi" w:cstheme="minorHAnsi"/>
-        </w:rPr>
-      </w:pPr>
-      <w:r>
-        <w:rPr>
-          <w:rFonts w:asciiTheme="minorHAnsi" w:cstheme="minorHAnsi"/>
-        </w:rPr>
-        <w:t>-- SLOW - Function prevents index use</w:t>
-      </w:r>
-      <w:r>
-        <w:rPr>
-          <w:rFonts w:asciiTheme="minorHAnsi" w:cstheme="minorHAnsi"/>
-        </w:rPr>
-        <w:br/>
-      </w:r>
-      <w:r>
-        <w:rPr>
-          <w:rFonts w:asciiTheme="minorHAnsi" w:eastAsia="Georgia" w:cstheme="minorHAnsi"/>
-        </w:rPr>
-        <w:t>SELECT * FROM employees WHERE YEAR(hire_date) = 2023;</w:t>
-      </w:r>
-    </w:p>
-    <w:p>
-      <w:pPr>
-        <w:spacing w:after="210"/>
-        <w:rPr>
-          <w:rFonts w:asciiTheme="minorHAnsi" w:cstheme="minorHAnsi"/>
-        </w:rPr>
-      </w:pPr>
-      <w:r>
-        <w:rPr>
-          <w:rFonts w:asciiTheme="minorHAnsi" w:cstheme="minorHAnsi"/>
-        </w:rPr>
-        <w:t>-- FAST - Direct comparison</w:t>
-      </w:r>
-      <w:r>
-        <w:rPr>
-          <w:rFonts w:asciiTheme="minorHAnsi" w:cstheme="minorHAnsi"/>
-        </w:rPr>
-        <w:br/>
-      </w:r>
-      <w:r>
-        <w:rPr>
-          <w:rFonts w:asciiTheme="minorHAnsi" w:eastAsia="Georgia" w:cstheme="minorHAnsi"/>
-        </w:rPr>
-        <w:t>SELECT * FROM employees WHERE hire_date &gt;= '2023-01-01' AND hire_date &lt; '2024-01-01';</w:t>
-      </w:r>
-    </w:p>
-    <w:p>
-      <w:pPr>
-        <w:spacing w:before="240" w:line="271" w:lineRule="auto"/>
-      </w:pPr>
-      <w:bookmarkStart w:id="105" w:name="analyzing_query_performance"/>
-      <w:r>
-        <w:rPr>
-          <w:b/>
-          <w:sz w:val="42"/>
-        </w:rPr>
-        <w:t>Analyzing Query Performance</w:t>
-      </w:r>
-      <w:bookmarkEnd w:id="105"/>
-    </w:p>
-    <w:p>
-      <w:pPr>
-        <w:spacing w:before="240" w:line="271" w:lineRule="auto"/>
-      </w:pPr>
-      <w:bookmarkStart w:id="106" w:name="explain_statement"/>
-      <w:r>
-        <w:rPr>
-          <w:b/>
-          <w:sz w:val="33"/>
-        </w:rPr>
         <w:t>EXPLAIN Statement</w:t>
       </w:r>
       <w:bookmarkEnd w:id="106"/>
@@ -19935,7 +20162,6 @@
         <w:spacing w:after="210"/>
       </w:pPr>
       <w:r>
-        <w:lastRenderedPageBreak/>
         <w:t>Output shows:</w:t>
       </w:r>
     </w:p>
@@ -20095,7 +20321,33 @@
         <w:t>view</w:t>
       </w:r>
       <w:r>
-        <w:t xml:space="preserve"> is a virtual table created from a SELECT query. It doesn't store data, just the query definition.</w:t>
+        <w:t xml:space="preserve"> is a </w:t>
+      </w:r>
+      <w:r>
+        <w:rPr>
+          <w:b/>
+          <w:bCs/>
+          <w:sz w:val="24"/>
+          <w:szCs w:val="28"/>
+          <w:highlight w:val="magenta"/>
+        </w:rPr>
+        <w:t>virtual table</w:t>
+      </w:r>
+      <w:r>
+        <w:rPr>
+          <w:sz w:val="24"/>
+          <w:szCs w:val="28"/>
+        </w:rPr>
+        <w:t xml:space="preserve"> </w:t>
+      </w:r>
+      <w:r>
+        <w:t xml:space="preserve">created from a SELECT query. </w:t>
+      </w:r>
+      <w:r>
+        <w:rPr>
+          <w:highlight w:val="cyan"/>
+        </w:rPr>
+        <w:t>It doesn't store data, just the query definition.</w:t>
       </w:r>
     </w:p>
     <w:p>
@@ -20216,8 +20468,14 @@
           <w:ilvl w:val="0"/>
           <w:numId w:val="31"/>
         </w:numPr>
-      </w:pPr>
-      <w:r>
+        <w:rPr>
+          <w:highlight w:val="cyan"/>
+        </w:rPr>
+      </w:pPr>
+      <w:r>
+        <w:rPr>
+          <w:highlight w:val="cyan"/>
+        </w:rPr>
         <w:t>Simplify complex queries</w:t>
       </w:r>
     </w:p>
@@ -20227,8 +20485,15 @@
           <w:ilvl w:val="0"/>
           <w:numId w:val="31"/>
         </w:numPr>
-      </w:pPr>
-      <w:r>
+        <w:rPr>
+          <w:highlight w:val="cyan"/>
+        </w:rPr>
+      </w:pPr>
+      <w:r>
+        <w:rPr>
+          <w:highlight w:val="cyan"/>
+        </w:rPr>
+        <w:lastRenderedPageBreak/>
         <w:t>Restrict data access (show only certain columns)</w:t>
       </w:r>
     </w:p>
@@ -20238,8 +20503,14 @@
           <w:ilvl w:val="0"/>
           <w:numId w:val="31"/>
         </w:numPr>
-      </w:pPr>
-      <w:r>
+        <w:rPr>
+          <w:highlight w:val="cyan"/>
+        </w:rPr>
+      </w:pPr>
+      <w:r>
+        <w:rPr>
+          <w:highlight w:val="cyan"/>
+        </w:rPr>
         <w:t>Consistency (single source of truth)</w:t>
       </w:r>
     </w:p>
@@ -20284,7 +20555,6 @@
         <w:spacing w:after="210"/>
       </w:pPr>
       <w:r>
-        <w:lastRenderedPageBreak/>
         <w:t xml:space="preserve">A </w:t>
       </w:r>
       <w:r>
@@ -20294,7 +20564,16 @@
         <w:t>stored procedure</w:t>
       </w:r>
       <w:r>
-        <w:t xml:space="preserve"> is a pre-compiled SQL code saved in the database and executed on demand.</w:t>
+        <w:t xml:space="preserve"> is a </w:t>
+      </w:r>
+      <w:r>
+        <w:rPr>
+          <w:highlight w:val="cyan"/>
+        </w:rPr>
+        <w:t>pre-compiled SQL code</w:t>
+      </w:r>
+      <w:r>
+        <w:t xml:space="preserve"> saved in the database and executed on demand.</w:t>
       </w:r>
     </w:p>
     <w:p>
@@ -20339,12 +20618,14 @@
         <w:rPr>
           <w:rFonts w:asciiTheme="minorHAnsi" w:cstheme="minorHAnsi"/>
           <w:noProof/>
+          <w:highlight w:val="cyan"/>
         </w:rPr>
       </w:pPr>
       <w:r>
         <w:rPr>
           <w:rFonts w:asciiTheme="minorHAnsi" w:cstheme="minorHAnsi"/>
           <w:noProof/>
+          <w:highlight w:val="cyan"/>
         </w:rPr>
         <w:t>CREATE OR REPLACE PROCEDURE update_safety_stock(</w:t>
       </w:r>
@@ -20355,12 +20636,14 @@
         <w:rPr>
           <w:rFonts w:asciiTheme="minorHAnsi" w:cstheme="minorHAnsi"/>
           <w:noProof/>
+          <w:highlight w:val="cyan"/>
         </w:rPr>
       </w:pPr>
       <w:r>
         <w:rPr>
           <w:rFonts w:asciiTheme="minorHAnsi" w:cstheme="minorHAnsi"/>
           <w:noProof/>
+          <w:highlight w:val="cyan"/>
         </w:rPr>
         <w:t xml:space="preserve">    id INT, </w:t>
       </w:r>
@@ -20371,12 +20654,14 @@
         <w:rPr>
           <w:rFonts w:asciiTheme="minorHAnsi" w:cstheme="minorHAnsi"/>
           <w:noProof/>
+          <w:highlight w:val="cyan"/>
         </w:rPr>
       </w:pPr>
       <w:r>
         <w:rPr>
           <w:rFonts w:asciiTheme="minorHAnsi" w:cstheme="minorHAnsi"/>
           <w:noProof/>
+          <w:highlight w:val="cyan"/>
         </w:rPr>
         <w:t xml:space="preserve">    new_safety_stock INT</w:t>
       </w:r>
@@ -20387,12 +20672,14 @@
         <w:rPr>
           <w:rFonts w:asciiTheme="minorHAnsi" w:cstheme="minorHAnsi"/>
           <w:noProof/>
+          <w:highlight w:val="cyan"/>
         </w:rPr>
       </w:pPr>
       <w:r>
         <w:rPr>
           <w:rFonts w:asciiTheme="minorHAnsi" w:cstheme="minorHAnsi"/>
           <w:noProof/>
+          <w:highlight w:val="cyan"/>
         </w:rPr>
         <w:t>)</w:t>
       </w:r>
@@ -20403,12 +20690,14 @@
         <w:rPr>
           <w:rFonts w:asciiTheme="minorHAnsi" w:cstheme="minorHAnsi"/>
           <w:noProof/>
+          <w:highlight w:val="cyan"/>
         </w:rPr>
       </w:pPr>
       <w:r>
         <w:rPr>
           <w:rFonts w:asciiTheme="minorHAnsi" w:cstheme="minorHAnsi"/>
           <w:noProof/>
+          <w:highlight w:val="cyan"/>
         </w:rPr>
         <w:t>AS</w:t>
       </w:r>
@@ -20419,12 +20708,14 @@
         <w:rPr>
           <w:rFonts w:asciiTheme="minorHAnsi" w:cstheme="minorHAnsi"/>
           <w:noProof/>
+          <w:highlight w:val="cyan"/>
         </w:rPr>
       </w:pPr>
       <w:r>
         <w:rPr>
           <w:rFonts w:asciiTheme="minorHAnsi" w:cstheme="minorHAnsi"/>
           <w:noProof/>
+          <w:highlight w:val="cyan"/>
         </w:rPr>
         <w:t>$$</w:t>
       </w:r>
@@ -20435,12 +20726,14 @@
         <w:rPr>
           <w:rFonts w:asciiTheme="minorHAnsi" w:cstheme="minorHAnsi"/>
           <w:noProof/>
+          <w:highlight w:val="cyan"/>
         </w:rPr>
       </w:pPr>
       <w:r>
         <w:rPr>
           <w:rFonts w:asciiTheme="minorHAnsi" w:cstheme="minorHAnsi"/>
           <w:noProof/>
+          <w:highlight w:val="cyan"/>
         </w:rPr>
         <w:t xml:space="preserve">    UPDATE products</w:t>
       </w:r>
@@ -20451,12 +20744,14 @@
         <w:rPr>
           <w:rFonts w:asciiTheme="minorHAnsi" w:cstheme="minorHAnsi"/>
           <w:noProof/>
+          <w:highlight w:val="cyan"/>
         </w:rPr>
       </w:pPr>
       <w:r>
         <w:rPr>
           <w:rFonts w:asciiTheme="minorHAnsi" w:cstheme="minorHAnsi"/>
           <w:noProof/>
+          <w:highlight w:val="cyan"/>
         </w:rPr>
         <w:t xml:space="preserve">    SET safety_stock = new_safety_stock</w:t>
       </w:r>
@@ -20467,12 +20762,14 @@
         <w:rPr>
           <w:rFonts w:asciiTheme="minorHAnsi" w:cstheme="minorHAnsi"/>
           <w:noProof/>
+          <w:highlight w:val="cyan"/>
         </w:rPr>
       </w:pPr>
       <w:r>
         <w:rPr>
           <w:rFonts w:asciiTheme="minorHAnsi" w:cstheme="minorHAnsi"/>
           <w:noProof/>
+          <w:highlight w:val="cyan"/>
         </w:rPr>
         <w:t xml:space="preserve">    WHERE product_id = id;</w:t>
       </w:r>
@@ -20483,12 +20780,14 @@
         <w:rPr>
           <w:rFonts w:asciiTheme="minorHAnsi" w:cstheme="minorHAnsi"/>
           <w:noProof/>
+          <w:highlight w:val="cyan"/>
         </w:rPr>
       </w:pPr>
       <w:r>
         <w:rPr>
           <w:rFonts w:asciiTheme="minorHAnsi" w:cstheme="minorHAnsi"/>
           <w:noProof/>
+          <w:highlight w:val="cyan"/>
         </w:rPr>
         <w:t>$$</w:t>
       </w:r>
@@ -20505,6 +20804,7 @@
         <w:rPr>
           <w:rFonts w:asciiTheme="minorHAnsi" w:cstheme="minorHAnsi"/>
           <w:noProof/>
+          <w:highlight w:val="cyan"/>
         </w:rPr>
         <w:t>LANGUAGE SQL;</w:t>
       </w:r>
@@ -20639,6 +20939,7 @@
         <w:rPr>
           <w:b/>
           <w:noProof/>
+          <w:highlight w:val="cyan"/>
         </w:rPr>
         <w:t>CALL update_safety_stock(1, 20);</w:t>
       </w:r>
@@ -20682,6 +20983,7 @@
         </w:numPr>
       </w:pPr>
       <w:r>
+        <w:lastRenderedPageBreak/>
         <w:t>Better performance (pre-compiled)</w:t>
       </w:r>
     </w:p>
@@ -20789,6 +21091,7 @@
           <w:noProof/>
           <w:lang w:val="en-IN" w:eastAsia="en-IN"/>
         </w:rPr>
+        <w:lastRenderedPageBreak/>
         <w:drawing>
           <wp:inline distT="0" distB="0" distL="0" distR="0" wp14:anchorId="571426F9" wp14:editId="3B27F1EE">
             <wp:extent cx="5518150" cy="3921070"/>
@@ -21099,6 +21402,7 @@
         <w:spacing w:after="210"/>
       </w:pPr>
       <w:r>
+        <w:lastRenderedPageBreak/>
         <w:t>SELECT name</w:t>
       </w:r>
       <w:r>
@@ -21126,7 +21430,6 @@
           <w:noProof/>
           <w:lang w:val="en-IN" w:eastAsia="en-IN"/>
         </w:rPr>
-        <w:lastRenderedPageBreak/>
         <w:drawing>
           <wp:inline distT="0" distB="0" distL="0" distR="0" wp14:anchorId="0678F847" wp14:editId="69D973D6">
             <wp:extent cx="5518150" cy="3700580"/>
@@ -21178,6 +21481,7 @@
           <w:noProof/>
           <w:lang w:val="en-IN" w:eastAsia="en-IN"/>
         </w:rPr>
+        <w:lastRenderedPageBreak/>
         <w:drawing>
           <wp:inline distT="0" distB="0" distL="0" distR="0" wp14:anchorId="563DD3D9" wp14:editId="1CF51662">
             <wp:extent cx="5518150" cy="3740079"/>
@@ -21225,7 +21529,6 @@
           <w:b/>
           <w:sz w:val="42"/>
         </w:rPr>
-        <w:lastRenderedPageBreak/>
         <w:t>Triggers</w:t>
       </w:r>
       <w:bookmarkEnd w:id="112"/>
@@ -21269,6 +21572,7 @@
         <w:rPr>
           <w:rFonts w:asciiTheme="minorHAnsi" w:eastAsia="Georgia" w:cstheme="minorHAnsi"/>
           <w:noProof/>
+          <w:highlight w:val="cyan"/>
         </w:rPr>
         <w:t xml:space="preserve">CREATE TRIGGER </w:t>
       </w:r>
@@ -21277,6 +21581,7 @@
           <w:rFonts w:asciiTheme="minorHAnsi" w:eastAsia="Georgia" w:cstheme="minorHAnsi"/>
           <w:b/>
           <w:noProof/>
+          <w:highlight w:val="cyan"/>
         </w:rPr>
         <w:t>salary_audit</w:t>
       </w:r>
@@ -21284,6 +21589,7 @@
         <w:rPr>
           <w:rFonts w:asciiTheme="minorHAnsi" w:cstheme="minorHAnsi"/>
           <w:noProof/>
+          <w:highlight w:val="cyan"/>
         </w:rPr>
         <w:br/>
         <w:t>AFTER UPDATE ON employees</w:t>
@@ -21292,6 +21598,7 @@
         <w:rPr>
           <w:rFonts w:asciiTheme="minorHAnsi" w:cstheme="minorHAnsi"/>
           <w:noProof/>
+          <w:highlight w:val="cyan"/>
         </w:rPr>
         <w:br/>
         <w:t>FOR EACH ROW</w:t>
@@ -21300,6 +21607,7 @@
         <w:rPr>
           <w:rFonts w:asciiTheme="minorHAnsi" w:cstheme="minorHAnsi"/>
           <w:noProof/>
+          <w:highlight w:val="cyan"/>
         </w:rPr>
         <w:br/>
         <w:t>BEGIN</w:t>
@@ -21308,6 +21616,7 @@
         <w:rPr>
           <w:rFonts w:asciiTheme="minorHAnsi" w:cstheme="minorHAnsi"/>
           <w:noProof/>
+          <w:highlight w:val="cyan"/>
         </w:rPr>
         <w:br/>
       </w:r>
@@ -21315,6 +21624,7 @@
         <w:rPr>
           <w:rFonts w:asciiTheme="minorHAnsi" w:eastAsia="Georgia" w:cstheme="minorHAnsi"/>
           <w:noProof/>
+          <w:highlight w:val="cyan"/>
         </w:rPr>
         <w:t xml:space="preserve">       </w:t>
       </w:r>
@@ -21322,6 +21632,7 @@
         <w:rPr>
           <w:rFonts w:asciiTheme="minorHAnsi" w:eastAsia="Georgia" w:cstheme="minorHAnsi"/>
           <w:noProof/>
+          <w:highlight w:val="cyan"/>
         </w:rPr>
         <w:t>INSERT INTO salary_history (employee_id, old_salary, new_salary, changed_date)</w:t>
       </w:r>
@@ -21329,6 +21640,7 @@
         <w:rPr>
           <w:rFonts w:asciiTheme="minorHAnsi" w:cstheme="minorHAnsi"/>
           <w:noProof/>
+          <w:highlight w:val="cyan"/>
         </w:rPr>
         <w:br/>
       </w:r>
@@ -21336,6 +21648,7 @@
         <w:rPr>
           <w:rFonts w:asciiTheme="minorHAnsi" w:eastAsia="Georgia" w:cstheme="minorHAnsi"/>
           <w:noProof/>
+          <w:highlight w:val="cyan"/>
         </w:rPr>
         <w:t xml:space="preserve">       </w:t>
       </w:r>
@@ -21343,12 +21656,14 @@
         <w:rPr>
           <w:rFonts w:asciiTheme="minorHAnsi" w:eastAsia="Georgia" w:cstheme="minorHAnsi"/>
           <w:noProof/>
+          <w:highlight w:val="cyan"/>
         </w:rPr>
         <w:t>VALUES (NEW.employee_id, OLD.salary, NEW.salary, NOW());</w:t>
       </w:r>
       <w:r>
         <w:rPr>
           <w:rFonts w:asciiTheme="minorHAnsi" w:cstheme="minorHAnsi"/>
+          <w:highlight w:val="cyan"/>
         </w:rPr>
         <w:br/>
         <w:t>END;</w:t>
@@ -21493,6 +21808,7 @@
           <w:szCs w:val="36"/>
           <w:lang w:val="en-IN" w:eastAsia="en-IN"/>
         </w:rPr>
+        <w:lastRenderedPageBreak/>
         <w:t>The Trigger Code</w:t>
       </w:r>
     </w:p>
@@ -21990,7 +22306,6 @@
           <w:szCs w:val="24"/>
           <w:lang w:val="en-IN" w:eastAsia="en-IN"/>
         </w:rPr>
-        <w:lastRenderedPageBreak/>
         <w:pict w14:anchorId="6FA2952D">
           <v:rect id="_x0000_i1064" style="width:0;height:1.5pt" o:hralign="center" o:hrstd="t" o:hr="t" fillcolor="#a0a0a0" stroked="f"/>
         </w:pict>
@@ -22393,6 +22708,7 @@
           <w:szCs w:val="27"/>
           <w:lang w:val="en-IN" w:eastAsia="en-IN"/>
         </w:rPr>
+        <w:lastRenderedPageBreak/>
         <w:t>BEGIN ... END</w:t>
       </w:r>
     </w:p>
@@ -22753,7 +23069,6 @@
           <w:szCs w:val="27"/>
           <w:lang w:val="en-IN" w:eastAsia="en-IN"/>
         </w:rPr>
-        <w:lastRenderedPageBreak/>
         <w:t>VALUES (NEW.employee_id, OLD.salary, NEW.salary, NOW())</w:t>
       </w:r>
     </w:p>
@@ -23291,6 +23606,7 @@
           <w:szCs w:val="24"/>
           <w:lang w:val="en-IN" w:eastAsia="en-IN"/>
         </w:rPr>
+        <w:lastRenderedPageBreak/>
         <w:t>This happens silently in the background and ensures data changes are always tracked.</w:t>
       </w:r>
     </w:p>
@@ -23589,7 +23905,6 @@
           <w:szCs w:val="24"/>
           <w:lang w:val="en-IN" w:eastAsia="en-IN"/>
         </w:rPr>
-        <w:lastRenderedPageBreak/>
         <w:t>It automatically records the old and new salary in a history table</w:t>
       </w:r>
     </w:p>
@@ -23894,6 +24209,7 @@
           <w:szCs w:val="24"/>
           <w:lang w:val="en-IN" w:eastAsia="en-IN"/>
         </w:rPr>
+        <w:lastRenderedPageBreak/>
         <w:t>Logging</w:t>
       </w:r>
       <w:r>
@@ -24306,7 +24622,6 @@
           <w:szCs w:val="24"/>
           <w:lang w:val="en-IN" w:eastAsia="en-IN"/>
         </w:rPr>
-        <w:lastRenderedPageBreak/>
         <w:pict w14:anchorId="315D5D6E">
           <v:rect id="_x0000_i1074" style="width:0;height:1.5pt" o:hralign="center" o:hrstd="t" o:hr="t" fillcolor="#a0a0a0" stroked="f"/>
         </w:pict>
@@ -24533,6 +24848,7 @@
           <w:bCs/>
           <w:sz w:val="36"/>
           <w:szCs w:val="36"/>
+          <w:highlight w:val="magenta"/>
           <w:lang w:val="en-IN" w:eastAsia="en-IN"/>
         </w:rPr>
         <w:t>Trigger Functions</w:t>
@@ -24595,6 +24911,7 @@
           <w:szCs w:val="24"/>
           <w:lang w:val="en-IN" w:eastAsia="en-IN"/>
         </w:rPr>
+        <w:lastRenderedPageBreak/>
         <w:t>Key characteristics of trigger functions:</w:t>
       </w:r>
     </w:p>
@@ -24633,14 +24950,16 @@
           <w:rFonts w:ascii="Times New Roman" w:eastAsia="Times New Roman" w:hAnsi="Times New Roman" w:cs="Times New Roman"/>
           <w:sz w:val="24"/>
           <w:szCs w:val="24"/>
-          <w:lang w:val="en-IN" w:eastAsia="en-IN"/>
-        </w:rPr>
-      </w:pPr>
-      <w:r>
-        <w:rPr>
-          <w:rFonts w:ascii="Times New Roman" w:eastAsia="Times New Roman" w:hAnsi="Times New Roman" w:cs="Times New Roman"/>
-          <w:sz w:val="24"/>
-          <w:szCs w:val="24"/>
+          <w:highlight w:val="cyan"/>
+          <w:lang w:val="en-IN" w:eastAsia="en-IN"/>
+        </w:rPr>
+      </w:pPr>
+      <w:r>
+        <w:rPr>
+          <w:rFonts w:ascii="Times New Roman" w:eastAsia="Times New Roman" w:hAnsi="Times New Roman" w:cs="Times New Roman"/>
+          <w:sz w:val="24"/>
+          <w:szCs w:val="24"/>
+          <w:highlight w:val="cyan"/>
           <w:lang w:val="en-IN" w:eastAsia="en-IN"/>
         </w:rPr>
         <w:t xml:space="preserve">They must return the special data type </w:t>
@@ -24650,6 +24969,7 @@
           <w:rFonts w:ascii="Courier New" w:eastAsia="Times New Roman" w:hAnsi="Courier New" w:cs="Courier New"/>
           <w:sz w:val="20"/>
           <w:szCs w:val="20"/>
+          <w:highlight w:val="cyan"/>
           <w:lang w:val="en-IN" w:eastAsia="en-IN"/>
         </w:rPr>
         <w:t>TRIGGER</w:t>
@@ -24659,6 +24979,7 @@
           <w:rFonts w:ascii="Times New Roman" w:eastAsia="Times New Roman" w:hAnsi="Times New Roman" w:cs="Times New Roman"/>
           <w:sz w:val="24"/>
           <w:szCs w:val="24"/>
+          <w:highlight w:val="cyan"/>
           <w:lang w:val="en-IN" w:eastAsia="en-IN"/>
         </w:rPr>
         <w:t>.</w:t>
@@ -24729,6 +25050,7 @@
           <w:bCs/>
           <w:sz w:val="24"/>
           <w:szCs w:val="24"/>
+          <w:highlight w:val="cyan"/>
           <w:lang w:val="en-IN" w:eastAsia="en-IN"/>
         </w:rPr>
         <w:t>TG_OP</w:t>
@@ -24837,6 +25159,7 @@
           <w:bCs/>
           <w:sz w:val="24"/>
           <w:szCs w:val="24"/>
+          <w:highlight w:val="cyan"/>
           <w:lang w:val="en-IN" w:eastAsia="en-IN"/>
         </w:rPr>
         <w:t>NEW</w:t>
@@ -24909,6 +25232,7 @@
           <w:bCs/>
           <w:sz w:val="24"/>
           <w:szCs w:val="24"/>
+          <w:highlight w:val="cyan"/>
           <w:lang w:val="en-IN" w:eastAsia="en-IN"/>
         </w:rPr>
         <w:t>OLD</w:t>
@@ -25058,7 +25382,6 @@
           <w:szCs w:val="24"/>
           <w:lang w:val="en-IN" w:eastAsia="en-IN"/>
         </w:rPr>
-        <w:lastRenderedPageBreak/>
         <w:t xml:space="preserve">Trigger timing determines </w:t>
       </w:r>
       <w:r>
@@ -25133,6 +25456,7 @@
           <w:bCs/>
           <w:sz w:val="24"/>
           <w:szCs w:val="24"/>
+          <w:highlight w:val="cyan"/>
           <w:lang w:val="en-IN" w:eastAsia="en-IN"/>
         </w:rPr>
         <w:t>BEFORE</w:t>
@@ -25179,6 +25503,7 @@
           <w:bCs/>
           <w:sz w:val="24"/>
           <w:szCs w:val="24"/>
+          <w:highlight w:val="cyan"/>
           <w:lang w:val="en-IN" w:eastAsia="en-IN"/>
         </w:rPr>
         <w:t>AFTER</w:t>
@@ -25331,8 +25656,10 @@
           <w:bCs/>
           <w:sz w:val="27"/>
           <w:szCs w:val="27"/>
-          <w:lang w:val="en-IN" w:eastAsia="en-IN"/>
-        </w:rPr>
+          <w:highlight w:val="cyan"/>
+          <w:lang w:val="en-IN" w:eastAsia="en-IN"/>
+        </w:rPr>
+        <w:lastRenderedPageBreak/>
         <w:t>Row-Level Triggers</w:t>
       </w:r>
     </w:p>
@@ -25466,6 +25793,7 @@
           <w:bCs/>
           <w:sz w:val="27"/>
           <w:szCs w:val="27"/>
+          <w:highlight w:val="cyan"/>
           <w:lang w:val="en-IN" w:eastAsia="en-IN"/>
         </w:rPr>
         <w:t>Statement-Level Triggers</w:t>
@@ -25637,7 +25965,6 @@
         <w:rPr>
           <w:noProof/>
         </w:rPr>
-        <w:lastRenderedPageBreak/>
         <w:pict w14:anchorId="07407C99">
           <v:rect id="_x0000_i1078" alt="" style="width:434.5pt;height:.05pt;mso-width-percent:0;mso-height-percent:0;mso-width-percent:0;mso-height-percent:0" o:hralign="center" o:hrstd="t" o:hr="t"/>
         </w:pict>
@@ -25709,144 +26036,15 @@
         <w:spacing w:after="210"/>
       </w:pPr>
       <w:r>
+        <w:rPr>
+          <w:highlight w:val="cyan"/>
+        </w:rPr>
         <w:t>BEGIN;</w:t>
       </w:r>
       <w:r>
-        <w:br/>
-      </w:r>
-      <w:r>
-        <w:rPr>
-          <w:rFonts w:eastAsia="Georgia" w:hAnsi="Georgia" w:cs="Georgia"/>
-        </w:rPr>
-        <w:t xml:space="preserve">   </w:t>
-      </w:r>
-      <w:r>
-        <w:rPr>
-          <w:rFonts w:eastAsia="Georgia" w:hAnsi="Georgia" w:cs="Georgia"/>
-        </w:rPr>
-        <w:t xml:space="preserve">  </w:t>
-      </w:r>
-      <w:r>
-        <w:rPr>
-          <w:rFonts w:eastAsia="Georgia" w:hAnsi="Georgia" w:cs="Georgia"/>
-        </w:rPr>
-        <w:t>UPDATE accounts SET balance = balance - 1000 WHERE account_id = 101;</w:t>
-      </w:r>
-      <w:r>
-        <w:br/>
-      </w:r>
-      <w:r>
-        <w:rPr>
-          <w:rFonts w:eastAsia="Georgia" w:hAnsi="Georgia" w:cs="Georgia"/>
-        </w:rPr>
-        <w:t xml:space="preserve">   </w:t>
-      </w:r>
-      <w:r>
-        <w:rPr>
-          <w:rFonts w:eastAsia="Georgia" w:hAnsi="Georgia" w:cs="Georgia"/>
-        </w:rPr>
-        <w:t xml:space="preserve">  </w:t>
-      </w:r>
-      <w:r>
-        <w:rPr>
-          <w:rFonts w:eastAsia="Georgia" w:hAnsi="Georgia" w:cs="Georgia"/>
-        </w:rPr>
-        <w:t>UPDATE accounts SET balance = balance + 1000 WHERE account_id = 102;</w:t>
-      </w:r>
-      <w:r>
-        <w:br/>
-        <w:t>COMMIT; -- Both updates saved</w:t>
-      </w:r>
-    </w:p>
-    <w:p>
-      <w:pPr>
-        <w:spacing w:after="210"/>
-      </w:pPr>
-      <w:r>
-        <w:rPr>
-          <w:b/>
-        </w:rPr>
-        <w:t>ROLLBACK</w:t>
-      </w:r>
-      <w:r>
-        <w:t xml:space="preserve"> - Undoes all changes since the transaction started.</w:t>
-      </w:r>
-    </w:p>
-    <w:p>
-      <w:pPr>
-        <w:spacing w:after="210"/>
-      </w:pPr>
-      <w:r>
-        <w:t>BEGIN;</w:t>
-      </w:r>
-      <w:r>
-        <w:br/>
-      </w:r>
-      <w:r>
-        <w:t xml:space="preserve">   </w:t>
-      </w:r>
-      <w:r>
-        <w:t xml:space="preserve">   </w:t>
-      </w:r>
-      <w:r>
-        <w:t>DELETE FROM employees WHERE id = 1;</w:t>
-      </w:r>
-      <w:r>
-        <w:br/>
-      </w:r>
-      <w:r>
-        <w:t xml:space="preserve">   </w:t>
-      </w:r>
-      <w:r>
-        <w:t xml:space="preserve">   </w:t>
-      </w:r>
-      <w:r>
-        <w:t>-- Oops! Wrong employee</w:t>
-      </w:r>
-      <w:r>
-        <w:br/>
-        <w:t>ROLLBACK; -- Deletion undone</w:t>
-      </w:r>
-    </w:p>
-    <w:p>
-      <w:pPr>
-        <w:spacing w:before="240" w:line="271" w:lineRule="auto"/>
-      </w:pPr>
-      <w:bookmarkStart w:id="115" w:name="savepoint"/>
-      <w:r>
-        <w:rPr>
-          <w:b/>
-          <w:sz w:val="42"/>
-        </w:rPr>
-        <w:t>SAVEPOINT</w:t>
-      </w:r>
-      <w:bookmarkEnd w:id="115"/>
-    </w:p>
-    <w:p>
-      <w:pPr>
-        <w:spacing w:after="210"/>
-      </w:pPr>
-      <w:r>
-        <w:t>Create recovery points within a transaction. Can rollback to a specific savepoint instead of the entire transaction.</w:t>
-      </w:r>
-    </w:p>
-    <w:p>
-      <w:pPr>
-        <w:spacing w:after="210"/>
-      </w:pPr>
-      <w:r>
-        <w:t>BEGIN;</w:t>
-      </w:r>
-    </w:p>
-    <w:p>
-      <w:pPr>
-        <w:spacing w:after="210"/>
-        <w:ind w:left="720"/>
-      </w:pPr>
-      <w:r>
-        <w:t>UPDATE employees SET salary = salary * 1.10 WHERE department = 'IT';</w:t>
-      </w:r>
-      <w:r>
+        <w:rPr>
+          <w:highlight w:val="cyan"/>
+        </w:rPr>
         <w:br/>
       </w:r>
       <w:r>
@@ -25854,29 +26052,207 @@
           <w:rFonts w:eastAsia="Georgia" w:hAnsi="Georgia" w:cs="Georgia"/>
           <w:highlight w:val="cyan"/>
         </w:rPr>
-        <w:t>SAVEPOINT after_it_raise;</w:t>
-      </w:r>
-    </w:p>
-    <w:p>
-      <w:pPr>
-        <w:spacing w:after="210"/>
-        <w:ind w:left="720"/>
-      </w:pPr>
-      <w:r>
-        <w:t>UPDATE employees SET salary = salary * 1.05 WHERE department = 'HR';</w:t>
-      </w:r>
-      <w:r>
-        <w:br/>
-        <w:t>-- Something went wrong with HR update</w:t>
-      </w:r>
-      <w:r>
-        <w:br/>
+        <w:t xml:space="preserve">   </w:t>
       </w:r>
       <w:r>
         <w:rPr>
           <w:rFonts w:eastAsia="Georgia" w:hAnsi="Georgia" w:cs="Georgia"/>
           <w:highlight w:val="cyan"/>
         </w:rPr>
+        <w:t xml:space="preserve">  </w:t>
+      </w:r>
+      <w:r>
+        <w:rPr>
+          <w:rFonts w:eastAsia="Georgia" w:hAnsi="Georgia" w:cs="Georgia"/>
+          <w:highlight w:val="cyan"/>
+        </w:rPr>
+        <w:t>UPDATE accounts SET balance = balance - 1000 WHERE account_id = 101;</w:t>
+      </w:r>
+      <w:r>
+        <w:rPr>
+          <w:highlight w:val="cyan"/>
+        </w:rPr>
+        <w:br/>
+      </w:r>
+      <w:r>
+        <w:rPr>
+          <w:rFonts w:eastAsia="Georgia" w:hAnsi="Georgia" w:cs="Georgia"/>
+          <w:highlight w:val="cyan"/>
+        </w:rPr>
+        <w:t xml:space="preserve">   </w:t>
+      </w:r>
+      <w:r>
+        <w:rPr>
+          <w:rFonts w:eastAsia="Georgia" w:hAnsi="Georgia" w:cs="Georgia"/>
+          <w:highlight w:val="cyan"/>
+        </w:rPr>
+        <w:t xml:space="preserve">  </w:t>
+      </w:r>
+      <w:r>
+        <w:rPr>
+          <w:rFonts w:eastAsia="Georgia" w:hAnsi="Georgia" w:cs="Georgia"/>
+          <w:highlight w:val="cyan"/>
+        </w:rPr>
+        <w:t>UPDATE accounts SET balance = balance + 1000 WHERE account_id = 102;</w:t>
+      </w:r>
+      <w:r>
+        <w:rPr>
+          <w:highlight w:val="cyan"/>
+        </w:rPr>
+        <w:br/>
+        <w:t>COMMIT; -- Both updates saved</w:t>
+      </w:r>
+    </w:p>
+    <w:p>
+      <w:pPr>
+        <w:spacing w:after="210"/>
+      </w:pPr>
+      <w:r>
+        <w:rPr>
+          <w:b/>
+        </w:rPr>
+        <w:t>ROLLBACK</w:t>
+      </w:r>
+      <w:r>
+        <w:t xml:space="preserve"> - Undoes all changes since the transaction started.</w:t>
+      </w:r>
+    </w:p>
+    <w:p>
+      <w:pPr>
+        <w:spacing w:after="210"/>
+      </w:pPr>
+      <w:r>
+        <w:rPr>
+          <w:highlight w:val="yellow"/>
+        </w:rPr>
+        <w:t>BEGIN;</w:t>
+      </w:r>
+      <w:r>
+        <w:rPr>
+          <w:highlight w:val="yellow"/>
+        </w:rPr>
+        <w:br/>
+      </w:r>
+      <w:r>
+        <w:rPr>
+          <w:highlight w:val="yellow"/>
+        </w:rPr>
+        <w:t xml:space="preserve">   </w:t>
+      </w:r>
+      <w:r>
+        <w:rPr>
+          <w:highlight w:val="yellow"/>
+        </w:rPr>
+        <w:t xml:space="preserve">   </w:t>
+      </w:r>
+      <w:r>
+        <w:rPr>
+          <w:highlight w:val="yellow"/>
+        </w:rPr>
+        <w:t>DELETE FROM employees WHERE id = 1;</w:t>
+      </w:r>
+      <w:r>
+        <w:rPr>
+          <w:highlight w:val="yellow"/>
+        </w:rPr>
+        <w:br/>
+      </w:r>
+      <w:r>
+        <w:rPr>
+          <w:highlight w:val="yellow"/>
+        </w:rPr>
+        <w:t xml:space="preserve">   </w:t>
+      </w:r>
+      <w:r>
+        <w:rPr>
+          <w:highlight w:val="yellow"/>
+        </w:rPr>
+        <w:t xml:space="preserve">   </w:t>
+      </w:r>
+      <w:r>
+        <w:rPr>
+          <w:highlight w:val="yellow"/>
+        </w:rPr>
+        <w:t>-- Oops! Wrong employee</w:t>
+      </w:r>
+      <w:r>
+        <w:rPr>
+          <w:highlight w:val="yellow"/>
+        </w:rPr>
+        <w:br/>
+        <w:t>ROLLBACK; -- Deletion undone</w:t>
+      </w:r>
+    </w:p>
+    <w:p>
+      <w:pPr>
+        <w:spacing w:before="240" w:line="271" w:lineRule="auto"/>
+      </w:pPr>
+      <w:bookmarkStart w:id="115" w:name="savepoint"/>
+      <w:r>
+        <w:rPr>
+          <w:b/>
+          <w:sz w:val="42"/>
+        </w:rPr>
+        <w:t>SAVEPOINT</w:t>
+      </w:r>
+      <w:bookmarkEnd w:id="115"/>
+    </w:p>
+    <w:p>
+      <w:pPr>
+        <w:spacing w:after="210"/>
+      </w:pPr>
+      <w:r>
+        <w:lastRenderedPageBreak/>
+        <w:t>Create recovery points within a transaction. Can rollback to a specific savepoint instead of the entire transaction.</w:t>
+      </w:r>
+    </w:p>
+    <w:p>
+      <w:pPr>
+        <w:spacing w:after="210"/>
+      </w:pPr>
+      <w:r>
+        <w:t>BEGIN;</w:t>
+      </w:r>
+    </w:p>
+    <w:p>
+      <w:pPr>
+        <w:spacing w:after="210"/>
+        <w:ind w:left="720"/>
+      </w:pPr>
+      <w:r>
+        <w:t>UPDATE employees SET salary = salary * 1.10 WHERE department = 'IT';</w:t>
+      </w:r>
+      <w:r>
+        <w:br/>
+      </w:r>
+      <w:r>
+        <w:rPr>
+          <w:rFonts w:eastAsia="Georgia" w:hAnsi="Georgia" w:cs="Georgia"/>
+          <w:highlight w:val="cyan"/>
+        </w:rPr>
+        <w:t>SAVEPOINT after_it_raise;</w:t>
+      </w:r>
+    </w:p>
+    <w:p>
+      <w:pPr>
+        <w:spacing w:after="210"/>
+        <w:ind w:left="720"/>
+      </w:pPr>
+      <w:r>
+        <w:t>UPDATE employees SET salary = salary * 1.05 WHERE department = 'HR';</w:t>
+      </w:r>
+      <w:r>
+        <w:br/>
+        <w:t>-- Something went wrong with HR update</w:t>
+      </w:r>
+      <w:r>
+        <w:br/>
+      </w:r>
+      <w:r>
+        <w:rPr>
+          <w:rFonts w:eastAsia="Georgia" w:hAnsi="Georgia" w:cs="Georgia"/>
+          <w:highlight w:val="cyan"/>
+        </w:rPr>
         <w:t>ROLLBACK TO after_it_raise;</w:t>
       </w:r>
       <w:r>
@@ -25931,6 +26307,7 @@
         <w:rPr>
           <w:b/>
           <w:sz w:val="33"/>
+          <w:highlight w:val="magenta"/>
         </w:rPr>
         <w:t>Atomicity</w:t>
       </w:r>
@@ -25979,7 +26356,6 @@
         <w:rPr>
           <w:rFonts w:asciiTheme="minorHAnsi" w:cstheme="minorHAnsi"/>
         </w:rPr>
-        <w:lastRenderedPageBreak/>
         <w:t>BEGIN;</w:t>
       </w:r>
       <w:r>
@@ -26013,6 +26389,7 @@
         <w:rPr>
           <w:b/>
           <w:sz w:val="33"/>
+          <w:highlight w:val="magenta"/>
         </w:rPr>
         <w:t>Consistency</w:t>
       </w:r>
@@ -26082,6 +26459,7 @@
         <w:rPr>
           <w:b/>
           <w:sz w:val="33"/>
+          <w:highlight w:val="magenta"/>
         </w:rPr>
         <w:t>Isolation</w:t>
       </w:r>
@@ -26168,6 +26546,7 @@
         <w:rPr>
           <w:b/>
         </w:rPr>
+        <w:lastRenderedPageBreak/>
         <w:t>SERIALIZABLE</w:t>
       </w:r>
       <w:r>
@@ -26440,7 +26819,6 @@
           <w:szCs w:val="24"/>
           <w:lang w:val="en-IN" w:eastAsia="en-IN"/>
         </w:rPr>
-        <w:lastRenderedPageBreak/>
         <w:t>B may see incomplete or temporary data</w:t>
       </w:r>
     </w:p>
@@ -26752,6 +27130,7 @@
           <w:szCs w:val="24"/>
           <w:lang w:val="en-IN" w:eastAsia="en-IN"/>
         </w:rPr>
+        <w:lastRenderedPageBreak/>
         <w:t>Another transaction commits an update</w:t>
       </w:r>
     </w:p>
@@ -27073,7 +27452,6 @@
           <w:szCs w:val="24"/>
           <w:lang w:val="en-IN" w:eastAsia="en-IN"/>
         </w:rPr>
-        <w:lastRenderedPageBreak/>
         <w:pict w14:anchorId="685C9535">
           <v:rect id="_x0000_i1084" style="width:0;height:1.5pt" o:hralign="center" o:hrstd="t" o:hr="t" fillcolor="#a0a0a0" stroked="f"/>
         </w:pict>
@@ -27397,6 +27775,7 @@
           <w:szCs w:val="24"/>
           <w:lang w:val="en-IN" w:eastAsia="en-IN"/>
         </w:rPr>
+        <w:lastRenderedPageBreak/>
         <w:t>Transaction B read invalid data.</w:t>
       </w:r>
     </w:p>
@@ -27684,7 +28063,6 @@
           <w:szCs w:val="24"/>
           <w:lang w:val="en-IN" w:eastAsia="en-IN"/>
         </w:rPr>
-        <w:lastRenderedPageBreak/>
         <w:t>However, if another transaction commits changes after your first read, you may see different results later.</w:t>
       </w:r>
     </w:p>
@@ -27976,6 +28354,7 @@
           <w:szCs w:val="24"/>
           <w:lang w:val="en-IN" w:eastAsia="en-IN"/>
         </w:rPr>
+        <w:lastRenderedPageBreak/>
         <w:t>Explanation:</w:t>
       </w:r>
     </w:p>
@@ -28247,7 +28626,6 @@
           <w:szCs w:val="24"/>
           <w:lang w:val="en-IN" w:eastAsia="en-IN"/>
         </w:rPr>
-        <w:lastRenderedPageBreak/>
         <w:t>Dirty reads</w:t>
       </w:r>
     </w:p>
@@ -28789,6 +29167,7 @@
                 <w:szCs w:val="24"/>
                 <w:lang w:val="en-IN" w:eastAsia="en-IN"/>
               </w:rPr>
+              <w:lastRenderedPageBreak/>
               <w:t>READ COMMITTED</w:t>
             </w:r>
           </w:p>
@@ -29227,7 +29606,6 @@
         <w:rPr>
           <w:b/>
         </w:rPr>
-        <w:lastRenderedPageBreak/>
         <w:t>Example:</w:t>
       </w:r>
       <w:r>
@@ -29368,6 +29746,9 @@
       </w:r>
       <w:r>
         <w:br/>
+      </w:r>
+      <w:r>
+        <w:lastRenderedPageBreak/>
         <w:t>Rahul | 70000 | 1</w:t>
       </w:r>
       <w:r>
@@ -29529,66 +29910,322 @@
         <w:rPr>
           <w:rFonts w:asciiTheme="minorHAnsi" w:cstheme="minorHAnsi"/>
         </w:rPr>
+        <w:t>name | salary | rank</w:t>
+      </w:r>
+      <w:r>
+        <w:rPr>
+          <w:rFonts w:asciiTheme="minorHAnsi" w:cstheme="minorHAnsi"/>
+        </w:rPr>
+        <w:br/>
+        <w:t>Rahul | 70000 | 1</w:t>
+      </w:r>
+      <w:r>
+        <w:rPr>
+          <w:rFonts w:asciiTheme="minorHAnsi" w:cstheme="minorHAnsi"/>
+        </w:rPr>
+        <w:br/>
+        <w:t>Amit | 65000 | 2</w:t>
+      </w:r>
+      <w:r>
+        <w:rPr>
+          <w:rFonts w:asciiTheme="minorHAnsi" w:cstheme="minorHAnsi"/>
+        </w:rPr>
+        <w:br/>
+        <w:t>Priya | 65000 | 2</w:t>
+      </w:r>
+      <w:r>
+        <w:rPr>
+          <w:rFonts w:asciiTheme="minorHAnsi" w:cstheme="minorHAnsi"/>
+        </w:rPr>
+        <w:br/>
+        <w:t xml:space="preserve">Deepak | 60000 | </w:t>
+      </w:r>
+      <w:r>
+        <w:rPr>
+          <w:rFonts w:asciiTheme="minorHAnsi" w:cstheme="minorHAnsi"/>
+          <w:highlight w:val="cyan"/>
+        </w:rPr>
+        <w:t>3 (not 4)</w:t>
+      </w:r>
+    </w:p>
+    <w:p>
+      <w:pPr>
+        <w:spacing w:before="240" w:line="271" w:lineRule="auto"/>
+      </w:pPr>
+      <w:bookmarkStart w:id="126" w:name="lag_and_lead"/>
+      <w:r>
+        <w:rPr>
+          <w:b/>
+          <w:sz w:val="33"/>
+        </w:rPr>
+        <w:t>LAG() and LEAD()</w:t>
+      </w:r>
+      <w:bookmarkEnd w:id="126"/>
+    </w:p>
+    <w:p>
+      <w:pPr>
+        <w:spacing w:after="210"/>
+      </w:pPr>
+      <w:r>
+        <w:t>Access previous or next row values.</w:t>
+      </w:r>
+    </w:p>
+    <w:p>
+      <w:pPr>
+        <w:spacing w:after="210"/>
+        <w:rPr>
+          <w:rFonts w:asciiTheme="minorHAnsi" w:cstheme="minorHAnsi"/>
+        </w:rPr>
+      </w:pPr>
+      <w:r>
+        <w:rPr>
+          <w:rFonts w:asciiTheme="minorHAnsi" w:cstheme="minorHAnsi"/>
+        </w:rPr>
+        <w:t>SELECT</w:t>
+      </w:r>
+      <w:r>
+        <w:rPr>
+          <w:rFonts w:asciiTheme="minorHAnsi" w:cstheme="minorHAnsi"/>
+        </w:rPr>
+        <w:br/>
+        <w:t>name,</w:t>
+      </w:r>
+      <w:r>
+        <w:rPr>
+          <w:rFonts w:asciiTheme="minorHAnsi" w:cstheme="minorHAnsi"/>
+        </w:rPr>
+        <w:br/>
+        <w:t>salary,</w:t>
+      </w:r>
+      <w:r>
+        <w:rPr>
+          <w:rFonts w:asciiTheme="minorHAnsi" w:cstheme="minorHAnsi"/>
+        </w:rPr>
+        <w:br/>
+      </w:r>
+      <w:r>
+        <w:rPr>
+          <w:rFonts w:asciiTheme="minorHAnsi" w:eastAsia="Georgia" w:cstheme="minorHAnsi"/>
+        </w:rPr>
+        <w:t>LAG(salary) OVER (ORDER BY salary DESC) AS prev_salary,</w:t>
+      </w:r>
+      <w:r>
+        <w:rPr>
+          <w:rFonts w:asciiTheme="minorHAnsi" w:cstheme="minorHAnsi"/>
+        </w:rPr>
+        <w:br/>
+      </w:r>
+      <w:r>
+        <w:rPr>
+          <w:rFonts w:asciiTheme="minorHAnsi" w:eastAsia="Georgia" w:cstheme="minorHAnsi"/>
+        </w:rPr>
+        <w:t>LEAD(salary) OVER (ORDER BY salary DESC) AS next_salary</w:t>
+      </w:r>
+      <w:r>
+        <w:rPr>
+          <w:rFonts w:asciiTheme="minorHAnsi" w:cstheme="minorHAnsi"/>
+        </w:rPr>
+        <w:br/>
+        <w:t>FROM employees;</w:t>
+      </w:r>
+    </w:p>
+    <w:p>
+      <w:pPr>
+        <w:spacing w:before="240" w:line="271" w:lineRule="auto"/>
+      </w:pPr>
+      <w:bookmarkStart w:id="127" w:name="running_total"/>
+      <w:r>
+        <w:rPr>
+          <w:b/>
+          <w:sz w:val="33"/>
+        </w:rPr>
+        <w:t>Running Total</w:t>
+      </w:r>
+      <w:bookmarkEnd w:id="127"/>
+    </w:p>
+    <w:p>
+      <w:pPr>
+        <w:spacing w:after="210"/>
+        <w:rPr>
+          <w:rFonts w:asciiTheme="minorHAnsi" w:cstheme="minorHAnsi"/>
+        </w:rPr>
+      </w:pPr>
+      <w:r>
+        <w:rPr>
+          <w:rFonts w:asciiTheme="minorHAnsi" w:cstheme="minorHAnsi"/>
+        </w:rPr>
+        <w:t>SELECT</w:t>
+      </w:r>
+      <w:r>
+        <w:rPr>
+          <w:rFonts w:asciiTheme="minorHAnsi" w:cstheme="minorHAnsi"/>
+        </w:rPr>
+        <w:br/>
+        <w:t>name,</w:t>
+      </w:r>
+      <w:r>
+        <w:rPr>
+          <w:rFonts w:asciiTheme="minorHAnsi" w:cstheme="minorHAnsi"/>
+        </w:rPr>
+        <w:br/>
+        <w:t>salary,</w:t>
+      </w:r>
+      <w:r>
+        <w:rPr>
+          <w:rFonts w:asciiTheme="minorHAnsi" w:cstheme="minorHAnsi"/>
+        </w:rPr>
+        <w:br/>
+      </w:r>
+      <w:r>
+        <w:rPr>
+          <w:rFonts w:asciiTheme="minorHAnsi" w:eastAsia="Georgia" w:cstheme="minorHAnsi"/>
+        </w:rPr>
+        <w:t>SUM(salary) OVER (ORDER BY hire_date) AS running_total</w:t>
+      </w:r>
+      <w:r>
+        <w:rPr>
+          <w:rFonts w:asciiTheme="minorHAnsi" w:cstheme="minorHAnsi"/>
+        </w:rPr>
+        <w:br/>
+        <w:t>FROM employees;</w:t>
+      </w:r>
+    </w:p>
+    <w:p>
+      <w:pPr>
+        <w:spacing w:before="240" w:line="271" w:lineRule="auto"/>
+      </w:pPr>
+      <w:bookmarkStart w:id="128" w:name="partition_by"/>
+      <w:r>
+        <w:rPr>
+          <w:b/>
+          <w:sz w:val="42"/>
+        </w:rPr>
+        <w:t>Partition By</w:t>
+      </w:r>
+      <w:bookmarkEnd w:id="128"/>
+    </w:p>
+    <w:p>
+      <w:pPr>
+        <w:spacing w:after="210"/>
+        <w:rPr>
+          <w:rFonts w:asciiTheme="minorHAnsi" w:cstheme="minorHAnsi"/>
+        </w:rPr>
+      </w:pPr>
+      <w:r>
+        <w:rPr>
+          <w:rFonts w:asciiTheme="minorHAnsi" w:cstheme="minorHAnsi"/>
+        </w:rPr>
         <w:lastRenderedPageBreak/>
-        <w:t>name | salary | rank</w:t>
-      </w:r>
-      <w:r>
-        <w:rPr>
-          <w:rFonts w:asciiTheme="minorHAnsi" w:cstheme="minorHAnsi"/>
-        </w:rPr>
-        <w:br/>
-        <w:t>Rahul | 70000 | 1</w:t>
-      </w:r>
-      <w:r>
-        <w:rPr>
-          <w:rFonts w:asciiTheme="minorHAnsi" w:cstheme="minorHAnsi"/>
-        </w:rPr>
-        <w:br/>
-        <w:t>Amit | 65000 | 2</w:t>
-      </w:r>
-      <w:r>
-        <w:rPr>
-          <w:rFonts w:asciiTheme="minorHAnsi" w:cstheme="minorHAnsi"/>
-        </w:rPr>
-        <w:br/>
-        <w:t>Priya | 65000 | 2</w:t>
-      </w:r>
-      <w:r>
-        <w:rPr>
-          <w:rFonts w:asciiTheme="minorHAnsi" w:cstheme="minorHAnsi"/>
-        </w:rPr>
-        <w:br/>
-        <w:t xml:space="preserve">Deepak | 60000 | </w:t>
-      </w:r>
-      <w:r>
-        <w:rPr>
-          <w:rFonts w:asciiTheme="minorHAnsi" w:cstheme="minorHAnsi"/>
-          <w:highlight w:val="cyan"/>
-        </w:rPr>
-        <w:t>3 (not 4)</w:t>
+        <w:t>Divide rows into groups (partitions) and apply window functions separately to each.</w:t>
+      </w:r>
+    </w:p>
+    <w:p>
+      <w:pPr>
+        <w:spacing w:after="210"/>
+        <w:rPr>
+          <w:rFonts w:asciiTheme="minorHAnsi" w:cstheme="minorHAnsi"/>
+        </w:rPr>
+      </w:pPr>
+      <w:r>
+        <w:rPr>
+          <w:rFonts w:asciiTheme="minorHAnsi" w:cstheme="minorHAnsi"/>
+        </w:rPr>
+        <w:t>SELECT</w:t>
+      </w:r>
+      <w:r>
+        <w:rPr>
+          <w:rFonts w:asciiTheme="minorHAnsi" w:cstheme="minorHAnsi"/>
+        </w:rPr>
+        <w:br/>
+        <w:t>name,</w:t>
+      </w:r>
+      <w:r>
+        <w:rPr>
+          <w:rFonts w:asciiTheme="minorHAnsi" w:cstheme="minorHAnsi"/>
+        </w:rPr>
+        <w:br/>
+        <w:t>department,</w:t>
+      </w:r>
+      <w:r>
+        <w:rPr>
+          <w:rFonts w:asciiTheme="minorHAnsi" w:cstheme="minorHAnsi"/>
+        </w:rPr>
+        <w:br/>
+        <w:t>salary,</w:t>
+      </w:r>
+      <w:r>
+        <w:rPr>
+          <w:rFonts w:asciiTheme="minorHAnsi" w:cstheme="minorHAnsi"/>
+        </w:rPr>
+        <w:br/>
+      </w:r>
+      <w:r>
+        <w:rPr>
+          <w:rFonts w:asciiTheme="minorHAnsi" w:eastAsia="Georgia" w:cstheme="minorHAnsi"/>
+        </w:rPr>
+        <w:t>AVG(salary) OVER (PARTITION BY department) AS dept_avg_salary,</w:t>
+      </w:r>
+      <w:r>
+        <w:rPr>
+          <w:rFonts w:asciiTheme="minorHAnsi" w:cstheme="minorHAnsi"/>
+        </w:rPr>
+        <w:br/>
+      </w:r>
+      <w:r>
+        <w:rPr>
+          <w:rFonts w:asciiTheme="minorHAnsi" w:eastAsia="Georgia" w:cstheme="minorHAnsi"/>
+        </w:rPr>
+        <w:t>salary - AVG(salary) OVER (PARTITION BY department) AS diff_from_avg</w:t>
+      </w:r>
+      <w:r>
+        <w:rPr>
+          <w:rFonts w:asciiTheme="minorHAnsi" w:cstheme="minorHAnsi"/>
+        </w:rPr>
+        <w:br/>
+        <w:t>FROM employees;</w:t>
+      </w:r>
+    </w:p>
+    <w:p>
+      <w:pPr>
+        <w:spacing w:after="210"/>
+        <w:rPr>
+          <w:rFonts w:asciiTheme="minorHAnsi" w:cstheme="minorHAnsi"/>
+        </w:rPr>
+      </w:pPr>
+      <w:r>
+        <w:rPr>
+          <w:rFonts w:asciiTheme="minorHAnsi" w:cstheme="minorHAnsi"/>
+        </w:rPr>
+        <w:t>This shows each employee's salary versus their department's average.</w:t>
       </w:r>
     </w:p>
     <w:p>
       <w:pPr>
         <w:spacing w:before="240" w:line="271" w:lineRule="auto"/>
       </w:pPr>
-      <w:bookmarkStart w:id="126" w:name="lag_and_lead"/>
+      <w:bookmarkStart w:id="129" w:name="use_cases_in_bi_tools"/>
+      <w:r>
+        <w:rPr>
+          <w:b/>
+          <w:sz w:val="42"/>
+        </w:rPr>
+        <w:t>Use Cases in BI Tools</w:t>
+      </w:r>
+      <w:bookmarkEnd w:id="129"/>
+    </w:p>
+    <w:p>
+      <w:pPr>
+        <w:spacing w:before="240" w:line="271" w:lineRule="auto"/>
+      </w:pPr>
+      <w:bookmarkStart w:id="130" w:name="year_over_year_comparison"/>
       <w:r>
         <w:rPr>
           <w:b/>
           <w:sz w:val="33"/>
         </w:rPr>
-        <w:t>LAG() and LEAD()</w:t>
-      </w:r>
-      <w:bookmarkEnd w:id="126"/>
-    </w:p>
-    <w:p>
-      <w:pPr>
-        <w:spacing w:after="210"/>
-      </w:pPr>
-      <w:r>
-        <w:t>Access previous or next row values.</w:t>
-      </w:r>
+        <w:t>Year-over-Year Comparison</w:t>
+      </w:r>
+      <w:bookmarkEnd w:id="130"/>
     </w:p>
     <w:p>
       <w:pPr>
@@ -29608,14 +30245,21 @@
           <w:rFonts w:asciiTheme="minorHAnsi" w:cstheme="minorHAnsi"/>
         </w:rPr>
         <w:br/>
-        <w:t>name,</w:t>
-      </w:r>
-      <w:r>
-        <w:rPr>
-          <w:rFonts w:asciiTheme="minorHAnsi" w:cstheme="minorHAnsi"/>
-        </w:rPr>
-        <w:br/>
-        <w:t>salary,</w:t>
+        <w:t>month,</w:t>
+      </w:r>
+      <w:r>
+        <w:rPr>
+          <w:rFonts w:asciiTheme="minorHAnsi" w:cstheme="minorHAnsi"/>
+        </w:rPr>
+        <w:br/>
+        <w:t>year,</w:t>
+      </w:r>
+      <w:r>
+        <w:rPr>
+          <w:rFonts w:asciiTheme="minorHAnsi" w:cstheme="minorHAnsi"/>
+        </w:rPr>
+        <w:br/>
+        <w:t>revenue,</w:t>
       </w:r>
       <w:r>
         <w:rPr>
@@ -29627,7 +30271,14 @@
         <w:rPr>
           <w:rFonts w:asciiTheme="minorHAnsi" w:eastAsia="Georgia" w:cstheme="minorHAnsi"/>
         </w:rPr>
-        <w:t>LAG(salary) OVER (ORDER BY salary DESC) AS prev_salary,</w:t>
+        <w:t>LAG(revenue) OVER (PARTITION BY month ORDER BY year) AS prev_year_revenue,</w:t>
+      </w:r>
+      <w:r>
+        <w:rPr>
+          <w:rFonts w:asciiTheme="minorHAnsi" w:cstheme="minorHAnsi"/>
+        </w:rPr>
+        <w:br/>
+        <w:t>(revenue - LAG(revenue) OVER (PARTITION BY month ORDER BY year)) /</w:t>
       </w:r>
       <w:r>
         <w:rPr>
@@ -29639,277 +30290,6 @@
         <w:rPr>
           <w:rFonts w:asciiTheme="minorHAnsi" w:eastAsia="Georgia" w:cstheme="minorHAnsi"/>
         </w:rPr>
-        <w:t>LEAD(salary) OVER (ORDER BY salary DESC) AS next_salary</w:t>
-      </w:r>
-      <w:r>
-        <w:rPr>
-          <w:rFonts w:asciiTheme="minorHAnsi" w:cstheme="minorHAnsi"/>
-        </w:rPr>
-        <w:br/>
-        <w:t>FROM employees;</w:t>
-      </w:r>
-    </w:p>
-    <w:p>
-      <w:pPr>
-        <w:spacing w:before="240" w:line="271" w:lineRule="auto"/>
-      </w:pPr>
-      <w:bookmarkStart w:id="127" w:name="running_total"/>
-      <w:r>
-        <w:rPr>
-          <w:b/>
-          <w:sz w:val="33"/>
-        </w:rPr>
-        <w:t>Running Total</w:t>
-      </w:r>
-      <w:bookmarkEnd w:id="127"/>
-    </w:p>
-    <w:p>
-      <w:pPr>
-        <w:spacing w:after="210"/>
-        <w:rPr>
-          <w:rFonts w:asciiTheme="minorHAnsi" w:cstheme="minorHAnsi"/>
-        </w:rPr>
-      </w:pPr>
-      <w:r>
-        <w:rPr>
-          <w:rFonts w:asciiTheme="minorHAnsi" w:cstheme="minorHAnsi"/>
-        </w:rPr>
-        <w:t>SELECT</w:t>
-      </w:r>
-      <w:r>
-        <w:rPr>
-          <w:rFonts w:asciiTheme="minorHAnsi" w:cstheme="minorHAnsi"/>
-        </w:rPr>
-        <w:br/>
-        <w:t>name,</w:t>
-      </w:r>
-      <w:r>
-        <w:rPr>
-          <w:rFonts w:asciiTheme="minorHAnsi" w:cstheme="minorHAnsi"/>
-        </w:rPr>
-        <w:br/>
-        <w:t>salary,</w:t>
-      </w:r>
-      <w:r>
-        <w:rPr>
-          <w:rFonts w:asciiTheme="minorHAnsi" w:cstheme="minorHAnsi"/>
-        </w:rPr>
-        <w:br/>
-      </w:r>
-      <w:r>
-        <w:rPr>
-          <w:rFonts w:asciiTheme="minorHAnsi" w:eastAsia="Georgia" w:cstheme="minorHAnsi"/>
-        </w:rPr>
-        <w:t>SUM(salary) OVER (ORDER BY hire_date) AS running_total</w:t>
-      </w:r>
-      <w:r>
-        <w:rPr>
-          <w:rFonts w:asciiTheme="minorHAnsi" w:cstheme="minorHAnsi"/>
-        </w:rPr>
-        <w:br/>
-        <w:t>FROM employees;</w:t>
-      </w:r>
-    </w:p>
-    <w:p>
-      <w:pPr>
-        <w:spacing w:before="240" w:line="271" w:lineRule="auto"/>
-      </w:pPr>
-      <w:bookmarkStart w:id="128" w:name="partition_by"/>
-      <w:r>
-        <w:rPr>
-          <w:b/>
-          <w:sz w:val="42"/>
-        </w:rPr>
-        <w:t>Partition By</w:t>
-      </w:r>
-      <w:bookmarkEnd w:id="128"/>
-    </w:p>
-    <w:p>
-      <w:pPr>
-        <w:spacing w:after="210"/>
-        <w:rPr>
-          <w:rFonts w:asciiTheme="minorHAnsi" w:cstheme="minorHAnsi"/>
-        </w:rPr>
-      </w:pPr>
-      <w:r>
-        <w:rPr>
-          <w:rFonts w:asciiTheme="minorHAnsi" w:cstheme="minorHAnsi"/>
-        </w:rPr>
-        <w:t>Divide rows into groups (partitions) and apply window functions separately to each.</w:t>
-      </w:r>
-    </w:p>
-    <w:p>
-      <w:pPr>
-        <w:spacing w:after="210"/>
-        <w:rPr>
-          <w:rFonts w:asciiTheme="minorHAnsi" w:cstheme="minorHAnsi"/>
-        </w:rPr>
-      </w:pPr>
-      <w:r>
-        <w:rPr>
-          <w:rFonts w:asciiTheme="minorHAnsi" w:cstheme="minorHAnsi"/>
-        </w:rPr>
-        <w:t>SELECT</w:t>
-      </w:r>
-      <w:r>
-        <w:rPr>
-          <w:rFonts w:asciiTheme="minorHAnsi" w:cstheme="minorHAnsi"/>
-        </w:rPr>
-        <w:br/>
-        <w:t>name,</w:t>
-      </w:r>
-      <w:r>
-        <w:rPr>
-          <w:rFonts w:asciiTheme="minorHAnsi" w:cstheme="minorHAnsi"/>
-        </w:rPr>
-        <w:br/>
-        <w:t>department,</w:t>
-      </w:r>
-      <w:r>
-        <w:rPr>
-          <w:rFonts w:asciiTheme="minorHAnsi" w:cstheme="minorHAnsi"/>
-        </w:rPr>
-        <w:br/>
-        <w:t>salary,</w:t>
-      </w:r>
-      <w:r>
-        <w:rPr>
-          <w:rFonts w:asciiTheme="minorHAnsi" w:cstheme="minorHAnsi"/>
-        </w:rPr>
-        <w:br/>
-      </w:r>
-      <w:r>
-        <w:rPr>
-          <w:rFonts w:asciiTheme="minorHAnsi" w:eastAsia="Georgia" w:cstheme="minorHAnsi"/>
-        </w:rPr>
-        <w:t>AVG(salary) OVER (PARTITION BY department) AS dept_avg_salary,</w:t>
-      </w:r>
-      <w:r>
-        <w:rPr>
-          <w:rFonts w:asciiTheme="minorHAnsi" w:cstheme="minorHAnsi"/>
-        </w:rPr>
-        <w:br/>
-      </w:r>
-      <w:r>
-        <w:rPr>
-          <w:rFonts w:asciiTheme="minorHAnsi" w:eastAsia="Georgia" w:cstheme="minorHAnsi"/>
-        </w:rPr>
-        <w:t>salary - AVG(salary) OVER (PARTITION BY department) AS diff_from_avg</w:t>
-      </w:r>
-      <w:r>
-        <w:rPr>
-          <w:rFonts w:asciiTheme="minorHAnsi" w:cstheme="minorHAnsi"/>
-        </w:rPr>
-        <w:br/>
-        <w:t>FROM employees;</w:t>
-      </w:r>
-    </w:p>
-    <w:p>
-      <w:pPr>
-        <w:spacing w:after="210"/>
-        <w:rPr>
-          <w:rFonts w:asciiTheme="minorHAnsi" w:cstheme="minorHAnsi"/>
-        </w:rPr>
-      </w:pPr>
-      <w:r>
-        <w:rPr>
-          <w:rFonts w:asciiTheme="minorHAnsi" w:cstheme="minorHAnsi"/>
-        </w:rPr>
-        <w:t>This shows each employee's salary versus their department's average.</w:t>
-      </w:r>
-    </w:p>
-    <w:p>
-      <w:pPr>
-        <w:spacing w:before="240" w:line="271" w:lineRule="auto"/>
-      </w:pPr>
-      <w:bookmarkStart w:id="129" w:name="use_cases_in_bi_tools"/>
-      <w:r>
-        <w:rPr>
-          <w:b/>
-          <w:sz w:val="42"/>
-        </w:rPr>
-        <w:t>Use Cases in BI Tools</w:t>
-      </w:r>
-      <w:bookmarkEnd w:id="129"/>
-    </w:p>
-    <w:p>
-      <w:pPr>
-        <w:spacing w:before="240" w:line="271" w:lineRule="auto"/>
-      </w:pPr>
-      <w:bookmarkStart w:id="130" w:name="year_over_year_comparison"/>
-      <w:r>
-        <w:rPr>
-          <w:b/>
-          <w:sz w:val="33"/>
-        </w:rPr>
-        <w:t>Year-over-Year Comparison</w:t>
-      </w:r>
-      <w:bookmarkEnd w:id="130"/>
-    </w:p>
-    <w:p>
-      <w:pPr>
-        <w:spacing w:after="210"/>
-        <w:rPr>
-          <w:rFonts w:asciiTheme="minorHAnsi" w:cstheme="minorHAnsi"/>
-        </w:rPr>
-      </w:pPr>
-      <w:r>
-        <w:rPr>
-          <w:rFonts w:asciiTheme="minorHAnsi" w:cstheme="minorHAnsi"/>
-        </w:rPr>
-        <w:t>SELECT</w:t>
-      </w:r>
-      <w:r>
-        <w:rPr>
-          <w:rFonts w:asciiTheme="minorHAnsi" w:cstheme="minorHAnsi"/>
-        </w:rPr>
-        <w:br/>
-        <w:t>month,</w:t>
-      </w:r>
-      <w:r>
-        <w:rPr>
-          <w:rFonts w:asciiTheme="minorHAnsi" w:cstheme="minorHAnsi"/>
-        </w:rPr>
-        <w:br/>
-        <w:t>year,</w:t>
-      </w:r>
-      <w:r>
-        <w:rPr>
-          <w:rFonts w:asciiTheme="minorHAnsi" w:cstheme="minorHAnsi"/>
-        </w:rPr>
-        <w:br/>
-        <w:t>revenue,</w:t>
-      </w:r>
-      <w:r>
-        <w:rPr>
-          <w:rFonts w:asciiTheme="minorHAnsi" w:cstheme="minorHAnsi"/>
-        </w:rPr>
-        <w:br/>
-      </w:r>
-      <w:r>
-        <w:rPr>
-          <w:rFonts w:asciiTheme="minorHAnsi" w:eastAsia="Georgia" w:cstheme="minorHAnsi"/>
-        </w:rPr>
-        <w:t>LAG(revenue) OVER (PARTITION BY month ORDER BY year) AS prev_year_revenue,</w:t>
-      </w:r>
-      <w:r>
-        <w:rPr>
-          <w:rFonts w:asciiTheme="minorHAnsi" w:cstheme="minorHAnsi"/>
-        </w:rPr>
-        <w:br/>
-        <w:t>(revenue - LAG(revenue) OVER (PARTITION BY month ORDER BY year)) /</w:t>
-      </w:r>
-      <w:r>
-        <w:rPr>
-          <w:rFonts w:asciiTheme="minorHAnsi" w:cstheme="minorHAnsi"/>
-        </w:rPr>
-        <w:br/>
-      </w:r>
-      <w:r>
-        <w:rPr>
-          <w:rFonts w:asciiTheme="minorHAnsi" w:eastAsia="Georgia" w:cstheme="minorHAnsi"/>
-        </w:rPr>
-        <w:lastRenderedPageBreak/>
         <w:t>LAG(revenue) OVER (PARTITION BY month ORDER BY year) * 100 AS yoy_growth_percent</w:t>
       </w:r>
       <w:r>
@@ -30124,6 +30504,7 @@
           <w:b/>
           <w:sz w:val="33"/>
         </w:rPr>
+        <w:lastRenderedPageBreak/>
         <w:t>Question 1: Second Highest Salary</w:t>
       </w:r>
       <w:bookmarkEnd w:id="135"/>
@@ -30296,35 +30677,217 @@
           <w:rFonts w:asciiTheme="minorHAnsi" w:cstheme="minorHAnsi"/>
         </w:rPr>
         <w:br/>
-      </w:r>
-      <w:r>
-        <w:rPr>
-          <w:rFonts w:asciiTheme="minorHAnsi" w:cstheme="minorHAnsi"/>
-        </w:rPr>
+        <w:t>) ranked</w:t>
+      </w:r>
+      <w:r>
+        <w:rPr>
+          <w:rFonts w:asciiTheme="minorHAnsi" w:cstheme="minorHAnsi"/>
+        </w:rPr>
+        <w:br/>
+        <w:t>WHERE rnk = 2;</w:t>
+      </w:r>
+    </w:p>
+    <w:p>
+      <w:pPr>
+        <w:spacing w:before="240" w:line="271" w:lineRule="auto"/>
+      </w:pPr>
+      <w:bookmarkStart w:id="136" w:name="question_2_find_duplicate_records"/>
+      <w:r>
+        <w:rPr>
+          <w:b/>
+          <w:sz w:val="33"/>
+        </w:rPr>
+        <w:t>Question 2: Find Duplicate Records</w:t>
+      </w:r>
+      <w:bookmarkEnd w:id="136"/>
+    </w:p>
+    <w:p>
+      <w:pPr>
+        <w:spacing w:after="210"/>
+      </w:pPr>
+      <w:r>
+        <w:rPr>
+          <w:b/>
+        </w:rPr>
+        <w:t>Problem:</w:t>
+      </w:r>
+      <w:r>
+        <w:t xml:space="preserve"> Find employees with duplicate names.</w:t>
+      </w:r>
+    </w:p>
+    <w:p>
+      <w:pPr>
+        <w:spacing w:before="240" w:line="271" w:lineRule="auto"/>
+      </w:pPr>
+      <w:bookmarkStart w:id="137" w:name="question_3_delete_duplicate_rows_eb4771"/>
+      <w:r>
+        <w:t>SELECT name, COUNT(*) AS name_count</w:t>
+      </w:r>
+    </w:p>
+    <w:p>
+      <w:pPr>
+        <w:spacing w:before="240" w:line="271" w:lineRule="auto"/>
+      </w:pPr>
+      <w:r>
+        <w:t>FROM employees</w:t>
+      </w:r>
+    </w:p>
+    <w:p>
+      <w:pPr>
+        <w:spacing w:before="240" w:line="271" w:lineRule="auto"/>
+      </w:pPr>
+      <w:r>
+        <w:t>GROUP BY name</w:t>
+      </w:r>
+    </w:p>
+    <w:p>
+      <w:pPr>
+        <w:spacing w:before="240" w:line="271" w:lineRule="auto"/>
+      </w:pPr>
+      <w:r>
+        <w:t>HAVING COUNT(*) &gt; 1;</w:t>
+      </w:r>
+    </w:p>
+    <w:p>
+      <w:pPr>
+        <w:spacing w:before="240" w:line="271" w:lineRule="auto"/>
+      </w:pPr>
+      <w:r>
+        <w:rPr>
+          <w:b/>
+          <w:sz w:val="33"/>
+        </w:rPr>
+        <w:t>Question 3: Delete Duplicate Rows (Keep One)</w:t>
+      </w:r>
+      <w:bookmarkEnd w:id="137"/>
+    </w:p>
+    <w:p>
+      <w:pPr>
+        <w:spacing w:after="210"/>
+      </w:pPr>
+      <w:r>
+        <w:rPr>
+          <w:b/>
+        </w:rPr>
+        <w:t>Problem:</w:t>
+      </w:r>
+      <w:r>
+        <w:t xml:space="preserve"> Remove duplicates, keeping only the first occurrence.</w:t>
+      </w:r>
+    </w:p>
+    <w:p>
+      <w:pPr>
+        <w:spacing w:after="210"/>
+      </w:pPr>
+      <w:r>
+        <w:t>DELETE FROM employees</w:t>
+      </w:r>
+      <w:r>
+        <w:br/>
+      </w:r>
+      <w:r>
+        <w:rPr>
+          <w:rFonts w:eastAsia="Georgia" w:hAnsi="Georgia" w:cs="Georgia"/>
+        </w:rPr>
+        <w:t>WHERE employee_id NOT IN (</w:t>
+      </w:r>
+      <w:r>
+        <w:br/>
+      </w:r>
+      <w:r>
+        <w:rPr>
+          <w:rFonts w:eastAsia="Georgia" w:hAnsi="Georgia" w:cs="Georgia"/>
+        </w:rPr>
+        <w:t>SELECT MIN(employee_id)</w:t>
+      </w:r>
+      <w:r>
+        <w:br/>
+        <w:t>FROM employees</w:t>
+      </w:r>
+      <w:r>
+        <w:br/>
+        <w:t>GROUP BY name</w:t>
+      </w:r>
+      <w:r>
+        <w:br/>
+        <w:t>);</w:t>
+      </w:r>
+    </w:p>
+    <w:p>
+      <w:pPr>
+        <w:spacing w:before="240" w:line="271" w:lineRule="auto"/>
+      </w:pPr>
+      <w:bookmarkStart w:id="138" w:name="question_4_nth_highest_salary"/>
+      <w:r>
+        <w:rPr>
+          <w:b/>
+          <w:sz w:val="33"/>
+        </w:rPr>
+        <w:t>Question 4: Nth Highest Salary</w:t>
+      </w:r>
+      <w:bookmarkEnd w:id="138"/>
+    </w:p>
+    <w:p>
+      <w:pPr>
+        <w:spacing w:after="210"/>
+      </w:pPr>
+      <w:r>
+        <w:rPr>
+          <w:b/>
+        </w:rPr>
+        <w:t>Problem:</w:t>
+      </w:r>
+      <w:r>
+        <w:t xml:space="preserve"> Find the Nth highest salary (general solution).</w:t>
+      </w:r>
+    </w:p>
+    <w:p>
+      <w:pPr>
+        <w:spacing w:after="210"/>
+      </w:pPr>
+      <w:r>
         <w:lastRenderedPageBreak/>
+        <w:t>SELECT salary</w:t>
+      </w:r>
+      <w:r>
+        <w:br/>
+        <w:t>FROM (</w:t>
+      </w:r>
+      <w:r>
+        <w:br/>
+      </w:r>
+      <w:r>
+        <w:rPr>
+          <w:rFonts w:eastAsia="Georgia" w:hAnsi="Georgia" w:cs="Georgia"/>
+        </w:rPr>
+        <w:t>SELECT DISTINCT salary, DENSE_RANK() OVER (ORDER BY salary DESC) AS rnk</w:t>
+      </w:r>
+      <w:r>
+        <w:br/>
+        <w:t>FROM employees</w:t>
+      </w:r>
+      <w:r>
+        <w:br/>
         <w:t>) ranked</w:t>
       </w:r>
       <w:r>
-        <w:rPr>
-          <w:rFonts w:asciiTheme="minorHAnsi" w:cstheme="minorHAnsi"/>
-        </w:rPr>
-        <w:br/>
-        <w:t>WHERE rnk = 2;</w:t>
+        <w:br/>
+        <w:t>WHERE rnk = N; -- Replace N with the value you want</w:t>
       </w:r>
     </w:p>
     <w:p>
       <w:pPr>
         <w:spacing w:before="240" w:line="271" w:lineRule="auto"/>
       </w:pPr>
-      <w:bookmarkStart w:id="136" w:name="question_2_find_duplicate_records"/>
+      <w:bookmarkStart w:id="139" w:name="question_5_employees_with_above_a_26cca2"/>
       <w:r>
         <w:rPr>
           <w:b/>
           <w:sz w:val="33"/>
         </w:rPr>
-        <w:t>Question 2: Find Duplicate Records</w:t>
-      </w:r>
-      <w:bookmarkEnd w:id="136"/>
+        <w:t>Question 5: Employees with Above Average Salary</w:t>
+      </w:r>
+      <w:bookmarkEnd w:id="139"/>
     </w:p>
     <w:p>
       <w:pPr>
@@ -30337,54 +30900,295 @@
         <w:t>Problem:</w:t>
       </w:r>
       <w:r>
-        <w:t xml:space="preserve"> Find employees with duplicate names.</w:t>
+        <w:t xml:space="preserve"> Find employees earning more than the average.</w:t>
+      </w:r>
+    </w:p>
+    <w:p>
+      <w:pPr>
+        <w:spacing w:after="210"/>
+      </w:pPr>
+      <w:r>
+        <w:t>SELECT name, salary, department</w:t>
+      </w:r>
+      <w:r>
+        <w:br/>
+        <w:t>FROM employees</w:t>
+      </w:r>
+      <w:r>
+        <w:br/>
+        <w:t>WHERE salary &gt; (SELECT AVG(salary) FROM employees);</w:t>
       </w:r>
     </w:p>
     <w:p>
       <w:pPr>
         <w:spacing w:before="240" w:line="271" w:lineRule="auto"/>
       </w:pPr>
-      <w:bookmarkStart w:id="137" w:name="question_3_delete_duplicate_rows_eb4771"/>
-      <w:r>
-        <w:t>SELECT name, COUNT(*) AS name_count</w:t>
+      <w:bookmarkStart w:id="140" w:name="question_6_department_with_highes_2a20af"/>
+      <w:r>
+        <w:rPr>
+          <w:b/>
+          <w:sz w:val="33"/>
+        </w:rPr>
+        <w:t>Question 6: Department with Highest Average Salary</w:t>
+      </w:r>
+      <w:bookmarkEnd w:id="140"/>
+    </w:p>
+    <w:p>
+      <w:pPr>
+        <w:spacing w:after="210"/>
+      </w:pPr>
+      <w:r>
+        <w:rPr>
+          <w:b/>
+        </w:rPr>
+        <w:t>Problem:</w:t>
+      </w:r>
+      <w:r>
+        <w:t xml:space="preserve"> Which department has the highest average salary?</w:t>
+      </w:r>
+    </w:p>
+    <w:p>
+      <w:pPr>
+        <w:spacing w:after="210"/>
+      </w:pPr>
+      <w:r>
+        <w:rPr>
+          <w:rFonts w:eastAsia="Georgia" w:hAnsi="Georgia" w:cs="Georgia"/>
+        </w:rPr>
+        <w:t>SELECT department, AVG(salary) AS avg_sal</w:t>
+      </w:r>
+      <w:r>
+        <w:br/>
+        <w:t>FROM employees</w:t>
+      </w:r>
+      <w:r>
+        <w:br/>
+        <w:t>GROUP BY department</w:t>
+      </w:r>
+      <w:r>
+        <w:br/>
+      </w:r>
+      <w:r>
+        <w:rPr>
+          <w:rFonts w:eastAsia="Georgia" w:hAnsi="Georgia" w:cs="Georgia"/>
+        </w:rPr>
+        <w:t>ORDER BY avg_sal DESC</w:t>
+      </w:r>
+      <w:r>
+        <w:br/>
+        <w:t>LIMIT 1;</w:t>
       </w:r>
     </w:p>
     <w:p>
       <w:pPr>
         <w:spacing w:before="240" w:line="271" w:lineRule="auto"/>
       </w:pPr>
-      <w:r>
-        <w:t>FROM employees</w:t>
-      </w:r>
+      <w:bookmarkStart w:id="141" w:name="real_world_sql_scenarios"/>
+      <w:r>
+        <w:rPr>
+          <w:b/>
+          <w:sz w:val="42"/>
+        </w:rPr>
+        <w:t>Real-World SQL Scenarios</w:t>
+      </w:r>
+      <w:bookmarkEnd w:id="141"/>
     </w:p>
     <w:p>
       <w:pPr>
         <w:spacing w:before="240" w:line="271" w:lineRule="auto"/>
       </w:pPr>
-      <w:r>
-        <w:t>GROUP BY name</w:t>
+      <w:bookmarkStart w:id="142" w:name="scenario_1_customer_lifetime_value"/>
+      <w:r>
+        <w:rPr>
+          <w:b/>
+          <w:sz w:val="33"/>
+        </w:rPr>
+        <w:t>Scenario 1: Customer Lifetime Value</w:t>
+      </w:r>
+      <w:bookmarkEnd w:id="142"/>
+    </w:p>
+    <w:p>
+      <w:pPr>
+        <w:spacing w:after="210"/>
+      </w:pPr>
+      <w:r>
+        <w:rPr>
+          <w:b/>
+        </w:rPr>
+        <w:t>Problem:</w:t>
+      </w:r>
+      <w:r>
+        <w:t xml:space="preserve"> Calculate total spending per customer.</w:t>
+      </w:r>
+    </w:p>
+    <w:p>
+      <w:pPr>
+        <w:spacing w:after="210"/>
+      </w:pPr>
+      <w:r>
+        <w:t>SELECT</w:t>
+      </w:r>
+      <w:r>
+        <w:br/>
+      </w:r>
+      <w:r>
+        <w:rPr>
+          <w:rFonts w:eastAsia="Georgia" w:hAnsi="Georgia" w:cs="Georgia"/>
+        </w:rPr>
+        <w:t>customer_id,</w:t>
+      </w:r>
+      <w:r>
+        <w:br/>
+      </w:r>
+      <w:r>
+        <w:rPr>
+          <w:rFonts w:eastAsia="Georgia" w:hAnsi="Georgia" w:cs="Georgia"/>
+        </w:rPr>
+        <w:t>customer_name,</w:t>
+      </w:r>
+      <w:r>
+        <w:br/>
+      </w:r>
+      <w:r>
+        <w:rPr>
+          <w:rFonts w:eastAsia="Georgia" w:hAnsi="Georgia" w:cs="Georgia"/>
+        </w:rPr>
+        <w:t>COUNT(order_id) AS order_count,</w:t>
+      </w:r>
+      <w:r>
+        <w:br/>
+      </w:r>
+      <w:r>
+        <w:rPr>
+          <w:rFonts w:eastAsia="Georgia" w:hAnsi="Georgia" w:cs="Georgia"/>
+        </w:rPr>
+        <w:t>SUM(order_amount) AS total_spent,</w:t>
+      </w:r>
+      <w:r>
+        <w:br/>
+      </w:r>
+      <w:r>
+        <w:rPr>
+          <w:rFonts w:eastAsia="Georgia" w:hAnsi="Georgia" w:cs="Georgia"/>
+        </w:rPr>
+        <w:t>AVG(order_amount) AS avg_order_value</w:t>
+      </w:r>
+      <w:r>
+        <w:br/>
+        <w:t>FROM orders</w:t>
+      </w:r>
+      <w:r>
+        <w:br/>
+      </w:r>
+      <w:r>
+        <w:rPr>
+          <w:rFonts w:eastAsia="Georgia" w:hAnsi="Georgia" w:cs="Georgia"/>
+        </w:rPr>
+        <w:t>GROUP BY customer_id, customer_name</w:t>
+      </w:r>
+      <w:r>
+        <w:br/>
+      </w:r>
+      <w:r>
+        <w:rPr>
+          <w:rFonts w:eastAsia="Georgia" w:hAnsi="Georgia" w:cs="Georgia"/>
+        </w:rPr>
+        <w:t>ORDER BY total_spent DESC;</w:t>
       </w:r>
     </w:p>
     <w:p>
       <w:pPr>
         <w:spacing w:before="240" w:line="271" w:lineRule="auto"/>
       </w:pPr>
-      <w:r>
-        <w:t>HAVING COUNT(*) &gt; 1;</w:t>
+      <w:bookmarkStart w:id="143" w:name="scenario_2_monthly_growth_rate"/>
+      <w:r>
+        <w:rPr>
+          <w:b/>
+          <w:sz w:val="33"/>
+        </w:rPr>
+        <w:t>Scenario 2: Monthly Growth Rate</w:t>
+      </w:r>
+      <w:bookmarkEnd w:id="143"/>
+    </w:p>
+    <w:p>
+      <w:pPr>
+        <w:spacing w:after="210"/>
+      </w:pPr>
+      <w:r>
+        <w:rPr>
+          <w:b/>
+        </w:rPr>
+        <w:t>Problem:</w:t>
+      </w:r>
+      <w:r>
+        <w:t xml:space="preserve"> Show month-on-month sales growth.</w:t>
+      </w:r>
+    </w:p>
+    <w:p>
+      <w:pPr>
+        <w:spacing w:after="210"/>
+      </w:pPr>
+      <w:r>
+        <w:t>SELECT</w:t>
+      </w:r>
+      <w:r>
+        <w:br/>
+        <w:t>month,</w:t>
+      </w:r>
+      <w:r>
+        <w:br/>
+        <w:t>revenue,</w:t>
+      </w:r>
+      <w:r>
+        <w:br/>
+      </w:r>
+      <w:r>
+        <w:rPr>
+          <w:rFonts w:eastAsia="Georgia" w:hAnsi="Georgia" w:cs="Georgia"/>
+        </w:rPr>
+        <w:t>LAG(revenue) OVER (ORDER BY month) AS prev_month_revenue,</w:t>
+      </w:r>
+      <w:r>
+        <w:br/>
+        <w:t>ROUND(((revenue - LAG(revenue) OVER (ORDER BY month)) /</w:t>
+      </w:r>
+      <w:r>
+        <w:br/>
+      </w:r>
+      <w:r>
+        <w:rPr>
+          <w:rFonts w:eastAsia="Georgia" w:hAnsi="Georgia" w:cs="Georgia"/>
+        </w:rPr>
+        <w:lastRenderedPageBreak/>
+        <w:t>LAG(revenue) OVER (ORDER BY month)) * 100, 2) AS growth_percent</w:t>
+      </w:r>
+      <w:r>
+        <w:br/>
+      </w:r>
+      <w:r>
+        <w:rPr>
+          <w:rFonts w:eastAsia="Georgia" w:hAnsi="Georgia" w:cs="Georgia"/>
+        </w:rPr>
+        <w:t>FROM monthly_sales</w:t>
+      </w:r>
+      <w:r>
+        <w:br/>
+        <w:t>ORDER BY month;</w:t>
       </w:r>
     </w:p>
     <w:p>
       <w:pPr>
         <w:spacing w:before="240" w:line="271" w:lineRule="auto"/>
       </w:pPr>
+      <w:bookmarkStart w:id="144" w:name="scenario_3_cohort_analysis"/>
       <w:r>
         <w:rPr>
           <w:b/>
           <w:sz w:val="33"/>
         </w:rPr>
-        <w:t>Question 3: Delete Duplicate Rows (Keep One)</w:t>
-      </w:r>
-      <w:bookmarkEnd w:id="137"/>
+        <w:t>Scenario 3: Cohort Analysis</w:t>
+      </w:r>
+      <w:bookmarkEnd w:id="144"/>
     </w:p>
     <w:p>
       <w:pPr>
@@ -30397,15 +31201,19 @@
         <w:t>Problem:</w:t>
       </w:r>
       <w:r>
-        <w:t xml:space="preserve"> Remove duplicates, keeping only the first occurrence.</w:t>
-      </w:r>
-    </w:p>
-    <w:p>
-      <w:pPr>
-        <w:spacing w:after="210"/>
-      </w:pPr>
-      <w:r>
-        <w:t>DELETE FROM employees</w:t>
+        <w:t xml:space="preserve"> Track user retention by signup month.</w:t>
+      </w:r>
+    </w:p>
+    <w:p>
+      <w:pPr>
+        <w:spacing w:after="210"/>
+      </w:pPr>
+      <w:r>
+        <w:t>WITH cohorts AS (</w:t>
+      </w:r>
+      <w:r>
+        <w:br/>
+        <w:t>SELECT</w:t>
       </w:r>
       <w:r>
         <w:br/>
@@ -30414,7 +31222,7 @@
         <w:rPr>
           <w:rFonts w:eastAsia="Georgia" w:hAnsi="Georgia" w:cs="Georgia"/>
         </w:rPr>
-        <w:t>WHERE employee_id NOT IN (</w:t>
+        <w:t>DATE_TRUNC('month', signup_date) AS cohort_month,</w:t>
       </w:r>
       <w:r>
         <w:br/>
@@ -30423,34 +31231,136 @@
         <w:rPr>
           <w:rFonts w:eastAsia="Georgia" w:hAnsi="Georgia" w:cs="Georgia"/>
         </w:rPr>
-        <w:t>SELECT MIN(employee_id)</w:t>
-      </w:r>
-      <w:r>
-        <w:br/>
-        <w:t>FROM employees</w:t>
-      </w:r>
-      <w:r>
-        <w:br/>
-        <w:t>GROUP BY name</w:t>
-      </w:r>
-      <w:r>
-        <w:br/>
-        <w:t>);</w:t>
+        <w:t>user_id</w:t>
+      </w:r>
+      <w:r>
+        <w:br/>
+        <w:t>FROM users</w:t>
+      </w:r>
+      <w:r>
+        <w:br/>
+        <w:t>),</w:t>
+      </w:r>
+      <w:r>
+        <w:br/>
+      </w:r>
+      <w:r>
+        <w:rPr>
+          <w:rFonts w:eastAsia="Georgia" w:hAnsi="Georgia" w:cs="Georgia"/>
+        </w:rPr>
+        <w:t>user_activity AS (</w:t>
+      </w:r>
+      <w:r>
+        <w:br/>
+        <w:t>SELECT</w:t>
+      </w:r>
+      <w:r>
+        <w:br/>
+      </w:r>
+      <w:r>
+        <w:rPr>
+          <w:rFonts w:eastAsia="Georgia" w:hAnsi="Georgia" w:cs="Georgia"/>
+        </w:rPr>
+        <w:t>DATE_TRUNC('month', activity_date) AS activity_month,</w:t>
+      </w:r>
+      <w:r>
+        <w:br/>
+      </w:r>
+      <w:r>
+        <w:rPr>
+          <w:rFonts w:eastAsia="Georgia" w:hAnsi="Georgia" w:cs="Georgia"/>
+        </w:rPr>
+        <w:t>user_id</w:t>
+      </w:r>
+      <w:r>
+        <w:br/>
+      </w:r>
+      <w:r>
+        <w:rPr>
+          <w:rFonts w:eastAsia="Georgia" w:hAnsi="Georgia" w:cs="Georgia"/>
+        </w:rPr>
+        <w:t>FROM user_activities</w:t>
+      </w:r>
+      <w:r>
+        <w:br/>
+        <w:t>)</w:t>
+      </w:r>
+      <w:r>
+        <w:br/>
+        <w:t>SELECT</w:t>
+      </w:r>
+      <w:r>
+        <w:br/>
+      </w:r>
+      <w:r>
+        <w:rPr>
+          <w:rFonts w:eastAsia="Georgia" w:hAnsi="Georgia" w:cs="Georgia"/>
+        </w:rPr>
+        <w:t>c.cohort_month,</w:t>
+      </w:r>
+      <w:r>
+        <w:br/>
+      </w:r>
+      <w:r>
+        <w:rPr>
+          <w:rFonts w:eastAsia="Georgia" w:hAnsi="Georgia" w:cs="Georgia"/>
+        </w:rPr>
+        <w:t>DATE_PART('month', ua.activity_month - c.cohort_month) AS months_since_signup,</w:t>
+      </w:r>
+      <w:r>
+        <w:br/>
+      </w:r>
+      <w:r>
+        <w:rPr>
+          <w:rFonts w:eastAsia="Georgia" w:hAnsi="Georgia" w:cs="Georgia"/>
+        </w:rPr>
+        <w:t>COUNT(DISTINCT ua.user_id) AS active_users</w:t>
+      </w:r>
+      <w:r>
+        <w:br/>
+        <w:t>FROM cohorts c</w:t>
+      </w:r>
+      <w:r>
+        <w:br/>
+      </w:r>
+      <w:r>
+        <w:rPr>
+          <w:rFonts w:eastAsia="Georgia" w:hAnsi="Georgia" w:cs="Georgia"/>
+        </w:rPr>
+        <w:t>LEFT JOIN user_activity ua ON c.user_id = ua.user_id</w:t>
+      </w:r>
+      <w:r>
+        <w:br/>
+      </w:r>
+      <w:r>
+        <w:rPr>
+          <w:rFonts w:eastAsia="Georgia" w:hAnsi="Georgia" w:cs="Georgia"/>
+        </w:rPr>
+        <w:t>GROUP BY c.cohort_month, months_since_signup</w:t>
+      </w:r>
+      <w:r>
+        <w:br/>
+      </w:r>
+      <w:r>
+        <w:rPr>
+          <w:rFonts w:eastAsia="Georgia" w:hAnsi="Georgia" w:cs="Georgia"/>
+        </w:rPr>
+        <w:t>ORDER BY c.cohort_month, months_since_signup;</w:t>
       </w:r>
     </w:p>
     <w:p>
       <w:pPr>
         <w:spacing w:before="240" w:line="271" w:lineRule="auto"/>
       </w:pPr>
-      <w:bookmarkStart w:id="138" w:name="question_4_nth_highest_salary"/>
+      <w:bookmarkStart w:id="145" w:name="scenario_4_data_quality_check"/>
       <w:r>
         <w:rPr>
           <w:b/>
           <w:sz w:val="33"/>
         </w:rPr>
-        <w:t>Question 4: Nth Highest Salary</w:t>
-      </w:r>
-      <w:bookmarkEnd w:id="138"/>
+        <w:t>Scenario 4: Data Quality Check</w:t>
+      </w:r>
+      <w:bookmarkEnd w:id="145"/>
     </w:p>
     <w:p>
       <w:pPr>
@@ -30463,19 +31373,15 @@
         <w:t>Problem:</w:t>
       </w:r>
       <w:r>
-        <w:t xml:space="preserve"> Find the Nth highest salary (general solution).</w:t>
-      </w:r>
-    </w:p>
-    <w:p>
-      <w:pPr>
-        <w:spacing w:after="210"/>
-      </w:pPr>
-      <w:r>
-        <w:t>SELECT salary</w:t>
-      </w:r>
-      <w:r>
-        <w:br/>
-        <w:t>FROM (</w:t>
+        <w:t xml:space="preserve"> Find data issues (NULL values, invalid entries).</w:t>
+      </w:r>
+    </w:p>
+    <w:p>
+      <w:pPr>
+        <w:spacing w:after="210"/>
+      </w:pPr>
+      <w:r>
+        <w:t>SELECT</w:t>
       </w:r>
       <w:r>
         <w:br/>
@@ -30484,34 +31390,53 @@
         <w:rPr>
           <w:rFonts w:eastAsia="Georgia" w:hAnsi="Georgia" w:cs="Georgia"/>
         </w:rPr>
-        <w:t>SELECT DISTINCT salary, DENSE_RANK() OVER (ORDER BY salary DESC) AS rnk</w:t>
-      </w:r>
-      <w:r>
-        <w:br/>
-        <w:t>FROM employees</w:t>
-      </w:r>
-      <w:r>
-        <w:br/>
-        <w:t>) ranked</w:t>
-      </w:r>
-      <w:r>
-        <w:br/>
-        <w:t>WHERE rnk = N; -- Replace N with the value you want</w:t>
+        <w:t>COUNT(*) AS total_rows,</w:t>
+      </w:r>
+      <w:r>
+        <w:br/>
+      </w:r>
+      <w:r>
+        <w:rPr>
+          <w:rFonts w:eastAsia="Georgia" w:hAnsi="Georgia" w:cs="Georgia"/>
+        </w:rPr>
+        <w:t>SUM(CASE WHEN email IS NULL THEN 1 ELSE 0 END) AS missing_emails,</w:t>
+      </w:r>
+      <w:r>
+        <w:br/>
+      </w:r>
+      <w:r>
+        <w:rPr>
+          <w:rFonts w:eastAsia="Georgia" w:hAnsi="Georgia" w:cs="Georgia"/>
+        </w:rPr>
+        <w:t>SUM(CASE WHEN salary &lt;= 0 THEN 1 ELSE 0 END) AS invalid_salaries,</w:t>
+      </w:r>
+      <w:r>
+        <w:br/>
+      </w:r>
+      <w:r>
+        <w:rPr>
+          <w:rFonts w:eastAsia="Georgia" w:hAnsi="Georgia" w:cs="Georgia"/>
+        </w:rPr>
+        <w:t>SUM(CASE WHEN hire_date &gt; CURRENT_DATE THEN 1 ELSE 0 END) AS future_dates</w:t>
+      </w:r>
+      <w:r>
+        <w:br/>
+        <w:t>FROM employees;</w:t>
       </w:r>
     </w:p>
     <w:p>
       <w:pPr>
         <w:spacing w:before="240" w:line="271" w:lineRule="auto"/>
       </w:pPr>
-      <w:bookmarkStart w:id="139" w:name="question_5_employees_with_above_a_26cca2"/>
+      <w:bookmarkStart w:id="146" w:name="scenario_5_consecutive_days_active"/>
       <w:r>
         <w:rPr>
           <w:b/>
           <w:sz w:val="33"/>
         </w:rPr>
-        <w:t>Question 5: Employees with Above Average Salary</w:t>
-      </w:r>
-      <w:bookmarkEnd w:id="139"/>
+        <w:t>Scenario 5: Consecutive Days Active</w:t>
+      </w:r>
+      <w:bookmarkEnd w:id="146"/>
     </w:p>
     <w:p>
       <w:pPr>
@@ -30524,760 +31449,211 @@
         <w:t>Problem:</w:t>
       </w:r>
       <w:r>
-        <w:t xml:space="preserve"> Find employees earning more than the average.</w:t>
-      </w:r>
-    </w:p>
-    <w:p>
-      <w:pPr>
-        <w:spacing w:after="210"/>
-      </w:pPr>
-      <w:r>
-        <w:t>SELECT name, salary, department</w:t>
-      </w:r>
-      <w:r>
-        <w:br/>
-        <w:t>FROM employees</w:t>
-      </w:r>
-      <w:r>
-        <w:br/>
-        <w:t>WHERE salary &gt; (SELECT AVG(salary) FROM employees);</w:t>
+        <w:t xml:space="preserve"> Find users active on consecutive days.</w:t>
+      </w:r>
+    </w:p>
+    <w:p>
+      <w:pPr>
+        <w:spacing w:after="210"/>
+      </w:pPr>
+      <w:r>
+        <w:rPr>
+          <w:rFonts w:eastAsia="Georgia" w:hAnsi="Georgia" w:cs="Georgia"/>
+        </w:rPr>
+        <w:t>WITH daily_activity AS (</w:t>
+      </w:r>
+      <w:r>
+        <w:br/>
+      </w:r>
+      <w:r>
+        <w:rPr>
+          <w:rFonts w:eastAsia="Georgia" w:hAnsi="Georgia" w:cs="Georgia"/>
+        </w:rPr>
+        <w:t>SELECT DISTINCT user_id, activity_date</w:t>
+      </w:r>
+      <w:r>
+        <w:br/>
+      </w:r>
+      <w:r>
+        <w:rPr>
+          <w:rFonts w:eastAsia="Georgia" w:hAnsi="Georgia" w:cs="Georgia"/>
+        </w:rPr>
+        <w:t>FROM user_logs</w:t>
+      </w:r>
+      <w:r>
+        <w:br/>
+        <w:t>),</w:t>
+      </w:r>
+      <w:r>
+        <w:br/>
+      </w:r>
+      <w:r>
+        <w:rPr>
+          <w:rFonts w:eastAsia="Georgia" w:hAnsi="Georgia" w:cs="Georgia"/>
+        </w:rPr>
+        <w:t>activity_with_gap AS (</w:t>
+      </w:r>
+      <w:r>
+        <w:br/>
+        <w:t>SELECT</w:t>
+      </w:r>
+      <w:r>
+        <w:br/>
+      </w:r>
+      <w:r>
+        <w:rPr>
+          <w:rFonts w:eastAsia="Georgia" w:hAnsi="Georgia" w:cs="Georgia"/>
+        </w:rPr>
+        <w:t>user_id,</w:t>
+      </w:r>
+      <w:r>
+        <w:br/>
+      </w:r>
+      <w:r>
+        <w:rPr>
+          <w:rFonts w:eastAsia="Georgia" w:hAnsi="Georgia" w:cs="Georgia"/>
+        </w:rPr>
+        <w:t>activity_date,</w:t>
+      </w:r>
+      <w:r>
+        <w:br/>
+      </w:r>
+      <w:r>
+        <w:rPr>
+          <w:rFonts w:eastAsia="Georgia" w:hAnsi="Georgia" w:cs="Georgia"/>
+        </w:rPr>
+        <w:t>ROW_NUMBER() OVER (PARTITION BY user_id ORDER BY activity_date) AS seq,</w:t>
+      </w:r>
+      <w:r>
+        <w:br/>
+      </w:r>
+      <w:r>
+        <w:rPr>
+          <w:rFonts w:eastAsia="Georgia" w:hAnsi="Georgia" w:cs="Georgia"/>
+        </w:rPr>
+        <w:lastRenderedPageBreak/>
+        <w:t>activity_date - ROW_NUMBER() OVER (PARTITION BY user_id ORDER BY activity_date) INTERVAL '1 day' AS grp</w:t>
+      </w:r>
+      <w:r>
+        <w:br/>
+      </w:r>
+      <w:r>
+        <w:rPr>
+          <w:rFonts w:eastAsia="Georgia" w:hAnsi="Georgia" w:cs="Georgia"/>
+        </w:rPr>
+        <w:t>FROM daily_activity</w:t>
+      </w:r>
+      <w:r>
+        <w:br/>
+        <w:t>)</w:t>
+      </w:r>
+      <w:r>
+        <w:br/>
+        <w:t>SELECT</w:t>
+      </w:r>
+      <w:r>
+        <w:br/>
+      </w:r>
+      <w:r>
+        <w:rPr>
+          <w:rFonts w:eastAsia="Georgia" w:hAnsi="Georgia" w:cs="Georgia"/>
+        </w:rPr>
+        <w:t>user_id,</w:t>
+      </w:r>
+      <w:r>
+        <w:br/>
+      </w:r>
+      <w:r>
+        <w:rPr>
+          <w:rFonts w:eastAsia="Georgia" w:hAnsi="Georgia" w:cs="Georgia"/>
+        </w:rPr>
+        <w:t>MIN(activity_date) AS streak_start,</w:t>
+      </w:r>
+      <w:r>
+        <w:br/>
+      </w:r>
+      <w:r>
+        <w:rPr>
+          <w:rFonts w:eastAsia="Georgia" w:hAnsi="Georgia" w:cs="Georgia"/>
+        </w:rPr>
+        <w:t>MAX(activity_date) AS streak_end,</w:t>
+      </w:r>
+      <w:r>
+        <w:br/>
+        <w:t>COUNT(</w:t>
+      </w:r>
+      <w:r>
+        <w:rPr>
+          <w:i/>
+        </w:rPr>
+        <w:t>) AS consecutive_daysFROM activity_with_gapGROUP BY user_id, grpHAVING COUNT(</w:t>
+      </w:r>
+      <w:r>
+        <w:t>) &gt;= 3 -- At least 3 consecutive days</w:t>
+      </w:r>
+      <w:r>
+        <w:br/>
+      </w:r>
+      <w:r>
+        <w:rPr>
+          <w:rFonts w:eastAsia="Georgia" w:hAnsi="Georgia" w:cs="Georgia"/>
+        </w:rPr>
+        <w:t>ORDER BY consecutive_days DESC;</w:t>
       </w:r>
     </w:p>
     <w:p>
       <w:pPr>
         <w:spacing w:before="240" w:line="271" w:lineRule="auto"/>
       </w:pPr>
-      <w:bookmarkStart w:id="140" w:name="question_6_department_with_highes_2a20af"/>
+      <w:bookmarkStart w:id="147" w:name="performance_interview_questions"/>
+      <w:r>
+        <w:rPr>
+          <w:b/>
+          <w:sz w:val="42"/>
+        </w:rPr>
+        <w:t>Performance Interview Questions</w:t>
+      </w:r>
+      <w:bookmarkEnd w:id="147"/>
+    </w:p>
+    <w:p>
+      <w:pPr>
+        <w:spacing w:before="240" w:line="271" w:lineRule="auto"/>
+      </w:pPr>
+      <w:bookmarkStart w:id="148" w:name="question_optimize_this_query"/>
       <w:r>
         <w:rPr>
           <w:b/>
           <w:sz w:val="33"/>
         </w:rPr>
-        <w:t>Question 6: Department with Highest Average Salary</w:t>
-      </w:r>
-      <w:bookmarkEnd w:id="140"/>
-    </w:p>
-    <w:p>
-      <w:pPr>
-        <w:spacing w:after="210"/>
-      </w:pPr>
-      <w:r>
-        <w:rPr>
-          <w:b/>
-        </w:rPr>
-        <w:t>Problem:</w:t>
-      </w:r>
-      <w:r>
-        <w:t xml:space="preserve"> Which department has the highest average salary?</w:t>
-      </w:r>
-    </w:p>
-    <w:p>
-      <w:pPr>
-        <w:spacing w:after="210"/>
-      </w:pPr>
+        <w:t>Question: Optimize This Query</w:t>
+      </w:r>
+      <w:bookmarkEnd w:id="148"/>
+    </w:p>
+    <w:p>
+      <w:pPr>
+        <w:spacing w:after="210"/>
+      </w:pPr>
+      <w:r>
+        <w:rPr>
+          <w:b/>
+        </w:rPr>
+        <w:t>Original (Slow) Query:</w:t>
+      </w:r>
+    </w:p>
+    <w:p>
+      <w:pPr>
+        <w:spacing w:after="210"/>
+      </w:pPr>
+      <w:r>
+        <w:t>SELECT * FROM orders</w:t>
+      </w:r>
+      <w:r>
+        <w:br/>
+      </w:r>
       <w:r>
         <w:rPr>
           <w:rFonts w:eastAsia="Georgia" w:hAnsi="Georgia" w:cs="Georgia"/>
         </w:rPr>
-        <w:lastRenderedPageBreak/>
-        <w:t>SELECT department, AVG(salary) AS avg_sal</w:t>
-      </w:r>
-      <w:r>
-        <w:br/>
-        <w:t>FROM employees</w:t>
-      </w:r>
-      <w:r>
-        <w:br/>
-        <w:t>GROUP BY department</w:t>
-      </w:r>
-      <w:r>
-        <w:br/>
-      </w:r>
-      <w:r>
-        <w:rPr>
-          <w:rFonts w:eastAsia="Georgia" w:hAnsi="Georgia" w:cs="Georgia"/>
-        </w:rPr>
-        <w:t>ORDER BY avg_sal DESC</w:t>
-      </w:r>
-      <w:r>
-        <w:br/>
-        <w:t>LIMIT 1;</w:t>
-      </w:r>
-    </w:p>
-    <w:p>
-      <w:pPr>
-        <w:spacing w:before="240" w:line="271" w:lineRule="auto"/>
-      </w:pPr>
-      <w:bookmarkStart w:id="141" w:name="real_world_sql_scenarios"/>
-      <w:r>
-        <w:rPr>
-          <w:b/>
-          <w:sz w:val="42"/>
-        </w:rPr>
-        <w:t>Real-World SQL Scenarios</w:t>
-      </w:r>
-      <w:bookmarkEnd w:id="141"/>
-    </w:p>
-    <w:p>
-      <w:pPr>
-        <w:spacing w:before="240" w:line="271" w:lineRule="auto"/>
-      </w:pPr>
-      <w:bookmarkStart w:id="142" w:name="scenario_1_customer_lifetime_value"/>
-      <w:r>
-        <w:rPr>
-          <w:b/>
-          <w:sz w:val="33"/>
-        </w:rPr>
-        <w:t>Scenario 1: Customer Lifetime Value</w:t>
-      </w:r>
-      <w:bookmarkEnd w:id="142"/>
-    </w:p>
-    <w:p>
-      <w:pPr>
-        <w:spacing w:after="210"/>
-      </w:pPr>
-      <w:r>
-        <w:rPr>
-          <w:b/>
-        </w:rPr>
-        <w:t>Problem:</w:t>
-      </w:r>
-      <w:r>
-        <w:t xml:space="preserve"> Calculate total spending per customer.</w:t>
-      </w:r>
-    </w:p>
-    <w:p>
-      <w:pPr>
-        <w:spacing w:after="210"/>
-      </w:pPr>
-      <w:r>
-        <w:t>SELECT</w:t>
-      </w:r>
-      <w:r>
-        <w:br/>
-      </w:r>
-      <w:r>
-        <w:rPr>
-          <w:rFonts w:eastAsia="Georgia" w:hAnsi="Georgia" w:cs="Georgia"/>
-        </w:rPr>
-        <w:t>customer_id,</w:t>
-      </w:r>
-      <w:r>
-        <w:br/>
-      </w:r>
-      <w:r>
-        <w:rPr>
-          <w:rFonts w:eastAsia="Georgia" w:hAnsi="Georgia" w:cs="Georgia"/>
-        </w:rPr>
-        <w:t>customer_name,</w:t>
-      </w:r>
-      <w:r>
-        <w:br/>
-      </w:r>
-      <w:r>
-        <w:rPr>
-          <w:rFonts w:eastAsia="Georgia" w:hAnsi="Georgia" w:cs="Georgia"/>
-        </w:rPr>
-        <w:t>COUNT(order_id) AS order_count,</w:t>
-      </w:r>
-      <w:r>
-        <w:br/>
-      </w:r>
-      <w:r>
-        <w:rPr>
-          <w:rFonts w:eastAsia="Georgia" w:hAnsi="Georgia" w:cs="Georgia"/>
-        </w:rPr>
-        <w:t>SUM(order_amount) AS total_spent,</w:t>
-      </w:r>
-      <w:r>
-        <w:br/>
-      </w:r>
-      <w:r>
-        <w:rPr>
-          <w:rFonts w:eastAsia="Georgia" w:hAnsi="Georgia" w:cs="Georgia"/>
-        </w:rPr>
-        <w:t>AVG(order_amount) AS avg_order_value</w:t>
-      </w:r>
-      <w:r>
-        <w:br/>
-        <w:t>FROM orders</w:t>
-      </w:r>
-      <w:r>
-        <w:br/>
-      </w:r>
-      <w:r>
-        <w:rPr>
-          <w:rFonts w:eastAsia="Georgia" w:hAnsi="Georgia" w:cs="Georgia"/>
-        </w:rPr>
-        <w:t>GROUP BY customer_id, customer_name</w:t>
-      </w:r>
-      <w:r>
-        <w:br/>
-      </w:r>
-      <w:r>
-        <w:rPr>
-          <w:rFonts w:eastAsia="Georgia" w:hAnsi="Georgia" w:cs="Georgia"/>
-        </w:rPr>
-        <w:t>ORDER BY total_spent DESC;</w:t>
-      </w:r>
-    </w:p>
-    <w:p>
-      <w:pPr>
-        <w:spacing w:before="240" w:line="271" w:lineRule="auto"/>
-      </w:pPr>
-      <w:bookmarkStart w:id="143" w:name="scenario_2_monthly_growth_rate"/>
-      <w:r>
-        <w:rPr>
-          <w:b/>
-          <w:sz w:val="33"/>
-        </w:rPr>
-        <w:t>Scenario 2: Monthly Growth Rate</w:t>
-      </w:r>
-      <w:bookmarkEnd w:id="143"/>
-    </w:p>
-    <w:p>
-      <w:pPr>
-        <w:spacing w:after="210"/>
-      </w:pPr>
-      <w:r>
-        <w:rPr>
-          <w:b/>
-        </w:rPr>
-        <w:t>Problem:</w:t>
-      </w:r>
-      <w:r>
-        <w:t xml:space="preserve"> Show month-on-month sales growth.</w:t>
-      </w:r>
-    </w:p>
-    <w:p>
-      <w:pPr>
-        <w:spacing w:after="210"/>
-      </w:pPr>
-      <w:r>
-        <w:t>SELECT</w:t>
-      </w:r>
-      <w:r>
-        <w:br/>
-        <w:t>month,</w:t>
-      </w:r>
-      <w:r>
-        <w:br/>
-        <w:t>revenue,</w:t>
-      </w:r>
-      <w:r>
-        <w:br/>
-      </w:r>
-      <w:r>
-        <w:rPr>
-          <w:rFonts w:eastAsia="Georgia" w:hAnsi="Georgia" w:cs="Georgia"/>
-        </w:rPr>
-        <w:t>LAG(revenue) OVER (ORDER BY month) AS prev_month_revenue,</w:t>
-      </w:r>
-      <w:r>
-        <w:br/>
-        <w:t>ROUND(((revenue - LAG(revenue) OVER (ORDER BY month)) /</w:t>
-      </w:r>
-      <w:r>
-        <w:br/>
-      </w:r>
-      <w:r>
-        <w:rPr>
-          <w:rFonts w:eastAsia="Georgia" w:hAnsi="Georgia" w:cs="Georgia"/>
-        </w:rPr>
-        <w:t>LAG(revenue) OVER (ORDER BY month)) * 100, 2) AS growth_percent</w:t>
-      </w:r>
-      <w:r>
-        <w:br/>
-      </w:r>
-      <w:r>
-        <w:rPr>
-          <w:rFonts w:eastAsia="Georgia" w:hAnsi="Georgia" w:cs="Georgia"/>
-        </w:rPr>
-        <w:t>FROM monthly_sales</w:t>
-      </w:r>
-      <w:r>
-        <w:br/>
-        <w:t>ORDER BY month;</w:t>
-      </w:r>
-    </w:p>
-    <w:p>
-      <w:pPr>
-        <w:spacing w:before="240" w:line="271" w:lineRule="auto"/>
-      </w:pPr>
-      <w:bookmarkStart w:id="144" w:name="scenario_3_cohort_analysis"/>
-      <w:r>
-        <w:rPr>
-          <w:b/>
-          <w:sz w:val="33"/>
-        </w:rPr>
-        <w:t>Scenario 3: Cohort Analysis</w:t>
-      </w:r>
-      <w:bookmarkEnd w:id="144"/>
-    </w:p>
-    <w:p>
-      <w:pPr>
-        <w:spacing w:after="210"/>
-      </w:pPr>
-      <w:r>
-        <w:rPr>
-          <w:b/>
-        </w:rPr>
-        <w:t>Problem:</w:t>
-      </w:r>
-      <w:r>
-        <w:t xml:space="preserve"> Track user retention by signup month.</w:t>
-      </w:r>
-    </w:p>
-    <w:p>
-      <w:pPr>
-        <w:spacing w:after="210"/>
-      </w:pPr>
-      <w:r>
-        <w:t>WITH cohorts AS (</w:t>
-      </w:r>
-      <w:r>
-        <w:br/>
-        <w:t>SELECT</w:t>
-      </w:r>
-      <w:r>
-        <w:br/>
-      </w:r>
-      <w:r>
-        <w:rPr>
-          <w:rFonts w:eastAsia="Georgia" w:hAnsi="Georgia" w:cs="Georgia"/>
-        </w:rPr>
-        <w:t>DATE_TRUNC('month', signup_date) AS cohort_month,</w:t>
-      </w:r>
-      <w:r>
-        <w:br/>
-      </w:r>
-      <w:r>
-        <w:rPr>
-          <w:rFonts w:eastAsia="Georgia" w:hAnsi="Georgia" w:cs="Georgia"/>
-        </w:rPr>
-        <w:t>user_id</w:t>
-      </w:r>
-      <w:r>
-        <w:br/>
-        <w:t>FROM users</w:t>
-      </w:r>
-      <w:r>
-        <w:br/>
-        <w:t>),</w:t>
-      </w:r>
-      <w:r>
-        <w:br/>
-      </w:r>
-      <w:r>
-        <w:rPr>
-          <w:rFonts w:eastAsia="Georgia" w:hAnsi="Georgia" w:cs="Georgia"/>
-        </w:rPr>
-        <w:t>user_activity AS (</w:t>
-      </w:r>
-      <w:r>
-        <w:br/>
-        <w:t>SELECT</w:t>
-      </w:r>
-      <w:r>
-        <w:br/>
-      </w:r>
-      <w:r>
-        <w:rPr>
-          <w:rFonts w:eastAsia="Georgia" w:hAnsi="Georgia" w:cs="Georgia"/>
-        </w:rPr>
-        <w:t>DATE_TRUNC('month', activity_date) AS activity_month,</w:t>
-      </w:r>
-      <w:r>
-        <w:br/>
-      </w:r>
-      <w:r>
-        <w:rPr>
-          <w:rFonts w:eastAsia="Georgia" w:hAnsi="Georgia" w:cs="Georgia"/>
-        </w:rPr>
-        <w:t>user_id</w:t>
-      </w:r>
-      <w:r>
-        <w:br/>
-      </w:r>
-      <w:r>
-        <w:rPr>
-          <w:rFonts w:eastAsia="Georgia" w:hAnsi="Georgia" w:cs="Georgia"/>
-        </w:rPr>
-        <w:t>FROM user_activities</w:t>
-      </w:r>
-      <w:r>
-        <w:br/>
-        <w:t>)</w:t>
-      </w:r>
-      <w:r>
-        <w:br/>
-        <w:t>SELECT</w:t>
-      </w:r>
-      <w:r>
-        <w:br/>
-      </w:r>
-      <w:r>
-        <w:rPr>
-          <w:rFonts w:eastAsia="Georgia" w:hAnsi="Georgia" w:cs="Georgia"/>
-        </w:rPr>
-        <w:lastRenderedPageBreak/>
-        <w:t>c.cohort_month,</w:t>
-      </w:r>
-      <w:r>
-        <w:br/>
-      </w:r>
-      <w:r>
-        <w:rPr>
-          <w:rFonts w:eastAsia="Georgia" w:hAnsi="Georgia" w:cs="Georgia"/>
-        </w:rPr>
-        <w:t>DATE_PART('month', ua.activity_month - c.cohort_month) AS months_since_signup,</w:t>
-      </w:r>
-      <w:r>
-        <w:br/>
-      </w:r>
-      <w:r>
-        <w:rPr>
-          <w:rFonts w:eastAsia="Georgia" w:hAnsi="Georgia" w:cs="Georgia"/>
-        </w:rPr>
-        <w:t>COUNT(DISTINCT ua.user_id) AS active_users</w:t>
-      </w:r>
-      <w:r>
-        <w:br/>
-        <w:t>FROM cohorts c</w:t>
-      </w:r>
-      <w:r>
-        <w:br/>
-      </w:r>
-      <w:r>
-        <w:rPr>
-          <w:rFonts w:eastAsia="Georgia" w:hAnsi="Georgia" w:cs="Georgia"/>
-        </w:rPr>
-        <w:t>LEFT JOIN user_activity ua ON c.user_id = ua.user_id</w:t>
-      </w:r>
-      <w:r>
-        <w:br/>
-      </w:r>
-      <w:r>
-        <w:rPr>
-          <w:rFonts w:eastAsia="Georgia" w:hAnsi="Georgia" w:cs="Georgia"/>
-        </w:rPr>
-        <w:t>GROUP BY c.cohort_month, months_since_signup</w:t>
-      </w:r>
-      <w:r>
-        <w:br/>
-      </w:r>
-      <w:r>
-        <w:rPr>
-          <w:rFonts w:eastAsia="Georgia" w:hAnsi="Georgia" w:cs="Georgia"/>
-        </w:rPr>
-        <w:t>ORDER BY c.cohort_month, months_since_signup;</w:t>
-      </w:r>
-    </w:p>
-    <w:p>
-      <w:pPr>
-        <w:spacing w:before="240" w:line="271" w:lineRule="auto"/>
-      </w:pPr>
-      <w:bookmarkStart w:id="145" w:name="scenario_4_data_quality_check"/>
-      <w:r>
-        <w:rPr>
-          <w:b/>
-          <w:sz w:val="33"/>
-        </w:rPr>
-        <w:t>Scenario 4: Data Quality Check</w:t>
-      </w:r>
-      <w:bookmarkEnd w:id="145"/>
-    </w:p>
-    <w:p>
-      <w:pPr>
-        <w:spacing w:after="210"/>
-      </w:pPr>
-      <w:r>
-        <w:rPr>
-          <w:b/>
-        </w:rPr>
-        <w:t>Problem:</w:t>
-      </w:r>
-      <w:r>
-        <w:t xml:space="preserve"> Find data issues (NULL values, invalid entries).</w:t>
-      </w:r>
-    </w:p>
-    <w:p>
-      <w:pPr>
-        <w:spacing w:after="210"/>
-      </w:pPr>
-      <w:r>
-        <w:t>SELECT</w:t>
-      </w:r>
-      <w:r>
-        <w:br/>
-      </w:r>
-      <w:r>
-        <w:rPr>
-          <w:rFonts w:eastAsia="Georgia" w:hAnsi="Georgia" w:cs="Georgia"/>
-        </w:rPr>
-        <w:t>COUNT(*) AS total_rows,</w:t>
-      </w:r>
-      <w:r>
-        <w:br/>
-      </w:r>
-      <w:r>
-        <w:rPr>
-          <w:rFonts w:eastAsia="Georgia" w:hAnsi="Georgia" w:cs="Georgia"/>
-        </w:rPr>
-        <w:t>SUM(CASE WHEN email IS NULL THEN 1 ELSE 0 END) AS missing_emails,</w:t>
-      </w:r>
-      <w:r>
-        <w:br/>
-      </w:r>
-      <w:r>
-        <w:rPr>
-          <w:rFonts w:eastAsia="Georgia" w:hAnsi="Georgia" w:cs="Georgia"/>
-        </w:rPr>
-        <w:t>SUM(CASE WHEN salary &lt;= 0 THEN 1 ELSE 0 END) AS invalid_salaries,</w:t>
-      </w:r>
-      <w:r>
-        <w:br/>
-      </w:r>
-      <w:r>
-        <w:rPr>
-          <w:rFonts w:eastAsia="Georgia" w:hAnsi="Georgia" w:cs="Georgia"/>
-        </w:rPr>
-        <w:t>SUM(CASE WHEN hire_date &gt; CURRENT_DATE THEN 1 ELSE 0 END) AS future_dates</w:t>
-      </w:r>
-      <w:r>
-        <w:br/>
-        <w:t>FROM employees;</w:t>
-      </w:r>
-    </w:p>
-    <w:p>
-      <w:pPr>
-        <w:spacing w:before="240" w:line="271" w:lineRule="auto"/>
-      </w:pPr>
-      <w:bookmarkStart w:id="146" w:name="scenario_5_consecutive_days_active"/>
-      <w:r>
-        <w:rPr>
-          <w:b/>
-          <w:sz w:val="33"/>
-        </w:rPr>
-        <w:t>Scenario 5: Consecutive Days Active</w:t>
-      </w:r>
-      <w:bookmarkEnd w:id="146"/>
-    </w:p>
-    <w:p>
-      <w:pPr>
-        <w:spacing w:after="210"/>
-      </w:pPr>
-      <w:r>
-        <w:rPr>
-          <w:b/>
-        </w:rPr>
-        <w:t>Problem:</w:t>
-      </w:r>
-      <w:r>
-        <w:t xml:space="preserve"> Find users active on consecutive days.</w:t>
-      </w:r>
-    </w:p>
-    <w:p>
-      <w:pPr>
-        <w:spacing w:after="210"/>
-      </w:pPr>
-      <w:r>
-        <w:rPr>
-          <w:rFonts w:eastAsia="Georgia" w:hAnsi="Georgia" w:cs="Georgia"/>
-        </w:rPr>
-        <w:t>WITH daily_activity AS (</w:t>
-      </w:r>
-      <w:r>
-        <w:br/>
-      </w:r>
-      <w:r>
-        <w:rPr>
-          <w:rFonts w:eastAsia="Georgia" w:hAnsi="Georgia" w:cs="Georgia"/>
-        </w:rPr>
-        <w:t>SELECT DISTINCT user_id, activity_date</w:t>
-      </w:r>
-      <w:r>
-        <w:br/>
-      </w:r>
-      <w:r>
-        <w:rPr>
-          <w:rFonts w:eastAsia="Georgia" w:hAnsi="Georgia" w:cs="Georgia"/>
-        </w:rPr>
-        <w:t>FROM user_logs</w:t>
-      </w:r>
-      <w:r>
-        <w:br/>
-        <w:t>),</w:t>
-      </w:r>
-      <w:r>
-        <w:br/>
-      </w:r>
-      <w:r>
-        <w:rPr>
-          <w:rFonts w:eastAsia="Georgia" w:hAnsi="Georgia" w:cs="Georgia"/>
-        </w:rPr>
-        <w:t>activity_with_gap AS (</w:t>
-      </w:r>
-      <w:r>
-        <w:br/>
-        <w:t>SELECT</w:t>
-      </w:r>
-      <w:r>
-        <w:br/>
-      </w:r>
-      <w:r>
-        <w:rPr>
-          <w:rFonts w:eastAsia="Georgia" w:hAnsi="Georgia" w:cs="Georgia"/>
-        </w:rPr>
-        <w:t>user_id,</w:t>
-      </w:r>
-      <w:r>
-        <w:br/>
-      </w:r>
-      <w:r>
-        <w:rPr>
-          <w:rFonts w:eastAsia="Georgia" w:hAnsi="Georgia" w:cs="Georgia"/>
-        </w:rPr>
-        <w:t>activity_date,</w:t>
-      </w:r>
-      <w:r>
-        <w:br/>
-      </w:r>
-      <w:r>
-        <w:rPr>
-          <w:rFonts w:eastAsia="Georgia" w:hAnsi="Georgia" w:cs="Georgia"/>
-        </w:rPr>
-        <w:t>ROW_NUMBER() OVER (PARTITION BY user_id ORDER BY activity_date) AS seq,</w:t>
-      </w:r>
-      <w:r>
-        <w:br/>
-      </w:r>
-      <w:r>
-        <w:rPr>
-          <w:rFonts w:eastAsia="Georgia" w:hAnsi="Georgia" w:cs="Georgia"/>
-        </w:rPr>
-        <w:t>activity_date - ROW_NUMBER() OVER (PARTITION BY user_id ORDER BY activity_date) INTERVAL '1 day' AS grp</w:t>
-      </w:r>
-      <w:r>
-        <w:br/>
-      </w:r>
-      <w:r>
-        <w:rPr>
-          <w:rFonts w:eastAsia="Georgia" w:hAnsi="Georgia" w:cs="Georgia"/>
-        </w:rPr>
-        <w:t>FROM daily_activity</w:t>
-      </w:r>
-      <w:r>
-        <w:br/>
-        <w:t>)</w:t>
-      </w:r>
-      <w:r>
-        <w:br/>
-        <w:t>SELECT</w:t>
-      </w:r>
-      <w:r>
-        <w:br/>
-      </w:r>
-      <w:r>
-        <w:rPr>
-          <w:rFonts w:eastAsia="Georgia" w:hAnsi="Georgia" w:cs="Georgia"/>
-        </w:rPr>
-        <w:t>user_id,</w:t>
-      </w:r>
-      <w:r>
-        <w:br/>
-      </w:r>
-      <w:r>
-        <w:rPr>
-          <w:rFonts w:eastAsia="Georgia" w:hAnsi="Georgia" w:cs="Georgia"/>
-        </w:rPr>
-        <w:t>MIN(activity_date) AS streak_start,</w:t>
-      </w:r>
-      <w:r>
-        <w:br/>
-      </w:r>
-      <w:r>
-        <w:rPr>
-          <w:rFonts w:eastAsia="Georgia" w:hAnsi="Georgia" w:cs="Georgia"/>
-        </w:rPr>
-        <w:t>MAX(activity_date) AS streak_end,</w:t>
-      </w:r>
-      <w:r>
-        <w:br/>
-        <w:t>COUNT(</w:t>
-      </w:r>
-      <w:r>
-        <w:rPr>
-          <w:i/>
-        </w:rPr>
-        <w:t>) AS consecutive_daysFROM activity_with_gapGROUP BY user_id, grpHAVING COUNT(</w:t>
-      </w:r>
-      <w:r>
-        <w:t>) &gt;= 3 -- At least 3 consecutive days</w:t>
-      </w:r>
-      <w:r>
-        <w:br/>
-      </w:r>
-      <w:r>
-        <w:rPr>
-          <w:rFonts w:eastAsia="Georgia" w:hAnsi="Georgia" w:cs="Georgia"/>
-        </w:rPr>
-        <w:t>ORDER BY consecutive_days DESC;</w:t>
-      </w:r>
-    </w:p>
-    <w:p>
-      <w:pPr>
-        <w:spacing w:before="240" w:line="271" w:lineRule="auto"/>
-      </w:pPr>
-      <w:bookmarkStart w:id="147" w:name="performance_interview_questions"/>
-      <w:r>
-        <w:rPr>
-          <w:b/>
-          <w:sz w:val="42"/>
-        </w:rPr>
-        <w:t>Performance Interview Questions</w:t>
-      </w:r>
-      <w:bookmarkEnd w:id="147"/>
-    </w:p>
-    <w:p>
-      <w:pPr>
-        <w:spacing w:before="240" w:line="271" w:lineRule="auto"/>
-      </w:pPr>
-      <w:bookmarkStart w:id="148" w:name="question_optimize_this_query"/>
-      <w:r>
-        <w:rPr>
-          <w:b/>
-          <w:sz w:val="33"/>
-        </w:rPr>
-        <w:t>Question: Optimize This Query</w:t>
-      </w:r>
-      <w:bookmarkEnd w:id="148"/>
-    </w:p>
-    <w:p>
-      <w:pPr>
-        <w:spacing w:after="210"/>
-      </w:pPr>
-      <w:r>
-        <w:rPr>
-          <w:b/>
-        </w:rPr>
-        <w:t>Original (Slow) Query:</w:t>
-      </w:r>
-    </w:p>
-    <w:p>
-      <w:pPr>
-        <w:spacing w:after="210"/>
-      </w:pPr>
-      <w:r>
-        <w:t>SELECT * FROM orders</w:t>
-      </w:r>
-      <w:r>
-        <w:br/>
-      </w:r>
-      <w:r>
-        <w:rPr>
-          <w:rFonts w:eastAsia="Georgia" w:hAnsi="Georgia" w:cs="Georgia"/>
-        </w:rPr>
         <w:t>WHERE YEAR(order_date) = 2023;</w:t>
       </w:r>
     </w:p>
@@ -31289,7 +31665,6 @@
         <w:rPr>
           <w:b/>
         </w:rPr>
-        <w:lastRenderedPageBreak/>
         <w:t>Optimized Query:</w:t>
       </w:r>
     </w:p>
@@ -31500,6 +31875,7 @@
         <w:rPr>
           <w:b/>
         </w:rPr>
+        <w:lastRenderedPageBreak/>
         <w:t>Answer:</w:t>
       </w:r>
       <w:r>
@@ -31616,160 +31992,162 @@
         <w:spacing w:after="210"/>
       </w:pPr>
       <w:r>
+        <w:t>SELECT ... FROM ... WHERE ... ORDER BY ... LIMIT</w:t>
+      </w:r>
+      <w:r>
+        <w:br/>
+        <w:t>INSERT INTO ... VALUES</w:t>
+      </w:r>
+      <w:r>
+        <w:br/>
+        <w:t>UPDATE ... SET ... WHERE</w:t>
+      </w:r>
+      <w:r>
+        <w:br/>
+        <w:t>DELETE FROM ... WHERE</w:t>
+      </w:r>
+      <w:r>
+        <w:br/>
+        <w:t>CREATE TABLE, ALTER TABLE, DROP TABLE</w:t>
+      </w:r>
+      <w:r>
+        <w:br/>
+        <w:t>CREATE INDEX, CREATE VIEW</w:t>
+      </w:r>
+    </w:p>
+    <w:p>
+      <w:pPr>
+        <w:spacing w:before="240" w:line="271" w:lineRule="auto"/>
+      </w:pPr>
+      <w:bookmarkStart w:id="153" w:name="operators"/>
+      <w:r>
+        <w:rPr>
+          <w:b/>
+          <w:sz w:val="33"/>
+        </w:rPr>
+        <w:t>Operators</w:t>
+      </w:r>
+      <w:bookmarkEnd w:id="153"/>
+    </w:p>
+    <w:p>
+      <w:pPr>
+        <w:spacing w:after="210"/>
+      </w:pPr>
+      <w:r>
+        <w:t>=, !=, &gt;, &lt;, &gt;=, &lt;=</w:t>
+      </w:r>
+      <w:r>
+        <w:br/>
+        <w:t>AND, OR, NOT</w:t>
+      </w:r>
+      <w:r>
+        <w:br/>
+        <w:t>IN, BETWEEN, LIKE</w:t>
+      </w:r>
+      <w:r>
+        <w:br/>
+        <w:t>IS NULL, IS NOT NULL</w:t>
+      </w:r>
+    </w:p>
+    <w:p>
+      <w:pPr>
+        <w:spacing w:before="240" w:line="271" w:lineRule="auto"/>
+      </w:pPr>
+      <w:bookmarkStart w:id="154" w:name="aggregate_functions_2"/>
+      <w:r>
+        <w:rPr>
+          <w:b/>
+          <w:sz w:val="33"/>
+        </w:rPr>
+        <w:t>Aggregate Functions</w:t>
+      </w:r>
+      <w:bookmarkEnd w:id="154"/>
+    </w:p>
+    <w:p>
+      <w:pPr>
+        <w:spacing w:after="210"/>
+      </w:pPr>
+      <w:r>
+        <w:t>COUNT(), SUM(), AVG(), MIN(), MAX()</w:t>
+      </w:r>
+      <w:r>
+        <w:br/>
+        <w:t>GROUP BY, HAVING</w:t>
+      </w:r>
+    </w:p>
+    <w:p>
+      <w:pPr>
+        <w:spacing w:before="240" w:line="271" w:lineRule="auto"/>
+      </w:pPr>
+      <w:bookmarkStart w:id="155" w:name="join_types"/>
+      <w:r>
+        <w:rPr>
+          <w:b/>
+          <w:sz w:val="33"/>
+        </w:rPr>
+        <w:t>Join Types</w:t>
+      </w:r>
+      <w:bookmarkEnd w:id="155"/>
+    </w:p>
+    <w:p>
+      <w:pPr>
+        <w:spacing w:after="210"/>
+      </w:pPr>
+      <w:r>
+        <w:t>INNER JOIN (only matches)</w:t>
+      </w:r>
+      <w:r>
+        <w:br/>
+        <w:t>LEFT JOIN (all left + matches)</w:t>
+      </w:r>
+      <w:r>
+        <w:br/>
+        <w:t>RIGHT JOIN (matches + all right)</w:t>
+      </w:r>
+      <w:r>
+        <w:br/>
+        <w:t>FULL JOIN (all from both)</w:t>
+      </w:r>
+      <w:r>
+        <w:br/>
+        <w:t>SELF JOIN (table to itself)</w:t>
+      </w:r>
+    </w:p>
+    <w:p>
+      <w:pPr>
+        <w:spacing w:before="240" w:line="271" w:lineRule="auto"/>
+      </w:pPr>
+      <w:bookmarkStart w:id="156" w:name="advanced_features"/>
+      <w:r>
+        <w:rPr>
+          <w:b/>
+          <w:sz w:val="33"/>
+        </w:rPr>
+        <w:t>Advanced Features</w:t>
+      </w:r>
+      <w:bookmarkEnd w:id="156"/>
+    </w:p>
+    <w:p>
+      <w:pPr>
+        <w:spacing w:after="210"/>
+      </w:pPr>
+      <w:r>
+        <w:t>Subqueries and CTEs (WITH clause)</w:t>
+      </w:r>
+      <w:r>
+        <w:br/>
+      </w:r>
+      <w:r>
+        <w:rPr>
+          <w:rFonts w:eastAsia="Georgia" w:hAnsi="Georgia" w:cs="Georgia"/>
+        </w:rPr>
+        <w:t>Window functions (ROW_NUMBER, RANK, LAG, LEAD)</w:t>
+      </w:r>
+      <w:r>
+        <w:br/>
+      </w:r>
+      <w:r>
         <w:lastRenderedPageBreak/>
-        <w:t>SELECT ... FROM ... WHERE ... ORDER BY ... LIMIT</w:t>
-      </w:r>
-      <w:r>
-        <w:br/>
-        <w:t>INSERT INTO ... VALUES</w:t>
-      </w:r>
-      <w:r>
-        <w:br/>
-        <w:t>UPDATE ... SET ... WHERE</w:t>
-      </w:r>
-      <w:r>
-        <w:br/>
-        <w:t>DELETE FROM ... WHERE</w:t>
-      </w:r>
-      <w:r>
-        <w:br/>
-        <w:t>CREATE TABLE, ALTER TABLE, DROP TABLE</w:t>
-      </w:r>
-      <w:r>
-        <w:br/>
-        <w:t>CREATE INDEX, CREATE VIEW</w:t>
-      </w:r>
-    </w:p>
-    <w:p>
-      <w:pPr>
-        <w:spacing w:before="240" w:line="271" w:lineRule="auto"/>
-      </w:pPr>
-      <w:bookmarkStart w:id="153" w:name="operators"/>
-      <w:r>
-        <w:rPr>
-          <w:b/>
-          <w:sz w:val="33"/>
-        </w:rPr>
-        <w:t>Operators</w:t>
-      </w:r>
-      <w:bookmarkEnd w:id="153"/>
-    </w:p>
-    <w:p>
-      <w:pPr>
-        <w:spacing w:after="210"/>
-      </w:pPr>
-      <w:r>
-        <w:t>=, !=, &gt;, &lt;, &gt;=, &lt;=</w:t>
-      </w:r>
-      <w:r>
-        <w:br/>
-        <w:t>AND, OR, NOT</w:t>
-      </w:r>
-      <w:r>
-        <w:br/>
-        <w:t>IN, BETWEEN, LIKE</w:t>
-      </w:r>
-      <w:r>
-        <w:br/>
-        <w:t>IS NULL, IS NOT NULL</w:t>
-      </w:r>
-    </w:p>
-    <w:p>
-      <w:pPr>
-        <w:spacing w:before="240" w:line="271" w:lineRule="auto"/>
-      </w:pPr>
-      <w:bookmarkStart w:id="154" w:name="aggregate_functions_2"/>
-      <w:r>
-        <w:rPr>
-          <w:b/>
-          <w:sz w:val="33"/>
-        </w:rPr>
-        <w:t>Aggregate Functions</w:t>
-      </w:r>
-      <w:bookmarkEnd w:id="154"/>
-    </w:p>
-    <w:p>
-      <w:pPr>
-        <w:spacing w:after="210"/>
-      </w:pPr>
-      <w:r>
-        <w:t>COUNT(), SUM(), AVG(), MIN(), MAX()</w:t>
-      </w:r>
-      <w:r>
-        <w:br/>
-        <w:t>GROUP BY, HAVING</w:t>
-      </w:r>
-    </w:p>
-    <w:p>
-      <w:pPr>
-        <w:spacing w:before="240" w:line="271" w:lineRule="auto"/>
-      </w:pPr>
-      <w:bookmarkStart w:id="155" w:name="join_types"/>
-      <w:r>
-        <w:rPr>
-          <w:b/>
-          <w:sz w:val="33"/>
-        </w:rPr>
-        <w:t>Join Types</w:t>
-      </w:r>
-      <w:bookmarkEnd w:id="155"/>
-    </w:p>
-    <w:p>
-      <w:pPr>
-        <w:spacing w:after="210"/>
-      </w:pPr>
-      <w:r>
-        <w:t>INNER JOIN (only matches)</w:t>
-      </w:r>
-      <w:r>
-        <w:br/>
-        <w:t>LEFT JOIN (all left + matches)</w:t>
-      </w:r>
-      <w:r>
-        <w:br/>
-        <w:t>RIGHT JOIN (matches + all right)</w:t>
-      </w:r>
-      <w:r>
-        <w:br/>
-        <w:t>FULL JOIN (all from both)</w:t>
-      </w:r>
-      <w:r>
-        <w:br/>
-        <w:t>SELF JOIN (table to itself)</w:t>
-      </w:r>
-    </w:p>
-    <w:p>
-      <w:pPr>
-        <w:spacing w:before="240" w:line="271" w:lineRule="auto"/>
-      </w:pPr>
-      <w:bookmarkStart w:id="156" w:name="advanced_features"/>
-      <w:r>
-        <w:rPr>
-          <w:b/>
-          <w:sz w:val="33"/>
-        </w:rPr>
-        <w:t>Advanced Features</w:t>
-      </w:r>
-      <w:bookmarkEnd w:id="156"/>
-    </w:p>
-    <w:p>
-      <w:pPr>
-        <w:spacing w:after="210"/>
-      </w:pPr>
-      <w:r>
-        <w:t>Subqueries and CTEs (WITH clause)</w:t>
-      </w:r>
-      <w:r>
-        <w:br/>
-      </w:r>
-      <w:r>
-        <w:rPr>
-          <w:rFonts w:eastAsia="Georgia" w:hAnsi="Georgia" w:cs="Georgia"/>
-        </w:rPr>
-        <w:t>Window functions (ROW_NUMBER, RANK, LAG, LEAD)</w:t>
-      </w:r>
-      <w:r>
-        <w:br/>
         <w:t>Transactions (BEGIN, COMMIT, ROLLBACK, SAVEPOINT)</w:t>
       </w:r>
       <w:r>
@@ -31949,7 +32327,6 @@
         <w:spacing w:after="210"/>
       </w:pPr>
       <w:r>
-        <w:lastRenderedPageBreak/>
         <w:t>SQL is a powerful language for data manipulation and analysis. Master these concepts and you'll be well-equipped for data engineering, analytics, and backend development roles.</w:t>
       </w:r>
     </w:p>

--- a/SQL Learning Guide Book.docx
+++ b/SQL Learning Guide Book.docx
@@ -29585,6 +29585,7 @@
         <w:rPr>
           <w:b/>
           <w:sz w:val="33"/>
+          <w:highlight w:val="magenta"/>
         </w:rPr>
         <w:t>Durability</w:t>
       </w:r>
@@ -29627,30 +29628,35 @@
       <w:pPr>
         <w:spacing w:before="240" w:line="288" w:lineRule="auto"/>
         <w:rPr>
-          <w:sz w:val="14"/>
-          <w:szCs w:val="14"/>
+          <w:sz w:val="12"/>
+          <w:szCs w:val="12"/>
         </w:rPr>
       </w:pPr>
       <w:bookmarkStart w:id="121" w:name="chapter_14_sql_for_analytics_reporting"/>
       <w:r>
         <w:rPr>
           <w:b/>
+          <w:sz w:val="36"/>
+          <w:szCs w:val="12"/>
+        </w:rPr>
+        <w:t>Chapter 14: SQL for Analytics &amp; Reporting</w:t>
+      </w:r>
+      <w:bookmarkEnd w:id="121"/>
+    </w:p>
+    <w:p>
+      <w:pPr>
+        <w:spacing w:before="240" w:line="271" w:lineRule="auto"/>
+        <w:rPr>
+          <w:sz w:val="20"/>
+          <w:szCs w:val="20"/>
+        </w:rPr>
+      </w:pPr>
+      <w:bookmarkStart w:id="122" w:name="window_functions"/>
+      <w:r>
+        <w:rPr>
+          <w:b/>
           <w:sz w:val="40"/>
-          <w:szCs w:val="14"/>
-        </w:rPr>
-        <w:t>Chapter 14: SQL for Analytics &amp; Reporting</w:t>
-      </w:r>
-      <w:bookmarkEnd w:id="121"/>
-    </w:p>
-    <w:p>
-      <w:pPr>
-        <w:spacing w:before="240" w:line="271" w:lineRule="auto"/>
-      </w:pPr>
-      <w:bookmarkStart w:id="122" w:name="window_functions"/>
-      <w:r>
-        <w:rPr>
-          <w:b/>
-          <w:sz w:val="42"/>
+          <w:szCs w:val="20"/>
         </w:rPr>
         <w:t>Window Functions</w:t>
       </w:r>
@@ -30080,7 +30086,20 @@
         <w:rPr>
           <w:rFonts w:asciiTheme="minorHAnsi" w:eastAsia="Georgia" w:cstheme="minorHAnsi"/>
         </w:rPr>
-        <w:t>SUM(salary) OVER (ORDER BY hire_date) AS running_total</w:t>
+        <w:t>SUM(salary) OVER (</w:t>
+      </w:r>
+      <w:r>
+        <w:rPr>
+          <w:rFonts w:asciiTheme="minorHAnsi" w:eastAsia="Georgia" w:cstheme="minorHAnsi"/>
+          <w:highlight w:val="cyan"/>
+        </w:rPr>
+        <w:t>ORDER BY hire_date</w:t>
+      </w:r>
+      <w:r>
+        <w:rPr>
+          <w:rFonts w:asciiTheme="minorHAnsi" w:eastAsia="Georgia" w:cstheme="minorHAnsi"/>
+        </w:rPr>
+        <w:t>) AS running_total</w:t>
       </w:r>
       <w:r>
         <w:rPr>
@@ -30174,6 +30193,7 @@
       <w:r>
         <w:rPr>
           <w:rFonts w:asciiTheme="minorHAnsi" w:eastAsia="Georgia" w:cstheme="minorHAnsi"/>
+          <w:highlight w:val="cyan"/>
         </w:rPr>
         <w:t>salary - AVG(salary) OVER (PARTITION BY department) AS diff_from_avg</w:t>
       </w:r>
@@ -30222,6 +30242,7 @@
         <w:rPr>
           <w:b/>
           <w:sz w:val="33"/>
+          <w:highlight w:val="magenta"/>
         </w:rPr>
         <w:t>Year-over-Year Comparison</w:t>
       </w:r>
@@ -30231,7 +30252,219 @@
       <w:pPr>
         <w:spacing w:after="210"/>
         <w:rPr>
-          <w:rFonts w:asciiTheme="minorHAnsi" w:cstheme="minorHAnsi"/>
+          <w:rFonts w:asciiTheme="minorHAnsi" w:eastAsia="Georgia" w:cstheme="minorHAnsi"/>
+        </w:rPr>
+      </w:pPr>
+      <w:r>
+        <w:rPr>
+          <w:rFonts w:asciiTheme="minorHAnsi" w:cstheme="minorHAnsi"/>
+        </w:rPr>
+        <w:drawing>
+          <wp:inline distT="0" distB="0" distL="0" distR="0" wp14:anchorId="18D732B7" wp14:editId="54AB3F8F">
+            <wp:extent cx="5518150" cy="1779270"/>
+            <wp:effectExtent l="0" t="0" r="6350" b="0"/>
+            <wp:docPr id="10" name="Picture 10"/>
+            <wp:cNvGraphicFramePr>
+              <a:graphicFrameLocks xmlns:a="http://schemas.openxmlformats.org/drawingml/2006/main" noChangeAspect="1"/>
+            </wp:cNvGraphicFramePr>
+            <a:graphic xmlns:a="http://schemas.openxmlformats.org/drawingml/2006/main">
+              <a:graphicData uri="http://schemas.openxmlformats.org/drawingml/2006/picture">
+                <pic:pic xmlns:pic="http://schemas.openxmlformats.org/drawingml/2006/picture">
+                  <pic:nvPicPr>
+                    <pic:cNvPr id="1" name=""/>
+                    <pic:cNvPicPr/>
+                  </pic:nvPicPr>
+                  <pic:blipFill>
+                    <a:blip r:embed="rId28"/>
+                    <a:stretch>
+                      <a:fillRect/>
+                    </a:stretch>
+                  </pic:blipFill>
+                  <pic:spPr>
+                    <a:xfrm>
+                      <a:off x="0" y="0"/>
+                      <a:ext cx="5518150" cy="1779270"/>
+                    </a:xfrm>
+                    <a:prstGeom prst="rect">
+                      <a:avLst/>
+                    </a:prstGeom>
+                  </pic:spPr>
+                </pic:pic>
+              </a:graphicData>
+            </a:graphic>
+          </wp:inline>
+        </w:drawing>
+      </w:r>
+    </w:p>
+    <w:p>
+      <w:pPr>
+        <w:spacing w:after="210"/>
+        <w:rPr>
+          <w:noProof/>
+        </w:rPr>
+      </w:pPr>
+      <w:r>
+        <w:rPr>
+          <w:rFonts w:asciiTheme="minorHAnsi" w:cstheme="minorHAnsi"/>
+        </w:rPr>
+        <w:drawing>
+          <wp:inline distT="0" distB="0" distL="0" distR="0" wp14:anchorId="6C4840B6" wp14:editId="3E965EF2">
+            <wp:extent cx="5518150" cy="2550160"/>
+            <wp:effectExtent l="0" t="0" r="6350" b="2540"/>
+            <wp:docPr id="7" name="Picture 7"/>
+            <wp:cNvGraphicFramePr>
+              <a:graphicFrameLocks xmlns:a="http://schemas.openxmlformats.org/drawingml/2006/main" noChangeAspect="1"/>
+            </wp:cNvGraphicFramePr>
+            <a:graphic xmlns:a="http://schemas.openxmlformats.org/drawingml/2006/main">
+              <a:graphicData uri="http://schemas.openxmlformats.org/drawingml/2006/picture">
+                <pic:pic xmlns:pic="http://schemas.openxmlformats.org/drawingml/2006/picture">
+                  <pic:nvPicPr>
+                    <pic:cNvPr id="1" name=""/>
+                    <pic:cNvPicPr/>
+                  </pic:nvPicPr>
+                  <pic:blipFill>
+                    <a:blip r:embed="rId29"/>
+                    <a:stretch>
+                      <a:fillRect/>
+                    </a:stretch>
+                  </pic:blipFill>
+                  <pic:spPr>
+                    <a:xfrm>
+                      <a:off x="0" y="0"/>
+                      <a:ext cx="5518150" cy="2550160"/>
+                    </a:xfrm>
+                    <a:prstGeom prst="rect">
+                      <a:avLst/>
+                    </a:prstGeom>
+                  </pic:spPr>
+                </pic:pic>
+              </a:graphicData>
+            </a:graphic>
+          </wp:inline>
+        </w:drawing>
+      </w:r>
+      <w:r>
+        <w:rPr>
+          <w:noProof/>
+        </w:rPr>
+        <w:t xml:space="preserve"> </w:t>
+      </w:r>
+      <w:r>
+        <w:rPr>
+          <w:rFonts w:asciiTheme="minorHAnsi" w:cstheme="minorHAnsi"/>
+        </w:rPr>
+        <w:lastRenderedPageBreak/>
+        <w:drawing>
+          <wp:inline distT="0" distB="0" distL="0" distR="0" wp14:anchorId="6622ABE8" wp14:editId="290F9DCC">
+            <wp:extent cx="5518150" cy="4077335"/>
+            <wp:effectExtent l="0" t="0" r="6350" b="0"/>
+            <wp:docPr id="8" name="Picture 8"/>
+            <wp:cNvGraphicFramePr>
+              <a:graphicFrameLocks xmlns:a="http://schemas.openxmlformats.org/drawingml/2006/main" noChangeAspect="1"/>
+            </wp:cNvGraphicFramePr>
+            <a:graphic xmlns:a="http://schemas.openxmlformats.org/drawingml/2006/main">
+              <a:graphicData uri="http://schemas.openxmlformats.org/drawingml/2006/picture">
+                <pic:pic xmlns:pic="http://schemas.openxmlformats.org/drawingml/2006/picture">
+                  <pic:nvPicPr>
+                    <pic:cNvPr id="1" name=""/>
+                    <pic:cNvPicPr/>
+                  </pic:nvPicPr>
+                  <pic:blipFill>
+                    <a:blip r:embed="rId30"/>
+                    <a:stretch>
+                      <a:fillRect/>
+                    </a:stretch>
+                  </pic:blipFill>
+                  <pic:spPr>
+                    <a:xfrm>
+                      <a:off x="0" y="0"/>
+                      <a:ext cx="5518150" cy="4077335"/>
+                    </a:xfrm>
+                    <a:prstGeom prst="rect">
+                      <a:avLst/>
+                    </a:prstGeom>
+                  </pic:spPr>
+                </pic:pic>
+              </a:graphicData>
+            </a:graphic>
+          </wp:inline>
+        </w:drawing>
+      </w:r>
+      <w:r>
+        <w:rPr>
+          <w:noProof/>
+        </w:rPr>
+        <w:t xml:space="preserve"> </w:t>
+      </w:r>
+      <w:r>
+        <w:rPr>
+          <w:noProof/>
+        </w:rPr>
+        <w:drawing>
+          <wp:inline distT="0" distB="0" distL="0" distR="0" wp14:anchorId="0DC72515" wp14:editId="295F2A1E">
+            <wp:extent cx="5518150" cy="3721735"/>
+            <wp:effectExtent l="0" t="0" r="6350" b="0"/>
+            <wp:docPr id="9" name="Picture 9"/>
+            <wp:cNvGraphicFramePr>
+              <a:graphicFrameLocks xmlns:a="http://schemas.openxmlformats.org/drawingml/2006/main" noChangeAspect="1"/>
+            </wp:cNvGraphicFramePr>
+            <a:graphic xmlns:a="http://schemas.openxmlformats.org/drawingml/2006/main">
+              <a:graphicData uri="http://schemas.openxmlformats.org/drawingml/2006/picture">
+                <pic:pic xmlns:pic="http://schemas.openxmlformats.org/drawingml/2006/picture">
+                  <pic:nvPicPr>
+                    <pic:cNvPr id="1" name=""/>
+                    <pic:cNvPicPr/>
+                  </pic:nvPicPr>
+                  <pic:blipFill>
+                    <a:blip r:embed="rId31"/>
+                    <a:stretch>
+                      <a:fillRect/>
+                    </a:stretch>
+                  </pic:blipFill>
+                  <pic:spPr>
+                    <a:xfrm>
+                      <a:off x="0" y="0"/>
+                      <a:ext cx="5518150" cy="3721735"/>
+                    </a:xfrm>
+                    <a:prstGeom prst="rect">
+                      <a:avLst/>
+                    </a:prstGeom>
+                  </pic:spPr>
+                </pic:pic>
+              </a:graphicData>
+            </a:graphic>
+          </wp:inline>
+        </w:drawing>
+      </w:r>
+    </w:p>
+    <w:p>
+      <w:pPr>
+        <w:spacing w:after="210"/>
+        <w:rPr>
+          <w:rFonts w:asciiTheme="minorHAnsi" w:cstheme="minorHAnsi"/>
+        </w:rPr>
+      </w:pPr>
+    </w:p>
+    <w:p>
+      <w:pPr>
+        <w:spacing w:before="240" w:line="271" w:lineRule="auto"/>
+      </w:pPr>
+      <w:bookmarkStart w:id="131" w:name="sales_ranking_by_region"/>
+      <w:r>
+        <w:rPr>
+          <w:b/>
+          <w:sz w:val="33"/>
+        </w:rPr>
+        <w:lastRenderedPageBreak/>
+        <w:t>Sales Ranking by Region</w:t>
+      </w:r>
+      <w:bookmarkEnd w:id="131"/>
+    </w:p>
+    <w:p>
+      <w:pPr>
+        <w:spacing w:after="210"/>
+        <w:rPr>
+          <w:rFonts w:asciiTheme="minorHAnsi" w:eastAsia="Georgia" w:cstheme="minorHAnsi"/>
         </w:rPr>
       </w:pPr>
       <w:r>
@@ -30245,21 +30478,21 @@
           <w:rFonts w:asciiTheme="minorHAnsi" w:cstheme="minorHAnsi"/>
         </w:rPr>
         <w:br/>
-        <w:t>month,</w:t>
-      </w:r>
-      <w:r>
-        <w:rPr>
-          <w:rFonts w:asciiTheme="minorHAnsi" w:cstheme="minorHAnsi"/>
-        </w:rPr>
-        <w:br/>
-        <w:t>year,</w:t>
-      </w:r>
-      <w:r>
-        <w:rPr>
-          <w:rFonts w:asciiTheme="minorHAnsi" w:cstheme="minorHAnsi"/>
-        </w:rPr>
-        <w:br/>
-        <w:t>revenue,</w:t>
+        <w:t>region,</w:t>
+      </w:r>
+      <w:r>
+        <w:rPr>
+          <w:rFonts w:asciiTheme="minorHAnsi" w:cstheme="minorHAnsi"/>
+        </w:rPr>
+        <w:br/>
+        <w:t>salesperson,</w:t>
+      </w:r>
+      <w:r>
+        <w:rPr>
+          <w:rFonts w:asciiTheme="minorHAnsi" w:cstheme="minorHAnsi"/>
+        </w:rPr>
+        <w:br/>
+        <w:t>sales,</w:t>
       </w:r>
       <w:r>
         <w:rPr>
@@ -30271,14 +30504,7 @@
         <w:rPr>
           <w:rFonts w:asciiTheme="minorHAnsi" w:eastAsia="Georgia" w:cstheme="minorHAnsi"/>
         </w:rPr>
-        <w:t>LAG(revenue) OVER (PARTITION BY month ORDER BY year) AS prev_year_revenue,</w:t>
-      </w:r>
-      <w:r>
-        <w:rPr>
-          <w:rFonts w:asciiTheme="minorHAnsi" w:cstheme="minorHAnsi"/>
-        </w:rPr>
-        <w:br/>
-        <w:t>(revenue - LAG(revenue) OVER (PARTITION BY month ORDER BY year)) /</w:t>
+        <w:t>RANK() OVER (PARTITION BY region ORDER BY sales DESC) AS region_rank,</w:t>
       </w:r>
       <w:r>
         <w:rPr>
@@ -30290,7 +30516,7 @@
         <w:rPr>
           <w:rFonts w:asciiTheme="minorHAnsi" w:eastAsia="Georgia" w:cstheme="minorHAnsi"/>
         </w:rPr>
-        <w:t>LAG(revenue) OVER (PARTITION BY month ORDER BY year) * 100 AS yoy_growth_percent</w:t>
+        <w:t>RANK() OVER (ORDER BY sales DESC) AS overall_rank</w:t>
       </w:r>
       <w:r>
         <w:rPr>
@@ -30302,92 +30528,195 @@
         <w:rPr>
           <w:rFonts w:asciiTheme="minorHAnsi" w:eastAsia="Georgia" w:cstheme="minorHAnsi"/>
         </w:rPr>
-        <w:t>FROM monthly_sales;</w:t>
-      </w:r>
-    </w:p>
-    <w:p>
-      <w:pPr>
-        <w:spacing w:before="240" w:line="271" w:lineRule="auto"/>
-      </w:pPr>
-      <w:bookmarkStart w:id="131" w:name="sales_ranking_by_region"/>
-      <w:r>
-        <w:rPr>
-          <w:b/>
-          <w:sz w:val="33"/>
-        </w:rPr>
-        <w:t>Sales Ranking by Region</w:t>
-      </w:r>
-      <w:bookmarkEnd w:id="131"/>
-    </w:p>
-    <w:p>
-      <w:pPr>
-        <w:spacing w:after="210"/>
-        <w:rPr>
-          <w:rFonts w:asciiTheme="minorHAnsi" w:cstheme="minorHAnsi"/>
-        </w:rPr>
-      </w:pPr>
-      <w:r>
-        <w:rPr>
-          <w:rFonts w:asciiTheme="minorHAnsi" w:cstheme="minorHAnsi"/>
-        </w:rPr>
-        <w:t>SELECT</w:t>
-      </w:r>
-      <w:r>
-        <w:rPr>
-          <w:rFonts w:asciiTheme="minorHAnsi" w:cstheme="minorHAnsi"/>
-        </w:rPr>
-        <w:br/>
-        <w:t>region,</w:t>
-      </w:r>
-      <w:r>
-        <w:rPr>
-          <w:rFonts w:asciiTheme="minorHAnsi" w:cstheme="minorHAnsi"/>
-        </w:rPr>
-        <w:br/>
-        <w:t>salesperson,</w:t>
-      </w:r>
-      <w:r>
-        <w:rPr>
-          <w:rFonts w:asciiTheme="minorHAnsi" w:cstheme="minorHAnsi"/>
-        </w:rPr>
-        <w:br/>
-        <w:t>sales,</w:t>
-      </w:r>
-      <w:r>
-        <w:rPr>
-          <w:rFonts w:asciiTheme="minorHAnsi" w:cstheme="minorHAnsi"/>
-        </w:rPr>
-        <w:br/>
-      </w:r>
-      <w:r>
-        <w:rPr>
-          <w:rFonts w:asciiTheme="minorHAnsi" w:eastAsia="Georgia" w:cstheme="minorHAnsi"/>
-        </w:rPr>
-        <w:t>RANK() OVER (PARTITION BY region ORDER BY sales DESC) AS region_rank,</w:t>
-      </w:r>
-      <w:r>
-        <w:rPr>
-          <w:rFonts w:asciiTheme="minorHAnsi" w:cstheme="minorHAnsi"/>
-        </w:rPr>
-        <w:br/>
-      </w:r>
-      <w:r>
-        <w:rPr>
-          <w:rFonts w:asciiTheme="minorHAnsi" w:eastAsia="Georgia" w:cstheme="minorHAnsi"/>
-        </w:rPr>
-        <w:t>RANK() OVER (ORDER BY sales DESC) AS overall_rank</w:t>
-      </w:r>
-      <w:r>
-        <w:rPr>
-          <w:rFonts w:asciiTheme="minorHAnsi" w:cstheme="minorHAnsi"/>
-        </w:rPr>
-        <w:br/>
-      </w:r>
-      <w:r>
-        <w:rPr>
-          <w:rFonts w:asciiTheme="minorHAnsi" w:eastAsia="Georgia" w:cstheme="minorHAnsi"/>
-        </w:rPr>
         <w:t>FROM sales_data;</w:t>
+      </w:r>
+    </w:p>
+    <w:p>
+      <w:pPr>
+        <w:spacing w:after="210"/>
+        <w:rPr>
+          <w:rFonts w:asciiTheme="minorHAnsi" w:cstheme="minorHAnsi"/>
+        </w:rPr>
+      </w:pPr>
+      <w:r>
+        <w:rPr>
+          <w:rFonts w:asciiTheme="minorHAnsi" w:cstheme="minorHAnsi"/>
+        </w:rPr>
+        <w:drawing>
+          <wp:inline distT="0" distB="0" distL="0" distR="0" wp14:anchorId="4C66316E" wp14:editId="54BB9278">
+            <wp:extent cx="5518150" cy="3836035"/>
+            <wp:effectExtent l="0" t="0" r="6350" b="0"/>
+            <wp:docPr id="11" name="Picture 11"/>
+            <wp:cNvGraphicFramePr>
+              <a:graphicFrameLocks xmlns:a="http://schemas.openxmlformats.org/drawingml/2006/main" noChangeAspect="1"/>
+            </wp:cNvGraphicFramePr>
+            <a:graphic xmlns:a="http://schemas.openxmlformats.org/drawingml/2006/main">
+              <a:graphicData uri="http://schemas.openxmlformats.org/drawingml/2006/picture">
+                <pic:pic xmlns:pic="http://schemas.openxmlformats.org/drawingml/2006/picture">
+                  <pic:nvPicPr>
+                    <pic:cNvPr id="1" name=""/>
+                    <pic:cNvPicPr/>
+                  </pic:nvPicPr>
+                  <pic:blipFill>
+                    <a:blip r:embed="rId32"/>
+                    <a:stretch>
+                      <a:fillRect/>
+                    </a:stretch>
+                  </pic:blipFill>
+                  <pic:spPr>
+                    <a:xfrm>
+                      <a:off x="0" y="0"/>
+                      <a:ext cx="5518150" cy="3836035"/>
+                    </a:xfrm>
+                    <a:prstGeom prst="rect">
+                      <a:avLst/>
+                    </a:prstGeom>
+                  </pic:spPr>
+                </pic:pic>
+              </a:graphicData>
+            </a:graphic>
+          </wp:inline>
+        </w:drawing>
+      </w:r>
+      <w:r>
+        <w:rPr>
+          <w:noProof/>
+        </w:rPr>
+        <w:t xml:space="preserve"> </w:t>
+      </w:r>
+      <w:r>
+        <w:rPr>
+          <w:rFonts w:asciiTheme="minorHAnsi" w:cstheme="minorHAnsi"/>
+        </w:rPr>
+        <w:lastRenderedPageBreak/>
+        <w:drawing>
+          <wp:inline distT="0" distB="0" distL="0" distR="0" wp14:anchorId="32B14E6B" wp14:editId="544B8706">
+            <wp:extent cx="5518150" cy="3746500"/>
+            <wp:effectExtent l="0" t="0" r="6350" b="6350"/>
+            <wp:docPr id="12" name="Picture 12"/>
+            <wp:cNvGraphicFramePr>
+              <a:graphicFrameLocks xmlns:a="http://schemas.openxmlformats.org/drawingml/2006/main" noChangeAspect="1"/>
+            </wp:cNvGraphicFramePr>
+            <a:graphic xmlns:a="http://schemas.openxmlformats.org/drawingml/2006/main">
+              <a:graphicData uri="http://schemas.openxmlformats.org/drawingml/2006/picture">
+                <pic:pic xmlns:pic="http://schemas.openxmlformats.org/drawingml/2006/picture">
+                  <pic:nvPicPr>
+                    <pic:cNvPr id="1" name=""/>
+                    <pic:cNvPicPr/>
+                  </pic:nvPicPr>
+                  <pic:blipFill>
+                    <a:blip r:embed="rId33"/>
+                    <a:stretch>
+                      <a:fillRect/>
+                    </a:stretch>
+                  </pic:blipFill>
+                  <pic:spPr>
+                    <a:xfrm>
+                      <a:off x="0" y="0"/>
+                      <a:ext cx="5518150" cy="3746500"/>
+                    </a:xfrm>
+                    <a:prstGeom prst="rect">
+                      <a:avLst/>
+                    </a:prstGeom>
+                  </pic:spPr>
+                </pic:pic>
+              </a:graphicData>
+            </a:graphic>
+          </wp:inline>
+        </w:drawing>
+      </w:r>
+      <w:r>
+        <w:rPr>
+          <w:noProof/>
+        </w:rPr>
+        <w:t xml:space="preserve"> </w:t>
+      </w:r>
+      <w:r>
+        <w:rPr>
+          <w:noProof/>
+        </w:rPr>
+        <w:drawing>
+          <wp:inline distT="0" distB="0" distL="0" distR="0" wp14:anchorId="10CACAF7" wp14:editId="7A4A3319">
+            <wp:extent cx="5518150" cy="4021455"/>
+            <wp:effectExtent l="0" t="0" r="6350" b="0"/>
+            <wp:docPr id="13" name="Picture 13"/>
+            <wp:cNvGraphicFramePr>
+              <a:graphicFrameLocks xmlns:a="http://schemas.openxmlformats.org/drawingml/2006/main" noChangeAspect="1"/>
+            </wp:cNvGraphicFramePr>
+            <a:graphic xmlns:a="http://schemas.openxmlformats.org/drawingml/2006/main">
+              <a:graphicData uri="http://schemas.openxmlformats.org/drawingml/2006/picture">
+                <pic:pic xmlns:pic="http://schemas.openxmlformats.org/drawingml/2006/picture">
+                  <pic:nvPicPr>
+                    <pic:cNvPr id="1" name=""/>
+                    <pic:cNvPicPr/>
+                  </pic:nvPicPr>
+                  <pic:blipFill>
+                    <a:blip r:embed="rId34"/>
+                    <a:stretch>
+                      <a:fillRect/>
+                    </a:stretch>
+                  </pic:blipFill>
+                  <pic:spPr>
+                    <a:xfrm>
+                      <a:off x="0" y="0"/>
+                      <a:ext cx="5518150" cy="4021455"/>
+                    </a:xfrm>
+                    <a:prstGeom prst="rect">
+                      <a:avLst/>
+                    </a:prstGeom>
+                  </pic:spPr>
+                </pic:pic>
+              </a:graphicData>
+            </a:graphic>
+          </wp:inline>
+        </w:drawing>
+      </w:r>
+      <w:r>
+        <w:rPr>
+          <w:noProof/>
+        </w:rPr>
+        <w:lastRenderedPageBreak/>
+        <w:t xml:space="preserve"> </w:t>
+      </w:r>
+      <w:r>
+        <w:rPr>
+          <w:noProof/>
+        </w:rPr>
+        <w:drawing>
+          <wp:inline distT="0" distB="0" distL="0" distR="0" wp14:anchorId="37BB7CDB" wp14:editId="5FE86DEA">
+            <wp:extent cx="5518150" cy="4087495"/>
+            <wp:effectExtent l="0" t="0" r="6350" b="8255"/>
+            <wp:docPr id="14" name="Picture 14"/>
+            <wp:cNvGraphicFramePr>
+              <a:graphicFrameLocks xmlns:a="http://schemas.openxmlformats.org/drawingml/2006/main" noChangeAspect="1"/>
+            </wp:cNvGraphicFramePr>
+            <a:graphic xmlns:a="http://schemas.openxmlformats.org/drawingml/2006/main">
+              <a:graphicData uri="http://schemas.openxmlformats.org/drawingml/2006/picture">
+                <pic:pic xmlns:pic="http://schemas.openxmlformats.org/drawingml/2006/picture">
+                  <pic:nvPicPr>
+                    <pic:cNvPr id="1" name=""/>
+                    <pic:cNvPicPr/>
+                  </pic:nvPicPr>
+                  <pic:blipFill>
+                    <a:blip r:embed="rId35"/>
+                    <a:stretch>
+                      <a:fillRect/>
+                    </a:stretch>
+                  </pic:blipFill>
+                  <pic:spPr>
+                    <a:xfrm>
+                      <a:off x="0" y="0"/>
+                      <a:ext cx="5518150" cy="4087495"/>
+                    </a:xfrm>
+                    <a:prstGeom prst="rect">
+                      <a:avLst/>
+                    </a:prstGeom>
+                  </pic:spPr>
+                </pic:pic>
+              </a:graphicData>
+            </a:graphic>
+          </wp:inline>
+        </w:drawing>
       </w:r>
     </w:p>
     <w:p>
@@ -30504,202 +30833,395 @@
           <w:b/>
           <w:sz w:val="33"/>
         </w:rPr>
+        <w:t>Question 1: Second Highest Salary</w:t>
+      </w:r>
+      <w:bookmarkEnd w:id="135"/>
+    </w:p>
+    <w:p>
+      <w:pPr>
+        <w:spacing w:after="210"/>
+        <w:rPr>
+          <w:rFonts w:asciiTheme="minorHAnsi" w:cstheme="minorHAnsi"/>
+        </w:rPr>
+      </w:pPr>
+      <w:r>
+        <w:rPr>
+          <w:rFonts w:asciiTheme="minorHAnsi" w:cstheme="minorHAnsi"/>
+          <w:b/>
+        </w:rPr>
+        <w:t>Problem:</w:t>
+      </w:r>
+      <w:r>
+        <w:rPr>
+          <w:rFonts w:asciiTheme="minorHAnsi" w:cstheme="minorHAnsi"/>
+        </w:rPr>
+        <w:t xml:space="preserve"> Find the second highest salary.</w:t>
+      </w:r>
+    </w:p>
+    <w:p>
+      <w:pPr>
+        <w:spacing w:after="210"/>
+        <w:rPr>
+          <w:rFonts w:asciiTheme="minorHAnsi" w:cstheme="minorHAnsi"/>
+        </w:rPr>
+      </w:pPr>
+      <w:r>
+        <w:rPr>
+          <w:rFonts w:asciiTheme="minorHAnsi" w:cstheme="minorHAnsi"/>
+          <w:b/>
+        </w:rPr>
+        <w:t>Solution 1: Using OFFSET</w:t>
+      </w:r>
+    </w:p>
+    <w:p>
+      <w:pPr>
+        <w:spacing w:after="210"/>
+        <w:rPr>
+          <w:rFonts w:asciiTheme="minorHAnsi" w:cstheme="minorHAnsi"/>
+        </w:rPr>
+      </w:pPr>
+      <w:r>
+        <w:rPr>
+          <w:rFonts w:asciiTheme="minorHAnsi" w:cstheme="minorHAnsi"/>
+        </w:rPr>
+        <w:t>SELECT DISTINCT salary</w:t>
+      </w:r>
+      <w:r>
+        <w:rPr>
+          <w:rFonts w:asciiTheme="minorHAnsi" w:cstheme="minorHAnsi"/>
+        </w:rPr>
+        <w:br/>
+        <w:t>FROM employees</w:t>
+      </w:r>
+      <w:r>
+        <w:rPr>
+          <w:rFonts w:asciiTheme="minorHAnsi" w:cstheme="minorHAnsi"/>
+        </w:rPr>
+        <w:br/>
+      </w:r>
+      <w:r>
+        <w:rPr>
+          <w:rFonts w:asciiTheme="minorHAnsi" w:cstheme="minorHAnsi"/>
+        </w:rPr>
         <w:lastRenderedPageBreak/>
-        <w:t>Question 1: Second Highest Salary</w:t>
-      </w:r>
-      <w:bookmarkEnd w:id="135"/>
-    </w:p>
-    <w:p>
-      <w:pPr>
-        <w:spacing w:after="210"/>
-        <w:rPr>
-          <w:rFonts w:asciiTheme="minorHAnsi" w:cstheme="minorHAnsi"/>
-        </w:rPr>
-      </w:pPr>
-      <w:r>
-        <w:rPr>
-          <w:rFonts w:asciiTheme="minorHAnsi" w:cstheme="minorHAnsi"/>
+        <w:t>ORDER BY salary DESC</w:t>
+      </w:r>
+      <w:r>
+        <w:rPr>
+          <w:rFonts w:asciiTheme="minorHAnsi" w:cstheme="minorHAnsi"/>
+        </w:rPr>
+        <w:br/>
+        <w:t>LIMIT 1 OFFSET 1;</w:t>
+      </w:r>
+    </w:p>
+    <w:p>
+      <w:pPr>
+        <w:spacing w:after="210"/>
+        <w:rPr>
+          <w:rFonts w:asciiTheme="minorHAnsi" w:cstheme="minorHAnsi"/>
+        </w:rPr>
+      </w:pPr>
+      <w:r>
+        <w:rPr>
+          <w:rFonts w:asciiTheme="minorHAnsi" w:cstheme="minorHAnsi"/>
+          <w:b/>
+        </w:rPr>
+        <w:t>Solution 2: Using Subquery</w:t>
+      </w:r>
+    </w:p>
+    <w:p>
+      <w:pPr>
+        <w:spacing w:after="210"/>
+        <w:rPr>
+          <w:rFonts w:asciiTheme="minorHAnsi" w:cstheme="minorHAnsi"/>
+        </w:rPr>
+      </w:pPr>
+      <w:r>
+        <w:rPr>
+          <w:rFonts w:asciiTheme="minorHAnsi" w:cstheme="minorHAnsi"/>
+        </w:rPr>
+        <w:t>SELECT MAX(salary)</w:t>
+      </w:r>
+      <w:r>
+        <w:rPr>
+          <w:rFonts w:asciiTheme="minorHAnsi" w:cstheme="minorHAnsi"/>
+        </w:rPr>
+        <w:br/>
+        <w:t>FROM employees</w:t>
+      </w:r>
+      <w:r>
+        <w:rPr>
+          <w:rFonts w:asciiTheme="minorHAnsi" w:cstheme="minorHAnsi"/>
+        </w:rPr>
+        <w:br/>
+        <w:t>WHERE salary &lt; (SELECT MAX(salary) FROM employees);</w:t>
+      </w:r>
+    </w:p>
+    <w:p>
+      <w:pPr>
+        <w:spacing w:after="210"/>
+        <w:rPr>
+          <w:rFonts w:asciiTheme="minorHAnsi" w:cstheme="minorHAnsi"/>
+        </w:rPr>
+      </w:pPr>
+      <w:r>
+        <w:rPr>
+          <w:rFonts w:asciiTheme="minorHAnsi" w:cstheme="minorHAnsi"/>
+          <w:b/>
+        </w:rPr>
+        <w:t>Solution 3: Using Window Function</w:t>
+      </w:r>
+    </w:p>
+    <w:p>
+      <w:pPr>
+        <w:spacing w:after="210"/>
+        <w:rPr>
+          <w:rFonts w:asciiTheme="minorHAnsi" w:cstheme="minorHAnsi"/>
+        </w:rPr>
+      </w:pPr>
+      <w:r>
+        <w:rPr>
+          <w:rFonts w:asciiTheme="minorHAnsi" w:cstheme="minorHAnsi"/>
+        </w:rPr>
+        <w:t>SELECT salary</w:t>
+      </w:r>
+      <w:r>
+        <w:rPr>
+          <w:rFonts w:asciiTheme="minorHAnsi" w:cstheme="minorHAnsi"/>
+        </w:rPr>
+        <w:br/>
+        <w:t>FROM (</w:t>
+      </w:r>
+      <w:r>
+        <w:rPr>
+          <w:rFonts w:asciiTheme="minorHAnsi" w:cstheme="minorHAnsi"/>
+        </w:rPr>
+        <w:br/>
+        <w:t>SELECT salary, RANK() OVER (ORDER BY salary DESC) AS rnk</w:t>
+      </w:r>
+      <w:r>
+        <w:rPr>
+          <w:rFonts w:asciiTheme="minorHAnsi" w:cstheme="minorHAnsi"/>
+        </w:rPr>
+        <w:br/>
+        <w:t>FROM employees</w:t>
+      </w:r>
+      <w:r>
+        <w:rPr>
+          <w:rFonts w:asciiTheme="minorHAnsi" w:cstheme="minorHAnsi"/>
+        </w:rPr>
+        <w:br/>
+        <w:t>) ranked</w:t>
+      </w:r>
+      <w:r>
+        <w:rPr>
+          <w:rFonts w:asciiTheme="minorHAnsi" w:cstheme="minorHAnsi"/>
+        </w:rPr>
+        <w:br/>
+        <w:t>WHERE rnk = 2;</w:t>
+      </w:r>
+    </w:p>
+    <w:p>
+      <w:pPr>
+        <w:spacing w:before="240" w:line="271" w:lineRule="auto"/>
+      </w:pPr>
+      <w:bookmarkStart w:id="136" w:name="question_2_find_duplicate_records"/>
+      <w:r>
+        <w:rPr>
+          <w:b/>
+          <w:sz w:val="33"/>
+        </w:rPr>
+        <w:t>Question 2: Find Duplicate Records</w:t>
+      </w:r>
+      <w:bookmarkEnd w:id="136"/>
+    </w:p>
+    <w:p>
+      <w:pPr>
+        <w:spacing w:after="210"/>
+      </w:pPr>
+      <w:r>
+        <w:rPr>
           <w:b/>
         </w:rPr>
         <w:t>Problem:</w:t>
       </w:r>
       <w:r>
-        <w:rPr>
-          <w:rFonts w:asciiTheme="minorHAnsi" w:cstheme="minorHAnsi"/>
-        </w:rPr>
-        <w:t xml:space="preserve"> Find the second highest salary.</w:t>
-      </w:r>
-    </w:p>
-    <w:p>
-      <w:pPr>
-        <w:spacing w:after="210"/>
-        <w:rPr>
-          <w:rFonts w:asciiTheme="minorHAnsi" w:cstheme="minorHAnsi"/>
-        </w:rPr>
-      </w:pPr>
-      <w:r>
-        <w:rPr>
-          <w:rFonts w:asciiTheme="minorHAnsi" w:cstheme="minorHAnsi"/>
-          <w:b/>
-        </w:rPr>
-        <w:t>Solution 1: Using OFFSET</w:t>
-      </w:r>
-    </w:p>
-    <w:p>
-      <w:pPr>
-        <w:spacing w:after="210"/>
-        <w:rPr>
-          <w:rFonts w:asciiTheme="minorHAnsi" w:cstheme="minorHAnsi"/>
-        </w:rPr>
-      </w:pPr>
-      <w:r>
-        <w:rPr>
-          <w:rFonts w:asciiTheme="minorHAnsi" w:cstheme="minorHAnsi"/>
-        </w:rPr>
-        <w:t>SELECT DISTINCT salary</w:t>
-      </w:r>
-      <w:r>
-        <w:rPr>
-          <w:rFonts w:asciiTheme="minorHAnsi" w:cstheme="minorHAnsi"/>
-        </w:rPr>
-        <w:br/>
+        <w:t xml:space="preserve"> Find employees with duplicate names.</w:t>
+      </w:r>
+    </w:p>
+    <w:p>
+      <w:pPr>
+        <w:spacing w:before="240" w:line="271" w:lineRule="auto"/>
+      </w:pPr>
+      <w:bookmarkStart w:id="137" w:name="question_3_delete_duplicate_rows_eb4771"/>
+      <w:r>
+        <w:t>SELECT name, COUNT(*) AS name_count</w:t>
+      </w:r>
+    </w:p>
+    <w:p>
+      <w:pPr>
+        <w:spacing w:before="240" w:line="271" w:lineRule="auto"/>
+      </w:pPr>
+      <w:r>
         <w:t>FROM employees</w:t>
       </w:r>
-      <w:r>
-        <w:rPr>
-          <w:rFonts w:asciiTheme="minorHAnsi" w:cstheme="minorHAnsi"/>
-        </w:rPr>
-        <w:br/>
-        <w:t>ORDER BY salary DESC</w:t>
-      </w:r>
-      <w:r>
-        <w:rPr>
-          <w:rFonts w:asciiTheme="minorHAnsi" w:cstheme="minorHAnsi"/>
-        </w:rPr>
-        <w:br/>
-        <w:t>LIMIT 1 OFFSET 1;</w:t>
-      </w:r>
-    </w:p>
-    <w:p>
-      <w:pPr>
-        <w:spacing w:after="210"/>
-        <w:rPr>
-          <w:rFonts w:asciiTheme="minorHAnsi" w:cstheme="minorHAnsi"/>
-        </w:rPr>
-      </w:pPr>
-      <w:r>
-        <w:rPr>
-          <w:rFonts w:asciiTheme="minorHAnsi" w:cstheme="minorHAnsi"/>
-          <w:b/>
-        </w:rPr>
-        <w:t>Solution 2: Using Subquery</w:t>
-      </w:r>
-    </w:p>
-    <w:p>
-      <w:pPr>
-        <w:spacing w:after="210"/>
-        <w:rPr>
-          <w:rFonts w:asciiTheme="minorHAnsi" w:cstheme="minorHAnsi"/>
-        </w:rPr>
-      </w:pPr>
-      <w:r>
-        <w:rPr>
-          <w:rFonts w:asciiTheme="minorHAnsi" w:cstheme="minorHAnsi"/>
-        </w:rPr>
-        <w:t>SELECT MAX(salary)</w:t>
-      </w:r>
-      <w:r>
-        <w:rPr>
-          <w:rFonts w:asciiTheme="minorHAnsi" w:cstheme="minorHAnsi"/>
-        </w:rPr>
+    </w:p>
+    <w:p>
+      <w:pPr>
+        <w:spacing w:before="240" w:line="271" w:lineRule="auto"/>
+      </w:pPr>
+      <w:r>
+        <w:t>GROUP BY name</w:t>
+      </w:r>
+    </w:p>
+    <w:p>
+      <w:pPr>
+        <w:spacing w:before="240" w:line="271" w:lineRule="auto"/>
+      </w:pPr>
+      <w:r>
+        <w:t>HAVING COUNT(*) &gt; 1;</w:t>
+      </w:r>
+    </w:p>
+    <w:p>
+      <w:pPr>
+        <w:spacing w:before="240" w:line="271" w:lineRule="auto"/>
+      </w:pPr>
+      <w:r>
+        <w:rPr>
+          <w:b/>
+          <w:sz w:val="33"/>
+        </w:rPr>
+        <w:t>Question 3: Delete Duplicate Rows (Keep One)</w:t>
+      </w:r>
+      <w:bookmarkEnd w:id="137"/>
+    </w:p>
+    <w:p>
+      <w:pPr>
+        <w:spacing w:after="210"/>
+      </w:pPr>
+      <w:r>
+        <w:rPr>
+          <w:b/>
+        </w:rPr>
+        <w:t>Problem:</w:t>
+      </w:r>
+      <w:r>
+        <w:t xml:space="preserve"> Remove duplicates, keeping only the first occurrence.</w:t>
+      </w:r>
+    </w:p>
+    <w:p>
+      <w:pPr>
+        <w:spacing w:after="210"/>
+      </w:pPr>
+      <w:r>
+        <w:t>DELETE FROM employees</w:t>
+      </w:r>
+      <w:r>
+        <w:br/>
+      </w:r>
+      <w:r>
+        <w:rPr>
+          <w:rFonts w:eastAsia="Georgia" w:hAnsi="Georgia" w:cs="Georgia"/>
+        </w:rPr>
+        <w:t>WHERE employee_id NOT IN (</w:t>
+      </w:r>
+      <w:r>
+        <w:br/>
+      </w:r>
+      <w:r>
+        <w:rPr>
+          <w:rFonts w:eastAsia="Georgia" w:hAnsi="Georgia" w:cs="Georgia"/>
+        </w:rPr>
+        <w:t>SELECT MIN(employee_id)</w:t>
+      </w:r>
+      <w:r>
         <w:br/>
         <w:t>FROM employees</w:t>
       </w:r>
       <w:r>
-        <w:rPr>
-          <w:rFonts w:asciiTheme="minorHAnsi" w:cstheme="minorHAnsi"/>
-        </w:rPr>
-        <w:br/>
-        <w:t>WHERE salary &lt; (SELECT MAX(salary) FROM employees);</w:t>
-      </w:r>
-    </w:p>
-    <w:p>
-      <w:pPr>
-        <w:spacing w:after="210"/>
-        <w:rPr>
-          <w:rFonts w:asciiTheme="minorHAnsi" w:cstheme="minorHAnsi"/>
-        </w:rPr>
-      </w:pPr>
-      <w:r>
-        <w:rPr>
-          <w:rFonts w:asciiTheme="minorHAnsi" w:cstheme="minorHAnsi"/>
-          <w:b/>
-        </w:rPr>
-        <w:t>Solution 3: Using Window Function</w:t>
-      </w:r>
-    </w:p>
-    <w:p>
-      <w:pPr>
-        <w:spacing w:after="210"/>
-        <w:rPr>
-          <w:rFonts w:asciiTheme="minorHAnsi" w:cstheme="minorHAnsi"/>
-        </w:rPr>
-      </w:pPr>
-      <w:r>
-        <w:rPr>
-          <w:rFonts w:asciiTheme="minorHAnsi" w:cstheme="minorHAnsi"/>
-        </w:rPr>
+        <w:br/>
+        <w:t>GROUP BY name</w:t>
+      </w:r>
+      <w:r>
+        <w:br/>
+        <w:t>);</w:t>
+      </w:r>
+    </w:p>
+    <w:p>
+      <w:pPr>
+        <w:spacing w:before="240" w:line="271" w:lineRule="auto"/>
+      </w:pPr>
+      <w:bookmarkStart w:id="138" w:name="question_4_nth_highest_salary"/>
+      <w:r>
+        <w:rPr>
+          <w:b/>
+          <w:sz w:val="33"/>
+        </w:rPr>
+        <w:t>Question 4: Nth Highest Salary</w:t>
+      </w:r>
+      <w:bookmarkEnd w:id="138"/>
+    </w:p>
+    <w:p>
+      <w:pPr>
+        <w:spacing w:after="210"/>
+      </w:pPr>
+      <w:r>
+        <w:rPr>
+          <w:b/>
+        </w:rPr>
+        <w:t>Problem:</w:t>
+      </w:r>
+      <w:r>
+        <w:t xml:space="preserve"> Find the Nth highest salary (general solution).</w:t>
+      </w:r>
+    </w:p>
+    <w:p>
+      <w:pPr>
+        <w:spacing w:after="210"/>
+      </w:pPr>
+      <w:r>
         <w:t>SELECT salary</w:t>
       </w:r>
       <w:r>
-        <w:rPr>
-          <w:rFonts w:asciiTheme="minorHAnsi" w:cstheme="minorHAnsi"/>
-        </w:rPr>
         <w:br/>
         <w:t>FROM (</w:t>
       </w:r>
       <w:r>
-        <w:rPr>
-          <w:rFonts w:asciiTheme="minorHAnsi" w:cstheme="minorHAnsi"/>
-        </w:rPr>
-        <w:br/>
-        <w:t>SELECT salary, RANK() OVER (ORDER BY salary DESC) AS rnk</w:t>
-      </w:r>
-      <w:r>
-        <w:rPr>
-          <w:rFonts w:asciiTheme="minorHAnsi" w:cstheme="minorHAnsi"/>
-        </w:rPr>
+        <w:br/>
+      </w:r>
+      <w:r>
+        <w:rPr>
+          <w:rFonts w:eastAsia="Georgia" w:hAnsi="Georgia" w:cs="Georgia"/>
+        </w:rPr>
+        <w:t>SELECT DISTINCT salary, DENSE_RANK() OVER (ORDER BY salary DESC) AS rnk</w:t>
+      </w:r>
+      <w:r>
         <w:br/>
         <w:t>FROM employees</w:t>
       </w:r>
       <w:r>
-        <w:rPr>
-          <w:rFonts w:asciiTheme="minorHAnsi" w:cstheme="minorHAnsi"/>
-        </w:rPr>
         <w:br/>
         <w:t>) ranked</w:t>
       </w:r>
       <w:r>
-        <w:rPr>
-          <w:rFonts w:asciiTheme="minorHAnsi" w:cstheme="minorHAnsi"/>
-        </w:rPr>
-        <w:br/>
-        <w:t>WHERE rnk = 2;</w:t>
+        <w:br/>
+        <w:t>WHERE rnk = N; -- Replace N with the value you want</w:t>
       </w:r>
     </w:p>
     <w:p>
       <w:pPr>
         <w:spacing w:before="240" w:line="271" w:lineRule="auto"/>
       </w:pPr>
-      <w:bookmarkStart w:id="136" w:name="question_2_find_duplicate_records"/>
+      <w:bookmarkStart w:id="139" w:name="question_5_employees_with_above_a_26cca2"/>
       <w:r>
         <w:rPr>
           <w:b/>
           <w:sz w:val="33"/>
         </w:rPr>
-        <w:t>Question 2: Find Duplicate Records</w:t>
-      </w:r>
-      <w:bookmarkEnd w:id="136"/>
+        <w:lastRenderedPageBreak/>
+        <w:t>Question 5: Employees with Above Average Salary</w:t>
+      </w:r>
+      <w:bookmarkEnd w:id="139"/>
     </w:p>
     <w:p>
       <w:pPr>
@@ -30712,54 +31234,294 @@
         <w:t>Problem:</w:t>
       </w:r>
       <w:r>
-        <w:t xml:space="preserve"> Find employees with duplicate names.</w:t>
+        <w:t xml:space="preserve"> Find employees earning more than the average.</w:t>
+      </w:r>
+    </w:p>
+    <w:p>
+      <w:pPr>
+        <w:spacing w:after="210"/>
+      </w:pPr>
+      <w:r>
+        <w:t>SELECT name, salary, department</w:t>
+      </w:r>
+      <w:r>
+        <w:br/>
+        <w:t>FROM employees</w:t>
+      </w:r>
+      <w:r>
+        <w:br/>
+        <w:t>WHERE salary &gt; (SELECT AVG(salary) FROM employees);</w:t>
       </w:r>
     </w:p>
     <w:p>
       <w:pPr>
         <w:spacing w:before="240" w:line="271" w:lineRule="auto"/>
       </w:pPr>
-      <w:bookmarkStart w:id="137" w:name="question_3_delete_duplicate_rows_eb4771"/>
-      <w:r>
-        <w:t>SELECT name, COUNT(*) AS name_count</w:t>
+      <w:bookmarkStart w:id="140" w:name="question_6_department_with_highes_2a20af"/>
+      <w:r>
+        <w:rPr>
+          <w:b/>
+          <w:sz w:val="33"/>
+        </w:rPr>
+        <w:t>Question 6: Department with Highest Average Salary</w:t>
+      </w:r>
+      <w:bookmarkEnd w:id="140"/>
+    </w:p>
+    <w:p>
+      <w:pPr>
+        <w:spacing w:after="210"/>
+      </w:pPr>
+      <w:r>
+        <w:rPr>
+          <w:b/>
+        </w:rPr>
+        <w:t>Problem:</w:t>
+      </w:r>
+      <w:r>
+        <w:t xml:space="preserve"> Which department has the highest average salary?</w:t>
+      </w:r>
+    </w:p>
+    <w:p>
+      <w:pPr>
+        <w:spacing w:after="210"/>
+      </w:pPr>
+      <w:r>
+        <w:rPr>
+          <w:rFonts w:eastAsia="Georgia" w:hAnsi="Georgia" w:cs="Georgia"/>
+        </w:rPr>
+        <w:t>SELECT department, AVG(salary) AS avg_sal</w:t>
+      </w:r>
+      <w:r>
+        <w:br/>
+        <w:t>FROM employees</w:t>
+      </w:r>
+      <w:r>
+        <w:br/>
+        <w:t>GROUP BY department</w:t>
+      </w:r>
+      <w:r>
+        <w:br/>
+      </w:r>
+      <w:r>
+        <w:rPr>
+          <w:rFonts w:eastAsia="Georgia" w:hAnsi="Georgia" w:cs="Georgia"/>
+        </w:rPr>
+        <w:t>ORDER BY avg_sal DESC</w:t>
+      </w:r>
+      <w:r>
+        <w:br/>
+        <w:t>LIMIT 1;</w:t>
       </w:r>
     </w:p>
     <w:p>
       <w:pPr>
         <w:spacing w:before="240" w:line="271" w:lineRule="auto"/>
       </w:pPr>
-      <w:r>
-        <w:t>FROM employees</w:t>
-      </w:r>
+      <w:bookmarkStart w:id="141" w:name="real_world_sql_scenarios"/>
+      <w:r>
+        <w:rPr>
+          <w:b/>
+          <w:sz w:val="42"/>
+        </w:rPr>
+        <w:t>Real-World SQL Scenarios</w:t>
+      </w:r>
+      <w:bookmarkEnd w:id="141"/>
     </w:p>
     <w:p>
       <w:pPr>
         <w:spacing w:before="240" w:line="271" w:lineRule="auto"/>
       </w:pPr>
-      <w:r>
-        <w:t>GROUP BY name</w:t>
+      <w:bookmarkStart w:id="142" w:name="scenario_1_customer_lifetime_value"/>
+      <w:r>
+        <w:rPr>
+          <w:b/>
+          <w:sz w:val="33"/>
+        </w:rPr>
+        <w:t>Scenario 1: Customer Lifetime Value</w:t>
+      </w:r>
+      <w:bookmarkEnd w:id="142"/>
+    </w:p>
+    <w:p>
+      <w:pPr>
+        <w:spacing w:after="210"/>
+      </w:pPr>
+      <w:r>
+        <w:rPr>
+          <w:b/>
+        </w:rPr>
+        <w:t>Problem:</w:t>
+      </w:r>
+      <w:r>
+        <w:t xml:space="preserve"> Calculate total spending per customer.</w:t>
+      </w:r>
+    </w:p>
+    <w:p>
+      <w:pPr>
+        <w:spacing w:after="210"/>
+      </w:pPr>
+      <w:r>
+        <w:t>SELECT</w:t>
+      </w:r>
+      <w:r>
+        <w:br/>
+      </w:r>
+      <w:r>
+        <w:rPr>
+          <w:rFonts w:eastAsia="Georgia" w:hAnsi="Georgia" w:cs="Georgia"/>
+        </w:rPr>
+        <w:t>customer_id,</w:t>
+      </w:r>
+      <w:r>
+        <w:br/>
+      </w:r>
+      <w:r>
+        <w:rPr>
+          <w:rFonts w:eastAsia="Georgia" w:hAnsi="Georgia" w:cs="Georgia"/>
+        </w:rPr>
+        <w:t>customer_name,</w:t>
+      </w:r>
+      <w:r>
+        <w:br/>
+      </w:r>
+      <w:r>
+        <w:rPr>
+          <w:rFonts w:eastAsia="Georgia" w:hAnsi="Georgia" w:cs="Georgia"/>
+        </w:rPr>
+        <w:t>COUNT(order_id) AS order_count,</w:t>
+      </w:r>
+      <w:r>
+        <w:br/>
+      </w:r>
+      <w:r>
+        <w:rPr>
+          <w:rFonts w:eastAsia="Georgia" w:hAnsi="Georgia" w:cs="Georgia"/>
+        </w:rPr>
+        <w:t>SUM(order_amount) AS total_spent,</w:t>
+      </w:r>
+      <w:r>
+        <w:br/>
+      </w:r>
+      <w:r>
+        <w:rPr>
+          <w:rFonts w:eastAsia="Georgia" w:hAnsi="Georgia" w:cs="Georgia"/>
+        </w:rPr>
+        <w:t>AVG(order_amount) AS avg_order_value</w:t>
+      </w:r>
+      <w:r>
+        <w:br/>
+        <w:t>FROM orders</w:t>
+      </w:r>
+      <w:r>
+        <w:br/>
+      </w:r>
+      <w:r>
+        <w:rPr>
+          <w:rFonts w:eastAsia="Georgia" w:hAnsi="Georgia" w:cs="Georgia"/>
+        </w:rPr>
+        <w:t>GROUP BY customer_id, customer_name</w:t>
+      </w:r>
+      <w:r>
+        <w:br/>
+      </w:r>
+      <w:r>
+        <w:rPr>
+          <w:rFonts w:eastAsia="Georgia" w:hAnsi="Georgia" w:cs="Georgia"/>
+        </w:rPr>
+        <w:t>ORDER BY total_spent DESC;</w:t>
       </w:r>
     </w:p>
     <w:p>
       <w:pPr>
         <w:spacing w:before="240" w:line="271" w:lineRule="auto"/>
       </w:pPr>
-      <w:r>
-        <w:t>HAVING COUNT(*) &gt; 1;</w:t>
+      <w:bookmarkStart w:id="143" w:name="scenario_2_monthly_growth_rate"/>
+      <w:r>
+        <w:rPr>
+          <w:b/>
+          <w:sz w:val="33"/>
+        </w:rPr>
+        <w:t>Scenario 2: Monthly Growth Rate</w:t>
+      </w:r>
+      <w:bookmarkEnd w:id="143"/>
+    </w:p>
+    <w:p>
+      <w:pPr>
+        <w:spacing w:after="210"/>
+      </w:pPr>
+      <w:r>
+        <w:rPr>
+          <w:b/>
+        </w:rPr>
+        <w:t>Problem:</w:t>
+      </w:r>
+      <w:r>
+        <w:t xml:space="preserve"> Show month-on-month sales growth.</w:t>
+      </w:r>
+    </w:p>
+    <w:p>
+      <w:pPr>
+        <w:spacing w:after="210"/>
+      </w:pPr>
+      <w:r>
+        <w:t>SELECT</w:t>
+      </w:r>
+      <w:r>
+        <w:br/>
+        <w:t>month,</w:t>
+      </w:r>
+      <w:r>
+        <w:br/>
+        <w:t>revenue,</w:t>
+      </w:r>
+      <w:r>
+        <w:br/>
+      </w:r>
+      <w:r>
+        <w:rPr>
+          <w:rFonts w:eastAsia="Georgia" w:hAnsi="Georgia" w:cs="Georgia"/>
+        </w:rPr>
+        <w:t>LAG(revenue) OVER (ORDER BY month) AS prev_month_revenue,</w:t>
+      </w:r>
+      <w:r>
+        <w:br/>
+        <w:t>ROUND(((revenue - LAG(revenue) OVER (ORDER BY month)) /</w:t>
+      </w:r>
+      <w:r>
+        <w:br/>
+      </w:r>
+      <w:r>
+        <w:rPr>
+          <w:rFonts w:eastAsia="Georgia" w:hAnsi="Georgia" w:cs="Georgia"/>
+        </w:rPr>
+        <w:t>LAG(revenue) OVER (ORDER BY month)) * 100, 2) AS growth_percent</w:t>
+      </w:r>
+      <w:r>
+        <w:br/>
+      </w:r>
+      <w:r>
+        <w:rPr>
+          <w:rFonts w:eastAsia="Georgia" w:hAnsi="Georgia" w:cs="Georgia"/>
+        </w:rPr>
+        <w:t>FROM monthly_sales</w:t>
+      </w:r>
+      <w:r>
+        <w:br/>
+        <w:t>ORDER BY month;</w:t>
       </w:r>
     </w:p>
     <w:p>
       <w:pPr>
         <w:spacing w:before="240" w:line="271" w:lineRule="auto"/>
       </w:pPr>
+      <w:bookmarkStart w:id="144" w:name="scenario_3_cohort_analysis"/>
       <w:r>
         <w:rPr>
           <w:b/>
           <w:sz w:val="33"/>
         </w:rPr>
-        <w:t>Question 3: Delete Duplicate Rows (Keep One)</w:t>
-      </w:r>
-      <w:bookmarkEnd w:id="137"/>
+        <w:t>Scenario 3: Cohort Analysis</w:t>
+      </w:r>
+      <w:bookmarkEnd w:id="144"/>
     </w:p>
     <w:p>
       <w:pPr>
@@ -30772,15 +31534,20 @@
         <w:t>Problem:</w:t>
       </w:r>
       <w:r>
-        <w:t xml:space="preserve"> Remove duplicates, keeping only the first occurrence.</w:t>
-      </w:r>
-    </w:p>
-    <w:p>
-      <w:pPr>
-        <w:spacing w:after="210"/>
-      </w:pPr>
-      <w:r>
-        <w:t>DELETE FROM employees</w:t>
+        <w:t xml:space="preserve"> Track user retention by signup month.</w:t>
+      </w:r>
+    </w:p>
+    <w:p>
+      <w:pPr>
+        <w:spacing w:after="210"/>
+      </w:pPr>
+      <w:r>
+        <w:lastRenderedPageBreak/>
+        <w:t>WITH cohorts AS (</w:t>
+      </w:r>
+      <w:r>
+        <w:br/>
+        <w:t>SELECT</w:t>
       </w:r>
       <w:r>
         <w:br/>
@@ -30789,7 +31556,7 @@
         <w:rPr>
           <w:rFonts w:eastAsia="Georgia" w:hAnsi="Georgia" w:cs="Georgia"/>
         </w:rPr>
-        <w:t>WHERE employee_id NOT IN (</w:t>
+        <w:t>DATE_TRUNC('month', signup_date) AS cohort_month,</w:t>
       </w:r>
       <w:r>
         <w:br/>
@@ -30798,34 +31565,136 @@
         <w:rPr>
           <w:rFonts w:eastAsia="Georgia" w:hAnsi="Georgia" w:cs="Georgia"/>
         </w:rPr>
-        <w:t>SELECT MIN(employee_id)</w:t>
-      </w:r>
-      <w:r>
-        <w:br/>
-        <w:t>FROM employees</w:t>
-      </w:r>
-      <w:r>
-        <w:br/>
-        <w:t>GROUP BY name</w:t>
-      </w:r>
-      <w:r>
-        <w:br/>
-        <w:t>);</w:t>
+        <w:t>user_id</w:t>
+      </w:r>
+      <w:r>
+        <w:br/>
+        <w:t>FROM users</w:t>
+      </w:r>
+      <w:r>
+        <w:br/>
+        <w:t>),</w:t>
+      </w:r>
+      <w:r>
+        <w:br/>
+      </w:r>
+      <w:r>
+        <w:rPr>
+          <w:rFonts w:eastAsia="Georgia" w:hAnsi="Georgia" w:cs="Georgia"/>
+        </w:rPr>
+        <w:t>user_activity AS (</w:t>
+      </w:r>
+      <w:r>
+        <w:br/>
+        <w:t>SELECT</w:t>
+      </w:r>
+      <w:r>
+        <w:br/>
+      </w:r>
+      <w:r>
+        <w:rPr>
+          <w:rFonts w:eastAsia="Georgia" w:hAnsi="Georgia" w:cs="Georgia"/>
+        </w:rPr>
+        <w:t>DATE_TRUNC('month', activity_date) AS activity_month,</w:t>
+      </w:r>
+      <w:r>
+        <w:br/>
+      </w:r>
+      <w:r>
+        <w:rPr>
+          <w:rFonts w:eastAsia="Georgia" w:hAnsi="Georgia" w:cs="Georgia"/>
+        </w:rPr>
+        <w:t>user_id</w:t>
+      </w:r>
+      <w:r>
+        <w:br/>
+      </w:r>
+      <w:r>
+        <w:rPr>
+          <w:rFonts w:eastAsia="Georgia" w:hAnsi="Georgia" w:cs="Georgia"/>
+        </w:rPr>
+        <w:t>FROM user_activities</w:t>
+      </w:r>
+      <w:r>
+        <w:br/>
+        <w:t>)</w:t>
+      </w:r>
+      <w:r>
+        <w:br/>
+        <w:t>SELECT</w:t>
+      </w:r>
+      <w:r>
+        <w:br/>
+      </w:r>
+      <w:r>
+        <w:rPr>
+          <w:rFonts w:eastAsia="Georgia" w:hAnsi="Georgia" w:cs="Georgia"/>
+        </w:rPr>
+        <w:t>c.cohort_month,</w:t>
+      </w:r>
+      <w:r>
+        <w:br/>
+      </w:r>
+      <w:r>
+        <w:rPr>
+          <w:rFonts w:eastAsia="Georgia" w:hAnsi="Georgia" w:cs="Georgia"/>
+        </w:rPr>
+        <w:t>DATE_PART('month', ua.activity_month - c.cohort_month) AS months_since_signup,</w:t>
+      </w:r>
+      <w:r>
+        <w:br/>
+      </w:r>
+      <w:r>
+        <w:rPr>
+          <w:rFonts w:eastAsia="Georgia" w:hAnsi="Georgia" w:cs="Georgia"/>
+        </w:rPr>
+        <w:t>COUNT(DISTINCT ua.user_id) AS active_users</w:t>
+      </w:r>
+      <w:r>
+        <w:br/>
+        <w:t>FROM cohorts c</w:t>
+      </w:r>
+      <w:r>
+        <w:br/>
+      </w:r>
+      <w:r>
+        <w:rPr>
+          <w:rFonts w:eastAsia="Georgia" w:hAnsi="Georgia" w:cs="Georgia"/>
+        </w:rPr>
+        <w:t>LEFT JOIN user_activity ua ON c.user_id = ua.user_id</w:t>
+      </w:r>
+      <w:r>
+        <w:br/>
+      </w:r>
+      <w:r>
+        <w:rPr>
+          <w:rFonts w:eastAsia="Georgia" w:hAnsi="Georgia" w:cs="Georgia"/>
+        </w:rPr>
+        <w:t>GROUP BY c.cohort_month, months_since_signup</w:t>
+      </w:r>
+      <w:r>
+        <w:br/>
+      </w:r>
+      <w:r>
+        <w:rPr>
+          <w:rFonts w:eastAsia="Georgia" w:hAnsi="Georgia" w:cs="Georgia"/>
+        </w:rPr>
+        <w:t>ORDER BY c.cohort_month, months_since_signup;</w:t>
       </w:r>
     </w:p>
     <w:p>
       <w:pPr>
         <w:spacing w:before="240" w:line="271" w:lineRule="auto"/>
       </w:pPr>
-      <w:bookmarkStart w:id="138" w:name="question_4_nth_highest_salary"/>
+      <w:bookmarkStart w:id="145" w:name="scenario_4_data_quality_check"/>
       <w:r>
         <w:rPr>
           <w:b/>
           <w:sz w:val="33"/>
         </w:rPr>
-        <w:t>Question 4: Nth Highest Salary</w:t>
-      </w:r>
-      <w:bookmarkEnd w:id="138"/>
+        <w:t>Scenario 4: Data Quality Check</w:t>
+      </w:r>
+      <w:bookmarkEnd w:id="145"/>
     </w:p>
     <w:p>
       <w:pPr>
@@ -30838,748 +31707,215 @@
         <w:t>Problem:</w:t>
       </w:r>
       <w:r>
-        <w:t xml:space="preserve"> Find the Nth highest salary (general solution).</w:t>
-      </w:r>
-    </w:p>
-    <w:p>
-      <w:pPr>
-        <w:spacing w:after="210"/>
-      </w:pPr>
+        <w:t xml:space="preserve"> Find data issues (NULL values, invalid entries).</w:t>
+      </w:r>
+    </w:p>
+    <w:p>
+      <w:pPr>
+        <w:spacing w:after="210"/>
+      </w:pPr>
+      <w:r>
+        <w:t>SELECT</w:t>
+      </w:r>
+      <w:r>
+        <w:br/>
+      </w:r>
+      <w:r>
+        <w:rPr>
+          <w:rFonts w:eastAsia="Georgia" w:hAnsi="Georgia" w:cs="Georgia"/>
+        </w:rPr>
+        <w:t>COUNT(*) AS total_rows,</w:t>
+      </w:r>
+      <w:r>
+        <w:br/>
+      </w:r>
+      <w:r>
+        <w:rPr>
+          <w:rFonts w:eastAsia="Georgia" w:hAnsi="Georgia" w:cs="Georgia"/>
+        </w:rPr>
+        <w:t>SUM(CASE WHEN email IS NULL THEN 1 ELSE 0 END) AS missing_emails,</w:t>
+      </w:r>
+      <w:r>
+        <w:br/>
+      </w:r>
+      <w:r>
+        <w:rPr>
+          <w:rFonts w:eastAsia="Georgia" w:hAnsi="Georgia" w:cs="Georgia"/>
+        </w:rPr>
+        <w:t>SUM(CASE WHEN salary &lt;= 0 THEN 1 ELSE 0 END) AS invalid_salaries,</w:t>
+      </w:r>
+      <w:r>
+        <w:br/>
+      </w:r>
+      <w:r>
+        <w:rPr>
+          <w:rFonts w:eastAsia="Georgia" w:hAnsi="Georgia" w:cs="Georgia"/>
+        </w:rPr>
+        <w:t>SUM(CASE WHEN hire_date &gt; CURRENT_DATE THEN 1 ELSE 0 END) AS future_dates</w:t>
+      </w:r>
+      <w:r>
+        <w:br/>
+        <w:t>FROM employees;</w:t>
+      </w:r>
+    </w:p>
+    <w:p>
+      <w:pPr>
+        <w:spacing w:before="240" w:line="271" w:lineRule="auto"/>
+      </w:pPr>
+      <w:bookmarkStart w:id="146" w:name="scenario_5_consecutive_days_active"/>
+      <w:r>
+        <w:rPr>
+          <w:b/>
+          <w:sz w:val="33"/>
+        </w:rPr>
+        <w:t>Scenario 5: Consecutive Days Active</w:t>
+      </w:r>
+      <w:bookmarkEnd w:id="146"/>
+    </w:p>
+    <w:p>
+      <w:pPr>
+        <w:spacing w:after="210"/>
+      </w:pPr>
+      <w:r>
+        <w:rPr>
+          <w:b/>
+        </w:rPr>
+        <w:t>Problem:</w:t>
+      </w:r>
+      <w:r>
+        <w:t xml:space="preserve"> Find users active on consecutive days.</w:t>
+      </w:r>
+    </w:p>
+    <w:p>
+      <w:pPr>
+        <w:spacing w:after="210"/>
+      </w:pPr>
+      <w:r>
+        <w:rPr>
+          <w:rFonts w:eastAsia="Georgia" w:hAnsi="Georgia" w:cs="Georgia"/>
+        </w:rPr>
+        <w:t>WITH daily_activity AS (</w:t>
+      </w:r>
+      <w:r>
+        <w:br/>
+      </w:r>
+      <w:r>
+        <w:rPr>
+          <w:rFonts w:eastAsia="Georgia" w:hAnsi="Georgia" w:cs="Georgia"/>
+        </w:rPr>
+        <w:t>SELECT DISTINCT user_id, activity_date</w:t>
+      </w:r>
+      <w:r>
+        <w:br/>
+      </w:r>
+      <w:r>
+        <w:rPr>
+          <w:rFonts w:eastAsia="Georgia" w:hAnsi="Georgia" w:cs="Georgia"/>
+        </w:rPr>
+        <w:t>FROM user_logs</w:t>
+      </w:r>
+      <w:r>
+        <w:br/>
+        <w:t>),</w:t>
+      </w:r>
+      <w:r>
+        <w:br/>
+      </w:r>
+      <w:r>
+        <w:rPr>
+          <w:rFonts w:eastAsia="Georgia" w:hAnsi="Georgia" w:cs="Georgia"/>
+        </w:rPr>
+        <w:t>activity_with_gap AS (</w:t>
+      </w:r>
+      <w:r>
+        <w:br/>
+        <w:t>SELECT</w:t>
+      </w:r>
+      <w:r>
+        <w:br/>
+      </w:r>
+      <w:r>
+        <w:rPr>
+          <w:rFonts w:eastAsia="Georgia" w:hAnsi="Georgia" w:cs="Georgia"/>
+        </w:rPr>
+        <w:t>user_id,</w:t>
+      </w:r>
+      <w:r>
+        <w:br/>
+      </w:r>
+      <w:r>
+        <w:rPr>
+          <w:rFonts w:eastAsia="Georgia" w:hAnsi="Georgia" w:cs="Georgia"/>
+        </w:rPr>
+        <w:t>activity_date,</w:t>
+      </w:r>
+      <w:r>
+        <w:br/>
+      </w:r>
+      <w:r>
+        <w:rPr>
+          <w:rFonts w:eastAsia="Georgia" w:hAnsi="Georgia" w:cs="Georgia"/>
+        </w:rPr>
+        <w:t>ROW_NUMBER() OVER (PARTITION BY user_id ORDER BY activity_date) AS seq,</w:t>
+      </w:r>
+      <w:r>
+        <w:br/>
+      </w:r>
+      <w:r>
+        <w:rPr>
+          <w:rFonts w:eastAsia="Georgia" w:hAnsi="Georgia" w:cs="Georgia"/>
+        </w:rPr>
+        <w:t>activity_date - ROW_NUMBER() OVER (PARTITION BY user_id ORDER BY activity_date) INTERVAL '1 day' AS grp</w:t>
+      </w:r>
+      <w:r>
+        <w:br/>
+      </w:r>
+      <w:r>
+        <w:rPr>
+          <w:rFonts w:eastAsia="Georgia" w:hAnsi="Georgia" w:cs="Georgia"/>
+        </w:rPr>
+        <w:t>FROM daily_activity</w:t>
+      </w:r>
+      <w:r>
+        <w:br/>
+        <w:t>)</w:t>
+      </w:r>
+      <w:r>
+        <w:br/>
+        <w:t>SELECT</w:t>
+      </w:r>
+      <w:r>
+        <w:br/>
+      </w:r>
+      <w:r>
+        <w:rPr>
+          <w:rFonts w:eastAsia="Georgia" w:hAnsi="Georgia" w:cs="Georgia"/>
+        </w:rPr>
+        <w:t>user_id,</w:t>
+      </w:r>
+      <w:r>
+        <w:br/>
+      </w:r>
+      <w:r>
+        <w:rPr>
+          <w:rFonts w:eastAsia="Georgia" w:hAnsi="Georgia" w:cs="Georgia"/>
+        </w:rPr>
+        <w:t>MIN(activity_date) AS streak_start,</w:t>
+      </w:r>
+      <w:r>
+        <w:br/>
+      </w:r>
+      <w:r>
+        <w:rPr>
+          <w:rFonts w:eastAsia="Georgia" w:hAnsi="Georgia" w:cs="Georgia"/>
+        </w:rPr>
+        <w:t>MAX(activity_date) AS streak_end,</w:t>
+      </w:r>
+      <w:r>
+        <w:br/>
+      </w:r>
       <w:r>
         <w:lastRenderedPageBreak/>
-        <w:t>SELECT salary</w:t>
-      </w:r>
-      <w:r>
-        <w:br/>
-        <w:t>FROM (</w:t>
-      </w:r>
-      <w:r>
-        <w:br/>
-      </w:r>
-      <w:r>
-        <w:rPr>
-          <w:rFonts w:eastAsia="Georgia" w:hAnsi="Georgia" w:cs="Georgia"/>
-        </w:rPr>
-        <w:t>SELECT DISTINCT salary, DENSE_RANK() OVER (ORDER BY salary DESC) AS rnk</w:t>
-      </w:r>
-      <w:r>
-        <w:br/>
-        <w:t>FROM employees</w:t>
-      </w:r>
-      <w:r>
-        <w:br/>
-        <w:t>) ranked</w:t>
-      </w:r>
-      <w:r>
-        <w:br/>
-        <w:t>WHERE rnk = N; -- Replace N with the value you want</w:t>
-      </w:r>
-    </w:p>
-    <w:p>
-      <w:pPr>
-        <w:spacing w:before="240" w:line="271" w:lineRule="auto"/>
-      </w:pPr>
-      <w:bookmarkStart w:id="139" w:name="question_5_employees_with_above_a_26cca2"/>
-      <w:r>
-        <w:rPr>
-          <w:b/>
-          <w:sz w:val="33"/>
-        </w:rPr>
-        <w:t>Question 5: Employees with Above Average Salary</w:t>
-      </w:r>
-      <w:bookmarkEnd w:id="139"/>
-    </w:p>
-    <w:p>
-      <w:pPr>
-        <w:spacing w:after="210"/>
-      </w:pPr>
-      <w:r>
-        <w:rPr>
-          <w:b/>
-        </w:rPr>
-        <w:t>Problem:</w:t>
-      </w:r>
-      <w:r>
-        <w:t xml:space="preserve"> Find employees earning more than the average.</w:t>
-      </w:r>
-    </w:p>
-    <w:p>
-      <w:pPr>
-        <w:spacing w:after="210"/>
-      </w:pPr>
-      <w:r>
-        <w:t>SELECT name, salary, department</w:t>
-      </w:r>
-      <w:r>
-        <w:br/>
-        <w:t>FROM employees</w:t>
-      </w:r>
-      <w:r>
-        <w:br/>
-        <w:t>WHERE salary &gt; (SELECT AVG(salary) FROM employees);</w:t>
-      </w:r>
-    </w:p>
-    <w:p>
-      <w:pPr>
-        <w:spacing w:before="240" w:line="271" w:lineRule="auto"/>
-      </w:pPr>
-      <w:bookmarkStart w:id="140" w:name="question_6_department_with_highes_2a20af"/>
-      <w:r>
-        <w:rPr>
-          <w:b/>
-          <w:sz w:val="33"/>
-        </w:rPr>
-        <w:t>Question 6: Department with Highest Average Salary</w:t>
-      </w:r>
-      <w:bookmarkEnd w:id="140"/>
-    </w:p>
-    <w:p>
-      <w:pPr>
-        <w:spacing w:after="210"/>
-      </w:pPr>
-      <w:r>
-        <w:rPr>
-          <w:b/>
-        </w:rPr>
-        <w:t>Problem:</w:t>
-      </w:r>
-      <w:r>
-        <w:t xml:space="preserve"> Which department has the highest average salary?</w:t>
-      </w:r>
-    </w:p>
-    <w:p>
-      <w:pPr>
-        <w:spacing w:after="210"/>
-      </w:pPr>
-      <w:r>
-        <w:rPr>
-          <w:rFonts w:eastAsia="Georgia" w:hAnsi="Georgia" w:cs="Georgia"/>
-        </w:rPr>
-        <w:t>SELECT department, AVG(salary) AS avg_sal</w:t>
-      </w:r>
-      <w:r>
-        <w:br/>
-        <w:t>FROM employees</w:t>
-      </w:r>
-      <w:r>
-        <w:br/>
-        <w:t>GROUP BY department</w:t>
-      </w:r>
-      <w:r>
-        <w:br/>
-      </w:r>
-      <w:r>
-        <w:rPr>
-          <w:rFonts w:eastAsia="Georgia" w:hAnsi="Georgia" w:cs="Georgia"/>
-        </w:rPr>
-        <w:t>ORDER BY avg_sal DESC</w:t>
-      </w:r>
-      <w:r>
-        <w:br/>
-        <w:t>LIMIT 1;</w:t>
-      </w:r>
-    </w:p>
-    <w:p>
-      <w:pPr>
-        <w:spacing w:before="240" w:line="271" w:lineRule="auto"/>
-      </w:pPr>
-      <w:bookmarkStart w:id="141" w:name="real_world_sql_scenarios"/>
-      <w:r>
-        <w:rPr>
-          <w:b/>
-          <w:sz w:val="42"/>
-        </w:rPr>
-        <w:t>Real-World SQL Scenarios</w:t>
-      </w:r>
-      <w:bookmarkEnd w:id="141"/>
-    </w:p>
-    <w:p>
-      <w:pPr>
-        <w:spacing w:before="240" w:line="271" w:lineRule="auto"/>
-      </w:pPr>
-      <w:bookmarkStart w:id="142" w:name="scenario_1_customer_lifetime_value"/>
-      <w:r>
-        <w:rPr>
-          <w:b/>
-          <w:sz w:val="33"/>
-        </w:rPr>
-        <w:t>Scenario 1: Customer Lifetime Value</w:t>
-      </w:r>
-      <w:bookmarkEnd w:id="142"/>
-    </w:p>
-    <w:p>
-      <w:pPr>
-        <w:spacing w:after="210"/>
-      </w:pPr>
-      <w:r>
-        <w:rPr>
-          <w:b/>
-        </w:rPr>
-        <w:t>Problem:</w:t>
-      </w:r>
-      <w:r>
-        <w:t xml:space="preserve"> Calculate total spending per customer.</w:t>
-      </w:r>
-    </w:p>
-    <w:p>
-      <w:pPr>
-        <w:spacing w:after="210"/>
-      </w:pPr>
-      <w:r>
-        <w:t>SELECT</w:t>
-      </w:r>
-      <w:r>
-        <w:br/>
-      </w:r>
-      <w:r>
-        <w:rPr>
-          <w:rFonts w:eastAsia="Georgia" w:hAnsi="Georgia" w:cs="Georgia"/>
-        </w:rPr>
-        <w:t>customer_id,</w:t>
-      </w:r>
-      <w:r>
-        <w:br/>
-      </w:r>
-      <w:r>
-        <w:rPr>
-          <w:rFonts w:eastAsia="Georgia" w:hAnsi="Georgia" w:cs="Georgia"/>
-        </w:rPr>
-        <w:t>customer_name,</w:t>
-      </w:r>
-      <w:r>
-        <w:br/>
-      </w:r>
-      <w:r>
-        <w:rPr>
-          <w:rFonts w:eastAsia="Georgia" w:hAnsi="Georgia" w:cs="Georgia"/>
-        </w:rPr>
-        <w:t>COUNT(order_id) AS order_count,</w:t>
-      </w:r>
-      <w:r>
-        <w:br/>
-      </w:r>
-      <w:r>
-        <w:rPr>
-          <w:rFonts w:eastAsia="Georgia" w:hAnsi="Georgia" w:cs="Georgia"/>
-        </w:rPr>
-        <w:t>SUM(order_amount) AS total_spent,</w:t>
-      </w:r>
-      <w:r>
-        <w:br/>
-      </w:r>
-      <w:r>
-        <w:rPr>
-          <w:rFonts w:eastAsia="Georgia" w:hAnsi="Georgia" w:cs="Georgia"/>
-        </w:rPr>
-        <w:t>AVG(order_amount) AS avg_order_value</w:t>
-      </w:r>
-      <w:r>
-        <w:br/>
-        <w:t>FROM orders</w:t>
-      </w:r>
-      <w:r>
-        <w:br/>
-      </w:r>
-      <w:r>
-        <w:rPr>
-          <w:rFonts w:eastAsia="Georgia" w:hAnsi="Georgia" w:cs="Georgia"/>
-        </w:rPr>
-        <w:t>GROUP BY customer_id, customer_name</w:t>
-      </w:r>
-      <w:r>
-        <w:br/>
-      </w:r>
-      <w:r>
-        <w:rPr>
-          <w:rFonts w:eastAsia="Georgia" w:hAnsi="Georgia" w:cs="Georgia"/>
-        </w:rPr>
-        <w:t>ORDER BY total_spent DESC;</w:t>
-      </w:r>
-    </w:p>
-    <w:p>
-      <w:pPr>
-        <w:spacing w:before="240" w:line="271" w:lineRule="auto"/>
-      </w:pPr>
-      <w:bookmarkStart w:id="143" w:name="scenario_2_monthly_growth_rate"/>
-      <w:r>
-        <w:rPr>
-          <w:b/>
-          <w:sz w:val="33"/>
-        </w:rPr>
-        <w:t>Scenario 2: Monthly Growth Rate</w:t>
-      </w:r>
-      <w:bookmarkEnd w:id="143"/>
-    </w:p>
-    <w:p>
-      <w:pPr>
-        <w:spacing w:after="210"/>
-      </w:pPr>
-      <w:r>
-        <w:rPr>
-          <w:b/>
-        </w:rPr>
-        <w:t>Problem:</w:t>
-      </w:r>
-      <w:r>
-        <w:t xml:space="preserve"> Show month-on-month sales growth.</w:t>
-      </w:r>
-    </w:p>
-    <w:p>
-      <w:pPr>
-        <w:spacing w:after="210"/>
-      </w:pPr>
-      <w:r>
-        <w:t>SELECT</w:t>
-      </w:r>
-      <w:r>
-        <w:br/>
-        <w:t>month,</w:t>
-      </w:r>
-      <w:r>
-        <w:br/>
-        <w:t>revenue,</w:t>
-      </w:r>
-      <w:r>
-        <w:br/>
-      </w:r>
-      <w:r>
-        <w:rPr>
-          <w:rFonts w:eastAsia="Georgia" w:hAnsi="Georgia" w:cs="Georgia"/>
-        </w:rPr>
-        <w:t>LAG(revenue) OVER (ORDER BY month) AS prev_month_revenue,</w:t>
-      </w:r>
-      <w:r>
-        <w:br/>
-        <w:t>ROUND(((revenue - LAG(revenue) OVER (ORDER BY month)) /</w:t>
-      </w:r>
-      <w:r>
-        <w:br/>
-      </w:r>
-      <w:r>
-        <w:rPr>
-          <w:rFonts w:eastAsia="Georgia" w:hAnsi="Georgia" w:cs="Georgia"/>
-        </w:rPr>
-        <w:lastRenderedPageBreak/>
-        <w:t>LAG(revenue) OVER (ORDER BY month)) * 100, 2) AS growth_percent</w:t>
-      </w:r>
-      <w:r>
-        <w:br/>
-      </w:r>
-      <w:r>
-        <w:rPr>
-          <w:rFonts w:eastAsia="Georgia" w:hAnsi="Georgia" w:cs="Georgia"/>
-        </w:rPr>
-        <w:t>FROM monthly_sales</w:t>
-      </w:r>
-      <w:r>
-        <w:br/>
-        <w:t>ORDER BY month;</w:t>
-      </w:r>
-    </w:p>
-    <w:p>
-      <w:pPr>
-        <w:spacing w:before="240" w:line="271" w:lineRule="auto"/>
-      </w:pPr>
-      <w:bookmarkStart w:id="144" w:name="scenario_3_cohort_analysis"/>
-      <w:r>
-        <w:rPr>
-          <w:b/>
-          <w:sz w:val="33"/>
-        </w:rPr>
-        <w:t>Scenario 3: Cohort Analysis</w:t>
-      </w:r>
-      <w:bookmarkEnd w:id="144"/>
-    </w:p>
-    <w:p>
-      <w:pPr>
-        <w:spacing w:after="210"/>
-      </w:pPr>
-      <w:r>
-        <w:rPr>
-          <w:b/>
-        </w:rPr>
-        <w:t>Problem:</w:t>
-      </w:r>
-      <w:r>
-        <w:t xml:space="preserve"> Track user retention by signup month.</w:t>
-      </w:r>
-    </w:p>
-    <w:p>
-      <w:pPr>
-        <w:spacing w:after="210"/>
-      </w:pPr>
-      <w:r>
-        <w:t>WITH cohorts AS (</w:t>
-      </w:r>
-      <w:r>
-        <w:br/>
-        <w:t>SELECT</w:t>
-      </w:r>
-      <w:r>
-        <w:br/>
-      </w:r>
-      <w:r>
-        <w:rPr>
-          <w:rFonts w:eastAsia="Georgia" w:hAnsi="Georgia" w:cs="Georgia"/>
-        </w:rPr>
-        <w:t>DATE_TRUNC('month', signup_date) AS cohort_month,</w:t>
-      </w:r>
-      <w:r>
-        <w:br/>
-      </w:r>
-      <w:r>
-        <w:rPr>
-          <w:rFonts w:eastAsia="Georgia" w:hAnsi="Georgia" w:cs="Georgia"/>
-        </w:rPr>
-        <w:t>user_id</w:t>
-      </w:r>
-      <w:r>
-        <w:br/>
-        <w:t>FROM users</w:t>
-      </w:r>
-      <w:r>
-        <w:br/>
-        <w:t>),</w:t>
-      </w:r>
-      <w:r>
-        <w:br/>
-      </w:r>
-      <w:r>
-        <w:rPr>
-          <w:rFonts w:eastAsia="Georgia" w:hAnsi="Georgia" w:cs="Georgia"/>
-        </w:rPr>
-        <w:t>user_activity AS (</w:t>
-      </w:r>
-      <w:r>
-        <w:br/>
-        <w:t>SELECT</w:t>
-      </w:r>
-      <w:r>
-        <w:br/>
-      </w:r>
-      <w:r>
-        <w:rPr>
-          <w:rFonts w:eastAsia="Georgia" w:hAnsi="Georgia" w:cs="Georgia"/>
-        </w:rPr>
-        <w:t>DATE_TRUNC('month', activity_date) AS activity_month,</w:t>
-      </w:r>
-      <w:r>
-        <w:br/>
-      </w:r>
-      <w:r>
-        <w:rPr>
-          <w:rFonts w:eastAsia="Georgia" w:hAnsi="Georgia" w:cs="Georgia"/>
-        </w:rPr>
-        <w:t>user_id</w:t>
-      </w:r>
-      <w:r>
-        <w:br/>
-      </w:r>
-      <w:r>
-        <w:rPr>
-          <w:rFonts w:eastAsia="Georgia" w:hAnsi="Georgia" w:cs="Georgia"/>
-        </w:rPr>
-        <w:t>FROM user_activities</w:t>
-      </w:r>
-      <w:r>
-        <w:br/>
-        <w:t>)</w:t>
-      </w:r>
-      <w:r>
-        <w:br/>
-        <w:t>SELECT</w:t>
-      </w:r>
-      <w:r>
-        <w:br/>
-      </w:r>
-      <w:r>
-        <w:rPr>
-          <w:rFonts w:eastAsia="Georgia" w:hAnsi="Georgia" w:cs="Georgia"/>
-        </w:rPr>
-        <w:t>c.cohort_month,</w:t>
-      </w:r>
-      <w:r>
-        <w:br/>
-      </w:r>
-      <w:r>
-        <w:rPr>
-          <w:rFonts w:eastAsia="Georgia" w:hAnsi="Georgia" w:cs="Georgia"/>
-        </w:rPr>
-        <w:t>DATE_PART('month', ua.activity_month - c.cohort_month) AS months_since_signup,</w:t>
-      </w:r>
-      <w:r>
-        <w:br/>
-      </w:r>
-      <w:r>
-        <w:rPr>
-          <w:rFonts w:eastAsia="Georgia" w:hAnsi="Georgia" w:cs="Georgia"/>
-        </w:rPr>
-        <w:t>COUNT(DISTINCT ua.user_id) AS active_users</w:t>
-      </w:r>
-      <w:r>
-        <w:br/>
-        <w:t>FROM cohorts c</w:t>
-      </w:r>
-      <w:r>
-        <w:br/>
-      </w:r>
-      <w:r>
-        <w:rPr>
-          <w:rFonts w:eastAsia="Georgia" w:hAnsi="Georgia" w:cs="Georgia"/>
-        </w:rPr>
-        <w:t>LEFT JOIN user_activity ua ON c.user_id = ua.user_id</w:t>
-      </w:r>
-      <w:r>
-        <w:br/>
-      </w:r>
-      <w:r>
-        <w:rPr>
-          <w:rFonts w:eastAsia="Georgia" w:hAnsi="Georgia" w:cs="Georgia"/>
-        </w:rPr>
-        <w:t>GROUP BY c.cohort_month, months_since_signup</w:t>
-      </w:r>
-      <w:r>
-        <w:br/>
-      </w:r>
-      <w:r>
-        <w:rPr>
-          <w:rFonts w:eastAsia="Georgia" w:hAnsi="Georgia" w:cs="Georgia"/>
-        </w:rPr>
-        <w:t>ORDER BY c.cohort_month, months_since_signup;</w:t>
-      </w:r>
-    </w:p>
-    <w:p>
-      <w:pPr>
-        <w:spacing w:before="240" w:line="271" w:lineRule="auto"/>
-      </w:pPr>
-      <w:bookmarkStart w:id="145" w:name="scenario_4_data_quality_check"/>
-      <w:r>
-        <w:rPr>
-          <w:b/>
-          <w:sz w:val="33"/>
-        </w:rPr>
-        <w:t>Scenario 4: Data Quality Check</w:t>
-      </w:r>
-      <w:bookmarkEnd w:id="145"/>
-    </w:p>
-    <w:p>
-      <w:pPr>
-        <w:spacing w:after="210"/>
-      </w:pPr>
-      <w:r>
-        <w:rPr>
-          <w:b/>
-        </w:rPr>
-        <w:t>Problem:</w:t>
-      </w:r>
-      <w:r>
-        <w:t xml:space="preserve"> Find data issues (NULL values, invalid entries).</w:t>
-      </w:r>
-    </w:p>
-    <w:p>
-      <w:pPr>
-        <w:spacing w:after="210"/>
-      </w:pPr>
-      <w:r>
-        <w:t>SELECT</w:t>
-      </w:r>
-      <w:r>
-        <w:br/>
-      </w:r>
-      <w:r>
-        <w:rPr>
-          <w:rFonts w:eastAsia="Georgia" w:hAnsi="Georgia" w:cs="Georgia"/>
-        </w:rPr>
-        <w:t>COUNT(*) AS total_rows,</w:t>
-      </w:r>
-      <w:r>
-        <w:br/>
-      </w:r>
-      <w:r>
-        <w:rPr>
-          <w:rFonts w:eastAsia="Georgia" w:hAnsi="Georgia" w:cs="Georgia"/>
-        </w:rPr>
-        <w:t>SUM(CASE WHEN email IS NULL THEN 1 ELSE 0 END) AS missing_emails,</w:t>
-      </w:r>
-      <w:r>
-        <w:br/>
-      </w:r>
-      <w:r>
-        <w:rPr>
-          <w:rFonts w:eastAsia="Georgia" w:hAnsi="Georgia" w:cs="Georgia"/>
-        </w:rPr>
-        <w:t>SUM(CASE WHEN salary &lt;= 0 THEN 1 ELSE 0 END) AS invalid_salaries,</w:t>
-      </w:r>
-      <w:r>
-        <w:br/>
-      </w:r>
-      <w:r>
-        <w:rPr>
-          <w:rFonts w:eastAsia="Georgia" w:hAnsi="Georgia" w:cs="Georgia"/>
-        </w:rPr>
-        <w:t>SUM(CASE WHEN hire_date &gt; CURRENT_DATE THEN 1 ELSE 0 END) AS future_dates</w:t>
-      </w:r>
-      <w:r>
-        <w:br/>
-        <w:t>FROM employees;</w:t>
-      </w:r>
-    </w:p>
-    <w:p>
-      <w:pPr>
-        <w:spacing w:before="240" w:line="271" w:lineRule="auto"/>
-      </w:pPr>
-      <w:bookmarkStart w:id="146" w:name="scenario_5_consecutive_days_active"/>
-      <w:r>
-        <w:rPr>
-          <w:b/>
-          <w:sz w:val="33"/>
-        </w:rPr>
-        <w:t>Scenario 5: Consecutive Days Active</w:t>
-      </w:r>
-      <w:bookmarkEnd w:id="146"/>
-    </w:p>
-    <w:p>
-      <w:pPr>
-        <w:spacing w:after="210"/>
-      </w:pPr>
-      <w:r>
-        <w:rPr>
-          <w:b/>
-        </w:rPr>
-        <w:t>Problem:</w:t>
-      </w:r>
-      <w:r>
-        <w:t xml:space="preserve"> Find users active on consecutive days.</w:t>
-      </w:r>
-    </w:p>
-    <w:p>
-      <w:pPr>
-        <w:spacing w:after="210"/>
-      </w:pPr>
-      <w:r>
-        <w:rPr>
-          <w:rFonts w:eastAsia="Georgia" w:hAnsi="Georgia" w:cs="Georgia"/>
-        </w:rPr>
-        <w:t>WITH daily_activity AS (</w:t>
-      </w:r>
-      <w:r>
-        <w:br/>
-      </w:r>
-      <w:r>
-        <w:rPr>
-          <w:rFonts w:eastAsia="Georgia" w:hAnsi="Georgia" w:cs="Georgia"/>
-        </w:rPr>
-        <w:t>SELECT DISTINCT user_id, activity_date</w:t>
-      </w:r>
-      <w:r>
-        <w:br/>
-      </w:r>
-      <w:r>
-        <w:rPr>
-          <w:rFonts w:eastAsia="Georgia" w:hAnsi="Georgia" w:cs="Georgia"/>
-        </w:rPr>
-        <w:t>FROM user_logs</w:t>
-      </w:r>
-      <w:r>
-        <w:br/>
-        <w:t>),</w:t>
-      </w:r>
-      <w:r>
-        <w:br/>
-      </w:r>
-      <w:r>
-        <w:rPr>
-          <w:rFonts w:eastAsia="Georgia" w:hAnsi="Georgia" w:cs="Georgia"/>
-        </w:rPr>
-        <w:t>activity_with_gap AS (</w:t>
-      </w:r>
-      <w:r>
-        <w:br/>
-        <w:t>SELECT</w:t>
-      </w:r>
-      <w:r>
-        <w:br/>
-      </w:r>
-      <w:r>
-        <w:rPr>
-          <w:rFonts w:eastAsia="Georgia" w:hAnsi="Georgia" w:cs="Georgia"/>
-        </w:rPr>
-        <w:t>user_id,</w:t>
-      </w:r>
-      <w:r>
-        <w:br/>
-      </w:r>
-      <w:r>
-        <w:rPr>
-          <w:rFonts w:eastAsia="Georgia" w:hAnsi="Georgia" w:cs="Georgia"/>
-        </w:rPr>
-        <w:t>activity_date,</w:t>
-      </w:r>
-      <w:r>
-        <w:br/>
-      </w:r>
-      <w:r>
-        <w:rPr>
-          <w:rFonts w:eastAsia="Georgia" w:hAnsi="Georgia" w:cs="Georgia"/>
-        </w:rPr>
-        <w:t>ROW_NUMBER() OVER (PARTITION BY user_id ORDER BY activity_date) AS seq,</w:t>
-      </w:r>
-      <w:r>
-        <w:br/>
-      </w:r>
-      <w:r>
-        <w:rPr>
-          <w:rFonts w:eastAsia="Georgia" w:hAnsi="Georgia" w:cs="Georgia"/>
-        </w:rPr>
-        <w:lastRenderedPageBreak/>
-        <w:t>activity_date - ROW_NUMBER() OVER (PARTITION BY user_id ORDER BY activity_date) INTERVAL '1 day' AS grp</w:t>
-      </w:r>
-      <w:r>
-        <w:br/>
-      </w:r>
-      <w:r>
-        <w:rPr>
-          <w:rFonts w:eastAsia="Georgia" w:hAnsi="Georgia" w:cs="Georgia"/>
-        </w:rPr>
-        <w:t>FROM daily_activity</w:t>
-      </w:r>
-      <w:r>
-        <w:br/>
-        <w:t>)</w:t>
-      </w:r>
-      <w:r>
-        <w:br/>
-        <w:t>SELECT</w:t>
-      </w:r>
-      <w:r>
-        <w:br/>
-      </w:r>
-      <w:r>
-        <w:rPr>
-          <w:rFonts w:eastAsia="Georgia" w:hAnsi="Georgia" w:cs="Georgia"/>
-        </w:rPr>
-        <w:t>user_id,</w:t>
-      </w:r>
-      <w:r>
-        <w:br/>
-      </w:r>
-      <w:r>
-        <w:rPr>
-          <w:rFonts w:eastAsia="Georgia" w:hAnsi="Georgia" w:cs="Georgia"/>
-        </w:rPr>
-        <w:t>MIN(activity_date) AS streak_start,</w:t>
-      </w:r>
-      <w:r>
-        <w:br/>
-      </w:r>
-      <w:r>
-        <w:rPr>
-          <w:rFonts w:eastAsia="Georgia" w:hAnsi="Georgia" w:cs="Georgia"/>
-        </w:rPr>
-        <w:t>MAX(activity_date) AS streak_end,</w:t>
-      </w:r>
-      <w:r>
-        <w:br/>
         <w:t>COUNT(</w:t>
       </w:r>
       <w:r>
@@ -31782,7 +32118,7 @@
       <w:r>
         <w:t xml:space="preserve">SELECT </w:t>
       </w:r>
-      <w:hyperlink r:id="rId28">
+      <w:hyperlink r:id="rId36">
         <w:r>
           <w:rPr>
             <w:color w:val="4472C4"/>
@@ -31838,7 +32174,7 @@
       <w:r>
         <w:t xml:space="preserve">SELECT </w:t>
       </w:r>
-      <w:hyperlink r:id="rId29">
+      <w:hyperlink r:id="rId37">
         <w:r>
           <w:rPr>
             <w:color w:val="4472C4"/>
@@ -31875,7 +32211,6 @@
         <w:rPr>
           <w:b/>
         </w:rPr>
-        <w:lastRenderedPageBreak/>
         <w:t>Answer:</w:t>
       </w:r>
       <w:r>
@@ -31920,6 +32255,7 @@
         <w:rPr>
           <w:noProof/>
         </w:rPr>
+        <w:lastRenderedPageBreak/>
         <w:pict w14:anchorId="0F71B88A">
           <v:rect id="_x0000_i1092" alt="" style="width:434.5pt;height:.05pt;mso-width-percent:0;mso-height-percent:0;mso-width-percent:0;mso-height-percent:0" o:hralign="center" o:hrstd="t" o:hr="t"/>
         </w:pict>
@@ -32145,9 +32481,6 @@
       </w:r>
       <w:r>
         <w:br/>
-      </w:r>
-      <w:r>
-        <w:lastRenderedPageBreak/>
         <w:t>Transactions (BEGIN, COMMIT, ROLLBACK, SAVEPOINT)</w:t>
       </w:r>
       <w:r>
@@ -32179,6 +32512,7 @@
           <w:b/>
           <w:sz w:val="42"/>
         </w:rPr>
+        <w:lastRenderedPageBreak/>
         <w:t>Key Takeaways</w:t>
       </w:r>
       <w:bookmarkEnd w:id="157"/>

--- a/SQL Learning Guide Book.docx
+++ b/SQL Learning Guide Book.docx
@@ -30464,35 +30464,47 @@
       <w:pPr>
         <w:spacing w:after="210"/>
         <w:rPr>
+          <w:rFonts w:asciiTheme="minorHAnsi" w:cstheme="minorHAnsi"/>
+        </w:rPr>
+      </w:pPr>
+      <w:r>
+        <w:rPr>
+          <w:rFonts w:asciiTheme="minorHAnsi" w:cstheme="minorHAnsi"/>
+        </w:rPr>
+        <w:t>SELECT</w:t>
+      </w:r>
+      <w:r>
+        <w:rPr>
+          <w:rFonts w:asciiTheme="minorHAnsi" w:cstheme="minorHAnsi"/>
+        </w:rPr>
+        <w:br/>
+        <w:t>region,</w:t>
+      </w:r>
+      <w:r>
+        <w:rPr>
+          <w:rFonts w:asciiTheme="minorHAnsi" w:cstheme="minorHAnsi"/>
+        </w:rPr>
+        <w:br/>
+        <w:t>salesperson,</w:t>
+      </w:r>
+      <w:r>
+        <w:rPr>
+          <w:rFonts w:asciiTheme="minorHAnsi" w:cstheme="minorHAnsi"/>
+        </w:rPr>
+        <w:br/>
+        <w:t>sales,</w:t>
+      </w:r>
+      <w:r>
+        <w:rPr>
+          <w:rFonts w:asciiTheme="minorHAnsi" w:cstheme="minorHAnsi"/>
+        </w:rPr>
+        <w:br/>
+      </w:r>
+      <w:r>
+        <w:rPr>
           <w:rFonts w:asciiTheme="minorHAnsi" w:eastAsia="Georgia" w:cstheme="minorHAnsi"/>
         </w:rPr>
-      </w:pPr>
-      <w:r>
-        <w:rPr>
-          <w:rFonts w:asciiTheme="minorHAnsi" w:cstheme="minorHAnsi"/>
-        </w:rPr>
-        <w:t>SELECT</w:t>
-      </w:r>
-      <w:r>
-        <w:rPr>
-          <w:rFonts w:asciiTheme="minorHAnsi" w:cstheme="minorHAnsi"/>
-        </w:rPr>
-        <w:br/>
-        <w:t>region,</w:t>
-      </w:r>
-      <w:r>
-        <w:rPr>
-          <w:rFonts w:asciiTheme="minorHAnsi" w:cstheme="minorHAnsi"/>
-        </w:rPr>
-        <w:br/>
-        <w:t>salesperson,</w:t>
-      </w:r>
-      <w:r>
-        <w:rPr>
-          <w:rFonts w:asciiTheme="minorHAnsi" w:cstheme="minorHAnsi"/>
-        </w:rPr>
-        <w:br/>
-        <w:t>sales,</w:t>
+        <w:t>RANK() OVER (PARTITION BY region ORDER BY sales DESC) AS region_rank,</w:t>
       </w:r>
       <w:r>
         <w:rPr>
@@ -30504,7 +30516,7 @@
         <w:rPr>
           <w:rFonts w:asciiTheme="minorHAnsi" w:eastAsia="Georgia" w:cstheme="minorHAnsi"/>
         </w:rPr>
-        <w:t>RANK() OVER (PARTITION BY region ORDER BY sales DESC) AS region_rank,</w:t>
+        <w:t>RANK() OVER (ORDER BY sales DESC) AS overall_rank</w:t>
       </w:r>
       <w:r>
         <w:rPr>
@@ -30516,36 +30528,16 @@
         <w:rPr>
           <w:rFonts w:asciiTheme="minorHAnsi" w:eastAsia="Georgia" w:cstheme="minorHAnsi"/>
         </w:rPr>
-        <w:t>RANK() OVER (ORDER BY sales DESC) AS overall_rank</w:t>
-      </w:r>
-      <w:r>
-        <w:rPr>
-          <w:rFonts w:asciiTheme="minorHAnsi" w:cstheme="minorHAnsi"/>
-        </w:rPr>
-        <w:br/>
-      </w:r>
-      <w:r>
-        <w:rPr>
-          <w:rFonts w:asciiTheme="minorHAnsi" w:eastAsia="Georgia" w:cstheme="minorHAnsi"/>
-        </w:rPr>
         <w:t>FROM sales_data;</w:t>
       </w:r>
-    </w:p>
-    <w:p>
-      <w:pPr>
-        <w:spacing w:after="210"/>
-        <w:rPr>
-          <w:rFonts w:asciiTheme="minorHAnsi" w:cstheme="minorHAnsi"/>
-        </w:rPr>
-      </w:pPr>
       <w:r>
         <w:rPr>
           <w:rFonts w:asciiTheme="minorHAnsi" w:cstheme="minorHAnsi"/>
         </w:rPr>
         <w:drawing>
-          <wp:inline distT="0" distB="0" distL="0" distR="0" wp14:anchorId="4C66316E" wp14:editId="54BB9278">
-            <wp:extent cx="5518150" cy="3836035"/>
-            <wp:effectExtent l="0" t="0" r="6350" b="0"/>
+          <wp:inline distT="0" distB="0" distL="0" distR="0" wp14:anchorId="4C66316E" wp14:editId="566AC1EE">
+            <wp:extent cx="5449380" cy="3788228"/>
+            <wp:effectExtent l="0" t="0" r="0" b="3175"/>
             <wp:docPr id="11" name="Picture 11"/>
             <wp:cNvGraphicFramePr>
               <a:graphicFrameLocks xmlns:a="http://schemas.openxmlformats.org/drawingml/2006/main" noChangeAspect="1"/>
@@ -30566,7 +30558,7 @@
                   <pic:spPr>
                     <a:xfrm>
                       <a:off x="0" y="0"/>
-                      <a:ext cx="5518150" cy="3836035"/>
+                      <a:ext cx="5449380" cy="3788228"/>
                     </a:xfrm>
                     <a:prstGeom prst="rect">
                       <a:avLst/>
@@ -30590,9 +30582,9 @@
         </w:rPr>
         <w:lastRenderedPageBreak/>
         <w:drawing>
-          <wp:inline distT="0" distB="0" distL="0" distR="0" wp14:anchorId="32B14E6B" wp14:editId="544B8706">
+          <wp:inline distT="0" distB="0" distL="0" distR="0" wp14:anchorId="32B14E6B" wp14:editId="620BDC0C">
             <wp:extent cx="5518150" cy="3746500"/>
-            <wp:effectExtent l="0" t="0" r="6350" b="6350"/>
+            <wp:effectExtent l="0" t="0" r="3810" b="6985"/>
             <wp:docPr id="12" name="Picture 12"/>
             <wp:cNvGraphicFramePr>
               <a:graphicFrameLocks xmlns:a="http://schemas.openxmlformats.org/drawingml/2006/main" noChangeAspect="1"/>
@@ -30781,6 +30773,1815 @@
       </w:r>
     </w:p>
     <w:p>
+      <w:pPr>
+        <w:spacing w:after="210"/>
+        <w:rPr>
+          <w:rFonts w:asciiTheme="minorHAnsi" w:cstheme="minorHAnsi"/>
+        </w:rPr>
+      </w:pPr>
+    </w:p>
+    <w:p>
+      <w:pPr>
+        <w:spacing w:after="210"/>
+        <w:rPr>
+          <w:rFonts w:asciiTheme="minorHAnsi" w:cstheme="minorHAnsi"/>
+          <w:lang w:val="en-IN"/>
+        </w:rPr>
+      </w:pPr>
+      <w:r>
+        <w:rPr>
+          <w:rFonts w:asciiTheme="minorHAnsi" w:cstheme="minorHAnsi"/>
+          <w:lang w:val="en-IN"/>
+        </w:rPr>
+        <w:t>Suppose employees table contains:</w:t>
+      </w:r>
+    </w:p>
+    <w:tbl>
+      <w:tblPr>
+        <w:tblStyle w:val="TableGrid"/>
+        <w:tblW w:w="0" w:type="auto"/>
+        <w:tblLook w:val="04A0" w:firstRow="1" w:lastRow="0" w:firstColumn="1" w:lastColumn="0" w:noHBand="0" w:noVBand="1"/>
+      </w:tblPr>
+      <w:tblGrid>
+        <w:gridCol w:w="709"/>
+        <w:gridCol w:w="733"/>
+      </w:tblGrid>
+      <w:tr>
+        <w:tc>
+          <w:tcPr>
+            <w:tcW w:w="0" w:type="auto"/>
+            <w:hideMark/>
+          </w:tcPr>
+          <w:p>
+            <w:pPr>
+              <w:spacing w:after="210" w:line="240" w:lineRule="atLeast"/>
+              <w:rPr>
+                <w:rFonts w:asciiTheme="minorHAnsi" w:cstheme="minorHAnsi"/>
+                <w:b/>
+                <w:bCs/>
+                <w:lang w:val="en-IN"/>
+              </w:rPr>
+            </w:pPr>
+            <w:r>
+              <w:rPr>
+                <w:rFonts w:asciiTheme="minorHAnsi" w:cstheme="minorHAnsi"/>
+                <w:b/>
+                <w:bCs/>
+                <w:lang w:val="en-IN"/>
+              </w:rPr>
+              <w:t>name</w:t>
+            </w:r>
+          </w:p>
+        </w:tc>
+        <w:tc>
+          <w:tcPr>
+            <w:tcW w:w="0" w:type="auto"/>
+            <w:hideMark/>
+          </w:tcPr>
+          <w:p>
+            <w:pPr>
+              <w:spacing w:after="210" w:line="240" w:lineRule="atLeast"/>
+              <w:rPr>
+                <w:rFonts w:asciiTheme="minorHAnsi" w:cstheme="minorHAnsi"/>
+                <w:b/>
+                <w:bCs/>
+                <w:lang w:val="en-IN"/>
+              </w:rPr>
+            </w:pPr>
+            <w:r>
+              <w:rPr>
+                <w:rFonts w:asciiTheme="minorHAnsi" w:cstheme="minorHAnsi"/>
+                <w:b/>
+                <w:bCs/>
+                <w:lang w:val="en-IN"/>
+              </w:rPr>
+              <w:t>salary</w:t>
+            </w:r>
+          </w:p>
+        </w:tc>
+      </w:tr>
+      <w:tr>
+        <w:tc>
+          <w:tcPr>
+            <w:tcW w:w="0" w:type="auto"/>
+            <w:hideMark/>
+          </w:tcPr>
+          <w:p>
+            <w:pPr>
+              <w:spacing w:after="210" w:line="240" w:lineRule="atLeast"/>
+              <w:rPr>
+                <w:rFonts w:asciiTheme="minorHAnsi" w:cstheme="minorHAnsi"/>
+                <w:lang w:val="en-IN"/>
+              </w:rPr>
+            </w:pPr>
+            <w:r>
+              <w:rPr>
+                <w:rFonts w:asciiTheme="minorHAnsi" w:cstheme="minorHAnsi"/>
+                <w:lang w:val="en-IN"/>
+              </w:rPr>
+              <w:t>A</w:t>
+            </w:r>
+          </w:p>
+        </w:tc>
+        <w:tc>
+          <w:tcPr>
+            <w:tcW w:w="0" w:type="auto"/>
+            <w:hideMark/>
+          </w:tcPr>
+          <w:p>
+            <w:pPr>
+              <w:spacing w:after="210" w:line="240" w:lineRule="atLeast"/>
+              <w:rPr>
+                <w:rFonts w:asciiTheme="minorHAnsi" w:cstheme="minorHAnsi"/>
+                <w:lang w:val="en-IN"/>
+              </w:rPr>
+            </w:pPr>
+            <w:r>
+              <w:rPr>
+                <w:rFonts w:asciiTheme="minorHAnsi" w:cstheme="minorHAnsi"/>
+                <w:lang w:val="en-IN"/>
+              </w:rPr>
+              <w:t>1000</w:t>
+            </w:r>
+          </w:p>
+        </w:tc>
+      </w:tr>
+      <w:tr>
+        <w:tc>
+          <w:tcPr>
+            <w:tcW w:w="0" w:type="auto"/>
+            <w:hideMark/>
+          </w:tcPr>
+          <w:p>
+            <w:pPr>
+              <w:spacing w:after="210" w:line="240" w:lineRule="atLeast"/>
+              <w:rPr>
+                <w:rFonts w:asciiTheme="minorHAnsi" w:cstheme="minorHAnsi"/>
+                <w:lang w:val="en-IN"/>
+              </w:rPr>
+            </w:pPr>
+            <w:r>
+              <w:rPr>
+                <w:rFonts w:asciiTheme="minorHAnsi" w:cstheme="minorHAnsi"/>
+                <w:lang w:val="en-IN"/>
+              </w:rPr>
+              <w:t>B</w:t>
+            </w:r>
+          </w:p>
+        </w:tc>
+        <w:tc>
+          <w:tcPr>
+            <w:tcW w:w="0" w:type="auto"/>
+            <w:hideMark/>
+          </w:tcPr>
+          <w:p>
+            <w:pPr>
+              <w:spacing w:after="210" w:line="240" w:lineRule="atLeast"/>
+              <w:rPr>
+                <w:rFonts w:asciiTheme="minorHAnsi" w:cstheme="minorHAnsi"/>
+                <w:lang w:val="en-IN"/>
+              </w:rPr>
+            </w:pPr>
+            <w:r>
+              <w:rPr>
+                <w:rFonts w:asciiTheme="minorHAnsi" w:cstheme="minorHAnsi"/>
+                <w:lang w:val="en-IN"/>
+              </w:rPr>
+              <w:t>2000</w:t>
+            </w:r>
+          </w:p>
+        </w:tc>
+      </w:tr>
+      <w:tr>
+        <w:tc>
+          <w:tcPr>
+            <w:tcW w:w="0" w:type="auto"/>
+            <w:hideMark/>
+          </w:tcPr>
+          <w:p>
+            <w:pPr>
+              <w:spacing w:after="210" w:line="240" w:lineRule="atLeast"/>
+              <w:rPr>
+                <w:rFonts w:asciiTheme="minorHAnsi" w:cstheme="minorHAnsi"/>
+                <w:lang w:val="en-IN"/>
+              </w:rPr>
+            </w:pPr>
+            <w:r>
+              <w:rPr>
+                <w:rFonts w:asciiTheme="minorHAnsi" w:cstheme="minorHAnsi"/>
+                <w:lang w:val="en-IN"/>
+              </w:rPr>
+              <w:t>C</w:t>
+            </w:r>
+          </w:p>
+        </w:tc>
+        <w:tc>
+          <w:tcPr>
+            <w:tcW w:w="0" w:type="auto"/>
+            <w:hideMark/>
+          </w:tcPr>
+          <w:p>
+            <w:pPr>
+              <w:spacing w:after="210" w:line="240" w:lineRule="atLeast"/>
+              <w:rPr>
+                <w:rFonts w:asciiTheme="minorHAnsi" w:cstheme="minorHAnsi"/>
+                <w:lang w:val="en-IN"/>
+              </w:rPr>
+            </w:pPr>
+            <w:r>
+              <w:rPr>
+                <w:rFonts w:asciiTheme="minorHAnsi" w:cstheme="minorHAnsi"/>
+                <w:lang w:val="en-IN"/>
+              </w:rPr>
+              <w:t>3000</w:t>
+            </w:r>
+          </w:p>
+        </w:tc>
+      </w:tr>
+      <w:tr>
+        <w:tc>
+          <w:tcPr>
+            <w:tcW w:w="0" w:type="auto"/>
+            <w:hideMark/>
+          </w:tcPr>
+          <w:p>
+            <w:pPr>
+              <w:spacing w:after="210" w:line="240" w:lineRule="atLeast"/>
+              <w:rPr>
+                <w:rFonts w:asciiTheme="minorHAnsi" w:cstheme="minorHAnsi"/>
+                <w:lang w:val="en-IN"/>
+              </w:rPr>
+            </w:pPr>
+            <w:r>
+              <w:rPr>
+                <w:rFonts w:asciiTheme="minorHAnsi" w:cstheme="minorHAnsi"/>
+                <w:lang w:val="en-IN"/>
+              </w:rPr>
+              <w:t>D</w:t>
+            </w:r>
+          </w:p>
+        </w:tc>
+        <w:tc>
+          <w:tcPr>
+            <w:tcW w:w="0" w:type="auto"/>
+            <w:hideMark/>
+          </w:tcPr>
+          <w:p>
+            <w:pPr>
+              <w:spacing w:after="210" w:line="240" w:lineRule="atLeast"/>
+              <w:rPr>
+                <w:rFonts w:asciiTheme="minorHAnsi" w:cstheme="minorHAnsi"/>
+                <w:lang w:val="en-IN"/>
+              </w:rPr>
+            </w:pPr>
+            <w:r>
+              <w:rPr>
+                <w:rFonts w:asciiTheme="minorHAnsi" w:cstheme="minorHAnsi"/>
+                <w:lang w:val="en-IN"/>
+              </w:rPr>
+              <w:t>3000</w:t>
+            </w:r>
+          </w:p>
+        </w:tc>
+      </w:tr>
+      <w:tr>
+        <w:tc>
+          <w:tcPr>
+            <w:tcW w:w="0" w:type="auto"/>
+            <w:hideMark/>
+          </w:tcPr>
+          <w:p>
+            <w:pPr>
+              <w:spacing w:after="210" w:line="240" w:lineRule="atLeast"/>
+              <w:rPr>
+                <w:rFonts w:asciiTheme="minorHAnsi" w:cstheme="minorHAnsi"/>
+                <w:lang w:val="en-IN"/>
+              </w:rPr>
+            </w:pPr>
+            <w:r>
+              <w:rPr>
+                <w:rFonts w:asciiTheme="minorHAnsi" w:cstheme="minorHAnsi"/>
+                <w:lang w:val="en-IN"/>
+              </w:rPr>
+              <w:t>E</w:t>
+            </w:r>
+          </w:p>
+        </w:tc>
+        <w:tc>
+          <w:tcPr>
+            <w:tcW w:w="0" w:type="auto"/>
+            <w:hideMark/>
+          </w:tcPr>
+          <w:p>
+            <w:pPr>
+              <w:spacing w:after="210" w:line="240" w:lineRule="atLeast"/>
+              <w:rPr>
+                <w:rFonts w:asciiTheme="minorHAnsi" w:cstheme="minorHAnsi"/>
+                <w:lang w:val="en-IN"/>
+              </w:rPr>
+            </w:pPr>
+            <w:r>
+              <w:rPr>
+                <w:rFonts w:asciiTheme="minorHAnsi" w:cstheme="minorHAnsi"/>
+                <w:lang w:val="en-IN"/>
+              </w:rPr>
+              <w:t>5000</w:t>
+            </w:r>
+          </w:p>
+        </w:tc>
+      </w:tr>
+    </w:tbl>
+    <w:p>
+      <w:pPr>
+        <w:spacing w:after="210"/>
+        <w:rPr>
+          <w:rFonts w:asciiTheme="minorHAnsi" w:cstheme="minorHAnsi"/>
+          <w:lang w:val="en-IN"/>
+        </w:rPr>
+      </w:pPr>
+      <w:r>
+        <w:rPr>
+          <w:rFonts w:asciiTheme="minorHAnsi" w:cstheme="minorHAnsi"/>
+          <w:lang w:val="en-IN"/>
+        </w:rPr>
+        <w:lastRenderedPageBreak/>
+        <w:t>Query:</w:t>
+      </w:r>
+    </w:p>
+    <w:p>
+      <w:pPr>
+        <w:spacing w:after="210"/>
+        <w:rPr>
+          <w:rFonts w:asciiTheme="minorHAnsi" w:cstheme="minorHAnsi"/>
+          <w:lang w:val="en-IN"/>
+        </w:rPr>
+      </w:pPr>
+      <w:r>
+        <w:rPr>
+          <w:rFonts w:asciiTheme="minorHAnsi" w:cstheme="minorHAnsi"/>
+          <w:lang w:val="en-IN"/>
+        </w:rPr>
+        <w:t>SELECT</w:t>
+      </w:r>
+      <w:r>
+        <w:rPr>
+          <w:rFonts w:asciiTheme="minorHAnsi" w:cstheme="minorHAnsi"/>
+          <w:lang w:val="en-IN"/>
+        </w:rPr>
+        <w:br/>
+        <w:t xml:space="preserve">    name,</w:t>
+      </w:r>
+      <w:r>
+        <w:rPr>
+          <w:rFonts w:asciiTheme="minorHAnsi" w:cstheme="minorHAnsi"/>
+          <w:lang w:val="en-IN"/>
+        </w:rPr>
+        <w:br/>
+        <w:t xml:space="preserve">    salary,</w:t>
+      </w:r>
+      <w:r>
+        <w:rPr>
+          <w:rFonts w:asciiTheme="minorHAnsi" w:cstheme="minorHAnsi"/>
+          <w:lang w:val="en-IN"/>
+        </w:rPr>
+        <w:br/>
+        <w:t xml:space="preserve">    PERCENT_RANK() OVER (ORDER BY salary) AS percentile_rank</w:t>
+      </w:r>
+      <w:r>
+        <w:rPr>
+          <w:rFonts w:asciiTheme="minorHAnsi" w:cstheme="minorHAnsi"/>
+          <w:lang w:val="en-IN"/>
+        </w:rPr>
+        <w:br/>
+        <w:t>FROM employees;</w:t>
+      </w:r>
+    </w:p>
+    <w:p>
+      <w:pPr>
+        <w:spacing w:after="210"/>
+        <w:rPr>
+          <w:rFonts w:asciiTheme="minorHAnsi" w:cstheme="minorHAnsi"/>
+          <w:lang w:val="en-IN"/>
+        </w:rPr>
+      </w:pPr>
+      <w:r>
+        <w:rPr>
+          <w:rFonts w:asciiTheme="minorHAnsi" w:cstheme="minorHAnsi"/>
+          <w:lang w:val="en-IN"/>
+        </w:rPr>
+        <w:t>How PERCENT_RANK() works:</w:t>
+      </w:r>
+    </w:p>
+    <w:p>
+      <w:pPr>
+        <w:spacing w:after="210"/>
+        <w:rPr>
+          <w:rFonts w:asciiTheme="minorHAnsi" w:cstheme="minorHAnsi"/>
+          <w:lang w:val="en-IN"/>
+        </w:rPr>
+      </w:pPr>
+      <w:r>
+        <w:rPr>
+          <w:rFonts w:asciiTheme="minorHAnsi" w:cstheme="minorHAnsi"/>
+          <w:lang w:val="en-IN"/>
+        </w:rPr>
+        <w:t>Formula:</w:t>
+      </w:r>
+    </w:p>
+    <w:p>
+      <w:pPr>
+        <w:spacing w:after="210"/>
+        <w:rPr>
+          <w:rFonts w:asciiTheme="minorHAnsi" w:cstheme="minorHAnsi"/>
+          <w:lang w:val="en-IN"/>
+        </w:rPr>
+      </w:pPr>
+      <w:r>
+        <w:rPr>
+          <w:rFonts w:asciiTheme="minorHAnsi" w:cstheme="minorHAnsi"/>
+          <w:lang w:val="en-IN"/>
+        </w:rPr>
+        <w:drawing>
+          <wp:inline distT="0" distB="0" distL="0" distR="0" wp14:anchorId="72D5D88D" wp14:editId="10E19B9A">
+            <wp:extent cx="5471634" cy="594412"/>
+            <wp:effectExtent l="0" t="0" r="0" b="0"/>
+            <wp:docPr id="15" name="Picture 15"/>
+            <wp:cNvGraphicFramePr>
+              <a:graphicFrameLocks xmlns:a="http://schemas.openxmlformats.org/drawingml/2006/main" noChangeAspect="1"/>
+            </wp:cNvGraphicFramePr>
+            <a:graphic xmlns:a="http://schemas.openxmlformats.org/drawingml/2006/main">
+              <a:graphicData uri="http://schemas.openxmlformats.org/drawingml/2006/picture">
+                <pic:pic xmlns:pic="http://schemas.openxmlformats.org/drawingml/2006/picture">
+                  <pic:nvPicPr>
+                    <pic:cNvPr id="1" name=""/>
+                    <pic:cNvPicPr/>
+                  </pic:nvPicPr>
+                  <pic:blipFill>
+                    <a:blip r:embed="rId36"/>
+                    <a:stretch>
+                      <a:fillRect/>
+                    </a:stretch>
+                  </pic:blipFill>
+                  <pic:spPr>
+                    <a:xfrm>
+                      <a:off x="0" y="0"/>
+                      <a:ext cx="5471634" cy="594412"/>
+                    </a:xfrm>
+                    <a:prstGeom prst="rect">
+                      <a:avLst/>
+                    </a:prstGeom>
+                  </pic:spPr>
+                </pic:pic>
+              </a:graphicData>
+            </a:graphic>
+          </wp:inline>
+        </w:drawing>
+      </w:r>
+      <w:r>
+        <w:rPr>
+          <w:rFonts w:asciiTheme="minorHAnsi" w:cstheme="minorHAnsi"/>
+          <w:lang w:val="en-IN"/>
+        </w:rPr>
+        <w:t>​</w:t>
+      </w:r>
+    </w:p>
+    <w:p>
+      <w:pPr>
+        <w:spacing w:after="210"/>
+        <w:rPr>
+          <w:rFonts w:asciiTheme="minorHAnsi" w:cstheme="minorHAnsi"/>
+          <w:lang w:val="en-IN"/>
+        </w:rPr>
+      </w:pPr>
+      <w:r>
+        <w:rPr>
+          <w:rFonts w:asciiTheme="minorHAnsi" w:cstheme="minorHAnsi"/>
+          <w:lang w:val="en-IN"/>
+        </w:rPr>
+        <w:t>Important:</w:t>
+      </w:r>
+    </w:p>
+    <w:p>
+      <w:pPr>
+        <w:numPr>
+          <w:ilvl w:val="0"/>
+          <w:numId w:val="93"/>
+        </w:numPr>
+        <w:spacing w:after="210"/>
+        <w:rPr>
+          <w:rFonts w:asciiTheme="minorHAnsi" w:cstheme="minorHAnsi"/>
+          <w:lang w:val="en-IN"/>
+        </w:rPr>
+      </w:pPr>
+      <w:r>
+        <w:rPr>
+          <w:rFonts w:asciiTheme="minorHAnsi" w:cstheme="minorHAnsi"/>
+          <w:lang w:val="en-IN"/>
+        </w:rPr>
+        <w:t xml:space="preserve">Uses RANK() </w:t>
+      </w:r>
+    </w:p>
+    <w:p>
+      <w:pPr>
+        <w:numPr>
+          <w:ilvl w:val="0"/>
+          <w:numId w:val="93"/>
+        </w:numPr>
+        <w:spacing w:after="210"/>
+        <w:rPr>
+          <w:rFonts w:asciiTheme="minorHAnsi" w:cstheme="minorHAnsi"/>
+          <w:lang w:val="en-IN"/>
+        </w:rPr>
+      </w:pPr>
+      <w:r>
+        <w:rPr>
+          <w:rFonts w:asciiTheme="minorHAnsi" w:cstheme="minorHAnsi"/>
+          <w:lang w:val="en-IN"/>
+        </w:rPr>
+        <w:t xml:space="preserve">Lowest row always gets 0 </w:t>
+      </w:r>
+    </w:p>
+    <w:p>
+      <w:pPr>
+        <w:numPr>
+          <w:ilvl w:val="0"/>
+          <w:numId w:val="93"/>
+        </w:numPr>
+        <w:spacing w:after="210"/>
+        <w:rPr>
+          <w:rFonts w:asciiTheme="minorHAnsi" w:cstheme="minorHAnsi"/>
+          <w:lang w:val="en-IN"/>
+        </w:rPr>
+      </w:pPr>
+      <w:r>
+        <w:rPr>
+          <w:rFonts w:asciiTheme="minorHAnsi" w:cstheme="minorHAnsi"/>
+          <w:lang w:val="en-IN"/>
+        </w:rPr>
+        <w:t xml:space="preserve">Highest row usually gets 1 </w:t>
+      </w:r>
+    </w:p>
+    <w:p>
+      <w:pPr>
+        <w:spacing w:after="210"/>
+        <w:rPr>
+          <w:rFonts w:asciiTheme="minorHAnsi" w:cstheme="minorHAnsi"/>
+          <w:lang w:val="en-IN"/>
+        </w:rPr>
+      </w:pPr>
+      <w:r>
+        <w:rPr>
+          <w:rFonts w:asciiTheme="minorHAnsi" w:cstheme="minorHAnsi"/>
+          <w:lang w:val="en-IN"/>
+        </w:rPr>
+        <w:t>Step 1 — Assign ranks</w:t>
+      </w:r>
+    </w:p>
+    <w:p>
+      <w:pPr>
+        <w:spacing w:after="210"/>
+        <w:rPr>
+          <w:rFonts w:asciiTheme="minorHAnsi" w:cstheme="minorHAnsi"/>
+          <w:lang w:val="en-IN"/>
+        </w:rPr>
+      </w:pPr>
+      <w:r>
+        <w:rPr>
+          <w:rFonts w:asciiTheme="minorHAnsi" w:cstheme="minorHAnsi"/>
+          <w:lang w:val="en-IN"/>
+        </w:rPr>
+        <w:t>Using:</w:t>
+      </w:r>
+    </w:p>
+    <w:p>
+      <w:pPr>
+        <w:spacing w:after="210"/>
+        <w:rPr>
+          <w:rFonts w:asciiTheme="minorHAnsi" w:cstheme="minorHAnsi"/>
+          <w:lang w:val="en-IN"/>
+        </w:rPr>
+      </w:pPr>
+      <w:r>
+        <w:rPr>
+          <w:rFonts w:asciiTheme="minorHAnsi" w:cstheme="minorHAnsi"/>
+          <w:lang w:val="en-IN"/>
+        </w:rPr>
+        <w:t>RANK() OVER (ORDER BY salary)</w:t>
+      </w:r>
+    </w:p>
+    <w:tbl>
+      <w:tblPr>
+        <w:tblStyle w:val="TableGrid"/>
+        <w:tblW w:w="0" w:type="auto"/>
+        <w:tblLook w:val="04A0" w:firstRow="1" w:lastRow="0" w:firstColumn="1" w:lastColumn="0" w:noHBand="0" w:noVBand="1"/>
+      </w:tblPr>
+      <w:tblGrid>
+        <w:gridCol w:w="733"/>
+        <w:gridCol w:w="608"/>
+      </w:tblGrid>
+      <w:tr>
+        <w:tc>
+          <w:tcPr>
+            <w:tcW w:w="0" w:type="auto"/>
+            <w:hideMark/>
+          </w:tcPr>
+          <w:p>
+            <w:pPr>
+              <w:spacing w:after="210" w:line="240" w:lineRule="atLeast"/>
+              <w:rPr>
+                <w:rFonts w:asciiTheme="minorHAnsi" w:cstheme="minorHAnsi"/>
+                <w:b/>
+                <w:bCs/>
+                <w:lang w:val="en-IN"/>
+              </w:rPr>
+            </w:pPr>
+            <w:r>
+              <w:rPr>
+                <w:rFonts w:asciiTheme="minorHAnsi" w:cstheme="minorHAnsi"/>
+                <w:b/>
+                <w:bCs/>
+                <w:lang w:val="en-IN"/>
+              </w:rPr>
+              <w:t>salary</w:t>
+            </w:r>
+          </w:p>
+        </w:tc>
+        <w:tc>
+          <w:tcPr>
+            <w:tcW w:w="0" w:type="auto"/>
+            <w:hideMark/>
+          </w:tcPr>
+          <w:p>
+            <w:pPr>
+              <w:spacing w:after="210" w:line="240" w:lineRule="atLeast"/>
+              <w:rPr>
+                <w:rFonts w:asciiTheme="minorHAnsi" w:cstheme="minorHAnsi"/>
+                <w:b/>
+                <w:bCs/>
+                <w:lang w:val="en-IN"/>
+              </w:rPr>
+            </w:pPr>
+            <w:r>
+              <w:rPr>
+                <w:rFonts w:asciiTheme="minorHAnsi" w:cstheme="minorHAnsi"/>
+                <w:b/>
+                <w:bCs/>
+                <w:lang w:val="en-IN"/>
+              </w:rPr>
+              <w:t>rank</w:t>
+            </w:r>
+          </w:p>
+        </w:tc>
+      </w:tr>
+      <w:tr>
+        <w:tc>
+          <w:tcPr>
+            <w:tcW w:w="0" w:type="auto"/>
+            <w:hideMark/>
+          </w:tcPr>
+          <w:p>
+            <w:pPr>
+              <w:spacing w:after="210" w:line="240" w:lineRule="atLeast"/>
+              <w:rPr>
+                <w:rFonts w:asciiTheme="minorHAnsi" w:cstheme="minorHAnsi"/>
+                <w:lang w:val="en-IN"/>
+              </w:rPr>
+            </w:pPr>
+            <w:r>
+              <w:rPr>
+                <w:rFonts w:asciiTheme="minorHAnsi" w:cstheme="minorHAnsi"/>
+                <w:lang w:val="en-IN"/>
+              </w:rPr>
+              <w:t>1000</w:t>
+            </w:r>
+          </w:p>
+        </w:tc>
+        <w:tc>
+          <w:tcPr>
+            <w:tcW w:w="0" w:type="auto"/>
+            <w:hideMark/>
+          </w:tcPr>
+          <w:p>
+            <w:pPr>
+              <w:spacing w:after="210" w:line="240" w:lineRule="atLeast"/>
+              <w:rPr>
+                <w:rFonts w:asciiTheme="minorHAnsi" w:cstheme="minorHAnsi"/>
+                <w:lang w:val="en-IN"/>
+              </w:rPr>
+            </w:pPr>
+            <w:r>
+              <w:rPr>
+                <w:rFonts w:asciiTheme="minorHAnsi" w:cstheme="minorHAnsi"/>
+                <w:lang w:val="en-IN"/>
+              </w:rPr>
+              <w:t>1</w:t>
+            </w:r>
+          </w:p>
+        </w:tc>
+      </w:tr>
+      <w:tr>
+        <w:tc>
+          <w:tcPr>
+            <w:tcW w:w="0" w:type="auto"/>
+            <w:hideMark/>
+          </w:tcPr>
+          <w:p>
+            <w:pPr>
+              <w:spacing w:after="210" w:line="240" w:lineRule="atLeast"/>
+              <w:rPr>
+                <w:rFonts w:asciiTheme="minorHAnsi" w:cstheme="minorHAnsi"/>
+                <w:lang w:val="en-IN"/>
+              </w:rPr>
+            </w:pPr>
+            <w:r>
+              <w:rPr>
+                <w:rFonts w:asciiTheme="minorHAnsi" w:cstheme="minorHAnsi"/>
+                <w:lang w:val="en-IN"/>
+              </w:rPr>
+              <w:t>2000</w:t>
+            </w:r>
+          </w:p>
+        </w:tc>
+        <w:tc>
+          <w:tcPr>
+            <w:tcW w:w="0" w:type="auto"/>
+            <w:hideMark/>
+          </w:tcPr>
+          <w:p>
+            <w:pPr>
+              <w:spacing w:after="210" w:line="240" w:lineRule="atLeast"/>
+              <w:rPr>
+                <w:rFonts w:asciiTheme="minorHAnsi" w:cstheme="minorHAnsi"/>
+                <w:lang w:val="en-IN"/>
+              </w:rPr>
+            </w:pPr>
+            <w:r>
+              <w:rPr>
+                <w:rFonts w:asciiTheme="minorHAnsi" w:cstheme="minorHAnsi"/>
+                <w:lang w:val="en-IN"/>
+              </w:rPr>
+              <w:t>2</w:t>
+            </w:r>
+          </w:p>
+        </w:tc>
+      </w:tr>
+      <w:tr>
+        <w:tc>
+          <w:tcPr>
+            <w:tcW w:w="0" w:type="auto"/>
+            <w:hideMark/>
+          </w:tcPr>
+          <w:p>
+            <w:pPr>
+              <w:spacing w:after="210" w:line="240" w:lineRule="atLeast"/>
+              <w:rPr>
+                <w:rFonts w:asciiTheme="minorHAnsi" w:cstheme="minorHAnsi"/>
+                <w:lang w:val="en-IN"/>
+              </w:rPr>
+            </w:pPr>
+            <w:r>
+              <w:rPr>
+                <w:rFonts w:asciiTheme="minorHAnsi" w:cstheme="minorHAnsi"/>
+                <w:lang w:val="en-IN"/>
+              </w:rPr>
+              <w:t>3000</w:t>
+            </w:r>
+          </w:p>
+        </w:tc>
+        <w:tc>
+          <w:tcPr>
+            <w:tcW w:w="0" w:type="auto"/>
+            <w:hideMark/>
+          </w:tcPr>
+          <w:p>
+            <w:pPr>
+              <w:spacing w:after="210" w:line="240" w:lineRule="atLeast"/>
+              <w:rPr>
+                <w:rFonts w:asciiTheme="minorHAnsi" w:cstheme="minorHAnsi"/>
+                <w:lang w:val="en-IN"/>
+              </w:rPr>
+            </w:pPr>
+            <w:r>
+              <w:rPr>
+                <w:rFonts w:asciiTheme="minorHAnsi" w:cstheme="minorHAnsi"/>
+                <w:lang w:val="en-IN"/>
+              </w:rPr>
+              <w:t>3</w:t>
+            </w:r>
+          </w:p>
+        </w:tc>
+      </w:tr>
+      <w:tr>
+        <w:tc>
+          <w:tcPr>
+            <w:tcW w:w="0" w:type="auto"/>
+            <w:hideMark/>
+          </w:tcPr>
+          <w:p>
+            <w:pPr>
+              <w:spacing w:after="210" w:line="240" w:lineRule="atLeast"/>
+              <w:rPr>
+                <w:rFonts w:asciiTheme="minorHAnsi" w:cstheme="minorHAnsi"/>
+                <w:lang w:val="en-IN"/>
+              </w:rPr>
+            </w:pPr>
+            <w:r>
+              <w:rPr>
+                <w:rFonts w:asciiTheme="minorHAnsi" w:cstheme="minorHAnsi"/>
+                <w:lang w:val="en-IN"/>
+              </w:rPr>
+              <w:t>3000</w:t>
+            </w:r>
+          </w:p>
+        </w:tc>
+        <w:tc>
+          <w:tcPr>
+            <w:tcW w:w="0" w:type="auto"/>
+            <w:hideMark/>
+          </w:tcPr>
+          <w:p>
+            <w:pPr>
+              <w:spacing w:after="210" w:line="240" w:lineRule="atLeast"/>
+              <w:rPr>
+                <w:rFonts w:asciiTheme="minorHAnsi" w:cstheme="minorHAnsi"/>
+                <w:lang w:val="en-IN"/>
+              </w:rPr>
+            </w:pPr>
+            <w:r>
+              <w:rPr>
+                <w:rFonts w:asciiTheme="minorHAnsi" w:cstheme="minorHAnsi"/>
+                <w:lang w:val="en-IN"/>
+              </w:rPr>
+              <w:t>3</w:t>
+            </w:r>
+          </w:p>
+        </w:tc>
+      </w:tr>
+      <w:tr>
+        <w:tc>
+          <w:tcPr>
+            <w:tcW w:w="0" w:type="auto"/>
+            <w:hideMark/>
+          </w:tcPr>
+          <w:p>
+            <w:pPr>
+              <w:spacing w:after="210" w:line="240" w:lineRule="atLeast"/>
+              <w:rPr>
+                <w:rFonts w:asciiTheme="minorHAnsi" w:cstheme="minorHAnsi"/>
+                <w:lang w:val="en-IN"/>
+              </w:rPr>
+            </w:pPr>
+            <w:r>
+              <w:rPr>
+                <w:rFonts w:asciiTheme="minorHAnsi" w:cstheme="minorHAnsi"/>
+                <w:lang w:val="en-IN"/>
+              </w:rPr>
+              <w:t>5000</w:t>
+            </w:r>
+          </w:p>
+        </w:tc>
+        <w:tc>
+          <w:tcPr>
+            <w:tcW w:w="0" w:type="auto"/>
+            <w:hideMark/>
+          </w:tcPr>
+          <w:p>
+            <w:pPr>
+              <w:spacing w:after="210" w:line="240" w:lineRule="atLeast"/>
+              <w:rPr>
+                <w:rFonts w:asciiTheme="minorHAnsi" w:cstheme="minorHAnsi"/>
+                <w:lang w:val="en-IN"/>
+              </w:rPr>
+            </w:pPr>
+            <w:r>
+              <w:rPr>
+                <w:rFonts w:asciiTheme="minorHAnsi" w:cstheme="minorHAnsi"/>
+                <w:lang w:val="en-IN"/>
+              </w:rPr>
+              <w:t>5</w:t>
+            </w:r>
+          </w:p>
+        </w:tc>
+      </w:tr>
+    </w:tbl>
+    <w:p>
+      <w:pPr>
+        <w:spacing w:after="210"/>
+        <w:rPr>
+          <w:rFonts w:asciiTheme="minorHAnsi" w:cstheme="minorHAnsi"/>
+          <w:lang w:val="en-IN"/>
+        </w:rPr>
+      </w:pPr>
+      <w:r>
+        <w:rPr>
+          <w:rFonts w:asciiTheme="minorHAnsi" w:cstheme="minorHAnsi"/>
+          <w:lang w:val="en-IN"/>
+        </w:rPr>
+        <w:t>Total rows:</w:t>
+      </w:r>
+    </w:p>
+    <w:p>
+      <w:pPr>
+        <w:spacing w:after="210"/>
+        <w:rPr>
+          <w:rFonts w:asciiTheme="minorHAnsi" w:cstheme="minorHAnsi"/>
+          <w:lang w:val="en-IN"/>
+        </w:rPr>
+      </w:pPr>
+      <w:r>
+        <w:rPr>
+          <w:rFonts w:asciiTheme="minorHAnsi" w:cstheme="minorHAnsi"/>
+          <w:lang w:val="en-IN"/>
+        </w:rPr>
+        <w:t>5</w:t>
+      </w:r>
+    </w:p>
+    <w:p>
+      <w:pPr>
+        <w:spacing w:after="210"/>
+        <w:rPr>
+          <w:rFonts w:asciiTheme="minorHAnsi" w:cstheme="minorHAnsi"/>
+          <w:lang w:val="en-IN"/>
+        </w:rPr>
+      </w:pPr>
+      <w:r>
+        <w:rPr>
+          <w:rFonts w:asciiTheme="minorHAnsi" w:cstheme="minorHAnsi"/>
+          <w:lang w:val="en-IN"/>
+        </w:rPr>
+        <w:t>Step 2 — Apply formula</w:t>
+      </w:r>
+    </w:p>
+    <w:p>
+      <w:pPr>
+        <w:spacing w:after="210"/>
+        <w:rPr>
+          <w:rFonts w:asciiTheme="minorHAnsi" w:cstheme="minorHAnsi"/>
+          <w:lang w:val="en-IN"/>
+        </w:rPr>
+      </w:pPr>
+      <w:r>
+        <w:rPr>
+          <w:rFonts w:asciiTheme="minorHAnsi" w:cstheme="minorHAnsi"/>
+          <w:lang w:val="en-IN"/>
+        </w:rPr>
+        <w:t>For A:</w:t>
+      </w:r>
+    </w:p>
+    <w:p>
+      <w:pPr>
+        <w:spacing w:after="210"/>
+        <w:rPr>
+          <w:rFonts w:asciiTheme="minorHAnsi" w:cstheme="minorHAnsi"/>
+          <w:lang w:val="en-IN"/>
+        </w:rPr>
+      </w:pPr>
+      <w:r>
+        <w:rPr>
+          <w:rFonts w:asciiTheme="minorHAnsi" w:cstheme="minorHAnsi"/>
+          <w:lang w:val="en-IN"/>
+        </w:rPr>
+        <w:lastRenderedPageBreak/>
+        <w:drawing>
+          <wp:inline distT="0" distB="0" distL="0" distR="0" wp14:anchorId="622352E4" wp14:editId="3A994CA8">
+            <wp:extent cx="5518150" cy="2900680"/>
+            <wp:effectExtent l="0" t="0" r="6350" b="0"/>
+            <wp:docPr id="16" name="Picture 16"/>
+            <wp:cNvGraphicFramePr>
+              <a:graphicFrameLocks xmlns:a="http://schemas.openxmlformats.org/drawingml/2006/main" noChangeAspect="1"/>
+            </wp:cNvGraphicFramePr>
+            <a:graphic xmlns:a="http://schemas.openxmlformats.org/drawingml/2006/main">
+              <a:graphicData uri="http://schemas.openxmlformats.org/drawingml/2006/picture">
+                <pic:pic xmlns:pic="http://schemas.openxmlformats.org/drawingml/2006/picture">
+                  <pic:nvPicPr>
+                    <pic:cNvPr id="1" name=""/>
+                    <pic:cNvPicPr/>
+                  </pic:nvPicPr>
+                  <pic:blipFill>
+                    <a:blip r:embed="rId37"/>
+                    <a:stretch>
+                      <a:fillRect/>
+                    </a:stretch>
+                  </pic:blipFill>
+                  <pic:spPr>
+                    <a:xfrm>
+                      <a:off x="0" y="0"/>
+                      <a:ext cx="5518150" cy="2900680"/>
+                    </a:xfrm>
+                    <a:prstGeom prst="rect">
+                      <a:avLst/>
+                    </a:prstGeom>
+                  </pic:spPr>
+                </pic:pic>
+              </a:graphicData>
+            </a:graphic>
+          </wp:inline>
+        </w:drawing>
+      </w:r>
+    </w:p>
+    <w:p>
+      <w:pPr>
+        <w:spacing w:after="210"/>
+        <w:rPr>
+          <w:rFonts w:asciiTheme="minorHAnsi" w:cstheme="minorHAnsi"/>
+          <w:lang w:val="en-IN"/>
+        </w:rPr>
+      </w:pPr>
+      <w:r>
+        <w:rPr>
+          <w:rFonts w:asciiTheme="minorHAnsi" w:cstheme="minorHAnsi"/>
+          <w:lang w:val="en-IN"/>
+        </w:rPr>
+        <w:t>Final output:</w:t>
+      </w:r>
+    </w:p>
+    <w:tbl>
+      <w:tblPr>
+        <w:tblStyle w:val="TableGrid"/>
+        <w:tblW w:w="0" w:type="auto"/>
+        <w:tblLook w:val="04A0" w:firstRow="1" w:lastRow="0" w:firstColumn="1" w:lastColumn="0" w:noHBand="0" w:noVBand="1"/>
+      </w:tblPr>
+      <w:tblGrid>
+        <w:gridCol w:w="709"/>
+        <w:gridCol w:w="733"/>
+        <w:gridCol w:w="1594"/>
+      </w:tblGrid>
+      <w:tr>
+        <w:tc>
+          <w:tcPr>
+            <w:tcW w:w="0" w:type="auto"/>
+            <w:hideMark/>
+          </w:tcPr>
+          <w:p>
+            <w:pPr>
+              <w:spacing w:after="210" w:line="240" w:lineRule="atLeast"/>
+              <w:rPr>
+                <w:rFonts w:asciiTheme="minorHAnsi" w:cstheme="minorHAnsi"/>
+                <w:b/>
+                <w:bCs/>
+                <w:lang w:val="en-IN"/>
+              </w:rPr>
+            </w:pPr>
+            <w:r>
+              <w:rPr>
+                <w:rFonts w:asciiTheme="minorHAnsi" w:cstheme="minorHAnsi"/>
+                <w:b/>
+                <w:bCs/>
+                <w:lang w:val="en-IN"/>
+              </w:rPr>
+              <w:t>name</w:t>
+            </w:r>
+          </w:p>
+        </w:tc>
+        <w:tc>
+          <w:tcPr>
+            <w:tcW w:w="0" w:type="auto"/>
+            <w:hideMark/>
+          </w:tcPr>
+          <w:p>
+            <w:pPr>
+              <w:spacing w:after="210" w:line="240" w:lineRule="atLeast"/>
+              <w:rPr>
+                <w:rFonts w:asciiTheme="minorHAnsi" w:cstheme="minorHAnsi"/>
+                <w:b/>
+                <w:bCs/>
+                <w:lang w:val="en-IN"/>
+              </w:rPr>
+            </w:pPr>
+            <w:r>
+              <w:rPr>
+                <w:rFonts w:asciiTheme="minorHAnsi" w:cstheme="minorHAnsi"/>
+                <w:b/>
+                <w:bCs/>
+                <w:lang w:val="en-IN"/>
+              </w:rPr>
+              <w:t>salary</w:t>
+            </w:r>
+          </w:p>
+        </w:tc>
+        <w:tc>
+          <w:tcPr>
+            <w:tcW w:w="0" w:type="auto"/>
+            <w:hideMark/>
+          </w:tcPr>
+          <w:p>
+            <w:pPr>
+              <w:spacing w:after="210" w:line="240" w:lineRule="atLeast"/>
+              <w:rPr>
+                <w:rFonts w:asciiTheme="minorHAnsi" w:cstheme="minorHAnsi"/>
+                <w:b/>
+                <w:bCs/>
+                <w:lang w:val="en-IN"/>
+              </w:rPr>
+            </w:pPr>
+            <w:r>
+              <w:rPr>
+                <w:rFonts w:asciiTheme="minorHAnsi" w:cstheme="minorHAnsi"/>
+                <w:b/>
+                <w:bCs/>
+                <w:lang w:val="en-IN"/>
+              </w:rPr>
+              <w:t>percentile_rank</w:t>
+            </w:r>
+          </w:p>
+        </w:tc>
+      </w:tr>
+      <w:tr>
+        <w:tc>
+          <w:tcPr>
+            <w:tcW w:w="0" w:type="auto"/>
+            <w:hideMark/>
+          </w:tcPr>
+          <w:p>
+            <w:pPr>
+              <w:spacing w:after="210" w:line="240" w:lineRule="atLeast"/>
+              <w:rPr>
+                <w:rFonts w:asciiTheme="minorHAnsi" w:cstheme="minorHAnsi"/>
+                <w:lang w:val="en-IN"/>
+              </w:rPr>
+            </w:pPr>
+            <w:r>
+              <w:rPr>
+                <w:rFonts w:asciiTheme="minorHAnsi" w:cstheme="minorHAnsi"/>
+                <w:lang w:val="en-IN"/>
+              </w:rPr>
+              <w:t>A</w:t>
+            </w:r>
+          </w:p>
+        </w:tc>
+        <w:tc>
+          <w:tcPr>
+            <w:tcW w:w="0" w:type="auto"/>
+            <w:hideMark/>
+          </w:tcPr>
+          <w:p>
+            <w:pPr>
+              <w:spacing w:after="210" w:line="240" w:lineRule="atLeast"/>
+              <w:rPr>
+                <w:rFonts w:asciiTheme="minorHAnsi" w:cstheme="minorHAnsi"/>
+                <w:lang w:val="en-IN"/>
+              </w:rPr>
+            </w:pPr>
+            <w:r>
+              <w:rPr>
+                <w:rFonts w:asciiTheme="minorHAnsi" w:cstheme="minorHAnsi"/>
+                <w:lang w:val="en-IN"/>
+              </w:rPr>
+              <w:t>1000</w:t>
+            </w:r>
+          </w:p>
+        </w:tc>
+        <w:tc>
+          <w:tcPr>
+            <w:tcW w:w="0" w:type="auto"/>
+            <w:hideMark/>
+          </w:tcPr>
+          <w:p>
+            <w:pPr>
+              <w:spacing w:after="210" w:line="240" w:lineRule="atLeast"/>
+              <w:rPr>
+                <w:rFonts w:asciiTheme="minorHAnsi" w:cstheme="minorHAnsi"/>
+                <w:lang w:val="en-IN"/>
+              </w:rPr>
+            </w:pPr>
+            <w:r>
+              <w:rPr>
+                <w:rFonts w:asciiTheme="minorHAnsi" w:cstheme="minorHAnsi"/>
+                <w:lang w:val="en-IN"/>
+              </w:rPr>
+              <w:t>0.00</w:t>
+            </w:r>
+          </w:p>
+        </w:tc>
+      </w:tr>
+      <w:tr>
+        <w:tc>
+          <w:tcPr>
+            <w:tcW w:w="0" w:type="auto"/>
+            <w:hideMark/>
+          </w:tcPr>
+          <w:p>
+            <w:pPr>
+              <w:spacing w:after="210" w:line="240" w:lineRule="atLeast"/>
+              <w:rPr>
+                <w:rFonts w:asciiTheme="minorHAnsi" w:cstheme="minorHAnsi"/>
+                <w:lang w:val="en-IN"/>
+              </w:rPr>
+            </w:pPr>
+            <w:r>
+              <w:rPr>
+                <w:rFonts w:asciiTheme="minorHAnsi" w:cstheme="minorHAnsi"/>
+                <w:lang w:val="en-IN"/>
+              </w:rPr>
+              <w:t>B</w:t>
+            </w:r>
+          </w:p>
+        </w:tc>
+        <w:tc>
+          <w:tcPr>
+            <w:tcW w:w="0" w:type="auto"/>
+            <w:hideMark/>
+          </w:tcPr>
+          <w:p>
+            <w:pPr>
+              <w:spacing w:after="210" w:line="240" w:lineRule="atLeast"/>
+              <w:rPr>
+                <w:rFonts w:asciiTheme="minorHAnsi" w:cstheme="minorHAnsi"/>
+                <w:lang w:val="en-IN"/>
+              </w:rPr>
+            </w:pPr>
+            <w:r>
+              <w:rPr>
+                <w:rFonts w:asciiTheme="minorHAnsi" w:cstheme="minorHAnsi"/>
+                <w:lang w:val="en-IN"/>
+              </w:rPr>
+              <w:t>2000</w:t>
+            </w:r>
+          </w:p>
+        </w:tc>
+        <w:tc>
+          <w:tcPr>
+            <w:tcW w:w="0" w:type="auto"/>
+            <w:hideMark/>
+          </w:tcPr>
+          <w:p>
+            <w:pPr>
+              <w:spacing w:after="210" w:line="240" w:lineRule="atLeast"/>
+              <w:rPr>
+                <w:rFonts w:asciiTheme="minorHAnsi" w:cstheme="minorHAnsi"/>
+                <w:lang w:val="en-IN"/>
+              </w:rPr>
+            </w:pPr>
+            <w:r>
+              <w:rPr>
+                <w:rFonts w:asciiTheme="minorHAnsi" w:cstheme="minorHAnsi"/>
+                <w:lang w:val="en-IN"/>
+              </w:rPr>
+              <w:t>0.25</w:t>
+            </w:r>
+          </w:p>
+        </w:tc>
+      </w:tr>
+      <w:tr>
+        <w:tc>
+          <w:tcPr>
+            <w:tcW w:w="0" w:type="auto"/>
+            <w:hideMark/>
+          </w:tcPr>
+          <w:p>
+            <w:pPr>
+              <w:spacing w:after="210" w:line="240" w:lineRule="atLeast"/>
+              <w:rPr>
+                <w:rFonts w:asciiTheme="minorHAnsi" w:cstheme="minorHAnsi"/>
+                <w:lang w:val="en-IN"/>
+              </w:rPr>
+            </w:pPr>
+            <w:r>
+              <w:rPr>
+                <w:rFonts w:asciiTheme="minorHAnsi" w:cstheme="minorHAnsi"/>
+                <w:lang w:val="en-IN"/>
+              </w:rPr>
+              <w:t>C</w:t>
+            </w:r>
+          </w:p>
+        </w:tc>
+        <w:tc>
+          <w:tcPr>
+            <w:tcW w:w="0" w:type="auto"/>
+            <w:hideMark/>
+          </w:tcPr>
+          <w:p>
+            <w:pPr>
+              <w:spacing w:after="210" w:line="240" w:lineRule="atLeast"/>
+              <w:rPr>
+                <w:rFonts w:asciiTheme="minorHAnsi" w:cstheme="minorHAnsi"/>
+                <w:lang w:val="en-IN"/>
+              </w:rPr>
+            </w:pPr>
+            <w:r>
+              <w:rPr>
+                <w:rFonts w:asciiTheme="minorHAnsi" w:cstheme="minorHAnsi"/>
+                <w:lang w:val="en-IN"/>
+              </w:rPr>
+              <w:t>3000</w:t>
+            </w:r>
+          </w:p>
+        </w:tc>
+        <w:tc>
+          <w:tcPr>
+            <w:tcW w:w="0" w:type="auto"/>
+            <w:hideMark/>
+          </w:tcPr>
+          <w:p>
+            <w:pPr>
+              <w:spacing w:after="210" w:line="240" w:lineRule="atLeast"/>
+              <w:rPr>
+                <w:rFonts w:asciiTheme="minorHAnsi" w:cstheme="minorHAnsi"/>
+                <w:lang w:val="en-IN"/>
+              </w:rPr>
+            </w:pPr>
+            <w:r>
+              <w:rPr>
+                <w:rFonts w:asciiTheme="minorHAnsi" w:cstheme="minorHAnsi"/>
+                <w:lang w:val="en-IN"/>
+              </w:rPr>
+              <w:t>0.50</w:t>
+            </w:r>
+          </w:p>
+        </w:tc>
+      </w:tr>
+      <w:tr>
+        <w:tc>
+          <w:tcPr>
+            <w:tcW w:w="0" w:type="auto"/>
+            <w:hideMark/>
+          </w:tcPr>
+          <w:p>
+            <w:pPr>
+              <w:spacing w:after="210" w:line="240" w:lineRule="atLeast"/>
+              <w:rPr>
+                <w:rFonts w:asciiTheme="minorHAnsi" w:cstheme="minorHAnsi"/>
+                <w:lang w:val="en-IN"/>
+              </w:rPr>
+            </w:pPr>
+            <w:r>
+              <w:rPr>
+                <w:rFonts w:asciiTheme="minorHAnsi" w:cstheme="minorHAnsi"/>
+                <w:lang w:val="en-IN"/>
+              </w:rPr>
+              <w:t>D</w:t>
+            </w:r>
+          </w:p>
+        </w:tc>
+        <w:tc>
+          <w:tcPr>
+            <w:tcW w:w="0" w:type="auto"/>
+            <w:hideMark/>
+          </w:tcPr>
+          <w:p>
+            <w:pPr>
+              <w:spacing w:after="210" w:line="240" w:lineRule="atLeast"/>
+              <w:rPr>
+                <w:rFonts w:asciiTheme="minorHAnsi" w:cstheme="minorHAnsi"/>
+                <w:lang w:val="en-IN"/>
+              </w:rPr>
+            </w:pPr>
+            <w:r>
+              <w:rPr>
+                <w:rFonts w:asciiTheme="minorHAnsi" w:cstheme="minorHAnsi"/>
+                <w:lang w:val="en-IN"/>
+              </w:rPr>
+              <w:t>3000</w:t>
+            </w:r>
+          </w:p>
+        </w:tc>
+        <w:tc>
+          <w:tcPr>
+            <w:tcW w:w="0" w:type="auto"/>
+            <w:hideMark/>
+          </w:tcPr>
+          <w:p>
+            <w:pPr>
+              <w:spacing w:after="210" w:line="240" w:lineRule="atLeast"/>
+              <w:rPr>
+                <w:rFonts w:asciiTheme="minorHAnsi" w:cstheme="minorHAnsi"/>
+                <w:lang w:val="en-IN"/>
+              </w:rPr>
+            </w:pPr>
+            <w:r>
+              <w:rPr>
+                <w:rFonts w:asciiTheme="minorHAnsi" w:cstheme="minorHAnsi"/>
+                <w:lang w:val="en-IN"/>
+              </w:rPr>
+              <w:t>0.50</w:t>
+            </w:r>
+          </w:p>
+        </w:tc>
+      </w:tr>
+      <w:tr>
+        <w:tc>
+          <w:tcPr>
+            <w:tcW w:w="0" w:type="auto"/>
+            <w:hideMark/>
+          </w:tcPr>
+          <w:p>
+            <w:pPr>
+              <w:spacing w:after="210" w:line="240" w:lineRule="atLeast"/>
+              <w:rPr>
+                <w:rFonts w:asciiTheme="minorHAnsi" w:cstheme="minorHAnsi"/>
+                <w:lang w:val="en-IN"/>
+              </w:rPr>
+            </w:pPr>
+            <w:r>
+              <w:rPr>
+                <w:rFonts w:asciiTheme="minorHAnsi" w:cstheme="minorHAnsi"/>
+                <w:lang w:val="en-IN"/>
+              </w:rPr>
+              <w:t>E</w:t>
+            </w:r>
+          </w:p>
+        </w:tc>
+        <w:tc>
+          <w:tcPr>
+            <w:tcW w:w="0" w:type="auto"/>
+            <w:hideMark/>
+          </w:tcPr>
+          <w:p>
+            <w:pPr>
+              <w:spacing w:after="210" w:line="240" w:lineRule="atLeast"/>
+              <w:rPr>
+                <w:rFonts w:asciiTheme="minorHAnsi" w:cstheme="minorHAnsi"/>
+                <w:lang w:val="en-IN"/>
+              </w:rPr>
+            </w:pPr>
+            <w:r>
+              <w:rPr>
+                <w:rFonts w:asciiTheme="minorHAnsi" w:cstheme="minorHAnsi"/>
+                <w:lang w:val="en-IN"/>
+              </w:rPr>
+              <w:t>5000</w:t>
+            </w:r>
+          </w:p>
+        </w:tc>
+        <w:tc>
+          <w:tcPr>
+            <w:tcW w:w="0" w:type="auto"/>
+            <w:hideMark/>
+          </w:tcPr>
+          <w:p>
+            <w:pPr>
+              <w:spacing w:after="210" w:line="240" w:lineRule="atLeast"/>
+              <w:rPr>
+                <w:rFonts w:asciiTheme="minorHAnsi" w:cstheme="minorHAnsi"/>
+                <w:lang w:val="en-IN"/>
+              </w:rPr>
+            </w:pPr>
+            <w:r>
+              <w:rPr>
+                <w:rFonts w:asciiTheme="minorHAnsi" w:cstheme="minorHAnsi"/>
+                <w:lang w:val="en-IN"/>
+              </w:rPr>
+              <w:t>1.00</w:t>
+            </w:r>
+          </w:p>
+        </w:tc>
+      </w:tr>
+    </w:tbl>
+    <w:p>
+      <w:pPr>
+        <w:spacing w:after="210"/>
+        <w:rPr>
+          <w:rFonts w:asciiTheme="minorHAnsi" w:cstheme="minorHAnsi"/>
+          <w:lang w:val="en-IN"/>
+        </w:rPr>
+      </w:pPr>
+      <w:r>
+        <w:rPr>
+          <w:rFonts w:asciiTheme="minorHAnsi" w:cstheme="minorHAnsi"/>
+          <w:lang w:val="en-IN"/>
+        </w:rPr>
+        <w:t>Meaning:</w:t>
+      </w:r>
+    </w:p>
+    <w:p>
+      <w:pPr>
+        <w:numPr>
+          <w:ilvl w:val="0"/>
+          <w:numId w:val="94"/>
+        </w:numPr>
+        <w:spacing w:after="210"/>
+        <w:rPr>
+          <w:rFonts w:asciiTheme="minorHAnsi" w:cstheme="minorHAnsi"/>
+          <w:lang w:val="en-IN"/>
+        </w:rPr>
+      </w:pPr>
+      <w:r>
+        <w:rPr>
+          <w:rFonts w:asciiTheme="minorHAnsi" w:cstheme="minorHAnsi"/>
+          <w:lang w:val="en-IN"/>
+        </w:rPr>
+        <w:t xml:space="preserve">A is at bottom percentile </w:t>
+      </w:r>
+    </w:p>
+    <w:p>
+      <w:pPr>
+        <w:numPr>
+          <w:ilvl w:val="0"/>
+          <w:numId w:val="94"/>
+        </w:numPr>
+        <w:spacing w:after="210"/>
+        <w:rPr>
+          <w:rFonts w:asciiTheme="minorHAnsi" w:cstheme="minorHAnsi"/>
+          <w:lang w:val="en-IN"/>
+        </w:rPr>
+      </w:pPr>
+      <w:r>
+        <w:rPr>
+          <w:rFonts w:asciiTheme="minorHAnsi" w:cstheme="minorHAnsi"/>
+          <w:lang w:val="en-IN"/>
+        </w:rPr>
+        <w:t xml:space="preserve">E is at top percentile </w:t>
+      </w:r>
+    </w:p>
+    <w:p>
+      <w:pPr>
+        <w:numPr>
+          <w:ilvl w:val="0"/>
+          <w:numId w:val="94"/>
+        </w:numPr>
+        <w:spacing w:after="210"/>
+        <w:rPr>
+          <w:rFonts w:asciiTheme="minorHAnsi" w:cstheme="minorHAnsi"/>
+          <w:lang w:val="en-IN"/>
+        </w:rPr>
+      </w:pPr>
+      <w:r>
+        <w:rPr>
+          <w:rFonts w:asciiTheme="minorHAnsi" w:cstheme="minorHAnsi"/>
+          <w:lang w:val="en-IN"/>
+        </w:rPr>
+        <w:t xml:space="preserve">C and D are in middle </w:t>
+      </w:r>
+    </w:p>
+    <w:p>
+      <w:pPr>
+        <w:spacing w:after="210"/>
+        <w:rPr>
+          <w:rFonts w:asciiTheme="minorHAnsi" w:cstheme="minorHAnsi"/>
+          <w:lang w:val="en-IN"/>
+        </w:rPr>
+      </w:pPr>
+      <w:r>
+        <w:rPr>
+          <w:rFonts w:asciiTheme="minorHAnsi" w:cstheme="minorHAnsi"/>
+          <w:lang w:val="en-IN"/>
+        </w:rPr>
+        <w:t>Important interview point:</w:t>
+      </w:r>
+    </w:p>
+    <w:tbl>
+      <w:tblPr>
+        <w:tblStyle w:val="TableGrid"/>
+        <w:tblW w:w="0" w:type="auto"/>
+        <w:tblLook w:val="04A0" w:firstRow="1" w:lastRow="0" w:firstColumn="1" w:lastColumn="0" w:noHBand="0" w:noVBand="1"/>
+      </w:tblPr>
+      <w:tblGrid>
+        <w:gridCol w:w="1706"/>
+        <w:gridCol w:w="3119"/>
+      </w:tblGrid>
+      <w:tr>
+        <w:tc>
+          <w:tcPr>
+            <w:tcW w:w="0" w:type="auto"/>
+            <w:hideMark/>
+          </w:tcPr>
+          <w:p>
+            <w:pPr>
+              <w:spacing w:after="210" w:line="240" w:lineRule="atLeast"/>
+              <w:rPr>
+                <w:rFonts w:asciiTheme="minorHAnsi" w:cstheme="minorHAnsi"/>
+                <w:b/>
+                <w:bCs/>
+                <w:lang w:val="en-IN"/>
+              </w:rPr>
+            </w:pPr>
+            <w:r>
+              <w:rPr>
+                <w:rFonts w:asciiTheme="minorHAnsi" w:cstheme="minorHAnsi"/>
+                <w:b/>
+                <w:bCs/>
+                <w:lang w:val="en-IN"/>
+              </w:rPr>
+              <w:t>Function</w:t>
+            </w:r>
+          </w:p>
+        </w:tc>
+        <w:tc>
+          <w:tcPr>
+            <w:tcW w:w="0" w:type="auto"/>
+            <w:hideMark/>
+          </w:tcPr>
+          <w:p>
+            <w:pPr>
+              <w:spacing w:after="210" w:line="240" w:lineRule="atLeast"/>
+              <w:rPr>
+                <w:rFonts w:asciiTheme="minorHAnsi" w:cstheme="minorHAnsi"/>
+                <w:b/>
+                <w:bCs/>
+                <w:lang w:val="en-IN"/>
+              </w:rPr>
+            </w:pPr>
+            <w:r>
+              <w:rPr>
+                <w:rFonts w:asciiTheme="minorHAnsi" w:cstheme="minorHAnsi"/>
+                <w:b/>
+                <w:bCs/>
+                <w:lang w:val="en-IN"/>
+              </w:rPr>
+              <w:t>Meaning</w:t>
+            </w:r>
+          </w:p>
+        </w:tc>
+      </w:tr>
+      <w:tr>
+        <w:tc>
+          <w:tcPr>
+            <w:tcW w:w="0" w:type="auto"/>
+            <w:hideMark/>
+          </w:tcPr>
+          <w:p>
+            <w:pPr>
+              <w:spacing w:after="210" w:line="240" w:lineRule="atLeast"/>
+              <w:rPr>
+                <w:rFonts w:asciiTheme="minorHAnsi" w:cstheme="minorHAnsi"/>
+                <w:lang w:val="en-IN"/>
+              </w:rPr>
+            </w:pPr>
+            <w:r>
+              <w:rPr>
+                <w:rFonts w:asciiTheme="minorHAnsi" w:cstheme="minorHAnsi"/>
+                <w:lang w:val="en-IN"/>
+              </w:rPr>
+              <w:t>RANK()</w:t>
+            </w:r>
+          </w:p>
+        </w:tc>
+        <w:tc>
+          <w:tcPr>
+            <w:tcW w:w="0" w:type="auto"/>
+            <w:hideMark/>
+          </w:tcPr>
+          <w:p>
+            <w:pPr>
+              <w:spacing w:after="210" w:line="240" w:lineRule="atLeast"/>
+              <w:rPr>
+                <w:rFonts w:asciiTheme="minorHAnsi" w:cstheme="minorHAnsi"/>
+                <w:lang w:val="en-IN"/>
+              </w:rPr>
+            </w:pPr>
+            <w:r>
+              <w:rPr>
+                <w:rFonts w:asciiTheme="minorHAnsi" w:cstheme="minorHAnsi"/>
+                <w:lang w:val="en-IN"/>
+              </w:rPr>
+              <w:t>Position number</w:t>
+            </w:r>
+          </w:p>
+        </w:tc>
+      </w:tr>
+      <w:tr>
+        <w:tc>
+          <w:tcPr>
+            <w:tcW w:w="0" w:type="auto"/>
+            <w:hideMark/>
+          </w:tcPr>
+          <w:p>
+            <w:pPr>
+              <w:spacing w:after="210" w:line="240" w:lineRule="atLeast"/>
+              <w:rPr>
+                <w:rFonts w:asciiTheme="minorHAnsi" w:cstheme="minorHAnsi"/>
+                <w:lang w:val="en-IN"/>
+              </w:rPr>
+            </w:pPr>
+            <w:r>
+              <w:rPr>
+                <w:rFonts w:asciiTheme="minorHAnsi" w:cstheme="minorHAnsi"/>
+                <w:lang w:val="en-IN"/>
+              </w:rPr>
+              <w:t>PERCENT_RANK()</w:t>
+            </w:r>
+          </w:p>
+        </w:tc>
+        <w:tc>
+          <w:tcPr>
+            <w:tcW w:w="0" w:type="auto"/>
+            <w:hideMark/>
+          </w:tcPr>
+          <w:p>
+            <w:pPr>
+              <w:spacing w:after="210" w:line="240" w:lineRule="atLeast"/>
+              <w:rPr>
+                <w:rFonts w:asciiTheme="minorHAnsi" w:cstheme="minorHAnsi"/>
+                <w:lang w:val="en-IN"/>
+              </w:rPr>
+            </w:pPr>
+            <w:r>
+              <w:rPr>
+                <w:rFonts w:asciiTheme="minorHAnsi" w:cstheme="minorHAnsi"/>
+                <w:lang w:val="en-IN"/>
+              </w:rPr>
+              <w:t>Relative position between 0 and 1</w:t>
+            </w:r>
+          </w:p>
+        </w:tc>
+      </w:tr>
+    </w:tbl>
+    <w:p>
+      <w:pPr>
+        <w:spacing w:after="210"/>
+        <w:rPr>
+          <w:rFonts w:asciiTheme="minorHAnsi" w:cstheme="minorHAnsi"/>
+          <w:lang w:val="en-IN"/>
+        </w:rPr>
+      </w:pPr>
+      <w:r>
+        <w:rPr>
+          <w:rFonts w:asciiTheme="minorHAnsi" w:cstheme="minorHAnsi"/>
+          <w:lang w:val="en-IN"/>
+        </w:rPr>
+        <w:t>Common uses:</w:t>
+      </w:r>
+    </w:p>
+    <w:p>
+      <w:pPr>
+        <w:numPr>
+          <w:ilvl w:val="0"/>
+          <w:numId w:val="95"/>
+        </w:numPr>
+        <w:spacing w:after="210"/>
+        <w:rPr>
+          <w:rFonts w:asciiTheme="minorHAnsi" w:cstheme="minorHAnsi"/>
+          <w:lang w:val="en-IN"/>
+        </w:rPr>
+      </w:pPr>
+      <w:r>
+        <w:rPr>
+          <w:rFonts w:asciiTheme="minorHAnsi" w:cstheme="minorHAnsi"/>
+          <w:lang w:val="en-IN"/>
+        </w:rPr>
+        <w:t xml:space="preserve">salary distribution </w:t>
+      </w:r>
+    </w:p>
+    <w:p>
+      <w:pPr>
+        <w:numPr>
+          <w:ilvl w:val="0"/>
+          <w:numId w:val="95"/>
+        </w:numPr>
+        <w:spacing w:after="210"/>
+        <w:rPr>
+          <w:rFonts w:asciiTheme="minorHAnsi" w:cstheme="minorHAnsi"/>
+          <w:lang w:val="en-IN"/>
+        </w:rPr>
+      </w:pPr>
+      <w:r>
+        <w:rPr>
+          <w:rFonts w:asciiTheme="minorHAnsi" w:cstheme="minorHAnsi"/>
+          <w:lang w:val="en-IN"/>
+        </w:rPr>
+        <w:lastRenderedPageBreak/>
+        <w:t xml:space="preserve">exam ranking </w:t>
+      </w:r>
+    </w:p>
+    <w:p>
+      <w:pPr>
+        <w:numPr>
+          <w:ilvl w:val="0"/>
+          <w:numId w:val="95"/>
+        </w:numPr>
+        <w:spacing w:after="210"/>
+        <w:rPr>
+          <w:rFonts w:asciiTheme="minorHAnsi" w:cstheme="minorHAnsi"/>
+          <w:lang w:val="en-IN"/>
+        </w:rPr>
+      </w:pPr>
+      <w:r>
+        <w:rPr>
+          <w:rFonts w:asciiTheme="minorHAnsi" w:cstheme="minorHAnsi"/>
+          <w:lang w:val="en-IN"/>
+        </w:rPr>
+        <w:t xml:space="preserve">customer segmentation </w:t>
+      </w:r>
+    </w:p>
+    <w:p>
+      <w:pPr>
+        <w:numPr>
+          <w:ilvl w:val="0"/>
+          <w:numId w:val="95"/>
+        </w:numPr>
+        <w:spacing w:after="210"/>
+        <w:rPr>
+          <w:rFonts w:asciiTheme="minorHAnsi" w:cstheme="minorHAnsi"/>
+          <w:lang w:val="en-IN"/>
+        </w:rPr>
+      </w:pPr>
+      <w:r>
+        <w:rPr>
+          <w:rFonts w:asciiTheme="minorHAnsi" w:cstheme="minorHAnsi"/>
+          <w:lang w:val="en-IN"/>
+        </w:rPr>
+        <w:t>performance analytics</w:t>
+      </w:r>
+    </w:p>
+    <w:p>
+      <w:pPr>
+        <w:spacing w:after="210"/>
+        <w:rPr>
+          <w:rFonts w:asciiTheme="minorHAnsi" w:cstheme="minorHAnsi"/>
+        </w:rPr>
+      </w:pPr>
+    </w:p>
+    <w:p>
       <w:r>
         <w:rPr>
           <w:noProof/>
@@ -30898,142 +32699,325 @@
           <w:rFonts w:asciiTheme="minorHAnsi" w:cstheme="minorHAnsi"/>
         </w:rPr>
         <w:br/>
-      </w:r>
-      <w:r>
-        <w:rPr>
-          <w:rFonts w:asciiTheme="minorHAnsi" w:cstheme="minorHAnsi"/>
+        <w:t>ORDER BY salary DESC</w:t>
+      </w:r>
+      <w:r>
+        <w:rPr>
+          <w:rFonts w:asciiTheme="minorHAnsi" w:cstheme="minorHAnsi"/>
+        </w:rPr>
+        <w:br/>
+        <w:t>LIMIT 1 OFFSET 1;</w:t>
+      </w:r>
+    </w:p>
+    <w:p>
+      <w:pPr>
+        <w:spacing w:after="210"/>
+        <w:rPr>
+          <w:rFonts w:asciiTheme="minorHAnsi" w:cstheme="minorHAnsi"/>
+        </w:rPr>
+      </w:pPr>
+      <w:r>
+        <w:rPr>
+          <w:rFonts w:asciiTheme="minorHAnsi" w:cstheme="minorHAnsi"/>
+          <w:b/>
+        </w:rPr>
+        <w:t>Solution 2: Using Subquery</w:t>
+      </w:r>
+    </w:p>
+    <w:p>
+      <w:pPr>
+        <w:spacing w:after="210"/>
+        <w:rPr>
+          <w:rFonts w:asciiTheme="minorHAnsi" w:cstheme="minorHAnsi"/>
+        </w:rPr>
+      </w:pPr>
+      <w:r>
+        <w:rPr>
+          <w:rFonts w:asciiTheme="minorHAnsi" w:cstheme="minorHAnsi"/>
+        </w:rPr>
+        <w:t>SELECT MAX(salary)</w:t>
+      </w:r>
+      <w:r>
+        <w:rPr>
+          <w:rFonts w:asciiTheme="minorHAnsi" w:cstheme="minorHAnsi"/>
+        </w:rPr>
+        <w:br/>
+        <w:t>FROM employees</w:t>
+      </w:r>
+      <w:r>
+        <w:rPr>
+          <w:rFonts w:asciiTheme="minorHAnsi" w:cstheme="minorHAnsi"/>
+        </w:rPr>
+        <w:br/>
+        <w:t>WHERE salary &lt; (SELECT MAX(salary) FROM employees);</w:t>
+      </w:r>
+    </w:p>
+    <w:p>
+      <w:pPr>
+        <w:spacing w:after="210"/>
+        <w:rPr>
+          <w:rFonts w:asciiTheme="minorHAnsi" w:cstheme="minorHAnsi"/>
+        </w:rPr>
+      </w:pPr>
+      <w:r>
+        <w:rPr>
+          <w:rFonts w:asciiTheme="minorHAnsi" w:cstheme="minorHAnsi"/>
+          <w:b/>
+        </w:rPr>
+        <w:t>Solution 3: Using Window Function</w:t>
+      </w:r>
+    </w:p>
+    <w:p>
+      <w:pPr>
+        <w:spacing w:after="210"/>
+        <w:rPr>
+          <w:rFonts w:asciiTheme="minorHAnsi" w:cstheme="minorHAnsi"/>
+        </w:rPr>
+      </w:pPr>
+      <w:r>
+        <w:rPr>
+          <w:rFonts w:asciiTheme="minorHAnsi" w:cstheme="minorHAnsi"/>
+        </w:rPr>
+        <w:t>SELECT salary</w:t>
+      </w:r>
+      <w:r>
+        <w:rPr>
+          <w:rFonts w:asciiTheme="minorHAnsi" w:cstheme="minorHAnsi"/>
+        </w:rPr>
+        <w:br/>
+        <w:t>FROM (</w:t>
+      </w:r>
+      <w:r>
+        <w:rPr>
+          <w:rFonts w:asciiTheme="minorHAnsi" w:cstheme="minorHAnsi"/>
+        </w:rPr>
+        <w:br/>
+        <w:t>SELECT salary, RANK() OVER (ORDER BY salary DESC) AS rnk</w:t>
+      </w:r>
+      <w:r>
+        <w:rPr>
+          <w:rFonts w:asciiTheme="minorHAnsi" w:cstheme="minorHAnsi"/>
+        </w:rPr>
+        <w:br/>
+        <w:t>FROM employees</w:t>
+      </w:r>
+      <w:r>
+        <w:rPr>
+          <w:rFonts w:asciiTheme="minorHAnsi" w:cstheme="minorHAnsi"/>
+        </w:rPr>
+        <w:br/>
+        <w:t>) ranked</w:t>
+      </w:r>
+      <w:r>
+        <w:rPr>
+          <w:rFonts w:asciiTheme="minorHAnsi" w:cstheme="minorHAnsi"/>
+        </w:rPr>
+        <w:br/>
+        <w:t>WHERE rnk = 2;</w:t>
+      </w:r>
+    </w:p>
+    <w:p>
+      <w:pPr>
+        <w:spacing w:before="240" w:line="271" w:lineRule="auto"/>
+      </w:pPr>
+      <w:bookmarkStart w:id="136" w:name="question_2_find_duplicate_records"/>
+      <w:r>
+        <w:rPr>
+          <w:b/>
+          <w:sz w:val="33"/>
+        </w:rPr>
+        <w:t>Question 2: Find Duplicate Records</w:t>
+      </w:r>
+      <w:bookmarkEnd w:id="136"/>
+    </w:p>
+    <w:p>
+      <w:pPr>
+        <w:spacing w:after="210"/>
+      </w:pPr>
+      <w:r>
+        <w:rPr>
+          <w:b/>
+        </w:rPr>
+        <w:t>Problem:</w:t>
+      </w:r>
+      <w:r>
+        <w:t xml:space="preserve"> Find employees with duplicate names.</w:t>
+      </w:r>
+    </w:p>
+    <w:p>
+      <w:pPr>
+        <w:spacing w:before="240" w:line="271" w:lineRule="auto"/>
+      </w:pPr>
+      <w:bookmarkStart w:id="137" w:name="question_3_delete_duplicate_rows_eb4771"/>
+      <w:r>
+        <w:t>SELECT name, COUNT(*) AS name_count</w:t>
+      </w:r>
+    </w:p>
+    <w:p>
+      <w:pPr>
+        <w:spacing w:before="240" w:line="271" w:lineRule="auto"/>
+      </w:pPr>
+      <w:r>
+        <w:t>FROM employees</w:t>
+      </w:r>
+    </w:p>
+    <w:p>
+      <w:pPr>
+        <w:spacing w:before="240" w:line="271" w:lineRule="auto"/>
+      </w:pPr>
+      <w:r>
+        <w:t>GROUP BY name</w:t>
+      </w:r>
+    </w:p>
+    <w:p>
+      <w:pPr>
+        <w:spacing w:before="240" w:line="271" w:lineRule="auto"/>
+      </w:pPr>
+      <w:r>
+        <w:t>HAVING COUNT(*) &gt; 1;</w:t>
+      </w:r>
+    </w:p>
+    <w:p>
+      <w:pPr>
+        <w:spacing w:before="240" w:line="271" w:lineRule="auto"/>
+      </w:pPr>
+      <w:r>
+        <w:rPr>
+          <w:b/>
+          <w:sz w:val="33"/>
         </w:rPr>
         <w:lastRenderedPageBreak/>
-        <w:t>ORDER BY salary DESC</w:t>
-      </w:r>
-      <w:r>
-        <w:rPr>
-          <w:rFonts w:asciiTheme="minorHAnsi" w:cstheme="minorHAnsi"/>
-        </w:rPr>
-        <w:br/>
-        <w:t>LIMIT 1 OFFSET 1;</w:t>
-      </w:r>
-    </w:p>
-    <w:p>
-      <w:pPr>
-        <w:spacing w:after="210"/>
-        <w:rPr>
-          <w:rFonts w:asciiTheme="minorHAnsi" w:cstheme="minorHAnsi"/>
-        </w:rPr>
-      </w:pPr>
-      <w:r>
-        <w:rPr>
-          <w:rFonts w:asciiTheme="minorHAnsi" w:cstheme="minorHAnsi"/>
-          <w:b/>
-        </w:rPr>
-        <w:t>Solution 2: Using Subquery</w:t>
-      </w:r>
-    </w:p>
-    <w:p>
-      <w:pPr>
-        <w:spacing w:after="210"/>
-        <w:rPr>
-          <w:rFonts w:asciiTheme="minorHAnsi" w:cstheme="minorHAnsi"/>
-        </w:rPr>
-      </w:pPr>
-      <w:r>
-        <w:rPr>
-          <w:rFonts w:asciiTheme="minorHAnsi" w:cstheme="minorHAnsi"/>
-        </w:rPr>
-        <w:t>SELECT MAX(salary)</w:t>
-      </w:r>
-      <w:r>
-        <w:rPr>
-          <w:rFonts w:asciiTheme="minorHAnsi" w:cstheme="minorHAnsi"/>
-        </w:rPr>
+        <w:t>Question 3: Delete Duplicate Rows (Keep One)</w:t>
+      </w:r>
+      <w:bookmarkEnd w:id="137"/>
+    </w:p>
+    <w:p>
+      <w:pPr>
+        <w:spacing w:after="210"/>
+      </w:pPr>
+      <w:r>
+        <w:rPr>
+          <w:b/>
+        </w:rPr>
+        <w:t>Problem:</w:t>
+      </w:r>
+      <w:r>
+        <w:t xml:space="preserve"> Remove duplicates, keeping only the first occurrence.</w:t>
+      </w:r>
+    </w:p>
+    <w:p>
+      <w:pPr>
+        <w:spacing w:after="210"/>
+      </w:pPr>
+      <w:r>
+        <w:t>DELETE FROM employees</w:t>
+      </w:r>
+      <w:r>
+        <w:br/>
+      </w:r>
+      <w:r>
+        <w:rPr>
+          <w:rFonts w:eastAsia="Georgia" w:hAnsi="Georgia" w:cs="Georgia"/>
+        </w:rPr>
+        <w:t>WHERE employee_id NOT IN (</w:t>
+      </w:r>
+      <w:r>
+        <w:br/>
+      </w:r>
+      <w:r>
+        <w:rPr>
+          <w:rFonts w:eastAsia="Georgia" w:hAnsi="Georgia" w:cs="Georgia"/>
+          <w:highlight w:val="cyan"/>
+        </w:rPr>
+        <w:t>SELECT MIN(employee_id)</w:t>
+      </w:r>
+      <w:r>
         <w:br/>
         <w:t>FROM employees</w:t>
       </w:r>
       <w:r>
-        <w:rPr>
-          <w:rFonts w:asciiTheme="minorHAnsi" w:cstheme="minorHAnsi"/>
-        </w:rPr>
-        <w:br/>
-        <w:t>WHERE salary &lt; (SELECT MAX(salary) FROM employees);</w:t>
-      </w:r>
-    </w:p>
-    <w:p>
-      <w:pPr>
-        <w:spacing w:after="210"/>
-        <w:rPr>
-          <w:rFonts w:asciiTheme="minorHAnsi" w:cstheme="minorHAnsi"/>
-        </w:rPr>
-      </w:pPr>
-      <w:r>
-        <w:rPr>
-          <w:rFonts w:asciiTheme="minorHAnsi" w:cstheme="minorHAnsi"/>
-          <w:b/>
-        </w:rPr>
-        <w:t>Solution 3: Using Window Function</w:t>
-      </w:r>
-    </w:p>
-    <w:p>
-      <w:pPr>
-        <w:spacing w:after="210"/>
-        <w:rPr>
-          <w:rFonts w:asciiTheme="minorHAnsi" w:cstheme="minorHAnsi"/>
-        </w:rPr>
-      </w:pPr>
-      <w:r>
-        <w:rPr>
-          <w:rFonts w:asciiTheme="minorHAnsi" w:cstheme="minorHAnsi"/>
-        </w:rPr>
+        <w:br/>
+        <w:t>GROUP BY name</w:t>
+      </w:r>
+      <w:r>
+        <w:br/>
+        <w:t>);</w:t>
+      </w:r>
+    </w:p>
+    <w:p>
+      <w:pPr>
+        <w:spacing w:before="240" w:line="271" w:lineRule="auto"/>
+      </w:pPr>
+      <w:bookmarkStart w:id="138" w:name="question_4_nth_highest_salary"/>
+      <w:r>
+        <w:rPr>
+          <w:b/>
+          <w:sz w:val="33"/>
+        </w:rPr>
+        <w:t>Question 4: Nth Highest Salary</w:t>
+      </w:r>
+      <w:bookmarkEnd w:id="138"/>
+    </w:p>
+    <w:p>
+      <w:pPr>
+        <w:spacing w:after="210"/>
+      </w:pPr>
+      <w:r>
+        <w:rPr>
+          <w:b/>
+        </w:rPr>
+        <w:t>Problem:</w:t>
+      </w:r>
+      <w:r>
+        <w:t xml:space="preserve"> Find the Nth highest salary (general solution).</w:t>
+      </w:r>
+    </w:p>
+    <w:p>
+      <w:pPr>
+        <w:spacing w:after="210"/>
+      </w:pPr>
+      <w:r>
         <w:t>SELECT salary</w:t>
       </w:r>
       <w:r>
-        <w:rPr>
-          <w:rFonts w:asciiTheme="minorHAnsi" w:cstheme="minorHAnsi"/>
-        </w:rPr>
         <w:br/>
         <w:t>FROM (</w:t>
       </w:r>
       <w:r>
-        <w:rPr>
-          <w:rFonts w:asciiTheme="minorHAnsi" w:cstheme="minorHAnsi"/>
-        </w:rPr>
-        <w:br/>
-        <w:t>SELECT salary, RANK() OVER (ORDER BY salary DESC) AS rnk</w:t>
-      </w:r>
-      <w:r>
-        <w:rPr>
-          <w:rFonts w:asciiTheme="minorHAnsi" w:cstheme="minorHAnsi"/>
-        </w:rPr>
+        <w:br/>
+      </w:r>
+      <w:r>
+        <w:rPr>
+          <w:rFonts w:eastAsia="Georgia" w:hAnsi="Georgia" w:cs="Georgia"/>
+        </w:rPr>
+        <w:t>SELECT DISTINCT salary, DENSE_RANK() OVER (ORDER BY salary DESC) AS rnk</w:t>
+      </w:r>
+      <w:r>
         <w:br/>
         <w:t>FROM employees</w:t>
       </w:r>
       <w:r>
-        <w:rPr>
-          <w:rFonts w:asciiTheme="minorHAnsi" w:cstheme="minorHAnsi"/>
-        </w:rPr>
         <w:br/>
         <w:t>) ranked</w:t>
       </w:r>
       <w:r>
-        <w:rPr>
-          <w:rFonts w:asciiTheme="minorHAnsi" w:cstheme="minorHAnsi"/>
-        </w:rPr>
-        <w:br/>
-        <w:t>WHERE rnk = 2;</w:t>
+        <w:br/>
+        <w:t>WHERE rnk = N; -- Replace N with the value you want</w:t>
       </w:r>
     </w:p>
     <w:p>
       <w:pPr>
         <w:spacing w:before="240" w:line="271" w:lineRule="auto"/>
       </w:pPr>
-      <w:bookmarkStart w:id="136" w:name="question_2_find_duplicate_records"/>
+      <w:bookmarkStart w:id="139" w:name="question_5_employees_with_above_a_26cca2"/>
       <w:r>
         <w:rPr>
           <w:b/>
           <w:sz w:val="33"/>
         </w:rPr>
-        <w:t>Question 2: Find Duplicate Records</w:t>
-      </w:r>
-      <w:bookmarkEnd w:id="136"/>
+        <w:t>Question 5: Employees with Above Average Salary</w:t>
+      </w:r>
+      <w:bookmarkEnd w:id="139"/>
     </w:p>
     <w:p>
       <w:pPr>
@@ -31046,54 +33030,295 @@
         <w:t>Problem:</w:t>
       </w:r>
       <w:r>
-        <w:t xml:space="preserve"> Find employees with duplicate names.</w:t>
+        <w:t xml:space="preserve"> Find employees earning more than the average.</w:t>
+      </w:r>
+    </w:p>
+    <w:p>
+      <w:pPr>
+        <w:spacing w:after="210"/>
+      </w:pPr>
+      <w:r>
+        <w:t>SELECT name, salary, department</w:t>
+      </w:r>
+      <w:r>
+        <w:br/>
+        <w:t>FROM employees</w:t>
+      </w:r>
+      <w:r>
+        <w:br/>
+        <w:t>WHERE salary &gt; (SELECT AVG(salary) FROM employees);</w:t>
       </w:r>
     </w:p>
     <w:p>
       <w:pPr>
         <w:spacing w:before="240" w:line="271" w:lineRule="auto"/>
       </w:pPr>
-      <w:bookmarkStart w:id="137" w:name="question_3_delete_duplicate_rows_eb4771"/>
-      <w:r>
-        <w:t>SELECT name, COUNT(*) AS name_count</w:t>
+      <w:bookmarkStart w:id="140" w:name="question_6_department_with_highes_2a20af"/>
+      <w:r>
+        <w:rPr>
+          <w:b/>
+          <w:sz w:val="33"/>
+        </w:rPr>
+        <w:t>Question 6: Department with Highest Average Salary</w:t>
+      </w:r>
+      <w:bookmarkEnd w:id="140"/>
+    </w:p>
+    <w:p>
+      <w:pPr>
+        <w:spacing w:after="210"/>
+      </w:pPr>
+      <w:r>
+        <w:rPr>
+          <w:b/>
+        </w:rPr>
+        <w:t>Problem:</w:t>
+      </w:r>
+      <w:r>
+        <w:t xml:space="preserve"> Which department has the highest average salary?</w:t>
+      </w:r>
+    </w:p>
+    <w:p>
+      <w:pPr>
+        <w:spacing w:after="210"/>
+      </w:pPr>
+      <w:r>
+        <w:rPr>
+          <w:rFonts w:eastAsia="Georgia" w:hAnsi="Georgia" w:cs="Georgia"/>
+        </w:rPr>
+        <w:t>SELECT department, AVG(salary) AS avg_sal</w:t>
+      </w:r>
+      <w:r>
+        <w:br/>
+        <w:t>FROM employees</w:t>
+      </w:r>
+      <w:r>
+        <w:br/>
+        <w:t>GROUP BY department</w:t>
+      </w:r>
+      <w:r>
+        <w:br/>
+      </w:r>
+      <w:r>
+        <w:rPr>
+          <w:rFonts w:eastAsia="Georgia" w:hAnsi="Georgia" w:cs="Georgia"/>
+        </w:rPr>
+        <w:t>ORDER BY avg_sal DESC</w:t>
+      </w:r>
+      <w:r>
+        <w:br/>
+        <w:t>LIMIT 1;</w:t>
       </w:r>
     </w:p>
     <w:p>
       <w:pPr>
         <w:spacing w:before="240" w:line="271" w:lineRule="auto"/>
       </w:pPr>
-      <w:r>
-        <w:t>FROM employees</w:t>
-      </w:r>
+      <w:bookmarkStart w:id="141" w:name="real_world_sql_scenarios"/>
+      <w:r>
+        <w:rPr>
+          <w:b/>
+          <w:sz w:val="42"/>
+        </w:rPr>
+        <w:t>Real-World SQL Scenarios</w:t>
+      </w:r>
+      <w:bookmarkEnd w:id="141"/>
     </w:p>
     <w:p>
       <w:pPr>
         <w:spacing w:before="240" w:line="271" w:lineRule="auto"/>
       </w:pPr>
-      <w:r>
-        <w:t>GROUP BY name</w:t>
+      <w:bookmarkStart w:id="142" w:name="scenario_1_customer_lifetime_value"/>
+      <w:r>
+        <w:rPr>
+          <w:b/>
+          <w:sz w:val="33"/>
+        </w:rPr>
+        <w:t>Scenario 1: Customer Lifetime Value</w:t>
+      </w:r>
+      <w:bookmarkEnd w:id="142"/>
+    </w:p>
+    <w:p>
+      <w:pPr>
+        <w:spacing w:after="210"/>
+      </w:pPr>
+      <w:r>
+        <w:rPr>
+          <w:b/>
+        </w:rPr>
+        <w:t>Problem:</w:t>
+      </w:r>
+      <w:r>
+        <w:t xml:space="preserve"> Calculate total spending per customer.</w:t>
+      </w:r>
+    </w:p>
+    <w:p>
+      <w:pPr>
+        <w:spacing w:after="210"/>
+      </w:pPr>
+      <w:r>
+        <w:t>SELECT</w:t>
+      </w:r>
+      <w:r>
+        <w:br/>
+      </w:r>
+      <w:r>
+        <w:rPr>
+          <w:rFonts w:eastAsia="Georgia" w:hAnsi="Georgia" w:cs="Georgia"/>
+        </w:rPr>
+        <w:t>customer_id,</w:t>
+      </w:r>
+      <w:r>
+        <w:br/>
+      </w:r>
+      <w:r>
+        <w:rPr>
+          <w:rFonts w:eastAsia="Georgia" w:hAnsi="Georgia" w:cs="Georgia"/>
+        </w:rPr>
+        <w:t>customer_name,</w:t>
+      </w:r>
+      <w:r>
+        <w:br/>
+      </w:r>
+      <w:r>
+        <w:rPr>
+          <w:rFonts w:eastAsia="Georgia" w:hAnsi="Georgia" w:cs="Georgia"/>
+        </w:rPr>
+        <w:t>COUNT(order_id) AS order_count,</w:t>
+      </w:r>
+      <w:r>
+        <w:br/>
+      </w:r>
+      <w:r>
+        <w:rPr>
+          <w:rFonts w:eastAsia="Georgia" w:hAnsi="Georgia" w:cs="Georgia"/>
+        </w:rPr>
+        <w:lastRenderedPageBreak/>
+        <w:t>SUM(order_amount) AS total_spent,</w:t>
+      </w:r>
+      <w:r>
+        <w:br/>
+      </w:r>
+      <w:r>
+        <w:rPr>
+          <w:rFonts w:eastAsia="Georgia" w:hAnsi="Georgia" w:cs="Georgia"/>
+        </w:rPr>
+        <w:t>AVG(order_amount) AS avg_order_value</w:t>
+      </w:r>
+      <w:r>
+        <w:br/>
+        <w:t>FROM orders</w:t>
+      </w:r>
+      <w:r>
+        <w:br/>
+      </w:r>
+      <w:r>
+        <w:rPr>
+          <w:rFonts w:eastAsia="Georgia" w:hAnsi="Georgia" w:cs="Georgia"/>
+        </w:rPr>
+        <w:t>GROUP BY customer_id, customer_name</w:t>
+      </w:r>
+      <w:r>
+        <w:br/>
+      </w:r>
+      <w:r>
+        <w:rPr>
+          <w:rFonts w:eastAsia="Georgia" w:hAnsi="Georgia" w:cs="Georgia"/>
+        </w:rPr>
+        <w:t>ORDER BY total_spent DESC;</w:t>
       </w:r>
     </w:p>
     <w:p>
       <w:pPr>
         <w:spacing w:before="240" w:line="271" w:lineRule="auto"/>
       </w:pPr>
-      <w:r>
-        <w:t>HAVING COUNT(*) &gt; 1;</w:t>
+      <w:bookmarkStart w:id="143" w:name="scenario_2_monthly_growth_rate"/>
+      <w:r>
+        <w:rPr>
+          <w:b/>
+          <w:sz w:val="33"/>
+        </w:rPr>
+        <w:t>Scenario 2: Monthly Growth Rate</w:t>
+      </w:r>
+      <w:bookmarkEnd w:id="143"/>
+    </w:p>
+    <w:p>
+      <w:pPr>
+        <w:spacing w:after="210"/>
+      </w:pPr>
+      <w:r>
+        <w:rPr>
+          <w:b/>
+        </w:rPr>
+        <w:t>Problem:</w:t>
+      </w:r>
+      <w:r>
+        <w:t xml:space="preserve"> Show month-on-month sales growth.</w:t>
+      </w:r>
+    </w:p>
+    <w:p>
+      <w:pPr>
+        <w:spacing w:after="210"/>
+      </w:pPr>
+      <w:r>
+        <w:t>SELECT</w:t>
+      </w:r>
+      <w:r>
+        <w:br/>
+        <w:t>month,</w:t>
+      </w:r>
+      <w:r>
+        <w:br/>
+        <w:t>revenue,</w:t>
+      </w:r>
+      <w:r>
+        <w:br/>
+      </w:r>
+      <w:r>
+        <w:rPr>
+          <w:rFonts w:eastAsia="Georgia" w:hAnsi="Georgia" w:cs="Georgia"/>
+        </w:rPr>
+        <w:t>LAG(revenue) OVER (ORDER BY month) AS prev_month_revenue,</w:t>
+      </w:r>
+      <w:r>
+        <w:br/>
+        <w:t>ROUND(((revenue - LAG(revenue) OVER (ORDER BY month)) /</w:t>
+      </w:r>
+      <w:r>
+        <w:br/>
+      </w:r>
+      <w:r>
+        <w:rPr>
+          <w:rFonts w:eastAsia="Georgia" w:hAnsi="Georgia" w:cs="Georgia"/>
+        </w:rPr>
+        <w:t>LAG(revenue) OVER (ORDER BY month)) * 100, 2) AS growth_percent</w:t>
+      </w:r>
+      <w:r>
+        <w:br/>
+      </w:r>
+      <w:r>
+        <w:rPr>
+          <w:rFonts w:eastAsia="Georgia" w:hAnsi="Georgia" w:cs="Georgia"/>
+        </w:rPr>
+        <w:t>FROM monthly_sales</w:t>
+      </w:r>
+      <w:r>
+        <w:br/>
+        <w:t>ORDER BY month;</w:t>
       </w:r>
     </w:p>
     <w:p>
       <w:pPr>
         <w:spacing w:before="240" w:line="271" w:lineRule="auto"/>
       </w:pPr>
+      <w:bookmarkStart w:id="144" w:name="scenario_3_cohort_analysis"/>
       <w:r>
         <w:rPr>
           <w:b/>
           <w:sz w:val="33"/>
         </w:rPr>
-        <w:t>Question 3: Delete Duplicate Rows (Keep One)</w:t>
-      </w:r>
-      <w:bookmarkEnd w:id="137"/>
+        <w:t>Scenario 3: Cohort Analysis</w:t>
+      </w:r>
+      <w:bookmarkEnd w:id="144"/>
     </w:p>
     <w:p>
       <w:pPr>
@@ -31106,15 +33331,19 @@
         <w:t>Problem:</w:t>
       </w:r>
       <w:r>
-        <w:t xml:space="preserve"> Remove duplicates, keeping only the first occurrence.</w:t>
-      </w:r>
-    </w:p>
-    <w:p>
-      <w:pPr>
-        <w:spacing w:after="210"/>
-      </w:pPr>
-      <w:r>
-        <w:t>DELETE FROM employees</w:t>
+        <w:t xml:space="preserve"> Track user retention by signup month.</w:t>
+      </w:r>
+    </w:p>
+    <w:p>
+      <w:pPr>
+        <w:spacing w:after="210"/>
+      </w:pPr>
+      <w:r>
+        <w:t>WITH cohorts AS (</w:t>
+      </w:r>
+      <w:r>
+        <w:br/>
+        <w:t>SELECT</w:t>
       </w:r>
       <w:r>
         <w:br/>
@@ -31123,7 +33352,7 @@
         <w:rPr>
           <w:rFonts w:eastAsia="Georgia" w:hAnsi="Georgia" w:cs="Georgia"/>
         </w:rPr>
-        <w:t>WHERE employee_id NOT IN (</w:t>
+        <w:t>DATE_TRUNC('month', signup_date) AS cohort_month,</w:t>
       </w:r>
       <w:r>
         <w:br/>
@@ -31132,34 +33361,136 @@
         <w:rPr>
           <w:rFonts w:eastAsia="Georgia" w:hAnsi="Georgia" w:cs="Georgia"/>
         </w:rPr>
-        <w:t>SELECT MIN(employee_id)</w:t>
-      </w:r>
-      <w:r>
-        <w:br/>
-        <w:t>FROM employees</w:t>
-      </w:r>
-      <w:r>
-        <w:br/>
-        <w:t>GROUP BY name</w:t>
-      </w:r>
-      <w:r>
-        <w:br/>
-        <w:t>);</w:t>
+        <w:t>user_id</w:t>
+      </w:r>
+      <w:r>
+        <w:br/>
+        <w:t>FROM users</w:t>
+      </w:r>
+      <w:r>
+        <w:br/>
+        <w:t>),</w:t>
+      </w:r>
+      <w:r>
+        <w:br/>
+      </w:r>
+      <w:r>
+        <w:rPr>
+          <w:rFonts w:eastAsia="Georgia" w:hAnsi="Georgia" w:cs="Georgia"/>
+        </w:rPr>
+        <w:t>user_activity AS (</w:t>
+      </w:r>
+      <w:r>
+        <w:br/>
+        <w:t>SELECT</w:t>
+      </w:r>
+      <w:r>
+        <w:br/>
+      </w:r>
+      <w:r>
+        <w:rPr>
+          <w:rFonts w:eastAsia="Georgia" w:hAnsi="Georgia" w:cs="Georgia"/>
+        </w:rPr>
+        <w:t>DATE_TRUNC('month', activity_date) AS activity_month,</w:t>
+      </w:r>
+      <w:r>
+        <w:br/>
+      </w:r>
+      <w:r>
+        <w:rPr>
+          <w:rFonts w:eastAsia="Georgia" w:hAnsi="Georgia" w:cs="Georgia"/>
+        </w:rPr>
+        <w:t>user_id</w:t>
+      </w:r>
+      <w:r>
+        <w:br/>
+      </w:r>
+      <w:r>
+        <w:rPr>
+          <w:rFonts w:eastAsia="Georgia" w:hAnsi="Georgia" w:cs="Georgia"/>
+        </w:rPr>
+        <w:t>FROM user_activities</w:t>
+      </w:r>
+      <w:r>
+        <w:br/>
+        <w:t>)</w:t>
+      </w:r>
+      <w:r>
+        <w:br/>
+        <w:t>SELECT</w:t>
+      </w:r>
+      <w:r>
+        <w:br/>
+      </w:r>
+      <w:r>
+        <w:rPr>
+          <w:rFonts w:eastAsia="Georgia" w:hAnsi="Georgia" w:cs="Georgia"/>
+        </w:rPr>
+        <w:t>c.cohort_month,</w:t>
+      </w:r>
+      <w:r>
+        <w:br/>
+      </w:r>
+      <w:r>
+        <w:rPr>
+          <w:rFonts w:eastAsia="Georgia" w:hAnsi="Georgia" w:cs="Georgia"/>
+        </w:rPr>
+        <w:t>DATE_PART('month', ua.activity_month - c.cohort_month) AS months_since_signup,</w:t>
+      </w:r>
+      <w:r>
+        <w:br/>
+      </w:r>
+      <w:r>
+        <w:rPr>
+          <w:rFonts w:eastAsia="Georgia" w:hAnsi="Georgia" w:cs="Georgia"/>
+        </w:rPr>
+        <w:t>COUNT(DISTINCT ua.user_id) AS active_users</w:t>
+      </w:r>
+      <w:r>
+        <w:br/>
+        <w:t>FROM cohorts c</w:t>
+      </w:r>
+      <w:r>
+        <w:br/>
+      </w:r>
+      <w:r>
+        <w:rPr>
+          <w:rFonts w:eastAsia="Georgia" w:hAnsi="Georgia" w:cs="Georgia"/>
+        </w:rPr>
+        <w:t>LEFT JOIN user_activity ua ON c.user_id = ua.user_id</w:t>
+      </w:r>
+      <w:r>
+        <w:br/>
+      </w:r>
+      <w:r>
+        <w:rPr>
+          <w:rFonts w:eastAsia="Georgia" w:hAnsi="Georgia" w:cs="Georgia"/>
+        </w:rPr>
+        <w:t>GROUP BY c.cohort_month, months_since_signup</w:t>
+      </w:r>
+      <w:r>
+        <w:br/>
+      </w:r>
+      <w:r>
+        <w:rPr>
+          <w:rFonts w:eastAsia="Georgia" w:hAnsi="Georgia" w:cs="Georgia"/>
+        </w:rPr>
+        <w:t>ORDER BY c.cohort_month, months_since_signup;</w:t>
       </w:r>
     </w:p>
     <w:p>
       <w:pPr>
         <w:spacing w:before="240" w:line="271" w:lineRule="auto"/>
       </w:pPr>
-      <w:bookmarkStart w:id="138" w:name="question_4_nth_highest_salary"/>
+      <w:bookmarkStart w:id="145" w:name="scenario_4_data_quality_check"/>
       <w:r>
         <w:rPr>
           <w:b/>
           <w:sz w:val="33"/>
         </w:rPr>
-        <w:t>Question 4: Nth Highest Salary</w:t>
-      </w:r>
-      <w:bookmarkEnd w:id="138"/>
+        <w:t>Scenario 4: Data Quality Check</w:t>
+      </w:r>
+      <w:bookmarkEnd w:id="145"/>
     </w:p>
     <w:p>
       <w:pPr>
@@ -31172,19 +33503,15 @@
         <w:t>Problem:</w:t>
       </w:r>
       <w:r>
-        <w:t xml:space="preserve"> Find the Nth highest salary (general solution).</w:t>
-      </w:r>
-    </w:p>
-    <w:p>
-      <w:pPr>
-        <w:spacing w:after="210"/>
-      </w:pPr>
-      <w:r>
-        <w:t>SELECT salary</w:t>
-      </w:r>
-      <w:r>
-        <w:br/>
-        <w:t>FROM (</w:t>
+        <w:t xml:space="preserve"> Find data issues (NULL values, invalid entries).</w:t>
+      </w:r>
+    </w:p>
+    <w:p>
+      <w:pPr>
+        <w:spacing w:after="210"/>
+      </w:pPr>
+      <w:r>
+        <w:t>SELECT</w:t>
       </w:r>
       <w:r>
         <w:br/>
@@ -31193,35 +33520,54 @@
         <w:rPr>
           <w:rFonts w:eastAsia="Georgia" w:hAnsi="Georgia" w:cs="Georgia"/>
         </w:rPr>
-        <w:t>SELECT DISTINCT salary, DENSE_RANK() OVER (ORDER BY salary DESC) AS rnk</w:t>
-      </w:r>
-      <w:r>
-        <w:br/>
-        <w:t>FROM employees</w:t>
-      </w:r>
-      <w:r>
-        <w:br/>
-        <w:t>) ranked</w:t>
-      </w:r>
-      <w:r>
-        <w:br/>
-        <w:t>WHERE rnk = N; -- Replace N with the value you want</w:t>
+        <w:t>COUNT(*) AS total_rows,</w:t>
+      </w:r>
+      <w:r>
+        <w:br/>
+      </w:r>
+      <w:r>
+        <w:rPr>
+          <w:rFonts w:eastAsia="Georgia" w:hAnsi="Georgia" w:cs="Georgia"/>
+        </w:rPr>
+        <w:t>SUM(CASE WHEN email IS NULL THEN 1 ELSE 0 END) AS missing_emails,</w:t>
+      </w:r>
+      <w:r>
+        <w:br/>
+      </w:r>
+      <w:r>
+        <w:rPr>
+          <w:rFonts w:eastAsia="Georgia" w:hAnsi="Georgia" w:cs="Georgia"/>
+        </w:rPr>
+        <w:t>SUM(CASE WHEN salary &lt;= 0 THEN 1 ELSE 0 END) AS invalid_salaries,</w:t>
+      </w:r>
+      <w:r>
+        <w:br/>
+      </w:r>
+      <w:r>
+        <w:rPr>
+          <w:rFonts w:eastAsia="Georgia" w:hAnsi="Georgia" w:cs="Georgia"/>
+        </w:rPr>
+        <w:lastRenderedPageBreak/>
+        <w:t>SUM(CASE WHEN hire_date &gt; CURRENT_DATE THEN 1 ELSE 0 END) AS future_dates</w:t>
+      </w:r>
+      <w:r>
+        <w:br/>
+        <w:t>FROM employees;</w:t>
       </w:r>
     </w:p>
     <w:p>
       <w:pPr>
         <w:spacing w:before="240" w:line="271" w:lineRule="auto"/>
       </w:pPr>
-      <w:bookmarkStart w:id="139" w:name="question_5_employees_with_above_a_26cca2"/>
+      <w:bookmarkStart w:id="146" w:name="scenario_5_consecutive_days_active"/>
       <w:r>
         <w:rPr>
           <w:b/>
           <w:sz w:val="33"/>
         </w:rPr>
-        <w:lastRenderedPageBreak/>
-        <w:t>Question 5: Employees with Above Average Salary</w:t>
-      </w:r>
-      <w:bookmarkEnd w:id="139"/>
+        <w:t>Scenario 5: Consecutive Days Active</w:t>
+      </w:r>
+      <w:bookmarkEnd w:id="146"/>
     </w:p>
     <w:p>
       <w:pPr>
@@ -31234,51 +33580,7 @@
         <w:t>Problem:</w:t>
       </w:r>
       <w:r>
-        <w:t xml:space="preserve"> Find employees earning more than the average.</w:t>
-      </w:r>
-    </w:p>
-    <w:p>
-      <w:pPr>
-        <w:spacing w:after="210"/>
-      </w:pPr>
-      <w:r>
-        <w:t>SELECT name, salary, department</w:t>
-      </w:r>
-      <w:r>
-        <w:br/>
-        <w:t>FROM employees</w:t>
-      </w:r>
-      <w:r>
-        <w:br/>
-        <w:t>WHERE salary &gt; (SELECT AVG(salary) FROM employees);</w:t>
-      </w:r>
-    </w:p>
-    <w:p>
-      <w:pPr>
-        <w:spacing w:before="240" w:line="271" w:lineRule="auto"/>
-      </w:pPr>
-      <w:bookmarkStart w:id="140" w:name="question_6_department_with_highes_2a20af"/>
-      <w:r>
-        <w:rPr>
-          <w:b/>
-          <w:sz w:val="33"/>
-        </w:rPr>
-        <w:t>Question 6: Department with Highest Average Salary</w:t>
-      </w:r>
-      <w:bookmarkEnd w:id="140"/>
-    </w:p>
-    <w:p>
-      <w:pPr>
-        <w:spacing w:after="210"/>
-      </w:pPr>
-      <w:r>
-        <w:rPr>
-          <w:b/>
-        </w:rPr>
-        <w:t>Problem:</w:t>
-      </w:r>
-      <w:r>
-        <w:t xml:space="preserve"> Which department has the highest average salary?</w:t>
+        <w:t xml:space="preserve"> Find users active on consecutive days.</w:t>
       </w:r>
     </w:p>
     <w:p>
@@ -31289,15 +33591,7 @@
         <w:rPr>
           <w:rFonts w:eastAsia="Georgia" w:hAnsi="Georgia" w:cs="Georgia"/>
         </w:rPr>
-        <w:t>SELECT department, AVG(salary) AS avg_sal</w:t>
-      </w:r>
-      <w:r>
-        <w:br/>
-        <w:t>FROM employees</w:t>
-      </w:r>
-      <w:r>
-        <w:br/>
-        <w:t>GROUP BY department</w:t>
+        <w:t>WITH daily_activity AS (</w:t>
       </w:r>
       <w:r>
         <w:br/>
@@ -31306,60 +33600,32 @@
         <w:rPr>
           <w:rFonts w:eastAsia="Georgia" w:hAnsi="Georgia" w:cs="Georgia"/>
         </w:rPr>
-        <w:t>ORDER BY avg_sal DESC</w:t>
-      </w:r>
-      <w:r>
-        <w:br/>
-        <w:t>LIMIT 1;</w:t>
-      </w:r>
-    </w:p>
-    <w:p>
-      <w:pPr>
-        <w:spacing w:before="240" w:line="271" w:lineRule="auto"/>
-      </w:pPr>
-      <w:bookmarkStart w:id="141" w:name="real_world_sql_scenarios"/>
-      <w:r>
-        <w:rPr>
-          <w:b/>
-          <w:sz w:val="42"/>
-        </w:rPr>
-        <w:t>Real-World SQL Scenarios</w:t>
-      </w:r>
-      <w:bookmarkEnd w:id="141"/>
-    </w:p>
-    <w:p>
-      <w:pPr>
-        <w:spacing w:before="240" w:line="271" w:lineRule="auto"/>
-      </w:pPr>
-      <w:bookmarkStart w:id="142" w:name="scenario_1_customer_lifetime_value"/>
-      <w:r>
-        <w:rPr>
-          <w:b/>
-          <w:sz w:val="33"/>
-        </w:rPr>
-        <w:t>Scenario 1: Customer Lifetime Value</w:t>
-      </w:r>
-      <w:bookmarkEnd w:id="142"/>
-    </w:p>
-    <w:p>
-      <w:pPr>
-        <w:spacing w:after="210"/>
-      </w:pPr>
-      <w:r>
-        <w:rPr>
-          <w:b/>
-        </w:rPr>
-        <w:t>Problem:</w:t>
-      </w:r>
-      <w:r>
-        <w:t xml:space="preserve"> Calculate total spending per customer.</w:t>
-      </w:r>
-    </w:p>
-    <w:p>
-      <w:pPr>
-        <w:spacing w:after="210"/>
-      </w:pPr>
-      <w:r>
+        <w:t>SELECT DISTINCT user_id, activity_date</w:t>
+      </w:r>
+      <w:r>
+        <w:br/>
+      </w:r>
+      <w:r>
+        <w:rPr>
+          <w:rFonts w:eastAsia="Georgia" w:hAnsi="Georgia" w:cs="Georgia"/>
+        </w:rPr>
+        <w:t>FROM user_logs</w:t>
+      </w:r>
+      <w:r>
+        <w:br/>
+        <w:t>),</w:t>
+      </w:r>
+      <w:r>
+        <w:br/>
+      </w:r>
+      <w:r>
+        <w:rPr>
+          <w:rFonts w:eastAsia="Georgia" w:hAnsi="Georgia" w:cs="Georgia"/>
+        </w:rPr>
+        <w:t>activity_with_gap AS (</w:t>
+      </w:r>
+      <w:r>
+        <w:br/>
         <w:t>SELECT</w:t>
       </w:r>
       <w:r>
@@ -31369,7 +33635,7 @@
         <w:rPr>
           <w:rFonts w:eastAsia="Georgia" w:hAnsi="Georgia" w:cs="Georgia"/>
         </w:rPr>
-        <w:t>customer_id,</w:t>
+        <w:t>user_id,</w:t>
       </w:r>
       <w:r>
         <w:br/>
@@ -31378,7 +33644,7 @@
         <w:rPr>
           <w:rFonts w:eastAsia="Georgia" w:hAnsi="Georgia" w:cs="Georgia"/>
         </w:rPr>
-        <w:t>customer_name,</w:t>
+        <w:t>activity_date,</w:t>
       </w:r>
       <w:r>
         <w:br/>
@@ -31387,7 +33653,7 @@
         <w:rPr>
           <w:rFonts w:eastAsia="Georgia" w:hAnsi="Georgia" w:cs="Georgia"/>
         </w:rPr>
-        <w:t>COUNT(order_id) AS order_count,</w:t>
+        <w:t>ROW_NUMBER() OVER (PARTITION BY user_id ORDER BY activity_date) AS seq,</w:t>
       </w:r>
       <w:r>
         <w:br/>
@@ -31396,7 +33662,7 @@
         <w:rPr>
           <w:rFonts w:eastAsia="Georgia" w:hAnsi="Georgia" w:cs="Georgia"/>
         </w:rPr>
-        <w:t>SUM(order_amount) AS total_spent,</w:t>
+        <w:t>activity_date - ROW_NUMBER() OVER (PARTITION BY user_id ORDER BY activity_date) INTERVAL '1 day' AS grp</w:t>
       </w:r>
       <w:r>
         <w:br/>
@@ -31405,11 +33671,15 @@
         <w:rPr>
           <w:rFonts w:eastAsia="Georgia" w:hAnsi="Georgia" w:cs="Georgia"/>
         </w:rPr>
-        <w:t>AVG(order_amount) AS avg_order_value</w:t>
-      </w:r>
-      <w:r>
-        <w:br/>
-        <w:t>FROM orders</w:t>
+        <w:t>FROM daily_activity</w:t>
+      </w:r>
+      <w:r>
+        <w:br/>
+        <w:t>)</w:t>
+      </w:r>
+      <w:r>
+        <w:br/>
+        <w:t>SELECT</w:t>
       </w:r>
       <w:r>
         <w:br/>
@@ -31418,7 +33688,7 @@
         <w:rPr>
           <w:rFonts w:eastAsia="Georgia" w:hAnsi="Georgia" w:cs="Georgia"/>
         </w:rPr>
-        <w:t>GROUP BY customer_id, customer_name</w:t>
+        <w:t>user_id,</w:t>
       </w:r>
       <w:r>
         <w:br/>
@@ -31427,51 +33697,7 @@
         <w:rPr>
           <w:rFonts w:eastAsia="Georgia" w:hAnsi="Georgia" w:cs="Georgia"/>
         </w:rPr>
-        <w:t>ORDER BY total_spent DESC;</w:t>
-      </w:r>
-    </w:p>
-    <w:p>
-      <w:pPr>
-        <w:spacing w:before="240" w:line="271" w:lineRule="auto"/>
-      </w:pPr>
-      <w:bookmarkStart w:id="143" w:name="scenario_2_monthly_growth_rate"/>
-      <w:r>
-        <w:rPr>
-          <w:b/>
-          <w:sz w:val="33"/>
-        </w:rPr>
-        <w:t>Scenario 2: Monthly Growth Rate</w:t>
-      </w:r>
-      <w:bookmarkEnd w:id="143"/>
-    </w:p>
-    <w:p>
-      <w:pPr>
-        <w:spacing w:after="210"/>
-      </w:pPr>
-      <w:r>
-        <w:rPr>
-          <w:b/>
-        </w:rPr>
-        <w:t>Problem:</w:t>
-      </w:r>
-      <w:r>
-        <w:t xml:space="preserve"> Show month-on-month sales growth.</w:t>
-      </w:r>
-    </w:p>
-    <w:p>
-      <w:pPr>
-        <w:spacing w:after="210"/>
-      </w:pPr>
-      <w:r>
-        <w:t>SELECT</w:t>
-      </w:r>
-      <w:r>
-        <w:br/>
-        <w:t>month,</w:t>
-      </w:r>
-      <w:r>
-        <w:br/>
-        <w:t>revenue,</w:t>
+        <w:t>MIN(activity_date) AS streak_start,</w:t>
       </w:r>
       <w:r>
         <w:br/>
@@ -31480,442 +33706,10 @@
         <w:rPr>
           <w:rFonts w:eastAsia="Georgia" w:hAnsi="Georgia" w:cs="Georgia"/>
         </w:rPr>
-        <w:t>LAG(revenue) OVER (ORDER BY month) AS prev_month_revenue,</w:t>
-      </w:r>
-      <w:r>
-        <w:br/>
-        <w:t>ROUND(((revenue - LAG(revenue) OVER (ORDER BY month)) /</w:t>
-      </w:r>
-      <w:r>
-        <w:br/>
-      </w:r>
-      <w:r>
-        <w:rPr>
-          <w:rFonts w:eastAsia="Georgia" w:hAnsi="Georgia" w:cs="Georgia"/>
-        </w:rPr>
-        <w:t>LAG(revenue) OVER (ORDER BY month)) * 100, 2) AS growth_percent</w:t>
-      </w:r>
-      <w:r>
-        <w:br/>
-      </w:r>
-      <w:r>
-        <w:rPr>
-          <w:rFonts w:eastAsia="Georgia" w:hAnsi="Georgia" w:cs="Georgia"/>
-        </w:rPr>
-        <w:t>FROM monthly_sales</w:t>
-      </w:r>
-      <w:r>
-        <w:br/>
-        <w:t>ORDER BY month;</w:t>
-      </w:r>
-    </w:p>
-    <w:p>
-      <w:pPr>
-        <w:spacing w:before="240" w:line="271" w:lineRule="auto"/>
-      </w:pPr>
-      <w:bookmarkStart w:id="144" w:name="scenario_3_cohort_analysis"/>
-      <w:r>
-        <w:rPr>
-          <w:b/>
-          <w:sz w:val="33"/>
-        </w:rPr>
-        <w:t>Scenario 3: Cohort Analysis</w:t>
-      </w:r>
-      <w:bookmarkEnd w:id="144"/>
-    </w:p>
-    <w:p>
-      <w:pPr>
-        <w:spacing w:after="210"/>
-      </w:pPr>
-      <w:r>
-        <w:rPr>
-          <w:b/>
-        </w:rPr>
-        <w:t>Problem:</w:t>
-      </w:r>
-      <w:r>
-        <w:t xml:space="preserve"> Track user retention by signup month.</w:t>
-      </w:r>
-    </w:p>
-    <w:p>
-      <w:pPr>
-        <w:spacing w:after="210"/>
-      </w:pPr>
-      <w:r>
-        <w:lastRenderedPageBreak/>
-        <w:t>WITH cohorts AS (</w:t>
-      </w:r>
-      <w:r>
-        <w:br/>
-        <w:t>SELECT</w:t>
-      </w:r>
-      <w:r>
-        <w:br/>
-      </w:r>
-      <w:r>
-        <w:rPr>
-          <w:rFonts w:eastAsia="Georgia" w:hAnsi="Georgia" w:cs="Georgia"/>
-        </w:rPr>
-        <w:t>DATE_TRUNC('month', signup_date) AS cohort_month,</w:t>
-      </w:r>
-      <w:r>
-        <w:br/>
-      </w:r>
-      <w:r>
-        <w:rPr>
-          <w:rFonts w:eastAsia="Georgia" w:hAnsi="Georgia" w:cs="Georgia"/>
-        </w:rPr>
-        <w:t>user_id</w:t>
-      </w:r>
-      <w:r>
-        <w:br/>
-        <w:t>FROM users</w:t>
-      </w:r>
-      <w:r>
-        <w:br/>
-        <w:t>),</w:t>
-      </w:r>
-      <w:r>
-        <w:br/>
-      </w:r>
-      <w:r>
-        <w:rPr>
-          <w:rFonts w:eastAsia="Georgia" w:hAnsi="Georgia" w:cs="Georgia"/>
-        </w:rPr>
-        <w:t>user_activity AS (</w:t>
-      </w:r>
-      <w:r>
-        <w:br/>
-        <w:t>SELECT</w:t>
-      </w:r>
-      <w:r>
-        <w:br/>
-      </w:r>
-      <w:r>
-        <w:rPr>
-          <w:rFonts w:eastAsia="Georgia" w:hAnsi="Georgia" w:cs="Georgia"/>
-        </w:rPr>
-        <w:t>DATE_TRUNC('month', activity_date) AS activity_month,</w:t>
-      </w:r>
-      <w:r>
-        <w:br/>
-      </w:r>
-      <w:r>
-        <w:rPr>
-          <w:rFonts w:eastAsia="Georgia" w:hAnsi="Georgia" w:cs="Georgia"/>
-        </w:rPr>
-        <w:t>user_id</w:t>
-      </w:r>
-      <w:r>
-        <w:br/>
-      </w:r>
-      <w:r>
-        <w:rPr>
-          <w:rFonts w:eastAsia="Georgia" w:hAnsi="Georgia" w:cs="Georgia"/>
-        </w:rPr>
-        <w:t>FROM user_activities</w:t>
-      </w:r>
-      <w:r>
-        <w:br/>
-        <w:t>)</w:t>
-      </w:r>
-      <w:r>
-        <w:br/>
-        <w:t>SELECT</w:t>
-      </w:r>
-      <w:r>
-        <w:br/>
-      </w:r>
-      <w:r>
-        <w:rPr>
-          <w:rFonts w:eastAsia="Georgia" w:hAnsi="Georgia" w:cs="Georgia"/>
-        </w:rPr>
-        <w:t>c.cohort_month,</w:t>
-      </w:r>
-      <w:r>
-        <w:br/>
-      </w:r>
-      <w:r>
-        <w:rPr>
-          <w:rFonts w:eastAsia="Georgia" w:hAnsi="Georgia" w:cs="Georgia"/>
-        </w:rPr>
-        <w:t>DATE_PART('month', ua.activity_month - c.cohort_month) AS months_since_signup,</w:t>
-      </w:r>
-      <w:r>
-        <w:br/>
-      </w:r>
-      <w:r>
-        <w:rPr>
-          <w:rFonts w:eastAsia="Georgia" w:hAnsi="Georgia" w:cs="Georgia"/>
-        </w:rPr>
-        <w:t>COUNT(DISTINCT ua.user_id) AS active_users</w:t>
-      </w:r>
-      <w:r>
-        <w:br/>
-        <w:t>FROM cohorts c</w:t>
-      </w:r>
-      <w:r>
-        <w:br/>
-      </w:r>
-      <w:r>
-        <w:rPr>
-          <w:rFonts w:eastAsia="Georgia" w:hAnsi="Georgia" w:cs="Georgia"/>
-        </w:rPr>
-        <w:t>LEFT JOIN user_activity ua ON c.user_id = ua.user_id</w:t>
-      </w:r>
-      <w:r>
-        <w:br/>
-      </w:r>
-      <w:r>
-        <w:rPr>
-          <w:rFonts w:eastAsia="Georgia" w:hAnsi="Georgia" w:cs="Georgia"/>
-        </w:rPr>
-        <w:t>GROUP BY c.cohort_month, months_since_signup</w:t>
-      </w:r>
-      <w:r>
-        <w:br/>
-      </w:r>
-      <w:r>
-        <w:rPr>
-          <w:rFonts w:eastAsia="Georgia" w:hAnsi="Georgia" w:cs="Georgia"/>
-        </w:rPr>
-        <w:t>ORDER BY c.cohort_month, months_since_signup;</w:t>
-      </w:r>
-    </w:p>
-    <w:p>
-      <w:pPr>
-        <w:spacing w:before="240" w:line="271" w:lineRule="auto"/>
-      </w:pPr>
-      <w:bookmarkStart w:id="145" w:name="scenario_4_data_quality_check"/>
-      <w:r>
-        <w:rPr>
-          <w:b/>
-          <w:sz w:val="33"/>
-        </w:rPr>
-        <w:t>Scenario 4: Data Quality Check</w:t>
-      </w:r>
-      <w:bookmarkEnd w:id="145"/>
-    </w:p>
-    <w:p>
-      <w:pPr>
-        <w:spacing w:after="210"/>
-      </w:pPr>
-      <w:r>
-        <w:rPr>
-          <w:b/>
-        </w:rPr>
-        <w:t>Problem:</w:t>
-      </w:r>
-      <w:r>
-        <w:t xml:space="preserve"> Find data issues (NULL values, invalid entries).</w:t>
-      </w:r>
-    </w:p>
-    <w:p>
-      <w:pPr>
-        <w:spacing w:after="210"/>
-      </w:pPr>
-      <w:r>
-        <w:t>SELECT</w:t>
-      </w:r>
-      <w:r>
-        <w:br/>
-      </w:r>
-      <w:r>
-        <w:rPr>
-          <w:rFonts w:eastAsia="Georgia" w:hAnsi="Georgia" w:cs="Georgia"/>
-        </w:rPr>
-        <w:t>COUNT(*) AS total_rows,</w:t>
-      </w:r>
-      <w:r>
-        <w:br/>
-      </w:r>
-      <w:r>
-        <w:rPr>
-          <w:rFonts w:eastAsia="Georgia" w:hAnsi="Georgia" w:cs="Georgia"/>
-        </w:rPr>
-        <w:t>SUM(CASE WHEN email IS NULL THEN 1 ELSE 0 END) AS missing_emails,</w:t>
-      </w:r>
-      <w:r>
-        <w:br/>
-      </w:r>
-      <w:r>
-        <w:rPr>
-          <w:rFonts w:eastAsia="Georgia" w:hAnsi="Georgia" w:cs="Georgia"/>
-        </w:rPr>
-        <w:t>SUM(CASE WHEN salary &lt;= 0 THEN 1 ELSE 0 END) AS invalid_salaries,</w:t>
-      </w:r>
-      <w:r>
-        <w:br/>
-      </w:r>
-      <w:r>
-        <w:rPr>
-          <w:rFonts w:eastAsia="Georgia" w:hAnsi="Georgia" w:cs="Georgia"/>
-        </w:rPr>
-        <w:t>SUM(CASE WHEN hire_date &gt; CURRENT_DATE THEN 1 ELSE 0 END) AS future_dates</w:t>
-      </w:r>
-      <w:r>
-        <w:br/>
-        <w:t>FROM employees;</w:t>
-      </w:r>
-    </w:p>
-    <w:p>
-      <w:pPr>
-        <w:spacing w:before="240" w:line="271" w:lineRule="auto"/>
-      </w:pPr>
-      <w:bookmarkStart w:id="146" w:name="scenario_5_consecutive_days_active"/>
-      <w:r>
-        <w:rPr>
-          <w:b/>
-          <w:sz w:val="33"/>
-        </w:rPr>
-        <w:t>Scenario 5: Consecutive Days Active</w:t>
-      </w:r>
-      <w:bookmarkEnd w:id="146"/>
-    </w:p>
-    <w:p>
-      <w:pPr>
-        <w:spacing w:after="210"/>
-      </w:pPr>
-      <w:r>
-        <w:rPr>
-          <w:b/>
-        </w:rPr>
-        <w:t>Problem:</w:t>
-      </w:r>
-      <w:r>
-        <w:t xml:space="preserve"> Find users active on consecutive days.</w:t>
-      </w:r>
-    </w:p>
-    <w:p>
-      <w:pPr>
-        <w:spacing w:after="210"/>
-      </w:pPr>
-      <w:r>
-        <w:rPr>
-          <w:rFonts w:eastAsia="Georgia" w:hAnsi="Georgia" w:cs="Georgia"/>
-        </w:rPr>
-        <w:t>WITH daily_activity AS (</w:t>
-      </w:r>
-      <w:r>
-        <w:br/>
-      </w:r>
-      <w:r>
-        <w:rPr>
-          <w:rFonts w:eastAsia="Georgia" w:hAnsi="Georgia" w:cs="Georgia"/>
-        </w:rPr>
-        <w:t>SELECT DISTINCT user_id, activity_date</w:t>
-      </w:r>
-      <w:r>
-        <w:br/>
-      </w:r>
-      <w:r>
-        <w:rPr>
-          <w:rFonts w:eastAsia="Georgia" w:hAnsi="Georgia" w:cs="Georgia"/>
-        </w:rPr>
-        <w:t>FROM user_logs</w:t>
-      </w:r>
-      <w:r>
-        <w:br/>
-        <w:t>),</w:t>
-      </w:r>
-      <w:r>
-        <w:br/>
-      </w:r>
-      <w:r>
-        <w:rPr>
-          <w:rFonts w:eastAsia="Georgia" w:hAnsi="Georgia" w:cs="Georgia"/>
-        </w:rPr>
-        <w:t>activity_with_gap AS (</w:t>
-      </w:r>
-      <w:r>
-        <w:br/>
-        <w:t>SELECT</w:t>
-      </w:r>
-      <w:r>
-        <w:br/>
-      </w:r>
-      <w:r>
-        <w:rPr>
-          <w:rFonts w:eastAsia="Georgia" w:hAnsi="Georgia" w:cs="Georgia"/>
-        </w:rPr>
-        <w:t>user_id,</w:t>
-      </w:r>
-      <w:r>
-        <w:br/>
-      </w:r>
-      <w:r>
-        <w:rPr>
-          <w:rFonts w:eastAsia="Georgia" w:hAnsi="Georgia" w:cs="Georgia"/>
-        </w:rPr>
-        <w:t>activity_date,</w:t>
-      </w:r>
-      <w:r>
-        <w:br/>
-      </w:r>
-      <w:r>
-        <w:rPr>
-          <w:rFonts w:eastAsia="Georgia" w:hAnsi="Georgia" w:cs="Georgia"/>
-        </w:rPr>
-        <w:t>ROW_NUMBER() OVER (PARTITION BY user_id ORDER BY activity_date) AS seq,</w:t>
-      </w:r>
-      <w:r>
-        <w:br/>
-      </w:r>
-      <w:r>
-        <w:rPr>
-          <w:rFonts w:eastAsia="Georgia" w:hAnsi="Georgia" w:cs="Georgia"/>
-        </w:rPr>
-        <w:t>activity_date - ROW_NUMBER() OVER (PARTITION BY user_id ORDER BY activity_date) INTERVAL '1 day' AS grp</w:t>
-      </w:r>
-      <w:r>
-        <w:br/>
-      </w:r>
-      <w:r>
-        <w:rPr>
-          <w:rFonts w:eastAsia="Georgia" w:hAnsi="Georgia" w:cs="Georgia"/>
-        </w:rPr>
-        <w:t>FROM daily_activity</w:t>
-      </w:r>
-      <w:r>
-        <w:br/>
-        <w:t>)</w:t>
-      </w:r>
-      <w:r>
-        <w:br/>
-        <w:t>SELECT</w:t>
-      </w:r>
-      <w:r>
-        <w:br/>
-      </w:r>
-      <w:r>
-        <w:rPr>
-          <w:rFonts w:eastAsia="Georgia" w:hAnsi="Georgia" w:cs="Georgia"/>
-        </w:rPr>
-        <w:t>user_id,</w:t>
-      </w:r>
-      <w:r>
-        <w:br/>
-      </w:r>
-      <w:r>
-        <w:rPr>
-          <w:rFonts w:eastAsia="Georgia" w:hAnsi="Georgia" w:cs="Georgia"/>
-        </w:rPr>
-        <w:t>MIN(activity_date) AS streak_start,</w:t>
-      </w:r>
-      <w:r>
-        <w:br/>
-      </w:r>
-      <w:r>
-        <w:rPr>
-          <w:rFonts w:eastAsia="Georgia" w:hAnsi="Georgia" w:cs="Georgia"/>
-        </w:rPr>
         <w:t>MAX(activity_date) AS streak_end,</w:t>
       </w:r>
       <w:r>
         <w:br/>
-      </w:r>
-      <w:r>
-        <w:lastRenderedPageBreak/>
         <w:t>COUNT(</w:t>
       </w:r>
       <w:r>
@@ -32096,6 +33890,7 @@
           <w:b/>
           <w:sz w:val="33"/>
         </w:rPr>
+        <w:lastRenderedPageBreak/>
         <w:t>Question: Which Query is More Efficient?</w:t>
       </w:r>
       <w:bookmarkEnd w:id="149"/>
@@ -32118,7 +33913,7 @@
       <w:r>
         <w:t xml:space="preserve">SELECT </w:t>
       </w:r>
-      <w:hyperlink r:id="rId36">
+      <w:hyperlink r:id="rId38">
         <w:r>
           <w:rPr>
             <w:color w:val="4472C4"/>
@@ -32174,7 +33969,7 @@
       <w:r>
         <w:t xml:space="preserve">SELECT </w:t>
       </w:r>
-      <w:hyperlink r:id="rId37">
+      <w:hyperlink r:id="rId39">
         <w:r>
           <w:rPr>
             <w:color w:val="4472C4"/>
@@ -32255,7 +34050,6 @@
         <w:rPr>
           <w:noProof/>
         </w:rPr>
-        <w:lastRenderedPageBreak/>
         <w:pict w14:anchorId="0F71B88A">
           <v:rect id="_x0000_i1092" alt="" style="width:434.5pt;height:.05pt;mso-width-percent:0;mso-height-percent:0;mso-width-percent:0;mso-height-percent:0" o:hralign="center" o:hrstd="t" o:hr="t"/>
         </w:pict>
@@ -32404,6 +34198,7 @@
         <w:spacing w:after="210"/>
       </w:pPr>
       <w:r>
+        <w:lastRenderedPageBreak/>
         <w:t>COUNT(), SUM(), AVG(), MIN(), MAX()</w:t>
       </w:r>
       <w:r>
@@ -32512,7 +34307,6 @@
           <w:b/>
           <w:sz w:val="42"/>
         </w:rPr>
-        <w:lastRenderedPageBreak/>
         <w:t>Key Takeaways</w:t>
       </w:r>
       <w:bookmarkEnd w:id="157"/>
@@ -38685,6 +40479,155 @@
     </w:lvl>
   </w:abstractNum>
   <w:abstractNum w:abstractNumId="56" w15:restartNumberingAfterBreak="0">
+    <w:nsid w:val="5CF031BB"/>
+    <w:multiLevelType w:val="multilevel"/>
+    <w:tmpl w:val="1968F6C8"/>
+    <w:lvl w:ilvl="0">
+      <w:start w:val="1"/>
+      <w:numFmt w:val="bullet"/>
+      <w:lvlText w:val=""/>
+      <w:lvlJc w:val="left"/>
+      <w:pPr>
+        <w:tabs>
+          <w:tab w:val="num" w:pos="720"/>
+        </w:tabs>
+        <w:ind w:left="720" w:hanging="360"/>
+      </w:pPr>
+      <w:rPr>
+        <w:rFonts w:ascii="Symbol" w:hAnsi="Symbol" w:hint="default"/>
+        <w:sz w:val="20"/>
+      </w:rPr>
+    </w:lvl>
+    <w:lvl w:ilvl="1" w:tentative="1">
+      <w:start w:val="1"/>
+      <w:numFmt w:val="bullet"/>
+      <w:lvlText w:val="o"/>
+      <w:lvlJc w:val="left"/>
+      <w:pPr>
+        <w:tabs>
+          <w:tab w:val="num" w:pos="1440"/>
+        </w:tabs>
+        <w:ind w:left="1440" w:hanging="360"/>
+      </w:pPr>
+      <w:rPr>
+        <w:rFonts w:ascii="Courier New" w:hAnsi="Courier New" w:hint="default"/>
+        <w:sz w:val="20"/>
+      </w:rPr>
+    </w:lvl>
+    <w:lvl w:ilvl="2" w:tentative="1">
+      <w:start w:val="1"/>
+      <w:numFmt w:val="bullet"/>
+      <w:lvlText w:val=""/>
+      <w:lvlJc w:val="left"/>
+      <w:pPr>
+        <w:tabs>
+          <w:tab w:val="num" w:pos="2160"/>
+        </w:tabs>
+        <w:ind w:left="2160" w:hanging="360"/>
+      </w:pPr>
+      <w:rPr>
+        <w:rFonts w:ascii="Wingdings" w:hAnsi="Wingdings" w:hint="default"/>
+        <w:sz w:val="20"/>
+      </w:rPr>
+    </w:lvl>
+    <w:lvl w:ilvl="3" w:tentative="1">
+      <w:start w:val="1"/>
+      <w:numFmt w:val="bullet"/>
+      <w:lvlText w:val=""/>
+      <w:lvlJc w:val="left"/>
+      <w:pPr>
+        <w:tabs>
+          <w:tab w:val="num" w:pos="2880"/>
+        </w:tabs>
+        <w:ind w:left="2880" w:hanging="360"/>
+      </w:pPr>
+      <w:rPr>
+        <w:rFonts w:ascii="Wingdings" w:hAnsi="Wingdings" w:hint="default"/>
+        <w:sz w:val="20"/>
+      </w:rPr>
+    </w:lvl>
+    <w:lvl w:ilvl="4" w:tentative="1">
+      <w:start w:val="1"/>
+      <w:numFmt w:val="bullet"/>
+      <w:lvlText w:val=""/>
+      <w:lvlJc w:val="left"/>
+      <w:pPr>
+        <w:tabs>
+          <w:tab w:val="num" w:pos="3600"/>
+        </w:tabs>
+        <w:ind w:left="3600" w:hanging="360"/>
+      </w:pPr>
+      <w:rPr>
+        <w:rFonts w:ascii="Wingdings" w:hAnsi="Wingdings" w:hint="default"/>
+        <w:sz w:val="20"/>
+      </w:rPr>
+    </w:lvl>
+    <w:lvl w:ilvl="5" w:tentative="1">
+      <w:start w:val="1"/>
+      <w:numFmt w:val="bullet"/>
+      <w:lvlText w:val=""/>
+      <w:lvlJc w:val="left"/>
+      <w:pPr>
+        <w:tabs>
+          <w:tab w:val="num" w:pos="4320"/>
+        </w:tabs>
+        <w:ind w:left="4320" w:hanging="360"/>
+      </w:pPr>
+      <w:rPr>
+        <w:rFonts w:ascii="Wingdings" w:hAnsi="Wingdings" w:hint="default"/>
+        <w:sz w:val="20"/>
+      </w:rPr>
+    </w:lvl>
+    <w:lvl w:ilvl="6" w:tentative="1">
+      <w:start w:val="1"/>
+      <w:numFmt w:val="bullet"/>
+      <w:lvlText w:val=""/>
+      <w:lvlJc w:val="left"/>
+      <w:pPr>
+        <w:tabs>
+          <w:tab w:val="num" w:pos="5040"/>
+        </w:tabs>
+        <w:ind w:left="5040" w:hanging="360"/>
+      </w:pPr>
+      <w:rPr>
+        <w:rFonts w:ascii="Wingdings" w:hAnsi="Wingdings" w:hint="default"/>
+        <w:sz w:val="20"/>
+      </w:rPr>
+    </w:lvl>
+    <w:lvl w:ilvl="7" w:tentative="1">
+      <w:start w:val="1"/>
+      <w:numFmt w:val="bullet"/>
+      <w:lvlText w:val=""/>
+      <w:lvlJc w:val="left"/>
+      <w:pPr>
+        <w:tabs>
+          <w:tab w:val="num" w:pos="5760"/>
+        </w:tabs>
+        <w:ind w:left="5760" w:hanging="360"/>
+      </w:pPr>
+      <w:rPr>
+        <w:rFonts w:ascii="Wingdings" w:hAnsi="Wingdings" w:hint="default"/>
+        <w:sz w:val="20"/>
+      </w:rPr>
+    </w:lvl>
+    <w:lvl w:ilvl="8" w:tentative="1">
+      <w:start w:val="1"/>
+      <w:numFmt w:val="bullet"/>
+      <w:lvlText w:val=""/>
+      <w:lvlJc w:val="left"/>
+      <w:pPr>
+        <w:tabs>
+          <w:tab w:val="num" w:pos="6480"/>
+        </w:tabs>
+        <w:ind w:left="6480" w:hanging="360"/>
+      </w:pPr>
+      <w:rPr>
+        <w:rFonts w:ascii="Wingdings" w:hAnsi="Wingdings" w:hint="default"/>
+        <w:sz w:val="20"/>
+      </w:rPr>
+    </w:lvl>
+  </w:abstractNum>
+  <w:abstractNum w:abstractNumId="57" w15:restartNumberingAfterBreak="0">
     <w:nsid w:val="5E8E3162"/>
     <w:multiLevelType w:val="multilevel"/>
     <w:tmpl w:val="5BD8C0A0"/>
@@ -38797,7 +40740,7 @@
       </w:pPr>
     </w:lvl>
   </w:abstractNum>
-  <w:abstractNum w:abstractNumId="57" w15:restartNumberingAfterBreak="0">
+  <w:abstractNum w:abstractNumId="58" w15:restartNumberingAfterBreak="0">
     <w:nsid w:val="609869DF"/>
     <w:multiLevelType w:val="hybridMultilevel"/>
     <w:tmpl w:val="DF0A4050"/>
@@ -38857,7 +40800,7 @@
       <w:lvlJc w:val="left"/>
     </w:lvl>
   </w:abstractNum>
-  <w:abstractNum w:abstractNumId="58" w15:restartNumberingAfterBreak="0">
+  <w:abstractNum w:abstractNumId="59" w15:restartNumberingAfterBreak="0">
     <w:nsid w:val="610951BC"/>
     <w:multiLevelType w:val="multilevel"/>
     <w:tmpl w:val="A3F81194"/>
@@ -39006,7 +40949,7 @@
       </w:rPr>
     </w:lvl>
   </w:abstractNum>
-  <w:abstractNum w:abstractNumId="59" w15:restartNumberingAfterBreak="0">
+  <w:abstractNum w:abstractNumId="60" w15:restartNumberingAfterBreak="0">
     <w:nsid w:val="61536BB1"/>
     <w:multiLevelType w:val="multilevel"/>
     <w:tmpl w:val="79702BBE"/>
@@ -39119,7 +41062,7 @@
       </w:pPr>
     </w:lvl>
   </w:abstractNum>
-  <w:abstractNum w:abstractNumId="60" w15:restartNumberingAfterBreak="0">
+  <w:abstractNum w:abstractNumId="61" w15:restartNumberingAfterBreak="0">
     <w:nsid w:val="62BF14ED"/>
     <w:multiLevelType w:val="multilevel"/>
     <w:tmpl w:val="EC2E6132"/>
@@ -39268,7 +41211,7 @@
       </w:rPr>
     </w:lvl>
   </w:abstractNum>
-  <w:abstractNum w:abstractNumId="61" w15:restartNumberingAfterBreak="0">
+  <w:abstractNum w:abstractNumId="62" w15:restartNumberingAfterBreak="0">
     <w:nsid w:val="6389501D"/>
     <w:multiLevelType w:val="multilevel"/>
     <w:tmpl w:val="44DE546C"/>
@@ -39381,7 +41324,7 @@
       </w:pPr>
     </w:lvl>
   </w:abstractNum>
-  <w:abstractNum w:abstractNumId="62" w15:restartNumberingAfterBreak="0">
+  <w:abstractNum w:abstractNumId="63" w15:restartNumberingAfterBreak="0">
     <w:nsid w:val="64C94B44"/>
     <w:multiLevelType w:val="multilevel"/>
     <w:tmpl w:val="4ECE9B5C"/>
@@ -39530,7 +41473,7 @@
       </w:rPr>
     </w:lvl>
   </w:abstractNum>
-  <w:abstractNum w:abstractNumId="63" w15:restartNumberingAfterBreak="0">
+  <w:abstractNum w:abstractNumId="64" w15:restartNumberingAfterBreak="0">
     <w:nsid w:val="6671516D"/>
     <w:multiLevelType w:val="multilevel"/>
     <w:tmpl w:val="0046C33E"/>
@@ -39679,7 +41622,7 @@
       </w:rPr>
     </w:lvl>
   </w:abstractNum>
-  <w:abstractNum w:abstractNumId="64" w15:restartNumberingAfterBreak="0">
+  <w:abstractNum w:abstractNumId="65" w15:restartNumberingAfterBreak="0">
     <w:nsid w:val="66CA2593"/>
     <w:multiLevelType w:val="multilevel"/>
     <w:tmpl w:val="73366128"/>
@@ -39828,7 +41771,7 @@
       </w:rPr>
     </w:lvl>
   </w:abstractNum>
-  <w:abstractNum w:abstractNumId="65" w15:restartNumberingAfterBreak="0">
+  <w:abstractNum w:abstractNumId="66" w15:restartNumberingAfterBreak="0">
     <w:nsid w:val="69634C36"/>
     <w:multiLevelType w:val="multilevel"/>
     <w:tmpl w:val="0D66857A"/>
@@ -39977,7 +41920,7 @@
       </w:rPr>
     </w:lvl>
   </w:abstractNum>
-  <w:abstractNum w:abstractNumId="66" w15:restartNumberingAfterBreak="0">
+  <w:abstractNum w:abstractNumId="67" w15:restartNumberingAfterBreak="0">
     <w:nsid w:val="6ADF40A2"/>
     <w:multiLevelType w:val="hybridMultilevel"/>
     <w:tmpl w:val="7CD4347E"/>
@@ -40037,7 +41980,7 @@
       <w:lvlJc w:val="left"/>
     </w:lvl>
   </w:abstractNum>
-  <w:abstractNum w:abstractNumId="67" w15:restartNumberingAfterBreak="0">
+  <w:abstractNum w:abstractNumId="68" w15:restartNumberingAfterBreak="0">
     <w:nsid w:val="6B1544C7"/>
     <w:multiLevelType w:val="hybridMultilevel"/>
     <w:tmpl w:val="A85EAE46"/>
@@ -40097,7 +42040,156 @@
       <w:lvlJc w:val="left"/>
     </w:lvl>
   </w:abstractNum>
-  <w:abstractNum w:abstractNumId="68" w15:restartNumberingAfterBreak="0">
+  <w:abstractNum w:abstractNumId="69" w15:restartNumberingAfterBreak="0">
+    <w:nsid w:val="6C082A5E"/>
+    <w:multiLevelType w:val="multilevel"/>
+    <w:tmpl w:val="14B6026A"/>
+    <w:lvl w:ilvl="0">
+      <w:start w:val="1"/>
+      <w:numFmt w:val="bullet"/>
+      <w:lvlText w:val=""/>
+      <w:lvlJc w:val="left"/>
+      <w:pPr>
+        <w:tabs>
+          <w:tab w:val="num" w:pos="720"/>
+        </w:tabs>
+        <w:ind w:left="720" w:hanging="360"/>
+      </w:pPr>
+      <w:rPr>
+        <w:rFonts w:ascii="Symbol" w:hAnsi="Symbol" w:hint="default"/>
+        <w:sz w:val="20"/>
+      </w:rPr>
+    </w:lvl>
+    <w:lvl w:ilvl="1" w:tentative="1">
+      <w:start w:val="1"/>
+      <w:numFmt w:val="bullet"/>
+      <w:lvlText w:val="o"/>
+      <w:lvlJc w:val="left"/>
+      <w:pPr>
+        <w:tabs>
+          <w:tab w:val="num" w:pos="1440"/>
+        </w:tabs>
+        <w:ind w:left="1440" w:hanging="360"/>
+      </w:pPr>
+      <w:rPr>
+        <w:rFonts w:ascii="Courier New" w:hAnsi="Courier New" w:hint="default"/>
+        <w:sz w:val="20"/>
+      </w:rPr>
+    </w:lvl>
+    <w:lvl w:ilvl="2" w:tentative="1">
+      <w:start w:val="1"/>
+      <w:numFmt w:val="bullet"/>
+      <w:lvlText w:val=""/>
+      <w:lvlJc w:val="left"/>
+      <w:pPr>
+        <w:tabs>
+          <w:tab w:val="num" w:pos="2160"/>
+        </w:tabs>
+        <w:ind w:left="2160" w:hanging="360"/>
+      </w:pPr>
+      <w:rPr>
+        <w:rFonts w:ascii="Wingdings" w:hAnsi="Wingdings" w:hint="default"/>
+        <w:sz w:val="20"/>
+      </w:rPr>
+    </w:lvl>
+    <w:lvl w:ilvl="3" w:tentative="1">
+      <w:start w:val="1"/>
+      <w:numFmt w:val="bullet"/>
+      <w:lvlText w:val=""/>
+      <w:lvlJc w:val="left"/>
+      <w:pPr>
+        <w:tabs>
+          <w:tab w:val="num" w:pos="2880"/>
+        </w:tabs>
+        <w:ind w:left="2880" w:hanging="360"/>
+      </w:pPr>
+      <w:rPr>
+        <w:rFonts w:ascii="Wingdings" w:hAnsi="Wingdings" w:hint="default"/>
+        <w:sz w:val="20"/>
+      </w:rPr>
+    </w:lvl>
+    <w:lvl w:ilvl="4" w:tentative="1">
+      <w:start w:val="1"/>
+      <w:numFmt w:val="bullet"/>
+      <w:lvlText w:val=""/>
+      <w:lvlJc w:val="left"/>
+      <w:pPr>
+        <w:tabs>
+          <w:tab w:val="num" w:pos="3600"/>
+        </w:tabs>
+        <w:ind w:left="3600" w:hanging="360"/>
+      </w:pPr>
+      <w:rPr>
+        <w:rFonts w:ascii="Wingdings" w:hAnsi="Wingdings" w:hint="default"/>
+        <w:sz w:val="20"/>
+      </w:rPr>
+    </w:lvl>
+    <w:lvl w:ilvl="5" w:tentative="1">
+      <w:start w:val="1"/>
+      <w:numFmt w:val="bullet"/>
+      <w:lvlText w:val=""/>
+      <w:lvlJc w:val="left"/>
+      <w:pPr>
+        <w:tabs>
+          <w:tab w:val="num" w:pos="4320"/>
+        </w:tabs>
+        <w:ind w:left="4320" w:hanging="360"/>
+      </w:pPr>
+      <w:rPr>
+        <w:rFonts w:ascii="Wingdings" w:hAnsi="Wingdings" w:hint="default"/>
+        <w:sz w:val="20"/>
+      </w:rPr>
+    </w:lvl>
+    <w:lvl w:ilvl="6" w:tentative="1">
+      <w:start w:val="1"/>
+      <w:numFmt w:val="bullet"/>
+      <w:lvlText w:val=""/>
+      <w:lvlJc w:val="left"/>
+      <w:pPr>
+        <w:tabs>
+          <w:tab w:val="num" w:pos="5040"/>
+        </w:tabs>
+        <w:ind w:left="5040" w:hanging="360"/>
+      </w:pPr>
+      <w:rPr>
+        <w:rFonts w:ascii="Wingdings" w:hAnsi="Wingdings" w:hint="default"/>
+        <w:sz w:val="20"/>
+      </w:rPr>
+    </w:lvl>
+    <w:lvl w:ilvl="7" w:tentative="1">
+      <w:start w:val="1"/>
+      <w:numFmt w:val="bullet"/>
+      <w:lvlText w:val=""/>
+      <w:lvlJc w:val="left"/>
+      <w:pPr>
+        <w:tabs>
+          <w:tab w:val="num" w:pos="5760"/>
+        </w:tabs>
+        <w:ind w:left="5760" w:hanging="360"/>
+      </w:pPr>
+      <w:rPr>
+        <w:rFonts w:ascii="Wingdings" w:hAnsi="Wingdings" w:hint="default"/>
+        <w:sz w:val="20"/>
+      </w:rPr>
+    </w:lvl>
+    <w:lvl w:ilvl="8" w:tentative="1">
+      <w:start w:val="1"/>
+      <w:numFmt w:val="bullet"/>
+      <w:lvlText w:val=""/>
+      <w:lvlJc w:val="left"/>
+      <w:pPr>
+        <w:tabs>
+          <w:tab w:val="num" w:pos="6480"/>
+        </w:tabs>
+        <w:ind w:left="6480" w:hanging="360"/>
+      </w:pPr>
+      <w:rPr>
+        <w:rFonts w:ascii="Wingdings" w:hAnsi="Wingdings" w:hint="default"/>
+        <w:sz w:val="20"/>
+      </w:rPr>
+    </w:lvl>
+  </w:abstractNum>
+  <w:abstractNum w:abstractNumId="70" w15:restartNumberingAfterBreak="0">
     <w:nsid w:val="6CE43E9C"/>
     <w:multiLevelType w:val="multilevel"/>
     <w:tmpl w:val="45041758"/>
@@ -40246,7 +42338,7 @@
       </w:rPr>
     </w:lvl>
   </w:abstractNum>
-  <w:abstractNum w:abstractNumId="69" w15:restartNumberingAfterBreak="0">
+  <w:abstractNum w:abstractNumId="71" w15:restartNumberingAfterBreak="0">
     <w:nsid w:val="6D58147E"/>
     <w:multiLevelType w:val="multilevel"/>
     <w:tmpl w:val="A4ACE306"/>
@@ -40395,7 +42487,7 @@
       </w:rPr>
     </w:lvl>
   </w:abstractNum>
-  <w:abstractNum w:abstractNumId="70" w15:restartNumberingAfterBreak="0">
+  <w:abstractNum w:abstractNumId="72" w15:restartNumberingAfterBreak="0">
     <w:nsid w:val="6DC15FDD"/>
     <w:multiLevelType w:val="multilevel"/>
     <w:tmpl w:val="D414AC88"/>
@@ -40544,7 +42636,7 @@
       </w:rPr>
     </w:lvl>
   </w:abstractNum>
-  <w:abstractNum w:abstractNumId="71" w15:restartNumberingAfterBreak="0">
+  <w:abstractNum w:abstractNumId="73" w15:restartNumberingAfterBreak="0">
     <w:nsid w:val="6E841668"/>
     <w:multiLevelType w:val="multilevel"/>
     <w:tmpl w:val="9752B2C8"/>
@@ -40693,7 +42785,7 @@
       </w:rPr>
     </w:lvl>
   </w:abstractNum>
-  <w:abstractNum w:abstractNumId="72" w15:restartNumberingAfterBreak="0">
+  <w:abstractNum w:abstractNumId="74" w15:restartNumberingAfterBreak="0">
     <w:nsid w:val="6F68273E"/>
     <w:multiLevelType w:val="multilevel"/>
     <w:tmpl w:val="63563E86"/>
@@ -40842,7 +42934,7 @@
       </w:rPr>
     </w:lvl>
   </w:abstractNum>
-  <w:abstractNum w:abstractNumId="73" w15:restartNumberingAfterBreak="0">
+  <w:abstractNum w:abstractNumId="75" w15:restartNumberingAfterBreak="0">
     <w:nsid w:val="70483E7E"/>
     <w:multiLevelType w:val="multilevel"/>
     <w:tmpl w:val="37A629D8"/>
@@ -40991,7 +43083,7 @@
       </w:rPr>
     </w:lvl>
   </w:abstractNum>
-  <w:abstractNum w:abstractNumId="74" w15:restartNumberingAfterBreak="0">
+  <w:abstractNum w:abstractNumId="76" w15:restartNumberingAfterBreak="0">
     <w:nsid w:val="70622B7E"/>
     <w:multiLevelType w:val="multilevel"/>
     <w:tmpl w:val="5790BDAA"/>
@@ -41140,7 +43232,7 @@
       </w:rPr>
     </w:lvl>
   </w:abstractNum>
-  <w:abstractNum w:abstractNumId="75" w15:restartNumberingAfterBreak="0">
+  <w:abstractNum w:abstractNumId="77" w15:restartNumberingAfterBreak="0">
     <w:nsid w:val="70FC457D"/>
     <w:multiLevelType w:val="hybridMultilevel"/>
     <w:tmpl w:val="FDB47854"/>
@@ -41200,7 +43292,7 @@
       <w:lvlJc w:val="left"/>
     </w:lvl>
   </w:abstractNum>
-  <w:abstractNum w:abstractNumId="76" w15:restartNumberingAfterBreak="0">
+  <w:abstractNum w:abstractNumId="78" w15:restartNumberingAfterBreak="0">
     <w:nsid w:val="721D0539"/>
     <w:multiLevelType w:val="hybridMultilevel"/>
     <w:tmpl w:val="F330FFEE"/>
@@ -41257,7 +43349,7 @@
       <w:lvlJc w:val="left"/>
     </w:lvl>
   </w:abstractNum>
-  <w:abstractNum w:abstractNumId="77" w15:restartNumberingAfterBreak="0">
+  <w:abstractNum w:abstractNumId="79" w15:restartNumberingAfterBreak="0">
     <w:nsid w:val="72242E30"/>
     <w:multiLevelType w:val="hybridMultilevel"/>
     <w:tmpl w:val="6C940A9C"/>
@@ -41317,7 +43409,7 @@
       <w:lvlJc w:val="left"/>
     </w:lvl>
   </w:abstractNum>
-  <w:abstractNum w:abstractNumId="78" w15:restartNumberingAfterBreak="0">
+  <w:abstractNum w:abstractNumId="80" w15:restartNumberingAfterBreak="0">
     <w:nsid w:val="74A65CBC"/>
     <w:multiLevelType w:val="multilevel"/>
     <w:tmpl w:val="D19248C2"/>
@@ -41466,7 +43558,7 @@
       </w:rPr>
     </w:lvl>
   </w:abstractNum>
-  <w:abstractNum w:abstractNumId="79" w15:restartNumberingAfterBreak="0">
+  <w:abstractNum w:abstractNumId="81" w15:restartNumberingAfterBreak="0">
     <w:nsid w:val="76B55D28"/>
     <w:multiLevelType w:val="multilevel"/>
     <w:tmpl w:val="1D5EFBCA"/>
@@ -41579,7 +43671,7 @@
       </w:pPr>
     </w:lvl>
   </w:abstractNum>
-  <w:abstractNum w:abstractNumId="80" w15:restartNumberingAfterBreak="0">
+  <w:abstractNum w:abstractNumId="82" w15:restartNumberingAfterBreak="0">
     <w:nsid w:val="773C028C"/>
     <w:multiLevelType w:val="hybridMultilevel"/>
     <w:tmpl w:val="C04CA522"/>
@@ -41639,7 +43731,7 @@
       <w:lvlJc w:val="left"/>
     </w:lvl>
   </w:abstractNum>
-  <w:abstractNum w:abstractNumId="81" w15:restartNumberingAfterBreak="0">
+  <w:abstractNum w:abstractNumId="83" w15:restartNumberingAfterBreak="0">
     <w:nsid w:val="774E37E8"/>
     <w:multiLevelType w:val="hybridMultilevel"/>
     <w:tmpl w:val="021E863C"/>
@@ -41699,7 +43791,7 @@
       <w:lvlJc w:val="left"/>
     </w:lvl>
   </w:abstractNum>
-  <w:abstractNum w:abstractNumId="82" w15:restartNumberingAfterBreak="0">
+  <w:abstractNum w:abstractNumId="84" w15:restartNumberingAfterBreak="0">
     <w:nsid w:val="779C6860"/>
     <w:multiLevelType w:val="multilevel"/>
     <w:tmpl w:val="E5F45E1E"/>
@@ -41848,7 +43940,7 @@
       </w:rPr>
     </w:lvl>
   </w:abstractNum>
-  <w:abstractNum w:abstractNumId="83" w15:restartNumberingAfterBreak="0">
+  <w:abstractNum w:abstractNumId="85" w15:restartNumberingAfterBreak="0">
     <w:nsid w:val="77E31144"/>
     <w:multiLevelType w:val="hybridMultilevel"/>
     <w:tmpl w:val="31E466AE"/>
@@ -41908,7 +44000,7 @@
       <w:lvlJc w:val="left"/>
     </w:lvl>
   </w:abstractNum>
-  <w:abstractNum w:abstractNumId="84" w15:restartNumberingAfterBreak="0">
+  <w:abstractNum w:abstractNumId="86" w15:restartNumberingAfterBreak="0">
     <w:nsid w:val="7954649B"/>
     <w:multiLevelType w:val="multilevel"/>
     <w:tmpl w:val="AB64B034"/>
@@ -42057,7 +44149,156 @@
       </w:rPr>
     </w:lvl>
   </w:abstractNum>
-  <w:abstractNum w:abstractNumId="85" w15:restartNumberingAfterBreak="0">
+  <w:abstractNum w:abstractNumId="87" w15:restartNumberingAfterBreak="0">
+    <w:nsid w:val="798C4FC0"/>
+    <w:multiLevelType w:val="multilevel"/>
+    <w:tmpl w:val="9A6835F2"/>
+    <w:lvl w:ilvl="0">
+      <w:start w:val="1"/>
+      <w:numFmt w:val="bullet"/>
+      <w:lvlText w:val=""/>
+      <w:lvlJc w:val="left"/>
+      <w:pPr>
+        <w:tabs>
+          <w:tab w:val="num" w:pos="720"/>
+        </w:tabs>
+        <w:ind w:left="720" w:hanging="360"/>
+      </w:pPr>
+      <w:rPr>
+        <w:rFonts w:ascii="Symbol" w:hAnsi="Symbol" w:hint="default"/>
+        <w:sz w:val="20"/>
+      </w:rPr>
+    </w:lvl>
+    <w:lvl w:ilvl="1" w:tentative="1">
+      <w:start w:val="1"/>
+      <w:numFmt w:val="bullet"/>
+      <w:lvlText w:val="o"/>
+      <w:lvlJc w:val="left"/>
+      <w:pPr>
+        <w:tabs>
+          <w:tab w:val="num" w:pos="1440"/>
+        </w:tabs>
+        <w:ind w:left="1440" w:hanging="360"/>
+      </w:pPr>
+      <w:rPr>
+        <w:rFonts w:ascii="Courier New" w:hAnsi="Courier New" w:hint="default"/>
+        <w:sz w:val="20"/>
+      </w:rPr>
+    </w:lvl>
+    <w:lvl w:ilvl="2" w:tentative="1">
+      <w:start w:val="1"/>
+      <w:numFmt w:val="bullet"/>
+      <w:lvlText w:val=""/>
+      <w:lvlJc w:val="left"/>
+      <w:pPr>
+        <w:tabs>
+          <w:tab w:val="num" w:pos="2160"/>
+        </w:tabs>
+        <w:ind w:left="2160" w:hanging="360"/>
+      </w:pPr>
+      <w:rPr>
+        <w:rFonts w:ascii="Wingdings" w:hAnsi="Wingdings" w:hint="default"/>
+        <w:sz w:val="20"/>
+      </w:rPr>
+    </w:lvl>
+    <w:lvl w:ilvl="3" w:tentative="1">
+      <w:start w:val="1"/>
+      <w:numFmt w:val="bullet"/>
+      <w:lvlText w:val=""/>
+      <w:lvlJc w:val="left"/>
+      <w:pPr>
+        <w:tabs>
+          <w:tab w:val="num" w:pos="2880"/>
+        </w:tabs>
+        <w:ind w:left="2880" w:hanging="360"/>
+      </w:pPr>
+      <w:rPr>
+        <w:rFonts w:ascii="Wingdings" w:hAnsi="Wingdings" w:hint="default"/>
+        <w:sz w:val="20"/>
+      </w:rPr>
+    </w:lvl>
+    <w:lvl w:ilvl="4" w:tentative="1">
+      <w:start w:val="1"/>
+      <w:numFmt w:val="bullet"/>
+      <w:lvlText w:val=""/>
+      <w:lvlJc w:val="left"/>
+      <w:pPr>
+        <w:tabs>
+          <w:tab w:val="num" w:pos="3600"/>
+        </w:tabs>
+        <w:ind w:left="3600" w:hanging="360"/>
+      </w:pPr>
+      <w:rPr>
+        <w:rFonts w:ascii="Wingdings" w:hAnsi="Wingdings" w:hint="default"/>
+        <w:sz w:val="20"/>
+      </w:rPr>
+    </w:lvl>
+    <w:lvl w:ilvl="5" w:tentative="1">
+      <w:start w:val="1"/>
+      <w:numFmt w:val="bullet"/>
+      <w:lvlText w:val=""/>
+      <w:lvlJc w:val="left"/>
+      <w:pPr>
+        <w:tabs>
+          <w:tab w:val="num" w:pos="4320"/>
+        </w:tabs>
+        <w:ind w:left="4320" w:hanging="360"/>
+      </w:pPr>
+      <w:rPr>
+        <w:rFonts w:ascii="Wingdings" w:hAnsi="Wingdings" w:hint="default"/>
+        <w:sz w:val="20"/>
+      </w:rPr>
+    </w:lvl>
+    <w:lvl w:ilvl="6" w:tentative="1">
+      <w:start w:val="1"/>
+      <w:numFmt w:val="bullet"/>
+      <w:lvlText w:val=""/>
+      <w:lvlJc w:val="left"/>
+      <w:pPr>
+        <w:tabs>
+          <w:tab w:val="num" w:pos="5040"/>
+        </w:tabs>
+        <w:ind w:left="5040" w:hanging="360"/>
+      </w:pPr>
+      <w:rPr>
+        <w:rFonts w:ascii="Wingdings" w:hAnsi="Wingdings" w:hint="default"/>
+        <w:sz w:val="20"/>
+      </w:rPr>
+    </w:lvl>
+    <w:lvl w:ilvl="7" w:tentative="1">
+      <w:start w:val="1"/>
+      <w:numFmt w:val="bullet"/>
+      <w:lvlText w:val=""/>
+      <w:lvlJc w:val="left"/>
+      <w:pPr>
+        <w:tabs>
+          <w:tab w:val="num" w:pos="5760"/>
+        </w:tabs>
+        <w:ind w:left="5760" w:hanging="360"/>
+      </w:pPr>
+      <w:rPr>
+        <w:rFonts w:ascii="Wingdings" w:hAnsi="Wingdings" w:hint="default"/>
+        <w:sz w:val="20"/>
+      </w:rPr>
+    </w:lvl>
+    <w:lvl w:ilvl="8" w:tentative="1">
+      <w:start w:val="1"/>
+      <w:numFmt w:val="bullet"/>
+      <w:lvlText w:val=""/>
+      <w:lvlJc w:val="left"/>
+      <w:pPr>
+        <w:tabs>
+          <w:tab w:val="num" w:pos="6480"/>
+        </w:tabs>
+        <w:ind w:left="6480" w:hanging="360"/>
+      </w:pPr>
+      <w:rPr>
+        <w:rFonts w:ascii="Wingdings" w:hAnsi="Wingdings" w:hint="default"/>
+        <w:sz w:val="20"/>
+      </w:rPr>
+    </w:lvl>
+  </w:abstractNum>
+  <w:abstractNum w:abstractNumId="88" w15:restartNumberingAfterBreak="0">
     <w:nsid w:val="7BCD37FC"/>
     <w:multiLevelType w:val="multilevel"/>
     <w:tmpl w:val="1F1A9EEA"/>
@@ -42206,7 +44447,7 @@
       </w:rPr>
     </w:lvl>
   </w:abstractNum>
-  <w:abstractNum w:abstractNumId="86" w15:restartNumberingAfterBreak="0">
+  <w:abstractNum w:abstractNumId="89" w15:restartNumberingAfterBreak="0">
     <w:nsid w:val="7C675CD1"/>
     <w:multiLevelType w:val="multilevel"/>
     <w:tmpl w:val="11B4A052"/>
@@ -42355,7 +44596,7 @@
       </w:rPr>
     </w:lvl>
   </w:abstractNum>
-  <w:abstractNum w:abstractNumId="87" w15:restartNumberingAfterBreak="0">
+  <w:abstractNum w:abstractNumId="90" w15:restartNumberingAfterBreak="0">
     <w:nsid w:val="7C7C7E4E"/>
     <w:multiLevelType w:val="multilevel"/>
     <w:tmpl w:val="AEE29C08"/>
@@ -42504,7 +44745,7 @@
       </w:rPr>
     </w:lvl>
   </w:abstractNum>
-  <w:abstractNum w:abstractNumId="88" w15:restartNumberingAfterBreak="0">
+  <w:abstractNum w:abstractNumId="91" w15:restartNumberingAfterBreak="0">
     <w:nsid w:val="7D113A3E"/>
     <w:multiLevelType w:val="multilevel"/>
     <w:tmpl w:val="45ECF012"/>
@@ -42653,7 +44894,7 @@
       </w:rPr>
     </w:lvl>
   </w:abstractNum>
-  <w:abstractNum w:abstractNumId="89" w15:restartNumberingAfterBreak="0">
+  <w:abstractNum w:abstractNumId="92" w15:restartNumberingAfterBreak="0">
     <w:nsid w:val="7D296E9D"/>
     <w:multiLevelType w:val="hybridMultilevel"/>
     <w:tmpl w:val="9EF8FA7A"/>
@@ -42713,7 +44954,7 @@
       <w:lvlJc w:val="left"/>
     </w:lvl>
   </w:abstractNum>
-  <w:abstractNum w:abstractNumId="90" w15:restartNumberingAfterBreak="0">
+  <w:abstractNum w:abstractNumId="93" w15:restartNumberingAfterBreak="0">
     <w:nsid w:val="7D5034C4"/>
     <w:multiLevelType w:val="hybridMultilevel"/>
     <w:tmpl w:val="21E2241E"/>
@@ -42773,7 +45014,7 @@
       <w:lvlJc w:val="left"/>
     </w:lvl>
   </w:abstractNum>
-  <w:abstractNum w:abstractNumId="91" w15:restartNumberingAfterBreak="0">
+  <w:abstractNum w:abstractNumId="94" w15:restartNumberingAfterBreak="0">
     <w:nsid w:val="7F7446CB"/>
     <w:multiLevelType w:val="hybridMultilevel"/>
     <w:tmpl w:val="42B22F14"/>
@@ -42843,10 +45084,10 @@
     <w:abstractNumId w:val="15"/>
   </w:num>
   <w:num w:numId="4" w16cid:durableId="1211763264">
-    <w:abstractNumId w:val="57"/>
+    <w:abstractNumId w:val="58"/>
   </w:num>
   <w:num w:numId="5" w16cid:durableId="1462068139">
-    <w:abstractNumId w:val="66"/>
+    <w:abstractNumId w:val="67"/>
   </w:num>
   <w:num w:numId="6" w16cid:durableId="1686446181">
     <w:abstractNumId w:val="31"/>
@@ -42867,19 +45108,19 @@
     <w:abstractNumId w:val="37"/>
   </w:num>
   <w:num w:numId="12" w16cid:durableId="1247808595">
-    <w:abstractNumId w:val="67"/>
+    <w:abstractNumId w:val="68"/>
   </w:num>
   <w:num w:numId="13" w16cid:durableId="1857231222">
-    <w:abstractNumId w:val="89"/>
+    <w:abstractNumId w:val="92"/>
   </w:num>
   <w:num w:numId="14" w16cid:durableId="201749788">
-    <w:abstractNumId w:val="83"/>
+    <w:abstractNumId w:val="85"/>
   </w:num>
   <w:num w:numId="15" w16cid:durableId="2040467673">
     <w:abstractNumId w:val="52"/>
   </w:num>
   <w:num w:numId="16" w16cid:durableId="1191800752">
-    <w:abstractNumId w:val="76"/>
+    <w:abstractNumId w:val="78"/>
   </w:num>
   <w:num w:numId="17" w16cid:durableId="447550818">
     <w:abstractNumId w:val="50"/>
@@ -42891,10 +45132,10 @@
     <w:abstractNumId w:val="48"/>
   </w:num>
   <w:num w:numId="20" w16cid:durableId="1004740887">
-    <w:abstractNumId w:val="91"/>
+    <w:abstractNumId w:val="94"/>
   </w:num>
   <w:num w:numId="21" w16cid:durableId="508102246">
-    <w:abstractNumId w:val="77"/>
+    <w:abstractNumId w:val="79"/>
   </w:num>
   <w:num w:numId="22" w16cid:durableId="1734161726">
     <w:abstractNumId w:val="12"/>
@@ -42906,7 +45147,7 @@
     <w:abstractNumId w:val="14"/>
   </w:num>
   <w:num w:numId="25" w16cid:durableId="1386173938">
-    <w:abstractNumId w:val="80"/>
+    <w:abstractNumId w:val="82"/>
   </w:num>
   <w:num w:numId="26" w16cid:durableId="1684742648">
     <w:abstractNumId w:val="30"/>
@@ -42924,7 +45165,7 @@
     <w:abstractNumId w:val="33"/>
   </w:num>
   <w:num w:numId="31" w16cid:durableId="1379625527">
-    <w:abstractNumId w:val="75"/>
+    <w:abstractNumId w:val="77"/>
   </w:num>
   <w:num w:numId="32" w16cid:durableId="86972543">
     <w:abstractNumId w:val="27"/>
@@ -42933,13 +45174,13 @@
     <w:abstractNumId w:val="4"/>
   </w:num>
   <w:num w:numId="34" w16cid:durableId="1803032271">
-    <w:abstractNumId w:val="81"/>
+    <w:abstractNumId w:val="83"/>
   </w:num>
   <w:num w:numId="35" w16cid:durableId="395861266">
     <w:abstractNumId w:val="1"/>
   </w:num>
   <w:num w:numId="36" w16cid:durableId="2074546157">
-    <w:abstractNumId w:val="90"/>
+    <w:abstractNumId w:val="93"/>
   </w:num>
   <w:num w:numId="37" w16cid:durableId="362363389">
     <w:abstractNumId w:val="32"/>
@@ -42951,28 +45192,28 @@
     <w:abstractNumId w:val="26"/>
   </w:num>
   <w:num w:numId="40" w16cid:durableId="1001080646">
-    <w:abstractNumId w:val="70"/>
+    <w:abstractNumId w:val="72"/>
   </w:num>
   <w:num w:numId="41" w16cid:durableId="576791612">
     <w:abstractNumId w:val="34"/>
   </w:num>
   <w:num w:numId="42" w16cid:durableId="4721499">
-    <w:abstractNumId w:val="69"/>
+    <w:abstractNumId w:val="71"/>
   </w:num>
   <w:num w:numId="43" w16cid:durableId="1988627610">
-    <w:abstractNumId w:val="78"/>
+    <w:abstractNumId w:val="80"/>
   </w:num>
   <w:num w:numId="44" w16cid:durableId="1774550333">
-    <w:abstractNumId w:val="63"/>
+    <w:abstractNumId w:val="64"/>
   </w:num>
   <w:num w:numId="45" w16cid:durableId="1219167877">
-    <w:abstractNumId w:val="68"/>
+    <w:abstractNumId w:val="70"/>
   </w:num>
   <w:num w:numId="46" w16cid:durableId="1096829520">
-    <w:abstractNumId w:val="82"/>
+    <w:abstractNumId w:val="84"/>
   </w:num>
   <w:num w:numId="47" w16cid:durableId="98527075">
-    <w:abstractNumId w:val="88"/>
+    <w:abstractNumId w:val="91"/>
   </w:num>
   <w:num w:numId="48" w16cid:durableId="1460034690">
     <w:abstractNumId w:val="38"/>
@@ -42996,13 +45237,13 @@
     <w:abstractNumId w:val="3"/>
   </w:num>
   <w:num w:numId="55" w16cid:durableId="523398110">
-    <w:abstractNumId w:val="65"/>
+    <w:abstractNumId w:val="66"/>
   </w:num>
   <w:num w:numId="56" w16cid:durableId="687172811">
-    <w:abstractNumId w:val="74"/>
+    <w:abstractNumId w:val="76"/>
   </w:num>
   <w:num w:numId="57" w16cid:durableId="1943876638">
-    <w:abstractNumId w:val="61"/>
+    <w:abstractNumId w:val="62"/>
   </w:num>
   <w:num w:numId="58" w16cid:durableId="1783568065">
     <w:abstractNumId w:val="11"/>
@@ -43014,7 +45255,7 @@
     <w:abstractNumId w:val="46"/>
   </w:num>
   <w:num w:numId="61" w16cid:durableId="1131440288">
-    <w:abstractNumId w:val="87"/>
+    <w:abstractNumId w:val="90"/>
   </w:num>
   <w:num w:numId="62" w16cid:durableId="1007828304">
     <w:abstractNumId w:val="24"/>
@@ -43023,13 +45264,13 @@
     <w:abstractNumId w:val="36"/>
   </w:num>
   <w:num w:numId="64" w16cid:durableId="483937537">
-    <w:abstractNumId w:val="60"/>
+    <w:abstractNumId w:val="61"/>
   </w:num>
   <w:num w:numId="65" w16cid:durableId="1971013811">
     <w:abstractNumId w:val="28"/>
   </w:num>
   <w:num w:numId="66" w16cid:durableId="1283684481">
-    <w:abstractNumId w:val="86"/>
+    <w:abstractNumId w:val="89"/>
   </w:num>
   <w:num w:numId="67" w16cid:durableId="1552645064">
     <w:abstractNumId w:val="0"/>
@@ -43041,13 +45282,13 @@
     <w:abstractNumId w:val="7"/>
   </w:num>
   <w:num w:numId="70" w16cid:durableId="1862011258">
-    <w:abstractNumId w:val="59"/>
+    <w:abstractNumId w:val="60"/>
   </w:num>
   <w:num w:numId="71" w16cid:durableId="466241975">
     <w:abstractNumId w:val="43"/>
   </w:num>
   <w:num w:numId="72" w16cid:durableId="1351761930">
-    <w:abstractNumId w:val="64"/>
+    <w:abstractNumId w:val="65"/>
   </w:num>
   <w:num w:numId="73" w16cid:durableId="654535262">
     <w:abstractNumId w:val="35"/>
@@ -43065,28 +45306,28 @@
     <w:abstractNumId w:val="9"/>
   </w:num>
   <w:num w:numId="78" w16cid:durableId="1188064252">
-    <w:abstractNumId w:val="79"/>
+    <w:abstractNumId w:val="81"/>
   </w:num>
   <w:num w:numId="79" w16cid:durableId="881480747">
     <w:abstractNumId w:val="17"/>
   </w:num>
   <w:num w:numId="80" w16cid:durableId="1446269284">
-    <w:abstractNumId w:val="58"/>
+    <w:abstractNumId w:val="59"/>
   </w:num>
   <w:num w:numId="81" w16cid:durableId="490215952">
     <w:abstractNumId w:val="53"/>
   </w:num>
   <w:num w:numId="82" w16cid:durableId="1263143578">
-    <w:abstractNumId w:val="72"/>
+    <w:abstractNumId w:val="74"/>
   </w:num>
   <w:num w:numId="83" w16cid:durableId="1898083138">
-    <w:abstractNumId w:val="84"/>
+    <w:abstractNumId w:val="86"/>
   </w:num>
   <w:num w:numId="84" w16cid:durableId="540288230">
-    <w:abstractNumId w:val="71"/>
+    <w:abstractNumId w:val="73"/>
   </w:num>
   <w:num w:numId="85" w16cid:durableId="1465808764">
-    <w:abstractNumId w:val="73"/>
+    <w:abstractNumId w:val="75"/>
   </w:num>
   <w:num w:numId="86" w16cid:durableId="550113423">
     <w:abstractNumId w:val="47"/>
@@ -43098,16 +45339,25 @@
     <w:abstractNumId w:val="6"/>
   </w:num>
   <w:num w:numId="89" w16cid:durableId="388919883">
-    <w:abstractNumId w:val="56"/>
+    <w:abstractNumId w:val="57"/>
   </w:num>
   <w:num w:numId="90" w16cid:durableId="88233525">
-    <w:abstractNumId w:val="85"/>
+    <w:abstractNumId w:val="88"/>
   </w:num>
   <w:num w:numId="91" w16cid:durableId="1636593807">
     <w:abstractNumId w:val="51"/>
   </w:num>
   <w:num w:numId="92" w16cid:durableId="1591112976">
-    <w:abstractNumId w:val="62"/>
+    <w:abstractNumId w:val="63"/>
+  </w:num>
+  <w:num w:numId="93" w16cid:durableId="1916282078">
+    <w:abstractNumId w:val="56"/>
+  </w:num>
+  <w:num w:numId="94" w16cid:durableId="1994019904">
+    <w:abstractNumId w:val="87"/>
+  </w:num>
+  <w:num w:numId="95" w16cid:durableId="2039232249">
+    <w:abstractNumId w:val="69"/>
   </w:num>
   <w:numIdMacAtCleanup w:val="84"/>
 </w:numbering>

--- a/SQL Learning Guide Book.docx
+++ b/SQL Learning Guide Book.docx
@@ -10527,6 +10527,7932 @@
       </w:r>
     </w:p>
     <w:p>
+      <w:pPr>
+        <w:pBdr>
+          <w:bottom w:val="single" w:sz="6" w:space="1" w:color="auto"/>
+        </w:pBdr>
+        <w:rPr>
+          <w:noProof/>
+        </w:rPr>
+      </w:pPr>
+    </w:p>
+    <w:p>
+      <w:pPr>
+        <w:rPr>
+          <w:b/>
+          <w:bCs/>
+          <w:noProof/>
+          <w:lang w:val="en-IN"/>
+        </w:rPr>
+      </w:pPr>
+      <w:r>
+        <w:rPr>
+          <w:b/>
+          <w:bCs/>
+          <w:noProof/>
+          <w:lang w:val="en-IN"/>
+        </w:rPr>
+        <w:t>Sample Tables</w:t>
+      </w:r>
+    </w:p>
+    <w:p>
+      <w:pPr>
+        <w:rPr>
+          <w:b/>
+          <w:bCs/>
+          <w:noProof/>
+          <w:lang w:val="en-IN"/>
+        </w:rPr>
+      </w:pPr>
+    </w:p>
+    <w:p>
+      <w:pPr>
+        <w:rPr>
+          <w:b/>
+          <w:bCs/>
+          <w:noProof/>
+          <w:lang w:val="en-IN"/>
+        </w:rPr>
+      </w:pPr>
+      <w:r>
+        <w:rPr>
+          <w:b/>
+          <w:bCs/>
+          <w:noProof/>
+          <w:lang w:val="en-IN"/>
+        </w:rPr>
+        <w:t>Employees</w:t>
+      </w:r>
+    </w:p>
+    <w:tbl>
+      <w:tblPr>
+        <w:tblStyle w:val="TableGrid"/>
+        <w:tblW w:w="0" w:type="auto"/>
+        <w:tblLook w:val="04A0" w:firstRow="1" w:lastRow="0" w:firstColumn="1" w:lastColumn="0" w:noHBand="0" w:noVBand="1"/>
+      </w:tblPr>
+      <w:tblGrid>
+        <w:gridCol w:w="1049"/>
+        <w:gridCol w:w="1439"/>
+        <w:gridCol w:w="1059"/>
+      </w:tblGrid>
+      <w:tr>
+        <w:tc>
+          <w:tcPr>
+            <w:tcW w:w="0" w:type="auto"/>
+            <w:hideMark/>
+          </w:tcPr>
+          <w:p>
+            <w:pPr>
+              <w:spacing w:after="120" w:line="240" w:lineRule="atLeast"/>
+              <w:rPr>
+                <w:b/>
+                <w:bCs/>
+                <w:noProof/>
+                <w:lang w:val="en-IN"/>
+              </w:rPr>
+            </w:pPr>
+            <w:r>
+              <w:rPr>
+                <w:b/>
+                <w:bCs/>
+                <w:noProof/>
+                <w:lang w:val="en-IN"/>
+              </w:rPr>
+              <w:t>emp_id</w:t>
+            </w:r>
+          </w:p>
+        </w:tc>
+        <w:tc>
+          <w:tcPr>
+            <w:tcW w:w="0" w:type="auto"/>
+            <w:hideMark/>
+          </w:tcPr>
+          <w:p>
+            <w:pPr>
+              <w:spacing w:after="120" w:line="240" w:lineRule="atLeast"/>
+              <w:rPr>
+                <w:b/>
+                <w:bCs/>
+                <w:noProof/>
+                <w:lang w:val="en-IN"/>
+              </w:rPr>
+            </w:pPr>
+            <w:r>
+              <w:rPr>
+                <w:b/>
+                <w:bCs/>
+                <w:noProof/>
+                <w:lang w:val="en-IN"/>
+              </w:rPr>
+              <w:t>emp_name</w:t>
+            </w:r>
+          </w:p>
+        </w:tc>
+        <w:tc>
+          <w:tcPr>
+            <w:tcW w:w="0" w:type="auto"/>
+            <w:hideMark/>
+          </w:tcPr>
+          <w:p>
+            <w:pPr>
+              <w:spacing w:after="120" w:line="240" w:lineRule="atLeast"/>
+              <w:rPr>
+                <w:b/>
+                <w:bCs/>
+                <w:noProof/>
+                <w:lang w:val="en-IN"/>
+              </w:rPr>
+            </w:pPr>
+            <w:r>
+              <w:rPr>
+                <w:b/>
+                <w:bCs/>
+                <w:noProof/>
+                <w:lang w:val="en-IN"/>
+              </w:rPr>
+              <w:t>dept_id</w:t>
+            </w:r>
+          </w:p>
+        </w:tc>
+      </w:tr>
+      <w:tr>
+        <w:tc>
+          <w:tcPr>
+            <w:tcW w:w="0" w:type="auto"/>
+            <w:hideMark/>
+          </w:tcPr>
+          <w:p>
+            <w:pPr>
+              <w:spacing w:after="120" w:line="240" w:lineRule="atLeast"/>
+              <w:rPr>
+                <w:noProof/>
+                <w:lang w:val="en-IN"/>
+              </w:rPr>
+            </w:pPr>
+            <w:r>
+              <w:rPr>
+                <w:noProof/>
+                <w:lang w:val="en-IN"/>
+              </w:rPr>
+              <w:t>1</w:t>
+            </w:r>
+          </w:p>
+        </w:tc>
+        <w:tc>
+          <w:tcPr>
+            <w:tcW w:w="0" w:type="auto"/>
+            <w:hideMark/>
+          </w:tcPr>
+          <w:p>
+            <w:pPr>
+              <w:spacing w:after="120" w:line="240" w:lineRule="atLeast"/>
+              <w:rPr>
+                <w:noProof/>
+                <w:lang w:val="en-IN"/>
+              </w:rPr>
+            </w:pPr>
+            <w:r>
+              <w:rPr>
+                <w:noProof/>
+                <w:lang w:val="en-IN"/>
+              </w:rPr>
+              <w:t>Amit</w:t>
+            </w:r>
+          </w:p>
+        </w:tc>
+        <w:tc>
+          <w:tcPr>
+            <w:tcW w:w="0" w:type="auto"/>
+            <w:hideMark/>
+          </w:tcPr>
+          <w:p>
+            <w:pPr>
+              <w:spacing w:after="120" w:line="240" w:lineRule="atLeast"/>
+              <w:rPr>
+                <w:noProof/>
+                <w:lang w:val="en-IN"/>
+              </w:rPr>
+            </w:pPr>
+            <w:r>
+              <w:rPr>
+                <w:noProof/>
+                <w:lang w:val="en-IN"/>
+              </w:rPr>
+              <w:t>10</w:t>
+            </w:r>
+          </w:p>
+        </w:tc>
+      </w:tr>
+      <w:tr>
+        <w:tc>
+          <w:tcPr>
+            <w:tcW w:w="0" w:type="auto"/>
+            <w:hideMark/>
+          </w:tcPr>
+          <w:p>
+            <w:pPr>
+              <w:spacing w:after="120" w:line="240" w:lineRule="atLeast"/>
+              <w:rPr>
+                <w:noProof/>
+                <w:lang w:val="en-IN"/>
+              </w:rPr>
+            </w:pPr>
+            <w:r>
+              <w:rPr>
+                <w:noProof/>
+                <w:lang w:val="en-IN"/>
+              </w:rPr>
+              <w:t>2</w:t>
+            </w:r>
+          </w:p>
+        </w:tc>
+        <w:tc>
+          <w:tcPr>
+            <w:tcW w:w="0" w:type="auto"/>
+            <w:hideMark/>
+          </w:tcPr>
+          <w:p>
+            <w:pPr>
+              <w:spacing w:after="120" w:line="240" w:lineRule="atLeast"/>
+              <w:rPr>
+                <w:noProof/>
+                <w:lang w:val="en-IN"/>
+              </w:rPr>
+            </w:pPr>
+            <w:r>
+              <w:rPr>
+                <w:noProof/>
+                <w:lang w:val="en-IN"/>
+              </w:rPr>
+              <w:t>Sara</w:t>
+            </w:r>
+          </w:p>
+        </w:tc>
+        <w:tc>
+          <w:tcPr>
+            <w:tcW w:w="0" w:type="auto"/>
+            <w:hideMark/>
+          </w:tcPr>
+          <w:p>
+            <w:pPr>
+              <w:spacing w:after="120" w:line="240" w:lineRule="atLeast"/>
+              <w:rPr>
+                <w:noProof/>
+                <w:lang w:val="en-IN"/>
+              </w:rPr>
+            </w:pPr>
+            <w:r>
+              <w:rPr>
+                <w:noProof/>
+                <w:lang w:val="en-IN"/>
+              </w:rPr>
+              <w:t>20</w:t>
+            </w:r>
+          </w:p>
+        </w:tc>
+      </w:tr>
+      <w:tr>
+        <w:tc>
+          <w:tcPr>
+            <w:tcW w:w="0" w:type="auto"/>
+            <w:hideMark/>
+          </w:tcPr>
+          <w:p>
+            <w:pPr>
+              <w:spacing w:after="120" w:line="240" w:lineRule="atLeast"/>
+              <w:rPr>
+                <w:noProof/>
+                <w:lang w:val="en-IN"/>
+              </w:rPr>
+            </w:pPr>
+            <w:r>
+              <w:rPr>
+                <w:noProof/>
+                <w:lang w:val="en-IN"/>
+              </w:rPr>
+              <w:t>3</w:t>
+            </w:r>
+          </w:p>
+        </w:tc>
+        <w:tc>
+          <w:tcPr>
+            <w:tcW w:w="0" w:type="auto"/>
+            <w:hideMark/>
+          </w:tcPr>
+          <w:p>
+            <w:pPr>
+              <w:spacing w:after="120" w:line="240" w:lineRule="atLeast"/>
+              <w:rPr>
+                <w:noProof/>
+                <w:lang w:val="en-IN"/>
+              </w:rPr>
+            </w:pPr>
+            <w:r>
+              <w:rPr>
+                <w:noProof/>
+                <w:lang w:val="en-IN"/>
+              </w:rPr>
+              <w:t>John</w:t>
+            </w:r>
+          </w:p>
+        </w:tc>
+        <w:tc>
+          <w:tcPr>
+            <w:tcW w:w="0" w:type="auto"/>
+            <w:hideMark/>
+          </w:tcPr>
+          <w:p>
+            <w:pPr>
+              <w:spacing w:after="120" w:line="240" w:lineRule="atLeast"/>
+              <w:rPr>
+                <w:noProof/>
+                <w:lang w:val="en-IN"/>
+              </w:rPr>
+            </w:pPr>
+            <w:r>
+              <w:rPr>
+                <w:noProof/>
+                <w:lang w:val="en-IN"/>
+              </w:rPr>
+              <w:t>30</w:t>
+            </w:r>
+          </w:p>
+        </w:tc>
+      </w:tr>
+      <w:tr>
+        <w:tc>
+          <w:tcPr>
+            <w:tcW w:w="0" w:type="auto"/>
+            <w:hideMark/>
+          </w:tcPr>
+          <w:p>
+            <w:pPr>
+              <w:spacing w:after="120" w:line="240" w:lineRule="atLeast"/>
+              <w:rPr>
+                <w:noProof/>
+                <w:lang w:val="en-IN"/>
+              </w:rPr>
+            </w:pPr>
+            <w:r>
+              <w:rPr>
+                <w:noProof/>
+                <w:lang w:val="en-IN"/>
+              </w:rPr>
+              <w:t>4</w:t>
+            </w:r>
+          </w:p>
+        </w:tc>
+        <w:tc>
+          <w:tcPr>
+            <w:tcW w:w="0" w:type="auto"/>
+            <w:hideMark/>
+          </w:tcPr>
+          <w:p>
+            <w:pPr>
+              <w:spacing w:after="120" w:line="240" w:lineRule="atLeast"/>
+              <w:rPr>
+                <w:noProof/>
+                <w:lang w:val="en-IN"/>
+              </w:rPr>
+            </w:pPr>
+            <w:r>
+              <w:rPr>
+                <w:noProof/>
+                <w:lang w:val="en-IN"/>
+              </w:rPr>
+              <w:t>Neha</w:t>
+            </w:r>
+          </w:p>
+        </w:tc>
+        <w:tc>
+          <w:tcPr>
+            <w:tcW w:w="0" w:type="auto"/>
+            <w:hideMark/>
+          </w:tcPr>
+          <w:p>
+            <w:pPr>
+              <w:spacing w:after="120" w:line="240" w:lineRule="atLeast"/>
+              <w:rPr>
+                <w:noProof/>
+                <w:lang w:val="en-IN"/>
+              </w:rPr>
+            </w:pPr>
+            <w:r>
+              <w:rPr>
+                <w:noProof/>
+                <w:lang w:val="en-IN"/>
+              </w:rPr>
+              <w:t>NULL</w:t>
+            </w:r>
+          </w:p>
+        </w:tc>
+      </w:tr>
+      <w:tr>
+        <w:tc>
+          <w:tcPr>
+            <w:tcW w:w="0" w:type="auto"/>
+            <w:hideMark/>
+          </w:tcPr>
+          <w:p>
+            <w:pPr>
+              <w:spacing w:after="120" w:line="240" w:lineRule="atLeast"/>
+              <w:rPr>
+                <w:noProof/>
+                <w:lang w:val="en-IN"/>
+              </w:rPr>
+            </w:pPr>
+            <w:r>
+              <w:rPr>
+                <w:noProof/>
+                <w:lang w:val="en-IN"/>
+              </w:rPr>
+              <w:t>5</w:t>
+            </w:r>
+          </w:p>
+        </w:tc>
+        <w:tc>
+          <w:tcPr>
+            <w:tcW w:w="0" w:type="auto"/>
+            <w:hideMark/>
+          </w:tcPr>
+          <w:p>
+            <w:pPr>
+              <w:spacing w:after="120" w:line="240" w:lineRule="atLeast"/>
+              <w:rPr>
+                <w:noProof/>
+                <w:lang w:val="en-IN"/>
+              </w:rPr>
+            </w:pPr>
+            <w:r>
+              <w:rPr>
+                <w:noProof/>
+                <w:lang w:val="en-IN"/>
+              </w:rPr>
+              <w:t>Raj</w:t>
+            </w:r>
+          </w:p>
+        </w:tc>
+        <w:tc>
+          <w:tcPr>
+            <w:tcW w:w="0" w:type="auto"/>
+            <w:hideMark/>
+          </w:tcPr>
+          <w:p>
+            <w:pPr>
+              <w:spacing w:after="120" w:line="240" w:lineRule="atLeast"/>
+              <w:rPr>
+                <w:noProof/>
+                <w:lang w:val="en-IN"/>
+              </w:rPr>
+            </w:pPr>
+            <w:r>
+              <w:rPr>
+                <w:noProof/>
+                <w:lang w:val="en-IN"/>
+              </w:rPr>
+              <w:t>40</w:t>
+            </w:r>
+          </w:p>
+        </w:tc>
+      </w:tr>
+    </w:tbl>
+    <w:p>
+      <w:pPr>
+        <w:rPr>
+          <w:b/>
+          <w:bCs/>
+          <w:noProof/>
+          <w:lang w:val="en-IN"/>
+        </w:rPr>
+      </w:pPr>
+    </w:p>
+    <w:p>
+      <w:pPr>
+        <w:rPr>
+          <w:b/>
+          <w:bCs/>
+          <w:noProof/>
+          <w:lang w:val="en-IN"/>
+        </w:rPr>
+      </w:pPr>
+      <w:r>
+        <w:rPr>
+          <w:b/>
+          <w:bCs/>
+          <w:noProof/>
+          <w:lang w:val="en-IN"/>
+        </w:rPr>
+        <w:t>Departments</w:t>
+      </w:r>
+    </w:p>
+    <w:tbl>
+      <w:tblPr>
+        <w:tblStyle w:val="TableGrid"/>
+        <w:tblW w:w="0" w:type="auto"/>
+        <w:tblLook w:val="04A0" w:firstRow="1" w:lastRow="0" w:firstColumn="1" w:lastColumn="0" w:noHBand="0" w:noVBand="1"/>
+      </w:tblPr>
+      <w:tblGrid>
+        <w:gridCol w:w="1059"/>
+        <w:gridCol w:w="1448"/>
+      </w:tblGrid>
+      <w:tr>
+        <w:tc>
+          <w:tcPr>
+            <w:tcW w:w="0" w:type="auto"/>
+            <w:hideMark/>
+          </w:tcPr>
+          <w:p>
+            <w:pPr>
+              <w:spacing w:after="120" w:line="240" w:lineRule="atLeast"/>
+              <w:rPr>
+                <w:b/>
+                <w:bCs/>
+                <w:noProof/>
+                <w:lang w:val="en-IN"/>
+              </w:rPr>
+            </w:pPr>
+            <w:r>
+              <w:rPr>
+                <w:b/>
+                <w:bCs/>
+                <w:noProof/>
+                <w:lang w:val="en-IN"/>
+              </w:rPr>
+              <w:t>dept_id</w:t>
+            </w:r>
+          </w:p>
+        </w:tc>
+        <w:tc>
+          <w:tcPr>
+            <w:tcW w:w="0" w:type="auto"/>
+            <w:hideMark/>
+          </w:tcPr>
+          <w:p>
+            <w:pPr>
+              <w:spacing w:after="120" w:line="240" w:lineRule="atLeast"/>
+              <w:rPr>
+                <w:b/>
+                <w:bCs/>
+                <w:noProof/>
+                <w:lang w:val="en-IN"/>
+              </w:rPr>
+            </w:pPr>
+            <w:r>
+              <w:rPr>
+                <w:b/>
+                <w:bCs/>
+                <w:noProof/>
+                <w:lang w:val="en-IN"/>
+              </w:rPr>
+              <w:t>dept_name</w:t>
+            </w:r>
+          </w:p>
+        </w:tc>
+      </w:tr>
+      <w:tr>
+        <w:tc>
+          <w:tcPr>
+            <w:tcW w:w="0" w:type="auto"/>
+            <w:hideMark/>
+          </w:tcPr>
+          <w:p>
+            <w:pPr>
+              <w:spacing w:after="120" w:line="240" w:lineRule="atLeast"/>
+              <w:rPr>
+                <w:noProof/>
+                <w:lang w:val="en-IN"/>
+              </w:rPr>
+            </w:pPr>
+            <w:r>
+              <w:rPr>
+                <w:noProof/>
+                <w:lang w:val="en-IN"/>
+              </w:rPr>
+              <w:t>10</w:t>
+            </w:r>
+          </w:p>
+        </w:tc>
+        <w:tc>
+          <w:tcPr>
+            <w:tcW w:w="0" w:type="auto"/>
+            <w:hideMark/>
+          </w:tcPr>
+          <w:p>
+            <w:pPr>
+              <w:spacing w:after="120" w:line="240" w:lineRule="atLeast"/>
+              <w:rPr>
+                <w:noProof/>
+                <w:lang w:val="en-IN"/>
+              </w:rPr>
+            </w:pPr>
+            <w:r>
+              <w:rPr>
+                <w:noProof/>
+                <w:lang w:val="en-IN"/>
+              </w:rPr>
+              <w:t>HR</w:t>
+            </w:r>
+          </w:p>
+        </w:tc>
+      </w:tr>
+      <w:tr>
+        <w:tc>
+          <w:tcPr>
+            <w:tcW w:w="0" w:type="auto"/>
+            <w:hideMark/>
+          </w:tcPr>
+          <w:p>
+            <w:pPr>
+              <w:spacing w:after="120" w:line="240" w:lineRule="atLeast"/>
+              <w:rPr>
+                <w:noProof/>
+                <w:lang w:val="en-IN"/>
+              </w:rPr>
+            </w:pPr>
+            <w:r>
+              <w:rPr>
+                <w:noProof/>
+                <w:lang w:val="en-IN"/>
+              </w:rPr>
+              <w:t>20</w:t>
+            </w:r>
+          </w:p>
+        </w:tc>
+        <w:tc>
+          <w:tcPr>
+            <w:tcW w:w="0" w:type="auto"/>
+            <w:hideMark/>
+          </w:tcPr>
+          <w:p>
+            <w:pPr>
+              <w:spacing w:after="120" w:line="240" w:lineRule="atLeast"/>
+              <w:rPr>
+                <w:noProof/>
+                <w:lang w:val="en-IN"/>
+              </w:rPr>
+            </w:pPr>
+            <w:r>
+              <w:rPr>
+                <w:noProof/>
+                <w:lang w:val="en-IN"/>
+              </w:rPr>
+              <w:t>IT</w:t>
+            </w:r>
+          </w:p>
+        </w:tc>
+      </w:tr>
+      <w:tr>
+        <w:tc>
+          <w:tcPr>
+            <w:tcW w:w="0" w:type="auto"/>
+            <w:hideMark/>
+          </w:tcPr>
+          <w:p>
+            <w:pPr>
+              <w:spacing w:after="120" w:line="240" w:lineRule="atLeast"/>
+              <w:rPr>
+                <w:noProof/>
+                <w:lang w:val="en-IN"/>
+              </w:rPr>
+            </w:pPr>
+            <w:r>
+              <w:rPr>
+                <w:noProof/>
+                <w:lang w:val="en-IN"/>
+              </w:rPr>
+              <w:t>30</w:t>
+            </w:r>
+          </w:p>
+        </w:tc>
+        <w:tc>
+          <w:tcPr>
+            <w:tcW w:w="0" w:type="auto"/>
+            <w:hideMark/>
+          </w:tcPr>
+          <w:p>
+            <w:pPr>
+              <w:spacing w:after="120" w:line="240" w:lineRule="atLeast"/>
+              <w:rPr>
+                <w:noProof/>
+                <w:lang w:val="en-IN"/>
+              </w:rPr>
+            </w:pPr>
+            <w:r>
+              <w:rPr>
+                <w:noProof/>
+                <w:lang w:val="en-IN"/>
+              </w:rPr>
+              <w:t>Finance</w:t>
+            </w:r>
+          </w:p>
+        </w:tc>
+      </w:tr>
+      <w:tr>
+        <w:tc>
+          <w:tcPr>
+            <w:tcW w:w="0" w:type="auto"/>
+            <w:hideMark/>
+          </w:tcPr>
+          <w:p>
+            <w:pPr>
+              <w:spacing w:after="120" w:line="240" w:lineRule="atLeast"/>
+              <w:rPr>
+                <w:noProof/>
+                <w:lang w:val="en-IN"/>
+              </w:rPr>
+            </w:pPr>
+            <w:r>
+              <w:rPr>
+                <w:noProof/>
+                <w:lang w:val="en-IN"/>
+              </w:rPr>
+              <w:t>50</w:t>
+            </w:r>
+          </w:p>
+        </w:tc>
+        <w:tc>
+          <w:tcPr>
+            <w:tcW w:w="0" w:type="auto"/>
+            <w:hideMark/>
+          </w:tcPr>
+          <w:p>
+            <w:pPr>
+              <w:spacing w:after="120" w:line="240" w:lineRule="atLeast"/>
+              <w:rPr>
+                <w:noProof/>
+                <w:lang w:val="en-IN"/>
+              </w:rPr>
+            </w:pPr>
+            <w:r>
+              <w:rPr>
+                <w:noProof/>
+                <w:lang w:val="en-IN"/>
+              </w:rPr>
+              <w:t>Admin</w:t>
+            </w:r>
+          </w:p>
+        </w:tc>
+      </w:tr>
+    </w:tbl>
+    <w:p>
+      <w:pPr>
+        <w:rPr>
+          <w:noProof/>
+          <w:lang w:val="en-IN"/>
+        </w:rPr>
+      </w:pPr>
+    </w:p>
+    <w:p>
+      <w:pPr>
+        <w:rPr>
+          <w:noProof/>
+          <w:lang w:val="en-IN"/>
+        </w:rPr>
+      </w:pPr>
+      <w:r>
+        <w:rPr>
+          <w:noProof/>
+          <w:lang w:val="en-IN"/>
+        </w:rPr>
+        <w:pict w14:anchorId="14A8010B">
+          <v:rect id="_x0000_i1154" style="width:0;height:1.5pt" o:hralign="center" o:hrstd="t" o:hr="t" fillcolor="#a0a0a0" stroked="f"/>
+        </w:pict>
+      </w:r>
+    </w:p>
+    <w:p>
+      <w:pPr>
+        <w:rPr>
+          <w:b/>
+          <w:bCs/>
+          <w:noProof/>
+          <w:lang w:val="en-IN"/>
+        </w:rPr>
+      </w:pPr>
+      <w:r>
+        <w:rPr>
+          <w:b/>
+          <w:bCs/>
+          <w:noProof/>
+          <w:lang w:val="en-IN"/>
+        </w:rPr>
+        <w:t>1. INNER JOIN</w:t>
+      </w:r>
+    </w:p>
+    <w:p>
+      <w:pPr>
+        <w:rPr>
+          <w:noProof/>
+          <w:lang w:val="en-IN"/>
+        </w:rPr>
+      </w:pPr>
+      <w:r>
+        <w:rPr>
+          <w:noProof/>
+          <w:lang w:val="en-IN"/>
+        </w:rPr>
+        <w:t>Returns only matching rows from both tables.</w:t>
+      </w:r>
+    </w:p>
+    <w:p>
+      <w:pPr>
+        <w:rPr>
+          <w:noProof/>
+          <w:lang w:val="en-IN"/>
+        </w:rPr>
+      </w:pPr>
+      <w:r>
+        <w:rPr>
+          <w:noProof/>
+          <w:lang w:val="en-IN"/>
+        </w:rPr>
+        <w:t xml:space="preserve">SELECT </w:t>
+      </w:r>
+      <w:r>
+        <w:rPr>
+          <w:noProof/>
+          <w:lang w:val="en-IN"/>
+        </w:rPr>
+        <w:br/>
+        <w:t xml:space="preserve">    e.emp_id,</w:t>
+      </w:r>
+      <w:r>
+        <w:rPr>
+          <w:noProof/>
+          <w:lang w:val="en-IN"/>
+        </w:rPr>
+        <w:br/>
+        <w:t xml:space="preserve">    e.emp_name,</w:t>
+      </w:r>
+      <w:r>
+        <w:rPr>
+          <w:noProof/>
+          <w:lang w:val="en-IN"/>
+        </w:rPr>
+        <w:br/>
+        <w:t xml:space="preserve">    e.dept_id AS emp_dept_id,</w:t>
+      </w:r>
+      <w:r>
+        <w:rPr>
+          <w:noProof/>
+          <w:lang w:val="en-IN"/>
+        </w:rPr>
+        <w:br/>
+        <w:t xml:space="preserve">    d.dept_id AS dept_dept_id,</w:t>
+      </w:r>
+      <w:r>
+        <w:rPr>
+          <w:noProof/>
+          <w:lang w:val="en-IN"/>
+        </w:rPr>
+        <w:br/>
+        <w:t xml:space="preserve">    d.dept_name</w:t>
+      </w:r>
+      <w:r>
+        <w:rPr>
+          <w:noProof/>
+          <w:lang w:val="en-IN"/>
+        </w:rPr>
+        <w:br/>
+      </w:r>
+      <w:r>
+        <w:rPr>
+          <w:noProof/>
+          <w:lang w:val="en-IN"/>
+        </w:rPr>
+        <w:lastRenderedPageBreak/>
+        <w:t>FROM Employees e</w:t>
+      </w:r>
+      <w:r>
+        <w:rPr>
+          <w:noProof/>
+          <w:lang w:val="en-IN"/>
+        </w:rPr>
+        <w:br/>
+        <w:t>INNER JOIN Departments d</w:t>
+      </w:r>
+      <w:r>
+        <w:rPr>
+          <w:noProof/>
+          <w:lang w:val="en-IN"/>
+        </w:rPr>
+        <w:br/>
+        <w:t xml:space="preserve">    ON e.dept_id = d.dept_id;</w:t>
+      </w:r>
+    </w:p>
+    <w:p>
+      <w:pPr>
+        <w:rPr>
+          <w:b/>
+          <w:bCs/>
+          <w:noProof/>
+          <w:lang w:val="en-IN"/>
+        </w:rPr>
+      </w:pPr>
+      <w:r>
+        <w:rPr>
+          <w:b/>
+          <w:bCs/>
+          <w:noProof/>
+          <w:lang w:val="en-IN"/>
+        </w:rPr>
+        <w:t>Output</w:t>
+      </w:r>
+    </w:p>
+    <w:tbl>
+      <w:tblPr>
+        <w:tblStyle w:val="TableGrid"/>
+        <w:tblW w:w="0" w:type="auto"/>
+        <w:tblLook w:val="04A0" w:firstRow="1" w:lastRow="0" w:firstColumn="1" w:lastColumn="0" w:noHBand="0" w:noVBand="1"/>
+      </w:tblPr>
+      <w:tblGrid>
+        <w:gridCol w:w="1049"/>
+        <w:gridCol w:w="1439"/>
+        <w:gridCol w:w="1678"/>
+        <w:gridCol w:w="1687"/>
+        <w:gridCol w:w="1448"/>
+      </w:tblGrid>
+      <w:tr>
+        <w:tc>
+          <w:tcPr>
+            <w:tcW w:w="0" w:type="auto"/>
+            <w:hideMark/>
+          </w:tcPr>
+          <w:p>
+            <w:pPr>
+              <w:spacing w:after="120" w:line="240" w:lineRule="atLeast"/>
+              <w:rPr>
+                <w:b/>
+                <w:bCs/>
+                <w:noProof/>
+                <w:lang w:val="en-IN"/>
+              </w:rPr>
+            </w:pPr>
+            <w:r>
+              <w:rPr>
+                <w:b/>
+                <w:bCs/>
+                <w:noProof/>
+                <w:lang w:val="en-IN"/>
+              </w:rPr>
+              <w:t>emp_id</w:t>
+            </w:r>
+          </w:p>
+        </w:tc>
+        <w:tc>
+          <w:tcPr>
+            <w:tcW w:w="0" w:type="auto"/>
+            <w:hideMark/>
+          </w:tcPr>
+          <w:p>
+            <w:pPr>
+              <w:spacing w:after="120" w:line="240" w:lineRule="atLeast"/>
+              <w:rPr>
+                <w:b/>
+                <w:bCs/>
+                <w:noProof/>
+                <w:lang w:val="en-IN"/>
+              </w:rPr>
+            </w:pPr>
+            <w:r>
+              <w:rPr>
+                <w:b/>
+                <w:bCs/>
+                <w:noProof/>
+                <w:lang w:val="en-IN"/>
+              </w:rPr>
+              <w:t>emp_name</w:t>
+            </w:r>
+          </w:p>
+        </w:tc>
+        <w:tc>
+          <w:tcPr>
+            <w:tcW w:w="0" w:type="auto"/>
+            <w:hideMark/>
+          </w:tcPr>
+          <w:p>
+            <w:pPr>
+              <w:spacing w:after="120" w:line="240" w:lineRule="atLeast"/>
+              <w:rPr>
+                <w:b/>
+                <w:bCs/>
+                <w:noProof/>
+                <w:lang w:val="en-IN"/>
+              </w:rPr>
+            </w:pPr>
+            <w:r>
+              <w:rPr>
+                <w:b/>
+                <w:bCs/>
+                <w:noProof/>
+                <w:lang w:val="en-IN"/>
+              </w:rPr>
+              <w:t>emp_dept_id</w:t>
+            </w:r>
+          </w:p>
+        </w:tc>
+        <w:tc>
+          <w:tcPr>
+            <w:tcW w:w="0" w:type="auto"/>
+            <w:hideMark/>
+          </w:tcPr>
+          <w:p>
+            <w:pPr>
+              <w:spacing w:after="120" w:line="240" w:lineRule="atLeast"/>
+              <w:rPr>
+                <w:b/>
+                <w:bCs/>
+                <w:noProof/>
+                <w:lang w:val="en-IN"/>
+              </w:rPr>
+            </w:pPr>
+            <w:r>
+              <w:rPr>
+                <w:b/>
+                <w:bCs/>
+                <w:noProof/>
+                <w:lang w:val="en-IN"/>
+              </w:rPr>
+              <w:t>dept_dept_id</w:t>
+            </w:r>
+          </w:p>
+        </w:tc>
+        <w:tc>
+          <w:tcPr>
+            <w:tcW w:w="0" w:type="auto"/>
+            <w:hideMark/>
+          </w:tcPr>
+          <w:p>
+            <w:pPr>
+              <w:spacing w:after="120" w:line="240" w:lineRule="atLeast"/>
+              <w:rPr>
+                <w:b/>
+                <w:bCs/>
+                <w:noProof/>
+                <w:lang w:val="en-IN"/>
+              </w:rPr>
+            </w:pPr>
+            <w:r>
+              <w:rPr>
+                <w:b/>
+                <w:bCs/>
+                <w:noProof/>
+                <w:lang w:val="en-IN"/>
+              </w:rPr>
+              <w:t>dept_name</w:t>
+            </w:r>
+          </w:p>
+        </w:tc>
+      </w:tr>
+      <w:tr>
+        <w:tc>
+          <w:tcPr>
+            <w:tcW w:w="0" w:type="auto"/>
+            <w:hideMark/>
+          </w:tcPr>
+          <w:p>
+            <w:pPr>
+              <w:spacing w:after="120" w:line="240" w:lineRule="atLeast"/>
+              <w:rPr>
+                <w:noProof/>
+                <w:lang w:val="en-IN"/>
+              </w:rPr>
+            </w:pPr>
+            <w:r>
+              <w:rPr>
+                <w:noProof/>
+                <w:lang w:val="en-IN"/>
+              </w:rPr>
+              <w:t>1</w:t>
+            </w:r>
+          </w:p>
+        </w:tc>
+        <w:tc>
+          <w:tcPr>
+            <w:tcW w:w="0" w:type="auto"/>
+            <w:hideMark/>
+          </w:tcPr>
+          <w:p>
+            <w:pPr>
+              <w:spacing w:after="120" w:line="240" w:lineRule="atLeast"/>
+              <w:rPr>
+                <w:noProof/>
+                <w:lang w:val="en-IN"/>
+              </w:rPr>
+            </w:pPr>
+            <w:r>
+              <w:rPr>
+                <w:noProof/>
+                <w:lang w:val="en-IN"/>
+              </w:rPr>
+              <w:t>Amit</w:t>
+            </w:r>
+          </w:p>
+        </w:tc>
+        <w:tc>
+          <w:tcPr>
+            <w:tcW w:w="0" w:type="auto"/>
+            <w:hideMark/>
+          </w:tcPr>
+          <w:p>
+            <w:pPr>
+              <w:spacing w:after="120" w:line="240" w:lineRule="atLeast"/>
+              <w:rPr>
+                <w:noProof/>
+                <w:lang w:val="en-IN"/>
+              </w:rPr>
+            </w:pPr>
+            <w:r>
+              <w:rPr>
+                <w:noProof/>
+                <w:lang w:val="en-IN"/>
+              </w:rPr>
+              <w:t>10</w:t>
+            </w:r>
+          </w:p>
+        </w:tc>
+        <w:tc>
+          <w:tcPr>
+            <w:tcW w:w="0" w:type="auto"/>
+            <w:hideMark/>
+          </w:tcPr>
+          <w:p>
+            <w:pPr>
+              <w:spacing w:after="120" w:line="240" w:lineRule="atLeast"/>
+              <w:rPr>
+                <w:noProof/>
+                <w:lang w:val="en-IN"/>
+              </w:rPr>
+            </w:pPr>
+            <w:r>
+              <w:rPr>
+                <w:noProof/>
+                <w:lang w:val="en-IN"/>
+              </w:rPr>
+              <w:t>10</w:t>
+            </w:r>
+          </w:p>
+        </w:tc>
+        <w:tc>
+          <w:tcPr>
+            <w:tcW w:w="0" w:type="auto"/>
+            <w:hideMark/>
+          </w:tcPr>
+          <w:p>
+            <w:pPr>
+              <w:spacing w:after="120" w:line="240" w:lineRule="atLeast"/>
+              <w:rPr>
+                <w:noProof/>
+                <w:lang w:val="en-IN"/>
+              </w:rPr>
+            </w:pPr>
+            <w:r>
+              <w:rPr>
+                <w:noProof/>
+                <w:lang w:val="en-IN"/>
+              </w:rPr>
+              <w:t>HR</w:t>
+            </w:r>
+          </w:p>
+        </w:tc>
+      </w:tr>
+      <w:tr>
+        <w:tc>
+          <w:tcPr>
+            <w:tcW w:w="0" w:type="auto"/>
+            <w:hideMark/>
+          </w:tcPr>
+          <w:p>
+            <w:pPr>
+              <w:spacing w:after="120" w:line="240" w:lineRule="atLeast"/>
+              <w:rPr>
+                <w:noProof/>
+                <w:lang w:val="en-IN"/>
+              </w:rPr>
+            </w:pPr>
+            <w:r>
+              <w:rPr>
+                <w:noProof/>
+                <w:lang w:val="en-IN"/>
+              </w:rPr>
+              <w:t>2</w:t>
+            </w:r>
+          </w:p>
+        </w:tc>
+        <w:tc>
+          <w:tcPr>
+            <w:tcW w:w="0" w:type="auto"/>
+            <w:hideMark/>
+          </w:tcPr>
+          <w:p>
+            <w:pPr>
+              <w:spacing w:after="120" w:line="240" w:lineRule="atLeast"/>
+              <w:rPr>
+                <w:noProof/>
+                <w:lang w:val="en-IN"/>
+              </w:rPr>
+            </w:pPr>
+            <w:r>
+              <w:rPr>
+                <w:noProof/>
+                <w:lang w:val="en-IN"/>
+              </w:rPr>
+              <w:t>Sara</w:t>
+            </w:r>
+          </w:p>
+        </w:tc>
+        <w:tc>
+          <w:tcPr>
+            <w:tcW w:w="0" w:type="auto"/>
+            <w:hideMark/>
+          </w:tcPr>
+          <w:p>
+            <w:pPr>
+              <w:spacing w:after="120" w:line="240" w:lineRule="atLeast"/>
+              <w:rPr>
+                <w:noProof/>
+                <w:lang w:val="en-IN"/>
+              </w:rPr>
+            </w:pPr>
+            <w:r>
+              <w:rPr>
+                <w:noProof/>
+                <w:lang w:val="en-IN"/>
+              </w:rPr>
+              <w:t>20</w:t>
+            </w:r>
+          </w:p>
+        </w:tc>
+        <w:tc>
+          <w:tcPr>
+            <w:tcW w:w="0" w:type="auto"/>
+            <w:hideMark/>
+          </w:tcPr>
+          <w:p>
+            <w:pPr>
+              <w:spacing w:after="120" w:line="240" w:lineRule="atLeast"/>
+              <w:rPr>
+                <w:noProof/>
+                <w:lang w:val="en-IN"/>
+              </w:rPr>
+            </w:pPr>
+            <w:r>
+              <w:rPr>
+                <w:noProof/>
+                <w:lang w:val="en-IN"/>
+              </w:rPr>
+              <w:t>20</w:t>
+            </w:r>
+          </w:p>
+        </w:tc>
+        <w:tc>
+          <w:tcPr>
+            <w:tcW w:w="0" w:type="auto"/>
+            <w:hideMark/>
+          </w:tcPr>
+          <w:p>
+            <w:pPr>
+              <w:spacing w:after="120" w:line="240" w:lineRule="atLeast"/>
+              <w:rPr>
+                <w:noProof/>
+                <w:lang w:val="en-IN"/>
+              </w:rPr>
+            </w:pPr>
+            <w:r>
+              <w:rPr>
+                <w:noProof/>
+                <w:lang w:val="en-IN"/>
+              </w:rPr>
+              <w:t>IT</w:t>
+            </w:r>
+          </w:p>
+        </w:tc>
+      </w:tr>
+      <w:tr>
+        <w:tc>
+          <w:tcPr>
+            <w:tcW w:w="0" w:type="auto"/>
+            <w:hideMark/>
+          </w:tcPr>
+          <w:p>
+            <w:pPr>
+              <w:spacing w:after="120" w:line="240" w:lineRule="atLeast"/>
+              <w:rPr>
+                <w:noProof/>
+                <w:lang w:val="en-IN"/>
+              </w:rPr>
+            </w:pPr>
+            <w:r>
+              <w:rPr>
+                <w:noProof/>
+                <w:lang w:val="en-IN"/>
+              </w:rPr>
+              <w:t>3</w:t>
+            </w:r>
+          </w:p>
+        </w:tc>
+        <w:tc>
+          <w:tcPr>
+            <w:tcW w:w="0" w:type="auto"/>
+            <w:hideMark/>
+          </w:tcPr>
+          <w:p>
+            <w:pPr>
+              <w:spacing w:after="120" w:line="240" w:lineRule="atLeast"/>
+              <w:rPr>
+                <w:noProof/>
+                <w:lang w:val="en-IN"/>
+              </w:rPr>
+            </w:pPr>
+            <w:r>
+              <w:rPr>
+                <w:noProof/>
+                <w:lang w:val="en-IN"/>
+              </w:rPr>
+              <w:t>John</w:t>
+            </w:r>
+          </w:p>
+        </w:tc>
+        <w:tc>
+          <w:tcPr>
+            <w:tcW w:w="0" w:type="auto"/>
+            <w:hideMark/>
+          </w:tcPr>
+          <w:p>
+            <w:pPr>
+              <w:spacing w:after="120" w:line="240" w:lineRule="atLeast"/>
+              <w:rPr>
+                <w:noProof/>
+                <w:lang w:val="en-IN"/>
+              </w:rPr>
+            </w:pPr>
+            <w:r>
+              <w:rPr>
+                <w:noProof/>
+                <w:lang w:val="en-IN"/>
+              </w:rPr>
+              <w:t>30</w:t>
+            </w:r>
+          </w:p>
+        </w:tc>
+        <w:tc>
+          <w:tcPr>
+            <w:tcW w:w="0" w:type="auto"/>
+            <w:hideMark/>
+          </w:tcPr>
+          <w:p>
+            <w:pPr>
+              <w:spacing w:after="120" w:line="240" w:lineRule="atLeast"/>
+              <w:rPr>
+                <w:noProof/>
+                <w:lang w:val="en-IN"/>
+              </w:rPr>
+            </w:pPr>
+            <w:r>
+              <w:rPr>
+                <w:noProof/>
+                <w:lang w:val="en-IN"/>
+              </w:rPr>
+              <w:t>30</w:t>
+            </w:r>
+          </w:p>
+        </w:tc>
+        <w:tc>
+          <w:tcPr>
+            <w:tcW w:w="0" w:type="auto"/>
+            <w:hideMark/>
+          </w:tcPr>
+          <w:p>
+            <w:pPr>
+              <w:spacing w:after="120" w:line="240" w:lineRule="atLeast"/>
+              <w:rPr>
+                <w:noProof/>
+                <w:lang w:val="en-IN"/>
+              </w:rPr>
+            </w:pPr>
+            <w:r>
+              <w:rPr>
+                <w:noProof/>
+                <w:lang w:val="en-IN"/>
+              </w:rPr>
+              <w:t>Finance</w:t>
+            </w:r>
+          </w:p>
+        </w:tc>
+      </w:tr>
+    </w:tbl>
+    <w:p>
+      <w:pPr>
+        <w:rPr>
+          <w:noProof/>
+          <w:lang w:val="en-IN"/>
+        </w:rPr>
+      </w:pPr>
+      <w:r>
+        <w:rPr>
+          <w:noProof/>
+          <w:lang w:val="en-IN"/>
+        </w:rPr>
+        <w:pict w14:anchorId="0C3CBFEB">
+          <v:rect id="_x0000_i1155" style="width:0;height:1.5pt" o:hralign="center" o:hrstd="t" o:hr="t" fillcolor="#a0a0a0" stroked="f"/>
+        </w:pict>
+      </w:r>
+    </w:p>
+    <w:p>
+      <w:pPr>
+        <w:rPr>
+          <w:b/>
+          <w:bCs/>
+          <w:noProof/>
+          <w:lang w:val="en-IN"/>
+        </w:rPr>
+      </w:pPr>
+      <w:r>
+        <w:rPr>
+          <w:b/>
+          <w:bCs/>
+          <w:noProof/>
+          <w:lang w:val="en-IN"/>
+        </w:rPr>
+        <w:t>2. LEFT JOIN (LEFT OUTER JOIN)</w:t>
+      </w:r>
+    </w:p>
+    <w:p>
+      <w:pPr>
+        <w:rPr>
+          <w:noProof/>
+          <w:lang w:val="en-IN"/>
+        </w:rPr>
+      </w:pPr>
+      <w:r>
+        <w:rPr>
+          <w:noProof/>
+          <w:lang w:val="en-IN"/>
+        </w:rPr>
+        <w:t>Returns all rows from left table and matching rows from right table.</w:t>
+      </w:r>
+    </w:p>
+    <w:p>
+      <w:pPr>
+        <w:rPr>
+          <w:noProof/>
+          <w:lang w:val="en-IN"/>
+        </w:rPr>
+      </w:pPr>
+      <w:r>
+        <w:rPr>
+          <w:noProof/>
+          <w:lang w:val="en-IN"/>
+        </w:rPr>
+        <w:t xml:space="preserve">SELECT </w:t>
+      </w:r>
+      <w:r>
+        <w:rPr>
+          <w:noProof/>
+          <w:lang w:val="en-IN"/>
+        </w:rPr>
+        <w:br/>
+        <w:t xml:space="preserve">    e.emp_id,</w:t>
+      </w:r>
+      <w:r>
+        <w:rPr>
+          <w:noProof/>
+          <w:lang w:val="en-IN"/>
+        </w:rPr>
+        <w:br/>
+        <w:t xml:space="preserve">    e.emp_name,</w:t>
+      </w:r>
+      <w:r>
+        <w:rPr>
+          <w:noProof/>
+          <w:lang w:val="en-IN"/>
+        </w:rPr>
+        <w:br/>
+        <w:t xml:space="preserve">    e.dept_id AS emp_dept_id,</w:t>
+      </w:r>
+      <w:r>
+        <w:rPr>
+          <w:noProof/>
+          <w:lang w:val="en-IN"/>
+        </w:rPr>
+        <w:br/>
+        <w:t xml:space="preserve">    d.dept_id AS dept_dept_id,</w:t>
+      </w:r>
+      <w:r>
+        <w:rPr>
+          <w:noProof/>
+          <w:lang w:val="en-IN"/>
+        </w:rPr>
+        <w:br/>
+        <w:t xml:space="preserve">    d.dept_name</w:t>
+      </w:r>
+      <w:r>
+        <w:rPr>
+          <w:noProof/>
+          <w:lang w:val="en-IN"/>
+        </w:rPr>
+        <w:br/>
+        <w:t>FROM Employees e</w:t>
+      </w:r>
+      <w:r>
+        <w:rPr>
+          <w:noProof/>
+          <w:lang w:val="en-IN"/>
+        </w:rPr>
+        <w:br/>
+        <w:t>LEFT JOIN Departments d</w:t>
+      </w:r>
+      <w:r>
+        <w:rPr>
+          <w:noProof/>
+          <w:lang w:val="en-IN"/>
+        </w:rPr>
+        <w:br/>
+        <w:t xml:space="preserve">    ON e.dept_id = d.dept_id;</w:t>
+      </w:r>
+    </w:p>
+    <w:p>
+      <w:pPr>
+        <w:rPr>
+          <w:b/>
+          <w:bCs/>
+          <w:noProof/>
+          <w:lang w:val="en-IN"/>
+        </w:rPr>
+      </w:pPr>
+      <w:r>
+        <w:rPr>
+          <w:b/>
+          <w:bCs/>
+          <w:noProof/>
+          <w:lang w:val="en-IN"/>
+        </w:rPr>
+        <w:t>Output</w:t>
+      </w:r>
+    </w:p>
+    <w:tbl>
+      <w:tblPr>
+        <w:tblStyle w:val="TableGrid"/>
+        <w:tblW w:w="0" w:type="auto"/>
+        <w:tblLook w:val="04A0" w:firstRow="1" w:lastRow="0" w:firstColumn="1" w:lastColumn="0" w:noHBand="0" w:noVBand="1"/>
+      </w:tblPr>
+      <w:tblGrid>
+        <w:gridCol w:w="1049"/>
+        <w:gridCol w:w="1439"/>
+        <w:gridCol w:w="1678"/>
+        <w:gridCol w:w="1687"/>
+        <w:gridCol w:w="1448"/>
+      </w:tblGrid>
+      <w:tr>
+        <w:tc>
+          <w:tcPr>
+            <w:tcW w:w="0" w:type="auto"/>
+            <w:hideMark/>
+          </w:tcPr>
+          <w:p>
+            <w:pPr>
+              <w:spacing w:after="120" w:line="240" w:lineRule="atLeast"/>
+              <w:rPr>
+                <w:b/>
+                <w:bCs/>
+                <w:noProof/>
+                <w:lang w:val="en-IN"/>
+              </w:rPr>
+            </w:pPr>
+            <w:r>
+              <w:rPr>
+                <w:b/>
+                <w:bCs/>
+                <w:noProof/>
+                <w:lang w:val="en-IN"/>
+              </w:rPr>
+              <w:t>emp_id</w:t>
+            </w:r>
+          </w:p>
+        </w:tc>
+        <w:tc>
+          <w:tcPr>
+            <w:tcW w:w="0" w:type="auto"/>
+            <w:hideMark/>
+          </w:tcPr>
+          <w:p>
+            <w:pPr>
+              <w:spacing w:after="120" w:line="240" w:lineRule="atLeast"/>
+              <w:rPr>
+                <w:b/>
+                <w:bCs/>
+                <w:noProof/>
+                <w:lang w:val="en-IN"/>
+              </w:rPr>
+            </w:pPr>
+            <w:r>
+              <w:rPr>
+                <w:b/>
+                <w:bCs/>
+                <w:noProof/>
+                <w:lang w:val="en-IN"/>
+              </w:rPr>
+              <w:t>emp_name</w:t>
+            </w:r>
+          </w:p>
+        </w:tc>
+        <w:tc>
+          <w:tcPr>
+            <w:tcW w:w="0" w:type="auto"/>
+            <w:hideMark/>
+          </w:tcPr>
+          <w:p>
+            <w:pPr>
+              <w:spacing w:after="120" w:line="240" w:lineRule="atLeast"/>
+              <w:rPr>
+                <w:b/>
+                <w:bCs/>
+                <w:noProof/>
+                <w:lang w:val="en-IN"/>
+              </w:rPr>
+            </w:pPr>
+            <w:r>
+              <w:rPr>
+                <w:b/>
+                <w:bCs/>
+                <w:noProof/>
+                <w:lang w:val="en-IN"/>
+              </w:rPr>
+              <w:t>emp_dept_id</w:t>
+            </w:r>
+          </w:p>
+        </w:tc>
+        <w:tc>
+          <w:tcPr>
+            <w:tcW w:w="0" w:type="auto"/>
+            <w:hideMark/>
+          </w:tcPr>
+          <w:p>
+            <w:pPr>
+              <w:spacing w:after="120" w:line="240" w:lineRule="atLeast"/>
+              <w:rPr>
+                <w:b/>
+                <w:bCs/>
+                <w:noProof/>
+                <w:lang w:val="en-IN"/>
+              </w:rPr>
+            </w:pPr>
+            <w:r>
+              <w:rPr>
+                <w:b/>
+                <w:bCs/>
+                <w:noProof/>
+                <w:lang w:val="en-IN"/>
+              </w:rPr>
+              <w:t>dept_dept_id</w:t>
+            </w:r>
+          </w:p>
+        </w:tc>
+        <w:tc>
+          <w:tcPr>
+            <w:tcW w:w="0" w:type="auto"/>
+            <w:hideMark/>
+          </w:tcPr>
+          <w:p>
+            <w:pPr>
+              <w:spacing w:after="120" w:line="240" w:lineRule="atLeast"/>
+              <w:rPr>
+                <w:b/>
+                <w:bCs/>
+                <w:noProof/>
+                <w:lang w:val="en-IN"/>
+              </w:rPr>
+            </w:pPr>
+            <w:r>
+              <w:rPr>
+                <w:b/>
+                <w:bCs/>
+                <w:noProof/>
+                <w:lang w:val="en-IN"/>
+              </w:rPr>
+              <w:t>dept_name</w:t>
+            </w:r>
+          </w:p>
+        </w:tc>
+      </w:tr>
+      <w:tr>
+        <w:tc>
+          <w:tcPr>
+            <w:tcW w:w="0" w:type="auto"/>
+            <w:hideMark/>
+          </w:tcPr>
+          <w:p>
+            <w:pPr>
+              <w:spacing w:after="120" w:line="240" w:lineRule="atLeast"/>
+              <w:rPr>
+                <w:noProof/>
+                <w:lang w:val="en-IN"/>
+              </w:rPr>
+            </w:pPr>
+            <w:r>
+              <w:rPr>
+                <w:noProof/>
+                <w:lang w:val="en-IN"/>
+              </w:rPr>
+              <w:t>1</w:t>
+            </w:r>
+          </w:p>
+        </w:tc>
+        <w:tc>
+          <w:tcPr>
+            <w:tcW w:w="0" w:type="auto"/>
+            <w:hideMark/>
+          </w:tcPr>
+          <w:p>
+            <w:pPr>
+              <w:spacing w:after="120" w:line="240" w:lineRule="atLeast"/>
+              <w:rPr>
+                <w:noProof/>
+                <w:lang w:val="en-IN"/>
+              </w:rPr>
+            </w:pPr>
+            <w:r>
+              <w:rPr>
+                <w:noProof/>
+                <w:lang w:val="en-IN"/>
+              </w:rPr>
+              <w:t>Amit</w:t>
+            </w:r>
+          </w:p>
+        </w:tc>
+        <w:tc>
+          <w:tcPr>
+            <w:tcW w:w="0" w:type="auto"/>
+            <w:hideMark/>
+          </w:tcPr>
+          <w:p>
+            <w:pPr>
+              <w:spacing w:after="120" w:line="240" w:lineRule="atLeast"/>
+              <w:rPr>
+                <w:noProof/>
+                <w:lang w:val="en-IN"/>
+              </w:rPr>
+            </w:pPr>
+            <w:r>
+              <w:rPr>
+                <w:noProof/>
+                <w:lang w:val="en-IN"/>
+              </w:rPr>
+              <w:t>10</w:t>
+            </w:r>
+          </w:p>
+        </w:tc>
+        <w:tc>
+          <w:tcPr>
+            <w:tcW w:w="0" w:type="auto"/>
+            <w:hideMark/>
+          </w:tcPr>
+          <w:p>
+            <w:pPr>
+              <w:spacing w:after="120" w:line="240" w:lineRule="atLeast"/>
+              <w:rPr>
+                <w:noProof/>
+                <w:lang w:val="en-IN"/>
+              </w:rPr>
+            </w:pPr>
+            <w:r>
+              <w:rPr>
+                <w:noProof/>
+                <w:lang w:val="en-IN"/>
+              </w:rPr>
+              <w:t>10</w:t>
+            </w:r>
+          </w:p>
+        </w:tc>
+        <w:tc>
+          <w:tcPr>
+            <w:tcW w:w="0" w:type="auto"/>
+            <w:hideMark/>
+          </w:tcPr>
+          <w:p>
+            <w:pPr>
+              <w:spacing w:after="120" w:line="240" w:lineRule="atLeast"/>
+              <w:rPr>
+                <w:noProof/>
+                <w:lang w:val="en-IN"/>
+              </w:rPr>
+            </w:pPr>
+            <w:r>
+              <w:rPr>
+                <w:noProof/>
+                <w:lang w:val="en-IN"/>
+              </w:rPr>
+              <w:t>HR</w:t>
+            </w:r>
+          </w:p>
+        </w:tc>
+      </w:tr>
+      <w:tr>
+        <w:tc>
+          <w:tcPr>
+            <w:tcW w:w="0" w:type="auto"/>
+            <w:hideMark/>
+          </w:tcPr>
+          <w:p>
+            <w:pPr>
+              <w:spacing w:after="120" w:line="240" w:lineRule="atLeast"/>
+              <w:rPr>
+                <w:noProof/>
+                <w:lang w:val="en-IN"/>
+              </w:rPr>
+            </w:pPr>
+            <w:r>
+              <w:rPr>
+                <w:noProof/>
+                <w:lang w:val="en-IN"/>
+              </w:rPr>
+              <w:t>2</w:t>
+            </w:r>
+          </w:p>
+        </w:tc>
+        <w:tc>
+          <w:tcPr>
+            <w:tcW w:w="0" w:type="auto"/>
+            <w:hideMark/>
+          </w:tcPr>
+          <w:p>
+            <w:pPr>
+              <w:spacing w:after="120" w:line="240" w:lineRule="atLeast"/>
+              <w:rPr>
+                <w:noProof/>
+                <w:lang w:val="en-IN"/>
+              </w:rPr>
+            </w:pPr>
+            <w:r>
+              <w:rPr>
+                <w:noProof/>
+                <w:lang w:val="en-IN"/>
+              </w:rPr>
+              <w:t>Sara</w:t>
+            </w:r>
+          </w:p>
+        </w:tc>
+        <w:tc>
+          <w:tcPr>
+            <w:tcW w:w="0" w:type="auto"/>
+            <w:hideMark/>
+          </w:tcPr>
+          <w:p>
+            <w:pPr>
+              <w:spacing w:after="120" w:line="240" w:lineRule="atLeast"/>
+              <w:rPr>
+                <w:noProof/>
+                <w:lang w:val="en-IN"/>
+              </w:rPr>
+            </w:pPr>
+            <w:r>
+              <w:rPr>
+                <w:noProof/>
+                <w:lang w:val="en-IN"/>
+              </w:rPr>
+              <w:t>20</w:t>
+            </w:r>
+          </w:p>
+        </w:tc>
+        <w:tc>
+          <w:tcPr>
+            <w:tcW w:w="0" w:type="auto"/>
+            <w:hideMark/>
+          </w:tcPr>
+          <w:p>
+            <w:pPr>
+              <w:spacing w:after="120" w:line="240" w:lineRule="atLeast"/>
+              <w:rPr>
+                <w:noProof/>
+                <w:lang w:val="en-IN"/>
+              </w:rPr>
+            </w:pPr>
+            <w:r>
+              <w:rPr>
+                <w:noProof/>
+                <w:lang w:val="en-IN"/>
+              </w:rPr>
+              <w:t>20</w:t>
+            </w:r>
+          </w:p>
+        </w:tc>
+        <w:tc>
+          <w:tcPr>
+            <w:tcW w:w="0" w:type="auto"/>
+            <w:hideMark/>
+          </w:tcPr>
+          <w:p>
+            <w:pPr>
+              <w:spacing w:after="120" w:line="240" w:lineRule="atLeast"/>
+              <w:rPr>
+                <w:noProof/>
+                <w:lang w:val="en-IN"/>
+              </w:rPr>
+            </w:pPr>
+            <w:r>
+              <w:rPr>
+                <w:noProof/>
+                <w:lang w:val="en-IN"/>
+              </w:rPr>
+              <w:t>IT</w:t>
+            </w:r>
+          </w:p>
+        </w:tc>
+      </w:tr>
+      <w:tr>
+        <w:tc>
+          <w:tcPr>
+            <w:tcW w:w="0" w:type="auto"/>
+            <w:hideMark/>
+          </w:tcPr>
+          <w:p>
+            <w:pPr>
+              <w:spacing w:after="120" w:line="240" w:lineRule="atLeast"/>
+              <w:rPr>
+                <w:noProof/>
+                <w:lang w:val="en-IN"/>
+              </w:rPr>
+            </w:pPr>
+            <w:r>
+              <w:rPr>
+                <w:noProof/>
+                <w:lang w:val="en-IN"/>
+              </w:rPr>
+              <w:t>3</w:t>
+            </w:r>
+          </w:p>
+        </w:tc>
+        <w:tc>
+          <w:tcPr>
+            <w:tcW w:w="0" w:type="auto"/>
+            <w:hideMark/>
+          </w:tcPr>
+          <w:p>
+            <w:pPr>
+              <w:spacing w:after="120" w:line="240" w:lineRule="atLeast"/>
+              <w:rPr>
+                <w:noProof/>
+                <w:lang w:val="en-IN"/>
+              </w:rPr>
+            </w:pPr>
+            <w:r>
+              <w:rPr>
+                <w:noProof/>
+                <w:lang w:val="en-IN"/>
+              </w:rPr>
+              <w:t>John</w:t>
+            </w:r>
+          </w:p>
+        </w:tc>
+        <w:tc>
+          <w:tcPr>
+            <w:tcW w:w="0" w:type="auto"/>
+            <w:hideMark/>
+          </w:tcPr>
+          <w:p>
+            <w:pPr>
+              <w:spacing w:after="120" w:line="240" w:lineRule="atLeast"/>
+              <w:rPr>
+                <w:noProof/>
+                <w:lang w:val="en-IN"/>
+              </w:rPr>
+            </w:pPr>
+            <w:r>
+              <w:rPr>
+                <w:noProof/>
+                <w:lang w:val="en-IN"/>
+              </w:rPr>
+              <w:t>30</w:t>
+            </w:r>
+          </w:p>
+        </w:tc>
+        <w:tc>
+          <w:tcPr>
+            <w:tcW w:w="0" w:type="auto"/>
+            <w:hideMark/>
+          </w:tcPr>
+          <w:p>
+            <w:pPr>
+              <w:spacing w:after="120" w:line="240" w:lineRule="atLeast"/>
+              <w:rPr>
+                <w:noProof/>
+                <w:lang w:val="en-IN"/>
+              </w:rPr>
+            </w:pPr>
+            <w:r>
+              <w:rPr>
+                <w:noProof/>
+                <w:lang w:val="en-IN"/>
+              </w:rPr>
+              <w:t>30</w:t>
+            </w:r>
+          </w:p>
+        </w:tc>
+        <w:tc>
+          <w:tcPr>
+            <w:tcW w:w="0" w:type="auto"/>
+            <w:hideMark/>
+          </w:tcPr>
+          <w:p>
+            <w:pPr>
+              <w:spacing w:after="120" w:line="240" w:lineRule="atLeast"/>
+              <w:rPr>
+                <w:noProof/>
+                <w:lang w:val="en-IN"/>
+              </w:rPr>
+            </w:pPr>
+            <w:r>
+              <w:rPr>
+                <w:noProof/>
+                <w:lang w:val="en-IN"/>
+              </w:rPr>
+              <w:t>Finance</w:t>
+            </w:r>
+          </w:p>
+        </w:tc>
+      </w:tr>
+      <w:tr>
+        <w:tc>
+          <w:tcPr>
+            <w:tcW w:w="0" w:type="auto"/>
+            <w:hideMark/>
+          </w:tcPr>
+          <w:p>
+            <w:pPr>
+              <w:spacing w:after="120" w:line="240" w:lineRule="atLeast"/>
+              <w:rPr>
+                <w:noProof/>
+                <w:lang w:val="en-IN"/>
+              </w:rPr>
+            </w:pPr>
+            <w:r>
+              <w:rPr>
+                <w:noProof/>
+                <w:lang w:val="en-IN"/>
+              </w:rPr>
+              <w:t>4</w:t>
+            </w:r>
+          </w:p>
+        </w:tc>
+        <w:tc>
+          <w:tcPr>
+            <w:tcW w:w="0" w:type="auto"/>
+            <w:hideMark/>
+          </w:tcPr>
+          <w:p>
+            <w:pPr>
+              <w:spacing w:after="120" w:line="240" w:lineRule="atLeast"/>
+              <w:rPr>
+                <w:noProof/>
+                <w:lang w:val="en-IN"/>
+              </w:rPr>
+            </w:pPr>
+            <w:r>
+              <w:rPr>
+                <w:noProof/>
+                <w:lang w:val="en-IN"/>
+              </w:rPr>
+              <w:t>Neha</w:t>
+            </w:r>
+          </w:p>
+        </w:tc>
+        <w:tc>
+          <w:tcPr>
+            <w:tcW w:w="0" w:type="auto"/>
+            <w:hideMark/>
+          </w:tcPr>
+          <w:p>
+            <w:pPr>
+              <w:spacing w:after="120" w:line="240" w:lineRule="atLeast"/>
+              <w:rPr>
+                <w:noProof/>
+                <w:lang w:val="en-IN"/>
+              </w:rPr>
+            </w:pPr>
+            <w:r>
+              <w:rPr>
+                <w:noProof/>
+                <w:lang w:val="en-IN"/>
+              </w:rPr>
+              <w:t>NULL</w:t>
+            </w:r>
+          </w:p>
+        </w:tc>
+        <w:tc>
+          <w:tcPr>
+            <w:tcW w:w="0" w:type="auto"/>
+            <w:hideMark/>
+          </w:tcPr>
+          <w:p>
+            <w:pPr>
+              <w:spacing w:after="120" w:line="240" w:lineRule="atLeast"/>
+              <w:rPr>
+                <w:noProof/>
+                <w:lang w:val="en-IN"/>
+              </w:rPr>
+            </w:pPr>
+            <w:r>
+              <w:rPr>
+                <w:noProof/>
+                <w:lang w:val="en-IN"/>
+              </w:rPr>
+              <w:t>NULL</w:t>
+            </w:r>
+          </w:p>
+        </w:tc>
+        <w:tc>
+          <w:tcPr>
+            <w:tcW w:w="0" w:type="auto"/>
+            <w:hideMark/>
+          </w:tcPr>
+          <w:p>
+            <w:pPr>
+              <w:spacing w:after="120" w:line="240" w:lineRule="atLeast"/>
+              <w:rPr>
+                <w:noProof/>
+                <w:lang w:val="en-IN"/>
+              </w:rPr>
+            </w:pPr>
+            <w:r>
+              <w:rPr>
+                <w:noProof/>
+                <w:lang w:val="en-IN"/>
+              </w:rPr>
+              <w:t>NULL</w:t>
+            </w:r>
+          </w:p>
+        </w:tc>
+      </w:tr>
+      <w:tr>
+        <w:tc>
+          <w:tcPr>
+            <w:tcW w:w="0" w:type="auto"/>
+            <w:hideMark/>
+          </w:tcPr>
+          <w:p>
+            <w:pPr>
+              <w:spacing w:after="120" w:line="240" w:lineRule="atLeast"/>
+              <w:rPr>
+                <w:noProof/>
+                <w:lang w:val="en-IN"/>
+              </w:rPr>
+            </w:pPr>
+            <w:r>
+              <w:rPr>
+                <w:noProof/>
+                <w:lang w:val="en-IN"/>
+              </w:rPr>
+              <w:t>5</w:t>
+            </w:r>
+          </w:p>
+        </w:tc>
+        <w:tc>
+          <w:tcPr>
+            <w:tcW w:w="0" w:type="auto"/>
+            <w:hideMark/>
+          </w:tcPr>
+          <w:p>
+            <w:pPr>
+              <w:spacing w:after="120" w:line="240" w:lineRule="atLeast"/>
+              <w:rPr>
+                <w:noProof/>
+                <w:lang w:val="en-IN"/>
+              </w:rPr>
+            </w:pPr>
+            <w:r>
+              <w:rPr>
+                <w:noProof/>
+                <w:lang w:val="en-IN"/>
+              </w:rPr>
+              <w:t>Raj</w:t>
+            </w:r>
+          </w:p>
+        </w:tc>
+        <w:tc>
+          <w:tcPr>
+            <w:tcW w:w="0" w:type="auto"/>
+            <w:hideMark/>
+          </w:tcPr>
+          <w:p>
+            <w:pPr>
+              <w:spacing w:after="120" w:line="240" w:lineRule="atLeast"/>
+              <w:rPr>
+                <w:noProof/>
+                <w:lang w:val="en-IN"/>
+              </w:rPr>
+            </w:pPr>
+            <w:r>
+              <w:rPr>
+                <w:noProof/>
+                <w:lang w:val="en-IN"/>
+              </w:rPr>
+              <w:t>40</w:t>
+            </w:r>
+          </w:p>
+        </w:tc>
+        <w:tc>
+          <w:tcPr>
+            <w:tcW w:w="0" w:type="auto"/>
+            <w:hideMark/>
+          </w:tcPr>
+          <w:p>
+            <w:pPr>
+              <w:spacing w:after="120" w:line="240" w:lineRule="atLeast"/>
+              <w:rPr>
+                <w:noProof/>
+                <w:lang w:val="en-IN"/>
+              </w:rPr>
+            </w:pPr>
+            <w:r>
+              <w:rPr>
+                <w:noProof/>
+                <w:lang w:val="en-IN"/>
+              </w:rPr>
+              <w:t>NULL</w:t>
+            </w:r>
+          </w:p>
+        </w:tc>
+        <w:tc>
+          <w:tcPr>
+            <w:tcW w:w="0" w:type="auto"/>
+            <w:hideMark/>
+          </w:tcPr>
+          <w:p>
+            <w:pPr>
+              <w:spacing w:after="120" w:line="240" w:lineRule="atLeast"/>
+              <w:rPr>
+                <w:noProof/>
+                <w:lang w:val="en-IN"/>
+              </w:rPr>
+            </w:pPr>
+            <w:r>
+              <w:rPr>
+                <w:noProof/>
+                <w:lang w:val="en-IN"/>
+              </w:rPr>
+              <w:t>NULL</w:t>
+            </w:r>
+          </w:p>
+        </w:tc>
+      </w:tr>
+    </w:tbl>
+    <w:p>
+      <w:pPr>
+        <w:rPr>
+          <w:noProof/>
+          <w:lang w:val="en-IN"/>
+        </w:rPr>
+      </w:pPr>
+      <w:r>
+        <w:rPr>
+          <w:noProof/>
+          <w:lang w:val="en-IN"/>
+        </w:rPr>
+        <w:pict w14:anchorId="119B4156">
+          <v:rect id="_x0000_i1156" style="width:0;height:1.5pt" o:hralign="center" o:hrstd="t" o:hr="t" fillcolor="#a0a0a0" stroked="f"/>
+        </w:pict>
+      </w:r>
+    </w:p>
+    <w:p>
+      <w:pPr>
+        <w:rPr>
+          <w:b/>
+          <w:bCs/>
+          <w:noProof/>
+          <w:lang w:val="en-IN"/>
+        </w:rPr>
+      </w:pPr>
+      <w:r>
+        <w:rPr>
+          <w:b/>
+          <w:bCs/>
+          <w:noProof/>
+          <w:lang w:val="en-IN"/>
+        </w:rPr>
+        <w:t>3. RIGHT JOIN (RIGHT OUTER JOIN)</w:t>
+      </w:r>
+    </w:p>
+    <w:p>
+      <w:pPr>
+        <w:rPr>
+          <w:noProof/>
+          <w:lang w:val="en-IN"/>
+        </w:rPr>
+      </w:pPr>
+      <w:r>
+        <w:rPr>
+          <w:noProof/>
+          <w:lang w:val="en-IN"/>
+        </w:rPr>
+        <w:t>Returns all rows from right table and matching rows from left table.</w:t>
+      </w:r>
+    </w:p>
+    <w:p>
+      <w:pPr>
+        <w:rPr>
+          <w:noProof/>
+          <w:lang w:val="en-IN"/>
+        </w:rPr>
+      </w:pPr>
+      <w:r>
+        <w:rPr>
+          <w:noProof/>
+          <w:lang w:val="en-IN"/>
+        </w:rPr>
+        <w:t xml:space="preserve">SELECT </w:t>
+      </w:r>
+      <w:r>
+        <w:rPr>
+          <w:noProof/>
+          <w:lang w:val="en-IN"/>
+        </w:rPr>
+        <w:br/>
+        <w:t xml:space="preserve">    e.emp_id,</w:t>
+      </w:r>
+      <w:r>
+        <w:rPr>
+          <w:noProof/>
+          <w:lang w:val="en-IN"/>
+        </w:rPr>
+        <w:br/>
+        <w:t xml:space="preserve">    e.emp_name,</w:t>
+      </w:r>
+      <w:r>
+        <w:rPr>
+          <w:noProof/>
+          <w:lang w:val="en-IN"/>
+        </w:rPr>
+        <w:br/>
+        <w:t xml:space="preserve">    e.dept_id AS emp_dept_id,</w:t>
+      </w:r>
+      <w:r>
+        <w:rPr>
+          <w:noProof/>
+          <w:lang w:val="en-IN"/>
+        </w:rPr>
+        <w:br/>
+        <w:t xml:space="preserve">    d.dept_id AS dept_dept_id,</w:t>
+      </w:r>
+      <w:r>
+        <w:rPr>
+          <w:noProof/>
+          <w:lang w:val="en-IN"/>
+        </w:rPr>
+        <w:br/>
+        <w:t xml:space="preserve">    d.dept_name</w:t>
+      </w:r>
+      <w:r>
+        <w:rPr>
+          <w:noProof/>
+          <w:lang w:val="en-IN"/>
+        </w:rPr>
+        <w:br/>
+        <w:t>FROM Employees e</w:t>
+      </w:r>
+      <w:r>
+        <w:rPr>
+          <w:noProof/>
+          <w:lang w:val="en-IN"/>
+        </w:rPr>
+        <w:br/>
+        <w:t>RIGHT JOIN Departments d</w:t>
+      </w:r>
+      <w:r>
+        <w:rPr>
+          <w:noProof/>
+          <w:lang w:val="en-IN"/>
+        </w:rPr>
+        <w:br/>
+        <w:t xml:space="preserve">    ON e.dept_id = d.dept_id;</w:t>
+      </w:r>
+    </w:p>
+    <w:p>
+      <w:pPr>
+        <w:rPr>
+          <w:b/>
+          <w:bCs/>
+          <w:noProof/>
+          <w:lang w:val="en-IN"/>
+        </w:rPr>
+      </w:pPr>
+      <w:r>
+        <w:rPr>
+          <w:b/>
+          <w:bCs/>
+          <w:noProof/>
+          <w:lang w:val="en-IN"/>
+        </w:rPr>
+        <w:t>Output</w:t>
+      </w:r>
+    </w:p>
+    <w:tbl>
+      <w:tblPr>
+        <w:tblStyle w:val="TableGrid"/>
+        <w:tblW w:w="0" w:type="auto"/>
+        <w:tblLook w:val="04A0" w:firstRow="1" w:lastRow="0" w:firstColumn="1" w:lastColumn="0" w:noHBand="0" w:noVBand="1"/>
+      </w:tblPr>
+      <w:tblGrid>
+        <w:gridCol w:w="1049"/>
+        <w:gridCol w:w="1439"/>
+        <w:gridCol w:w="1678"/>
+        <w:gridCol w:w="1687"/>
+        <w:gridCol w:w="1448"/>
+      </w:tblGrid>
+      <w:tr>
+        <w:tc>
+          <w:tcPr>
+            <w:tcW w:w="0" w:type="auto"/>
+            <w:hideMark/>
+          </w:tcPr>
+          <w:p>
+            <w:pPr>
+              <w:spacing w:after="120" w:line="240" w:lineRule="atLeast"/>
+              <w:rPr>
+                <w:b/>
+                <w:bCs/>
+                <w:noProof/>
+                <w:lang w:val="en-IN"/>
+              </w:rPr>
+            </w:pPr>
+            <w:r>
+              <w:rPr>
+                <w:b/>
+                <w:bCs/>
+                <w:noProof/>
+                <w:lang w:val="en-IN"/>
+              </w:rPr>
+              <w:t>emp_id</w:t>
+            </w:r>
+          </w:p>
+        </w:tc>
+        <w:tc>
+          <w:tcPr>
+            <w:tcW w:w="0" w:type="auto"/>
+            <w:hideMark/>
+          </w:tcPr>
+          <w:p>
+            <w:pPr>
+              <w:spacing w:after="120" w:line="240" w:lineRule="atLeast"/>
+              <w:rPr>
+                <w:b/>
+                <w:bCs/>
+                <w:noProof/>
+                <w:lang w:val="en-IN"/>
+              </w:rPr>
+            </w:pPr>
+            <w:r>
+              <w:rPr>
+                <w:b/>
+                <w:bCs/>
+                <w:noProof/>
+                <w:lang w:val="en-IN"/>
+              </w:rPr>
+              <w:t>emp_name</w:t>
+            </w:r>
+          </w:p>
+        </w:tc>
+        <w:tc>
+          <w:tcPr>
+            <w:tcW w:w="0" w:type="auto"/>
+            <w:hideMark/>
+          </w:tcPr>
+          <w:p>
+            <w:pPr>
+              <w:spacing w:after="120" w:line="240" w:lineRule="atLeast"/>
+              <w:rPr>
+                <w:b/>
+                <w:bCs/>
+                <w:noProof/>
+                <w:lang w:val="en-IN"/>
+              </w:rPr>
+            </w:pPr>
+            <w:r>
+              <w:rPr>
+                <w:b/>
+                <w:bCs/>
+                <w:noProof/>
+                <w:lang w:val="en-IN"/>
+              </w:rPr>
+              <w:t>emp_dept_id</w:t>
+            </w:r>
+          </w:p>
+        </w:tc>
+        <w:tc>
+          <w:tcPr>
+            <w:tcW w:w="0" w:type="auto"/>
+            <w:hideMark/>
+          </w:tcPr>
+          <w:p>
+            <w:pPr>
+              <w:spacing w:after="120" w:line="240" w:lineRule="atLeast"/>
+              <w:rPr>
+                <w:b/>
+                <w:bCs/>
+                <w:noProof/>
+                <w:lang w:val="en-IN"/>
+              </w:rPr>
+            </w:pPr>
+            <w:r>
+              <w:rPr>
+                <w:b/>
+                <w:bCs/>
+                <w:noProof/>
+                <w:lang w:val="en-IN"/>
+              </w:rPr>
+              <w:t>dept_dept_id</w:t>
+            </w:r>
+          </w:p>
+        </w:tc>
+        <w:tc>
+          <w:tcPr>
+            <w:tcW w:w="0" w:type="auto"/>
+            <w:hideMark/>
+          </w:tcPr>
+          <w:p>
+            <w:pPr>
+              <w:spacing w:after="120" w:line="240" w:lineRule="atLeast"/>
+              <w:rPr>
+                <w:b/>
+                <w:bCs/>
+                <w:noProof/>
+                <w:lang w:val="en-IN"/>
+              </w:rPr>
+            </w:pPr>
+            <w:r>
+              <w:rPr>
+                <w:b/>
+                <w:bCs/>
+                <w:noProof/>
+                <w:lang w:val="en-IN"/>
+              </w:rPr>
+              <w:t>dept_name</w:t>
+            </w:r>
+          </w:p>
+        </w:tc>
+      </w:tr>
+      <w:tr>
+        <w:tc>
+          <w:tcPr>
+            <w:tcW w:w="0" w:type="auto"/>
+            <w:hideMark/>
+          </w:tcPr>
+          <w:p>
+            <w:pPr>
+              <w:spacing w:after="120" w:line="240" w:lineRule="atLeast"/>
+              <w:rPr>
+                <w:noProof/>
+                <w:lang w:val="en-IN"/>
+              </w:rPr>
+            </w:pPr>
+            <w:r>
+              <w:rPr>
+                <w:noProof/>
+                <w:lang w:val="en-IN"/>
+              </w:rPr>
+              <w:lastRenderedPageBreak/>
+              <w:t>1</w:t>
+            </w:r>
+          </w:p>
+        </w:tc>
+        <w:tc>
+          <w:tcPr>
+            <w:tcW w:w="0" w:type="auto"/>
+            <w:hideMark/>
+          </w:tcPr>
+          <w:p>
+            <w:pPr>
+              <w:spacing w:after="120" w:line="240" w:lineRule="atLeast"/>
+              <w:rPr>
+                <w:noProof/>
+                <w:lang w:val="en-IN"/>
+              </w:rPr>
+            </w:pPr>
+            <w:r>
+              <w:rPr>
+                <w:noProof/>
+                <w:lang w:val="en-IN"/>
+              </w:rPr>
+              <w:t>Amit</w:t>
+            </w:r>
+          </w:p>
+        </w:tc>
+        <w:tc>
+          <w:tcPr>
+            <w:tcW w:w="0" w:type="auto"/>
+            <w:hideMark/>
+          </w:tcPr>
+          <w:p>
+            <w:pPr>
+              <w:spacing w:after="120" w:line="240" w:lineRule="atLeast"/>
+              <w:rPr>
+                <w:noProof/>
+                <w:lang w:val="en-IN"/>
+              </w:rPr>
+            </w:pPr>
+            <w:r>
+              <w:rPr>
+                <w:noProof/>
+                <w:lang w:val="en-IN"/>
+              </w:rPr>
+              <w:t>10</w:t>
+            </w:r>
+          </w:p>
+        </w:tc>
+        <w:tc>
+          <w:tcPr>
+            <w:tcW w:w="0" w:type="auto"/>
+            <w:hideMark/>
+          </w:tcPr>
+          <w:p>
+            <w:pPr>
+              <w:spacing w:after="120" w:line="240" w:lineRule="atLeast"/>
+              <w:rPr>
+                <w:noProof/>
+                <w:lang w:val="en-IN"/>
+              </w:rPr>
+            </w:pPr>
+            <w:r>
+              <w:rPr>
+                <w:noProof/>
+                <w:lang w:val="en-IN"/>
+              </w:rPr>
+              <w:t>10</w:t>
+            </w:r>
+          </w:p>
+        </w:tc>
+        <w:tc>
+          <w:tcPr>
+            <w:tcW w:w="0" w:type="auto"/>
+            <w:hideMark/>
+          </w:tcPr>
+          <w:p>
+            <w:pPr>
+              <w:spacing w:after="120" w:line="240" w:lineRule="atLeast"/>
+              <w:rPr>
+                <w:noProof/>
+                <w:lang w:val="en-IN"/>
+              </w:rPr>
+            </w:pPr>
+            <w:r>
+              <w:rPr>
+                <w:noProof/>
+                <w:lang w:val="en-IN"/>
+              </w:rPr>
+              <w:t>HR</w:t>
+            </w:r>
+          </w:p>
+        </w:tc>
+      </w:tr>
+      <w:tr>
+        <w:tc>
+          <w:tcPr>
+            <w:tcW w:w="0" w:type="auto"/>
+            <w:hideMark/>
+          </w:tcPr>
+          <w:p>
+            <w:pPr>
+              <w:spacing w:after="120" w:line="240" w:lineRule="atLeast"/>
+              <w:rPr>
+                <w:noProof/>
+                <w:lang w:val="en-IN"/>
+              </w:rPr>
+            </w:pPr>
+            <w:r>
+              <w:rPr>
+                <w:noProof/>
+                <w:lang w:val="en-IN"/>
+              </w:rPr>
+              <w:t>2</w:t>
+            </w:r>
+          </w:p>
+        </w:tc>
+        <w:tc>
+          <w:tcPr>
+            <w:tcW w:w="0" w:type="auto"/>
+            <w:hideMark/>
+          </w:tcPr>
+          <w:p>
+            <w:pPr>
+              <w:spacing w:after="120" w:line="240" w:lineRule="atLeast"/>
+              <w:rPr>
+                <w:noProof/>
+                <w:lang w:val="en-IN"/>
+              </w:rPr>
+            </w:pPr>
+            <w:r>
+              <w:rPr>
+                <w:noProof/>
+                <w:lang w:val="en-IN"/>
+              </w:rPr>
+              <w:t>Sara</w:t>
+            </w:r>
+          </w:p>
+        </w:tc>
+        <w:tc>
+          <w:tcPr>
+            <w:tcW w:w="0" w:type="auto"/>
+            <w:hideMark/>
+          </w:tcPr>
+          <w:p>
+            <w:pPr>
+              <w:spacing w:after="120" w:line="240" w:lineRule="atLeast"/>
+              <w:rPr>
+                <w:noProof/>
+                <w:lang w:val="en-IN"/>
+              </w:rPr>
+            </w:pPr>
+            <w:r>
+              <w:rPr>
+                <w:noProof/>
+                <w:lang w:val="en-IN"/>
+              </w:rPr>
+              <w:t>20</w:t>
+            </w:r>
+          </w:p>
+        </w:tc>
+        <w:tc>
+          <w:tcPr>
+            <w:tcW w:w="0" w:type="auto"/>
+            <w:hideMark/>
+          </w:tcPr>
+          <w:p>
+            <w:pPr>
+              <w:spacing w:after="120" w:line="240" w:lineRule="atLeast"/>
+              <w:rPr>
+                <w:noProof/>
+                <w:lang w:val="en-IN"/>
+              </w:rPr>
+            </w:pPr>
+            <w:r>
+              <w:rPr>
+                <w:noProof/>
+                <w:lang w:val="en-IN"/>
+              </w:rPr>
+              <w:t>20</w:t>
+            </w:r>
+          </w:p>
+        </w:tc>
+        <w:tc>
+          <w:tcPr>
+            <w:tcW w:w="0" w:type="auto"/>
+            <w:hideMark/>
+          </w:tcPr>
+          <w:p>
+            <w:pPr>
+              <w:spacing w:after="120" w:line="240" w:lineRule="atLeast"/>
+              <w:rPr>
+                <w:noProof/>
+                <w:lang w:val="en-IN"/>
+              </w:rPr>
+            </w:pPr>
+            <w:r>
+              <w:rPr>
+                <w:noProof/>
+                <w:lang w:val="en-IN"/>
+              </w:rPr>
+              <w:t>IT</w:t>
+            </w:r>
+          </w:p>
+        </w:tc>
+      </w:tr>
+      <w:tr>
+        <w:tc>
+          <w:tcPr>
+            <w:tcW w:w="0" w:type="auto"/>
+            <w:hideMark/>
+          </w:tcPr>
+          <w:p>
+            <w:pPr>
+              <w:spacing w:after="120" w:line="240" w:lineRule="atLeast"/>
+              <w:rPr>
+                <w:noProof/>
+                <w:lang w:val="en-IN"/>
+              </w:rPr>
+            </w:pPr>
+            <w:r>
+              <w:rPr>
+                <w:noProof/>
+                <w:lang w:val="en-IN"/>
+              </w:rPr>
+              <w:t>3</w:t>
+            </w:r>
+          </w:p>
+        </w:tc>
+        <w:tc>
+          <w:tcPr>
+            <w:tcW w:w="0" w:type="auto"/>
+            <w:hideMark/>
+          </w:tcPr>
+          <w:p>
+            <w:pPr>
+              <w:spacing w:after="120" w:line="240" w:lineRule="atLeast"/>
+              <w:rPr>
+                <w:noProof/>
+                <w:lang w:val="en-IN"/>
+              </w:rPr>
+            </w:pPr>
+            <w:r>
+              <w:rPr>
+                <w:noProof/>
+                <w:lang w:val="en-IN"/>
+              </w:rPr>
+              <w:t>John</w:t>
+            </w:r>
+          </w:p>
+        </w:tc>
+        <w:tc>
+          <w:tcPr>
+            <w:tcW w:w="0" w:type="auto"/>
+            <w:hideMark/>
+          </w:tcPr>
+          <w:p>
+            <w:pPr>
+              <w:spacing w:after="120" w:line="240" w:lineRule="atLeast"/>
+              <w:rPr>
+                <w:noProof/>
+                <w:lang w:val="en-IN"/>
+              </w:rPr>
+            </w:pPr>
+            <w:r>
+              <w:rPr>
+                <w:noProof/>
+                <w:lang w:val="en-IN"/>
+              </w:rPr>
+              <w:t>30</w:t>
+            </w:r>
+          </w:p>
+        </w:tc>
+        <w:tc>
+          <w:tcPr>
+            <w:tcW w:w="0" w:type="auto"/>
+            <w:hideMark/>
+          </w:tcPr>
+          <w:p>
+            <w:pPr>
+              <w:spacing w:after="120" w:line="240" w:lineRule="atLeast"/>
+              <w:rPr>
+                <w:noProof/>
+                <w:lang w:val="en-IN"/>
+              </w:rPr>
+            </w:pPr>
+            <w:r>
+              <w:rPr>
+                <w:noProof/>
+                <w:lang w:val="en-IN"/>
+              </w:rPr>
+              <w:t>30</w:t>
+            </w:r>
+          </w:p>
+        </w:tc>
+        <w:tc>
+          <w:tcPr>
+            <w:tcW w:w="0" w:type="auto"/>
+            <w:hideMark/>
+          </w:tcPr>
+          <w:p>
+            <w:pPr>
+              <w:spacing w:after="120" w:line="240" w:lineRule="atLeast"/>
+              <w:rPr>
+                <w:noProof/>
+                <w:lang w:val="en-IN"/>
+              </w:rPr>
+            </w:pPr>
+            <w:r>
+              <w:rPr>
+                <w:noProof/>
+                <w:lang w:val="en-IN"/>
+              </w:rPr>
+              <w:t>Finance</w:t>
+            </w:r>
+          </w:p>
+        </w:tc>
+      </w:tr>
+      <w:tr>
+        <w:tc>
+          <w:tcPr>
+            <w:tcW w:w="0" w:type="auto"/>
+            <w:hideMark/>
+          </w:tcPr>
+          <w:p>
+            <w:pPr>
+              <w:spacing w:after="120" w:line="240" w:lineRule="atLeast"/>
+              <w:rPr>
+                <w:noProof/>
+                <w:lang w:val="en-IN"/>
+              </w:rPr>
+            </w:pPr>
+            <w:r>
+              <w:rPr>
+                <w:noProof/>
+                <w:lang w:val="en-IN"/>
+              </w:rPr>
+              <w:t>NULL</w:t>
+            </w:r>
+          </w:p>
+        </w:tc>
+        <w:tc>
+          <w:tcPr>
+            <w:tcW w:w="0" w:type="auto"/>
+            <w:hideMark/>
+          </w:tcPr>
+          <w:p>
+            <w:pPr>
+              <w:spacing w:after="120" w:line="240" w:lineRule="atLeast"/>
+              <w:rPr>
+                <w:noProof/>
+                <w:lang w:val="en-IN"/>
+              </w:rPr>
+            </w:pPr>
+            <w:r>
+              <w:rPr>
+                <w:noProof/>
+                <w:lang w:val="en-IN"/>
+              </w:rPr>
+              <w:t>NULL</w:t>
+            </w:r>
+          </w:p>
+        </w:tc>
+        <w:tc>
+          <w:tcPr>
+            <w:tcW w:w="0" w:type="auto"/>
+            <w:hideMark/>
+          </w:tcPr>
+          <w:p>
+            <w:pPr>
+              <w:spacing w:after="120" w:line="240" w:lineRule="atLeast"/>
+              <w:rPr>
+                <w:noProof/>
+                <w:lang w:val="en-IN"/>
+              </w:rPr>
+            </w:pPr>
+            <w:r>
+              <w:rPr>
+                <w:noProof/>
+                <w:lang w:val="en-IN"/>
+              </w:rPr>
+              <w:t>NULL</w:t>
+            </w:r>
+          </w:p>
+        </w:tc>
+        <w:tc>
+          <w:tcPr>
+            <w:tcW w:w="0" w:type="auto"/>
+            <w:hideMark/>
+          </w:tcPr>
+          <w:p>
+            <w:pPr>
+              <w:spacing w:after="120" w:line="240" w:lineRule="atLeast"/>
+              <w:rPr>
+                <w:noProof/>
+                <w:lang w:val="en-IN"/>
+              </w:rPr>
+            </w:pPr>
+            <w:r>
+              <w:rPr>
+                <w:noProof/>
+                <w:lang w:val="en-IN"/>
+              </w:rPr>
+              <w:t>50</w:t>
+            </w:r>
+          </w:p>
+        </w:tc>
+        <w:tc>
+          <w:tcPr>
+            <w:tcW w:w="0" w:type="auto"/>
+            <w:hideMark/>
+          </w:tcPr>
+          <w:p>
+            <w:pPr>
+              <w:spacing w:after="120" w:line="240" w:lineRule="atLeast"/>
+              <w:rPr>
+                <w:noProof/>
+                <w:lang w:val="en-IN"/>
+              </w:rPr>
+            </w:pPr>
+            <w:r>
+              <w:rPr>
+                <w:noProof/>
+                <w:lang w:val="en-IN"/>
+              </w:rPr>
+              <w:t>Admin</w:t>
+            </w:r>
+          </w:p>
+        </w:tc>
+      </w:tr>
+    </w:tbl>
+    <w:p>
+      <w:pPr>
+        <w:rPr>
+          <w:noProof/>
+          <w:lang w:val="en-IN"/>
+        </w:rPr>
+      </w:pPr>
+      <w:r>
+        <w:rPr>
+          <w:noProof/>
+          <w:lang w:val="en-IN"/>
+        </w:rPr>
+        <w:pict w14:anchorId="0C26451B">
+          <v:rect id="_x0000_i1157" style="width:0;height:1.5pt" o:hralign="center" o:hrstd="t" o:hr="t" fillcolor="#a0a0a0" stroked="f"/>
+        </w:pict>
+      </w:r>
+    </w:p>
+    <w:p>
+      <w:pPr>
+        <w:rPr>
+          <w:b/>
+          <w:bCs/>
+          <w:noProof/>
+          <w:lang w:val="en-IN"/>
+        </w:rPr>
+      </w:pPr>
+      <w:r>
+        <w:rPr>
+          <w:b/>
+          <w:bCs/>
+          <w:noProof/>
+          <w:lang w:val="en-IN"/>
+        </w:rPr>
+        <w:t>4. FULL OUTER JOIN</w:t>
+      </w:r>
+    </w:p>
+    <w:p>
+      <w:pPr>
+        <w:rPr>
+          <w:noProof/>
+          <w:lang w:val="en-IN"/>
+        </w:rPr>
+      </w:pPr>
+      <w:r>
+        <w:rPr>
+          <w:noProof/>
+          <w:lang w:val="en-IN"/>
+        </w:rPr>
+        <w:t>Returns all rows from both tables.</w:t>
+      </w:r>
+    </w:p>
+    <w:p>
+      <w:pPr>
+        <w:rPr>
+          <w:noProof/>
+          <w:lang w:val="en-IN"/>
+        </w:rPr>
+      </w:pPr>
+      <w:r>
+        <w:rPr>
+          <w:noProof/>
+          <w:lang w:val="en-IN"/>
+        </w:rPr>
+        <w:t xml:space="preserve">SELECT </w:t>
+      </w:r>
+      <w:r>
+        <w:rPr>
+          <w:noProof/>
+          <w:lang w:val="en-IN"/>
+        </w:rPr>
+        <w:br/>
+        <w:t xml:space="preserve">    e.emp_id,</w:t>
+      </w:r>
+      <w:r>
+        <w:rPr>
+          <w:noProof/>
+          <w:lang w:val="en-IN"/>
+        </w:rPr>
+        <w:br/>
+        <w:t xml:space="preserve">    e.emp_name,</w:t>
+      </w:r>
+      <w:r>
+        <w:rPr>
+          <w:noProof/>
+          <w:lang w:val="en-IN"/>
+        </w:rPr>
+        <w:br/>
+        <w:t xml:space="preserve">    e.dept_id AS emp_dept_id,</w:t>
+      </w:r>
+      <w:r>
+        <w:rPr>
+          <w:noProof/>
+          <w:lang w:val="en-IN"/>
+        </w:rPr>
+        <w:br/>
+        <w:t xml:space="preserve">    d.dept_id AS dept_dept_id,</w:t>
+      </w:r>
+      <w:r>
+        <w:rPr>
+          <w:noProof/>
+          <w:lang w:val="en-IN"/>
+        </w:rPr>
+        <w:br/>
+        <w:t xml:space="preserve">    d.dept_name</w:t>
+      </w:r>
+      <w:r>
+        <w:rPr>
+          <w:noProof/>
+          <w:lang w:val="en-IN"/>
+        </w:rPr>
+        <w:br/>
+        <w:t>FROM Employees e</w:t>
+      </w:r>
+      <w:r>
+        <w:rPr>
+          <w:noProof/>
+          <w:lang w:val="en-IN"/>
+        </w:rPr>
+        <w:br/>
+        <w:t>FULL OUTER JOIN Departments d</w:t>
+      </w:r>
+      <w:r>
+        <w:rPr>
+          <w:noProof/>
+          <w:lang w:val="en-IN"/>
+        </w:rPr>
+        <w:br/>
+        <w:t xml:space="preserve">    ON e.dept_id = d.dept_id;</w:t>
+      </w:r>
+    </w:p>
+    <w:p>
+      <w:pPr>
+        <w:rPr>
+          <w:b/>
+          <w:bCs/>
+          <w:noProof/>
+          <w:lang w:val="en-IN"/>
+        </w:rPr>
+      </w:pPr>
+      <w:r>
+        <w:rPr>
+          <w:b/>
+          <w:bCs/>
+          <w:noProof/>
+          <w:lang w:val="en-IN"/>
+        </w:rPr>
+        <w:t>Output</w:t>
+      </w:r>
+    </w:p>
+    <w:tbl>
+      <w:tblPr>
+        <w:tblStyle w:val="TableGrid"/>
+        <w:tblW w:w="0" w:type="auto"/>
+        <w:tblLook w:val="04A0" w:firstRow="1" w:lastRow="0" w:firstColumn="1" w:lastColumn="0" w:noHBand="0" w:noVBand="1"/>
+      </w:tblPr>
+      <w:tblGrid>
+        <w:gridCol w:w="1049"/>
+        <w:gridCol w:w="1439"/>
+        <w:gridCol w:w="1678"/>
+        <w:gridCol w:w="1687"/>
+        <w:gridCol w:w="1448"/>
+      </w:tblGrid>
+      <w:tr>
+        <w:tc>
+          <w:tcPr>
+            <w:tcW w:w="0" w:type="auto"/>
+            <w:hideMark/>
+          </w:tcPr>
+          <w:p>
+            <w:pPr>
+              <w:spacing w:after="120" w:line="240" w:lineRule="atLeast"/>
+              <w:rPr>
+                <w:b/>
+                <w:bCs/>
+                <w:noProof/>
+                <w:lang w:val="en-IN"/>
+              </w:rPr>
+            </w:pPr>
+            <w:r>
+              <w:rPr>
+                <w:b/>
+                <w:bCs/>
+                <w:noProof/>
+                <w:lang w:val="en-IN"/>
+              </w:rPr>
+              <w:t>emp_id</w:t>
+            </w:r>
+          </w:p>
+        </w:tc>
+        <w:tc>
+          <w:tcPr>
+            <w:tcW w:w="0" w:type="auto"/>
+            <w:hideMark/>
+          </w:tcPr>
+          <w:p>
+            <w:pPr>
+              <w:spacing w:after="120" w:line="240" w:lineRule="atLeast"/>
+              <w:rPr>
+                <w:b/>
+                <w:bCs/>
+                <w:noProof/>
+                <w:lang w:val="en-IN"/>
+              </w:rPr>
+            </w:pPr>
+            <w:r>
+              <w:rPr>
+                <w:b/>
+                <w:bCs/>
+                <w:noProof/>
+                <w:lang w:val="en-IN"/>
+              </w:rPr>
+              <w:t>emp_name</w:t>
+            </w:r>
+          </w:p>
+        </w:tc>
+        <w:tc>
+          <w:tcPr>
+            <w:tcW w:w="0" w:type="auto"/>
+            <w:hideMark/>
+          </w:tcPr>
+          <w:p>
+            <w:pPr>
+              <w:spacing w:after="120" w:line="240" w:lineRule="atLeast"/>
+              <w:rPr>
+                <w:b/>
+                <w:bCs/>
+                <w:noProof/>
+                <w:lang w:val="en-IN"/>
+              </w:rPr>
+            </w:pPr>
+            <w:r>
+              <w:rPr>
+                <w:b/>
+                <w:bCs/>
+                <w:noProof/>
+                <w:lang w:val="en-IN"/>
+              </w:rPr>
+              <w:t>emp_dept_id</w:t>
+            </w:r>
+          </w:p>
+        </w:tc>
+        <w:tc>
+          <w:tcPr>
+            <w:tcW w:w="0" w:type="auto"/>
+            <w:hideMark/>
+          </w:tcPr>
+          <w:p>
+            <w:pPr>
+              <w:spacing w:after="120" w:line="240" w:lineRule="atLeast"/>
+              <w:rPr>
+                <w:b/>
+                <w:bCs/>
+                <w:noProof/>
+                <w:lang w:val="en-IN"/>
+              </w:rPr>
+            </w:pPr>
+            <w:r>
+              <w:rPr>
+                <w:b/>
+                <w:bCs/>
+                <w:noProof/>
+                <w:lang w:val="en-IN"/>
+              </w:rPr>
+              <w:t>dept_dept_id</w:t>
+            </w:r>
+          </w:p>
+        </w:tc>
+        <w:tc>
+          <w:tcPr>
+            <w:tcW w:w="0" w:type="auto"/>
+            <w:hideMark/>
+          </w:tcPr>
+          <w:p>
+            <w:pPr>
+              <w:spacing w:after="120" w:line="240" w:lineRule="atLeast"/>
+              <w:rPr>
+                <w:b/>
+                <w:bCs/>
+                <w:noProof/>
+                <w:lang w:val="en-IN"/>
+              </w:rPr>
+            </w:pPr>
+            <w:r>
+              <w:rPr>
+                <w:b/>
+                <w:bCs/>
+                <w:noProof/>
+                <w:lang w:val="en-IN"/>
+              </w:rPr>
+              <w:t>dept_name</w:t>
+            </w:r>
+          </w:p>
+        </w:tc>
+      </w:tr>
+      <w:tr>
+        <w:tc>
+          <w:tcPr>
+            <w:tcW w:w="0" w:type="auto"/>
+            <w:hideMark/>
+          </w:tcPr>
+          <w:p>
+            <w:pPr>
+              <w:spacing w:after="120" w:line="240" w:lineRule="atLeast"/>
+              <w:rPr>
+                <w:noProof/>
+                <w:lang w:val="en-IN"/>
+              </w:rPr>
+            </w:pPr>
+            <w:r>
+              <w:rPr>
+                <w:noProof/>
+                <w:lang w:val="en-IN"/>
+              </w:rPr>
+              <w:t>1</w:t>
+            </w:r>
+          </w:p>
+        </w:tc>
+        <w:tc>
+          <w:tcPr>
+            <w:tcW w:w="0" w:type="auto"/>
+            <w:hideMark/>
+          </w:tcPr>
+          <w:p>
+            <w:pPr>
+              <w:spacing w:after="120" w:line="240" w:lineRule="atLeast"/>
+              <w:rPr>
+                <w:noProof/>
+                <w:lang w:val="en-IN"/>
+              </w:rPr>
+            </w:pPr>
+            <w:r>
+              <w:rPr>
+                <w:noProof/>
+                <w:lang w:val="en-IN"/>
+              </w:rPr>
+              <w:t>Amit</w:t>
+            </w:r>
+          </w:p>
+        </w:tc>
+        <w:tc>
+          <w:tcPr>
+            <w:tcW w:w="0" w:type="auto"/>
+            <w:hideMark/>
+          </w:tcPr>
+          <w:p>
+            <w:pPr>
+              <w:spacing w:after="120" w:line="240" w:lineRule="atLeast"/>
+              <w:rPr>
+                <w:noProof/>
+                <w:lang w:val="en-IN"/>
+              </w:rPr>
+            </w:pPr>
+            <w:r>
+              <w:rPr>
+                <w:noProof/>
+                <w:lang w:val="en-IN"/>
+              </w:rPr>
+              <w:t>10</w:t>
+            </w:r>
+          </w:p>
+        </w:tc>
+        <w:tc>
+          <w:tcPr>
+            <w:tcW w:w="0" w:type="auto"/>
+            <w:hideMark/>
+          </w:tcPr>
+          <w:p>
+            <w:pPr>
+              <w:spacing w:after="120" w:line="240" w:lineRule="atLeast"/>
+              <w:rPr>
+                <w:noProof/>
+                <w:lang w:val="en-IN"/>
+              </w:rPr>
+            </w:pPr>
+            <w:r>
+              <w:rPr>
+                <w:noProof/>
+                <w:lang w:val="en-IN"/>
+              </w:rPr>
+              <w:t>10</w:t>
+            </w:r>
+          </w:p>
+        </w:tc>
+        <w:tc>
+          <w:tcPr>
+            <w:tcW w:w="0" w:type="auto"/>
+            <w:hideMark/>
+          </w:tcPr>
+          <w:p>
+            <w:pPr>
+              <w:spacing w:after="120" w:line="240" w:lineRule="atLeast"/>
+              <w:rPr>
+                <w:noProof/>
+                <w:lang w:val="en-IN"/>
+              </w:rPr>
+            </w:pPr>
+            <w:r>
+              <w:rPr>
+                <w:noProof/>
+                <w:lang w:val="en-IN"/>
+              </w:rPr>
+              <w:t>HR</w:t>
+            </w:r>
+          </w:p>
+        </w:tc>
+      </w:tr>
+      <w:tr>
+        <w:tc>
+          <w:tcPr>
+            <w:tcW w:w="0" w:type="auto"/>
+            <w:hideMark/>
+          </w:tcPr>
+          <w:p>
+            <w:pPr>
+              <w:spacing w:after="120" w:line="240" w:lineRule="atLeast"/>
+              <w:rPr>
+                <w:noProof/>
+                <w:lang w:val="en-IN"/>
+              </w:rPr>
+            </w:pPr>
+            <w:r>
+              <w:rPr>
+                <w:noProof/>
+                <w:lang w:val="en-IN"/>
+              </w:rPr>
+              <w:t>2</w:t>
+            </w:r>
+          </w:p>
+        </w:tc>
+        <w:tc>
+          <w:tcPr>
+            <w:tcW w:w="0" w:type="auto"/>
+            <w:hideMark/>
+          </w:tcPr>
+          <w:p>
+            <w:pPr>
+              <w:spacing w:after="120" w:line="240" w:lineRule="atLeast"/>
+              <w:rPr>
+                <w:noProof/>
+                <w:lang w:val="en-IN"/>
+              </w:rPr>
+            </w:pPr>
+            <w:r>
+              <w:rPr>
+                <w:noProof/>
+                <w:lang w:val="en-IN"/>
+              </w:rPr>
+              <w:t>Sara</w:t>
+            </w:r>
+          </w:p>
+        </w:tc>
+        <w:tc>
+          <w:tcPr>
+            <w:tcW w:w="0" w:type="auto"/>
+            <w:hideMark/>
+          </w:tcPr>
+          <w:p>
+            <w:pPr>
+              <w:spacing w:after="120" w:line="240" w:lineRule="atLeast"/>
+              <w:rPr>
+                <w:noProof/>
+                <w:lang w:val="en-IN"/>
+              </w:rPr>
+            </w:pPr>
+            <w:r>
+              <w:rPr>
+                <w:noProof/>
+                <w:lang w:val="en-IN"/>
+              </w:rPr>
+              <w:t>20</w:t>
+            </w:r>
+          </w:p>
+        </w:tc>
+        <w:tc>
+          <w:tcPr>
+            <w:tcW w:w="0" w:type="auto"/>
+            <w:hideMark/>
+          </w:tcPr>
+          <w:p>
+            <w:pPr>
+              <w:spacing w:after="120" w:line="240" w:lineRule="atLeast"/>
+              <w:rPr>
+                <w:noProof/>
+                <w:lang w:val="en-IN"/>
+              </w:rPr>
+            </w:pPr>
+            <w:r>
+              <w:rPr>
+                <w:noProof/>
+                <w:lang w:val="en-IN"/>
+              </w:rPr>
+              <w:t>20</w:t>
+            </w:r>
+          </w:p>
+        </w:tc>
+        <w:tc>
+          <w:tcPr>
+            <w:tcW w:w="0" w:type="auto"/>
+            <w:hideMark/>
+          </w:tcPr>
+          <w:p>
+            <w:pPr>
+              <w:spacing w:after="120" w:line="240" w:lineRule="atLeast"/>
+              <w:rPr>
+                <w:noProof/>
+                <w:lang w:val="en-IN"/>
+              </w:rPr>
+            </w:pPr>
+            <w:r>
+              <w:rPr>
+                <w:noProof/>
+                <w:lang w:val="en-IN"/>
+              </w:rPr>
+              <w:t>IT</w:t>
+            </w:r>
+          </w:p>
+        </w:tc>
+      </w:tr>
+      <w:tr>
+        <w:tc>
+          <w:tcPr>
+            <w:tcW w:w="0" w:type="auto"/>
+            <w:hideMark/>
+          </w:tcPr>
+          <w:p>
+            <w:pPr>
+              <w:spacing w:after="120" w:line="240" w:lineRule="atLeast"/>
+              <w:rPr>
+                <w:noProof/>
+                <w:lang w:val="en-IN"/>
+              </w:rPr>
+            </w:pPr>
+            <w:r>
+              <w:rPr>
+                <w:noProof/>
+                <w:lang w:val="en-IN"/>
+              </w:rPr>
+              <w:t>3</w:t>
+            </w:r>
+          </w:p>
+        </w:tc>
+        <w:tc>
+          <w:tcPr>
+            <w:tcW w:w="0" w:type="auto"/>
+            <w:hideMark/>
+          </w:tcPr>
+          <w:p>
+            <w:pPr>
+              <w:spacing w:after="120" w:line="240" w:lineRule="atLeast"/>
+              <w:rPr>
+                <w:noProof/>
+                <w:lang w:val="en-IN"/>
+              </w:rPr>
+            </w:pPr>
+            <w:r>
+              <w:rPr>
+                <w:noProof/>
+                <w:lang w:val="en-IN"/>
+              </w:rPr>
+              <w:t>John</w:t>
+            </w:r>
+          </w:p>
+        </w:tc>
+        <w:tc>
+          <w:tcPr>
+            <w:tcW w:w="0" w:type="auto"/>
+            <w:hideMark/>
+          </w:tcPr>
+          <w:p>
+            <w:pPr>
+              <w:spacing w:after="120" w:line="240" w:lineRule="atLeast"/>
+              <w:rPr>
+                <w:noProof/>
+                <w:lang w:val="en-IN"/>
+              </w:rPr>
+            </w:pPr>
+            <w:r>
+              <w:rPr>
+                <w:noProof/>
+                <w:lang w:val="en-IN"/>
+              </w:rPr>
+              <w:t>30</w:t>
+            </w:r>
+          </w:p>
+        </w:tc>
+        <w:tc>
+          <w:tcPr>
+            <w:tcW w:w="0" w:type="auto"/>
+            <w:hideMark/>
+          </w:tcPr>
+          <w:p>
+            <w:pPr>
+              <w:spacing w:after="120" w:line="240" w:lineRule="atLeast"/>
+              <w:rPr>
+                <w:noProof/>
+                <w:lang w:val="en-IN"/>
+              </w:rPr>
+            </w:pPr>
+            <w:r>
+              <w:rPr>
+                <w:noProof/>
+                <w:lang w:val="en-IN"/>
+              </w:rPr>
+              <w:t>30</w:t>
+            </w:r>
+          </w:p>
+        </w:tc>
+        <w:tc>
+          <w:tcPr>
+            <w:tcW w:w="0" w:type="auto"/>
+            <w:hideMark/>
+          </w:tcPr>
+          <w:p>
+            <w:pPr>
+              <w:spacing w:after="120" w:line="240" w:lineRule="atLeast"/>
+              <w:rPr>
+                <w:noProof/>
+                <w:lang w:val="en-IN"/>
+              </w:rPr>
+            </w:pPr>
+            <w:r>
+              <w:rPr>
+                <w:noProof/>
+                <w:lang w:val="en-IN"/>
+              </w:rPr>
+              <w:t>Finance</w:t>
+            </w:r>
+          </w:p>
+        </w:tc>
+      </w:tr>
+      <w:tr>
+        <w:tc>
+          <w:tcPr>
+            <w:tcW w:w="0" w:type="auto"/>
+            <w:hideMark/>
+          </w:tcPr>
+          <w:p>
+            <w:pPr>
+              <w:spacing w:after="120" w:line="240" w:lineRule="atLeast"/>
+              <w:rPr>
+                <w:noProof/>
+                <w:lang w:val="en-IN"/>
+              </w:rPr>
+            </w:pPr>
+            <w:r>
+              <w:rPr>
+                <w:noProof/>
+                <w:lang w:val="en-IN"/>
+              </w:rPr>
+              <w:t>4</w:t>
+            </w:r>
+          </w:p>
+        </w:tc>
+        <w:tc>
+          <w:tcPr>
+            <w:tcW w:w="0" w:type="auto"/>
+            <w:hideMark/>
+          </w:tcPr>
+          <w:p>
+            <w:pPr>
+              <w:spacing w:after="120" w:line="240" w:lineRule="atLeast"/>
+              <w:rPr>
+                <w:noProof/>
+                <w:lang w:val="en-IN"/>
+              </w:rPr>
+            </w:pPr>
+            <w:r>
+              <w:rPr>
+                <w:noProof/>
+                <w:lang w:val="en-IN"/>
+              </w:rPr>
+              <w:t>Neha</w:t>
+            </w:r>
+          </w:p>
+        </w:tc>
+        <w:tc>
+          <w:tcPr>
+            <w:tcW w:w="0" w:type="auto"/>
+            <w:hideMark/>
+          </w:tcPr>
+          <w:p>
+            <w:pPr>
+              <w:spacing w:after="120" w:line="240" w:lineRule="atLeast"/>
+              <w:rPr>
+                <w:noProof/>
+                <w:lang w:val="en-IN"/>
+              </w:rPr>
+            </w:pPr>
+            <w:r>
+              <w:rPr>
+                <w:noProof/>
+                <w:lang w:val="en-IN"/>
+              </w:rPr>
+              <w:t>NULL</w:t>
+            </w:r>
+          </w:p>
+        </w:tc>
+        <w:tc>
+          <w:tcPr>
+            <w:tcW w:w="0" w:type="auto"/>
+            <w:hideMark/>
+          </w:tcPr>
+          <w:p>
+            <w:pPr>
+              <w:spacing w:after="120" w:line="240" w:lineRule="atLeast"/>
+              <w:rPr>
+                <w:noProof/>
+                <w:lang w:val="en-IN"/>
+              </w:rPr>
+            </w:pPr>
+            <w:r>
+              <w:rPr>
+                <w:noProof/>
+                <w:lang w:val="en-IN"/>
+              </w:rPr>
+              <w:t>NULL</w:t>
+            </w:r>
+          </w:p>
+        </w:tc>
+        <w:tc>
+          <w:tcPr>
+            <w:tcW w:w="0" w:type="auto"/>
+            <w:hideMark/>
+          </w:tcPr>
+          <w:p>
+            <w:pPr>
+              <w:spacing w:after="120" w:line="240" w:lineRule="atLeast"/>
+              <w:rPr>
+                <w:noProof/>
+                <w:lang w:val="en-IN"/>
+              </w:rPr>
+            </w:pPr>
+            <w:r>
+              <w:rPr>
+                <w:noProof/>
+                <w:lang w:val="en-IN"/>
+              </w:rPr>
+              <w:t>NULL</w:t>
+            </w:r>
+          </w:p>
+        </w:tc>
+      </w:tr>
+      <w:tr>
+        <w:tc>
+          <w:tcPr>
+            <w:tcW w:w="0" w:type="auto"/>
+            <w:hideMark/>
+          </w:tcPr>
+          <w:p>
+            <w:pPr>
+              <w:spacing w:after="120" w:line="240" w:lineRule="atLeast"/>
+              <w:rPr>
+                <w:noProof/>
+                <w:lang w:val="en-IN"/>
+              </w:rPr>
+            </w:pPr>
+            <w:r>
+              <w:rPr>
+                <w:noProof/>
+                <w:lang w:val="en-IN"/>
+              </w:rPr>
+              <w:t>5</w:t>
+            </w:r>
+          </w:p>
+        </w:tc>
+        <w:tc>
+          <w:tcPr>
+            <w:tcW w:w="0" w:type="auto"/>
+            <w:hideMark/>
+          </w:tcPr>
+          <w:p>
+            <w:pPr>
+              <w:spacing w:after="120" w:line="240" w:lineRule="atLeast"/>
+              <w:rPr>
+                <w:noProof/>
+                <w:lang w:val="en-IN"/>
+              </w:rPr>
+            </w:pPr>
+            <w:r>
+              <w:rPr>
+                <w:noProof/>
+                <w:lang w:val="en-IN"/>
+              </w:rPr>
+              <w:t>Raj</w:t>
+            </w:r>
+          </w:p>
+        </w:tc>
+        <w:tc>
+          <w:tcPr>
+            <w:tcW w:w="0" w:type="auto"/>
+            <w:hideMark/>
+          </w:tcPr>
+          <w:p>
+            <w:pPr>
+              <w:spacing w:after="120" w:line="240" w:lineRule="atLeast"/>
+              <w:rPr>
+                <w:noProof/>
+                <w:lang w:val="en-IN"/>
+              </w:rPr>
+            </w:pPr>
+            <w:r>
+              <w:rPr>
+                <w:noProof/>
+                <w:lang w:val="en-IN"/>
+              </w:rPr>
+              <w:t>40</w:t>
+            </w:r>
+          </w:p>
+        </w:tc>
+        <w:tc>
+          <w:tcPr>
+            <w:tcW w:w="0" w:type="auto"/>
+            <w:hideMark/>
+          </w:tcPr>
+          <w:p>
+            <w:pPr>
+              <w:spacing w:after="120" w:line="240" w:lineRule="atLeast"/>
+              <w:rPr>
+                <w:noProof/>
+                <w:lang w:val="en-IN"/>
+              </w:rPr>
+            </w:pPr>
+            <w:r>
+              <w:rPr>
+                <w:noProof/>
+                <w:lang w:val="en-IN"/>
+              </w:rPr>
+              <w:t>NULL</w:t>
+            </w:r>
+          </w:p>
+        </w:tc>
+        <w:tc>
+          <w:tcPr>
+            <w:tcW w:w="0" w:type="auto"/>
+            <w:hideMark/>
+          </w:tcPr>
+          <w:p>
+            <w:pPr>
+              <w:spacing w:after="120" w:line="240" w:lineRule="atLeast"/>
+              <w:rPr>
+                <w:noProof/>
+                <w:lang w:val="en-IN"/>
+              </w:rPr>
+            </w:pPr>
+            <w:r>
+              <w:rPr>
+                <w:noProof/>
+                <w:lang w:val="en-IN"/>
+              </w:rPr>
+              <w:t>NULL</w:t>
+            </w:r>
+          </w:p>
+        </w:tc>
+      </w:tr>
+      <w:tr>
+        <w:tc>
+          <w:tcPr>
+            <w:tcW w:w="0" w:type="auto"/>
+            <w:hideMark/>
+          </w:tcPr>
+          <w:p>
+            <w:pPr>
+              <w:spacing w:after="120" w:line="240" w:lineRule="atLeast"/>
+              <w:rPr>
+                <w:noProof/>
+                <w:lang w:val="en-IN"/>
+              </w:rPr>
+            </w:pPr>
+            <w:r>
+              <w:rPr>
+                <w:noProof/>
+                <w:lang w:val="en-IN"/>
+              </w:rPr>
+              <w:t>NULL</w:t>
+            </w:r>
+          </w:p>
+        </w:tc>
+        <w:tc>
+          <w:tcPr>
+            <w:tcW w:w="0" w:type="auto"/>
+            <w:hideMark/>
+          </w:tcPr>
+          <w:p>
+            <w:pPr>
+              <w:spacing w:after="120" w:line="240" w:lineRule="atLeast"/>
+              <w:rPr>
+                <w:noProof/>
+                <w:lang w:val="en-IN"/>
+              </w:rPr>
+            </w:pPr>
+            <w:r>
+              <w:rPr>
+                <w:noProof/>
+                <w:lang w:val="en-IN"/>
+              </w:rPr>
+              <w:t>NULL</w:t>
+            </w:r>
+          </w:p>
+        </w:tc>
+        <w:tc>
+          <w:tcPr>
+            <w:tcW w:w="0" w:type="auto"/>
+            <w:hideMark/>
+          </w:tcPr>
+          <w:p>
+            <w:pPr>
+              <w:spacing w:after="120" w:line="240" w:lineRule="atLeast"/>
+              <w:rPr>
+                <w:noProof/>
+                <w:lang w:val="en-IN"/>
+              </w:rPr>
+            </w:pPr>
+            <w:r>
+              <w:rPr>
+                <w:noProof/>
+                <w:lang w:val="en-IN"/>
+              </w:rPr>
+              <w:t>NULL</w:t>
+            </w:r>
+          </w:p>
+        </w:tc>
+        <w:tc>
+          <w:tcPr>
+            <w:tcW w:w="0" w:type="auto"/>
+            <w:hideMark/>
+          </w:tcPr>
+          <w:p>
+            <w:pPr>
+              <w:spacing w:after="120" w:line="240" w:lineRule="atLeast"/>
+              <w:rPr>
+                <w:noProof/>
+                <w:lang w:val="en-IN"/>
+              </w:rPr>
+            </w:pPr>
+            <w:r>
+              <w:rPr>
+                <w:noProof/>
+                <w:lang w:val="en-IN"/>
+              </w:rPr>
+              <w:t>50</w:t>
+            </w:r>
+          </w:p>
+        </w:tc>
+        <w:tc>
+          <w:tcPr>
+            <w:tcW w:w="0" w:type="auto"/>
+            <w:hideMark/>
+          </w:tcPr>
+          <w:p>
+            <w:pPr>
+              <w:spacing w:after="120" w:line="240" w:lineRule="atLeast"/>
+              <w:rPr>
+                <w:noProof/>
+                <w:lang w:val="en-IN"/>
+              </w:rPr>
+            </w:pPr>
+            <w:r>
+              <w:rPr>
+                <w:noProof/>
+                <w:lang w:val="en-IN"/>
+              </w:rPr>
+              <w:t>Admin</w:t>
+            </w:r>
+          </w:p>
+        </w:tc>
+      </w:tr>
+    </w:tbl>
+    <w:p>
+      <w:pPr>
+        <w:rPr>
+          <w:noProof/>
+          <w:lang w:val="en-IN"/>
+        </w:rPr>
+      </w:pPr>
+      <w:r>
+        <w:rPr>
+          <w:noProof/>
+          <w:lang w:val="en-IN"/>
+        </w:rPr>
+        <w:pict w14:anchorId="3335CD83">
+          <v:rect id="_x0000_i1158" style="width:0;height:1.5pt" o:hralign="center" o:hrstd="t" o:hr="t" fillcolor="#a0a0a0" stroked="f"/>
+        </w:pict>
+      </w:r>
+    </w:p>
+    <w:p>
+      <w:pPr>
+        <w:rPr>
+          <w:b/>
+          <w:bCs/>
+          <w:noProof/>
+          <w:lang w:val="en-IN"/>
+        </w:rPr>
+      </w:pPr>
+      <w:r>
+        <w:rPr>
+          <w:b/>
+          <w:bCs/>
+          <w:noProof/>
+          <w:lang w:val="en-IN"/>
+        </w:rPr>
+        <w:t>5. CROSS JOIN</w:t>
+      </w:r>
+    </w:p>
+    <w:p>
+      <w:pPr>
+        <w:rPr>
+          <w:noProof/>
+          <w:lang w:val="en-IN"/>
+        </w:rPr>
+      </w:pPr>
+      <w:r>
+        <w:rPr>
+          <w:noProof/>
+          <w:lang w:val="en-IN"/>
+        </w:rPr>
+        <w:t>Returns Cartesian product (every row with every row).</w:t>
+      </w:r>
+    </w:p>
+    <w:p>
+      <w:pPr>
+        <w:rPr>
+          <w:noProof/>
+          <w:lang w:val="en-IN"/>
+        </w:rPr>
+      </w:pPr>
+    </w:p>
+    <w:p>
+      <w:pPr>
+        <w:rPr>
+          <w:noProof/>
+          <w:lang w:val="en-IN"/>
+        </w:rPr>
+      </w:pPr>
+      <w:r>
+        <w:rPr>
+          <w:noProof/>
+          <w:lang w:val="en-IN"/>
+        </w:rPr>
+        <w:t xml:space="preserve">SELECT </w:t>
+      </w:r>
+      <w:r>
+        <w:rPr>
+          <w:noProof/>
+          <w:lang w:val="en-IN"/>
+        </w:rPr>
+        <w:br/>
+        <w:t xml:space="preserve">    e.emp_id,</w:t>
+      </w:r>
+      <w:r>
+        <w:rPr>
+          <w:noProof/>
+          <w:lang w:val="en-IN"/>
+        </w:rPr>
+        <w:br/>
+        <w:t xml:space="preserve">    e.emp_name,</w:t>
+      </w:r>
+      <w:r>
+        <w:rPr>
+          <w:noProof/>
+          <w:lang w:val="en-IN"/>
+        </w:rPr>
+        <w:br/>
+        <w:t xml:space="preserve">    e.dept_id AS emp_dept_id,</w:t>
+      </w:r>
+      <w:r>
+        <w:rPr>
+          <w:noProof/>
+          <w:lang w:val="en-IN"/>
+        </w:rPr>
+        <w:br/>
+        <w:t xml:space="preserve">    d.dept_id AS dept_dept_id,</w:t>
+      </w:r>
+      <w:r>
+        <w:rPr>
+          <w:noProof/>
+          <w:lang w:val="en-IN"/>
+        </w:rPr>
+        <w:br/>
+        <w:t xml:space="preserve">    d.dept_name</w:t>
+      </w:r>
+      <w:r>
+        <w:rPr>
+          <w:noProof/>
+          <w:lang w:val="en-IN"/>
+        </w:rPr>
+        <w:br/>
+        <w:t>FROM Employees e</w:t>
+      </w:r>
+      <w:r>
+        <w:rPr>
+          <w:noProof/>
+          <w:lang w:val="en-IN"/>
+        </w:rPr>
+        <w:br/>
+        <w:t>CROSS JOIN Departments d;</w:t>
+      </w:r>
+    </w:p>
+    <w:p>
+      <w:pPr>
+        <w:rPr>
+          <w:b/>
+          <w:bCs/>
+          <w:noProof/>
+          <w:lang w:val="en-IN"/>
+        </w:rPr>
+      </w:pPr>
+      <w:r>
+        <w:rPr>
+          <w:b/>
+          <w:bCs/>
+          <w:noProof/>
+          <w:lang w:val="en-IN"/>
+        </w:rPr>
+        <w:t>Partial Output</w:t>
+      </w:r>
+    </w:p>
+    <w:tbl>
+      <w:tblPr>
+        <w:tblStyle w:val="TableGrid"/>
+        <w:tblW w:w="0" w:type="auto"/>
+        <w:tblLook w:val="04A0" w:firstRow="1" w:lastRow="0" w:firstColumn="1" w:lastColumn="0" w:noHBand="0" w:noVBand="1"/>
+      </w:tblPr>
+      <w:tblGrid>
+        <w:gridCol w:w="1049"/>
+        <w:gridCol w:w="1439"/>
+        <w:gridCol w:w="1678"/>
+        <w:gridCol w:w="1687"/>
+        <w:gridCol w:w="1448"/>
+      </w:tblGrid>
+      <w:tr>
+        <w:tc>
+          <w:tcPr>
+            <w:tcW w:w="0" w:type="auto"/>
+            <w:hideMark/>
+          </w:tcPr>
+          <w:p>
+            <w:pPr>
+              <w:spacing w:after="120" w:line="240" w:lineRule="atLeast"/>
+              <w:rPr>
+                <w:b/>
+                <w:bCs/>
+                <w:noProof/>
+                <w:lang w:val="en-IN"/>
+              </w:rPr>
+            </w:pPr>
+            <w:r>
+              <w:rPr>
+                <w:b/>
+                <w:bCs/>
+                <w:noProof/>
+                <w:lang w:val="en-IN"/>
+              </w:rPr>
+              <w:t>emp_id</w:t>
+            </w:r>
+          </w:p>
+        </w:tc>
+        <w:tc>
+          <w:tcPr>
+            <w:tcW w:w="0" w:type="auto"/>
+            <w:hideMark/>
+          </w:tcPr>
+          <w:p>
+            <w:pPr>
+              <w:spacing w:after="120" w:line="240" w:lineRule="atLeast"/>
+              <w:rPr>
+                <w:b/>
+                <w:bCs/>
+                <w:noProof/>
+                <w:lang w:val="en-IN"/>
+              </w:rPr>
+            </w:pPr>
+            <w:r>
+              <w:rPr>
+                <w:b/>
+                <w:bCs/>
+                <w:noProof/>
+                <w:lang w:val="en-IN"/>
+              </w:rPr>
+              <w:t>emp_name</w:t>
+            </w:r>
+          </w:p>
+        </w:tc>
+        <w:tc>
+          <w:tcPr>
+            <w:tcW w:w="0" w:type="auto"/>
+            <w:hideMark/>
+          </w:tcPr>
+          <w:p>
+            <w:pPr>
+              <w:spacing w:after="120" w:line="240" w:lineRule="atLeast"/>
+              <w:rPr>
+                <w:b/>
+                <w:bCs/>
+                <w:noProof/>
+                <w:lang w:val="en-IN"/>
+              </w:rPr>
+            </w:pPr>
+            <w:r>
+              <w:rPr>
+                <w:b/>
+                <w:bCs/>
+                <w:noProof/>
+                <w:lang w:val="en-IN"/>
+              </w:rPr>
+              <w:t>emp_dept_id</w:t>
+            </w:r>
+          </w:p>
+        </w:tc>
+        <w:tc>
+          <w:tcPr>
+            <w:tcW w:w="0" w:type="auto"/>
+            <w:hideMark/>
+          </w:tcPr>
+          <w:p>
+            <w:pPr>
+              <w:spacing w:after="120" w:line="240" w:lineRule="atLeast"/>
+              <w:rPr>
+                <w:b/>
+                <w:bCs/>
+                <w:noProof/>
+                <w:lang w:val="en-IN"/>
+              </w:rPr>
+            </w:pPr>
+            <w:r>
+              <w:rPr>
+                <w:b/>
+                <w:bCs/>
+                <w:noProof/>
+                <w:lang w:val="en-IN"/>
+              </w:rPr>
+              <w:t>dept_dept_id</w:t>
+            </w:r>
+          </w:p>
+        </w:tc>
+        <w:tc>
+          <w:tcPr>
+            <w:tcW w:w="0" w:type="auto"/>
+            <w:hideMark/>
+          </w:tcPr>
+          <w:p>
+            <w:pPr>
+              <w:spacing w:after="120" w:line="240" w:lineRule="atLeast"/>
+              <w:rPr>
+                <w:b/>
+                <w:bCs/>
+                <w:noProof/>
+                <w:lang w:val="en-IN"/>
+              </w:rPr>
+            </w:pPr>
+            <w:r>
+              <w:rPr>
+                <w:b/>
+                <w:bCs/>
+                <w:noProof/>
+                <w:lang w:val="en-IN"/>
+              </w:rPr>
+              <w:t>dept_name</w:t>
+            </w:r>
+          </w:p>
+        </w:tc>
+      </w:tr>
+      <w:tr>
+        <w:tc>
+          <w:tcPr>
+            <w:tcW w:w="0" w:type="auto"/>
+            <w:hideMark/>
+          </w:tcPr>
+          <w:p>
+            <w:pPr>
+              <w:spacing w:after="120" w:line="240" w:lineRule="atLeast"/>
+              <w:rPr>
+                <w:noProof/>
+                <w:lang w:val="en-IN"/>
+              </w:rPr>
+            </w:pPr>
+            <w:r>
+              <w:rPr>
+                <w:noProof/>
+                <w:lang w:val="en-IN"/>
+              </w:rPr>
+              <w:t>1</w:t>
+            </w:r>
+          </w:p>
+        </w:tc>
+        <w:tc>
+          <w:tcPr>
+            <w:tcW w:w="0" w:type="auto"/>
+            <w:hideMark/>
+          </w:tcPr>
+          <w:p>
+            <w:pPr>
+              <w:spacing w:after="120" w:line="240" w:lineRule="atLeast"/>
+              <w:rPr>
+                <w:noProof/>
+                <w:lang w:val="en-IN"/>
+              </w:rPr>
+            </w:pPr>
+            <w:r>
+              <w:rPr>
+                <w:noProof/>
+                <w:lang w:val="en-IN"/>
+              </w:rPr>
+              <w:t>Amit</w:t>
+            </w:r>
+          </w:p>
+        </w:tc>
+        <w:tc>
+          <w:tcPr>
+            <w:tcW w:w="0" w:type="auto"/>
+            <w:hideMark/>
+          </w:tcPr>
+          <w:p>
+            <w:pPr>
+              <w:spacing w:after="120" w:line="240" w:lineRule="atLeast"/>
+              <w:rPr>
+                <w:noProof/>
+                <w:lang w:val="en-IN"/>
+              </w:rPr>
+            </w:pPr>
+            <w:r>
+              <w:rPr>
+                <w:noProof/>
+                <w:lang w:val="en-IN"/>
+              </w:rPr>
+              <w:t>10</w:t>
+            </w:r>
+          </w:p>
+        </w:tc>
+        <w:tc>
+          <w:tcPr>
+            <w:tcW w:w="0" w:type="auto"/>
+            <w:hideMark/>
+          </w:tcPr>
+          <w:p>
+            <w:pPr>
+              <w:spacing w:after="120" w:line="240" w:lineRule="atLeast"/>
+              <w:rPr>
+                <w:noProof/>
+                <w:lang w:val="en-IN"/>
+              </w:rPr>
+            </w:pPr>
+            <w:r>
+              <w:rPr>
+                <w:noProof/>
+                <w:lang w:val="en-IN"/>
+              </w:rPr>
+              <w:t>10</w:t>
+            </w:r>
+          </w:p>
+        </w:tc>
+        <w:tc>
+          <w:tcPr>
+            <w:tcW w:w="0" w:type="auto"/>
+            <w:hideMark/>
+          </w:tcPr>
+          <w:p>
+            <w:pPr>
+              <w:spacing w:after="120" w:line="240" w:lineRule="atLeast"/>
+              <w:rPr>
+                <w:noProof/>
+                <w:lang w:val="en-IN"/>
+              </w:rPr>
+            </w:pPr>
+            <w:r>
+              <w:rPr>
+                <w:noProof/>
+                <w:lang w:val="en-IN"/>
+              </w:rPr>
+              <w:t>HR</w:t>
+            </w:r>
+          </w:p>
+        </w:tc>
+      </w:tr>
+      <w:tr>
+        <w:tc>
+          <w:tcPr>
+            <w:tcW w:w="0" w:type="auto"/>
+            <w:hideMark/>
+          </w:tcPr>
+          <w:p>
+            <w:pPr>
+              <w:spacing w:after="120" w:line="240" w:lineRule="atLeast"/>
+              <w:rPr>
+                <w:noProof/>
+                <w:lang w:val="en-IN"/>
+              </w:rPr>
+            </w:pPr>
+            <w:r>
+              <w:rPr>
+                <w:noProof/>
+                <w:lang w:val="en-IN"/>
+              </w:rPr>
+              <w:t>1</w:t>
+            </w:r>
+          </w:p>
+        </w:tc>
+        <w:tc>
+          <w:tcPr>
+            <w:tcW w:w="0" w:type="auto"/>
+            <w:hideMark/>
+          </w:tcPr>
+          <w:p>
+            <w:pPr>
+              <w:spacing w:after="120" w:line="240" w:lineRule="atLeast"/>
+              <w:rPr>
+                <w:noProof/>
+                <w:lang w:val="en-IN"/>
+              </w:rPr>
+            </w:pPr>
+            <w:r>
+              <w:rPr>
+                <w:noProof/>
+                <w:lang w:val="en-IN"/>
+              </w:rPr>
+              <w:t>Amit</w:t>
+            </w:r>
+          </w:p>
+        </w:tc>
+        <w:tc>
+          <w:tcPr>
+            <w:tcW w:w="0" w:type="auto"/>
+            <w:hideMark/>
+          </w:tcPr>
+          <w:p>
+            <w:pPr>
+              <w:spacing w:after="120" w:line="240" w:lineRule="atLeast"/>
+              <w:rPr>
+                <w:noProof/>
+                <w:lang w:val="en-IN"/>
+              </w:rPr>
+            </w:pPr>
+            <w:r>
+              <w:rPr>
+                <w:noProof/>
+                <w:lang w:val="en-IN"/>
+              </w:rPr>
+              <w:t>10</w:t>
+            </w:r>
+          </w:p>
+        </w:tc>
+        <w:tc>
+          <w:tcPr>
+            <w:tcW w:w="0" w:type="auto"/>
+            <w:hideMark/>
+          </w:tcPr>
+          <w:p>
+            <w:pPr>
+              <w:spacing w:after="120" w:line="240" w:lineRule="atLeast"/>
+              <w:rPr>
+                <w:noProof/>
+                <w:lang w:val="en-IN"/>
+              </w:rPr>
+            </w:pPr>
+            <w:r>
+              <w:rPr>
+                <w:noProof/>
+                <w:lang w:val="en-IN"/>
+              </w:rPr>
+              <w:t>20</w:t>
+            </w:r>
+          </w:p>
+        </w:tc>
+        <w:tc>
+          <w:tcPr>
+            <w:tcW w:w="0" w:type="auto"/>
+            <w:hideMark/>
+          </w:tcPr>
+          <w:p>
+            <w:pPr>
+              <w:spacing w:after="120" w:line="240" w:lineRule="atLeast"/>
+              <w:rPr>
+                <w:noProof/>
+                <w:lang w:val="en-IN"/>
+              </w:rPr>
+            </w:pPr>
+            <w:r>
+              <w:rPr>
+                <w:noProof/>
+                <w:lang w:val="en-IN"/>
+              </w:rPr>
+              <w:t>IT</w:t>
+            </w:r>
+          </w:p>
+        </w:tc>
+      </w:tr>
+      <w:tr>
+        <w:tc>
+          <w:tcPr>
+            <w:tcW w:w="0" w:type="auto"/>
+            <w:hideMark/>
+          </w:tcPr>
+          <w:p>
+            <w:pPr>
+              <w:spacing w:after="120" w:line="240" w:lineRule="atLeast"/>
+              <w:rPr>
+                <w:noProof/>
+                <w:lang w:val="en-IN"/>
+              </w:rPr>
+            </w:pPr>
+            <w:r>
+              <w:rPr>
+                <w:noProof/>
+                <w:lang w:val="en-IN"/>
+              </w:rPr>
+              <w:lastRenderedPageBreak/>
+              <w:t>1</w:t>
+            </w:r>
+          </w:p>
+        </w:tc>
+        <w:tc>
+          <w:tcPr>
+            <w:tcW w:w="0" w:type="auto"/>
+            <w:hideMark/>
+          </w:tcPr>
+          <w:p>
+            <w:pPr>
+              <w:spacing w:after="120" w:line="240" w:lineRule="atLeast"/>
+              <w:rPr>
+                <w:noProof/>
+                <w:lang w:val="en-IN"/>
+              </w:rPr>
+            </w:pPr>
+            <w:r>
+              <w:rPr>
+                <w:noProof/>
+                <w:lang w:val="en-IN"/>
+              </w:rPr>
+              <w:t>Amit</w:t>
+            </w:r>
+          </w:p>
+        </w:tc>
+        <w:tc>
+          <w:tcPr>
+            <w:tcW w:w="0" w:type="auto"/>
+            <w:hideMark/>
+          </w:tcPr>
+          <w:p>
+            <w:pPr>
+              <w:spacing w:after="120" w:line="240" w:lineRule="atLeast"/>
+              <w:rPr>
+                <w:noProof/>
+                <w:lang w:val="en-IN"/>
+              </w:rPr>
+            </w:pPr>
+            <w:r>
+              <w:rPr>
+                <w:noProof/>
+                <w:lang w:val="en-IN"/>
+              </w:rPr>
+              <w:t>10</w:t>
+            </w:r>
+          </w:p>
+        </w:tc>
+        <w:tc>
+          <w:tcPr>
+            <w:tcW w:w="0" w:type="auto"/>
+            <w:hideMark/>
+          </w:tcPr>
+          <w:p>
+            <w:pPr>
+              <w:spacing w:after="120" w:line="240" w:lineRule="atLeast"/>
+              <w:rPr>
+                <w:noProof/>
+                <w:lang w:val="en-IN"/>
+              </w:rPr>
+            </w:pPr>
+            <w:r>
+              <w:rPr>
+                <w:noProof/>
+                <w:lang w:val="en-IN"/>
+              </w:rPr>
+              <w:t>30</w:t>
+            </w:r>
+          </w:p>
+        </w:tc>
+        <w:tc>
+          <w:tcPr>
+            <w:tcW w:w="0" w:type="auto"/>
+            <w:hideMark/>
+          </w:tcPr>
+          <w:p>
+            <w:pPr>
+              <w:spacing w:after="120" w:line="240" w:lineRule="atLeast"/>
+              <w:rPr>
+                <w:noProof/>
+                <w:lang w:val="en-IN"/>
+              </w:rPr>
+            </w:pPr>
+            <w:r>
+              <w:rPr>
+                <w:noProof/>
+                <w:lang w:val="en-IN"/>
+              </w:rPr>
+              <w:t>Finance</w:t>
+            </w:r>
+          </w:p>
+        </w:tc>
+      </w:tr>
+      <w:tr>
+        <w:tc>
+          <w:tcPr>
+            <w:tcW w:w="0" w:type="auto"/>
+            <w:hideMark/>
+          </w:tcPr>
+          <w:p>
+            <w:pPr>
+              <w:spacing w:after="120" w:line="240" w:lineRule="atLeast"/>
+              <w:rPr>
+                <w:noProof/>
+                <w:lang w:val="en-IN"/>
+              </w:rPr>
+            </w:pPr>
+            <w:r>
+              <w:rPr>
+                <w:noProof/>
+                <w:lang w:val="en-IN"/>
+              </w:rPr>
+              <w:t>1</w:t>
+            </w:r>
+          </w:p>
+        </w:tc>
+        <w:tc>
+          <w:tcPr>
+            <w:tcW w:w="0" w:type="auto"/>
+            <w:hideMark/>
+          </w:tcPr>
+          <w:p>
+            <w:pPr>
+              <w:spacing w:after="120" w:line="240" w:lineRule="atLeast"/>
+              <w:rPr>
+                <w:noProof/>
+                <w:lang w:val="en-IN"/>
+              </w:rPr>
+            </w:pPr>
+            <w:r>
+              <w:rPr>
+                <w:noProof/>
+                <w:lang w:val="en-IN"/>
+              </w:rPr>
+              <w:t>Amit</w:t>
+            </w:r>
+          </w:p>
+        </w:tc>
+        <w:tc>
+          <w:tcPr>
+            <w:tcW w:w="0" w:type="auto"/>
+            <w:hideMark/>
+          </w:tcPr>
+          <w:p>
+            <w:pPr>
+              <w:spacing w:after="120" w:line="240" w:lineRule="atLeast"/>
+              <w:rPr>
+                <w:noProof/>
+                <w:lang w:val="en-IN"/>
+              </w:rPr>
+            </w:pPr>
+            <w:r>
+              <w:rPr>
+                <w:noProof/>
+                <w:lang w:val="en-IN"/>
+              </w:rPr>
+              <w:t>10</w:t>
+            </w:r>
+          </w:p>
+        </w:tc>
+        <w:tc>
+          <w:tcPr>
+            <w:tcW w:w="0" w:type="auto"/>
+            <w:hideMark/>
+          </w:tcPr>
+          <w:p>
+            <w:pPr>
+              <w:spacing w:after="120" w:line="240" w:lineRule="atLeast"/>
+              <w:rPr>
+                <w:noProof/>
+                <w:lang w:val="en-IN"/>
+              </w:rPr>
+            </w:pPr>
+            <w:r>
+              <w:rPr>
+                <w:noProof/>
+                <w:lang w:val="en-IN"/>
+              </w:rPr>
+              <w:t>50</w:t>
+            </w:r>
+          </w:p>
+        </w:tc>
+        <w:tc>
+          <w:tcPr>
+            <w:tcW w:w="0" w:type="auto"/>
+            <w:hideMark/>
+          </w:tcPr>
+          <w:p>
+            <w:pPr>
+              <w:spacing w:after="120" w:line="240" w:lineRule="atLeast"/>
+              <w:rPr>
+                <w:noProof/>
+                <w:lang w:val="en-IN"/>
+              </w:rPr>
+            </w:pPr>
+            <w:r>
+              <w:rPr>
+                <w:noProof/>
+                <w:lang w:val="en-IN"/>
+              </w:rPr>
+              <w:t>Admin</w:t>
+            </w:r>
+          </w:p>
+        </w:tc>
+      </w:tr>
+      <w:tr>
+        <w:tc>
+          <w:tcPr>
+            <w:tcW w:w="0" w:type="auto"/>
+            <w:hideMark/>
+          </w:tcPr>
+          <w:p>
+            <w:pPr>
+              <w:spacing w:after="120" w:line="240" w:lineRule="atLeast"/>
+              <w:rPr>
+                <w:noProof/>
+                <w:lang w:val="en-IN"/>
+              </w:rPr>
+            </w:pPr>
+            <w:r>
+              <w:rPr>
+                <w:noProof/>
+                <w:lang w:val="en-IN"/>
+              </w:rPr>
+              <w:t>2</w:t>
+            </w:r>
+          </w:p>
+        </w:tc>
+        <w:tc>
+          <w:tcPr>
+            <w:tcW w:w="0" w:type="auto"/>
+            <w:hideMark/>
+          </w:tcPr>
+          <w:p>
+            <w:pPr>
+              <w:spacing w:after="120" w:line="240" w:lineRule="atLeast"/>
+              <w:rPr>
+                <w:noProof/>
+                <w:lang w:val="en-IN"/>
+              </w:rPr>
+            </w:pPr>
+            <w:r>
+              <w:rPr>
+                <w:noProof/>
+                <w:lang w:val="en-IN"/>
+              </w:rPr>
+              <w:t>Sara</w:t>
+            </w:r>
+          </w:p>
+        </w:tc>
+        <w:tc>
+          <w:tcPr>
+            <w:tcW w:w="0" w:type="auto"/>
+            <w:hideMark/>
+          </w:tcPr>
+          <w:p>
+            <w:pPr>
+              <w:spacing w:after="120" w:line="240" w:lineRule="atLeast"/>
+              <w:rPr>
+                <w:noProof/>
+                <w:lang w:val="en-IN"/>
+              </w:rPr>
+            </w:pPr>
+            <w:r>
+              <w:rPr>
+                <w:noProof/>
+                <w:lang w:val="en-IN"/>
+              </w:rPr>
+              <w:t>20</w:t>
+            </w:r>
+          </w:p>
+        </w:tc>
+        <w:tc>
+          <w:tcPr>
+            <w:tcW w:w="0" w:type="auto"/>
+            <w:hideMark/>
+          </w:tcPr>
+          <w:p>
+            <w:pPr>
+              <w:spacing w:after="120" w:line="240" w:lineRule="atLeast"/>
+              <w:rPr>
+                <w:noProof/>
+                <w:lang w:val="en-IN"/>
+              </w:rPr>
+            </w:pPr>
+            <w:r>
+              <w:rPr>
+                <w:noProof/>
+                <w:lang w:val="en-IN"/>
+              </w:rPr>
+              <w:t>10</w:t>
+            </w:r>
+          </w:p>
+        </w:tc>
+        <w:tc>
+          <w:tcPr>
+            <w:tcW w:w="0" w:type="auto"/>
+            <w:hideMark/>
+          </w:tcPr>
+          <w:p>
+            <w:pPr>
+              <w:spacing w:after="120" w:line="240" w:lineRule="atLeast"/>
+              <w:rPr>
+                <w:noProof/>
+                <w:lang w:val="en-IN"/>
+              </w:rPr>
+            </w:pPr>
+            <w:r>
+              <w:rPr>
+                <w:noProof/>
+                <w:lang w:val="en-IN"/>
+              </w:rPr>
+              <w:t>HR</w:t>
+            </w:r>
+          </w:p>
+        </w:tc>
+      </w:tr>
+    </w:tbl>
+    <w:p>
+      <w:pPr>
+        <w:rPr>
+          <w:noProof/>
+          <w:lang w:val="en-IN"/>
+        </w:rPr>
+      </w:pPr>
+      <w:r>
+        <w:rPr>
+          <w:noProof/>
+          <w:lang w:val="en-IN"/>
+        </w:rPr>
+        <w:t xml:space="preserve">Total rows = 5 </w:t>
+      </w:r>
+      <w:r>
+        <w:rPr>
+          <w:noProof/>
+          <w:lang w:val="en-IN"/>
+        </w:rPr>
+        <w:t>×</w:t>
+      </w:r>
+      <w:r>
+        <w:rPr>
+          <w:noProof/>
+          <w:lang w:val="en-IN"/>
+        </w:rPr>
+        <w:t xml:space="preserve"> 4 = 20</w:t>
+      </w:r>
+    </w:p>
+    <w:p>
+      <w:pPr>
+        <w:rPr>
+          <w:noProof/>
+          <w:lang w:val="en-IN"/>
+        </w:rPr>
+      </w:pPr>
+      <w:r>
+        <w:rPr>
+          <w:noProof/>
+          <w:lang w:val="en-IN"/>
+        </w:rPr>
+        <w:pict w14:anchorId="3219F6FA">
+          <v:rect id="_x0000_i1159" style="width:0;height:1.5pt" o:hralign="center" o:hrstd="t" o:hr="t" fillcolor="#a0a0a0" stroked="f"/>
+        </w:pict>
+      </w:r>
+    </w:p>
+    <w:p>
+      <w:pPr>
+        <w:rPr>
+          <w:b/>
+          <w:bCs/>
+          <w:noProof/>
+          <w:lang w:val="en-IN"/>
+        </w:rPr>
+      </w:pPr>
+      <w:r>
+        <w:rPr>
+          <w:b/>
+          <w:bCs/>
+          <w:noProof/>
+          <w:lang w:val="en-IN"/>
+        </w:rPr>
+        <w:t>6. SELF JOIN</w:t>
+      </w:r>
+    </w:p>
+    <w:p>
+      <w:pPr>
+        <w:rPr>
+          <w:noProof/>
+          <w:lang w:val="en-IN"/>
+        </w:rPr>
+      </w:pPr>
+      <w:r>
+        <w:rPr>
+          <w:noProof/>
+          <w:lang w:val="en-IN"/>
+        </w:rPr>
+        <w:t>Joining a table with itself.</w:t>
+      </w:r>
+    </w:p>
+    <w:p>
+      <w:pPr>
+        <w:rPr>
+          <w:b/>
+          <w:bCs/>
+          <w:noProof/>
+          <w:lang w:val="en-IN"/>
+        </w:rPr>
+      </w:pPr>
+      <w:r>
+        <w:rPr>
+          <w:b/>
+          <w:bCs/>
+          <w:noProof/>
+          <w:lang w:val="en-IN"/>
+        </w:rPr>
+        <w:t>Employees Table</w:t>
+      </w:r>
+    </w:p>
+    <w:tbl>
+      <w:tblPr>
+        <w:tblStyle w:val="TableGrid"/>
+        <w:tblW w:w="0" w:type="auto"/>
+        <w:tblLook w:val="04A0" w:firstRow="1" w:lastRow="0" w:firstColumn="1" w:lastColumn="0" w:noHBand="0" w:noVBand="1"/>
+      </w:tblPr>
+      <w:tblGrid>
+        <w:gridCol w:w="1049"/>
+        <w:gridCol w:w="1439"/>
+        <w:gridCol w:w="1536"/>
+      </w:tblGrid>
+      <w:tr>
+        <w:tc>
+          <w:tcPr>
+            <w:tcW w:w="0" w:type="auto"/>
+            <w:hideMark/>
+          </w:tcPr>
+          <w:p>
+            <w:pPr>
+              <w:spacing w:after="120" w:line="240" w:lineRule="atLeast"/>
+              <w:rPr>
+                <w:b/>
+                <w:bCs/>
+                <w:noProof/>
+                <w:lang w:val="en-IN"/>
+              </w:rPr>
+            </w:pPr>
+            <w:r>
+              <w:rPr>
+                <w:b/>
+                <w:bCs/>
+                <w:noProof/>
+                <w:lang w:val="en-IN"/>
+              </w:rPr>
+              <w:t>emp_id</w:t>
+            </w:r>
+          </w:p>
+        </w:tc>
+        <w:tc>
+          <w:tcPr>
+            <w:tcW w:w="0" w:type="auto"/>
+            <w:hideMark/>
+          </w:tcPr>
+          <w:p>
+            <w:pPr>
+              <w:spacing w:after="120" w:line="240" w:lineRule="atLeast"/>
+              <w:rPr>
+                <w:b/>
+                <w:bCs/>
+                <w:noProof/>
+                <w:lang w:val="en-IN"/>
+              </w:rPr>
+            </w:pPr>
+            <w:r>
+              <w:rPr>
+                <w:b/>
+                <w:bCs/>
+                <w:noProof/>
+                <w:lang w:val="en-IN"/>
+              </w:rPr>
+              <w:t>emp_name</w:t>
+            </w:r>
+          </w:p>
+        </w:tc>
+        <w:tc>
+          <w:tcPr>
+            <w:tcW w:w="0" w:type="auto"/>
+            <w:hideMark/>
+          </w:tcPr>
+          <w:p>
+            <w:pPr>
+              <w:spacing w:after="120" w:line="240" w:lineRule="atLeast"/>
+              <w:rPr>
+                <w:b/>
+                <w:bCs/>
+                <w:noProof/>
+                <w:lang w:val="en-IN"/>
+              </w:rPr>
+            </w:pPr>
+            <w:r>
+              <w:rPr>
+                <w:b/>
+                <w:bCs/>
+                <w:noProof/>
+                <w:lang w:val="en-IN"/>
+              </w:rPr>
+              <w:t>manager_id</w:t>
+            </w:r>
+          </w:p>
+        </w:tc>
+      </w:tr>
+      <w:tr>
+        <w:tc>
+          <w:tcPr>
+            <w:tcW w:w="0" w:type="auto"/>
+            <w:hideMark/>
+          </w:tcPr>
+          <w:p>
+            <w:pPr>
+              <w:spacing w:after="120" w:line="240" w:lineRule="atLeast"/>
+              <w:rPr>
+                <w:noProof/>
+                <w:lang w:val="en-IN"/>
+              </w:rPr>
+            </w:pPr>
+            <w:r>
+              <w:rPr>
+                <w:noProof/>
+                <w:lang w:val="en-IN"/>
+              </w:rPr>
+              <w:t>1</w:t>
+            </w:r>
+          </w:p>
+        </w:tc>
+        <w:tc>
+          <w:tcPr>
+            <w:tcW w:w="0" w:type="auto"/>
+            <w:hideMark/>
+          </w:tcPr>
+          <w:p>
+            <w:pPr>
+              <w:spacing w:after="120" w:line="240" w:lineRule="atLeast"/>
+              <w:rPr>
+                <w:noProof/>
+                <w:lang w:val="en-IN"/>
+              </w:rPr>
+            </w:pPr>
+            <w:r>
+              <w:rPr>
+                <w:noProof/>
+                <w:lang w:val="en-IN"/>
+              </w:rPr>
+              <w:t>Amit</w:t>
+            </w:r>
+          </w:p>
+        </w:tc>
+        <w:tc>
+          <w:tcPr>
+            <w:tcW w:w="0" w:type="auto"/>
+            <w:hideMark/>
+          </w:tcPr>
+          <w:p>
+            <w:pPr>
+              <w:spacing w:after="120" w:line="240" w:lineRule="atLeast"/>
+              <w:rPr>
+                <w:noProof/>
+                <w:lang w:val="en-IN"/>
+              </w:rPr>
+            </w:pPr>
+            <w:r>
+              <w:rPr>
+                <w:noProof/>
+                <w:lang w:val="en-IN"/>
+              </w:rPr>
+              <w:t>NULL</w:t>
+            </w:r>
+          </w:p>
+        </w:tc>
+      </w:tr>
+      <w:tr>
+        <w:tc>
+          <w:tcPr>
+            <w:tcW w:w="0" w:type="auto"/>
+            <w:hideMark/>
+          </w:tcPr>
+          <w:p>
+            <w:pPr>
+              <w:spacing w:after="120" w:line="240" w:lineRule="atLeast"/>
+              <w:rPr>
+                <w:noProof/>
+                <w:lang w:val="en-IN"/>
+              </w:rPr>
+            </w:pPr>
+            <w:r>
+              <w:rPr>
+                <w:noProof/>
+                <w:lang w:val="en-IN"/>
+              </w:rPr>
+              <w:t>2</w:t>
+            </w:r>
+          </w:p>
+        </w:tc>
+        <w:tc>
+          <w:tcPr>
+            <w:tcW w:w="0" w:type="auto"/>
+            <w:hideMark/>
+          </w:tcPr>
+          <w:p>
+            <w:pPr>
+              <w:spacing w:after="120" w:line="240" w:lineRule="atLeast"/>
+              <w:rPr>
+                <w:noProof/>
+                <w:lang w:val="en-IN"/>
+              </w:rPr>
+            </w:pPr>
+            <w:r>
+              <w:rPr>
+                <w:noProof/>
+                <w:lang w:val="en-IN"/>
+              </w:rPr>
+              <w:t>Sara</w:t>
+            </w:r>
+          </w:p>
+        </w:tc>
+        <w:tc>
+          <w:tcPr>
+            <w:tcW w:w="0" w:type="auto"/>
+            <w:hideMark/>
+          </w:tcPr>
+          <w:p>
+            <w:pPr>
+              <w:spacing w:after="120" w:line="240" w:lineRule="atLeast"/>
+              <w:rPr>
+                <w:noProof/>
+                <w:lang w:val="en-IN"/>
+              </w:rPr>
+            </w:pPr>
+            <w:r>
+              <w:rPr>
+                <w:noProof/>
+                <w:lang w:val="en-IN"/>
+              </w:rPr>
+              <w:t>1</w:t>
+            </w:r>
+          </w:p>
+        </w:tc>
+      </w:tr>
+      <w:tr>
+        <w:tc>
+          <w:tcPr>
+            <w:tcW w:w="0" w:type="auto"/>
+            <w:hideMark/>
+          </w:tcPr>
+          <w:p>
+            <w:pPr>
+              <w:spacing w:after="120" w:line="240" w:lineRule="atLeast"/>
+              <w:rPr>
+                <w:noProof/>
+                <w:lang w:val="en-IN"/>
+              </w:rPr>
+            </w:pPr>
+            <w:r>
+              <w:rPr>
+                <w:noProof/>
+                <w:lang w:val="en-IN"/>
+              </w:rPr>
+              <w:t>3</w:t>
+            </w:r>
+          </w:p>
+        </w:tc>
+        <w:tc>
+          <w:tcPr>
+            <w:tcW w:w="0" w:type="auto"/>
+            <w:hideMark/>
+          </w:tcPr>
+          <w:p>
+            <w:pPr>
+              <w:spacing w:after="120" w:line="240" w:lineRule="atLeast"/>
+              <w:rPr>
+                <w:noProof/>
+                <w:lang w:val="en-IN"/>
+              </w:rPr>
+            </w:pPr>
+            <w:r>
+              <w:rPr>
+                <w:noProof/>
+                <w:lang w:val="en-IN"/>
+              </w:rPr>
+              <w:t>John</w:t>
+            </w:r>
+          </w:p>
+        </w:tc>
+        <w:tc>
+          <w:tcPr>
+            <w:tcW w:w="0" w:type="auto"/>
+            <w:hideMark/>
+          </w:tcPr>
+          <w:p>
+            <w:pPr>
+              <w:spacing w:after="120" w:line="240" w:lineRule="atLeast"/>
+              <w:rPr>
+                <w:noProof/>
+                <w:lang w:val="en-IN"/>
+              </w:rPr>
+            </w:pPr>
+            <w:r>
+              <w:rPr>
+                <w:noProof/>
+                <w:lang w:val="en-IN"/>
+              </w:rPr>
+              <w:t>1</w:t>
+            </w:r>
+          </w:p>
+        </w:tc>
+      </w:tr>
+      <w:tr>
+        <w:tc>
+          <w:tcPr>
+            <w:tcW w:w="0" w:type="auto"/>
+            <w:hideMark/>
+          </w:tcPr>
+          <w:p>
+            <w:pPr>
+              <w:spacing w:after="120" w:line="240" w:lineRule="atLeast"/>
+              <w:rPr>
+                <w:noProof/>
+                <w:lang w:val="en-IN"/>
+              </w:rPr>
+            </w:pPr>
+            <w:r>
+              <w:rPr>
+                <w:noProof/>
+                <w:lang w:val="en-IN"/>
+              </w:rPr>
+              <w:t>4</w:t>
+            </w:r>
+          </w:p>
+        </w:tc>
+        <w:tc>
+          <w:tcPr>
+            <w:tcW w:w="0" w:type="auto"/>
+            <w:hideMark/>
+          </w:tcPr>
+          <w:p>
+            <w:pPr>
+              <w:spacing w:after="120" w:line="240" w:lineRule="atLeast"/>
+              <w:rPr>
+                <w:noProof/>
+                <w:lang w:val="en-IN"/>
+              </w:rPr>
+            </w:pPr>
+            <w:r>
+              <w:rPr>
+                <w:noProof/>
+                <w:lang w:val="en-IN"/>
+              </w:rPr>
+              <w:t>Neha</w:t>
+            </w:r>
+          </w:p>
+        </w:tc>
+        <w:tc>
+          <w:tcPr>
+            <w:tcW w:w="0" w:type="auto"/>
+            <w:hideMark/>
+          </w:tcPr>
+          <w:p>
+            <w:pPr>
+              <w:spacing w:after="120" w:line="240" w:lineRule="atLeast"/>
+              <w:rPr>
+                <w:noProof/>
+                <w:lang w:val="en-IN"/>
+              </w:rPr>
+            </w:pPr>
+            <w:r>
+              <w:rPr>
+                <w:noProof/>
+                <w:lang w:val="en-IN"/>
+              </w:rPr>
+              <w:t>2</w:t>
+            </w:r>
+          </w:p>
+        </w:tc>
+      </w:tr>
+    </w:tbl>
+    <w:p>
+      <w:pPr>
+        <w:rPr>
+          <w:noProof/>
+          <w:lang w:val="en-IN"/>
+        </w:rPr>
+      </w:pPr>
+    </w:p>
+    <w:p>
+      <w:pPr>
+        <w:rPr>
+          <w:noProof/>
+          <w:lang w:val="en-IN"/>
+        </w:rPr>
+      </w:pPr>
+      <w:r>
+        <w:rPr>
+          <w:noProof/>
+          <w:lang w:val="en-IN"/>
+        </w:rPr>
+        <w:t xml:space="preserve">SELECT </w:t>
+      </w:r>
+      <w:r>
+        <w:rPr>
+          <w:noProof/>
+          <w:lang w:val="en-IN"/>
+        </w:rPr>
+        <w:br/>
+        <w:t xml:space="preserve">    e.emp_id,</w:t>
+      </w:r>
+      <w:r>
+        <w:rPr>
+          <w:noProof/>
+          <w:lang w:val="en-IN"/>
+        </w:rPr>
+        <w:br/>
+        <w:t xml:space="preserve">    e.emp_name,</w:t>
+      </w:r>
+      <w:r>
+        <w:rPr>
+          <w:noProof/>
+          <w:lang w:val="en-IN"/>
+        </w:rPr>
+        <w:br/>
+        <w:t xml:space="preserve">    e.manager_id AS emp_manager_id,</w:t>
+      </w:r>
+      <w:r>
+        <w:rPr>
+          <w:noProof/>
+          <w:lang w:val="en-IN"/>
+        </w:rPr>
+        <w:br/>
+        <w:t xml:space="preserve">    m.emp_id AS manager_emp_id,</w:t>
+      </w:r>
+      <w:r>
+        <w:rPr>
+          <w:noProof/>
+          <w:lang w:val="en-IN"/>
+        </w:rPr>
+        <w:br/>
+        <w:t xml:space="preserve">    m.emp_name AS manager_name</w:t>
+      </w:r>
+      <w:r>
+        <w:rPr>
+          <w:noProof/>
+          <w:lang w:val="en-IN"/>
+        </w:rPr>
+        <w:br/>
+        <w:t>FROM Employees e</w:t>
+      </w:r>
+      <w:r>
+        <w:rPr>
+          <w:noProof/>
+          <w:lang w:val="en-IN"/>
+        </w:rPr>
+        <w:br/>
+        <w:t>LEFT JOIN Employees m</w:t>
+      </w:r>
+      <w:r>
+        <w:rPr>
+          <w:noProof/>
+          <w:lang w:val="en-IN"/>
+        </w:rPr>
+        <w:br/>
+        <w:t xml:space="preserve">    ON e.manager_id = m.emp_id;</w:t>
+      </w:r>
+    </w:p>
+    <w:p>
+      <w:pPr>
+        <w:rPr>
+          <w:b/>
+          <w:bCs/>
+          <w:noProof/>
+          <w:lang w:val="en-IN"/>
+        </w:rPr>
+      </w:pPr>
+      <w:r>
+        <w:rPr>
+          <w:b/>
+          <w:bCs/>
+          <w:noProof/>
+          <w:lang w:val="en-IN"/>
+        </w:rPr>
+        <w:t>Output</w:t>
+      </w:r>
+    </w:p>
+    <w:tbl>
+      <w:tblPr>
+        <w:tblStyle w:val="TableGrid"/>
+        <w:tblW w:w="0" w:type="auto"/>
+        <w:tblLook w:val="04A0" w:firstRow="1" w:lastRow="0" w:firstColumn="1" w:lastColumn="0" w:noHBand="0" w:noVBand="1"/>
+      </w:tblPr>
+      <w:tblGrid>
+        <w:gridCol w:w="1049"/>
+        <w:gridCol w:w="1439"/>
+        <w:gridCol w:w="2156"/>
+        <w:gridCol w:w="2156"/>
+        <w:gridCol w:w="1926"/>
+      </w:tblGrid>
+      <w:tr>
+        <w:tc>
+          <w:tcPr>
+            <w:tcW w:w="0" w:type="auto"/>
+            <w:hideMark/>
+          </w:tcPr>
+          <w:p>
+            <w:pPr>
+              <w:spacing w:after="120" w:line="240" w:lineRule="atLeast"/>
+              <w:rPr>
+                <w:b/>
+                <w:bCs/>
+                <w:noProof/>
+                <w:lang w:val="en-IN"/>
+              </w:rPr>
+            </w:pPr>
+            <w:r>
+              <w:rPr>
+                <w:b/>
+                <w:bCs/>
+                <w:noProof/>
+                <w:lang w:val="en-IN"/>
+              </w:rPr>
+              <w:t>emp_id</w:t>
+            </w:r>
+          </w:p>
+        </w:tc>
+        <w:tc>
+          <w:tcPr>
+            <w:tcW w:w="0" w:type="auto"/>
+            <w:hideMark/>
+          </w:tcPr>
+          <w:p>
+            <w:pPr>
+              <w:spacing w:after="120" w:line="240" w:lineRule="atLeast"/>
+              <w:rPr>
+                <w:b/>
+                <w:bCs/>
+                <w:noProof/>
+                <w:lang w:val="en-IN"/>
+              </w:rPr>
+            </w:pPr>
+            <w:r>
+              <w:rPr>
+                <w:b/>
+                <w:bCs/>
+                <w:noProof/>
+                <w:lang w:val="en-IN"/>
+              </w:rPr>
+              <w:t>emp_name</w:t>
+            </w:r>
+          </w:p>
+        </w:tc>
+        <w:tc>
+          <w:tcPr>
+            <w:tcW w:w="0" w:type="auto"/>
+            <w:hideMark/>
+          </w:tcPr>
+          <w:p>
+            <w:pPr>
+              <w:spacing w:after="120" w:line="240" w:lineRule="atLeast"/>
+              <w:rPr>
+                <w:b/>
+                <w:bCs/>
+                <w:noProof/>
+                <w:lang w:val="en-IN"/>
+              </w:rPr>
+            </w:pPr>
+            <w:r>
+              <w:rPr>
+                <w:b/>
+                <w:bCs/>
+                <w:noProof/>
+                <w:lang w:val="en-IN"/>
+              </w:rPr>
+              <w:t>emp_manager_id</w:t>
+            </w:r>
+          </w:p>
+        </w:tc>
+        <w:tc>
+          <w:tcPr>
+            <w:tcW w:w="0" w:type="auto"/>
+            <w:hideMark/>
+          </w:tcPr>
+          <w:p>
+            <w:pPr>
+              <w:spacing w:after="120" w:line="240" w:lineRule="atLeast"/>
+              <w:rPr>
+                <w:b/>
+                <w:bCs/>
+                <w:noProof/>
+                <w:lang w:val="en-IN"/>
+              </w:rPr>
+            </w:pPr>
+            <w:r>
+              <w:rPr>
+                <w:b/>
+                <w:bCs/>
+                <w:noProof/>
+                <w:lang w:val="en-IN"/>
+              </w:rPr>
+              <w:t>manager_emp_id</w:t>
+            </w:r>
+          </w:p>
+        </w:tc>
+        <w:tc>
+          <w:tcPr>
+            <w:tcW w:w="0" w:type="auto"/>
+            <w:hideMark/>
+          </w:tcPr>
+          <w:p>
+            <w:pPr>
+              <w:spacing w:after="120" w:line="240" w:lineRule="atLeast"/>
+              <w:rPr>
+                <w:b/>
+                <w:bCs/>
+                <w:noProof/>
+                <w:lang w:val="en-IN"/>
+              </w:rPr>
+            </w:pPr>
+            <w:r>
+              <w:rPr>
+                <w:b/>
+                <w:bCs/>
+                <w:noProof/>
+                <w:lang w:val="en-IN"/>
+              </w:rPr>
+              <w:t>manager_name</w:t>
+            </w:r>
+          </w:p>
+        </w:tc>
+      </w:tr>
+      <w:tr>
+        <w:tc>
+          <w:tcPr>
+            <w:tcW w:w="0" w:type="auto"/>
+            <w:hideMark/>
+          </w:tcPr>
+          <w:p>
+            <w:pPr>
+              <w:spacing w:after="120" w:line="240" w:lineRule="atLeast"/>
+              <w:rPr>
+                <w:noProof/>
+                <w:lang w:val="en-IN"/>
+              </w:rPr>
+            </w:pPr>
+            <w:r>
+              <w:rPr>
+                <w:noProof/>
+                <w:lang w:val="en-IN"/>
+              </w:rPr>
+              <w:t>1</w:t>
+            </w:r>
+          </w:p>
+        </w:tc>
+        <w:tc>
+          <w:tcPr>
+            <w:tcW w:w="0" w:type="auto"/>
+            <w:hideMark/>
+          </w:tcPr>
+          <w:p>
+            <w:pPr>
+              <w:spacing w:after="120" w:line="240" w:lineRule="atLeast"/>
+              <w:rPr>
+                <w:noProof/>
+                <w:lang w:val="en-IN"/>
+              </w:rPr>
+            </w:pPr>
+            <w:r>
+              <w:rPr>
+                <w:noProof/>
+                <w:lang w:val="en-IN"/>
+              </w:rPr>
+              <w:t>Amit</w:t>
+            </w:r>
+          </w:p>
+        </w:tc>
+        <w:tc>
+          <w:tcPr>
+            <w:tcW w:w="0" w:type="auto"/>
+            <w:hideMark/>
+          </w:tcPr>
+          <w:p>
+            <w:pPr>
+              <w:spacing w:after="120" w:line="240" w:lineRule="atLeast"/>
+              <w:rPr>
+                <w:noProof/>
+                <w:lang w:val="en-IN"/>
+              </w:rPr>
+            </w:pPr>
+            <w:r>
+              <w:rPr>
+                <w:noProof/>
+                <w:lang w:val="en-IN"/>
+              </w:rPr>
+              <w:t>NULL</w:t>
+            </w:r>
+          </w:p>
+        </w:tc>
+        <w:tc>
+          <w:tcPr>
+            <w:tcW w:w="0" w:type="auto"/>
+            <w:hideMark/>
+          </w:tcPr>
+          <w:p>
+            <w:pPr>
+              <w:spacing w:after="120" w:line="240" w:lineRule="atLeast"/>
+              <w:rPr>
+                <w:noProof/>
+                <w:lang w:val="en-IN"/>
+              </w:rPr>
+            </w:pPr>
+            <w:r>
+              <w:rPr>
+                <w:noProof/>
+                <w:lang w:val="en-IN"/>
+              </w:rPr>
+              <w:t>NULL</w:t>
+            </w:r>
+          </w:p>
+        </w:tc>
+        <w:tc>
+          <w:tcPr>
+            <w:tcW w:w="0" w:type="auto"/>
+            <w:hideMark/>
+          </w:tcPr>
+          <w:p>
+            <w:pPr>
+              <w:spacing w:after="120" w:line="240" w:lineRule="atLeast"/>
+              <w:rPr>
+                <w:noProof/>
+                <w:lang w:val="en-IN"/>
+              </w:rPr>
+            </w:pPr>
+            <w:r>
+              <w:rPr>
+                <w:noProof/>
+                <w:lang w:val="en-IN"/>
+              </w:rPr>
+              <w:t>NULL</w:t>
+            </w:r>
+          </w:p>
+        </w:tc>
+      </w:tr>
+      <w:tr>
+        <w:tc>
+          <w:tcPr>
+            <w:tcW w:w="0" w:type="auto"/>
+            <w:hideMark/>
+          </w:tcPr>
+          <w:p>
+            <w:pPr>
+              <w:spacing w:after="120" w:line="240" w:lineRule="atLeast"/>
+              <w:rPr>
+                <w:noProof/>
+                <w:lang w:val="en-IN"/>
+              </w:rPr>
+            </w:pPr>
+            <w:r>
+              <w:rPr>
+                <w:noProof/>
+                <w:lang w:val="en-IN"/>
+              </w:rPr>
+              <w:t>2</w:t>
+            </w:r>
+          </w:p>
+        </w:tc>
+        <w:tc>
+          <w:tcPr>
+            <w:tcW w:w="0" w:type="auto"/>
+            <w:hideMark/>
+          </w:tcPr>
+          <w:p>
+            <w:pPr>
+              <w:spacing w:after="120" w:line="240" w:lineRule="atLeast"/>
+              <w:rPr>
+                <w:noProof/>
+                <w:lang w:val="en-IN"/>
+              </w:rPr>
+            </w:pPr>
+            <w:r>
+              <w:rPr>
+                <w:noProof/>
+                <w:lang w:val="en-IN"/>
+              </w:rPr>
+              <w:t>Sara</w:t>
+            </w:r>
+          </w:p>
+        </w:tc>
+        <w:tc>
+          <w:tcPr>
+            <w:tcW w:w="0" w:type="auto"/>
+            <w:hideMark/>
+          </w:tcPr>
+          <w:p>
+            <w:pPr>
+              <w:spacing w:after="120" w:line="240" w:lineRule="atLeast"/>
+              <w:rPr>
+                <w:noProof/>
+                <w:lang w:val="en-IN"/>
+              </w:rPr>
+            </w:pPr>
+            <w:r>
+              <w:rPr>
+                <w:noProof/>
+                <w:lang w:val="en-IN"/>
+              </w:rPr>
+              <w:t>1</w:t>
+            </w:r>
+          </w:p>
+        </w:tc>
+        <w:tc>
+          <w:tcPr>
+            <w:tcW w:w="0" w:type="auto"/>
+            <w:hideMark/>
+          </w:tcPr>
+          <w:p>
+            <w:pPr>
+              <w:spacing w:after="120" w:line="240" w:lineRule="atLeast"/>
+              <w:rPr>
+                <w:noProof/>
+                <w:lang w:val="en-IN"/>
+              </w:rPr>
+            </w:pPr>
+            <w:r>
+              <w:rPr>
+                <w:noProof/>
+                <w:lang w:val="en-IN"/>
+              </w:rPr>
+              <w:t>1</w:t>
+            </w:r>
+          </w:p>
+        </w:tc>
+        <w:tc>
+          <w:tcPr>
+            <w:tcW w:w="0" w:type="auto"/>
+            <w:hideMark/>
+          </w:tcPr>
+          <w:p>
+            <w:pPr>
+              <w:spacing w:after="120" w:line="240" w:lineRule="atLeast"/>
+              <w:rPr>
+                <w:noProof/>
+                <w:lang w:val="en-IN"/>
+              </w:rPr>
+            </w:pPr>
+            <w:r>
+              <w:rPr>
+                <w:noProof/>
+                <w:lang w:val="en-IN"/>
+              </w:rPr>
+              <w:t>Amit</w:t>
+            </w:r>
+          </w:p>
+        </w:tc>
+      </w:tr>
+      <w:tr>
+        <w:tc>
+          <w:tcPr>
+            <w:tcW w:w="0" w:type="auto"/>
+            <w:hideMark/>
+          </w:tcPr>
+          <w:p>
+            <w:pPr>
+              <w:spacing w:after="120" w:line="240" w:lineRule="atLeast"/>
+              <w:rPr>
+                <w:noProof/>
+                <w:lang w:val="en-IN"/>
+              </w:rPr>
+            </w:pPr>
+            <w:r>
+              <w:rPr>
+                <w:noProof/>
+                <w:lang w:val="en-IN"/>
+              </w:rPr>
+              <w:t>3</w:t>
+            </w:r>
+          </w:p>
+        </w:tc>
+        <w:tc>
+          <w:tcPr>
+            <w:tcW w:w="0" w:type="auto"/>
+            <w:hideMark/>
+          </w:tcPr>
+          <w:p>
+            <w:pPr>
+              <w:spacing w:after="120" w:line="240" w:lineRule="atLeast"/>
+              <w:rPr>
+                <w:noProof/>
+                <w:lang w:val="en-IN"/>
+              </w:rPr>
+            </w:pPr>
+            <w:r>
+              <w:rPr>
+                <w:noProof/>
+                <w:lang w:val="en-IN"/>
+              </w:rPr>
+              <w:t>John</w:t>
+            </w:r>
+          </w:p>
+        </w:tc>
+        <w:tc>
+          <w:tcPr>
+            <w:tcW w:w="0" w:type="auto"/>
+            <w:hideMark/>
+          </w:tcPr>
+          <w:p>
+            <w:pPr>
+              <w:spacing w:after="120" w:line="240" w:lineRule="atLeast"/>
+              <w:rPr>
+                <w:noProof/>
+                <w:lang w:val="en-IN"/>
+              </w:rPr>
+            </w:pPr>
+            <w:r>
+              <w:rPr>
+                <w:noProof/>
+                <w:lang w:val="en-IN"/>
+              </w:rPr>
+              <w:t>1</w:t>
+            </w:r>
+          </w:p>
+        </w:tc>
+        <w:tc>
+          <w:tcPr>
+            <w:tcW w:w="0" w:type="auto"/>
+            <w:hideMark/>
+          </w:tcPr>
+          <w:p>
+            <w:pPr>
+              <w:spacing w:after="120" w:line="240" w:lineRule="atLeast"/>
+              <w:rPr>
+                <w:noProof/>
+                <w:lang w:val="en-IN"/>
+              </w:rPr>
+            </w:pPr>
+            <w:r>
+              <w:rPr>
+                <w:noProof/>
+                <w:lang w:val="en-IN"/>
+              </w:rPr>
+              <w:t>1</w:t>
+            </w:r>
+          </w:p>
+        </w:tc>
+        <w:tc>
+          <w:tcPr>
+            <w:tcW w:w="0" w:type="auto"/>
+            <w:hideMark/>
+          </w:tcPr>
+          <w:p>
+            <w:pPr>
+              <w:spacing w:after="120" w:line="240" w:lineRule="atLeast"/>
+              <w:rPr>
+                <w:noProof/>
+                <w:lang w:val="en-IN"/>
+              </w:rPr>
+            </w:pPr>
+            <w:r>
+              <w:rPr>
+                <w:noProof/>
+                <w:lang w:val="en-IN"/>
+              </w:rPr>
+              <w:t>Amit</w:t>
+            </w:r>
+          </w:p>
+        </w:tc>
+      </w:tr>
+      <w:tr>
+        <w:tc>
+          <w:tcPr>
+            <w:tcW w:w="0" w:type="auto"/>
+            <w:hideMark/>
+          </w:tcPr>
+          <w:p>
+            <w:pPr>
+              <w:spacing w:after="120" w:line="240" w:lineRule="atLeast"/>
+              <w:rPr>
+                <w:noProof/>
+                <w:lang w:val="en-IN"/>
+              </w:rPr>
+            </w:pPr>
+            <w:r>
+              <w:rPr>
+                <w:noProof/>
+                <w:lang w:val="en-IN"/>
+              </w:rPr>
+              <w:t>4</w:t>
+            </w:r>
+          </w:p>
+        </w:tc>
+        <w:tc>
+          <w:tcPr>
+            <w:tcW w:w="0" w:type="auto"/>
+            <w:hideMark/>
+          </w:tcPr>
+          <w:p>
+            <w:pPr>
+              <w:spacing w:after="120" w:line="240" w:lineRule="atLeast"/>
+              <w:rPr>
+                <w:noProof/>
+                <w:lang w:val="en-IN"/>
+              </w:rPr>
+            </w:pPr>
+            <w:r>
+              <w:rPr>
+                <w:noProof/>
+                <w:lang w:val="en-IN"/>
+              </w:rPr>
+              <w:t>Neha</w:t>
+            </w:r>
+          </w:p>
+        </w:tc>
+        <w:tc>
+          <w:tcPr>
+            <w:tcW w:w="0" w:type="auto"/>
+            <w:hideMark/>
+          </w:tcPr>
+          <w:p>
+            <w:pPr>
+              <w:spacing w:after="120" w:line="240" w:lineRule="atLeast"/>
+              <w:rPr>
+                <w:noProof/>
+                <w:lang w:val="en-IN"/>
+              </w:rPr>
+            </w:pPr>
+            <w:r>
+              <w:rPr>
+                <w:noProof/>
+                <w:lang w:val="en-IN"/>
+              </w:rPr>
+              <w:t>2</w:t>
+            </w:r>
+          </w:p>
+        </w:tc>
+        <w:tc>
+          <w:tcPr>
+            <w:tcW w:w="0" w:type="auto"/>
+            <w:hideMark/>
+          </w:tcPr>
+          <w:p>
+            <w:pPr>
+              <w:spacing w:after="120" w:line="240" w:lineRule="atLeast"/>
+              <w:rPr>
+                <w:noProof/>
+                <w:lang w:val="en-IN"/>
+              </w:rPr>
+            </w:pPr>
+            <w:r>
+              <w:rPr>
+                <w:noProof/>
+                <w:lang w:val="en-IN"/>
+              </w:rPr>
+              <w:t>2</w:t>
+            </w:r>
+          </w:p>
+        </w:tc>
+        <w:tc>
+          <w:tcPr>
+            <w:tcW w:w="0" w:type="auto"/>
+            <w:hideMark/>
+          </w:tcPr>
+          <w:p>
+            <w:pPr>
+              <w:spacing w:after="120" w:line="240" w:lineRule="atLeast"/>
+              <w:rPr>
+                <w:noProof/>
+                <w:lang w:val="en-IN"/>
+              </w:rPr>
+            </w:pPr>
+            <w:r>
+              <w:rPr>
+                <w:noProof/>
+                <w:lang w:val="en-IN"/>
+              </w:rPr>
+              <w:t>Sara</w:t>
+            </w:r>
+          </w:p>
+        </w:tc>
+      </w:tr>
+    </w:tbl>
+    <w:p>
+      <w:pPr>
+        <w:rPr>
+          <w:noProof/>
+          <w:lang w:val="en-IN"/>
+        </w:rPr>
+      </w:pPr>
+      <w:r>
+        <w:rPr>
+          <w:noProof/>
+          <w:lang w:val="en-IN"/>
+        </w:rPr>
+        <w:pict w14:anchorId="2924AD3D">
+          <v:rect id="_x0000_i1160" style="width:0;height:1.5pt" o:hralign="center" o:hrstd="t" o:hr="t" fillcolor="#a0a0a0" stroked="f"/>
+        </w:pict>
+      </w:r>
+    </w:p>
+    <w:p>
+      <w:pPr>
+        <w:rPr>
+          <w:b/>
+          <w:bCs/>
+          <w:noProof/>
+          <w:lang w:val="en-IN"/>
+        </w:rPr>
+      </w:pPr>
+      <w:r>
+        <w:rPr>
+          <w:b/>
+          <w:bCs/>
+          <w:noProof/>
+          <w:lang w:val="en-IN"/>
+        </w:rPr>
+        <w:t>7. LEFT SEMI JOIN</w:t>
+      </w:r>
+    </w:p>
+    <w:p>
+      <w:pPr>
+        <w:rPr>
+          <w:noProof/>
+          <w:lang w:val="en-IN"/>
+        </w:rPr>
+      </w:pPr>
+      <w:r>
+        <w:rPr>
+          <w:noProof/>
+          <w:lang w:val="en-IN"/>
+        </w:rPr>
+        <w:t>Returns rows from left table where match exists in right table.</w:t>
+      </w:r>
+      <w:r>
+        <w:rPr>
+          <w:noProof/>
+          <w:lang w:val="en-IN"/>
+        </w:rPr>
+        <w:br/>
+        <w:t>Only left table columns are returned.</w:t>
+      </w:r>
+    </w:p>
+    <w:p>
+      <w:pPr>
+        <w:rPr>
+          <w:noProof/>
+          <w:lang w:val="en-IN"/>
+        </w:rPr>
+      </w:pPr>
+      <w:r>
+        <w:rPr>
+          <w:noProof/>
+          <w:lang w:val="en-IN"/>
+        </w:rPr>
+        <w:t xml:space="preserve">SELECT </w:t>
+      </w:r>
+      <w:r>
+        <w:rPr>
+          <w:noProof/>
+          <w:lang w:val="en-IN"/>
+        </w:rPr>
+        <w:br/>
+        <w:t xml:space="preserve">    e.emp_id,</w:t>
+      </w:r>
+      <w:r>
+        <w:rPr>
+          <w:noProof/>
+          <w:lang w:val="en-IN"/>
+        </w:rPr>
+        <w:br/>
+        <w:t xml:space="preserve">    e.emp_name,</w:t>
+      </w:r>
+      <w:r>
+        <w:rPr>
+          <w:noProof/>
+          <w:lang w:val="en-IN"/>
+        </w:rPr>
+        <w:br/>
+        <w:t xml:space="preserve">    e.dept_id</w:t>
+      </w:r>
+      <w:r>
+        <w:rPr>
+          <w:noProof/>
+          <w:lang w:val="en-IN"/>
+        </w:rPr>
+        <w:br/>
+        <w:t>FROM Employees e</w:t>
+      </w:r>
+      <w:r>
+        <w:rPr>
+          <w:noProof/>
+          <w:lang w:val="en-IN"/>
+        </w:rPr>
+        <w:br/>
+        <w:t>WHERE EXISTS (</w:t>
+      </w:r>
+      <w:r>
+        <w:rPr>
+          <w:noProof/>
+          <w:lang w:val="en-IN"/>
+        </w:rPr>
+        <w:br/>
+        <w:t xml:space="preserve">    SELECT 1</w:t>
+      </w:r>
+      <w:r>
+        <w:rPr>
+          <w:noProof/>
+          <w:lang w:val="en-IN"/>
+        </w:rPr>
+        <w:br/>
+        <w:t xml:space="preserve">    FROM Departments d</w:t>
+      </w:r>
+      <w:r>
+        <w:rPr>
+          <w:noProof/>
+          <w:lang w:val="en-IN"/>
+        </w:rPr>
+        <w:br/>
+      </w:r>
+      <w:r>
+        <w:rPr>
+          <w:noProof/>
+          <w:lang w:val="en-IN"/>
+        </w:rPr>
+        <w:lastRenderedPageBreak/>
+        <w:t xml:space="preserve">    WHERE e.dept_id = d.dept_id</w:t>
+      </w:r>
+      <w:r>
+        <w:rPr>
+          <w:noProof/>
+          <w:lang w:val="en-IN"/>
+        </w:rPr>
+        <w:br/>
+        <w:t>);</w:t>
+      </w:r>
+    </w:p>
+    <w:p>
+      <w:pPr>
+        <w:rPr>
+          <w:b/>
+          <w:bCs/>
+          <w:noProof/>
+          <w:lang w:val="en-IN"/>
+        </w:rPr>
+      </w:pPr>
+      <w:r>
+        <w:rPr>
+          <w:b/>
+          <w:bCs/>
+          <w:noProof/>
+          <w:lang w:val="en-IN"/>
+        </w:rPr>
+        <w:t>Output</w:t>
+      </w:r>
+    </w:p>
+    <w:tbl>
+      <w:tblPr>
+        <w:tblStyle w:val="TableGrid"/>
+        <w:tblW w:w="0" w:type="auto"/>
+        <w:tblLook w:val="04A0" w:firstRow="1" w:lastRow="0" w:firstColumn="1" w:lastColumn="0" w:noHBand="0" w:noVBand="1"/>
+      </w:tblPr>
+      <w:tblGrid>
+        <w:gridCol w:w="1049"/>
+        <w:gridCol w:w="1439"/>
+        <w:gridCol w:w="1059"/>
+      </w:tblGrid>
+      <w:tr>
+        <w:tc>
+          <w:tcPr>
+            <w:tcW w:w="0" w:type="auto"/>
+            <w:hideMark/>
+          </w:tcPr>
+          <w:p>
+            <w:pPr>
+              <w:spacing w:after="120" w:line="240" w:lineRule="atLeast"/>
+              <w:rPr>
+                <w:b/>
+                <w:bCs/>
+                <w:noProof/>
+                <w:lang w:val="en-IN"/>
+              </w:rPr>
+            </w:pPr>
+            <w:r>
+              <w:rPr>
+                <w:b/>
+                <w:bCs/>
+                <w:noProof/>
+                <w:lang w:val="en-IN"/>
+              </w:rPr>
+              <w:t>emp_id</w:t>
+            </w:r>
+          </w:p>
+        </w:tc>
+        <w:tc>
+          <w:tcPr>
+            <w:tcW w:w="0" w:type="auto"/>
+            <w:hideMark/>
+          </w:tcPr>
+          <w:p>
+            <w:pPr>
+              <w:spacing w:after="120" w:line="240" w:lineRule="atLeast"/>
+              <w:rPr>
+                <w:b/>
+                <w:bCs/>
+                <w:noProof/>
+                <w:lang w:val="en-IN"/>
+              </w:rPr>
+            </w:pPr>
+            <w:r>
+              <w:rPr>
+                <w:b/>
+                <w:bCs/>
+                <w:noProof/>
+                <w:lang w:val="en-IN"/>
+              </w:rPr>
+              <w:t>emp_name</w:t>
+            </w:r>
+          </w:p>
+        </w:tc>
+        <w:tc>
+          <w:tcPr>
+            <w:tcW w:w="0" w:type="auto"/>
+            <w:hideMark/>
+          </w:tcPr>
+          <w:p>
+            <w:pPr>
+              <w:spacing w:after="120" w:line="240" w:lineRule="atLeast"/>
+              <w:rPr>
+                <w:b/>
+                <w:bCs/>
+                <w:noProof/>
+                <w:lang w:val="en-IN"/>
+              </w:rPr>
+            </w:pPr>
+            <w:r>
+              <w:rPr>
+                <w:b/>
+                <w:bCs/>
+                <w:noProof/>
+                <w:lang w:val="en-IN"/>
+              </w:rPr>
+              <w:t>dept_id</w:t>
+            </w:r>
+          </w:p>
+        </w:tc>
+      </w:tr>
+      <w:tr>
+        <w:tc>
+          <w:tcPr>
+            <w:tcW w:w="0" w:type="auto"/>
+            <w:hideMark/>
+          </w:tcPr>
+          <w:p>
+            <w:pPr>
+              <w:spacing w:after="120" w:line="240" w:lineRule="atLeast"/>
+              <w:rPr>
+                <w:noProof/>
+                <w:lang w:val="en-IN"/>
+              </w:rPr>
+            </w:pPr>
+            <w:r>
+              <w:rPr>
+                <w:noProof/>
+                <w:lang w:val="en-IN"/>
+              </w:rPr>
+              <w:t>1</w:t>
+            </w:r>
+          </w:p>
+        </w:tc>
+        <w:tc>
+          <w:tcPr>
+            <w:tcW w:w="0" w:type="auto"/>
+            <w:hideMark/>
+          </w:tcPr>
+          <w:p>
+            <w:pPr>
+              <w:spacing w:after="120" w:line="240" w:lineRule="atLeast"/>
+              <w:rPr>
+                <w:noProof/>
+                <w:lang w:val="en-IN"/>
+              </w:rPr>
+            </w:pPr>
+            <w:r>
+              <w:rPr>
+                <w:noProof/>
+                <w:lang w:val="en-IN"/>
+              </w:rPr>
+              <w:t>Amit</w:t>
+            </w:r>
+          </w:p>
+        </w:tc>
+        <w:tc>
+          <w:tcPr>
+            <w:tcW w:w="0" w:type="auto"/>
+            <w:hideMark/>
+          </w:tcPr>
+          <w:p>
+            <w:pPr>
+              <w:spacing w:after="120" w:line="240" w:lineRule="atLeast"/>
+              <w:rPr>
+                <w:noProof/>
+                <w:lang w:val="en-IN"/>
+              </w:rPr>
+            </w:pPr>
+            <w:r>
+              <w:rPr>
+                <w:noProof/>
+                <w:lang w:val="en-IN"/>
+              </w:rPr>
+              <w:t>10</w:t>
+            </w:r>
+          </w:p>
+        </w:tc>
+      </w:tr>
+      <w:tr>
+        <w:tc>
+          <w:tcPr>
+            <w:tcW w:w="0" w:type="auto"/>
+            <w:hideMark/>
+          </w:tcPr>
+          <w:p>
+            <w:pPr>
+              <w:spacing w:after="120" w:line="240" w:lineRule="atLeast"/>
+              <w:rPr>
+                <w:noProof/>
+                <w:lang w:val="en-IN"/>
+              </w:rPr>
+            </w:pPr>
+            <w:r>
+              <w:rPr>
+                <w:noProof/>
+                <w:lang w:val="en-IN"/>
+              </w:rPr>
+              <w:t>2</w:t>
+            </w:r>
+          </w:p>
+        </w:tc>
+        <w:tc>
+          <w:tcPr>
+            <w:tcW w:w="0" w:type="auto"/>
+            <w:hideMark/>
+          </w:tcPr>
+          <w:p>
+            <w:pPr>
+              <w:spacing w:after="120" w:line="240" w:lineRule="atLeast"/>
+              <w:rPr>
+                <w:noProof/>
+                <w:lang w:val="en-IN"/>
+              </w:rPr>
+            </w:pPr>
+            <w:r>
+              <w:rPr>
+                <w:noProof/>
+                <w:lang w:val="en-IN"/>
+              </w:rPr>
+              <w:t>Sara</w:t>
+            </w:r>
+          </w:p>
+        </w:tc>
+        <w:tc>
+          <w:tcPr>
+            <w:tcW w:w="0" w:type="auto"/>
+            <w:hideMark/>
+          </w:tcPr>
+          <w:p>
+            <w:pPr>
+              <w:spacing w:after="120" w:line="240" w:lineRule="atLeast"/>
+              <w:rPr>
+                <w:noProof/>
+                <w:lang w:val="en-IN"/>
+              </w:rPr>
+            </w:pPr>
+            <w:r>
+              <w:rPr>
+                <w:noProof/>
+                <w:lang w:val="en-IN"/>
+              </w:rPr>
+              <w:t>20</w:t>
+            </w:r>
+          </w:p>
+        </w:tc>
+      </w:tr>
+      <w:tr>
+        <w:tc>
+          <w:tcPr>
+            <w:tcW w:w="0" w:type="auto"/>
+            <w:hideMark/>
+          </w:tcPr>
+          <w:p>
+            <w:pPr>
+              <w:spacing w:after="120" w:line="240" w:lineRule="atLeast"/>
+              <w:rPr>
+                <w:noProof/>
+                <w:lang w:val="en-IN"/>
+              </w:rPr>
+            </w:pPr>
+            <w:r>
+              <w:rPr>
+                <w:noProof/>
+                <w:lang w:val="en-IN"/>
+              </w:rPr>
+              <w:t>3</w:t>
+            </w:r>
+          </w:p>
+        </w:tc>
+        <w:tc>
+          <w:tcPr>
+            <w:tcW w:w="0" w:type="auto"/>
+            <w:hideMark/>
+          </w:tcPr>
+          <w:p>
+            <w:pPr>
+              <w:spacing w:after="120" w:line="240" w:lineRule="atLeast"/>
+              <w:rPr>
+                <w:noProof/>
+                <w:lang w:val="en-IN"/>
+              </w:rPr>
+            </w:pPr>
+            <w:r>
+              <w:rPr>
+                <w:noProof/>
+                <w:lang w:val="en-IN"/>
+              </w:rPr>
+              <w:t>John</w:t>
+            </w:r>
+          </w:p>
+        </w:tc>
+        <w:tc>
+          <w:tcPr>
+            <w:tcW w:w="0" w:type="auto"/>
+            <w:hideMark/>
+          </w:tcPr>
+          <w:p>
+            <w:pPr>
+              <w:spacing w:after="120" w:line="240" w:lineRule="atLeast"/>
+              <w:rPr>
+                <w:noProof/>
+                <w:lang w:val="en-IN"/>
+              </w:rPr>
+            </w:pPr>
+            <w:r>
+              <w:rPr>
+                <w:noProof/>
+                <w:lang w:val="en-IN"/>
+              </w:rPr>
+              <w:t>30</w:t>
+            </w:r>
+          </w:p>
+        </w:tc>
+      </w:tr>
+    </w:tbl>
+    <w:p>
+      <w:pPr>
+        <w:rPr>
+          <w:noProof/>
+          <w:lang w:val="en-IN"/>
+        </w:rPr>
+      </w:pPr>
+      <w:r>
+        <w:rPr>
+          <w:noProof/>
+          <w:lang w:val="en-IN"/>
+        </w:rPr>
+        <w:pict w14:anchorId="7F16BD85">
+          <v:rect id="_x0000_i1161" style="width:0;height:1.5pt" o:hralign="center" o:hrstd="t" o:hr="t" fillcolor="#a0a0a0" stroked="f"/>
+        </w:pict>
+      </w:r>
+    </w:p>
+    <w:p>
+      <w:pPr>
+        <w:rPr>
+          <w:b/>
+          <w:bCs/>
+          <w:noProof/>
+          <w:lang w:val="en-IN"/>
+        </w:rPr>
+      </w:pPr>
+      <w:r>
+        <w:rPr>
+          <w:b/>
+          <w:bCs/>
+          <w:noProof/>
+          <w:lang w:val="en-IN"/>
+        </w:rPr>
+        <w:t>8. LEFT ANTI JOIN</w:t>
+      </w:r>
+    </w:p>
+    <w:p>
+      <w:pPr>
+        <w:rPr>
+          <w:noProof/>
+          <w:lang w:val="en-IN"/>
+        </w:rPr>
+      </w:pPr>
+      <w:r>
+        <w:rPr>
+          <w:noProof/>
+          <w:lang w:val="en-IN"/>
+        </w:rPr>
+        <w:t>Returns rows from left table where NO match exists in right table.</w:t>
+      </w:r>
+    </w:p>
+    <w:p>
+      <w:pPr>
+        <w:rPr>
+          <w:noProof/>
+          <w:lang w:val="en-IN"/>
+        </w:rPr>
+      </w:pPr>
+      <w:r>
+        <w:rPr>
+          <w:noProof/>
+          <w:lang w:val="en-IN"/>
+        </w:rPr>
+        <w:t xml:space="preserve">SELECT </w:t>
+      </w:r>
+      <w:r>
+        <w:rPr>
+          <w:noProof/>
+          <w:lang w:val="en-IN"/>
+        </w:rPr>
+        <w:br/>
+        <w:t xml:space="preserve">    e.emp_id,</w:t>
+      </w:r>
+      <w:r>
+        <w:rPr>
+          <w:noProof/>
+          <w:lang w:val="en-IN"/>
+        </w:rPr>
+        <w:br/>
+        <w:t xml:space="preserve">    e.emp_name,</w:t>
+      </w:r>
+      <w:r>
+        <w:rPr>
+          <w:noProof/>
+          <w:lang w:val="en-IN"/>
+        </w:rPr>
+        <w:br/>
+        <w:t xml:space="preserve">    e.dept_id</w:t>
+      </w:r>
+      <w:r>
+        <w:rPr>
+          <w:noProof/>
+          <w:lang w:val="en-IN"/>
+        </w:rPr>
+        <w:br/>
+        <w:t>FROM Employees e</w:t>
+      </w:r>
+      <w:r>
+        <w:rPr>
+          <w:noProof/>
+          <w:lang w:val="en-IN"/>
+        </w:rPr>
+        <w:br/>
+        <w:t>WHERE NOT EXISTS (</w:t>
+      </w:r>
+      <w:r>
+        <w:rPr>
+          <w:noProof/>
+          <w:lang w:val="en-IN"/>
+        </w:rPr>
+        <w:br/>
+        <w:t xml:space="preserve">    SELECT 1</w:t>
+      </w:r>
+      <w:r>
+        <w:rPr>
+          <w:noProof/>
+          <w:lang w:val="en-IN"/>
+        </w:rPr>
+        <w:br/>
+        <w:t xml:space="preserve">    FROM Departments d</w:t>
+      </w:r>
+      <w:r>
+        <w:rPr>
+          <w:noProof/>
+          <w:lang w:val="en-IN"/>
+        </w:rPr>
+        <w:br/>
+        <w:t xml:space="preserve">    WHERE e.dept_id = d.dept_id</w:t>
+      </w:r>
+      <w:r>
+        <w:rPr>
+          <w:noProof/>
+          <w:lang w:val="en-IN"/>
+        </w:rPr>
+        <w:br/>
+        <w:t>);</w:t>
+      </w:r>
+    </w:p>
+    <w:p>
+      <w:pPr>
+        <w:rPr>
+          <w:b/>
+          <w:bCs/>
+          <w:noProof/>
+          <w:lang w:val="en-IN"/>
+        </w:rPr>
+      </w:pPr>
+      <w:r>
+        <w:rPr>
+          <w:b/>
+          <w:bCs/>
+          <w:noProof/>
+          <w:lang w:val="en-IN"/>
+        </w:rPr>
+        <w:t>Output</w:t>
+      </w:r>
+    </w:p>
+    <w:tbl>
+      <w:tblPr>
+        <w:tblStyle w:val="TableGrid"/>
+        <w:tblW w:w="0" w:type="auto"/>
+        <w:tblLook w:val="04A0" w:firstRow="1" w:lastRow="0" w:firstColumn="1" w:lastColumn="0" w:noHBand="0" w:noVBand="1"/>
+      </w:tblPr>
+      <w:tblGrid>
+        <w:gridCol w:w="1049"/>
+        <w:gridCol w:w="1439"/>
+        <w:gridCol w:w="1059"/>
+      </w:tblGrid>
+      <w:tr>
+        <w:tc>
+          <w:tcPr>
+            <w:tcW w:w="0" w:type="auto"/>
+            <w:hideMark/>
+          </w:tcPr>
+          <w:p>
+            <w:pPr>
+              <w:spacing w:after="120" w:line="240" w:lineRule="atLeast"/>
+              <w:rPr>
+                <w:b/>
+                <w:bCs/>
+                <w:noProof/>
+                <w:lang w:val="en-IN"/>
+              </w:rPr>
+            </w:pPr>
+            <w:r>
+              <w:rPr>
+                <w:b/>
+                <w:bCs/>
+                <w:noProof/>
+                <w:lang w:val="en-IN"/>
+              </w:rPr>
+              <w:t>emp_id</w:t>
+            </w:r>
+          </w:p>
+        </w:tc>
+        <w:tc>
+          <w:tcPr>
+            <w:tcW w:w="0" w:type="auto"/>
+            <w:hideMark/>
+          </w:tcPr>
+          <w:p>
+            <w:pPr>
+              <w:spacing w:after="120" w:line="240" w:lineRule="atLeast"/>
+              <w:rPr>
+                <w:b/>
+                <w:bCs/>
+                <w:noProof/>
+                <w:lang w:val="en-IN"/>
+              </w:rPr>
+            </w:pPr>
+            <w:r>
+              <w:rPr>
+                <w:b/>
+                <w:bCs/>
+                <w:noProof/>
+                <w:lang w:val="en-IN"/>
+              </w:rPr>
+              <w:t>emp_name</w:t>
+            </w:r>
+          </w:p>
+        </w:tc>
+        <w:tc>
+          <w:tcPr>
+            <w:tcW w:w="0" w:type="auto"/>
+            <w:hideMark/>
+          </w:tcPr>
+          <w:p>
+            <w:pPr>
+              <w:spacing w:after="120" w:line="240" w:lineRule="atLeast"/>
+              <w:rPr>
+                <w:b/>
+                <w:bCs/>
+                <w:noProof/>
+                <w:lang w:val="en-IN"/>
+              </w:rPr>
+            </w:pPr>
+            <w:r>
+              <w:rPr>
+                <w:b/>
+                <w:bCs/>
+                <w:noProof/>
+                <w:lang w:val="en-IN"/>
+              </w:rPr>
+              <w:t>dept_id</w:t>
+            </w:r>
+          </w:p>
+        </w:tc>
+      </w:tr>
+      <w:tr>
+        <w:tc>
+          <w:tcPr>
+            <w:tcW w:w="0" w:type="auto"/>
+            <w:hideMark/>
+          </w:tcPr>
+          <w:p>
+            <w:pPr>
+              <w:spacing w:after="120" w:line="240" w:lineRule="atLeast"/>
+              <w:rPr>
+                <w:noProof/>
+                <w:lang w:val="en-IN"/>
+              </w:rPr>
+            </w:pPr>
+            <w:r>
+              <w:rPr>
+                <w:noProof/>
+                <w:lang w:val="en-IN"/>
+              </w:rPr>
+              <w:t>4</w:t>
+            </w:r>
+          </w:p>
+        </w:tc>
+        <w:tc>
+          <w:tcPr>
+            <w:tcW w:w="0" w:type="auto"/>
+            <w:hideMark/>
+          </w:tcPr>
+          <w:p>
+            <w:pPr>
+              <w:spacing w:after="120" w:line="240" w:lineRule="atLeast"/>
+              <w:rPr>
+                <w:noProof/>
+                <w:lang w:val="en-IN"/>
+              </w:rPr>
+            </w:pPr>
+            <w:r>
+              <w:rPr>
+                <w:noProof/>
+                <w:lang w:val="en-IN"/>
+              </w:rPr>
+              <w:t>Neha</w:t>
+            </w:r>
+          </w:p>
+        </w:tc>
+        <w:tc>
+          <w:tcPr>
+            <w:tcW w:w="0" w:type="auto"/>
+            <w:hideMark/>
+          </w:tcPr>
+          <w:p>
+            <w:pPr>
+              <w:spacing w:after="120" w:line="240" w:lineRule="atLeast"/>
+              <w:rPr>
+                <w:noProof/>
+                <w:lang w:val="en-IN"/>
+              </w:rPr>
+            </w:pPr>
+            <w:r>
+              <w:rPr>
+                <w:noProof/>
+                <w:lang w:val="en-IN"/>
+              </w:rPr>
+              <w:t>NULL</w:t>
+            </w:r>
+          </w:p>
+        </w:tc>
+      </w:tr>
+      <w:tr>
+        <w:tc>
+          <w:tcPr>
+            <w:tcW w:w="0" w:type="auto"/>
+            <w:hideMark/>
+          </w:tcPr>
+          <w:p>
+            <w:pPr>
+              <w:spacing w:after="120" w:line="240" w:lineRule="atLeast"/>
+              <w:rPr>
+                <w:noProof/>
+                <w:lang w:val="en-IN"/>
+              </w:rPr>
+            </w:pPr>
+            <w:r>
+              <w:rPr>
+                <w:noProof/>
+                <w:lang w:val="en-IN"/>
+              </w:rPr>
+              <w:t>5</w:t>
+            </w:r>
+          </w:p>
+        </w:tc>
+        <w:tc>
+          <w:tcPr>
+            <w:tcW w:w="0" w:type="auto"/>
+            <w:hideMark/>
+          </w:tcPr>
+          <w:p>
+            <w:pPr>
+              <w:spacing w:after="120" w:line="240" w:lineRule="atLeast"/>
+              <w:rPr>
+                <w:noProof/>
+                <w:lang w:val="en-IN"/>
+              </w:rPr>
+            </w:pPr>
+            <w:r>
+              <w:rPr>
+                <w:noProof/>
+                <w:lang w:val="en-IN"/>
+              </w:rPr>
+              <w:t>Raj</w:t>
+            </w:r>
+          </w:p>
+        </w:tc>
+        <w:tc>
+          <w:tcPr>
+            <w:tcW w:w="0" w:type="auto"/>
+            <w:hideMark/>
+          </w:tcPr>
+          <w:p>
+            <w:pPr>
+              <w:spacing w:after="120" w:line="240" w:lineRule="atLeast"/>
+              <w:rPr>
+                <w:noProof/>
+                <w:lang w:val="en-IN"/>
+              </w:rPr>
+            </w:pPr>
+            <w:r>
+              <w:rPr>
+                <w:noProof/>
+                <w:lang w:val="en-IN"/>
+              </w:rPr>
+              <w:t>40</w:t>
+            </w:r>
+          </w:p>
+        </w:tc>
+      </w:tr>
+    </w:tbl>
+    <w:p>
+      <w:pPr>
+        <w:rPr>
+          <w:noProof/>
+          <w:lang w:val="en-IN"/>
+        </w:rPr>
+      </w:pPr>
+      <w:r>
+        <w:rPr>
+          <w:noProof/>
+          <w:lang w:val="en-IN"/>
+        </w:rPr>
+        <w:pict w14:anchorId="267198A5">
+          <v:rect id="_x0000_i1162" style="width:0;height:1.5pt" o:hralign="center" o:hrstd="t" o:hr="t" fillcolor="#a0a0a0" stroked="f"/>
+        </w:pict>
+      </w:r>
+    </w:p>
+    <w:p>
+      <w:pPr>
+        <w:rPr>
+          <w:b/>
+          <w:bCs/>
+          <w:noProof/>
+          <w:lang w:val="en-IN"/>
+        </w:rPr>
+      </w:pPr>
+      <w:r>
+        <w:rPr>
+          <w:b/>
+          <w:bCs/>
+          <w:noProof/>
+          <w:lang w:val="en-IN"/>
+        </w:rPr>
+        <w:t>9. NATURAL JOIN</w:t>
+      </w:r>
+    </w:p>
+    <w:p>
+      <w:pPr>
+        <w:rPr>
+          <w:noProof/>
+          <w:lang w:val="en-IN"/>
+        </w:rPr>
+      </w:pPr>
+      <w:r>
+        <w:rPr>
+          <w:noProof/>
+          <w:lang w:val="en-IN"/>
+        </w:rPr>
+        <w:t>Automatically joins columns having same name.</w:t>
+      </w:r>
+    </w:p>
+    <w:p>
+      <w:pPr>
+        <w:rPr>
+          <w:noProof/>
+          <w:lang w:val="en-IN"/>
+        </w:rPr>
+      </w:pPr>
+      <w:r>
+        <w:rPr>
+          <w:noProof/>
+          <w:lang w:val="en-IN"/>
+        </w:rPr>
+        <w:t>SELECT *</w:t>
+      </w:r>
+      <w:r>
+        <w:rPr>
+          <w:noProof/>
+          <w:lang w:val="en-IN"/>
+        </w:rPr>
+        <w:br/>
+        <w:t>FROM Employees</w:t>
+      </w:r>
+      <w:r>
+        <w:rPr>
+          <w:noProof/>
+          <w:lang w:val="en-IN"/>
+        </w:rPr>
+        <w:br/>
+        <w:t>NATURAL JOIN Departments;</w:t>
+      </w:r>
+    </w:p>
+    <w:p>
+      <w:pPr>
+        <w:rPr>
+          <w:noProof/>
+          <w:lang w:val="en-IN"/>
+        </w:rPr>
+      </w:pPr>
+      <w:r>
+        <w:rPr>
+          <w:noProof/>
+          <w:lang w:val="en-IN"/>
+        </w:rPr>
+        <w:t>Equivalent to:</w:t>
+      </w:r>
+    </w:p>
+    <w:p>
+      <w:pPr>
+        <w:rPr>
+          <w:noProof/>
+          <w:lang w:val="en-IN"/>
+        </w:rPr>
+      </w:pPr>
+      <w:r>
+        <w:rPr>
+          <w:noProof/>
+          <w:lang w:val="en-IN"/>
+        </w:rPr>
+        <w:t>SELECT *</w:t>
+      </w:r>
+      <w:r>
+        <w:rPr>
+          <w:noProof/>
+          <w:lang w:val="en-IN"/>
+        </w:rPr>
+        <w:br/>
+        <w:t>FROM Employees e</w:t>
+      </w:r>
+      <w:r>
+        <w:rPr>
+          <w:noProof/>
+          <w:lang w:val="en-IN"/>
+        </w:rPr>
+        <w:br/>
+        <w:t>INNER JOIN Departments d</w:t>
+      </w:r>
+      <w:r>
+        <w:rPr>
+          <w:noProof/>
+          <w:lang w:val="en-IN"/>
+        </w:rPr>
+        <w:br/>
+        <w:t>ON e.dept_id = d.dept_id;</w:t>
+      </w:r>
+    </w:p>
+    <w:p>
+      <w:pPr>
+        <w:rPr>
+          <w:b/>
+          <w:bCs/>
+          <w:noProof/>
+          <w:lang w:val="en-IN"/>
+        </w:rPr>
+      </w:pPr>
+      <w:r>
+        <w:rPr>
+          <w:b/>
+          <w:bCs/>
+          <w:noProof/>
+          <w:lang w:val="en-IN"/>
+        </w:rPr>
+        <w:t>Output</w:t>
+      </w:r>
+    </w:p>
+    <w:tbl>
+      <w:tblPr>
+        <w:tblStyle w:val="TableGrid"/>
+        <w:tblW w:w="0" w:type="auto"/>
+        <w:tblLook w:val="04A0" w:firstRow="1" w:lastRow="0" w:firstColumn="1" w:lastColumn="0" w:noHBand="0" w:noVBand="1"/>
+      </w:tblPr>
+      <w:tblGrid>
+        <w:gridCol w:w="1049"/>
+        <w:gridCol w:w="1439"/>
+        <w:gridCol w:w="1059"/>
+        <w:gridCol w:w="1448"/>
+      </w:tblGrid>
+      <w:tr>
+        <w:tc>
+          <w:tcPr>
+            <w:tcW w:w="0" w:type="auto"/>
+            <w:hideMark/>
+          </w:tcPr>
+          <w:p>
+            <w:pPr>
+              <w:spacing w:after="120" w:line="240" w:lineRule="atLeast"/>
+              <w:rPr>
+                <w:b/>
+                <w:bCs/>
+                <w:noProof/>
+                <w:lang w:val="en-IN"/>
+              </w:rPr>
+            </w:pPr>
+            <w:r>
+              <w:rPr>
+                <w:b/>
+                <w:bCs/>
+                <w:noProof/>
+                <w:lang w:val="en-IN"/>
+              </w:rPr>
+              <w:t>emp_id</w:t>
+            </w:r>
+          </w:p>
+        </w:tc>
+        <w:tc>
+          <w:tcPr>
+            <w:tcW w:w="0" w:type="auto"/>
+            <w:hideMark/>
+          </w:tcPr>
+          <w:p>
+            <w:pPr>
+              <w:spacing w:after="120" w:line="240" w:lineRule="atLeast"/>
+              <w:rPr>
+                <w:b/>
+                <w:bCs/>
+                <w:noProof/>
+                <w:lang w:val="en-IN"/>
+              </w:rPr>
+            </w:pPr>
+            <w:r>
+              <w:rPr>
+                <w:b/>
+                <w:bCs/>
+                <w:noProof/>
+                <w:lang w:val="en-IN"/>
+              </w:rPr>
+              <w:t>emp_name</w:t>
+            </w:r>
+          </w:p>
+        </w:tc>
+        <w:tc>
+          <w:tcPr>
+            <w:tcW w:w="0" w:type="auto"/>
+            <w:hideMark/>
+          </w:tcPr>
+          <w:p>
+            <w:pPr>
+              <w:spacing w:after="120" w:line="240" w:lineRule="atLeast"/>
+              <w:rPr>
+                <w:b/>
+                <w:bCs/>
+                <w:noProof/>
+                <w:lang w:val="en-IN"/>
+              </w:rPr>
+            </w:pPr>
+            <w:r>
+              <w:rPr>
+                <w:b/>
+                <w:bCs/>
+                <w:noProof/>
+                <w:lang w:val="en-IN"/>
+              </w:rPr>
+              <w:t>dept_id</w:t>
+            </w:r>
+          </w:p>
+        </w:tc>
+        <w:tc>
+          <w:tcPr>
+            <w:tcW w:w="0" w:type="auto"/>
+            <w:hideMark/>
+          </w:tcPr>
+          <w:p>
+            <w:pPr>
+              <w:spacing w:after="120" w:line="240" w:lineRule="atLeast"/>
+              <w:rPr>
+                <w:b/>
+                <w:bCs/>
+                <w:noProof/>
+                <w:lang w:val="en-IN"/>
+              </w:rPr>
+            </w:pPr>
+            <w:r>
+              <w:rPr>
+                <w:b/>
+                <w:bCs/>
+                <w:noProof/>
+                <w:lang w:val="en-IN"/>
+              </w:rPr>
+              <w:t>dept_name</w:t>
+            </w:r>
+          </w:p>
+        </w:tc>
+      </w:tr>
+      <w:tr>
+        <w:tc>
+          <w:tcPr>
+            <w:tcW w:w="0" w:type="auto"/>
+            <w:hideMark/>
+          </w:tcPr>
+          <w:p>
+            <w:pPr>
+              <w:spacing w:after="120" w:line="240" w:lineRule="atLeast"/>
+              <w:rPr>
+                <w:noProof/>
+                <w:lang w:val="en-IN"/>
+              </w:rPr>
+            </w:pPr>
+            <w:r>
+              <w:rPr>
+                <w:noProof/>
+                <w:lang w:val="en-IN"/>
+              </w:rPr>
+              <w:t>1</w:t>
+            </w:r>
+          </w:p>
+        </w:tc>
+        <w:tc>
+          <w:tcPr>
+            <w:tcW w:w="0" w:type="auto"/>
+            <w:hideMark/>
+          </w:tcPr>
+          <w:p>
+            <w:pPr>
+              <w:spacing w:after="120" w:line="240" w:lineRule="atLeast"/>
+              <w:rPr>
+                <w:noProof/>
+                <w:lang w:val="en-IN"/>
+              </w:rPr>
+            </w:pPr>
+            <w:r>
+              <w:rPr>
+                <w:noProof/>
+                <w:lang w:val="en-IN"/>
+              </w:rPr>
+              <w:t>Amit</w:t>
+            </w:r>
+          </w:p>
+        </w:tc>
+        <w:tc>
+          <w:tcPr>
+            <w:tcW w:w="0" w:type="auto"/>
+            <w:hideMark/>
+          </w:tcPr>
+          <w:p>
+            <w:pPr>
+              <w:spacing w:after="120" w:line="240" w:lineRule="atLeast"/>
+              <w:rPr>
+                <w:noProof/>
+                <w:lang w:val="en-IN"/>
+              </w:rPr>
+            </w:pPr>
+            <w:r>
+              <w:rPr>
+                <w:noProof/>
+                <w:lang w:val="en-IN"/>
+              </w:rPr>
+              <w:t>10</w:t>
+            </w:r>
+          </w:p>
+        </w:tc>
+        <w:tc>
+          <w:tcPr>
+            <w:tcW w:w="0" w:type="auto"/>
+            <w:hideMark/>
+          </w:tcPr>
+          <w:p>
+            <w:pPr>
+              <w:spacing w:after="120" w:line="240" w:lineRule="atLeast"/>
+              <w:rPr>
+                <w:noProof/>
+                <w:lang w:val="en-IN"/>
+              </w:rPr>
+            </w:pPr>
+            <w:r>
+              <w:rPr>
+                <w:noProof/>
+                <w:lang w:val="en-IN"/>
+              </w:rPr>
+              <w:t>HR</w:t>
+            </w:r>
+          </w:p>
+        </w:tc>
+      </w:tr>
+      <w:tr>
+        <w:tc>
+          <w:tcPr>
+            <w:tcW w:w="0" w:type="auto"/>
+            <w:hideMark/>
+          </w:tcPr>
+          <w:p>
+            <w:pPr>
+              <w:spacing w:after="120" w:line="240" w:lineRule="atLeast"/>
+              <w:rPr>
+                <w:noProof/>
+                <w:lang w:val="en-IN"/>
+              </w:rPr>
+            </w:pPr>
+            <w:r>
+              <w:rPr>
+                <w:noProof/>
+                <w:lang w:val="en-IN"/>
+              </w:rPr>
+              <w:t>2</w:t>
+            </w:r>
+          </w:p>
+        </w:tc>
+        <w:tc>
+          <w:tcPr>
+            <w:tcW w:w="0" w:type="auto"/>
+            <w:hideMark/>
+          </w:tcPr>
+          <w:p>
+            <w:pPr>
+              <w:spacing w:after="120" w:line="240" w:lineRule="atLeast"/>
+              <w:rPr>
+                <w:noProof/>
+                <w:lang w:val="en-IN"/>
+              </w:rPr>
+            </w:pPr>
+            <w:r>
+              <w:rPr>
+                <w:noProof/>
+                <w:lang w:val="en-IN"/>
+              </w:rPr>
+              <w:t>Sara</w:t>
+            </w:r>
+          </w:p>
+        </w:tc>
+        <w:tc>
+          <w:tcPr>
+            <w:tcW w:w="0" w:type="auto"/>
+            <w:hideMark/>
+          </w:tcPr>
+          <w:p>
+            <w:pPr>
+              <w:spacing w:after="120" w:line="240" w:lineRule="atLeast"/>
+              <w:rPr>
+                <w:noProof/>
+                <w:lang w:val="en-IN"/>
+              </w:rPr>
+            </w:pPr>
+            <w:r>
+              <w:rPr>
+                <w:noProof/>
+                <w:lang w:val="en-IN"/>
+              </w:rPr>
+              <w:t>20</w:t>
+            </w:r>
+          </w:p>
+        </w:tc>
+        <w:tc>
+          <w:tcPr>
+            <w:tcW w:w="0" w:type="auto"/>
+            <w:hideMark/>
+          </w:tcPr>
+          <w:p>
+            <w:pPr>
+              <w:spacing w:after="120" w:line="240" w:lineRule="atLeast"/>
+              <w:rPr>
+                <w:noProof/>
+                <w:lang w:val="en-IN"/>
+              </w:rPr>
+            </w:pPr>
+            <w:r>
+              <w:rPr>
+                <w:noProof/>
+                <w:lang w:val="en-IN"/>
+              </w:rPr>
+              <w:t>IT</w:t>
+            </w:r>
+          </w:p>
+        </w:tc>
+      </w:tr>
+      <w:tr>
+        <w:tc>
+          <w:tcPr>
+            <w:tcW w:w="0" w:type="auto"/>
+            <w:hideMark/>
+          </w:tcPr>
+          <w:p>
+            <w:pPr>
+              <w:spacing w:after="120" w:line="240" w:lineRule="atLeast"/>
+              <w:rPr>
+                <w:noProof/>
+                <w:lang w:val="en-IN"/>
+              </w:rPr>
+            </w:pPr>
+            <w:r>
+              <w:rPr>
+                <w:noProof/>
+                <w:lang w:val="en-IN"/>
+              </w:rPr>
+              <w:t>3</w:t>
+            </w:r>
+          </w:p>
+        </w:tc>
+        <w:tc>
+          <w:tcPr>
+            <w:tcW w:w="0" w:type="auto"/>
+            <w:hideMark/>
+          </w:tcPr>
+          <w:p>
+            <w:pPr>
+              <w:spacing w:after="120" w:line="240" w:lineRule="atLeast"/>
+              <w:rPr>
+                <w:noProof/>
+                <w:lang w:val="en-IN"/>
+              </w:rPr>
+            </w:pPr>
+            <w:r>
+              <w:rPr>
+                <w:noProof/>
+                <w:lang w:val="en-IN"/>
+              </w:rPr>
+              <w:t>John</w:t>
+            </w:r>
+          </w:p>
+        </w:tc>
+        <w:tc>
+          <w:tcPr>
+            <w:tcW w:w="0" w:type="auto"/>
+            <w:hideMark/>
+          </w:tcPr>
+          <w:p>
+            <w:pPr>
+              <w:spacing w:after="120" w:line="240" w:lineRule="atLeast"/>
+              <w:rPr>
+                <w:noProof/>
+                <w:lang w:val="en-IN"/>
+              </w:rPr>
+            </w:pPr>
+            <w:r>
+              <w:rPr>
+                <w:noProof/>
+                <w:lang w:val="en-IN"/>
+              </w:rPr>
+              <w:t>30</w:t>
+            </w:r>
+          </w:p>
+        </w:tc>
+        <w:tc>
+          <w:tcPr>
+            <w:tcW w:w="0" w:type="auto"/>
+            <w:hideMark/>
+          </w:tcPr>
+          <w:p>
+            <w:pPr>
+              <w:spacing w:after="120" w:line="240" w:lineRule="atLeast"/>
+              <w:rPr>
+                <w:noProof/>
+                <w:lang w:val="en-IN"/>
+              </w:rPr>
+            </w:pPr>
+            <w:r>
+              <w:rPr>
+                <w:noProof/>
+                <w:lang w:val="en-IN"/>
+              </w:rPr>
+              <w:t>Finance</w:t>
+            </w:r>
+          </w:p>
+        </w:tc>
+      </w:tr>
+    </w:tbl>
+    <w:p>
+      <w:pPr>
+        <w:rPr>
+          <w:noProof/>
+          <w:lang w:val="en-IN"/>
+        </w:rPr>
+      </w:pPr>
+      <w:r>
+        <w:rPr>
+          <w:noProof/>
+          <w:lang w:val="en-IN"/>
+        </w:rPr>
+        <w:pict w14:anchorId="6EF9B932">
+          <v:rect id="_x0000_i1163" style="width:0;height:1.5pt" o:hralign="center" o:hrstd="t" o:hr="t" fillcolor="#a0a0a0" stroked="f"/>
+        </w:pict>
+      </w:r>
+    </w:p>
+    <w:p>
+      <w:pPr>
+        <w:rPr>
+          <w:b/>
+          <w:bCs/>
+          <w:noProof/>
+          <w:lang w:val="en-IN"/>
+        </w:rPr>
+      </w:pPr>
+      <w:r>
+        <w:rPr>
+          <w:b/>
+          <w:bCs/>
+          <w:noProof/>
+          <w:lang w:val="en-IN"/>
+        </w:rPr>
+        <w:lastRenderedPageBreak/>
+        <w:t>Quick Summary</w:t>
+      </w:r>
+    </w:p>
+    <w:tbl>
+      <w:tblPr>
+        <w:tblStyle w:val="TableGrid"/>
+        <w:tblW w:w="0" w:type="auto"/>
+        <w:tblLook w:val="04A0" w:firstRow="1" w:lastRow="0" w:firstColumn="1" w:lastColumn="0" w:noHBand="0" w:noVBand="1"/>
+      </w:tblPr>
+      <w:tblGrid>
+        <w:gridCol w:w="2093"/>
+        <w:gridCol w:w="3303"/>
+      </w:tblGrid>
+      <w:tr>
+        <w:tc>
+          <w:tcPr>
+            <w:tcW w:w="0" w:type="auto"/>
+            <w:hideMark/>
+          </w:tcPr>
+          <w:p>
+            <w:pPr>
+              <w:spacing w:after="120" w:line="240" w:lineRule="atLeast"/>
+              <w:rPr>
+                <w:b/>
+                <w:bCs/>
+                <w:noProof/>
+                <w:lang w:val="en-IN"/>
+              </w:rPr>
+            </w:pPr>
+            <w:r>
+              <w:rPr>
+                <w:b/>
+                <w:bCs/>
+                <w:noProof/>
+                <w:lang w:val="en-IN"/>
+              </w:rPr>
+              <w:t>Join Type</w:t>
+            </w:r>
+          </w:p>
+        </w:tc>
+        <w:tc>
+          <w:tcPr>
+            <w:tcW w:w="0" w:type="auto"/>
+            <w:hideMark/>
+          </w:tcPr>
+          <w:p>
+            <w:pPr>
+              <w:spacing w:after="120" w:line="240" w:lineRule="atLeast"/>
+              <w:rPr>
+                <w:b/>
+                <w:bCs/>
+                <w:noProof/>
+                <w:lang w:val="en-IN"/>
+              </w:rPr>
+            </w:pPr>
+            <w:r>
+              <w:rPr>
+                <w:b/>
+                <w:bCs/>
+                <w:noProof/>
+                <w:lang w:val="en-IN"/>
+              </w:rPr>
+              <w:t>Returns</w:t>
+            </w:r>
+          </w:p>
+        </w:tc>
+      </w:tr>
+      <w:tr>
+        <w:tc>
+          <w:tcPr>
+            <w:tcW w:w="0" w:type="auto"/>
+            <w:hideMark/>
+          </w:tcPr>
+          <w:p>
+            <w:pPr>
+              <w:spacing w:after="120" w:line="240" w:lineRule="atLeast"/>
+              <w:rPr>
+                <w:noProof/>
+                <w:lang w:val="en-IN"/>
+              </w:rPr>
+            </w:pPr>
+            <w:r>
+              <w:rPr>
+                <w:noProof/>
+                <w:lang w:val="en-IN"/>
+              </w:rPr>
+              <w:t>INNER JOIN</w:t>
+            </w:r>
+          </w:p>
+        </w:tc>
+        <w:tc>
+          <w:tcPr>
+            <w:tcW w:w="0" w:type="auto"/>
+            <w:hideMark/>
+          </w:tcPr>
+          <w:p>
+            <w:pPr>
+              <w:spacing w:after="120" w:line="240" w:lineRule="atLeast"/>
+              <w:rPr>
+                <w:noProof/>
+                <w:lang w:val="en-IN"/>
+              </w:rPr>
+            </w:pPr>
+            <w:r>
+              <w:rPr>
+                <w:noProof/>
+                <w:lang w:val="en-IN"/>
+              </w:rPr>
+              <w:t>Matching rows only</w:t>
+            </w:r>
+          </w:p>
+        </w:tc>
+      </w:tr>
+      <w:tr>
+        <w:tc>
+          <w:tcPr>
+            <w:tcW w:w="0" w:type="auto"/>
+            <w:hideMark/>
+          </w:tcPr>
+          <w:p>
+            <w:pPr>
+              <w:spacing w:after="120" w:line="240" w:lineRule="atLeast"/>
+              <w:rPr>
+                <w:noProof/>
+                <w:lang w:val="en-IN"/>
+              </w:rPr>
+            </w:pPr>
+            <w:r>
+              <w:rPr>
+                <w:noProof/>
+                <w:lang w:val="en-IN"/>
+              </w:rPr>
+              <w:t>LEFT JOIN</w:t>
+            </w:r>
+          </w:p>
+        </w:tc>
+        <w:tc>
+          <w:tcPr>
+            <w:tcW w:w="0" w:type="auto"/>
+            <w:hideMark/>
+          </w:tcPr>
+          <w:p>
+            <w:pPr>
+              <w:spacing w:after="120" w:line="240" w:lineRule="atLeast"/>
+              <w:rPr>
+                <w:noProof/>
+                <w:lang w:val="en-IN"/>
+              </w:rPr>
+            </w:pPr>
+            <w:r>
+              <w:rPr>
+                <w:noProof/>
+                <w:lang w:val="en-IN"/>
+              </w:rPr>
+              <w:t>All left + matching right</w:t>
+            </w:r>
+          </w:p>
+        </w:tc>
+      </w:tr>
+      <w:tr>
+        <w:tc>
+          <w:tcPr>
+            <w:tcW w:w="0" w:type="auto"/>
+            <w:hideMark/>
+          </w:tcPr>
+          <w:p>
+            <w:pPr>
+              <w:spacing w:after="120" w:line="240" w:lineRule="atLeast"/>
+              <w:rPr>
+                <w:noProof/>
+                <w:lang w:val="en-IN"/>
+              </w:rPr>
+            </w:pPr>
+            <w:r>
+              <w:rPr>
+                <w:noProof/>
+                <w:lang w:val="en-IN"/>
+              </w:rPr>
+              <w:t>RIGHT JOIN</w:t>
+            </w:r>
+          </w:p>
+        </w:tc>
+        <w:tc>
+          <w:tcPr>
+            <w:tcW w:w="0" w:type="auto"/>
+            <w:hideMark/>
+          </w:tcPr>
+          <w:p>
+            <w:pPr>
+              <w:spacing w:after="120" w:line="240" w:lineRule="atLeast"/>
+              <w:rPr>
+                <w:noProof/>
+                <w:lang w:val="en-IN"/>
+              </w:rPr>
+            </w:pPr>
+            <w:r>
+              <w:rPr>
+                <w:noProof/>
+                <w:lang w:val="en-IN"/>
+              </w:rPr>
+              <w:t>All right + matching left</w:t>
+            </w:r>
+          </w:p>
+        </w:tc>
+      </w:tr>
+      <w:tr>
+        <w:tc>
+          <w:tcPr>
+            <w:tcW w:w="0" w:type="auto"/>
+            <w:hideMark/>
+          </w:tcPr>
+          <w:p>
+            <w:pPr>
+              <w:spacing w:after="120" w:line="240" w:lineRule="atLeast"/>
+              <w:rPr>
+                <w:noProof/>
+                <w:lang w:val="en-IN"/>
+              </w:rPr>
+            </w:pPr>
+            <w:r>
+              <w:rPr>
+                <w:noProof/>
+                <w:lang w:val="en-IN"/>
+              </w:rPr>
+              <w:t>FULL OUTER JOIN</w:t>
+            </w:r>
+          </w:p>
+        </w:tc>
+        <w:tc>
+          <w:tcPr>
+            <w:tcW w:w="0" w:type="auto"/>
+            <w:hideMark/>
+          </w:tcPr>
+          <w:p>
+            <w:pPr>
+              <w:spacing w:after="120" w:line="240" w:lineRule="atLeast"/>
+              <w:rPr>
+                <w:noProof/>
+                <w:lang w:val="en-IN"/>
+              </w:rPr>
+            </w:pPr>
+            <w:r>
+              <w:rPr>
+                <w:noProof/>
+                <w:lang w:val="en-IN"/>
+              </w:rPr>
+              <w:t>All rows from both tables</w:t>
+            </w:r>
+          </w:p>
+        </w:tc>
+      </w:tr>
+      <w:tr>
+        <w:tc>
+          <w:tcPr>
+            <w:tcW w:w="0" w:type="auto"/>
+            <w:hideMark/>
+          </w:tcPr>
+          <w:p>
+            <w:pPr>
+              <w:spacing w:after="120" w:line="240" w:lineRule="atLeast"/>
+              <w:rPr>
+                <w:noProof/>
+                <w:lang w:val="en-IN"/>
+              </w:rPr>
+            </w:pPr>
+            <w:r>
+              <w:rPr>
+                <w:noProof/>
+                <w:lang w:val="en-IN"/>
+              </w:rPr>
+              <w:t>CROSS JOIN</w:t>
+            </w:r>
+          </w:p>
+        </w:tc>
+        <w:tc>
+          <w:tcPr>
+            <w:tcW w:w="0" w:type="auto"/>
+            <w:hideMark/>
+          </w:tcPr>
+          <w:p>
+            <w:pPr>
+              <w:spacing w:after="120" w:line="240" w:lineRule="atLeast"/>
+              <w:rPr>
+                <w:noProof/>
+                <w:lang w:val="en-IN"/>
+              </w:rPr>
+            </w:pPr>
+            <w:r>
+              <w:rPr>
+                <w:noProof/>
+                <w:lang w:val="en-IN"/>
+              </w:rPr>
+              <w:t>Cartesian product</w:t>
+            </w:r>
+          </w:p>
+        </w:tc>
+      </w:tr>
+      <w:tr>
+        <w:tc>
+          <w:tcPr>
+            <w:tcW w:w="0" w:type="auto"/>
+            <w:hideMark/>
+          </w:tcPr>
+          <w:p>
+            <w:pPr>
+              <w:spacing w:after="120" w:line="240" w:lineRule="atLeast"/>
+              <w:rPr>
+                <w:noProof/>
+                <w:lang w:val="en-IN"/>
+              </w:rPr>
+            </w:pPr>
+            <w:r>
+              <w:rPr>
+                <w:noProof/>
+                <w:lang w:val="en-IN"/>
+              </w:rPr>
+              <w:t>SELF JOIN</w:t>
+            </w:r>
+          </w:p>
+        </w:tc>
+        <w:tc>
+          <w:tcPr>
+            <w:tcW w:w="0" w:type="auto"/>
+            <w:hideMark/>
+          </w:tcPr>
+          <w:p>
+            <w:pPr>
+              <w:spacing w:after="120" w:line="240" w:lineRule="atLeast"/>
+              <w:rPr>
+                <w:noProof/>
+                <w:lang w:val="en-IN"/>
+              </w:rPr>
+            </w:pPr>
+            <w:r>
+              <w:rPr>
+                <w:noProof/>
+                <w:lang w:val="en-IN"/>
+              </w:rPr>
+              <w:t>Table joined with itself</w:t>
+            </w:r>
+          </w:p>
+        </w:tc>
+      </w:tr>
+      <w:tr>
+        <w:tc>
+          <w:tcPr>
+            <w:tcW w:w="0" w:type="auto"/>
+            <w:hideMark/>
+          </w:tcPr>
+          <w:p>
+            <w:pPr>
+              <w:spacing w:after="120" w:line="240" w:lineRule="atLeast"/>
+              <w:rPr>
+                <w:noProof/>
+                <w:lang w:val="en-IN"/>
+              </w:rPr>
+            </w:pPr>
+            <w:r>
+              <w:rPr>
+                <w:noProof/>
+                <w:lang w:val="en-IN"/>
+              </w:rPr>
+              <w:t>LEFT SEMI JOIN</w:t>
+            </w:r>
+          </w:p>
+        </w:tc>
+        <w:tc>
+          <w:tcPr>
+            <w:tcW w:w="0" w:type="auto"/>
+            <w:hideMark/>
+          </w:tcPr>
+          <w:p>
+            <w:pPr>
+              <w:spacing w:after="120" w:line="240" w:lineRule="atLeast"/>
+              <w:rPr>
+                <w:noProof/>
+                <w:lang w:val="en-IN"/>
+              </w:rPr>
+            </w:pPr>
+            <w:r>
+              <w:rPr>
+                <w:noProof/>
+                <w:lang w:val="en-IN"/>
+              </w:rPr>
+              <w:t>Left rows having match</w:t>
+            </w:r>
+          </w:p>
+        </w:tc>
+      </w:tr>
+      <w:tr>
+        <w:tc>
+          <w:tcPr>
+            <w:tcW w:w="0" w:type="auto"/>
+            <w:hideMark/>
+          </w:tcPr>
+          <w:p>
+            <w:pPr>
+              <w:spacing w:after="120" w:line="240" w:lineRule="atLeast"/>
+              <w:rPr>
+                <w:noProof/>
+                <w:lang w:val="en-IN"/>
+              </w:rPr>
+            </w:pPr>
+            <w:r>
+              <w:rPr>
+                <w:noProof/>
+                <w:lang w:val="en-IN"/>
+              </w:rPr>
+              <w:t>LEFT ANTI JOIN</w:t>
+            </w:r>
+          </w:p>
+        </w:tc>
+        <w:tc>
+          <w:tcPr>
+            <w:tcW w:w="0" w:type="auto"/>
+            <w:hideMark/>
+          </w:tcPr>
+          <w:p>
+            <w:pPr>
+              <w:spacing w:after="120" w:line="240" w:lineRule="atLeast"/>
+              <w:rPr>
+                <w:noProof/>
+                <w:lang w:val="en-IN"/>
+              </w:rPr>
+            </w:pPr>
+            <w:r>
+              <w:rPr>
+                <w:noProof/>
+                <w:lang w:val="en-IN"/>
+              </w:rPr>
+              <w:t>Left rows without match</w:t>
+            </w:r>
+          </w:p>
+        </w:tc>
+      </w:tr>
+      <w:tr>
+        <w:tc>
+          <w:tcPr>
+            <w:tcW w:w="0" w:type="auto"/>
+            <w:hideMark/>
+          </w:tcPr>
+          <w:p>
+            <w:pPr>
+              <w:spacing w:after="120" w:line="240" w:lineRule="atLeast"/>
+              <w:rPr>
+                <w:noProof/>
+                <w:lang w:val="en-IN"/>
+              </w:rPr>
+            </w:pPr>
+            <w:r>
+              <w:rPr>
+                <w:noProof/>
+                <w:lang w:val="en-IN"/>
+              </w:rPr>
+              <w:t>NATURAL JOIN</w:t>
+            </w:r>
+          </w:p>
+        </w:tc>
+        <w:tc>
+          <w:tcPr>
+            <w:tcW w:w="0" w:type="auto"/>
+            <w:hideMark/>
+          </w:tcPr>
+          <w:p>
+            <w:pPr>
+              <w:spacing w:after="120" w:line="240" w:lineRule="atLeast"/>
+              <w:rPr>
+                <w:noProof/>
+                <w:lang w:val="en-IN"/>
+              </w:rPr>
+            </w:pPr>
+            <w:r>
+              <w:rPr>
+                <w:noProof/>
+                <w:lang w:val="en-IN"/>
+              </w:rPr>
+              <w:t>Auto join on same column names</w:t>
+            </w:r>
+          </w:p>
+        </w:tc>
+      </w:tr>
+    </w:tbl>
+    <w:p>
+      <w:pPr>
+        <w:rPr>
+          <w:noProof/>
+        </w:rPr>
+      </w:pPr>
+    </w:p>
+    <w:p>
+      <w:pPr>
+        <w:rPr>
+          <w:noProof/>
+        </w:rPr>
+      </w:pPr>
+    </w:p>
+    <w:p>
       <w:r>
         <w:rPr>
           <w:noProof/>
@@ -10804,6 +18730,7 @@
           <w:rFonts w:asciiTheme="minorHAnsi" w:cstheme="minorHAnsi"/>
           <w:b/>
         </w:rPr>
+        <w:lastRenderedPageBreak/>
         <w:t>Example 2: Find employees in departments with &gt; 2 employees</w:t>
       </w:r>
     </w:p>
@@ -10844,12 +18771,6 @@
           <w:rFonts w:asciiTheme="minorHAnsi" w:cstheme="minorHAnsi"/>
         </w:rPr>
         <w:br/>
-      </w:r>
-      <w:r>
-        <w:rPr>
-          <w:rFonts w:asciiTheme="minorHAnsi" w:cstheme="minorHAnsi"/>
-        </w:rPr>
-        <w:lastRenderedPageBreak/>
         <w:t>FROM employees</w:t>
       </w:r>
       <w:r>
@@ -11150,6 +19071,12 @@
           <w:rFonts w:asciiTheme="minorHAnsi" w:cstheme="minorHAnsi"/>
         </w:rPr>
         <w:br/>
+      </w:r>
+      <w:r>
+        <w:rPr>
+          <w:rFonts w:asciiTheme="minorHAnsi" w:cstheme="minorHAnsi"/>
+        </w:rPr>
+        <w:lastRenderedPageBreak/>
         <w:t>)</w:t>
       </w:r>
       <w:r>
@@ -11188,7 +19115,6 @@
         <w:rPr>
           <w:rFonts w:asciiTheme="minorHAnsi" w:eastAsia="Georgia" w:cstheme="minorHAnsi"/>
         </w:rPr>
-        <w:lastRenderedPageBreak/>
         <w:t>WITH high_earners AS (</w:t>
       </w:r>
       <w:r>
@@ -11676,6 +19602,7 @@
         <w:rPr>
           <w:lang w:val="en-IN"/>
         </w:rPr>
+        <w:lastRenderedPageBreak/>
         <w:t>Folder structures</w:t>
       </w:r>
     </w:p>
@@ -11710,7 +19637,6 @@
           <w:bCs/>
           <w:lang w:val="en-IN"/>
         </w:rPr>
-        <w:lastRenderedPageBreak/>
         <w:t>Structure of a Recursive CTE</w:t>
       </w:r>
     </w:p>
@@ -12496,6 +20422,12 @@
           <w:lang w:val="en-IN"/>
         </w:rPr>
         <w:br/>
+      </w:r>
+      <w:r>
+        <w:rPr>
+          <w:lang w:val="en-IN"/>
+        </w:rPr>
+        <w:lastRenderedPageBreak/>
         <w:t xml:space="preserve">    WHERE manager_id IS NULL</w:t>
       </w:r>
       <w:r>
@@ -12521,7 +20453,6 @@
         <w:rPr>
           <w:lang w:val="en-IN"/>
         </w:rPr>
-        <w:lastRenderedPageBreak/>
         <w:br/>
         <w:t xml:space="preserve">    -- Recursive part</w:t>
       </w:r>
@@ -13342,6 +21273,7 @@
               <w:rPr>
                 <w:lang w:val="en-IN"/>
               </w:rPr>
+              <w:lastRenderedPageBreak/>
               <w:t>4</w:t>
             </w:r>
           </w:p>
@@ -13461,7 +21393,6 @@
         <w:rPr>
           <w:lang w:val="en-IN"/>
         </w:rPr>
-        <w:lastRenderedPageBreak/>
         <w:pict w14:anchorId="15FF2692">
           <v:rect id="_x0000_i1043" style="width:0;height:1.5pt" o:hralign="center" o:hrstd="t" o:hr="t" fillcolor="#a0a0a0" stroked="f"/>
         </w:pict>
@@ -14332,6 +22263,7 @@
         <w:rPr>
           <w:lang w:val="en-IN"/>
         </w:rPr>
+        <w:lastRenderedPageBreak/>
         <w:t>Output:</w:t>
       </w:r>
     </w:p>
@@ -14346,7 +22278,6 @@
         <w:rPr>
           <w:lang w:val="en-IN"/>
         </w:rPr>
-        <w:lastRenderedPageBreak/>
         <w:t>1</w:t>
       </w:r>
       <w:r>
@@ -14985,6 +22916,7 @@
         <w:rPr>
           <w:rFonts w:asciiTheme="minorHAnsi" w:cstheme="minorHAnsi"/>
         </w:rPr>
+        <w:lastRenderedPageBreak/>
         <w:t>Must be unique</w:t>
       </w:r>
     </w:p>
@@ -15019,7 +22951,6 @@
         <w:rPr>
           <w:rFonts w:asciiTheme="minorHAnsi" w:cstheme="minorHAnsi"/>
         </w:rPr>
-        <w:lastRenderedPageBreak/>
         <w:t>Only one per table</w:t>
       </w:r>
     </w:p>
@@ -15426,6 +23357,7 @@
         <w:rPr>
           <w:rFonts w:asciiTheme="minorHAnsi" w:cstheme="minorHAnsi"/>
         </w:rPr>
+        <w:lastRenderedPageBreak/>
         <w:t>CREATE TABLE employees (</w:t>
       </w:r>
       <w:r>
@@ -15469,12 +23401,6 @@
           <w:rFonts w:asciiTheme="minorHAnsi" w:cstheme="minorHAnsi"/>
         </w:rPr>
         <w:br/>
-      </w:r>
-      <w:r>
-        <w:rPr>
-          <w:rFonts w:asciiTheme="minorHAnsi" w:cstheme="minorHAnsi"/>
-        </w:rPr>
-        <w:lastRenderedPageBreak/>
         <w:t>ON DELETE CASCADE -- Delete employee if department deleted</w:t>
       </w:r>
       <w:r>
@@ -15864,6 +23790,7 @@
         <w:rPr>
           <w:rFonts w:asciiTheme="minorHAnsi" w:eastAsia="Georgia" w:cstheme="minorHAnsi"/>
         </w:rPr>
+        <w:lastRenderedPageBreak/>
         <w:t xml:space="preserve">hire_date DATE </w:t>
       </w:r>
       <w:r>
@@ -15943,7 +23870,6 @@
         <w:rPr>
           <w:rFonts w:asciiTheme="minorHAnsi" w:cstheme="minorHAnsi"/>
         </w:rPr>
-        <w:lastRenderedPageBreak/>
         <w:t>When inserting a row without specifying these columns, they get the default values.</w:t>
       </w:r>
     </w:p>
@@ -16353,6 +24279,7 @@
           <w:rFonts w:asciiTheme="minorHAnsi" w:eastAsia="Georgia" w:cstheme="minorHAnsi"/>
           <w:highlight w:val="cyan"/>
         </w:rPr>
+        <w:lastRenderedPageBreak/>
         <w:t>CREATE INDEX idx_dept_salary ON employees(department_id, salary);</w:t>
       </w:r>
     </w:p>
@@ -16380,7 +24307,6 @@
           <w:b/>
           <w:sz w:val="33"/>
         </w:rPr>
-        <w:lastRenderedPageBreak/>
         <w:t>Unique Index</w:t>
       </w:r>
       <w:bookmarkEnd w:id="95"/>
@@ -16820,6 +24746,7 @@
           <w:szCs w:val="24"/>
           <w:lang w:val="en-IN" w:eastAsia="en-IN"/>
         </w:rPr>
+        <w:lastRenderedPageBreak/>
         <w:t xml:space="preserve">At a high level, an index is a </w:t>
       </w:r>
       <w:r>
@@ -16887,7 +24814,6 @@
           <w:szCs w:val="36"/>
           <w:lang w:val="en-IN" w:eastAsia="en-IN"/>
         </w:rPr>
-        <w:lastRenderedPageBreak/>
         <w:t>Why Index Is Needed</w:t>
       </w:r>
     </w:p>
@@ -17598,6 +25524,7 @@
           <w:szCs w:val="20"/>
           <w:lang w:val="en-IN" w:eastAsia="en-IN"/>
         </w:rPr>
+        <w:lastRenderedPageBreak/>
         <w:t>salary value  →  pointer to row</w:t>
       </w:r>
       <w:r>
@@ -17703,7 +25630,6 @@
           <w:szCs w:val="20"/>
           <w:lang w:val="en-IN" w:eastAsia="en-IN"/>
         </w:rPr>
-        <w:lastRenderedPageBreak/>
         <w:t>40000 → row_id_7</w:t>
       </w:r>
     </w:p>
@@ -18394,6 +26320,7 @@
           <w:szCs w:val="24"/>
           <w:lang w:val="en-IN" w:eastAsia="en-IN"/>
         </w:rPr>
+        <w:lastRenderedPageBreak/>
         <w:t xml:space="preserve">PostgreSQL checks if an index exists on </w:t>
       </w:r>
       <w:r>
@@ -18542,7 +26469,6 @@
           <w:szCs w:val="24"/>
           <w:lang w:val="en-IN" w:eastAsia="en-IN"/>
         </w:rPr>
-        <w:lastRenderedPageBreak/>
         <w:t>Jumps directly to the row location</w:t>
       </w:r>
     </w:p>
@@ -19156,6 +27082,7 @@
           <w:szCs w:val="36"/>
           <w:lang w:val="en-IN" w:eastAsia="en-IN"/>
         </w:rPr>
+        <w:lastRenderedPageBreak/>
         <w:t>When Index Is Used and When It Is Not</w:t>
       </w:r>
     </w:p>
@@ -19196,7 +27123,6 @@
           <w:szCs w:val="24"/>
           <w:lang w:val="en-IN" w:eastAsia="en-IN"/>
         </w:rPr>
-        <w:lastRenderedPageBreak/>
         <w:t>Index may NOT be used when:</w:t>
       </w:r>
     </w:p>
@@ -19675,6 +27601,7 @@
           <w:rFonts w:asciiTheme="minorHAnsi" w:eastAsia="Georgia" w:cstheme="minorHAnsi"/>
           <w:noProof/>
         </w:rPr>
+        <w:lastRenderedPageBreak/>
         <w:t xml:space="preserve">CREATE INDEX </w:t>
       </w:r>
       <w:r>
@@ -19722,342 +27649,342 @@
           <w:b/>
           <w:sz w:val="33"/>
         </w:rPr>
+        <w:t>2. Avoid SELECT *</w:t>
+      </w:r>
+      <w:bookmarkEnd w:id="100"/>
+    </w:p>
+    <w:p>
+      <w:pPr>
+        <w:spacing w:after="210"/>
+        <w:rPr>
+          <w:rFonts w:asciiTheme="minorHAnsi" w:cstheme="minorHAnsi"/>
+        </w:rPr>
+      </w:pPr>
+      <w:r>
+        <w:rPr>
+          <w:rFonts w:asciiTheme="minorHAnsi" w:cstheme="minorHAnsi"/>
+        </w:rPr>
+        <w:t>-- SLOW - Retrieves all columns</w:t>
+      </w:r>
+      <w:r>
+        <w:rPr>
+          <w:rFonts w:asciiTheme="minorHAnsi" w:cstheme="minorHAnsi"/>
+        </w:rPr>
+        <w:br/>
+        <w:t>SELECT * FROM employees;</w:t>
+      </w:r>
+    </w:p>
+    <w:p>
+      <w:pPr>
+        <w:spacing w:after="210"/>
+        <w:rPr>
+          <w:rFonts w:asciiTheme="minorHAnsi" w:cstheme="minorHAnsi"/>
+        </w:rPr>
+      </w:pPr>
+      <w:r>
+        <w:rPr>
+          <w:rFonts w:asciiTheme="minorHAnsi" w:cstheme="minorHAnsi"/>
+        </w:rPr>
+        <w:t>-- FAST - Only needed columns</w:t>
+      </w:r>
+      <w:r>
+        <w:rPr>
+          <w:rFonts w:asciiTheme="minorHAnsi" w:cstheme="minorHAnsi"/>
+        </w:rPr>
+        <w:br/>
+        <w:t>SELECT name, email, salary FROM employees;</w:t>
+      </w:r>
+    </w:p>
+    <w:p>
+      <w:pPr>
+        <w:spacing w:before="240" w:line="271" w:lineRule="auto"/>
+        <w:rPr>
+          <w:rFonts w:asciiTheme="minorHAnsi" w:cstheme="minorHAnsi"/>
+        </w:rPr>
+      </w:pPr>
+      <w:bookmarkStart w:id="101" w:name="bm_3_use_joins_instead_of_subquer_686809"/>
+      <w:r>
+        <w:rPr>
+          <w:rFonts w:asciiTheme="minorHAnsi" w:cstheme="minorHAnsi"/>
+          <w:b/>
+          <w:sz w:val="33"/>
+        </w:rPr>
+        <w:t>3. Use Joins Instead of Subqueries (Usually)</w:t>
+      </w:r>
+      <w:bookmarkEnd w:id="101"/>
+    </w:p>
+    <w:p>
+      <w:pPr>
+        <w:spacing w:after="210"/>
+        <w:rPr>
+          <w:rFonts w:asciiTheme="minorHAnsi" w:cstheme="minorHAnsi"/>
+        </w:rPr>
+      </w:pPr>
+      <w:r>
+        <w:rPr>
+          <w:rFonts w:asciiTheme="minorHAnsi" w:cstheme="minorHAnsi"/>
+        </w:rPr>
+        <w:t>-- SLOWER - Subquery</w:t>
+      </w:r>
+      <w:r>
+        <w:rPr>
+          <w:rFonts w:asciiTheme="minorHAnsi" w:cstheme="minorHAnsi"/>
+        </w:rPr>
+        <w:br/>
+        <w:t>SELECT * FROM employees</w:t>
+      </w:r>
+      <w:r>
+        <w:rPr>
+          <w:rFonts w:asciiTheme="minorHAnsi" w:cstheme="minorHAnsi"/>
+        </w:rPr>
+        <w:br/>
+      </w:r>
+      <w:r>
+        <w:rPr>
+          <w:rFonts w:asciiTheme="minorHAnsi" w:eastAsia="Georgia" w:cstheme="minorHAnsi"/>
+        </w:rPr>
+        <w:t>WHERE department_id IN (SELECT department_id FROM departments WHERE region = 'North');</w:t>
+      </w:r>
+    </w:p>
+    <w:p>
+      <w:pPr>
+        <w:spacing w:after="210"/>
+        <w:rPr>
+          <w:rFonts w:asciiTheme="minorHAnsi" w:cstheme="minorHAnsi"/>
+        </w:rPr>
+      </w:pPr>
+      <w:r>
+        <w:rPr>
+          <w:rFonts w:asciiTheme="minorHAnsi" w:cstheme="minorHAnsi"/>
+        </w:rPr>
+        <w:t>-- FASTER - Join</w:t>
+      </w:r>
+      <w:r>
+        <w:rPr>
+          <w:rFonts w:asciiTheme="minorHAnsi" w:cstheme="minorHAnsi"/>
+        </w:rPr>
+        <w:br/>
+        <w:t>SELECT e.* FROM employees e</w:t>
+      </w:r>
+      <w:r>
+        <w:rPr>
+          <w:rFonts w:asciiTheme="minorHAnsi" w:cstheme="minorHAnsi"/>
+        </w:rPr>
+        <w:br/>
+      </w:r>
+      <w:r>
+        <w:rPr>
+          <w:rFonts w:asciiTheme="minorHAnsi" w:eastAsia="Georgia" w:cstheme="minorHAnsi"/>
+        </w:rPr>
+        <w:t>JOIN departments d ON e.department_id = d.department_id</w:t>
+      </w:r>
+      <w:r>
+        <w:rPr>
+          <w:rFonts w:asciiTheme="minorHAnsi" w:cstheme="minorHAnsi"/>
+        </w:rPr>
+        <w:br/>
+        <w:t>WHERE d.region = 'North';</w:t>
+      </w:r>
+    </w:p>
+    <w:p>
+      <w:pPr>
+        <w:spacing w:before="240" w:line="271" w:lineRule="auto"/>
+        <w:rPr>
+          <w:rFonts w:asciiTheme="minorHAnsi" w:cstheme="minorHAnsi"/>
+        </w:rPr>
+      </w:pPr>
+      <w:bookmarkStart w:id="102" w:name="bm_4_filter_early_where_before_group_by"/>
+      <w:r>
+        <w:rPr>
+          <w:rFonts w:asciiTheme="minorHAnsi" w:cstheme="minorHAnsi"/>
+          <w:b/>
+          <w:sz w:val="33"/>
+        </w:rPr>
+        <w:t>4. Filter Early (WHERE before GROUP BY)</w:t>
+      </w:r>
+      <w:bookmarkEnd w:id="102"/>
+    </w:p>
+    <w:p>
+      <w:pPr>
+        <w:spacing w:after="210"/>
+        <w:rPr>
+          <w:rFonts w:asciiTheme="minorHAnsi" w:cstheme="minorHAnsi"/>
+        </w:rPr>
+      </w:pPr>
+      <w:r>
+        <w:rPr>
+          <w:rFonts w:asciiTheme="minorHAnsi" w:cstheme="minorHAnsi"/>
+        </w:rPr>
+        <w:t>-- SLOWER - Aggregates all rows then filters</w:t>
+      </w:r>
+      <w:r>
+        <w:rPr>
+          <w:rFonts w:asciiTheme="minorHAnsi" w:cstheme="minorHAnsi"/>
+        </w:rPr>
+        <w:br/>
+        <w:t>SELECT department, AVG(salary)</w:t>
+      </w:r>
+      <w:r>
+        <w:rPr>
+          <w:rFonts w:asciiTheme="minorHAnsi" w:cstheme="minorHAnsi"/>
+        </w:rPr>
+        <w:br/>
+        <w:t>FROM employees</w:t>
+      </w:r>
+      <w:r>
+        <w:rPr>
+          <w:rFonts w:asciiTheme="minorHAnsi" w:cstheme="minorHAnsi"/>
+        </w:rPr>
+        <w:br/>
+        <w:t>GROUP BY department</w:t>
+      </w:r>
+      <w:r>
+        <w:rPr>
+          <w:rFonts w:asciiTheme="minorHAnsi" w:cstheme="minorHAnsi"/>
+        </w:rPr>
+        <w:br/>
+        <w:t>HAVING AVG(salary) &gt; 50000;</w:t>
+      </w:r>
+    </w:p>
+    <w:p>
+      <w:pPr>
+        <w:spacing w:after="210"/>
+        <w:rPr>
+          <w:rFonts w:asciiTheme="minorHAnsi" w:cstheme="minorHAnsi"/>
+        </w:rPr>
+      </w:pPr>
+      <w:r>
+        <w:rPr>
+          <w:rFonts w:asciiTheme="minorHAnsi" w:cstheme="minorHAnsi"/>
+        </w:rPr>
+        <w:t>-- FASTER - Filters first</w:t>
+      </w:r>
+      <w:r>
+        <w:rPr>
+          <w:rFonts w:asciiTheme="minorHAnsi" w:cstheme="minorHAnsi"/>
+        </w:rPr>
+        <w:br/>
+        <w:t>SELECT department, AVG(salary)</w:t>
+      </w:r>
+      <w:r>
+        <w:rPr>
+          <w:rFonts w:asciiTheme="minorHAnsi" w:cstheme="minorHAnsi"/>
+        </w:rPr>
+        <w:br/>
+        <w:t>FROM employees</w:t>
+      </w:r>
+      <w:r>
+        <w:rPr>
+          <w:rFonts w:asciiTheme="minorHAnsi" w:cstheme="minorHAnsi"/>
+        </w:rPr>
+        <w:br/>
+        <w:t>WHERE salary &gt; 40000</w:t>
+      </w:r>
+      <w:r>
+        <w:rPr>
+          <w:rFonts w:asciiTheme="minorHAnsi" w:cstheme="minorHAnsi"/>
+        </w:rPr>
+        <w:br/>
+        <w:t>GROUP BY department</w:t>
+      </w:r>
+      <w:r>
+        <w:rPr>
+          <w:rFonts w:asciiTheme="minorHAnsi" w:cstheme="minorHAnsi"/>
+        </w:rPr>
+        <w:br/>
+        <w:t>HAVING AVG(salary) &gt; 50000;</w:t>
+      </w:r>
+    </w:p>
+    <w:p>
+      <w:pPr>
+        <w:spacing w:before="240" w:line="271" w:lineRule="auto"/>
+        <w:rPr>
+          <w:rFonts w:asciiTheme="minorHAnsi" w:cstheme="minorHAnsi"/>
+        </w:rPr>
+      </w:pPr>
+      <w:bookmarkStart w:id="103" w:name="bm_5_use_limit_for_large_results"/>
+      <w:r>
+        <w:rPr>
+          <w:rFonts w:asciiTheme="minorHAnsi" w:cstheme="minorHAnsi"/>
+          <w:b/>
+          <w:sz w:val="33"/>
+        </w:rPr>
+        <w:t>5. Use LIMIT for Large Results</w:t>
+      </w:r>
+      <w:bookmarkEnd w:id="103"/>
+    </w:p>
+    <w:p>
+      <w:pPr>
+        <w:spacing w:after="210"/>
+        <w:rPr>
+          <w:rFonts w:asciiTheme="minorHAnsi" w:cstheme="minorHAnsi"/>
+        </w:rPr>
+      </w:pPr>
+      <w:r>
+        <w:rPr>
+          <w:rFonts w:asciiTheme="minorHAnsi" w:cstheme="minorHAnsi"/>
+        </w:rPr>
+        <w:t>-- SLOW - Returns 1 million rows</w:t>
+      </w:r>
+      <w:r>
+        <w:rPr>
+          <w:rFonts w:asciiTheme="minorHAnsi" w:cstheme="minorHAnsi"/>
+        </w:rPr>
+        <w:br/>
+        <w:t>SELECT * FROM transactions;</w:t>
+      </w:r>
+    </w:p>
+    <w:p>
+      <w:pPr>
+        <w:spacing w:after="210"/>
+        <w:rPr>
+          <w:rFonts w:asciiTheme="minorHAnsi" w:cstheme="minorHAnsi"/>
+        </w:rPr>
+      </w:pPr>
+      <w:r>
+        <w:rPr>
+          <w:rFonts w:asciiTheme="minorHAnsi" w:cstheme="minorHAnsi"/>
+        </w:rPr>
+        <w:t>-- FAST - Returns first 100 rows</w:t>
+      </w:r>
+      <w:r>
+        <w:rPr>
+          <w:rFonts w:asciiTheme="minorHAnsi" w:cstheme="minorHAnsi"/>
+        </w:rPr>
+        <w:br/>
+        <w:t>SELECT * FROM transactions LIMIT 100;</w:t>
+      </w:r>
+    </w:p>
+    <w:p>
+      <w:pPr>
+        <w:spacing w:before="240" w:line="271" w:lineRule="auto"/>
+        <w:rPr>
+          <w:rFonts w:asciiTheme="minorHAnsi" w:cstheme="minorHAnsi"/>
+        </w:rPr>
+      </w:pPr>
+      <w:bookmarkStart w:id="104" w:name="bm_6_avoid_functions_on_indexed_columns"/>
+      <w:r>
+        <w:rPr>
+          <w:rFonts w:asciiTheme="minorHAnsi" w:cstheme="minorHAnsi"/>
+          <w:b/>
+          <w:sz w:val="33"/>
+        </w:rPr>
+        <w:t>6. Avoid Functions on Indexed Columns</w:t>
+      </w:r>
+      <w:bookmarkEnd w:id="104"/>
+    </w:p>
+    <w:p>
+      <w:pPr>
+        <w:spacing w:after="210"/>
+        <w:rPr>
+          <w:rFonts w:asciiTheme="minorHAnsi" w:cstheme="minorHAnsi"/>
+        </w:rPr>
+      </w:pPr>
+      <w:r>
+        <w:rPr>
+          <w:rFonts w:asciiTheme="minorHAnsi" w:cstheme="minorHAnsi"/>
+        </w:rPr>
         <w:lastRenderedPageBreak/>
-        <w:t>2. Avoid SELECT *</w:t>
-      </w:r>
-      <w:bookmarkEnd w:id="100"/>
-    </w:p>
-    <w:p>
-      <w:pPr>
-        <w:spacing w:after="210"/>
-        <w:rPr>
-          <w:rFonts w:asciiTheme="minorHAnsi" w:cstheme="minorHAnsi"/>
-        </w:rPr>
-      </w:pPr>
-      <w:r>
-        <w:rPr>
-          <w:rFonts w:asciiTheme="minorHAnsi" w:cstheme="minorHAnsi"/>
-        </w:rPr>
-        <w:t>-- SLOW - Retrieves all columns</w:t>
-      </w:r>
-      <w:r>
-        <w:rPr>
-          <w:rFonts w:asciiTheme="minorHAnsi" w:cstheme="minorHAnsi"/>
-        </w:rPr>
-        <w:br/>
-        <w:t>SELECT * FROM employees;</w:t>
-      </w:r>
-    </w:p>
-    <w:p>
-      <w:pPr>
-        <w:spacing w:after="210"/>
-        <w:rPr>
-          <w:rFonts w:asciiTheme="minorHAnsi" w:cstheme="minorHAnsi"/>
-        </w:rPr>
-      </w:pPr>
-      <w:r>
-        <w:rPr>
-          <w:rFonts w:asciiTheme="minorHAnsi" w:cstheme="minorHAnsi"/>
-        </w:rPr>
-        <w:t>-- FAST - Only needed columns</w:t>
-      </w:r>
-      <w:r>
-        <w:rPr>
-          <w:rFonts w:asciiTheme="minorHAnsi" w:cstheme="minorHAnsi"/>
-        </w:rPr>
-        <w:br/>
-        <w:t>SELECT name, email, salary FROM employees;</w:t>
-      </w:r>
-    </w:p>
-    <w:p>
-      <w:pPr>
-        <w:spacing w:before="240" w:line="271" w:lineRule="auto"/>
-        <w:rPr>
-          <w:rFonts w:asciiTheme="minorHAnsi" w:cstheme="minorHAnsi"/>
-        </w:rPr>
-      </w:pPr>
-      <w:bookmarkStart w:id="101" w:name="bm_3_use_joins_instead_of_subquer_686809"/>
-      <w:r>
-        <w:rPr>
-          <w:rFonts w:asciiTheme="minorHAnsi" w:cstheme="minorHAnsi"/>
-          <w:b/>
-          <w:sz w:val="33"/>
-        </w:rPr>
-        <w:t>3. Use Joins Instead of Subqueries (Usually)</w:t>
-      </w:r>
-      <w:bookmarkEnd w:id="101"/>
-    </w:p>
-    <w:p>
-      <w:pPr>
-        <w:spacing w:after="210"/>
-        <w:rPr>
-          <w:rFonts w:asciiTheme="minorHAnsi" w:cstheme="minorHAnsi"/>
-        </w:rPr>
-      </w:pPr>
-      <w:r>
-        <w:rPr>
-          <w:rFonts w:asciiTheme="minorHAnsi" w:cstheme="minorHAnsi"/>
-        </w:rPr>
-        <w:t>-- SLOWER - Subquery</w:t>
-      </w:r>
-      <w:r>
-        <w:rPr>
-          <w:rFonts w:asciiTheme="minorHAnsi" w:cstheme="minorHAnsi"/>
-        </w:rPr>
-        <w:br/>
-        <w:t>SELECT * FROM employees</w:t>
-      </w:r>
-      <w:r>
-        <w:rPr>
-          <w:rFonts w:asciiTheme="minorHAnsi" w:cstheme="minorHAnsi"/>
-        </w:rPr>
-        <w:br/>
-      </w:r>
-      <w:r>
-        <w:rPr>
-          <w:rFonts w:asciiTheme="minorHAnsi" w:eastAsia="Georgia" w:cstheme="minorHAnsi"/>
-        </w:rPr>
-        <w:t>WHERE department_id IN (SELECT department_id FROM departments WHERE region = 'North');</w:t>
-      </w:r>
-    </w:p>
-    <w:p>
-      <w:pPr>
-        <w:spacing w:after="210"/>
-        <w:rPr>
-          <w:rFonts w:asciiTheme="minorHAnsi" w:cstheme="minorHAnsi"/>
-        </w:rPr>
-      </w:pPr>
-      <w:r>
-        <w:rPr>
-          <w:rFonts w:asciiTheme="minorHAnsi" w:cstheme="minorHAnsi"/>
-        </w:rPr>
-        <w:t>-- FASTER - Join</w:t>
-      </w:r>
-      <w:r>
-        <w:rPr>
-          <w:rFonts w:asciiTheme="minorHAnsi" w:cstheme="minorHAnsi"/>
-        </w:rPr>
-        <w:br/>
-        <w:t>SELECT e.* FROM employees e</w:t>
-      </w:r>
-      <w:r>
-        <w:rPr>
-          <w:rFonts w:asciiTheme="minorHAnsi" w:cstheme="minorHAnsi"/>
-        </w:rPr>
-        <w:br/>
-      </w:r>
-      <w:r>
-        <w:rPr>
-          <w:rFonts w:asciiTheme="minorHAnsi" w:eastAsia="Georgia" w:cstheme="minorHAnsi"/>
-        </w:rPr>
-        <w:t>JOIN departments d ON e.department_id = d.department_id</w:t>
-      </w:r>
-      <w:r>
-        <w:rPr>
-          <w:rFonts w:asciiTheme="minorHAnsi" w:cstheme="minorHAnsi"/>
-        </w:rPr>
-        <w:br/>
-        <w:t>WHERE d.region = 'North';</w:t>
-      </w:r>
-    </w:p>
-    <w:p>
-      <w:pPr>
-        <w:spacing w:before="240" w:line="271" w:lineRule="auto"/>
-        <w:rPr>
-          <w:rFonts w:asciiTheme="minorHAnsi" w:cstheme="minorHAnsi"/>
-        </w:rPr>
-      </w:pPr>
-      <w:bookmarkStart w:id="102" w:name="bm_4_filter_early_where_before_group_by"/>
-      <w:r>
-        <w:rPr>
-          <w:rFonts w:asciiTheme="minorHAnsi" w:cstheme="minorHAnsi"/>
-          <w:b/>
-          <w:sz w:val="33"/>
-        </w:rPr>
-        <w:t>4. Filter Early (WHERE before GROUP BY)</w:t>
-      </w:r>
-      <w:bookmarkEnd w:id="102"/>
-    </w:p>
-    <w:p>
-      <w:pPr>
-        <w:spacing w:after="210"/>
-        <w:rPr>
-          <w:rFonts w:asciiTheme="minorHAnsi" w:cstheme="minorHAnsi"/>
-        </w:rPr>
-      </w:pPr>
-      <w:r>
-        <w:rPr>
-          <w:rFonts w:asciiTheme="minorHAnsi" w:cstheme="minorHAnsi"/>
-        </w:rPr>
-        <w:t>-- SLOWER - Aggregates all rows then filters</w:t>
-      </w:r>
-      <w:r>
-        <w:rPr>
-          <w:rFonts w:asciiTheme="minorHAnsi" w:cstheme="minorHAnsi"/>
-        </w:rPr>
-        <w:br/>
-        <w:t>SELECT department, AVG(salary)</w:t>
-      </w:r>
-      <w:r>
-        <w:rPr>
-          <w:rFonts w:asciiTheme="minorHAnsi" w:cstheme="minorHAnsi"/>
-        </w:rPr>
-        <w:br/>
-        <w:t>FROM employees</w:t>
-      </w:r>
-      <w:r>
-        <w:rPr>
-          <w:rFonts w:asciiTheme="minorHAnsi" w:cstheme="minorHAnsi"/>
-        </w:rPr>
-        <w:br/>
-        <w:t>GROUP BY department</w:t>
-      </w:r>
-      <w:r>
-        <w:rPr>
-          <w:rFonts w:asciiTheme="minorHAnsi" w:cstheme="minorHAnsi"/>
-        </w:rPr>
-        <w:br/>
-        <w:t>HAVING AVG(salary) &gt; 50000;</w:t>
-      </w:r>
-    </w:p>
-    <w:p>
-      <w:pPr>
-        <w:spacing w:after="210"/>
-        <w:rPr>
-          <w:rFonts w:asciiTheme="minorHAnsi" w:cstheme="minorHAnsi"/>
-        </w:rPr>
-      </w:pPr>
-      <w:r>
-        <w:rPr>
-          <w:rFonts w:asciiTheme="minorHAnsi" w:cstheme="minorHAnsi"/>
-        </w:rPr>
-        <w:t>-- FASTER - Filters first</w:t>
-      </w:r>
-      <w:r>
-        <w:rPr>
-          <w:rFonts w:asciiTheme="minorHAnsi" w:cstheme="minorHAnsi"/>
-        </w:rPr>
-        <w:br/>
-        <w:t>SELECT department, AVG(salary)</w:t>
-      </w:r>
-      <w:r>
-        <w:rPr>
-          <w:rFonts w:asciiTheme="minorHAnsi" w:cstheme="minorHAnsi"/>
-        </w:rPr>
-        <w:br/>
-        <w:t>FROM employees</w:t>
-      </w:r>
-      <w:r>
-        <w:rPr>
-          <w:rFonts w:asciiTheme="minorHAnsi" w:cstheme="minorHAnsi"/>
-        </w:rPr>
-        <w:br/>
-        <w:t>WHERE salary &gt; 40000</w:t>
-      </w:r>
-      <w:r>
-        <w:rPr>
-          <w:rFonts w:asciiTheme="minorHAnsi" w:cstheme="minorHAnsi"/>
-        </w:rPr>
-        <w:br/>
-        <w:t>GROUP BY department</w:t>
-      </w:r>
-      <w:r>
-        <w:rPr>
-          <w:rFonts w:asciiTheme="minorHAnsi" w:cstheme="minorHAnsi"/>
-        </w:rPr>
-        <w:br/>
-        <w:t>HAVING AVG(salary) &gt; 50000;</w:t>
-      </w:r>
-    </w:p>
-    <w:p>
-      <w:pPr>
-        <w:spacing w:before="240" w:line="271" w:lineRule="auto"/>
-        <w:rPr>
-          <w:rFonts w:asciiTheme="minorHAnsi" w:cstheme="minorHAnsi"/>
-        </w:rPr>
-      </w:pPr>
-      <w:bookmarkStart w:id="103" w:name="bm_5_use_limit_for_large_results"/>
-      <w:r>
-        <w:rPr>
-          <w:rFonts w:asciiTheme="minorHAnsi" w:cstheme="minorHAnsi"/>
-          <w:b/>
-          <w:sz w:val="33"/>
-        </w:rPr>
-        <w:t>5. Use LIMIT for Large Results</w:t>
-      </w:r>
-      <w:bookmarkEnd w:id="103"/>
-    </w:p>
-    <w:p>
-      <w:pPr>
-        <w:spacing w:after="210"/>
-        <w:rPr>
-          <w:rFonts w:asciiTheme="minorHAnsi" w:cstheme="minorHAnsi"/>
-        </w:rPr>
-      </w:pPr>
-      <w:r>
-        <w:rPr>
-          <w:rFonts w:asciiTheme="minorHAnsi" w:cstheme="minorHAnsi"/>
-        </w:rPr>
-        <w:t>-- SLOW - Returns 1 million rows</w:t>
-      </w:r>
-      <w:r>
-        <w:rPr>
-          <w:rFonts w:asciiTheme="minorHAnsi" w:cstheme="minorHAnsi"/>
-        </w:rPr>
-        <w:br/>
-        <w:t>SELECT * FROM transactions;</w:t>
-      </w:r>
-    </w:p>
-    <w:p>
-      <w:pPr>
-        <w:spacing w:after="210"/>
-        <w:rPr>
-          <w:rFonts w:asciiTheme="minorHAnsi" w:cstheme="minorHAnsi"/>
-        </w:rPr>
-      </w:pPr>
-      <w:r>
-        <w:rPr>
-          <w:rFonts w:asciiTheme="minorHAnsi" w:cstheme="minorHAnsi"/>
-        </w:rPr>
-        <w:t>-- FAST - Returns first 100 rows</w:t>
-      </w:r>
-      <w:r>
-        <w:rPr>
-          <w:rFonts w:asciiTheme="minorHAnsi" w:cstheme="minorHAnsi"/>
-        </w:rPr>
-        <w:br/>
-        <w:t>SELECT * FROM transactions LIMIT 100;</w:t>
-      </w:r>
-    </w:p>
-    <w:p>
-      <w:pPr>
-        <w:spacing w:before="240" w:line="271" w:lineRule="auto"/>
-        <w:rPr>
-          <w:rFonts w:asciiTheme="minorHAnsi" w:cstheme="minorHAnsi"/>
-        </w:rPr>
-      </w:pPr>
-      <w:bookmarkStart w:id="104" w:name="bm_6_avoid_functions_on_indexed_columns"/>
-      <w:r>
-        <w:rPr>
-          <w:rFonts w:asciiTheme="minorHAnsi" w:cstheme="minorHAnsi"/>
-          <w:b/>
-          <w:sz w:val="33"/>
-        </w:rPr>
-        <w:t>6. Avoid Functions on Indexed Columns</w:t>
-      </w:r>
-      <w:bookmarkEnd w:id="104"/>
-    </w:p>
-    <w:p>
-      <w:pPr>
-        <w:spacing w:after="210"/>
-        <w:rPr>
-          <w:rFonts w:asciiTheme="minorHAnsi" w:cstheme="minorHAnsi"/>
-        </w:rPr>
-      </w:pPr>
-      <w:r>
-        <w:rPr>
-          <w:rFonts w:asciiTheme="minorHAnsi" w:cstheme="minorHAnsi"/>
-        </w:rPr>
         <w:t>-- SLOW - Function prevents index use</w:t>
       </w:r>
       <w:r>
@@ -20122,7 +28049,6 @@
           <w:b/>
           <w:sz w:val="42"/>
         </w:rPr>
-        <w:lastRenderedPageBreak/>
         <w:t>Analyzing Query Performance</w:t>
       </w:r>
       <w:bookmarkEnd w:id="105"/>
@@ -20436,6 +28362,7 @@
         <w:rPr>
           <w:rFonts w:asciiTheme="minorHAnsi" w:eastAsia="Georgia" w:cstheme="minorHAnsi"/>
         </w:rPr>
+        <w:lastRenderedPageBreak/>
         <w:t>SELECT * FROM high_earners;</w:t>
       </w:r>
       <w:r>
@@ -20493,7 +28420,6 @@
         <w:rPr>
           <w:highlight w:val="cyan"/>
         </w:rPr>
-        <w:lastRenderedPageBreak/>
         <w:t>Restrict data access (show only certain columns)</w:t>
       </w:r>
     </w:p>
@@ -20941,6 +28867,7 @@
           <w:noProof/>
           <w:highlight w:val="cyan"/>
         </w:rPr>
+        <w:lastRenderedPageBreak/>
         <w:t>CALL update_safety_stock(1, 20);</w:t>
       </w:r>
     </w:p>
@@ -20983,7 +28910,6 @@
         </w:numPr>
       </w:pPr>
       <w:r>
-        <w:lastRenderedPageBreak/>
         <w:t>Better performance (pre-compiled)</w:t>
       </w:r>
     </w:p>
@@ -30258,6 +38184,7 @@
       <w:r>
         <w:rPr>
           <w:rFonts w:asciiTheme="minorHAnsi" w:cstheme="minorHAnsi"/>
+          <w:noProof/>
         </w:rPr>
         <w:drawing>
           <wp:inline distT="0" distB="0" distL="0" distR="0" wp14:anchorId="18D732B7" wp14:editId="54AB3F8F">
@@ -30306,6 +38233,7 @@
       <w:r>
         <w:rPr>
           <w:rFonts w:asciiTheme="minorHAnsi" w:cstheme="minorHAnsi"/>
+          <w:noProof/>
         </w:rPr>
         <w:drawing>
           <wp:inline distT="0" distB="0" distL="0" distR="0" wp14:anchorId="6C4840B6" wp14:editId="3E965EF2">
@@ -30352,6 +38280,7 @@
       <w:r>
         <w:rPr>
           <w:rFonts w:asciiTheme="minorHAnsi" w:cstheme="minorHAnsi"/>
+          <w:noProof/>
         </w:rPr>
         <w:lastRenderedPageBreak/>
         <w:drawing>
@@ -30533,6 +38462,7 @@
       <w:r>
         <w:rPr>
           <w:rFonts w:asciiTheme="minorHAnsi" w:cstheme="minorHAnsi"/>
+          <w:noProof/>
         </w:rPr>
         <w:drawing>
           <wp:inline distT="0" distB="0" distL="0" distR="0" wp14:anchorId="4C66316E" wp14:editId="566AC1EE">
@@ -30579,6 +38509,7 @@
       <w:r>
         <w:rPr>
           <w:rFonts w:asciiTheme="minorHAnsi" w:cstheme="minorHAnsi"/>
+          <w:noProof/>
         </w:rPr>
         <w:lastRenderedPageBreak/>
         <w:drawing>
@@ -31199,6 +39130,7 @@
       <w:r>
         <w:rPr>
           <w:rFonts w:asciiTheme="minorHAnsi" w:cstheme="minorHAnsi"/>
+          <w:noProof/>
           <w:lang w:val="en-IN"/>
         </w:rPr>
         <w:drawing>
@@ -31739,6 +39671,7 @@
       <w:r>
         <w:rPr>
           <w:rFonts w:asciiTheme="minorHAnsi" w:cstheme="minorHAnsi"/>
+          <w:noProof/>
           <w:lang w:val="en-IN"/>
         </w:rPr>
         <w:lastRenderedPageBreak/>

--- a/SQL Learning Guide Book.docx
+++ b/SQL Learning Guide Book.docx
@@ -8643,6 +8643,7 @@
       <w:r>
         <w:rPr>
           <w:rFonts w:asciiTheme="minorHAnsi" w:cstheme="minorHAnsi"/>
+          <w:highlight w:val="cyan"/>
           <w:lang w:val="en-IN"/>
         </w:rPr>
         <w:t>OVER() tells SQL:</w:t>
@@ -11315,7 +11316,7 @@
           <w:lang w:val="en-IN"/>
         </w:rPr>
         <w:pict w14:anchorId="14A8010B">
-          <v:rect id="_x0000_i1154" style="width:0;height:1.5pt" o:hralign="center" o:hrstd="t" o:hr="t" fillcolor="#a0a0a0" stroked="f"/>
+          <v:rect id="_x0000_i1036" style="width:0;height:1.5pt" o:hralign="center" o:hrstd="t" o:hr="t" fillcolor="#a0a0a0" stroked="f"/>
         </w:pict>
       </w:r>
     </w:p>
@@ -11953,7 +11954,7 @@
           <w:lang w:val="en-IN"/>
         </w:rPr>
         <w:pict w14:anchorId="0C3CBFEB">
-          <v:rect id="_x0000_i1155" style="width:0;height:1.5pt" o:hralign="center" o:hrstd="t" o:hr="t" fillcolor="#a0a0a0" stroked="f"/>
+          <v:rect id="_x0000_i1037" style="width:0;height:1.5pt" o:hralign="center" o:hrstd="t" o:hr="t" fillcolor="#a0a0a0" stroked="f"/>
         </w:pict>
       </w:r>
     </w:p>
@@ -12808,7 +12809,7 @@
           <w:lang w:val="en-IN"/>
         </w:rPr>
         <w:pict w14:anchorId="119B4156">
-          <v:rect id="_x0000_i1156" style="width:0;height:1.5pt" o:hralign="center" o:hrstd="t" o:hr="t" fillcolor="#a0a0a0" stroked="f"/>
+          <v:rect id="_x0000_i1038" style="width:0;height:1.5pt" o:hralign="center" o:hrstd="t" o:hr="t" fillcolor="#a0a0a0" stroked="f"/>
         </w:pict>
       </w:r>
     </w:p>
@@ -13552,7 +13553,7 @@
           <w:lang w:val="en-IN"/>
         </w:rPr>
         <w:pict w14:anchorId="0C26451B">
-          <v:rect id="_x0000_i1157" style="width:0;height:1.5pt" o:hralign="center" o:hrstd="t" o:hr="t" fillcolor="#a0a0a0" stroked="f"/>
+          <v:rect id="_x0000_i1039" style="width:0;height:1.5pt" o:hralign="center" o:hrstd="t" o:hr="t" fillcolor="#a0a0a0" stroked="f"/>
         </w:pict>
       </w:r>
     </w:p>
@@ -14519,7 +14520,7 @@
           <w:lang w:val="en-IN"/>
         </w:rPr>
         <w:pict w14:anchorId="3335CD83">
-          <v:rect id="_x0000_i1158" style="width:0;height:1.5pt" o:hralign="center" o:hrstd="t" o:hr="t" fillcolor="#a0a0a0" stroked="f"/>
+          <v:rect id="_x0000_i1040" style="width:0;height:1.5pt" o:hralign="center" o:hrstd="t" o:hr="t" fillcolor="#a0a0a0" stroked="f"/>
         </w:pict>
       </w:r>
     </w:p>
@@ -15404,7 +15405,7 @@
           <w:lang w:val="en-IN"/>
         </w:rPr>
         <w:pict w14:anchorId="3219F6FA">
-          <v:rect id="_x0000_i1159" style="width:0;height:1.5pt" o:hralign="center" o:hrstd="t" o:hr="t" fillcolor="#a0a0a0" stroked="f"/>
+          <v:rect id="_x0000_i1041" style="width:0;height:1.5pt" o:hralign="center" o:hrstd="t" o:hr="t" fillcolor="#a0a0a0" stroked="f"/>
         </w:pict>
       </w:r>
     </w:p>
@@ -16538,7 +16539,7 @@
           <w:lang w:val="en-IN"/>
         </w:rPr>
         <w:pict w14:anchorId="2924AD3D">
-          <v:rect id="_x0000_i1160" style="width:0;height:1.5pt" o:hralign="center" o:hrstd="t" o:hr="t" fillcolor="#a0a0a0" stroked="f"/>
+          <v:rect id="_x0000_i1042" style="width:0;height:1.5pt" o:hralign="center" o:hrstd="t" o:hr="t" fillcolor="#a0a0a0" stroked="f"/>
         </w:pict>
       </w:r>
     </w:p>
@@ -17006,7 +17007,7 @@
           <w:lang w:val="en-IN"/>
         </w:rPr>
         <w:pict w14:anchorId="7F16BD85">
-          <v:rect id="_x0000_i1161" style="width:0;height:1.5pt" o:hralign="center" o:hrstd="t" o:hr="t" fillcolor="#a0a0a0" stroked="f"/>
+          <v:rect id="_x0000_i1043" style="width:0;height:1.5pt" o:hralign="center" o:hrstd="t" o:hr="t" fillcolor="#a0a0a0" stroked="f"/>
         </w:pict>
       </w:r>
     </w:p>
@@ -17391,7 +17392,7 @@
           <w:lang w:val="en-IN"/>
         </w:rPr>
         <w:pict w14:anchorId="267198A5">
-          <v:rect id="_x0000_i1162" style="width:0;height:1.5pt" o:hralign="center" o:hrstd="t" o:hr="t" fillcolor="#a0a0a0" stroked="f"/>
+          <v:rect id="_x0000_i1044" style="width:0;height:1.5pt" o:hralign="center" o:hrstd="t" o:hr="t" fillcolor="#a0a0a0" stroked="f"/>
         </w:pict>
       </w:r>
     </w:p>
@@ -17935,7 +17936,7 @@
           <w:lang w:val="en-IN"/>
         </w:rPr>
         <w:pict w14:anchorId="6EF9B932">
-          <v:rect id="_x0000_i1163" style="width:0;height:1.5pt" o:hralign="center" o:hrstd="t" o:hr="t" fillcolor="#a0a0a0" stroked="f"/>
+          <v:rect id="_x0000_i1045" style="width:0;height:1.5pt" o:hralign="center" o:hrstd="t" o:hr="t" fillcolor="#a0a0a0" stroked="f"/>
         </w:pict>
       </w:r>
     </w:p>
@@ -18458,7 +18459,7 @@
           <w:noProof/>
         </w:rPr>
         <w:pict w14:anchorId="6694A175">
-          <v:rect id="_x0000_i1036" alt="" style="width:434.5pt;height:.05pt;mso-width-percent:0;mso-height-percent:0;mso-width-percent:0;mso-height-percent:0" o:hralign="center" o:hrstd="t" o:hr="t"/>
+          <v:rect id="_x0000_i1046" alt="" style="width:434.5pt;height:.05pt;mso-width-percent:0;mso-height-percent:0;mso-width-percent:0;mso-height-percent:0" o:hralign="center" o:hrstd="t" o:hr="t"/>
         </w:pict>
       </w:r>
     </w:p>
@@ -19618,7 +19619,7 @@
           <w:lang w:val="en-IN"/>
         </w:rPr>
         <w:pict w14:anchorId="369A0816">
-          <v:rect id="_x0000_i1037" style="width:0;height:1.5pt" o:hralign="center" o:hrstd="t" o:hr="t" fillcolor="#a0a0a0" stroked="f"/>
+          <v:rect id="_x0000_i1047" style="width:0;height:1.5pt" o:hralign="center" o:hrstd="t" o:hr="t" fillcolor="#a0a0a0" stroked="f"/>
         </w:pict>
       </w:r>
     </w:p>
@@ -19897,7 +19898,7 @@
           <w:lang w:val="en-IN"/>
         </w:rPr>
         <w:pict w14:anchorId="4E350F41">
-          <v:rect id="_x0000_i1038" style="width:0;height:1.5pt" o:hralign="center" o:hrstd="t" o:hr="t" fillcolor="#a0a0a0" stroked="f"/>
+          <v:rect id="_x0000_i1048" style="width:0;height:1.5pt" o:hralign="center" o:hrstd="t" o:hr="t" fillcolor="#a0a0a0" stroked="f"/>
         </w:pict>
       </w:r>
     </w:p>
@@ -20341,7 +20342,7 @@
           <w:lang w:val="en-IN"/>
         </w:rPr>
         <w:pict w14:anchorId="64971397">
-          <v:rect id="_x0000_i1039" style="width:0;height:1.5pt" o:hralign="center" o:hrstd="t" o:hr="t" fillcolor="#a0a0a0" stroked="f"/>
+          <v:rect id="_x0000_i1049" style="width:0;height:1.5pt" o:hralign="center" o:hrstd="t" o:hr="t" fillcolor="#a0a0a0" stroked="f"/>
         </w:pict>
       </w:r>
     </w:p>
@@ -20531,7 +20532,7 @@
           <w:lang w:val="en-IN"/>
         </w:rPr>
         <w:pict w14:anchorId="12D7860A">
-          <v:rect id="_x0000_i1040" style="width:0;height:1.5pt" o:hralign="center" o:hrstd="t" o:hr="t" fillcolor="#a0a0a0" stroked="f"/>
+          <v:rect id="_x0000_i1050" style="width:0;height:1.5pt" o:hralign="center" o:hrstd="t" o:hr="t" fillcolor="#a0a0a0" stroked="f"/>
         </w:pict>
       </w:r>
     </w:p>
@@ -20789,7 +20790,7 @@
           <w:lang w:val="en-IN"/>
         </w:rPr>
         <w:pict w14:anchorId="713DDC9C">
-          <v:rect id="_x0000_i1041" style="width:0;height:1.5pt" o:hralign="center" o:hrstd="t" o:hr="t" fillcolor="#a0a0a0" stroked="f"/>
+          <v:rect id="_x0000_i1051" style="width:0;height:1.5pt" o:hralign="center" o:hrstd="t" o:hr="t" fillcolor="#a0a0a0" stroked="f"/>
         </w:pict>
       </w:r>
     </w:p>
@@ -21091,7 +21092,7 @@
           <w:lang w:val="en-IN"/>
         </w:rPr>
         <w:pict w14:anchorId="6D45489A">
-          <v:rect id="_x0000_i1042" style="width:0;height:1.5pt" o:hralign="center" o:hrstd="t" o:hr="t" fillcolor="#a0a0a0" stroked="f"/>
+          <v:rect id="_x0000_i1052" style="width:0;height:1.5pt" o:hralign="center" o:hrstd="t" o:hr="t" fillcolor="#a0a0a0" stroked="f"/>
         </w:pict>
       </w:r>
     </w:p>
@@ -21394,7 +21395,7 @@
           <w:lang w:val="en-IN"/>
         </w:rPr>
         <w:pict w14:anchorId="15FF2692">
-          <v:rect id="_x0000_i1043" style="width:0;height:1.5pt" o:hralign="center" o:hrstd="t" o:hr="t" fillcolor="#a0a0a0" stroked="f"/>
+          <v:rect id="_x0000_i1053" style="width:0;height:1.5pt" o:hralign="center" o:hrstd="t" o:hr="t" fillcolor="#a0a0a0" stroked="f"/>
         </w:pict>
       </w:r>
     </w:p>
@@ -21949,7 +21950,7 @@
           <w:lang w:val="en-IN"/>
         </w:rPr>
         <w:pict w14:anchorId="787774CB">
-          <v:rect id="_x0000_i1044" style="width:0;height:1.5pt" o:hralign="center" o:hrstd="t" o:hr="t" fillcolor="#a0a0a0" stroked="f"/>
+          <v:rect id="_x0000_i1054" style="width:0;height:1.5pt" o:hralign="center" o:hrstd="t" o:hr="t" fillcolor="#a0a0a0" stroked="f"/>
         </w:pict>
       </w:r>
     </w:p>
@@ -22039,7 +22040,7 @@
           <w:lang w:val="en-IN"/>
         </w:rPr>
         <w:pict w14:anchorId="19C89412">
-          <v:rect id="_x0000_i1045" style="width:0;height:1.5pt" o:hralign="center" o:hrstd="t" o:hr="t" fillcolor="#a0a0a0" stroked="f"/>
+          <v:rect id="_x0000_i1055" style="width:0;height:1.5pt" o:hralign="center" o:hrstd="t" o:hr="t" fillcolor="#a0a0a0" stroked="f"/>
         </w:pict>
       </w:r>
     </w:p>
@@ -22321,7 +22322,7 @@
           <w:lang w:val="en-IN"/>
         </w:rPr>
         <w:pict w14:anchorId="3EE547FD">
-          <v:rect id="_x0000_i1046" style="width:0;height:1.5pt" o:hralign="center" o:hrstd="t" o:hr="t" fillcolor="#a0a0a0" stroked="f"/>
+          <v:rect id="_x0000_i1056" style="width:0;height:1.5pt" o:hralign="center" o:hrstd="t" o:hr="t" fillcolor="#a0a0a0" stroked="f"/>
         </w:pict>
       </w:r>
     </w:p>
@@ -22831,7 +22832,7 @@
           <w:noProof/>
         </w:rPr>
         <w:pict w14:anchorId="2D906928">
-          <v:rect id="_x0000_i1047" alt="" style="width:434.5pt;height:.05pt;mso-width-percent:0;mso-height-percent:0;mso-width-percent:0;mso-height-percent:0" o:hralign="center" o:hrstd="t" o:hr="t"/>
+          <v:rect id="_x0000_i1057" alt="" style="width:434.5pt;height:.05pt;mso-width-percent:0;mso-height-percent:0;mso-width-percent:0;mso-height-percent:0" o:hralign="center" o:hrstd="t" o:hr="t"/>
         </w:pict>
       </w:r>
     </w:p>
@@ -24061,7 +24062,7 @@
           <w:noProof/>
         </w:rPr>
         <w:pict w14:anchorId="181F01F2">
-          <v:rect id="_x0000_i1048" alt="" style="width:434.5pt;height:.05pt;mso-width-percent:0;mso-height-percent:0;mso-width-percent:0;mso-height-percent:0" o:hralign="center" o:hrstd="t" o:hr="t"/>
+          <v:rect id="_x0000_i1058" alt="" style="width:434.5pt;height:.05pt;mso-width-percent:0;mso-height-percent:0;mso-width-percent:0;mso-height-percent:0" o:hralign="center" o:hrstd="t" o:hr="t"/>
         </w:pict>
       </w:r>
     </w:p>
@@ -24788,7 +24789,7 @@
           <w:lang w:val="en-IN" w:eastAsia="en-IN"/>
         </w:rPr>
         <w:pict w14:anchorId="789A4F4B">
-          <v:rect id="_x0000_i1049" style="width:0;height:1.5pt" o:hralign="center" o:hrstd="t" o:hr="t" fillcolor="#a0a0a0" stroked="f"/>
+          <v:rect id="_x0000_i1059" style="width:0;height:1.5pt" o:hralign="center" o:hrstd="t" o:hr="t" fillcolor="#a0a0a0" stroked="f"/>
         </w:pict>
       </w:r>
     </w:p>
@@ -25057,7 +25058,7 @@
           <w:lang w:val="en-IN" w:eastAsia="en-IN"/>
         </w:rPr>
         <w:pict w14:anchorId="52E0DACB">
-          <v:rect id="_x0000_i1050" style="width:0;height:1.5pt" o:hralign="center" o:hrstd="t" o:hr="t" fillcolor="#a0a0a0" stroked="f"/>
+          <v:rect id="_x0000_i1060" style="width:0;height:1.5pt" o:hralign="center" o:hrstd="t" o:hr="t" fillcolor="#a0a0a0" stroked="f"/>
         </w:pict>
       </w:r>
     </w:p>
@@ -25190,7 +25191,7 @@
           <w:lang w:val="en-IN" w:eastAsia="en-IN"/>
         </w:rPr>
         <w:pict w14:anchorId="173682FA">
-          <v:rect id="_x0000_i1051" style="width:0;height:1.5pt" o:hralign="center" o:hrstd="t" o:hr="t" fillcolor="#a0a0a0" stroked="f"/>
+          <v:rect id="_x0000_i1061" style="width:0;height:1.5pt" o:hralign="center" o:hrstd="t" o:hr="t" fillcolor="#a0a0a0" stroked="f"/>
         </w:pict>
       </w:r>
     </w:p>
@@ -25393,7 +25394,7 @@
           <w:lang w:val="en-IN" w:eastAsia="en-IN"/>
         </w:rPr>
         <w:pict w14:anchorId="214B7382">
-          <v:rect id="_x0000_i1052" style="width:0;height:1.5pt" o:hralign="center" o:hrstd="t" o:hr="t" fillcolor="#a0a0a0" stroked="f"/>
+          <v:rect id="_x0000_i1062" style="width:0;height:1.5pt" o:hralign="center" o:hrstd="t" o:hr="t" fillcolor="#a0a0a0" stroked="f"/>
         </w:pict>
       </w:r>
     </w:p>
@@ -25833,7 +25834,7 @@
           <w:lang w:val="en-IN" w:eastAsia="en-IN"/>
         </w:rPr>
         <w:pict w14:anchorId="669B0F07">
-          <v:rect id="_x0000_i1053" style="width:0;height:1.5pt" o:hralign="center" o:hrstd="t" o:hr="t" fillcolor="#a0a0a0" stroked="f"/>
+          <v:rect id="_x0000_i1063" style="width:0;height:1.5pt" o:hralign="center" o:hrstd="t" o:hr="t" fillcolor="#a0a0a0" stroked="f"/>
         </w:pict>
       </w:r>
     </w:p>
@@ -26000,7 +26001,7 @@
           <w:lang w:val="en-IN" w:eastAsia="en-IN"/>
         </w:rPr>
         <w:pict w14:anchorId="659C6059">
-          <v:rect id="_x0000_i1054" style="width:0;height:1.5pt" o:hralign="center" o:hrstd="t" o:hr="t" fillcolor="#a0a0a0" stroked="f"/>
+          <v:rect id="_x0000_i1064" style="width:0;height:1.5pt" o:hralign="center" o:hrstd="t" o:hr="t" fillcolor="#a0a0a0" stroked="f"/>
         </w:pict>
       </w:r>
     </w:p>
@@ -26268,7 +26269,7 @@
           <w:lang w:val="en-IN" w:eastAsia="en-IN"/>
         </w:rPr>
         <w:pict w14:anchorId="3B292A3F">
-          <v:rect id="_x0000_i1055" style="width:0;height:1.5pt" o:hralign="center" o:hrstd="t" o:hr="t" fillcolor="#a0a0a0" stroked="f"/>
+          <v:rect id="_x0000_i1065" style="width:0;height:1.5pt" o:hralign="center" o:hrstd="t" o:hr="t" fillcolor="#a0a0a0" stroked="f"/>
         </w:pict>
       </w:r>
     </w:p>
@@ -26550,7 +26551,7 @@
           <w:lang w:val="en-IN" w:eastAsia="en-IN"/>
         </w:rPr>
         <w:pict w14:anchorId="35468CA7">
-          <v:rect id="_x0000_i1056" style="width:0;height:1.5pt" o:hralign="center" o:hrstd="t" o:hr="t" fillcolor="#a0a0a0" stroked="f"/>
+          <v:rect id="_x0000_i1066" style="width:0;height:1.5pt" o:hralign="center" o:hrstd="t" o:hr="t" fillcolor="#a0a0a0" stroked="f"/>
         </w:pict>
       </w:r>
     </w:p>
@@ -26754,7 +26755,7 @@
           <w:lang w:val="en-IN" w:eastAsia="en-IN"/>
         </w:rPr>
         <w:pict w14:anchorId="6E8EAD5E">
-          <v:rect id="_x0000_i1057" style="width:0;height:1.5pt" o:hralign="center" o:hrstd="t" o:hr="t" fillcolor="#a0a0a0" stroked="f"/>
+          <v:rect id="_x0000_i1067" style="width:0;height:1.5pt" o:hralign="center" o:hrstd="t" o:hr="t" fillcolor="#a0a0a0" stroked="f"/>
         </w:pict>
       </w:r>
     </w:p>
@@ -27056,7 +27057,7 @@
           <w:lang w:val="en-IN" w:eastAsia="en-IN"/>
         </w:rPr>
         <w:pict w14:anchorId="729DF305">
-          <v:rect id="_x0000_i1058" style="width:0;height:1.5pt" o:hralign="center" o:hrstd="t" o:hr="t" fillcolor="#a0a0a0" stroked="f"/>
+          <v:rect id="_x0000_i1068" style="width:0;height:1.5pt" o:hralign="center" o:hrstd="t" o:hr="t" fillcolor="#a0a0a0" stroked="f"/>
         </w:pict>
       </w:r>
     </w:p>
@@ -27274,7 +27275,7 @@
           <w:lang w:val="en-IN" w:eastAsia="en-IN"/>
         </w:rPr>
         <w:pict w14:anchorId="3080FB08">
-          <v:rect id="_x0000_i1059" style="width:0;height:1.5pt" o:hralign="center" o:hrstd="t" o:hr="t" fillcolor="#a0a0a0" stroked="f"/>
+          <v:rect id="_x0000_i1069" style="width:0;height:1.5pt" o:hralign="center" o:hrstd="t" o:hr="t" fillcolor="#a0a0a0" stroked="f"/>
         </w:pict>
       </w:r>
     </w:p>
@@ -27453,7 +27454,7 @@
           <w:lang w:val="en-IN" w:eastAsia="en-IN"/>
         </w:rPr>
         <w:pict w14:anchorId="5F2B3141">
-          <v:rect id="_x0000_i1060" style="width:0;height:1.5pt" o:hralign="center" o:hrstd="t" o:hr="t" fillcolor="#a0a0a0" stroked="f"/>
+          <v:rect id="_x0000_i1070" style="width:0;height:1.5pt" o:hralign="center" o:hrstd="t" o:hr="t" fillcolor="#a0a0a0" stroked="f"/>
         </w:pict>
       </w:r>
     </w:p>
@@ -28196,7 +28197,7 @@
           <w:noProof/>
         </w:rPr>
         <w:pict w14:anchorId="170D722B">
-          <v:rect id="_x0000_i1061" alt="" style="width:434.5pt;height:.05pt;mso-width-percent:0;mso-height-percent:0;mso-width-percent:0;mso-height-percent:0" o:hralign="center" o:hrstd="t" o:hr="t"/>
+          <v:rect id="_x0000_i1071" alt="" style="width:434.5pt;height:.05pt;mso-width-percent:0;mso-height-percent:0;mso-width-percent:0;mso-height-percent:0" o:hralign="center" o:hrstd="t" o:hr="t"/>
         </w:pict>
       </w:r>
     </w:p>
@@ -29708,7 +29709,7 @@
           <w:lang w:val="en-IN" w:eastAsia="en-IN"/>
         </w:rPr>
         <w:pict w14:anchorId="01686C52">
-          <v:rect id="_x0000_i1062" style="width:0;height:1.5pt" o:hralign="center" o:hrstd="t" o:hr="t" fillcolor="#a0a0a0" stroked="f"/>
+          <v:rect id="_x0000_i1072" style="width:0;height:1.5pt" o:hralign="center" o:hrstd="t" o:hr="t" fillcolor="#a0a0a0" stroked="f"/>
         </w:pict>
       </w:r>
     </w:p>
@@ -30036,7 +30037,7 @@
           <w:lang w:val="en-IN" w:eastAsia="en-IN"/>
         </w:rPr>
         <w:pict w14:anchorId="1E103A8A">
-          <v:rect id="_x0000_i1063" style="width:0;height:1.5pt" o:hralign="center" o:hrstd="t" o:hr="t" fillcolor="#a0a0a0" stroked="f"/>
+          <v:rect id="_x0000_i1073" style="width:0;height:1.5pt" o:hralign="center" o:hrstd="t" o:hr="t" fillcolor="#a0a0a0" stroked="f"/>
         </w:pict>
       </w:r>
     </w:p>
@@ -30233,7 +30234,7 @@
           <w:lang w:val="en-IN" w:eastAsia="en-IN"/>
         </w:rPr>
         <w:pict w14:anchorId="6FA2952D">
-          <v:rect id="_x0000_i1064" style="width:0;height:1.5pt" o:hralign="center" o:hrstd="t" o:hr="t" fillcolor="#a0a0a0" stroked="f"/>
+          <v:rect id="_x0000_i1074" style="width:0;height:1.5pt" o:hralign="center" o:hrstd="t" o:hr="t" fillcolor="#a0a0a0" stroked="f"/>
         </w:pict>
       </w:r>
     </w:p>
@@ -30444,7 +30445,7 @@
           <w:lang w:val="en-IN" w:eastAsia="en-IN"/>
         </w:rPr>
         <w:pict w14:anchorId="4B41CAE8">
-          <v:rect id="_x0000_i1065" style="width:0;height:1.5pt" o:hralign="center" o:hrstd="t" o:hr="t" fillcolor="#a0a0a0" stroked="f"/>
+          <v:rect id="_x0000_i1075" style="width:0;height:1.5pt" o:hralign="center" o:hrstd="t" o:hr="t" fillcolor="#a0a0a0" stroked="f"/>
         </w:pict>
       </w:r>
     </w:p>
@@ -30608,7 +30609,7 @@
           <w:lang w:val="en-IN" w:eastAsia="en-IN"/>
         </w:rPr>
         <w:pict w14:anchorId="36120990">
-          <v:rect id="_x0000_i1066" style="width:0;height:1.5pt" o:hralign="center" o:hrstd="t" o:hr="t" fillcolor="#a0a0a0" stroked="f"/>
+          <v:rect id="_x0000_i1076" style="width:0;height:1.5pt" o:hralign="center" o:hrstd="t" o:hr="t" fillcolor="#a0a0a0" stroked="f"/>
         </w:pict>
       </w:r>
     </w:p>
@@ -30760,7 +30761,7 @@
           <w:lang w:val="en-IN" w:eastAsia="en-IN"/>
         </w:rPr>
         <w:pict w14:anchorId="6D05A6A3">
-          <v:rect id="_x0000_i1067" style="width:0;height:1.5pt" o:hralign="center" o:hrstd="t" o:hr="t" fillcolor="#a0a0a0" stroked="f"/>
+          <v:rect id="_x0000_i1077" style="width:0;height:1.5pt" o:hralign="center" o:hrstd="t" o:hr="t" fillcolor="#a0a0a0" stroked="f"/>
         </w:pict>
       </w:r>
     </w:p>
@@ -30967,7 +30968,7 @@
           <w:lang w:val="en-IN" w:eastAsia="en-IN"/>
         </w:rPr>
         <w:pict w14:anchorId="0CD6A671">
-          <v:rect id="_x0000_i1068" style="width:0;height:1.5pt" o:hralign="center" o:hrstd="t" o:hr="t" fillcolor="#a0a0a0" stroked="f"/>
+          <v:rect id="_x0000_i1078" style="width:0;height:1.5pt" o:hralign="center" o:hrstd="t" o:hr="t" fillcolor="#a0a0a0" stroked="f"/>
         </w:pict>
       </w:r>
     </w:p>
@@ -31276,7 +31277,7 @@
           <w:lang w:val="en-IN" w:eastAsia="en-IN"/>
         </w:rPr>
         <w:pict w14:anchorId="21BBEDD5">
-          <v:rect id="_x0000_i1069" style="width:0;height:1.5pt" o:hralign="center" o:hrstd="t" o:hr="t" fillcolor="#a0a0a0" stroked="f"/>
+          <v:rect id="_x0000_i1079" style="width:0;height:1.5pt" o:hralign="center" o:hrstd="t" o:hr="t" fillcolor="#a0a0a0" stroked="f"/>
         </w:pict>
       </w:r>
     </w:p>
@@ -31554,7 +31555,7 @@
           <w:lang w:val="en-IN" w:eastAsia="en-IN"/>
         </w:rPr>
         <w:pict w14:anchorId="419FC15F">
-          <v:rect id="_x0000_i1070" style="width:0;height:1.5pt" o:hralign="center" o:hrstd="t" o:hr="t" fillcolor="#a0a0a0" stroked="f"/>
+          <v:rect id="_x0000_i1080" style="width:0;height:1.5pt" o:hralign="center" o:hrstd="t" o:hr="t" fillcolor="#a0a0a0" stroked="f"/>
         </w:pict>
       </w:r>
     </w:p>
@@ -31697,7 +31698,7 @@
           <w:lang w:val="en-IN" w:eastAsia="en-IN"/>
         </w:rPr>
         <w:pict w14:anchorId="28CA2DCF">
-          <v:rect id="_x0000_i1071" style="width:0;height:1.5pt" o:hralign="center" o:hrstd="t" o:hr="t" fillcolor="#a0a0a0" stroked="f"/>
+          <v:rect id="_x0000_i1081" style="width:0;height:1.5pt" o:hralign="center" o:hrstd="t" o:hr="t" fillcolor="#a0a0a0" stroked="f"/>
         </w:pict>
       </w:r>
     </w:p>
@@ -32050,7 +32051,7 @@
           <w:lang w:val="en-IN" w:eastAsia="en-IN"/>
         </w:rPr>
         <w:pict w14:anchorId="6F4C1EEF">
-          <v:rect id="_x0000_i1072" style="width:0;height:1.5pt" o:hralign="center" o:hrstd="t" o:hr="t" fillcolor="#a0a0a0" stroked="f"/>
+          <v:rect id="_x0000_i1082" style="width:0;height:1.5pt" o:hralign="center" o:hrstd="t" o:hr="t" fillcolor="#a0a0a0" stroked="f"/>
         </w:pict>
       </w:r>
     </w:p>
@@ -32306,7 +32307,7 @@
           <w:lang w:val="en-IN" w:eastAsia="en-IN"/>
         </w:rPr>
         <w:pict w14:anchorId="564BB4A1">
-          <v:rect id="_x0000_i1073" style="width:0;height:1.5pt" o:hralign="center" o:hrstd="t" o:hr="t" fillcolor="#a0a0a0" stroked="f"/>
+          <v:rect id="_x0000_i1083" style="width:0;height:1.5pt" o:hralign="center" o:hrstd="t" o:hr="t" fillcolor="#a0a0a0" stroked="f"/>
         </w:pict>
       </w:r>
     </w:p>
@@ -32549,7 +32550,7 @@
           <w:lang w:val="en-IN" w:eastAsia="en-IN"/>
         </w:rPr>
         <w:pict w14:anchorId="315D5D6E">
-          <v:rect id="_x0000_i1074" style="width:0;height:1.5pt" o:hralign="center" o:hrstd="t" o:hr="t" fillcolor="#a0a0a0" stroked="f"/>
+          <v:rect id="_x0000_i1084" style="width:0;height:1.5pt" o:hralign="center" o:hrstd="t" o:hr="t" fillcolor="#a0a0a0" stroked="f"/>
         </w:pict>
       </w:r>
     </w:p>
@@ -32750,7 +32751,7 @@
           <w:lang w:val="en-IN" w:eastAsia="en-IN"/>
         </w:rPr>
         <w:pict w14:anchorId="65D60FBD">
-          <v:rect id="_x0000_i1075" style="width:0;height:1.5pt" o:hralign="center" o:hrstd="t" o:hr="t" fillcolor="#a0a0a0" stroked="f"/>
+          <v:rect id="_x0000_i1085" style="width:0;height:1.5pt" o:hralign="center" o:hrstd="t" o:hr="t" fillcolor="#a0a0a0" stroked="f"/>
         </w:pict>
       </w:r>
     </w:p>
@@ -33262,7 +33263,7 @@
           <w:lang w:val="en-IN" w:eastAsia="en-IN"/>
         </w:rPr>
         <w:pict w14:anchorId="6026AA23">
-          <v:rect id="_x0000_i1076" style="width:0;height:1.5pt" o:hralign="center" o:hrstd="t" o:hr="t" fillcolor="#a0a0a0" stroked="f"/>
+          <v:rect id="_x0000_i1086" style="width:0;height:1.5pt" o:hralign="center" o:hrstd="t" o:hr="t" fillcolor="#a0a0a0" stroked="f"/>
         </w:pict>
       </w:r>
     </w:p>
@@ -33473,7 +33474,7 @@
           <w:lang w:val="en-IN" w:eastAsia="en-IN"/>
         </w:rPr>
         <w:pict w14:anchorId="4659F0CF">
-          <v:rect id="_x0000_i1077" style="width:0;height:1.5pt" o:hralign="center" o:hrstd="t" o:hr="t" fillcolor="#a0a0a0" stroked="f"/>
+          <v:rect id="_x0000_i1087" style="width:0;height:1.5pt" o:hralign="center" o:hrstd="t" o:hr="t" fillcolor="#a0a0a0" stroked="f"/>
         </w:pict>
       </w:r>
     </w:p>
@@ -33892,7 +33893,7 @@
           <w:noProof/>
         </w:rPr>
         <w:pict w14:anchorId="07407C99">
-          <v:rect id="_x0000_i1078" alt="" style="width:434.5pt;height:.05pt;mso-width-percent:0;mso-height-percent:0;mso-width-percent:0;mso-height-percent:0" o:hralign="center" o:hrstd="t" o:hr="t"/>
+          <v:rect id="_x0000_i1088" alt="" style="width:434.5pt;height:.05pt;mso-width-percent:0;mso-height-percent:0;mso-width-percent:0;mso-height-percent:0" o:hralign="center" o:hrstd="t" o:hr="t"/>
         </w:pict>
       </w:r>
     </w:p>
@@ -34607,7 +34608,7 @@
           <w:lang w:val="en-IN" w:eastAsia="en-IN"/>
         </w:rPr>
         <w:pict w14:anchorId="4FF8BB38">
-          <v:rect id="_x0000_i1079" style="width:0;height:1.5pt" o:hralign="center" o:hrstd="t" o:hr="t" fillcolor="#a0a0a0" stroked="f"/>
+          <v:rect id="_x0000_i1089" style="width:0;height:1.5pt" o:hralign="center" o:hrstd="t" o:hr="t" fillcolor="#a0a0a0" stroked="f"/>
         </w:pict>
       </w:r>
     </w:p>
@@ -34830,7 +34831,7 @@
           <w:lang w:val="en-IN" w:eastAsia="en-IN"/>
         </w:rPr>
         <w:pict w14:anchorId="143331AE">
-          <v:rect id="_x0000_i1080" style="width:0;height:1.5pt" o:hralign="center" o:hrstd="t" o:hr="t" fillcolor="#a0a0a0" stroked="f"/>
+          <v:rect id="_x0000_i1090" style="width:0;height:1.5pt" o:hralign="center" o:hrstd="t" o:hr="t" fillcolor="#a0a0a0" stroked="f"/>
         </w:pict>
       </w:r>
     </w:p>
@@ -34962,7 +34963,7 @@
           <w:lang w:val="en-IN" w:eastAsia="en-IN"/>
         </w:rPr>
         <w:pict w14:anchorId="0B05ADFD">
-          <v:rect id="_x0000_i1081" style="width:0;height:1.5pt" o:hralign="center" o:hrstd="t" o:hr="t" fillcolor="#a0a0a0" stroked="f"/>
+          <v:rect id="_x0000_i1091" style="width:0;height:1.5pt" o:hralign="center" o:hrstd="t" o:hr="t" fillcolor="#a0a0a0" stroked="f"/>
         </w:pict>
       </w:r>
     </w:p>
@@ -35122,7 +35123,7 @@
           <w:lang w:val="en-IN" w:eastAsia="en-IN"/>
         </w:rPr>
         <w:pict w14:anchorId="73F08B37">
-          <v:rect id="_x0000_i1082" style="width:0;height:1.5pt" o:hralign="center" o:hrstd="t" o:hr="t" fillcolor="#a0a0a0" stroked="f"/>
+          <v:rect id="_x0000_i1092" style="width:0;height:1.5pt" o:hralign="center" o:hrstd="t" o:hr="t" fillcolor="#a0a0a0" stroked="f"/>
         </w:pict>
       </w:r>
     </w:p>
@@ -35292,7 +35293,7 @@
           <w:lang w:val="en-IN" w:eastAsia="en-IN"/>
         </w:rPr>
         <w:pict w14:anchorId="6E19A1AE">
-          <v:rect id="_x0000_i1083" style="width:0;height:1.5pt" o:hralign="center" o:hrstd="t" o:hr="t" fillcolor="#a0a0a0" stroked="f"/>
+          <v:rect id="_x0000_i1093" style="width:0;height:1.5pt" o:hralign="center" o:hrstd="t" o:hr="t" fillcolor="#a0a0a0" stroked="f"/>
         </w:pict>
       </w:r>
     </w:p>
@@ -35379,7 +35380,7 @@
           <w:lang w:val="en-IN" w:eastAsia="en-IN"/>
         </w:rPr>
         <w:pict w14:anchorId="685C9535">
-          <v:rect id="_x0000_i1084" style="width:0;height:1.5pt" o:hralign="center" o:hrstd="t" o:hr="t" fillcolor="#a0a0a0" stroked="f"/>
+          <v:rect id="_x0000_i1094" style="width:0;height:1.5pt" o:hralign="center" o:hrstd="t" o:hr="t" fillcolor="#a0a0a0" stroked="f"/>
         </w:pict>
       </w:r>
     </w:p>
@@ -35743,7 +35744,7 @@
           <w:lang w:val="en-IN" w:eastAsia="en-IN"/>
         </w:rPr>
         <w:pict w14:anchorId="42D4FBFA">
-          <v:rect id="_x0000_i1085" style="width:0;height:1.5pt" o:hralign="center" o:hrstd="t" o:hr="t" fillcolor="#a0a0a0" stroked="f"/>
+          <v:rect id="_x0000_i1095" style="width:0;height:1.5pt" o:hralign="center" o:hrstd="t" o:hr="t" fillcolor="#a0a0a0" stroked="f"/>
         </w:pict>
       </w:r>
     </w:p>
@@ -36102,7 +36103,7 @@
           <w:lang w:val="en-IN" w:eastAsia="en-IN"/>
         </w:rPr>
         <w:pict w14:anchorId="7FD38AF8">
-          <v:rect id="_x0000_i1086" style="width:0;height:1.5pt" o:hralign="center" o:hrstd="t" o:hr="t" fillcolor="#a0a0a0" stroked="f"/>
+          <v:rect id="_x0000_i1096" style="width:0;height:1.5pt" o:hralign="center" o:hrstd="t" o:hr="t" fillcolor="#a0a0a0" stroked="f"/>
         </w:pict>
       </w:r>
     </w:p>
@@ -36462,7 +36463,7 @@
           <w:lang w:val="en-IN" w:eastAsia="en-IN"/>
         </w:rPr>
         <w:pict w14:anchorId="71875489">
-          <v:rect id="_x0000_i1087" style="width:0;height:1.5pt" o:hralign="center" o:hrstd="t" o:hr="t" fillcolor="#a0a0a0" stroked="f"/>
+          <v:rect id="_x0000_i1097" style="width:0;height:1.5pt" o:hralign="center" o:hrstd="t" o:hr="t" fillcolor="#a0a0a0" stroked="f"/>
         </w:pict>
       </w:r>
     </w:p>
@@ -36797,7 +36798,7 @@
           <w:lang w:val="en-IN" w:eastAsia="en-IN"/>
         </w:rPr>
         <w:pict w14:anchorId="6FC30321">
-          <v:rect id="_x0000_i1088" style="width:0;height:1.5pt" o:hralign="center" o:hrstd="t" o:hr="t" fillcolor="#a0a0a0" stroked="f"/>
+          <v:rect id="_x0000_i1098" style="width:0;height:1.5pt" o:hralign="center" o:hrstd="t" o:hr="t" fillcolor="#a0a0a0" stroked="f"/>
         </w:pict>
       </w:r>
     </w:p>
@@ -37403,7 +37404,7 @@
           <w:lang w:val="en-IN" w:eastAsia="en-IN"/>
         </w:rPr>
         <w:pict w14:anchorId="275BF077">
-          <v:rect id="_x0000_i1089" style="width:0;height:1.5pt" o:hralign="center" o:hrstd="t" o:hr="t" fillcolor="#a0a0a0" stroked="f"/>
+          <v:rect id="_x0000_i1099" style="width:0;height:1.5pt" o:hralign="center" o:hrstd="t" o:hr="t" fillcolor="#a0a0a0" stroked="f"/>
         </w:pict>
       </w:r>
     </w:p>
@@ -37546,7 +37547,7 @@
           <w:noProof/>
         </w:rPr>
         <w:pict w14:anchorId="0D24D93A">
-          <v:rect id="_x0000_i1090" alt="" style="width:434.5pt;height:.05pt;mso-width-percent:0;mso-height-percent:0;mso-width-percent:0;mso-height-percent:0" o:hralign="center" o:hrstd="t" o:hr="t"/>
+          <v:rect id="_x0000_i1100" alt="" style="width:434.5pt;height:.05pt;mso-width-percent:0;mso-height-percent:0;mso-width-percent:0;mso-height-percent:0" o:hralign="center" o:hrstd="t" o:hr="t"/>
         </w:pict>
       </w:r>
     </w:p>
@@ -40520,7 +40521,7 @@
           <w:noProof/>
         </w:rPr>
         <w:pict w14:anchorId="59AE514C">
-          <v:rect id="_x0000_i1091" alt="" style="width:434.5pt;height:.05pt;mso-width-percent:0;mso-height-percent:0;mso-width-percent:0;mso-height-percent:0" o:hralign="center" o:hrstd="t" o:hr="t"/>
+          <v:rect id="_x0000_i1101" alt="" style="width:434.5pt;height:.05pt;mso-width-percent:0;mso-height-percent:0;mso-width-percent:0;mso-height-percent:0" o:hralign="center" o:hrstd="t" o:hr="t"/>
         </w:pict>
       </w:r>
     </w:p>
@@ -41984,7 +41985,7 @@
           <w:noProof/>
         </w:rPr>
         <w:pict w14:anchorId="0F71B88A">
-          <v:rect id="_x0000_i1092" alt="" style="width:434.5pt;height:.05pt;mso-width-percent:0;mso-height-percent:0;mso-width-percent:0;mso-height-percent:0" o:hralign="center" o:hrstd="t" o:hr="t"/>
+          <v:rect id="_x0000_i1102" alt="" style="width:434.5pt;height:.05pt;mso-width-percent:0;mso-height-percent:0;mso-width-percent:0;mso-height-percent:0" o:hralign="center" o:hrstd="t" o:hr="t"/>
         </w:pict>
       </w:r>
     </w:p>
@@ -42226,7 +42227,7 @@
           <w:noProof/>
         </w:rPr>
         <w:pict w14:anchorId="18C13723">
-          <v:rect id="_x0000_i1093" alt="" style="width:434.5pt;height:.05pt;mso-width-percent:0;mso-height-percent:0;mso-width-percent:0;mso-height-percent:0" o:hralign="center" o:hrstd="t" o:hr="t"/>
+          <v:rect id="_x0000_i1103" alt="" style="width:434.5pt;height:.05pt;mso-width-percent:0;mso-height-percent:0;mso-width-percent:0;mso-height-percent:0" o:hralign="center" o:hrstd="t" o:hr="t"/>
         </w:pict>
       </w:r>
     </w:p>
@@ -53758,6 +53759,7 @@
   <w:style w:type="character" w:default="1" w:styleId="DefaultParagraphFont">
     <w:name w:val="Default Paragraph Font"/>
     <w:uiPriority w:val="1"/>
+    <w:semiHidden/>
     <w:unhideWhenUsed/>
   </w:style>
   <w:style w:type="table" w:default="1" w:styleId="TableNormal">
